--- a/arb/docx/56.content.docx
+++ b/arb/docx/56.content.docx
@@ -873,6 +873,23 @@
           <w:b/>
           <w:lang w:val="ar_AE" w:bidi="ar_AE"/>
         </w:rPr>
+        <w:t>κατὰ πίστιν ἐκλεκτῶν Θεοῦ καὶ ἐπίγνωσιν ἀληθείας</w:t>
+      </w:r>
+    </w:p>
+    <w:p>
+      <w:pPr>
+        <w:bidi/>
+      </w:pPr>
+      <w:r>
+        <w:rPr>
+          <w:lang w:val="ar_AE" w:bidi="ar_AE"/>
+        </w:rPr>
+      </w:r>
+      <w:r>
+        <w:rPr>
+          <w:b/>
+          <w:lang w:val="ar_AE" w:bidi="ar_AE"/>
+        </w:rPr>
         <w:t>"لأَجْلِ إِيمَانِ مُخْتَارِي اللهِ وَمَعْرِفَةِ الْحَقِّ"</w:t>
       </w:r>
     </w:p>
@@ -1004,6 +1021,23 @@
           <w:b/>
           <w:lang w:val="ar_AE" w:bidi="ar_AE"/>
         </w:rPr>
+        <w:t>ἐκλεκτῶν Θεοῦ</w:t>
+      </w:r>
+    </w:p>
+    <w:p>
+      <w:pPr>
+        <w:bidi/>
+      </w:pPr>
+      <w:r>
+        <w:rPr>
+          <w:lang w:val="ar_AE" w:bidi="ar_AE"/>
+        </w:rPr>
+      </w:r>
+      <w:r>
+        <w:rPr>
+          <w:b/>
+          <w:lang w:val="ar_AE" w:bidi="ar_AE"/>
+        </w:rPr>
         <w:t>"مُخْتَارِي اللهِ"</w:t>
       </w:r>
     </w:p>
@@ -1096,6 +1130,23 @@
           <w:b/>
           <w:lang w:val="ar_AE" w:bidi="ar_AE"/>
         </w:rPr>
+        <w:t>καὶ ἐπίγνωσιν ἀληθείας</w:t>
+      </w:r>
+    </w:p>
+    <w:p>
+      <w:pPr>
+        <w:bidi/>
+      </w:pPr>
+      <w:r>
+        <w:rPr>
+          <w:lang w:val="ar_AE" w:bidi="ar_AE"/>
+        </w:rPr>
+      </w:r>
+      <w:r>
+        <w:rPr>
+          <w:b/>
+          <w:lang w:val="ar_AE" w:bidi="ar_AE"/>
+        </w:rPr>
         <w:t>"وَمَعْرِفَةِ الْحَقِّ"</w:t>
       </w:r>
     </w:p>
@@ -1188,6 +1239,23 @@
           <w:b/>
           <w:lang w:val="ar_AE" w:bidi="ar_AE"/>
         </w:rPr>
+        <w:t>τῆς κατ’ εὐσέβειαν</w:t>
+      </w:r>
+    </w:p>
+    <w:p>
+      <w:pPr>
+        <w:bidi/>
+      </w:pPr>
+      <w:r>
+        <w:rPr>
+          <w:lang w:val="ar_AE" w:bidi="ar_AE"/>
+        </w:rPr>
+      </w:r>
+      <w:r>
+        <w:rPr>
+          <w:b/>
+          <w:lang w:val="ar_AE" w:bidi="ar_AE"/>
+        </w:rPr>
         <w:t>"الَّذِي هُوَ حَسَبُ التَّقْوَى"</w:t>
       </w:r>
     </w:p>
@@ -1293,6 +1361,23 @@
           <w:b/>
           <w:lang w:val="ar_AE" w:bidi="ar_AE"/>
         </w:rPr>
+        <w:t>ἐπ’ ἐλπίδι ζωῆς αἰωνίου</w:t>
+      </w:r>
+    </w:p>
+    <w:p>
+      <w:pPr>
+        <w:bidi/>
+      </w:pPr>
+      <w:r>
+        <w:rPr>
+          <w:lang w:val="ar_AE" w:bidi="ar_AE"/>
+        </w:rPr>
+      </w:r>
+      <w:r>
+        <w:rPr>
+          <w:b/>
+          <w:lang w:val="ar_AE" w:bidi="ar_AE"/>
+        </w:rPr>
         <w:t>"عَلَى رَجَاءِ الْحَيَاةِ الأَبَدِيَّةِ"</w:t>
       </w:r>
     </w:p>
@@ -1440,6 +1525,23 @@
           <w:b/>
           <w:lang w:val="ar_AE" w:bidi="ar_AE"/>
         </w:rPr>
+        <w:t>ἐπ’ ἐλπίδι ζωῆς αἰωνίου</w:t>
+      </w:r>
+    </w:p>
+    <w:p>
+      <w:pPr>
+        <w:bidi/>
+      </w:pPr>
+      <w:r>
+        <w:rPr>
+          <w:lang w:val="ar_AE" w:bidi="ar_AE"/>
+        </w:rPr>
+      </w:r>
+      <w:r>
+        <w:rPr>
+          <w:b/>
+          <w:lang w:val="ar_AE" w:bidi="ar_AE"/>
+        </w:rPr>
         <w:t>"عَلَى رَجَاءِ الْحَيَاةِ الأَبَدِيَّةِ"</w:t>
       </w:r>
     </w:p>
@@ -1561,6 +1663,23 @@
           <w:b/>
           <w:lang w:val="ar_AE" w:bidi="ar_AE"/>
         </w:rPr>
+        <w:t>ὁ ἀψευδὴς Θεὸς</w:t>
+      </w:r>
+    </w:p>
+    <w:p>
+      <w:pPr>
+        <w:bidi/>
+      </w:pPr>
+      <w:r>
+        <w:rPr>
+          <w:lang w:val="ar_AE" w:bidi="ar_AE"/>
+        </w:rPr>
+      </w:r>
+      <w:r>
+        <w:rPr>
+          <w:b/>
+          <w:lang w:val="ar_AE" w:bidi="ar_AE"/>
+        </w:rPr>
         <w:t>"اللهُ الْمُنَزَّهُ عَنِ الْكَذِبِ"</w:t>
       </w:r>
     </w:p>
@@ -1755,6 +1874,23 @@
           <w:b/>
           <w:lang w:val="ar_AE" w:bidi="ar_AE"/>
         </w:rPr>
+        <w:t>καιροῖς ἰδίοις</w:t>
+      </w:r>
+    </w:p>
+    <w:p>
+      <w:pPr>
+        <w:bidi/>
+      </w:pPr>
+      <w:r>
+        <w:rPr>
+          <w:lang w:val="ar_AE" w:bidi="ar_AE"/>
+        </w:rPr>
+      </w:r>
+      <w:r>
+        <w:rPr>
+          <w:b/>
+          <w:lang w:val="ar_AE" w:bidi="ar_AE"/>
+        </w:rPr>
         <w:t>"فِي أَوْقَاتِهَا الْخَاصَّةِ"</w:t>
       </w:r>
     </w:p>
@@ -1841,6 +1977,23 @@
           <w:b/>
           <w:lang w:val="ar_AE" w:bidi="ar_AE"/>
         </w:rPr>
+        <w:t>ἐφανέρωσεν &amp; τὸν λόγον αὐτοῦ</w:t>
+      </w:r>
+    </w:p>
+    <w:p>
+      <w:pPr>
+        <w:bidi/>
+      </w:pPr>
+      <w:r>
+        <w:rPr>
+          <w:lang w:val="ar_AE" w:bidi="ar_AE"/>
+        </w:rPr>
+      </w:r>
+      <w:r>
+        <w:rPr>
+          <w:b/>
+          <w:lang w:val="ar_AE" w:bidi="ar_AE"/>
+        </w:rPr>
         <w:t>"وَإِنَّمَا أَظْهَرَ كَلِمَتَهُ"</w:t>
       </w:r>
     </w:p>
@@ -1949,6 +2102,23 @@
           <w:b/>
           <w:lang w:val="ar_AE" w:bidi="ar_AE"/>
         </w:rPr>
+        <w:t>ἐν κηρύγματι</w:t>
+      </w:r>
+    </w:p>
+    <w:p>
+      <w:pPr>
+        <w:bidi/>
+      </w:pPr>
+      <w:r>
+        <w:rPr>
+          <w:lang w:val="ar_AE" w:bidi="ar_AE"/>
+        </w:rPr>
+      </w:r>
+      <w:r>
+        <w:rPr>
+          <w:b/>
+          <w:lang w:val="ar_AE" w:bidi="ar_AE"/>
+        </w:rPr>
         <w:t>"بِالْكِرَازَةِ"</w:t>
       </w:r>
     </w:p>
@@ -2070,6 +2240,23 @@
           <w:b/>
           <w:lang w:val="ar_AE" w:bidi="ar_AE"/>
         </w:rPr>
+        <w:t>ὃ ἐπιστεύθην ἐγὼ</w:t>
+      </w:r>
+    </w:p>
+    <w:p>
+      <w:pPr>
+        <w:bidi/>
+      </w:pPr>
+      <w:r>
+        <w:rPr>
+          <w:lang w:val="ar_AE" w:bidi="ar_AE"/>
+        </w:rPr>
+      </w:r>
+      <w:r>
+        <w:rPr>
+          <w:b/>
+          <w:lang w:val="ar_AE" w:bidi="ar_AE"/>
+        </w:rPr>
         <w:t>"اؤْتُمِنْتُ أَنَا"</w:t>
       </w:r>
     </w:p>
@@ -2184,6 +2371,23 @@
           <w:b/>
           <w:lang w:val="ar_AE" w:bidi="ar_AE"/>
         </w:rPr>
+        <w:t>ἡμῶν</w:t>
+      </w:r>
+    </w:p>
+    <w:p>
+      <w:pPr>
+        <w:bidi/>
+      </w:pPr>
+      <w:r>
+        <w:rPr>
+          <w:lang w:val="ar_AE" w:bidi="ar_AE"/>
+        </w:rPr>
+      </w:r>
+      <w:r>
+        <w:rPr>
+          <w:b/>
+          <w:lang w:val="ar_AE" w:bidi="ar_AE"/>
+        </w:rPr>
         <w:t>"مُخَلِّصِنَا"</w:t>
       </w:r>
     </w:p>
@@ -2289,6 +2493,23 @@
           <w:b/>
           <w:lang w:val="ar_AE" w:bidi="ar_AE"/>
         </w:rPr>
+        <w:t>γνησίῳ τέκνῳ</w:t>
+      </w:r>
+    </w:p>
+    <w:p>
+      <w:pPr>
+        <w:bidi/>
+      </w:pPr>
+      <w:r>
+        <w:rPr>
+          <w:lang w:val="ar_AE" w:bidi="ar_AE"/>
+        </w:rPr>
+      </w:r>
+      <w:r>
+        <w:rPr>
+          <w:b/>
+          <w:lang w:val="ar_AE" w:bidi="ar_AE"/>
+        </w:rPr>
         <w:t>"الابْنِ الصَّرِيحِ"</w:t>
       </w:r>
     </w:p>
@@ -2410,6 +2631,23 @@
           <w:b/>
           <w:lang w:val="ar_AE" w:bidi="ar_AE"/>
         </w:rPr>
+        <w:t>κατὰ κοινὴν πίστιν</w:t>
+      </w:r>
+    </w:p>
+    <w:p>
+      <w:pPr>
+        <w:bidi/>
+      </w:pPr>
+      <w:r>
+        <w:rPr>
+          <w:lang w:val="ar_AE" w:bidi="ar_AE"/>
+        </w:rPr>
+      </w:r>
+      <w:r>
+        <w:rPr>
+          <w:b/>
+          <w:lang w:val="ar_AE" w:bidi="ar_AE"/>
+        </w:rPr>
         <w:t>"حَسَبَ الإِيمَانِ الْمُشْتَرَكِ"</w:t>
       </w:r>
     </w:p>
@@ -2544,6 +2782,23 @@
           <w:b/>
           <w:lang w:val="ar_AE" w:bidi="ar_AE"/>
         </w:rPr>
+        <w:t>χάρις καὶ εἰρήνη</w:t>
+      </w:r>
+    </w:p>
+    <w:p>
+      <w:pPr>
+        <w:bidi/>
+      </w:pPr>
+      <w:r>
+        <w:rPr>
+          <w:lang w:val="ar_AE" w:bidi="ar_AE"/>
+        </w:rPr>
+      </w:r>
+      <w:r>
+        <w:rPr>
+          <w:b/>
+          <w:lang w:val="ar_AE" w:bidi="ar_AE"/>
+        </w:rPr>
         <w:t>"نِعْمَةٌ وَرَحْمَةٌ وَسَلاَمٌ"</w:t>
       </w:r>
     </w:p>
@@ -2652,6 +2907,23 @@
           <w:b/>
           <w:lang w:val="ar_AE" w:bidi="ar_AE"/>
         </w:rPr>
+        <w:t>χάρις καὶ εἰρήνη ἀπὸ Θεοῦ Πατρὸς καὶ Χριστοῦ Ἰησοῦ τοῦ Σωτῆρος ἡμῶν</w:t>
+      </w:r>
+    </w:p>
+    <w:p>
+      <w:pPr>
+        <w:bidi/>
+      </w:pPr>
+      <w:r>
+        <w:rPr>
+          <w:lang w:val="ar_AE" w:bidi="ar_AE"/>
+        </w:rPr>
+      </w:r>
+      <w:r>
+        <w:rPr>
+          <w:b/>
+          <w:lang w:val="ar_AE" w:bidi="ar_AE"/>
+        </w:rPr>
         <w:t>"نِعْمَةٌ وَرَحْمَةٌ وَسَلاَمٌ مِنَ اللهِ الآبِ وَالرَّبِّ يَسُوعَ الْمَسِيحِ مُخَلِّصِنَا"</w:t>
       </w:r>
     </w:p>
@@ -2786,6 +3058,23 @@
           <w:b/>
           <w:lang w:val="ar_AE" w:bidi="ar_AE"/>
         </w:rPr>
+        <w:t>Χριστοῦ Ἰησοῦ τοῦ Σωτῆρος ἡμῶν</w:t>
+      </w:r>
+    </w:p>
+    <w:p>
+      <w:pPr>
+        <w:bidi/>
+      </w:pPr>
+      <w:r>
+        <w:rPr>
+          <w:lang w:val="ar_AE" w:bidi="ar_AE"/>
+        </w:rPr>
+      </w:r>
+      <w:r>
+        <w:rPr>
+          <w:b/>
+          <w:lang w:val="ar_AE" w:bidi="ar_AE"/>
+        </w:rPr>
         <w:t>"وَالرَّبِّ يَسُوعَ الْمَسِيحِ مُخَلِّصِنَا"</w:t>
       </w:r>
     </w:p>
@@ -2872,6 +3161,23 @@
           <w:b/>
           <w:lang w:val="ar_AE" w:bidi="ar_AE"/>
         </w:rPr>
+        <w:t>ἡμῶν</w:t>
+      </w:r>
+    </w:p>
+    <w:p>
+      <w:pPr>
+        <w:bidi/>
+      </w:pPr>
+      <w:r>
+        <w:rPr>
+          <w:lang w:val="ar_AE" w:bidi="ar_AE"/>
+        </w:rPr>
+      </w:r>
+      <w:r>
+        <w:rPr>
+          <w:b/>
+          <w:lang w:val="ar_AE" w:bidi="ar_AE"/>
+        </w:rPr>
         <w:t>"مُخَلِّصِنَا"</w:t>
       </w:r>
     </w:p>
@@ -2993,6 +3299,23 @@
           <w:b/>
           <w:lang w:val="ar_AE" w:bidi="ar_AE"/>
         </w:rPr>
+        <w:t>τούτου χάριν</w:t>
+      </w:r>
+    </w:p>
+    <w:p>
+      <w:pPr>
+        <w:bidi/>
+      </w:pPr>
+      <w:r>
+        <w:rPr>
+          <w:lang w:val="ar_AE" w:bidi="ar_AE"/>
+        </w:rPr>
+      </w:r>
+      <w:r>
+        <w:rPr>
+          <w:b/>
+          <w:lang w:val="ar_AE" w:bidi="ar_AE"/>
+        </w:rPr>
         <w:t>"مِنْ أَجْلِ هذَا"</w:t>
       </w:r>
     </w:p>
@@ -3114,6 +3437,23 @@
           <w:b/>
           <w:lang w:val="ar_AE" w:bidi="ar_AE"/>
         </w:rPr>
+        <w:t>ἀπέλιπόν σε ἐν Κρήτῃ</w:t>
+      </w:r>
+    </w:p>
+    <w:p>
+      <w:pPr>
+        <w:bidi/>
+      </w:pPr>
+      <w:r>
+        <w:rPr>
+          <w:lang w:val="ar_AE" w:bidi="ar_AE"/>
+        </w:rPr>
+      </w:r>
+      <w:r>
+        <w:rPr>
+          <w:b/>
+          <w:lang w:val="ar_AE" w:bidi="ar_AE"/>
+        </w:rPr>
         <w:t>"تركتك في كريت"</w:t>
       </w:r>
     </w:p>
@@ -3200,6 +3540,23 @@
           <w:b/>
           <w:lang w:val="ar_AE" w:bidi="ar_AE"/>
         </w:rPr>
+        <w:t>ἵνα τὰ λείποντα ἐπιδιορθώσῃ</w:t>
+      </w:r>
+    </w:p>
+    <w:p>
+      <w:pPr>
+        <w:bidi/>
+      </w:pPr>
+      <w:r>
+        <w:rPr>
+          <w:lang w:val="ar_AE" w:bidi="ar_AE"/>
+        </w:rPr>
+      </w:r>
+      <w:r>
+        <w:rPr>
+          <w:b/>
+          <w:lang w:val="ar_AE" w:bidi="ar_AE"/>
+        </w:rPr>
         <w:t>"لِكَيْ تُكَمِّلَ تَرْتِيبَ الأُمُورِ النَّاقِصَةِ"</w:t>
       </w:r>
     </w:p>
@@ -3286,6 +3643,23 @@
           <w:b/>
           <w:lang w:val="ar_AE" w:bidi="ar_AE"/>
         </w:rPr>
+        <w:t>καταστήσῃς &amp; πρεσβυτέρους</w:t>
+      </w:r>
+    </w:p>
+    <w:p>
+      <w:pPr>
+        <w:bidi/>
+      </w:pPr>
+      <w:r>
+        <w:rPr>
+          <w:lang w:val="ar_AE" w:bidi="ar_AE"/>
+        </w:rPr>
+      </w:r>
+      <w:r>
+        <w:rPr>
+          <w:b/>
+          <w:lang w:val="ar_AE" w:bidi="ar_AE"/>
+        </w:rPr>
         <w:t>"تُقِيمَ"</w:t>
       </w:r>
       <w:r>
@@ -3385,6 +3759,23 @@
           <w:b/>
           <w:lang w:val="ar_AE" w:bidi="ar_AE"/>
         </w:rPr>
+        <w:t>εἴ τίς ἐστιν ἀνέγκλητος</w:t>
+      </w:r>
+    </w:p>
+    <w:p>
+      <w:pPr>
+        <w:bidi/>
+      </w:pPr>
+      <w:r>
+        <w:rPr>
+          <w:lang w:val="ar_AE" w:bidi="ar_AE"/>
+        </w:rPr>
+      </w:r>
+      <w:r>
+        <w:rPr>
+          <w:b/>
+          <w:lang w:val="ar_AE" w:bidi="ar_AE"/>
+        </w:rPr>
         <w:t>"إِنْ كَانَ أَحَدٌ بِلاَ لَوْمٍ"</w:t>
       </w:r>
     </w:p>
@@ -3493,6 +3884,23 @@
           <w:b/>
           <w:lang w:val="ar_AE" w:bidi="ar_AE"/>
         </w:rPr>
+        <w:t>ἀνέγκλητος</w:t>
+      </w:r>
+    </w:p>
+    <w:p>
+      <w:pPr>
+        <w:bidi/>
+      </w:pPr>
+      <w:r>
+        <w:rPr>
+          <w:lang w:val="ar_AE" w:bidi="ar_AE"/>
+        </w:rPr>
+      </w:r>
+      <w:r>
+        <w:rPr>
+          <w:b/>
+          <w:lang w:val="ar_AE" w:bidi="ar_AE"/>
+        </w:rPr>
         <w:t>"بِلاَ لَوْمٍ"</w:t>
       </w:r>
     </w:p>
@@ -3614,6 +4022,23 @@
           <w:b/>
           <w:lang w:val="ar_AE" w:bidi="ar_AE"/>
         </w:rPr>
+        <w:t>μιᾶς γυναικὸς ἀνήρ</w:t>
+      </w:r>
+    </w:p>
+    <w:p>
+      <w:pPr>
+        <w:bidi/>
+      </w:pPr>
+      <w:r>
+        <w:rPr>
+          <w:lang w:val="ar_AE" w:bidi="ar_AE"/>
+        </w:rPr>
+      </w:r>
+      <w:r>
+        <w:rPr>
+          <w:b/>
+          <w:lang w:val="ar_AE" w:bidi="ar_AE"/>
+        </w:rPr>
         <w:t>"بَعْلَ امْرَأَةٍ وَاحِدَةٍ"</w:t>
       </w:r>
     </w:p>
@@ -3735,6 +4160,23 @@
           <w:b/>
           <w:lang w:val="ar_AE" w:bidi="ar_AE"/>
         </w:rPr>
+        <w:t>τέκνα &amp; πιστά</w:t>
+      </w:r>
+    </w:p>
+    <w:p>
+      <w:pPr>
+        <w:bidi/>
+      </w:pPr>
+      <w:r>
+        <w:rPr>
+          <w:lang w:val="ar_AE" w:bidi="ar_AE"/>
+        </w:rPr>
+      </w:r>
+      <w:r>
+        <w:rPr>
+          <w:b/>
+          <w:lang w:val="ar_AE" w:bidi="ar_AE"/>
+        </w:rPr>
         <w:t>"لَهُ أَوْلاَدٌ"</w:t>
       </w:r>
       <w:r>
@@ -3856,6 +4298,23 @@
           <w:b/>
           <w:lang w:val="ar_AE" w:bidi="ar_AE"/>
         </w:rPr>
+        <w:t>τὸν ἐπίσκοπον</w:t>
+      </w:r>
+    </w:p>
+    <w:p>
+      <w:pPr>
+        <w:bidi/>
+      </w:pPr>
+      <w:r>
+        <w:rPr>
+          <w:lang w:val="ar_AE" w:bidi="ar_AE"/>
+        </w:rPr>
+      </w:r>
+      <w:r>
+        <w:rPr>
+          <w:b/>
+          <w:lang w:val="ar_AE" w:bidi="ar_AE"/>
+        </w:rPr>
         <w:t>"الأُسْقُفُ"</w:t>
       </w:r>
     </w:p>
@@ -3977,6 +4436,23 @@
           <w:b/>
           <w:lang w:val="ar_AE" w:bidi="ar_AE"/>
         </w:rPr>
+        <w:t>Θεοῦ οἰκονόμον</w:t>
+      </w:r>
+    </w:p>
+    <w:p>
+      <w:pPr>
+        <w:bidi/>
+      </w:pPr>
+      <w:r>
+        <w:rPr>
+          <w:lang w:val="ar_AE" w:bidi="ar_AE"/>
+        </w:rPr>
+      </w:r>
+      <w:r>
+        <w:rPr>
+          <w:b/>
+          <w:lang w:val="ar_AE" w:bidi="ar_AE"/>
+        </w:rPr>
         <w:t>"كَوَكِيلِ اللهِ"</w:t>
       </w:r>
     </w:p>
@@ -4098,6 +4574,23 @@
           <w:b/>
           <w:lang w:val="ar_AE" w:bidi="ar_AE"/>
         </w:rPr>
+        <w:t>μὴ πάροινον</w:t>
+      </w:r>
+    </w:p>
+    <w:p>
+      <w:pPr>
+        <w:bidi/>
+      </w:pPr>
+      <w:r>
+        <w:rPr>
+          <w:lang w:val="ar_AE" w:bidi="ar_AE"/>
+        </w:rPr>
+      </w:r>
+      <w:r>
+        <w:rPr>
+          <w:b/>
+          <w:lang w:val="ar_AE" w:bidi="ar_AE"/>
+        </w:rPr>
         <w:t>"وَلاَ مُدْمِنِ الْخَمْرِ"</w:t>
       </w:r>
     </w:p>
@@ -4184,6 +4677,23 @@
           <w:b/>
           <w:lang w:val="ar_AE" w:bidi="ar_AE"/>
         </w:rPr>
+        <w:t>μὴ πλήκτην</w:t>
+      </w:r>
+    </w:p>
+    <w:p>
+      <w:pPr>
+        <w:bidi/>
+      </w:pPr>
+      <w:r>
+        <w:rPr>
+          <w:lang w:val="ar_AE" w:bidi="ar_AE"/>
+        </w:rPr>
+      </w:r>
+      <w:r>
+        <w:rPr>
+          <w:b/>
+          <w:lang w:val="ar_AE" w:bidi="ar_AE"/>
+        </w:rPr>
         <w:t>"وَلاَ ضَرَّابٍ"</w:t>
       </w:r>
     </w:p>
@@ -4270,6 +4780,23 @@
           <w:b/>
           <w:lang w:val="ar_AE" w:bidi="ar_AE"/>
         </w:rPr>
+        <w:t>ἀλλὰ</w:t>
+      </w:r>
+    </w:p>
+    <w:p>
+      <w:pPr>
+        <w:bidi/>
+      </w:pPr>
+      <w:r>
+        <w:rPr>
+          <w:lang w:val="ar_AE" w:bidi="ar_AE"/>
+        </w:rPr>
+      </w:r>
+      <w:r>
+        <w:rPr>
+          <w:b/>
+          <w:lang w:val="ar_AE" w:bidi="ar_AE"/>
+        </w:rPr>
         <w:t>"بَلْ"</w:t>
       </w:r>
     </w:p>
@@ -4391,6 +4918,23 @@
           <w:b/>
           <w:lang w:val="ar_AE" w:bidi="ar_AE"/>
         </w:rPr>
+        <w:t>φιλάγαθον</w:t>
+      </w:r>
+    </w:p>
+    <w:p>
+      <w:pPr>
+        <w:bidi/>
+      </w:pPr>
+      <w:r>
+        <w:rPr>
+          <w:lang w:val="ar_AE" w:bidi="ar_AE"/>
+        </w:rPr>
+      </w:r>
+      <w:r>
+        <w:rPr>
+          <w:b/>
+          <w:lang w:val="ar_AE" w:bidi="ar_AE"/>
+        </w:rPr>
         <w:t>"مُحِبًّا لِلْخَيْرِ"</w:t>
       </w:r>
     </w:p>
@@ -4525,6 +5069,23 @@
           <w:b/>
           <w:lang w:val="ar_AE" w:bidi="ar_AE"/>
         </w:rPr>
+        <w:t>σώφρονα &amp; ἐγκρατῆ</w:t>
+      </w:r>
+    </w:p>
+    <w:p>
+      <w:pPr>
+        <w:bidi/>
+      </w:pPr>
+      <w:r>
+        <w:rPr>
+          <w:lang w:val="ar_AE" w:bidi="ar_AE"/>
+        </w:rPr>
+      </w:r>
+      <w:r>
+        <w:rPr>
+          <w:b/>
+          <w:lang w:val="ar_AE" w:bidi="ar_AE"/>
+        </w:rPr>
         <w:t>"مُتَعَقِّلًا"</w:t>
       </w:r>
       <w:r>
@@ -4659,6 +5220,23 @@
           <w:b/>
           <w:lang w:val="ar_AE" w:bidi="ar_AE"/>
         </w:rPr>
+        <w:t>δίκαιον, ὅσιον</w:t>
+      </w:r>
+    </w:p>
+    <w:p>
+      <w:pPr>
+        <w:bidi/>
+      </w:pPr>
+      <w:r>
+        <w:rPr>
+          <w:lang w:val="ar_AE" w:bidi="ar_AE"/>
+        </w:rPr>
+      </w:r>
+      <w:r>
+        <w:rPr>
+          <w:b/>
+          <w:lang w:val="ar_AE" w:bidi="ar_AE"/>
+        </w:rPr>
         <w:t>"بَارًّا، وَرِعًا"</w:t>
       </w:r>
     </w:p>
@@ -4780,6 +5358,23 @@
           <w:b/>
           <w:lang w:val="ar_AE" w:bidi="ar_AE"/>
         </w:rPr>
+        <w:t>ἀντεχόμενον</w:t>
+      </w:r>
+    </w:p>
+    <w:p>
+      <w:pPr>
+        <w:bidi/>
+      </w:pPr>
+      <w:r>
+        <w:rPr>
+          <w:lang w:val="ar_AE" w:bidi="ar_AE"/>
+        </w:rPr>
+      </w:r>
+      <w:r>
+        <w:rPr>
+          <w:b/>
+          <w:lang w:val="ar_AE" w:bidi="ar_AE"/>
+        </w:rPr>
         <w:t>"مُلاَزِمًا"</w:t>
       </w:r>
     </w:p>
@@ -4888,6 +5483,23 @@
           <w:b/>
           <w:lang w:val="ar_AE" w:bidi="ar_AE"/>
         </w:rPr>
+        <w:t>κατὰ τὴν διδαχὴν</w:t>
+      </w:r>
+    </w:p>
+    <w:p>
+      <w:pPr>
+        <w:bidi/>
+      </w:pPr>
+      <w:r>
+        <w:rPr>
+          <w:lang w:val="ar_AE" w:bidi="ar_AE"/>
+        </w:rPr>
+      </w:r>
+      <w:r>
+        <w:rPr>
+          <w:b/>
+          <w:lang w:val="ar_AE" w:bidi="ar_AE"/>
+        </w:rPr>
         <w:t>"الَّتِي بِحَسَبِ التَّعْلِيمِ"</w:t>
       </w:r>
     </w:p>
@@ -4974,6 +5586,23 @@
           <w:b/>
           <w:lang w:val="ar_AE" w:bidi="ar_AE"/>
         </w:rPr>
+        <w:t>ἵνα</w:t>
+      </w:r>
+    </w:p>
+    <w:p>
+      <w:pPr>
+        <w:bidi/>
+      </w:pPr>
+      <w:r>
+        <w:rPr>
+          <w:lang w:val="ar_AE" w:bidi="ar_AE"/>
+        </w:rPr>
+      </w:r>
+      <w:r>
+        <w:rPr>
+          <w:b/>
+          <w:lang w:val="ar_AE" w:bidi="ar_AE"/>
+        </w:rPr>
         <w:t>"لِكَيْ"</w:t>
       </w:r>
     </w:p>
@@ -5095,6 +5724,23 @@
           <w:b/>
           <w:lang w:val="ar_AE" w:bidi="ar_AE"/>
         </w:rPr>
+        <w:t>τῇ διδασκαλίᾳ τῇ ὑγιαινούσῃ</w:t>
+      </w:r>
+    </w:p>
+    <w:p>
+      <w:pPr>
+        <w:bidi/>
+      </w:pPr>
+      <w:r>
+        <w:rPr>
+          <w:lang w:val="ar_AE" w:bidi="ar_AE"/>
+        </w:rPr>
+      </w:r>
+      <w:r>
+        <w:rPr>
+          <w:b/>
+          <w:lang w:val="ar_AE" w:bidi="ar_AE"/>
+        </w:rPr>
         <w:t>"بِالتَّعْلِيمِ الصَّحِيحِ"</w:t>
       </w:r>
     </w:p>
@@ -5229,6 +5875,23 @@
           <w:b/>
           <w:lang w:val="ar_AE" w:bidi="ar_AE"/>
         </w:rPr>
+        <w:t>ματαιολόγοι</w:t>
+      </w:r>
+    </w:p>
+    <w:p>
+      <w:pPr>
+        <w:bidi/>
+      </w:pPr>
+      <w:r>
+        <w:rPr>
+          <w:lang w:val="ar_AE" w:bidi="ar_AE"/>
+        </w:rPr>
+      </w:r>
+      <w:r>
+        <w:rPr>
+          <w:b/>
+          <w:lang w:val="ar_AE" w:bidi="ar_AE"/>
+        </w:rPr>
         <w:t>"يَتَكَلَّمُونَ بِالْبَاطِلِ"</w:t>
       </w:r>
     </w:p>
@@ -5357,6 +6020,23 @@
           <w:b/>
           <w:lang w:val="ar_AE" w:bidi="ar_AE"/>
         </w:rPr>
+        <w:t>φρεναπάται</w:t>
+      </w:r>
+    </w:p>
+    <w:p>
+      <w:pPr>
+        <w:bidi/>
+      </w:pPr>
+      <w:r>
+        <w:rPr>
+          <w:lang w:val="ar_AE" w:bidi="ar_AE"/>
+        </w:rPr>
+      </w:r>
+      <w:r>
+        <w:rPr>
+          <w:b/>
+          <w:lang w:val="ar_AE" w:bidi="ar_AE"/>
+        </w:rPr>
         <w:t>"يَخْدَعُونَ"</w:t>
       </w:r>
     </w:p>
@@ -5459,6 +6139,23 @@
       </w:r>
       <w:r>
         <w:rPr>
+          <w:b/>
+          <w:lang w:val="ar_AE" w:bidi="ar_AE"/>
+        </w:rPr>
+        <w:t>ματαιολόγοι, καὶ φρεναπάται</w:t>
+      </w:r>
+    </w:p>
+    <w:p>
+      <w:pPr>
+        <w:bidi/>
+      </w:pPr>
+      <w:r>
+        <w:rPr>
+          <w:lang w:val="ar_AE" w:bidi="ar_AE"/>
+        </w:rPr>
+      </w:r>
+      <w:r>
+        <w:rPr>
           <w:lang w:val="ar_AE" w:bidi="ar_AE"/>
         </w:rPr>
         <w:t>"يَتَكَلَّمُونَ بِالْبَاطِلِ، وَيَخْدَعُونَ الْعُقُولَ"</w:t>
@@ -5592,6 +6289,23 @@
           <w:b/>
           <w:lang w:val="ar_AE" w:bidi="ar_AE"/>
         </w:rPr>
+        <w:t>οἱ ἐκ τῆς περιτομῆς</w:t>
+      </w:r>
+    </w:p>
+    <w:p>
+      <w:pPr>
+        <w:bidi/>
+      </w:pPr>
+      <w:r>
+        <w:rPr>
+          <w:lang w:val="ar_AE" w:bidi="ar_AE"/>
+        </w:rPr>
+      </w:r>
+      <w:r>
+        <w:rPr>
+          <w:b/>
+          <w:lang w:val="ar_AE" w:bidi="ar_AE"/>
+        </w:rPr>
         <w:t>"وَلاَ سِيَّمَا الَّذِينَ مِنَ الْخِتَانِ"</w:t>
       </w:r>
     </w:p>
@@ -5703,6 +6417,23 @@
           <w:b/>
           <w:lang w:val="ar_AE" w:bidi="ar_AE"/>
         </w:rPr>
+        <w:t>οὓς δεῖ ἐπιστομίζειν</w:t>
+      </w:r>
+    </w:p>
+    <w:p>
+      <w:pPr>
+        <w:bidi/>
+      </w:pPr>
+      <w:r>
+        <w:rPr>
+          <w:lang w:val="ar_AE" w:bidi="ar_AE"/>
+        </w:rPr>
+      </w:r>
+      <w:r>
+        <w:rPr>
+          <w:b/>
+          <w:lang w:val="ar_AE" w:bidi="ar_AE"/>
+        </w:rPr>
         <w:t>"الَّذِينَ يَجِبُ سَدُّ أَفْوَاهِهِمْ"</w:t>
       </w:r>
     </w:p>
@@ -5795,6 +6526,23 @@
           <w:b/>
           <w:lang w:val="ar_AE" w:bidi="ar_AE"/>
         </w:rPr>
+        <w:t>ὅλους οἴκους ἀνατρέπουσιν</w:t>
+      </w:r>
+    </w:p>
+    <w:p>
+      <w:pPr>
+        <w:bidi/>
+      </w:pPr>
+      <w:r>
+        <w:rPr>
+          <w:lang w:val="ar_AE" w:bidi="ar_AE"/>
+        </w:rPr>
+      </w:r>
+      <w:r>
+        <w:rPr>
+          <w:b/>
+          <w:lang w:val="ar_AE" w:bidi="ar_AE"/>
+        </w:rPr>
         <w:t>"فَإِنَّهُمْ يَقْلِبُونَ بُيُوتًا بِجُمْلَتِهَا"</w:t>
       </w:r>
     </w:p>
@@ -5903,6 +6651,23 @@
           <w:b/>
           <w:lang w:val="ar_AE" w:bidi="ar_AE"/>
         </w:rPr>
+        <w:t>αἰσχροῦ κέρδους χάριν</w:t>
+      </w:r>
+    </w:p>
+    <w:p>
+      <w:pPr>
+        <w:bidi/>
+      </w:pPr>
+      <w:r>
+        <w:rPr>
+          <w:lang w:val="ar_AE" w:bidi="ar_AE"/>
+        </w:rPr>
+      </w:r>
+      <w:r>
+        <w:rPr>
+          <w:b/>
+          <w:lang w:val="ar_AE" w:bidi="ar_AE"/>
+        </w:rPr>
         <w:t>"مِنْ أَجْلِ الرِّبْحِ الْقَبِيحِ"</w:t>
       </w:r>
     </w:p>
@@ -6031,6 +6796,23 @@
           <w:b/>
           <w:lang w:val="ar_AE" w:bidi="ar_AE"/>
         </w:rPr>
+        <w:t>τις ἐξ αὐτῶν, ἴδιος αὐτῶν προφήτης</w:t>
+      </w:r>
+    </w:p>
+    <w:p>
+      <w:pPr>
+        <w:bidi/>
+      </w:pPr>
+      <w:r>
+        <w:rPr>
+          <w:lang w:val="ar_AE" w:bidi="ar_AE"/>
+        </w:rPr>
+      </w:r>
+      <w:r>
+        <w:rPr>
+          <w:b/>
+          <w:lang w:val="ar_AE" w:bidi="ar_AE"/>
+        </w:rPr>
         <w:t>"قَالَ وَاحِدٌ مِنْهُمْ، وَهُوَ نَبِيٌّ لَهُمْ خَاصٌّ"</w:t>
       </w:r>
     </w:p>
@@ -6111,6 +6893,23 @@
           <w:b/>
           <w:lang w:val="ar_AE" w:bidi="ar_AE"/>
         </w:rPr>
+        <w:t>Κρῆτες ἀεὶ ψεῦσται</w:t>
+      </w:r>
+    </w:p>
+    <w:p>
+      <w:pPr>
+        <w:bidi/>
+      </w:pPr>
+      <w:r>
+        <w:rPr>
+          <w:lang w:val="ar_AE" w:bidi="ar_AE"/>
+        </w:rPr>
+      </w:r>
+      <w:r>
+        <w:rPr>
+          <w:b/>
+          <w:lang w:val="ar_AE" w:bidi="ar_AE"/>
+        </w:rPr>
         <w:t>"الْكِرِيتِيُّونَ دَائِمًا كَذَّابُونَ"</w:t>
       </w:r>
     </w:p>
@@ -6226,6 +7025,23 @@
           <w:b/>
           <w:lang w:val="ar_AE" w:bidi="ar_AE"/>
         </w:rPr>
+        <w:t>κακὰ θηρία</w:t>
+      </w:r>
+    </w:p>
+    <w:p>
+      <w:pPr>
+        <w:bidi/>
+      </w:pPr>
+      <w:r>
+        <w:rPr>
+          <w:lang w:val="ar_AE" w:bidi="ar_AE"/>
+        </w:rPr>
+      </w:r>
+      <w:r>
+        <w:rPr>
+          <w:b/>
+          <w:lang w:val="ar_AE" w:bidi="ar_AE"/>
+        </w:rPr>
         <w:t>"وُحُوشٌ رَدِيَّةٌ"</w:t>
       </w:r>
     </w:p>
@@ -6354,6 +7170,23 @@
           <w:b/>
           <w:lang w:val="ar_AE" w:bidi="ar_AE"/>
         </w:rPr>
+        <w:t>γαστέρες ἀργαί</w:t>
+      </w:r>
+    </w:p>
+    <w:p>
+      <w:pPr>
+        <w:bidi/>
+      </w:pPr>
+      <w:r>
+        <w:rPr>
+          <w:lang w:val="ar_AE" w:bidi="ar_AE"/>
+        </w:rPr>
+      </w:r>
+      <w:r>
+        <w:rPr>
+          <w:b/>
+          <w:lang w:val="ar_AE" w:bidi="ar_AE"/>
+        </w:rPr>
         <w:t>"بُطُونٌ بَطَّالَةٌ.”</w:t>
       </w:r>
     </w:p>
@@ -6456,6 +7289,23 @@
           <w:b/>
           <w:lang w:val="ar_AE" w:bidi="ar_AE"/>
         </w:rPr>
+        <w:t>δι’ ἣν αἰτίαν ἔλεγχε αὐτοὺς ἀποτόμως</w:t>
+      </w:r>
+    </w:p>
+    <w:p>
+      <w:pPr>
+        <w:bidi/>
+      </w:pPr>
+      <w:r>
+        <w:rPr>
+          <w:lang w:val="ar_AE" w:bidi="ar_AE"/>
+        </w:rPr>
+      </w:r>
+      <w:r>
+        <w:rPr>
+          <w:b/>
+          <w:lang w:val="ar_AE" w:bidi="ar_AE"/>
+        </w:rPr>
         <w:t>"فَلِهذَا السَّبَبِ وَبِّخْهُمْ بِصَرَامَةٍ"</w:t>
       </w:r>
     </w:p>
@@ -6536,6 +7386,23 @@
           <w:b/>
           <w:lang w:val="ar_AE" w:bidi="ar_AE"/>
         </w:rPr>
+        <w:t>δι’ ἣν αἰτίαν</w:t>
+      </w:r>
+    </w:p>
+    <w:p>
+      <w:pPr>
+        <w:bidi/>
+      </w:pPr>
+      <w:r>
+        <w:rPr>
+          <w:lang w:val="ar_AE" w:bidi="ar_AE"/>
+        </w:rPr>
+      </w:r>
+      <w:r>
+        <w:rPr>
+          <w:b/>
+          <w:lang w:val="ar_AE" w:bidi="ar_AE"/>
+        </w:rPr>
         <w:t>"فَلِهذَا السَّبَبِ"</w:t>
       </w:r>
     </w:p>
@@ -6648,6 +7515,23 @@
       </w:r>
       <w:r>
         <w:rPr>
+          <w:b/>
+          <w:lang w:val="ar_AE" w:bidi="ar_AE"/>
+        </w:rPr>
+        <w:t>αὐτοὺς</w:t>
+      </w:r>
+    </w:p>
+    <w:p>
+      <w:pPr>
+        <w:bidi/>
+      </w:pPr>
+      <w:r>
+        <w:rPr>
+          <w:lang w:val="ar_AE" w:bidi="ar_AE"/>
+        </w:rPr>
+      </w:r>
+      <w:r>
+        <w:rPr>
           <w:lang w:val="ar_AE" w:bidi="ar_AE"/>
         </w:rPr>
         <w:t>"</w:t>
@@ -6815,6 +7699,23 @@
           <w:b/>
           <w:lang w:val="ar_AE" w:bidi="ar_AE"/>
         </w:rPr>
+        <w:t>ἵνα ὑγιαίνωσιν ἐν τῇ πίστει</w:t>
+      </w:r>
+    </w:p>
+    <w:p>
+      <w:pPr>
+        <w:bidi/>
+      </w:pPr>
+      <w:r>
+        <w:rPr>
+          <w:lang w:val="ar_AE" w:bidi="ar_AE"/>
+        </w:rPr>
+      </w:r>
+      <w:r>
+        <w:rPr>
+          <w:b/>
+          <w:lang w:val="ar_AE" w:bidi="ar_AE"/>
+        </w:rPr>
         <w:t>"لِكَيْ يَكُونُوا أَصِحَّاءَ فِي الإِيمَانِ"</w:t>
       </w:r>
     </w:p>
@@ -6930,6 +7831,23 @@
           <w:b/>
           <w:lang w:val="ar_AE" w:bidi="ar_AE"/>
         </w:rPr>
+        <w:t>ἵνα</w:t>
+      </w:r>
+    </w:p>
+    <w:p>
+      <w:pPr>
+        <w:bidi/>
+      </w:pPr>
+      <w:r>
+        <w:rPr>
+          <w:lang w:val="ar_AE" w:bidi="ar_AE"/>
+        </w:rPr>
+      </w:r>
+      <w:r>
+        <w:rPr>
+          <w:b/>
+          <w:lang w:val="ar_AE" w:bidi="ar_AE"/>
+        </w:rPr>
         <w:t>"لكي"</w:t>
       </w:r>
     </w:p>
@@ -7058,6 +7976,23 @@
           <w:b/>
           <w:lang w:val="ar_AE" w:bidi="ar_AE"/>
         </w:rPr>
+        <w:t>ἐν τῇ πίστει</w:t>
+      </w:r>
+    </w:p>
+    <w:p>
+      <w:pPr>
+        <w:bidi/>
+      </w:pPr>
+      <w:r>
+        <w:rPr>
+          <w:lang w:val="ar_AE" w:bidi="ar_AE"/>
+        </w:rPr>
+      </w:r>
+      <w:r>
+        <w:rPr>
+          <w:b/>
+          <w:lang w:val="ar_AE" w:bidi="ar_AE"/>
+        </w:rPr>
         <w:t>"في الإيمان"</w:t>
       </w:r>
     </w:p>
@@ -7173,6 +8108,23 @@
           <w:b/>
           <w:lang w:val="ar_AE" w:bidi="ar_AE"/>
         </w:rPr>
+        <w:t>Ἰουδαϊκοῖς μύθοις</w:t>
+      </w:r>
+    </w:p>
+    <w:p>
+      <w:pPr>
+        <w:bidi/>
+      </w:pPr>
+      <w:r>
+        <w:rPr>
+          <w:lang w:val="ar_AE" w:bidi="ar_AE"/>
+        </w:rPr>
+      </w:r>
+      <w:r>
+        <w:rPr>
+          <w:b/>
+          <w:lang w:val="ar_AE" w:bidi="ar_AE"/>
+        </w:rPr>
         <w:t>"إِلَى خُرَافَاتٍ يَهُودِيَّةٍ"</w:t>
       </w:r>
     </w:p>
@@ -7253,6 +8205,23 @@
           <w:b/>
           <w:lang w:val="ar_AE" w:bidi="ar_AE"/>
         </w:rPr>
+        <w:t>ἀποστρεφομένων τὴν ἀλήθειαν</w:t>
+      </w:r>
+    </w:p>
+    <w:p>
+      <w:pPr>
+        <w:bidi/>
+      </w:pPr>
+      <w:r>
+        <w:rPr>
+          <w:lang w:val="ar_AE" w:bidi="ar_AE"/>
+        </w:rPr>
+      </w:r>
+      <w:r>
+        <w:rPr>
+          <w:b/>
+          <w:lang w:val="ar_AE" w:bidi="ar_AE"/>
+        </w:rPr>
         <w:t>"مُرْتَدِّينَ عَنِ الْحَقِّ"</w:t>
       </w:r>
     </w:p>
@@ -7355,6 +8324,23 @@
           <w:b/>
           <w:lang w:val="ar_AE" w:bidi="ar_AE"/>
         </w:rPr>
+        <w:t>πάντα καθαρὰ τοῖς καθαροῖς</w:t>
+      </w:r>
+    </w:p>
+    <w:p>
+      <w:pPr>
+        <w:bidi/>
+      </w:pPr>
+      <w:r>
+        <w:rPr>
+          <w:lang w:val="ar_AE" w:bidi="ar_AE"/>
+        </w:rPr>
+      </w:r>
+      <w:r>
+        <w:rPr>
+          <w:b/>
+          <w:lang w:val="ar_AE" w:bidi="ar_AE"/>
+        </w:rPr>
         <w:t>"كُلُّ شَيْءٍ طَاهِرٌ لِلطَّاهِرِينَ"</w:t>
       </w:r>
     </w:p>
@@ -7457,6 +8443,23 @@
           <w:b/>
           <w:lang w:val="ar_AE" w:bidi="ar_AE"/>
         </w:rPr>
+        <w:t>τοῖς καθαροῖς</w:t>
+      </w:r>
+    </w:p>
+    <w:p>
+      <w:pPr>
+        <w:bidi/>
+      </w:pPr>
+      <w:r>
+        <w:rPr>
+          <w:lang w:val="ar_AE" w:bidi="ar_AE"/>
+        </w:rPr>
+      </w:r>
+      <w:r>
+        <w:rPr>
+          <w:b/>
+          <w:lang w:val="ar_AE" w:bidi="ar_AE"/>
+        </w:rPr>
         <w:t>"لِلطَّاهِرِينَ"</w:t>
       </w:r>
     </w:p>
@@ -7537,6 +8540,23 @@
           <w:b/>
           <w:lang w:val="ar_AE" w:bidi="ar_AE"/>
         </w:rPr>
+        <w:t>δὲ</w:t>
+      </w:r>
+    </w:p>
+    <w:p>
+      <w:pPr>
+        <w:bidi/>
+      </w:pPr>
+      <w:r>
+        <w:rPr>
+          <w:lang w:val="ar_AE" w:bidi="ar_AE"/>
+        </w:rPr>
+      </w:r>
+      <w:r>
+        <w:rPr>
+          <w:b/>
+          <w:lang w:val="ar_AE" w:bidi="ar_AE"/>
+        </w:rPr>
         <w:t>"وَأَمَّا"</w:t>
       </w:r>
     </w:p>
@@ -7652,6 +8672,23 @@
           <w:b/>
           <w:lang w:val="ar_AE" w:bidi="ar_AE"/>
         </w:rPr>
+        <w:t>τοῖς δὲ μεμιαμμένοις καὶ ἀπίστοις, οὐδὲν καθαρόν</w:t>
+      </w:r>
+    </w:p>
+    <w:p>
+      <w:pPr>
+        <w:bidi/>
+      </w:pPr>
+      <w:r>
+        <w:rPr>
+          <w:lang w:val="ar_AE" w:bidi="ar_AE"/>
+        </w:rPr>
+      </w:r>
+      <w:r>
+        <w:rPr>
+          <w:b/>
+          <w:lang w:val="ar_AE" w:bidi="ar_AE"/>
+        </w:rPr>
         <w:t>"وَأَمَّا لِلنَّجِسِينَ وَغَيْرِ الْمُؤْمِنِينَ فَلَيْسَ شَيْءٌ طَاهِرًا"</w:t>
       </w:r>
     </w:p>
@@ -7754,6 +8791,23 @@
           <w:b/>
           <w:lang w:val="ar_AE" w:bidi="ar_AE"/>
         </w:rPr>
+        <w:t>δὲ</w:t>
+      </w:r>
+    </w:p>
+    <w:p>
+      <w:pPr>
+        <w:bidi/>
+      </w:pPr>
+      <w:r>
+        <w:rPr>
+          <w:lang w:val="ar_AE" w:bidi="ar_AE"/>
+        </w:rPr>
+      </w:r>
+      <w:r>
+        <w:rPr>
+          <w:b/>
+          <w:lang w:val="ar_AE" w:bidi="ar_AE"/>
+        </w:rPr>
         <w:t>"وَلكِنَّهُمْ"</w:t>
       </w:r>
     </w:p>
@@ -7875,6 +8929,23 @@
           <w:b/>
           <w:lang w:val="ar_AE" w:bidi="ar_AE"/>
         </w:rPr>
+        <w:t>τοῖς &amp; ἔργοις ἀρνοῦνται</w:t>
+      </w:r>
+    </w:p>
+    <w:p>
+      <w:pPr>
+        <w:bidi/>
+      </w:pPr>
+      <w:r>
+        <w:rPr>
+          <w:lang w:val="ar_AE" w:bidi="ar_AE"/>
+        </w:rPr>
+      </w:r>
+      <w:r>
+        <w:rPr>
+          <w:b/>
+          <w:lang w:val="ar_AE" w:bidi="ar_AE"/>
+        </w:rPr>
         <w:t>"بِالأَعْمَالِ"</w:t>
       </w:r>
       <w:r>
@@ -8095,6 +9166,23 @@
           <w:b/>
           <w:lang w:val="ar_AE" w:bidi="ar_AE"/>
         </w:rPr>
+        <w:t>σὺ δὲ</w:t>
+      </w:r>
+    </w:p>
+    <w:p>
+      <w:pPr>
+        <w:bidi/>
+      </w:pPr>
+      <w:r>
+        <w:rPr>
+          <w:lang w:val="ar_AE" w:bidi="ar_AE"/>
+        </w:rPr>
+      </w:r>
+      <w:r>
+        <w:rPr>
+          <w:b/>
+          <w:lang w:val="ar_AE" w:bidi="ar_AE"/>
+        </w:rPr>
         <w:t>"وَأَمَّا أَنْتَ"</w:t>
       </w:r>
     </w:p>
@@ -8216,6 +9304,23 @@
           <w:b/>
           <w:lang w:val="ar_AE" w:bidi="ar_AE"/>
         </w:rPr>
+        <w:t>τῇ ὑγιαινούσῃ διδασκαλίᾳ</w:t>
+      </w:r>
+    </w:p>
+    <w:p>
+      <w:pPr>
+        <w:bidi/>
+      </w:pPr>
+      <w:r>
+        <w:rPr>
+          <w:lang w:val="ar_AE" w:bidi="ar_AE"/>
+        </w:rPr>
+      </w:r>
+      <w:r>
+        <w:rPr>
+          <w:b/>
+          <w:lang w:val="ar_AE" w:bidi="ar_AE"/>
+        </w:rPr>
         <w:t>"بِالتَّعْلِيمِ الصَّحِيحِ"</w:t>
       </w:r>
     </w:p>
@@ -8337,6 +9442,23 @@
           <w:b/>
           <w:lang w:val="ar_AE" w:bidi="ar_AE"/>
         </w:rPr>
+        <w:t>πρεσβύτας &amp; εἶναι</w:t>
+      </w:r>
+    </w:p>
+    <w:p>
+      <w:pPr>
+        <w:bidi/>
+      </w:pPr>
+      <w:r>
+        <w:rPr>
+          <w:lang w:val="ar_AE" w:bidi="ar_AE"/>
+        </w:rPr>
+      </w:r>
+      <w:r>
+        <w:rPr>
+          <w:b/>
+          <w:lang w:val="ar_AE" w:bidi="ar_AE"/>
+        </w:rPr>
         <w:t>"الأَشْيَاخُ"</w:t>
       </w:r>
       <w:r>
@@ -8458,6 +9580,23 @@
           <w:b/>
           <w:lang w:val="ar_AE" w:bidi="ar_AE"/>
         </w:rPr>
+        <w:t>νηφαλίους &amp; σεμνούς, σώφρονας</w:t>
+      </w:r>
+    </w:p>
+    <w:p>
+      <w:pPr>
+        <w:bidi/>
+      </w:pPr>
+      <w:r>
+        <w:rPr>
+          <w:lang w:val="ar_AE" w:bidi="ar_AE"/>
+        </w:rPr>
+      </w:r>
+      <w:r>
+        <w:rPr>
+          <w:b/>
+          <w:lang w:val="ar_AE" w:bidi="ar_AE"/>
+        </w:rPr>
         <w:t>"صَاحِينَ"</w:t>
       </w:r>
       <w:r>
@@ -8579,6 +9718,23 @@
           <w:b/>
           <w:lang w:val="ar_AE" w:bidi="ar_AE"/>
         </w:rPr>
+        <w:t>νηφαλίους</w:t>
+      </w:r>
+    </w:p>
+    <w:p>
+      <w:pPr>
+        <w:bidi/>
+      </w:pPr>
+      <w:r>
+        <w:rPr>
+          <w:lang w:val="ar_AE" w:bidi="ar_AE"/>
+        </w:rPr>
+      </w:r>
+      <w:r>
+        <w:rPr>
+          <w:b/>
+          <w:lang w:val="ar_AE" w:bidi="ar_AE"/>
+        </w:rPr>
         <w:t>"</w:t>
       </w:r>
       <w:r>
@@ -8663,6 +9819,23 @@
           <w:b/>
           <w:lang w:val="ar_AE" w:bidi="ar_AE"/>
         </w:rPr>
+        <w:t>σώφρονας</w:t>
+      </w:r>
+    </w:p>
+    <w:p>
+      <w:pPr>
+        <w:bidi/>
+      </w:pPr>
+      <w:r>
+        <w:rPr>
+          <w:lang w:val="ar_AE" w:bidi="ar_AE"/>
+        </w:rPr>
+      </w:r>
+      <w:r>
+        <w:rPr>
+          <w:b/>
+          <w:lang w:val="ar_AE" w:bidi="ar_AE"/>
+        </w:rPr>
         <w:t>"مُتَعَقِّلِينَ"</w:t>
       </w:r>
     </w:p>
@@ -8749,6 +9922,23 @@
           <w:b/>
           <w:lang w:val="ar_AE" w:bidi="ar_AE"/>
         </w:rPr>
+        <w:t>ὑγιαίνοντας τῇ πίστει τῇ ἀγάπῃ, τῇ ὑπομονῇ</w:t>
+      </w:r>
+    </w:p>
+    <w:p>
+      <w:pPr>
+        <w:bidi/>
+      </w:pPr>
+      <w:r>
+        <w:rPr>
+          <w:lang w:val="ar_AE" w:bidi="ar_AE"/>
+        </w:rPr>
+      </w:r>
+      <w:r>
+        <w:rPr>
+          <w:b/>
+          <w:lang w:val="ar_AE" w:bidi="ar_AE"/>
+        </w:rPr>
         <w:t>"أَصِحَّاءَ فِي الإِيمَانِ وَالْمَحَبَّةِ وَالصَّبْرِ"</w:t>
       </w:r>
     </w:p>
@@ -8935,6 +10125,23 @@
           <w:b/>
           <w:lang w:val="ar_AE" w:bidi="ar_AE"/>
         </w:rPr>
+        <w:t>ὑγιαίνοντας τῇ πίστει</w:t>
+      </w:r>
+    </w:p>
+    <w:p>
+      <w:pPr>
+        <w:bidi/>
+      </w:pPr>
+      <w:r>
+        <w:rPr>
+          <w:lang w:val="ar_AE" w:bidi="ar_AE"/>
+        </w:rPr>
+      </w:r>
+      <w:r>
+        <w:rPr>
+          <w:b/>
+          <w:lang w:val="ar_AE" w:bidi="ar_AE"/>
+        </w:rPr>
         <w:t>"أَصِحَّاءَ فِي الإِيمَانِ"</w:t>
       </w:r>
     </w:p>
@@ -9056,6 +10263,23 @@
           <w:b/>
           <w:lang w:val="ar_AE" w:bidi="ar_AE"/>
         </w:rPr>
+        <w:t>τῇ ἀγάπῃ</w:t>
+      </w:r>
+    </w:p>
+    <w:p>
+      <w:pPr>
+        <w:bidi/>
+      </w:pPr>
+      <w:r>
+        <w:rPr>
+          <w:lang w:val="ar_AE" w:bidi="ar_AE"/>
+        </w:rPr>
+      </w:r>
+      <w:r>
+        <w:rPr>
+          <w:b/>
+          <w:lang w:val="ar_AE" w:bidi="ar_AE"/>
+        </w:rPr>
         <w:t>"وَالْمَحَبَّةِ"</w:t>
       </w:r>
     </w:p>
@@ -9177,6 +10401,23 @@
           <w:b/>
           <w:lang w:val="ar_AE" w:bidi="ar_AE"/>
         </w:rPr>
+        <w:t>τῇ ὑπομονῇ</w:t>
+      </w:r>
+    </w:p>
+    <w:p>
+      <w:pPr>
+        <w:bidi/>
+      </w:pPr>
+      <w:r>
+        <w:rPr>
+          <w:lang w:val="ar_AE" w:bidi="ar_AE"/>
+        </w:rPr>
+      </w:r>
+      <w:r>
+        <w:rPr>
+          <w:b/>
+          <w:lang w:val="ar_AE" w:bidi="ar_AE"/>
+        </w:rPr>
         <w:t>"وَالصَّبْرِ"</w:t>
       </w:r>
     </w:p>
@@ -9298,6 +10539,23 @@
           <w:b/>
           <w:lang w:val="ar_AE" w:bidi="ar_AE"/>
         </w:rPr>
+        <w:t>πρεσβύτιδας ὡσαύτως</w:t>
+      </w:r>
+    </w:p>
+    <w:p>
+      <w:pPr>
+        <w:bidi/>
+      </w:pPr>
+      <w:r>
+        <w:rPr>
+          <w:lang w:val="ar_AE" w:bidi="ar_AE"/>
+        </w:rPr>
+      </w:r>
+      <w:r>
+        <w:rPr>
+          <w:b/>
+          <w:lang w:val="ar_AE" w:bidi="ar_AE"/>
+        </w:rPr>
         <w:t>"كَذلِكَ الْعَجَائِزُ"</w:t>
       </w:r>
     </w:p>
@@ -9390,6 +10648,23 @@
           <w:b/>
           <w:lang w:val="ar_AE" w:bidi="ar_AE"/>
         </w:rPr>
+        <w:t>οἴνῳ πολλῷ δεδουλωμένας</w:t>
+      </w:r>
+    </w:p>
+    <w:p>
+      <w:pPr>
+        <w:bidi/>
+      </w:pPr>
+      <w:r>
+        <w:rPr>
+          <w:lang w:val="ar_AE" w:bidi="ar_AE"/>
+        </w:rPr>
+      </w:r>
+      <w:r>
+        <w:rPr>
+          <w:b/>
+          <w:lang w:val="ar_AE" w:bidi="ar_AE"/>
+        </w:rPr>
         <w:t>"غَيْرَ مُسْتَعْبَدَاتٍ لِلْخَمْرِ الْكَثِيرِ"</w:t>
       </w:r>
     </w:p>
@@ -9498,6 +10773,23 @@
           <w:b/>
           <w:lang w:val="ar_AE" w:bidi="ar_AE"/>
         </w:rPr>
+        <w:t>οἴνῳ πολλῷ δεδουλωμένας</w:t>
+      </w:r>
+    </w:p>
+    <w:p>
+      <w:pPr>
+        <w:bidi/>
+      </w:pPr>
+      <w:r>
+        <w:rPr>
+          <w:lang w:val="ar_AE" w:bidi="ar_AE"/>
+        </w:rPr>
+      </w:r>
+      <w:r>
+        <w:rPr>
+          <w:b/>
+          <w:lang w:val="ar_AE" w:bidi="ar_AE"/>
+        </w:rPr>
         <w:t>"غَيْرَ مُسْتَعْبَدَاتٍ لِلْخَمْرِ الْكَثِيرِ"</w:t>
       </w:r>
     </w:p>
@@ -9606,6 +10898,23 @@
           <w:b/>
           <w:lang w:val="ar_AE" w:bidi="ar_AE"/>
         </w:rPr>
+        <w:t>καλοδιδασκάλους</w:t>
+      </w:r>
+    </w:p>
+    <w:p>
+      <w:pPr>
+        <w:bidi/>
+      </w:pPr>
+      <w:r>
+        <w:rPr>
+          <w:lang w:val="ar_AE" w:bidi="ar_AE"/>
+        </w:rPr>
+      </w:r>
+      <w:r>
+        <w:rPr>
+          <w:b/>
+          <w:lang w:val="ar_AE" w:bidi="ar_AE"/>
+        </w:rPr>
         <w:t>"مُعَلِّمَاتٍ الصَّلاَحَ"</w:t>
       </w:r>
     </w:p>
@@ -9698,6 +11007,23 @@
           <w:b/>
           <w:lang w:val="ar_AE" w:bidi="ar_AE"/>
         </w:rPr>
+        <w:t>ἵνα</w:t>
+      </w:r>
+    </w:p>
+    <w:p>
+      <w:pPr>
+        <w:bidi/>
+      </w:pPr>
+      <w:r>
+        <w:rPr>
+          <w:lang w:val="ar_AE" w:bidi="ar_AE"/>
+        </w:rPr>
+      </w:r>
+      <w:r>
+        <w:rPr>
+          <w:b/>
+          <w:lang w:val="ar_AE" w:bidi="ar_AE"/>
+        </w:rPr>
         <w:t>"لِكَيْ"</w:t>
       </w:r>
     </w:p>
@@ -9829,6 +11155,23 @@
           <w:b/>
           <w:lang w:val="ar_AE" w:bidi="ar_AE"/>
         </w:rPr>
+        <w:t>φιλάνδρους</w:t>
+      </w:r>
+    </w:p>
+    <w:p>
+      <w:pPr>
+        <w:bidi/>
+      </w:pPr>
+      <w:r>
+        <w:rPr>
+          <w:lang w:val="ar_AE" w:bidi="ar_AE"/>
+        </w:rPr>
+      </w:r>
+      <w:r>
+        <w:rPr>
+          <w:b/>
+          <w:lang w:val="ar_AE" w:bidi="ar_AE"/>
+        </w:rPr>
         <w:t>"مُحِبَّاتٍ لِرِجَالِهِنَّ"</w:t>
       </w:r>
     </w:p>
@@ -9915,6 +11258,23 @@
           <w:b/>
           <w:lang w:val="ar_AE" w:bidi="ar_AE"/>
         </w:rPr>
+        <w:t>φιλοτέκνους</w:t>
+      </w:r>
+    </w:p>
+    <w:p>
+      <w:pPr>
+        <w:bidi/>
+      </w:pPr>
+      <w:r>
+        <w:rPr>
+          <w:lang w:val="ar_AE" w:bidi="ar_AE"/>
+        </w:rPr>
+      </w:r>
+      <w:r>
+        <w:rPr>
+          <w:b/>
+          <w:lang w:val="ar_AE" w:bidi="ar_AE"/>
+        </w:rPr>
         <w:t>"أَوْلاَدَهُنَّ"</w:t>
       </w:r>
     </w:p>
@@ -10001,6 +11361,23 @@
           <w:b/>
           <w:lang w:val="ar_AE" w:bidi="ar_AE"/>
         </w:rPr>
+        <w:t>ὑποτασσομένας τοῖς ἰδίοις ἀνδράσιν</w:t>
+      </w:r>
+    </w:p>
+    <w:p>
+      <w:pPr>
+        <w:bidi/>
+      </w:pPr>
+      <w:r>
+        <w:rPr>
+          <w:lang w:val="ar_AE" w:bidi="ar_AE"/>
+        </w:rPr>
+      </w:r>
+      <w:r>
+        <w:rPr>
+          <w:b/>
+          <w:lang w:val="ar_AE" w:bidi="ar_AE"/>
+        </w:rPr>
         <w:t>"خَاضِعَاتٍ لِرِجَالِهِنَّ،"</w:t>
       </w:r>
     </w:p>
@@ -10087,6 +11464,23 @@
           <w:b/>
           <w:lang w:val="ar_AE" w:bidi="ar_AE"/>
         </w:rPr>
+        <w:t>ἵνα</w:t>
+      </w:r>
+    </w:p>
+    <w:p>
+      <w:pPr>
+        <w:bidi/>
+      </w:pPr>
+      <w:r>
+        <w:rPr>
+          <w:lang w:val="ar_AE" w:bidi="ar_AE"/>
+        </w:rPr>
+      </w:r>
+      <w:r>
+        <w:rPr>
+          <w:b/>
+          <w:lang w:val="ar_AE" w:bidi="ar_AE"/>
+        </w:rPr>
         <w:t>"لِكَيْ"</w:t>
       </w:r>
     </w:p>
@@ -10218,6 +11612,23 @@
           <w:b/>
           <w:lang w:val="ar_AE" w:bidi="ar_AE"/>
         </w:rPr>
+        <w:t>ἵνα μὴ ὁ λόγος τοῦ Θεοῦ βλασφημῆται</w:t>
+      </w:r>
+    </w:p>
+    <w:p>
+      <w:pPr>
+        <w:bidi/>
+      </w:pPr>
+      <w:r>
+        <w:rPr>
+          <w:lang w:val="ar_AE" w:bidi="ar_AE"/>
+        </w:rPr>
+      </w:r>
+      <w:r>
+        <w:rPr>
+          <w:b/>
+          <w:lang w:val="ar_AE" w:bidi="ar_AE"/>
+        </w:rPr>
         <w:t>"لِكَيْ لاَ يُجَدَّفَ عَلَى كَلِمَةِ اللهِ"</w:t>
       </w:r>
     </w:p>
@@ -10310,6 +11721,23 @@
           <w:b/>
           <w:lang w:val="ar_AE" w:bidi="ar_AE"/>
         </w:rPr>
+        <w:t>ὁ λόγος τοῦ Θεοῦ</w:t>
+      </w:r>
+    </w:p>
+    <w:p>
+      <w:pPr>
+        <w:bidi/>
+      </w:pPr>
+      <w:r>
+        <w:rPr>
+          <w:lang w:val="ar_AE" w:bidi="ar_AE"/>
+        </w:rPr>
+      </w:r>
+      <w:r>
+        <w:rPr>
+          <w:b/>
+          <w:lang w:val="ar_AE" w:bidi="ar_AE"/>
+        </w:rPr>
         <w:t>"كَلِمَةِ اللهِ"</w:t>
       </w:r>
     </w:p>
@@ -10431,6 +11859,23 @@
           <w:b/>
           <w:lang w:val="ar_AE" w:bidi="ar_AE"/>
         </w:rPr>
+        <w:t>ὡσαύτως</w:t>
+      </w:r>
+    </w:p>
+    <w:p>
+      <w:pPr>
+        <w:bidi/>
+      </w:pPr>
+      <w:r>
+        <w:rPr>
+          <w:lang w:val="ar_AE" w:bidi="ar_AE"/>
+        </w:rPr>
+      </w:r>
+      <w:r>
+        <w:rPr>
+          <w:b/>
+          <w:lang w:val="ar_AE" w:bidi="ar_AE"/>
+        </w:rPr>
         <w:t>"كَذلِكَ"</w:t>
       </w:r>
     </w:p>
@@ -10517,6 +11962,23 @@
           <w:b/>
           <w:lang w:val="ar_AE" w:bidi="ar_AE"/>
         </w:rPr>
+        <w:t>περὶ πάντα</w:t>
+      </w:r>
+    </w:p>
+    <w:p>
+      <w:pPr>
+        <w:bidi/>
+      </w:pPr>
+      <w:r>
+        <w:rPr>
+          <w:lang w:val="ar_AE" w:bidi="ar_AE"/>
+        </w:rPr>
+      </w:r>
+      <w:r>
+        <w:rPr>
+          <w:b/>
+          <w:lang w:val="ar_AE" w:bidi="ar_AE"/>
+        </w:rPr>
         <w:t>"فِي كُلِّ شَيْءٍ"</w:t>
       </w:r>
     </w:p>
@@ -10587,6 +12049,23 @@
           <w:b/>
           <w:lang w:val="ar_AE" w:bidi="ar_AE"/>
         </w:rPr>
+        <w:t>σεαυτὸν παρεχόμενος</w:t>
+      </w:r>
+    </w:p>
+    <w:p>
+      <w:pPr>
+        <w:bidi/>
+      </w:pPr>
+      <w:r>
+        <w:rPr>
+          <w:lang w:val="ar_AE" w:bidi="ar_AE"/>
+        </w:rPr>
+      </w:r>
+      <w:r>
+        <w:rPr>
+          <w:b/>
+          <w:lang w:val="ar_AE" w:bidi="ar_AE"/>
+        </w:rPr>
         <w:t>"مُقَدِّمًا نَفْسَكَ"</w:t>
       </w:r>
     </w:p>
@@ -10673,6 +12152,23 @@
           <w:b/>
           <w:lang w:val="ar_AE" w:bidi="ar_AE"/>
         </w:rPr>
+        <w:t>τύπον καλῶν ἔργων</w:t>
+      </w:r>
+    </w:p>
+    <w:p>
+      <w:pPr>
+        <w:bidi/>
+      </w:pPr>
+      <w:r>
+        <w:rPr>
+          <w:lang w:val="ar_AE" w:bidi="ar_AE"/>
+        </w:rPr>
+      </w:r>
+      <w:r>
+        <w:rPr>
+          <w:b/>
+          <w:lang w:val="ar_AE" w:bidi="ar_AE"/>
+        </w:rPr>
         <w:t>"قُدْوَةً لِلأَعْمَالِ الْحَسَنَةِ"</w:t>
       </w:r>
     </w:p>
@@ -10759,6 +12255,23 @@
           <w:b/>
           <w:lang w:val="ar_AE" w:bidi="ar_AE"/>
         </w:rPr>
+        <w:t>ἐν τῇ διδασκαλίᾳ ἀφθορίαν, σεμνότητα</w:t>
+      </w:r>
+    </w:p>
+    <w:p>
+      <w:pPr>
+        <w:bidi/>
+      </w:pPr>
+      <w:r>
+        <w:rPr>
+          <w:lang w:val="ar_AE" w:bidi="ar_AE"/>
+        </w:rPr>
+      </w:r>
+      <w:r>
+        <w:rPr>
+          <w:b/>
+          <w:lang w:val="ar_AE" w:bidi="ar_AE"/>
+        </w:rPr>
         <w:t>"وَمُقَدِّمًا فِي التَّعْلِيمِ نَقَاوَةً، وَوَقَارًا"</w:t>
       </w:r>
     </w:p>
@@ -10851,6 +12364,23 @@
           <w:b/>
           <w:lang w:val="ar_AE" w:bidi="ar_AE"/>
         </w:rPr>
+        <w:t>ἐν τῇ διδασκαλίᾳ ἀφθορίαν, σεμνότητα</w:t>
+      </w:r>
+    </w:p>
+    <w:p>
+      <w:pPr>
+        <w:bidi/>
+      </w:pPr>
+      <w:r>
+        <w:rPr>
+          <w:lang w:val="ar_AE" w:bidi="ar_AE"/>
+        </w:rPr>
+      </w:r>
+      <w:r>
+        <w:rPr>
+          <w:b/>
+          <w:lang w:val="ar_AE" w:bidi="ar_AE"/>
+        </w:rPr>
         <w:t>"وَمُقَدِّمًا فِي التَّعْلِيمِ نَقَاوَةً، وَوَقَارًا"</w:t>
       </w:r>
     </w:p>
@@ -10956,6 +12486,23 @@
           <w:b/>
           <w:lang w:val="ar_AE" w:bidi="ar_AE"/>
         </w:rPr>
+        <w:t>ἀφθορίαν</w:t>
+      </w:r>
+    </w:p>
+    <w:p>
+      <w:pPr>
+        <w:bidi/>
+      </w:pPr>
+      <w:r>
+        <w:rPr>
+          <w:lang w:val="ar_AE" w:bidi="ar_AE"/>
+        </w:rPr>
+      </w:r>
+      <w:r>
+        <w:rPr>
+          <w:b/>
+          <w:lang w:val="ar_AE" w:bidi="ar_AE"/>
+        </w:rPr>
         <w:t>"مُقَدِّمًا نَقَاوَةً"</w:t>
       </w:r>
     </w:p>
@@ -11074,6 +12621,23 @@
           <w:b/>
           <w:lang w:val="ar_AE" w:bidi="ar_AE"/>
         </w:rPr>
+        <w:t>ὑγιῆ</w:t>
+      </w:r>
+    </w:p>
+    <w:p>
+      <w:pPr>
+        <w:bidi/>
+      </w:pPr>
+      <w:r>
+        <w:rPr>
+          <w:lang w:val="ar_AE" w:bidi="ar_AE"/>
+        </w:rPr>
+      </w:r>
+      <w:r>
+        <w:rPr>
+          <w:b/>
+          <w:lang w:val="ar_AE" w:bidi="ar_AE"/>
+        </w:rPr>
         <w:t>"وَكَلاَمًا صَحِيحًا"</w:t>
       </w:r>
     </w:p>
@@ -11192,6 +12756,23 @@
           <w:b/>
           <w:lang w:val="ar_AE" w:bidi="ar_AE"/>
         </w:rPr>
+        <w:t>ἵνα</w:t>
+      </w:r>
+    </w:p>
+    <w:p>
+      <w:pPr>
+        <w:bidi/>
+      </w:pPr>
+      <w:r>
+        <w:rPr>
+          <w:lang w:val="ar_AE" w:bidi="ar_AE"/>
+        </w:rPr>
+      </w:r>
+      <w:r>
+        <w:rPr>
+          <w:b/>
+          <w:lang w:val="ar_AE" w:bidi="ar_AE"/>
+        </w:rPr>
         <w:t>"لِكَيْ"</w:t>
       </w:r>
     </w:p>
@@ -11310,6 +12891,23 @@
           <w:b/>
           <w:lang w:val="ar_AE" w:bidi="ar_AE"/>
         </w:rPr>
+        <w:t>ἵνα ὁ ἐξ ἐναντίας ἐντραπῇ</w:t>
+      </w:r>
+    </w:p>
+    <w:p>
+      <w:pPr>
+        <w:bidi/>
+      </w:pPr>
+      <w:r>
+        <w:rPr>
+          <w:lang w:val="ar_AE" w:bidi="ar_AE"/>
+        </w:rPr>
+      </w:r>
+      <w:r>
+        <w:rPr>
+          <w:b/>
+          <w:lang w:val="ar_AE" w:bidi="ar_AE"/>
+        </w:rPr>
         <w:t>"لِكَيْ يُخْزَى الْمُضَادُّ"</w:t>
       </w:r>
     </w:p>
@@ -11402,6 +13000,23 @@
           <w:b/>
           <w:lang w:val="ar_AE" w:bidi="ar_AE"/>
         </w:rPr>
+        <w:t>ἡμῶν</w:t>
+      </w:r>
+    </w:p>
+    <w:p>
+      <w:pPr>
+        <w:bidi/>
+      </w:pPr>
+      <w:r>
+        <w:rPr>
+          <w:lang w:val="ar_AE" w:bidi="ar_AE"/>
+        </w:rPr>
+      </w:r>
+      <w:r>
+        <w:rPr>
+          <w:b/>
+          <w:lang w:val="ar_AE" w:bidi="ar_AE"/>
+        </w:rPr>
         <w:t>"عَنْكُمْ" أو "نحن"</w:t>
       </w:r>
     </w:p>
@@ -11507,6 +13122,23 @@
           <w:b/>
           <w:lang w:val="ar_AE" w:bidi="ar_AE"/>
         </w:rPr>
+        <w:t>δούλους ἰδίοις δεσπόταις ὑποτάσσεσθαι</w:t>
+      </w:r>
+    </w:p>
+    <w:p>
+      <w:pPr>
+        <w:bidi/>
+      </w:pPr>
+      <w:r>
+        <w:rPr>
+          <w:lang w:val="ar_AE" w:bidi="ar_AE"/>
+        </w:rPr>
+      </w:r>
+      <w:r>
+        <w:rPr>
+          <w:b/>
+          <w:lang w:val="ar_AE" w:bidi="ar_AE"/>
+        </w:rPr>
         <w:t>"وَالْعَبِيدَ أَنْ يَخْضَعُوا لِسَادَتِهِمْ"</w:t>
       </w:r>
     </w:p>
@@ -11599,6 +13231,23 @@
           <w:b/>
           <w:lang w:val="ar_AE" w:bidi="ar_AE"/>
         </w:rPr>
+        <w:t>ἐν πᾶσιν</w:t>
+      </w:r>
+    </w:p>
+    <w:p>
+      <w:pPr>
+        <w:bidi/>
+      </w:pPr>
+      <w:r>
+        <w:rPr>
+          <w:lang w:val="ar_AE" w:bidi="ar_AE"/>
+        </w:rPr>
+      </w:r>
+      <w:r>
+        <w:rPr>
+          <w:b/>
+          <w:lang w:val="ar_AE" w:bidi="ar_AE"/>
+        </w:rPr>
         <w:t>"فِي كُلِّ شَيْءٍ"</w:t>
       </w:r>
     </w:p>
@@ -11685,6 +13334,23 @@
           <w:b/>
           <w:lang w:val="ar_AE" w:bidi="ar_AE"/>
         </w:rPr>
+        <w:t>εὐαρέστους εἶναι</w:t>
+      </w:r>
+    </w:p>
+    <w:p>
+      <w:pPr>
+        <w:bidi/>
+      </w:pPr>
+      <w:r>
+        <w:rPr>
+          <w:lang w:val="ar_AE" w:bidi="ar_AE"/>
+        </w:rPr>
+      </w:r>
+      <w:r>
+        <w:rPr>
+          <w:b/>
+          <w:lang w:val="ar_AE" w:bidi="ar_AE"/>
+        </w:rPr>
         <w:t>"وَيُرْضُوهُمْ"</w:t>
       </w:r>
     </w:p>
@@ -11777,6 +13443,23 @@
           <w:b/>
           <w:lang w:val="ar_AE" w:bidi="ar_AE"/>
         </w:rPr>
+        <w:t>μὴ νοσφιζομένους</w:t>
+      </w:r>
+    </w:p>
+    <w:p>
+      <w:pPr>
+        <w:bidi/>
+      </w:pPr>
+      <w:r>
+        <w:rPr>
+          <w:lang w:val="ar_AE" w:bidi="ar_AE"/>
+        </w:rPr>
+      </w:r>
+      <w:r>
+        <w:rPr>
+          <w:b/>
+          <w:lang w:val="ar_AE" w:bidi="ar_AE"/>
+        </w:rPr>
         <w:t>"غَيْرَ مُخْتَلِسِينَ"</w:t>
       </w:r>
     </w:p>
@@ -11885,6 +13568,23 @@
           <w:b/>
           <w:lang w:val="ar_AE" w:bidi="ar_AE"/>
         </w:rPr>
+        <w:t>ἀλλὰ</w:t>
+      </w:r>
+    </w:p>
+    <w:p>
+      <w:pPr>
+        <w:bidi/>
+      </w:pPr>
+      <w:r>
+        <w:rPr>
+          <w:lang w:val="ar_AE" w:bidi="ar_AE"/>
+        </w:rPr>
+      </w:r>
+      <w:r>
+        <w:rPr>
+          <w:b/>
+          <w:lang w:val="ar_AE" w:bidi="ar_AE"/>
+        </w:rPr>
         <w:t>"بَلْ"</w:t>
       </w:r>
     </w:p>
@@ -12006,6 +13706,23 @@
           <w:b/>
           <w:lang w:val="ar_AE" w:bidi="ar_AE"/>
         </w:rPr>
+        <w:t>πᾶσαν πίστιν ἐνδεικνυμένους ἀγαθήν</w:t>
+      </w:r>
+    </w:p>
+    <w:p>
+      <w:pPr>
+        <w:bidi/>
+      </w:pPr>
+      <w:r>
+        <w:rPr>
+          <w:lang w:val="ar_AE" w:bidi="ar_AE"/>
+        </w:rPr>
+      </w:r>
+      <w:r>
+        <w:rPr>
+          <w:b/>
+          <w:lang w:val="ar_AE" w:bidi="ar_AE"/>
+        </w:rPr>
         <w:t>"مُقَدِّمِينَ كُلَّ أَمَانَةٍ صَالِحَةٍ"</w:t>
       </w:r>
     </w:p>
@@ -12092,6 +13809,23 @@
           <w:b/>
           <w:lang w:val="ar_AE" w:bidi="ar_AE"/>
         </w:rPr>
+        <w:t>ἵνα</w:t>
+      </w:r>
+    </w:p>
+    <w:p>
+      <w:pPr>
+        <w:bidi/>
+      </w:pPr>
+      <w:r>
+        <w:rPr>
+          <w:lang w:val="ar_AE" w:bidi="ar_AE"/>
+        </w:rPr>
+      </w:r>
+      <w:r>
+        <w:rPr>
+          <w:b/>
+          <w:lang w:val="ar_AE" w:bidi="ar_AE"/>
+        </w:rPr>
         <w:t>"</w:t>
       </w:r>
       <w:r>
@@ -12250,6 +13984,23 @@
           <w:b/>
           <w:lang w:val="ar_AE" w:bidi="ar_AE"/>
         </w:rPr>
+        <w:t>ἐν πᾶσιν</w:t>
+      </w:r>
+    </w:p>
+    <w:p>
+      <w:pPr>
+        <w:bidi/>
+      </w:pPr>
+      <w:r>
+        <w:rPr>
+          <w:lang w:val="ar_AE" w:bidi="ar_AE"/>
+        </w:rPr>
+      </w:r>
+      <w:r>
+        <w:rPr>
+          <w:b/>
+          <w:lang w:val="ar_AE" w:bidi="ar_AE"/>
+        </w:rPr>
         <w:t>"فِي كُلِّ شَيْءٍ"</w:t>
       </w:r>
     </w:p>
@@ -12336,6 +14087,23 @@
           <w:b/>
           <w:lang w:val="ar_AE" w:bidi="ar_AE"/>
         </w:rPr>
+        <w:t>τὴν διδασκαλίαν τὴν τοῦ Σωτῆρος ἡμῶν, Θεοῦ, κοσμῶσιν</w:t>
+      </w:r>
+    </w:p>
+    <w:p>
+      <w:pPr>
+        <w:bidi/>
+      </w:pPr>
+      <w:r>
+        <w:rPr>
+          <w:lang w:val="ar_AE" w:bidi="ar_AE"/>
+        </w:rPr>
+      </w:r>
+      <w:r>
+        <w:rPr>
+          <w:b/>
+          <w:lang w:val="ar_AE" w:bidi="ar_AE"/>
+        </w:rPr>
         <w:t>"لِكَيْ يُزَيِّنُوا تَعْلِيمَ مُخَلِّصِنَا اللهِ"</w:t>
       </w:r>
     </w:p>
@@ -12422,6 +14190,23 @@
           <w:b/>
           <w:lang w:val="ar_AE" w:bidi="ar_AE"/>
         </w:rPr>
+        <w:t>ἡμῶν</w:t>
+      </w:r>
+    </w:p>
+    <w:p>
+      <w:pPr>
+        <w:bidi/>
+      </w:pPr>
+      <w:r>
+        <w:rPr>
+          <w:lang w:val="ar_AE" w:bidi="ar_AE"/>
+        </w:rPr>
+      </w:r>
+      <w:r>
+        <w:rPr>
+          <w:b/>
+          <w:lang w:val="ar_AE" w:bidi="ar_AE"/>
+        </w:rPr>
         <w:t>"مُخَلِّصِنَا"</w:t>
       </w:r>
     </w:p>
@@ -12543,6 +14328,23 @@
           <w:b/>
           <w:lang w:val="ar_AE" w:bidi="ar_AE"/>
         </w:rPr>
+        <w:t>γὰρ</w:t>
+      </w:r>
+    </w:p>
+    <w:p>
+      <w:pPr>
+        <w:bidi/>
+      </w:pPr>
+      <w:r>
+        <w:rPr>
+          <w:lang w:val="ar_AE" w:bidi="ar_AE"/>
+        </w:rPr>
+      </w:r>
+      <w:r>
+        <w:rPr>
+          <w:b/>
+          <w:lang w:val="ar_AE" w:bidi="ar_AE"/>
+        </w:rPr>
         <w:t>"لأَنَّهُ"</w:t>
       </w:r>
     </w:p>
@@ -12677,6 +14479,23 @@
           <w:b/>
           <w:lang w:val="ar_AE" w:bidi="ar_AE"/>
         </w:rPr>
+        <w:t>ἐπεφάνη &amp; ἡ χάρις τοῦ Θεοῦ</w:t>
+      </w:r>
+    </w:p>
+    <w:p>
+      <w:pPr>
+        <w:bidi/>
+      </w:pPr>
+      <w:r>
+        <w:rPr>
+          <w:lang w:val="ar_AE" w:bidi="ar_AE"/>
+        </w:rPr>
+      </w:r>
+      <w:r>
+        <w:rPr>
+          <w:b/>
+          <w:lang w:val="ar_AE" w:bidi="ar_AE"/>
+        </w:rPr>
         <w:t>"قَدْ ظَهَرَتْ"</w:t>
       </w:r>
       <w:r>
@@ -12811,6 +14630,23 @@
           <w:b/>
           <w:lang w:val="ar_AE" w:bidi="ar_AE"/>
         </w:rPr>
+        <w:t>ἐπεφάνη γὰρ ἡ χάρις τοῦ Θεοῦ σωτήριος πᾶσιν ἀνθρώποις</w:t>
+      </w:r>
+    </w:p>
+    <w:p>
+      <w:pPr>
+        <w:bidi/>
+      </w:pPr>
+      <w:r>
+        <w:rPr>
+          <w:lang w:val="ar_AE" w:bidi="ar_AE"/>
+        </w:rPr>
+      </w:r>
+      <w:r>
+        <w:rPr>
+          <w:b/>
+          <w:lang w:val="ar_AE" w:bidi="ar_AE"/>
+        </w:rPr>
         <w:t>"لأَنَّهُ قَدْ ظَهَرَتْ نِعْمَةُ اللهِ الْمُخَلِّصَةُ، لِجَمِيعِ النَّاسِ"</w:t>
       </w:r>
     </w:p>
@@ -12932,6 +14768,23 @@
           <w:b/>
           <w:lang w:val="ar_AE" w:bidi="ar_AE"/>
         </w:rPr>
+        <w:t>σωτήριος πᾶσιν ἀνθρώποις</w:t>
+      </w:r>
+    </w:p>
+    <w:p>
+      <w:pPr>
+        <w:bidi/>
+      </w:pPr>
+      <w:r>
+        <w:rPr>
+          <w:lang w:val="ar_AE" w:bidi="ar_AE"/>
+        </w:rPr>
+      </w:r>
+      <w:r>
+        <w:rPr>
+          <w:b/>
+          <w:lang w:val="ar_AE" w:bidi="ar_AE"/>
+        </w:rPr>
         <w:t>"الْمُخَلِّصَةُ لِجَمِيعِ النَّاسِ"</w:t>
       </w:r>
     </w:p>
@@ -13066,6 +14919,23 @@
           <w:b/>
           <w:lang w:val="ar_AE" w:bidi="ar_AE"/>
         </w:rPr>
+        <w:t>πᾶσιν ἀνθρώποις</w:t>
+      </w:r>
+    </w:p>
+    <w:p>
+      <w:pPr>
+        <w:bidi/>
+      </w:pPr>
+      <w:r>
+        <w:rPr>
+          <w:lang w:val="ar_AE" w:bidi="ar_AE"/>
+        </w:rPr>
+      </w:r>
+      <w:r>
+        <w:rPr>
+          <w:b/>
+          <w:lang w:val="ar_AE" w:bidi="ar_AE"/>
+        </w:rPr>
         <w:t>"لِجَمِيعِ"</w:t>
       </w:r>
     </w:p>
@@ -13200,6 +15070,23 @@
           <w:b/>
           <w:lang w:val="ar_AE" w:bidi="ar_AE"/>
         </w:rPr>
+        <w:t>παιδεύουσα ἡμᾶς</w:t>
+      </w:r>
+    </w:p>
+    <w:p>
+      <w:pPr>
+        <w:bidi/>
+      </w:pPr>
+      <w:r>
+        <w:rPr>
+          <w:lang w:val="ar_AE" w:bidi="ar_AE"/>
+        </w:rPr>
+      </w:r>
+      <w:r>
+        <w:rPr>
+          <w:b/>
+          <w:lang w:val="ar_AE" w:bidi="ar_AE"/>
+        </w:rPr>
         <w:t>"مُعَلِّمَةً إِيَّانَا"</w:t>
       </w:r>
     </w:p>
@@ -13308,6 +15195,23 @@
           <w:b/>
           <w:lang w:val="ar_AE" w:bidi="ar_AE"/>
         </w:rPr>
+        <w:t>ἡμᾶς</w:t>
+      </w:r>
+    </w:p>
+    <w:p>
+      <w:pPr>
+        <w:bidi/>
+      </w:pPr>
+      <w:r>
+        <w:rPr>
+          <w:lang w:val="ar_AE" w:bidi="ar_AE"/>
+        </w:rPr>
+      </w:r>
+      <w:r>
+        <w:rPr>
+          <w:b/>
+          <w:lang w:val="ar_AE" w:bidi="ar_AE"/>
+        </w:rPr>
         <w:t>"إِيَّانَا"</w:t>
       </w:r>
     </w:p>
@@ -13442,6 +15346,23 @@
           <w:b/>
           <w:lang w:val="ar_AE" w:bidi="ar_AE"/>
         </w:rPr>
+        <w:t>τὴν ἀσέβειαν</w:t>
+      </w:r>
+    </w:p>
+    <w:p>
+      <w:pPr>
+        <w:bidi/>
+      </w:pPr>
+      <w:r>
+        <w:rPr>
+          <w:lang w:val="ar_AE" w:bidi="ar_AE"/>
+        </w:rPr>
+      </w:r>
+      <w:r>
+        <w:rPr>
+          <w:b/>
+          <w:lang w:val="ar_AE" w:bidi="ar_AE"/>
+        </w:rPr>
         <w:t>"الْفُجُورَ"</w:t>
       </w:r>
     </w:p>
@@ -13563,6 +15484,23 @@
           <w:b/>
           <w:lang w:val="ar_AE" w:bidi="ar_AE"/>
         </w:rPr>
+        <w:t>τὰς κοσμικὰς ἐπιθυμίας</w:t>
+      </w:r>
+    </w:p>
+    <w:p>
+      <w:pPr>
+        <w:bidi/>
+      </w:pPr>
+      <w:r>
+        <w:rPr>
+          <w:lang w:val="ar_AE" w:bidi="ar_AE"/>
+        </w:rPr>
+      </w:r>
+      <w:r>
+        <w:rPr>
+          <w:b/>
+          <w:lang w:val="ar_AE" w:bidi="ar_AE"/>
+        </w:rPr>
         <w:t>"وَالشَّهَوَاتِ الْعَالَمِيَّةَ"</w:t>
       </w:r>
     </w:p>
@@ -13684,6 +15622,23 @@
           <w:b/>
           <w:lang w:val="ar_AE" w:bidi="ar_AE"/>
         </w:rPr>
+        <w:t>ἀσέβειαν &amp; εὐσεβῶς</w:t>
+      </w:r>
+    </w:p>
+    <w:p>
+      <w:pPr>
+        <w:bidi/>
+      </w:pPr>
+      <w:r>
+        <w:rPr>
+          <w:lang w:val="ar_AE" w:bidi="ar_AE"/>
+        </w:rPr>
+      </w:r>
+      <w:r>
+        <w:rPr>
+          <w:b/>
+          <w:lang w:val="ar_AE" w:bidi="ar_AE"/>
+        </w:rPr>
         <w:t>"الْفُجُورَ"</w:t>
       </w:r>
       <w:r>
@@ -13783,6 +15738,23 @@
           <w:b/>
           <w:lang w:val="ar_AE" w:bidi="ar_AE"/>
         </w:rPr>
+        <w:t>ἐν τῷ νῦν αἰῶνι</w:t>
+      </w:r>
+    </w:p>
+    <w:p>
+      <w:pPr>
+        <w:bidi/>
+      </w:pPr>
+      <w:r>
+        <w:rPr>
+          <w:lang w:val="ar_AE" w:bidi="ar_AE"/>
+        </w:rPr>
+      </w:r>
+      <w:r>
+        <w:rPr>
+          <w:b/>
+          <w:lang w:val="ar_AE" w:bidi="ar_AE"/>
+        </w:rPr>
         <w:t>"فِي الْعَالَمِ الْحَاضِرِ"</w:t>
       </w:r>
     </w:p>
@@ -13869,6 +15841,23 @@
           <w:b/>
           <w:lang w:val="ar_AE" w:bidi="ar_AE"/>
         </w:rPr>
+        <w:t>προσδεχόμενοι</w:t>
+      </w:r>
+    </w:p>
+    <w:p>
+      <w:pPr>
+        <w:bidi/>
+      </w:pPr>
+      <w:r>
+        <w:rPr>
+          <w:lang w:val="ar_AE" w:bidi="ar_AE"/>
+        </w:rPr>
+      </w:r>
+      <w:r>
+        <w:rPr>
+          <w:b/>
+          <w:lang w:val="ar_AE" w:bidi="ar_AE"/>
+        </w:rPr>
         <w:t>"مُنْتَظِرِينَ"</w:t>
       </w:r>
     </w:p>
@@ -13955,6 +15944,23 @@
           <w:b/>
           <w:lang w:val="ar_AE" w:bidi="ar_AE"/>
         </w:rPr>
+        <w:t>τὴν μακαρίαν ἐλπίδα, καὶ ἐπιφάνειαν τῆς δόξης</w:t>
+      </w:r>
+    </w:p>
+    <w:p>
+      <w:pPr>
+        <w:bidi/>
+      </w:pPr>
+      <w:r>
+        <w:rPr>
+          <w:lang w:val="ar_AE" w:bidi="ar_AE"/>
+        </w:rPr>
+      </w:r>
+      <w:r>
+        <w:rPr>
+          <w:b/>
+          <w:lang w:val="ar_AE" w:bidi="ar_AE"/>
+        </w:rPr>
         <w:t>"الرَّجَاءَ الْمُبَارَكَ وَظُهُورَ مَجْدِ اللهِ الْعَظِيمِ"</w:t>
       </w:r>
     </w:p>
@@ -14115,6 +16121,23 @@
           <w:b/>
           <w:lang w:val="ar_AE" w:bidi="ar_AE"/>
         </w:rPr>
+        <w:t>τὴν μακαρίαν ἐλπίδα, καὶ ἐπιφάνειαν τῆς δόξης</w:t>
+      </w:r>
+    </w:p>
+    <w:p>
+      <w:pPr>
+        <w:bidi/>
+      </w:pPr>
+      <w:r>
+        <w:rPr>
+          <w:lang w:val="ar_AE" w:bidi="ar_AE"/>
+        </w:rPr>
+      </w:r>
+      <w:r>
+        <w:rPr>
+          <w:b/>
+          <w:lang w:val="ar_AE" w:bidi="ar_AE"/>
+        </w:rPr>
         <w:t>"الرَّجَاءَ الْمُبَارَكَ وَظُهُورَ مَجْدِ اللهِ الْعَظِيمِ"</w:t>
       </w:r>
     </w:p>
@@ -14265,6 +16288,23 @@
           <w:b/>
           <w:lang w:val="ar_AE" w:bidi="ar_AE"/>
         </w:rPr>
+        <w:t>τὴν μακαρίαν ἐλπίδα, καὶ ἐπιφάνειαν τῆς δόξης τοῦ μεγάλου Θεοῦ καὶ Σωτῆρος ἡμῶν, Ἰησοῦ Χριστοῦ</w:t>
+      </w:r>
+    </w:p>
+    <w:p>
+      <w:pPr>
+        <w:bidi/>
+      </w:pPr>
+      <w:r>
+        <w:rPr>
+          <w:lang w:val="ar_AE" w:bidi="ar_AE"/>
+        </w:rPr>
+      </w:r>
+      <w:r>
+        <w:rPr>
+          <w:b/>
+          <w:lang w:val="ar_AE" w:bidi="ar_AE"/>
+        </w:rPr>
         <w:t>"الرَّجَاءَ الْمُبَارَكَ وَظُهُورَ مَجْدِ اللهِ الْعَظِيمِ وَمُخَلِّصِنَا يَسُوعَ الْمَسِيحِ"</w:t>
       </w:r>
     </w:p>
@@ -14412,6 +16452,23 @@
           <w:b/>
           <w:lang w:val="ar_AE" w:bidi="ar_AE"/>
         </w:rPr>
+        <w:t>τοῦ μεγάλου Θεοῦ καὶ Σωτῆρος ἡμῶν, Ἰησοῦ Χριστοῦ</w:t>
+      </w:r>
+    </w:p>
+    <w:p>
+      <w:pPr>
+        <w:bidi/>
+      </w:pPr>
+      <w:r>
+        <w:rPr>
+          <w:lang w:val="ar_AE" w:bidi="ar_AE"/>
+        </w:rPr>
+      </w:r>
+      <w:r>
+        <w:rPr>
+          <w:b/>
+          <w:lang w:val="ar_AE" w:bidi="ar_AE"/>
+        </w:rPr>
         <w:t>"اللهِ الْعَظِيمِ وَمُخَلِّصِنَا يَسُوعَ الْمَسِيحِ"</w:t>
       </w:r>
     </w:p>
@@ -14553,6 +16610,23 @@
           <w:b/>
           <w:lang w:val="ar_AE" w:bidi="ar_AE"/>
         </w:rPr>
+        <w:t>ὃς ἔδωκεν ἑαυτὸν ὑπὲρ ἡμῶν</w:t>
+      </w:r>
+    </w:p>
+    <w:p>
+      <w:pPr>
+        <w:bidi/>
+      </w:pPr>
+      <w:r>
+        <w:rPr>
+          <w:lang w:val="ar_AE" w:bidi="ar_AE"/>
+        </w:rPr>
+      </w:r>
+      <w:r>
+        <w:rPr>
+          <w:b/>
+          <w:lang w:val="ar_AE" w:bidi="ar_AE"/>
+        </w:rPr>
         <w:t>"الَّذِي بَذَلَ نَفْسَهُ لأَجْلِنَا"</w:t>
       </w:r>
     </w:p>
@@ -14661,6 +16735,23 @@
           <w:b/>
           <w:lang w:val="ar_AE" w:bidi="ar_AE"/>
         </w:rPr>
+        <w:t>ἡμῶν</w:t>
+      </w:r>
+    </w:p>
+    <w:p>
+      <w:pPr>
+        <w:bidi/>
+      </w:pPr>
+      <w:r>
+        <w:rPr>
+          <w:lang w:val="ar_AE" w:bidi="ar_AE"/>
+        </w:rPr>
+      </w:r>
+      <w:r>
+        <w:rPr>
+          <w:b/>
+          <w:lang w:val="ar_AE" w:bidi="ar_AE"/>
+        </w:rPr>
         <w:t>"لأَجْلِنَا"</w:t>
       </w:r>
     </w:p>
@@ -14782,6 +16873,23 @@
           <w:b/>
           <w:lang w:val="ar_AE" w:bidi="ar_AE"/>
         </w:rPr>
+        <w:t>λυτρώσηται ἡμᾶς ἀπὸ πάσης ἀνομίας</w:t>
+      </w:r>
+    </w:p>
+    <w:p>
+      <w:pPr>
+        <w:bidi/>
+      </w:pPr>
+      <w:r>
+        <w:rPr>
+          <w:lang w:val="ar_AE" w:bidi="ar_AE"/>
+        </w:rPr>
+      </w:r>
+      <w:r>
+        <w:rPr>
+          <w:b/>
+          <w:lang w:val="ar_AE" w:bidi="ar_AE"/>
+        </w:rPr>
         <w:t>"يَفْدِيَنَا مِنْ كُلِّ إِثْمٍ"</w:t>
       </w:r>
     </w:p>
@@ -14903,6 +17011,23 @@
           <w:b/>
           <w:lang w:val="ar_AE" w:bidi="ar_AE"/>
         </w:rPr>
+        <w:t>ἡμᾶς</w:t>
+      </w:r>
+    </w:p>
+    <w:p>
+      <w:pPr>
+        <w:bidi/>
+      </w:pPr>
+      <w:r>
+        <w:rPr>
+          <w:lang w:val="ar_AE" w:bidi="ar_AE"/>
+        </w:rPr>
+      </w:r>
+      <w:r>
+        <w:rPr>
+          <w:b/>
+          <w:lang w:val="ar_AE" w:bidi="ar_AE"/>
+        </w:rPr>
         <w:t>"يَفْدِيَنَا"</w:t>
       </w:r>
     </w:p>
@@ -15024,6 +17149,23 @@
           <w:b/>
           <w:lang w:val="ar_AE" w:bidi="ar_AE"/>
         </w:rPr>
+        <w:t>λαὸν περιούσιον</w:t>
+      </w:r>
+    </w:p>
+    <w:p>
+      <w:pPr>
+        <w:bidi/>
+      </w:pPr>
+      <w:r>
+        <w:rPr>
+          <w:lang w:val="ar_AE" w:bidi="ar_AE"/>
+        </w:rPr>
+      </w:r>
+      <w:r>
+        <w:rPr>
+          <w:b/>
+          <w:lang w:val="ar_AE" w:bidi="ar_AE"/>
+        </w:rPr>
         <w:t>"لِنَفْسِهِ شَعْبًا خَاصًّا"</w:t>
       </w:r>
     </w:p>
@@ -15132,6 +17274,23 @@
           <w:b/>
           <w:lang w:val="ar_AE" w:bidi="ar_AE"/>
         </w:rPr>
+        <w:t>ζηλωτὴν καλῶν ἔργων</w:t>
+      </w:r>
+    </w:p>
+    <w:p>
+      <w:pPr>
+        <w:bidi/>
+      </w:pPr>
+      <w:r>
+        <w:rPr>
+          <w:lang w:val="ar_AE" w:bidi="ar_AE"/>
+        </w:rPr>
+      </w:r>
+      <w:r>
+        <w:rPr>
+          <w:b/>
+          <w:lang w:val="ar_AE" w:bidi="ar_AE"/>
+        </w:rPr>
         <w:t>"غَيُورًا فِي أَعْمَال حَسَنَةٍ"</w:t>
       </w:r>
     </w:p>
@@ -15218,6 +17377,23 @@
           <w:b/>
           <w:lang w:val="ar_AE" w:bidi="ar_AE"/>
         </w:rPr>
+        <w:t>ταῦτα</w:t>
+      </w:r>
+    </w:p>
+    <w:p>
+      <w:pPr>
+        <w:bidi/>
+      </w:pPr>
+      <w:r>
+        <w:rPr>
+          <w:lang w:val="ar_AE" w:bidi="ar_AE"/>
+        </w:rPr>
+      </w:r>
+      <w:r>
+        <w:rPr>
+          <w:b/>
+          <w:lang w:val="ar_AE" w:bidi="ar_AE"/>
+        </w:rPr>
         <w:t>"بِهذِهِ"</w:t>
       </w:r>
     </w:p>
@@ -15339,6 +17515,23 @@
           <w:b/>
           <w:lang w:val="ar_AE" w:bidi="ar_AE"/>
         </w:rPr>
+        <w:t>παρακάλει</w:t>
+      </w:r>
+    </w:p>
+    <w:p>
+      <w:pPr>
+        <w:bidi/>
+      </w:pPr>
+      <w:r>
+        <w:rPr>
+          <w:lang w:val="ar_AE" w:bidi="ar_AE"/>
+        </w:rPr>
+      </w:r>
+      <w:r>
+        <w:rPr>
+          <w:b/>
+          <w:lang w:val="ar_AE" w:bidi="ar_AE"/>
+        </w:rPr>
         <w:t>"وَعِظْ"</w:t>
       </w:r>
     </w:p>
@@ -15460,6 +17653,23 @@
           <w:b/>
           <w:lang w:val="ar_AE" w:bidi="ar_AE"/>
         </w:rPr>
+        <w:t>ἔλεγχε, μετὰ πάσης ἐπιταγῆς</w:t>
+      </w:r>
+    </w:p>
+    <w:p>
+      <w:pPr>
+        <w:bidi/>
+      </w:pPr>
+      <w:r>
+        <w:rPr>
+          <w:lang w:val="ar_AE" w:bidi="ar_AE"/>
+        </w:rPr>
+      </w:r>
+      <w:r>
+        <w:rPr>
+          <w:b/>
+          <w:lang w:val="ar_AE" w:bidi="ar_AE"/>
+        </w:rPr>
         <w:t>"وَوَبِّخْ بِكُلِّ سُلْطَانٍ"</w:t>
       </w:r>
     </w:p>
@@ -15581,6 +17791,23 @@
           <w:b/>
           <w:lang w:val="ar_AE" w:bidi="ar_AE"/>
         </w:rPr>
+        <w:t>μετὰ πάσης ἐπιταγῆς</w:t>
+      </w:r>
+    </w:p>
+    <w:p>
+      <w:pPr>
+        <w:bidi/>
+      </w:pPr>
+      <w:r>
+        <w:rPr>
+          <w:lang w:val="ar_AE" w:bidi="ar_AE"/>
+        </w:rPr>
+      </w:r>
+      <w:r>
+        <w:rPr>
+          <w:b/>
+          <w:lang w:val="ar_AE" w:bidi="ar_AE"/>
+        </w:rPr>
         <w:t>"بِكُلِّ سُلْطَانٍ"</w:t>
       </w:r>
     </w:p>
@@ -15702,6 +17929,23 @@
           <w:b/>
           <w:lang w:val="ar_AE" w:bidi="ar_AE"/>
         </w:rPr>
+        <w:t>μηδείς σου περιφρονείτω</w:t>
+      </w:r>
+    </w:p>
+    <w:p>
+      <w:pPr>
+        <w:bidi/>
+      </w:pPr>
+      <w:r>
+        <w:rPr>
+          <w:lang w:val="ar_AE" w:bidi="ar_AE"/>
+        </w:rPr>
+      </w:r>
+      <w:r>
+        <w:rPr>
+          <w:b/>
+          <w:lang w:val="ar_AE" w:bidi="ar_AE"/>
+        </w:rPr>
         <w:t>"لا يَسْتَهِنْ بِكَ أَحَدٌ"</w:t>
       </w:r>
     </w:p>
@@ -15788,6 +18032,23 @@
           <w:b/>
           <w:lang w:val="ar_AE" w:bidi="ar_AE"/>
         </w:rPr>
+        <w:t>μηδείς σου περιφρονείτω</w:t>
+      </w:r>
+    </w:p>
+    <w:p>
+      <w:pPr>
+        <w:bidi/>
+      </w:pPr>
+      <w:r>
+        <w:rPr>
+          <w:lang w:val="ar_AE" w:bidi="ar_AE"/>
+        </w:rPr>
+      </w:r>
+      <w:r>
+        <w:rPr>
+          <w:b/>
+          <w:lang w:val="ar_AE" w:bidi="ar_AE"/>
+        </w:rPr>
         <w:t>"لاَ يَسْتَهِنْ بِكَ أَحَدٌ"</w:t>
       </w:r>
     </w:p>
@@ -15896,6 +18157,23 @@
           <w:b/>
           <w:lang w:val="ar_AE" w:bidi="ar_AE"/>
         </w:rPr>
+        <w:t>μηδείς σου περιφρονείτω</w:t>
+      </w:r>
+    </w:p>
+    <w:p>
+      <w:pPr>
+        <w:bidi/>
+      </w:pPr>
+      <w:r>
+        <w:rPr>
+          <w:lang w:val="ar_AE" w:bidi="ar_AE"/>
+        </w:rPr>
+      </w:r>
+      <w:r>
+        <w:rPr>
+          <w:b/>
+          <w:lang w:val="ar_AE" w:bidi="ar_AE"/>
+        </w:rPr>
         <w:t>"لاَ يَسْتَهِنْ بِكَ أَحَدٌ"</w:t>
       </w:r>
     </w:p>
@@ -16173,6 +18451,23 @@
           <w:b/>
           <w:lang w:val="ar_AE" w:bidi="ar_AE"/>
         </w:rPr>
+        <w:t>ὑπομίμνῃσκε αὐτοὺς &amp; ὑποτάσσεσθαι</w:t>
+      </w:r>
+    </w:p>
+    <w:p>
+      <w:pPr>
+        <w:bidi/>
+      </w:pPr>
+      <w:r>
+        <w:rPr>
+          <w:lang w:val="ar_AE" w:bidi="ar_AE"/>
+        </w:rPr>
+      </w:r>
+      <w:r>
+        <w:rPr>
+          <w:b/>
+          <w:lang w:val="ar_AE" w:bidi="ar_AE"/>
+        </w:rPr>
         <w:t>"ذَكِّرْهُمْ"</w:t>
       </w:r>
       <w:r>
@@ -16272,6 +18567,23 @@
           <w:b/>
           <w:lang w:val="ar_AE" w:bidi="ar_AE"/>
         </w:rPr>
+        <w:t>ἀρχαῖς, ἐξουσίαις, ὑποτάσσεσθαι, πειθαρχεῖν</w:t>
+      </w:r>
+    </w:p>
+    <w:p>
+      <w:pPr>
+        <w:bidi/>
+      </w:pPr>
+      <w:r>
+        <w:rPr>
+          <w:lang w:val="ar_AE" w:bidi="ar_AE"/>
+        </w:rPr>
+      </w:r>
+      <w:r>
+        <w:rPr>
+          <w:b/>
+          <w:lang w:val="ar_AE" w:bidi="ar_AE"/>
+        </w:rPr>
         <w:t>"أَنْ يَخْضَعُوا لِلرِّيَاسَاتِ وَالسَّلاَطِينِ، وَيُطِيعُوا"</w:t>
       </w:r>
     </w:p>
@@ -16390,6 +18702,23 @@
           <w:b/>
           <w:lang w:val="ar_AE" w:bidi="ar_AE"/>
         </w:rPr>
+        <w:t>ἀρχαῖς, ἐξουσίαις</w:t>
+      </w:r>
+    </w:p>
+    <w:p>
+      <w:pPr>
+        <w:bidi/>
+      </w:pPr>
+      <w:r>
+        <w:rPr>
+          <w:lang w:val="ar_AE" w:bidi="ar_AE"/>
+        </w:rPr>
+      </w:r>
+      <w:r>
+        <w:rPr>
+          <w:b/>
+          <w:lang w:val="ar_AE" w:bidi="ar_AE"/>
+        </w:rPr>
         <w:t>"لِلرِّيَاسَاتِ وَالسَّلاَطِينِ"</w:t>
       </w:r>
     </w:p>
@@ -16508,6 +18837,23 @@
           <w:b/>
           <w:lang w:val="ar_AE" w:bidi="ar_AE"/>
         </w:rPr>
+        <w:t>πρὸς πᾶν ἔργον ἀγαθὸν ἑτοίμους εἶναι</w:t>
+      </w:r>
+    </w:p>
+    <w:p>
+      <w:pPr>
+        <w:bidi/>
+      </w:pPr>
+      <w:r>
+        <w:rPr>
+          <w:lang w:val="ar_AE" w:bidi="ar_AE"/>
+        </w:rPr>
+      </w:r>
+      <w:r>
+        <w:rPr>
+          <w:b/>
+          <w:lang w:val="ar_AE" w:bidi="ar_AE"/>
+        </w:rPr>
         <w:t>"وَيَكُونُوا مُسْتَعِدِّينَ لِكُلِّ عَمَل صَالِحٍ"</w:t>
       </w:r>
     </w:p>
@@ -16594,6 +18940,23 @@
           <w:b/>
           <w:lang w:val="ar_AE" w:bidi="ar_AE"/>
         </w:rPr>
+        <w:t>βλασφημεῖν</w:t>
+      </w:r>
+    </w:p>
+    <w:p>
+      <w:pPr>
+        <w:bidi/>
+      </w:pPr>
+      <w:r>
+        <w:rPr>
+          <w:lang w:val="ar_AE" w:bidi="ar_AE"/>
+        </w:rPr>
+      </w:r>
+      <w:r>
+        <w:rPr>
+          <w:b/>
+          <w:lang w:val="ar_AE" w:bidi="ar_AE"/>
+        </w:rPr>
         <w:t>"يَطْعَنُوا"</w:t>
       </w:r>
     </w:p>
@@ -16680,6 +19043,23 @@
           <w:b/>
           <w:lang w:val="ar_AE" w:bidi="ar_AE"/>
         </w:rPr>
+        <w:t>ἀμάχους εἶναι</w:t>
+      </w:r>
+    </w:p>
+    <w:p>
+      <w:pPr>
+        <w:bidi/>
+      </w:pPr>
+      <w:r>
+        <w:rPr>
+          <w:lang w:val="ar_AE" w:bidi="ar_AE"/>
+        </w:rPr>
+      </w:r>
+      <w:r>
+        <w:rPr>
+          <w:b/>
+          <w:lang w:val="ar_AE" w:bidi="ar_AE"/>
+        </w:rPr>
         <w:t>"وَيَكُونُوا غَيْرَ مُخَاصِمِينَ"</w:t>
       </w:r>
     </w:p>
@@ -16798,6 +19178,23 @@
           <w:b/>
           <w:lang w:val="ar_AE" w:bidi="ar_AE"/>
         </w:rPr>
+        <w:t>πᾶσαν ἐνδεικνυμένους πραΰτητα</w:t>
+      </w:r>
+    </w:p>
+    <w:p>
+      <w:pPr>
+        <w:bidi/>
+      </w:pPr>
+      <w:r>
+        <w:rPr>
+          <w:lang w:val="ar_AE" w:bidi="ar_AE"/>
+        </w:rPr>
+      </w:r>
+      <w:r>
+        <w:rPr>
+          <w:b/>
+          <w:lang w:val="ar_AE" w:bidi="ar_AE"/>
+        </w:rPr>
         <w:t>"مُظْهِرِينَ كُلَّ وَدَاعَةٍ"</w:t>
       </w:r>
     </w:p>
@@ -16903,6 +19300,23 @@
           <w:b/>
           <w:lang w:val="ar_AE" w:bidi="ar_AE"/>
         </w:rPr>
+        <w:t>πρὸς πάντας ἀνθρώπους</w:t>
+      </w:r>
+    </w:p>
+    <w:p>
+      <w:pPr>
+        <w:bidi/>
+      </w:pPr>
+      <w:r>
+        <w:rPr>
+          <w:lang w:val="ar_AE" w:bidi="ar_AE"/>
+        </w:rPr>
+      </w:r>
+      <w:r>
+        <w:rPr>
+          <w:b/>
+          <w:lang w:val="ar_AE" w:bidi="ar_AE"/>
+        </w:rPr>
         <w:t>"لِجَمِيعِ النَّاسِ"</w:t>
       </w:r>
     </w:p>
@@ -17024,6 +19438,23 @@
           <w:b/>
           <w:lang w:val="ar_AE" w:bidi="ar_AE"/>
         </w:rPr>
+        <w:t>ἦμεν γάρ ποτε καὶ ἡμεῖς</w:t>
+      </w:r>
+    </w:p>
+    <w:p>
+      <w:pPr>
+        <w:bidi/>
+      </w:pPr>
+      <w:r>
+        <w:rPr>
+          <w:lang w:val="ar_AE" w:bidi="ar_AE"/>
+        </w:rPr>
+      </w:r>
+      <w:r>
+        <w:rPr>
+          <w:b/>
+          <w:lang w:val="ar_AE" w:bidi="ar_AE"/>
+        </w:rPr>
         <w:t>"لأَنَّنَا كُنَّا نَحْنُ أَيْضًا قَبْلًا"</w:t>
       </w:r>
     </w:p>
@@ -17142,6 +19573,23 @@
           <w:b/>
           <w:lang w:val="ar_AE" w:bidi="ar_AE"/>
         </w:rPr>
+        <w:t>ποτε</w:t>
+      </w:r>
+    </w:p>
+    <w:p>
+      <w:pPr>
+        <w:bidi/>
+      </w:pPr>
+      <w:r>
+        <w:rPr>
+          <w:lang w:val="ar_AE" w:bidi="ar_AE"/>
+        </w:rPr>
+      </w:r>
+      <w:r>
+        <w:rPr>
+          <w:b/>
+          <w:lang w:val="ar_AE" w:bidi="ar_AE"/>
+        </w:rPr>
         <w:t>"قَبْلًا"</w:t>
       </w:r>
     </w:p>
@@ -17212,6 +19660,23 @@
           <w:b/>
           <w:lang w:val="ar_AE" w:bidi="ar_AE"/>
         </w:rPr>
+        <w:t>ἡμεῖς</w:t>
+      </w:r>
+    </w:p>
+    <w:p>
+      <w:pPr>
+        <w:bidi/>
+      </w:pPr>
+      <w:r>
+        <w:rPr>
+          <w:lang w:val="ar_AE" w:bidi="ar_AE"/>
+        </w:rPr>
+      </w:r>
+      <w:r>
+        <w:rPr>
+          <w:b/>
+          <w:lang w:val="ar_AE" w:bidi="ar_AE"/>
+        </w:rPr>
         <w:t>"نَحْنُ"</w:t>
       </w:r>
     </w:p>
@@ -17317,6 +19782,23 @@
           <w:b/>
           <w:lang w:val="ar_AE" w:bidi="ar_AE"/>
         </w:rPr>
+        <w:t>ἦμεν &amp; ἀνόητοι</w:t>
+      </w:r>
+    </w:p>
+    <w:p>
+      <w:pPr>
+        <w:bidi/>
+      </w:pPr>
+      <w:r>
+        <w:rPr>
+          <w:lang w:val="ar_AE" w:bidi="ar_AE"/>
+        </w:rPr>
+      </w:r>
+      <w:r>
+        <w:rPr>
+          <w:b/>
+          <w:lang w:val="ar_AE" w:bidi="ar_AE"/>
+        </w:rPr>
         <w:t>"كُنَّا"</w:t>
       </w:r>
       <w:r>
@@ -17416,6 +19898,23 @@
           <w:b/>
           <w:lang w:val="ar_AE" w:bidi="ar_AE"/>
         </w:rPr>
+        <w:t>πλανώμενοι, δουλεύοντες ἐπιθυμίαις καὶ ἡδοναῖς ποικίλαις</w:t>
+      </w:r>
+    </w:p>
+    <w:p>
+      <w:pPr>
+        <w:bidi/>
+      </w:pPr>
+      <w:r>
+        <w:rPr>
+          <w:lang w:val="ar_AE" w:bidi="ar_AE"/>
+        </w:rPr>
+      </w:r>
+      <w:r>
+        <w:rPr>
+          <w:b/>
+          <w:lang w:val="ar_AE" w:bidi="ar_AE"/>
+        </w:rPr>
         <w:t>"ضَالِّينَ، مُسْتَعْبَدِينَ لِشَهَوَاتٍ وَلَذَّاتٍ مُخْتَلِفَةٍ"</w:t>
       </w:r>
     </w:p>
@@ -17534,6 +20033,23 @@
           <w:b/>
           <w:lang w:val="ar_AE" w:bidi="ar_AE"/>
         </w:rPr>
+        <w:t>πλανώμενοι, δουλεύοντες ἐπιθυμίαις καὶ ἡδοναῖς ποικίλαις</w:t>
+      </w:r>
+    </w:p>
+    <w:p>
+      <w:pPr>
+        <w:bidi/>
+      </w:pPr>
+      <w:r>
+        <w:rPr>
+          <w:lang w:val="ar_AE" w:bidi="ar_AE"/>
+        </w:rPr>
+      </w:r>
+      <w:r>
+        <w:rPr>
+          <w:b/>
+          <w:lang w:val="ar_AE" w:bidi="ar_AE"/>
+        </w:rPr>
         <w:t>"ضَالِّينَ، مُسْتَعْبَدِينَ لِشَهَوَاتٍ وَلَذَّاتٍ مُخْتَلِفَةٍ"</w:t>
       </w:r>
     </w:p>
@@ -17626,6 +20142,23 @@
           <w:b/>
           <w:lang w:val="ar_AE" w:bidi="ar_AE"/>
         </w:rPr>
+        <w:t>ἐπιθυμίαις καὶ ἡδοναῖς ποικίλαις</w:t>
+      </w:r>
+    </w:p>
+    <w:p>
+      <w:pPr>
+        <w:bidi/>
+      </w:pPr>
+      <w:r>
+        <w:rPr>
+          <w:lang w:val="ar_AE" w:bidi="ar_AE"/>
+        </w:rPr>
+      </w:r>
+      <w:r>
+        <w:rPr>
+          <w:b/>
+          <w:lang w:val="ar_AE" w:bidi="ar_AE"/>
+        </w:rPr>
         <w:t>"لِشَهَوَاتٍ وَلَذَّاتٍ مُخْتَلِفَةٍ"</w:t>
       </w:r>
     </w:p>
@@ -17760,6 +20293,23 @@
           <w:b/>
           <w:lang w:val="ar_AE" w:bidi="ar_AE"/>
         </w:rPr>
+        <w:t>ἐν κακίᾳ καὶ φθόνῳ διάγοντες</w:t>
+      </w:r>
+    </w:p>
+    <w:p>
+      <w:pPr>
+        <w:bidi/>
+      </w:pPr>
+      <w:r>
+        <w:rPr>
+          <w:lang w:val="ar_AE" w:bidi="ar_AE"/>
+        </w:rPr>
+      </w:r>
+      <w:r>
+        <w:rPr>
+          <w:b/>
+          <w:lang w:val="ar_AE" w:bidi="ar_AE"/>
+        </w:rPr>
         <w:t>"عَائِشِينَ فِي الْخُبْثِ وَالْحَسَدِ"</w:t>
       </w:r>
     </w:p>
@@ -17943,6 +20493,23 @@
           <w:b/>
           <w:lang w:val="ar_AE" w:bidi="ar_AE"/>
         </w:rPr>
+        <w:t>στυγητοί</w:t>
+      </w:r>
+    </w:p>
+    <w:p>
+      <w:pPr>
+        <w:bidi/>
+      </w:pPr>
+      <w:r>
+        <w:rPr>
+          <w:lang w:val="ar_AE" w:bidi="ar_AE"/>
+        </w:rPr>
+      </w:r>
+      <w:r>
+        <w:rPr>
+          <w:b/>
+          <w:lang w:val="ar_AE" w:bidi="ar_AE"/>
+        </w:rPr>
         <w:t>"مَمْقُوتِينَ"</w:t>
       </w:r>
     </w:p>
@@ -18029,6 +20596,23 @@
           <w:b/>
           <w:lang w:val="ar_AE" w:bidi="ar_AE"/>
         </w:rPr>
+        <w:t>δὲ</w:t>
+      </w:r>
+    </w:p>
+    <w:p>
+      <w:pPr>
+        <w:bidi/>
+      </w:pPr>
+      <w:r>
+        <w:rPr>
+          <w:lang w:val="ar_AE" w:bidi="ar_AE"/>
+        </w:rPr>
+      </w:r>
+      <w:r>
+        <w:rPr>
+          <w:b/>
+          <w:lang w:val="ar_AE" w:bidi="ar_AE"/>
+        </w:rPr>
         <w:t>"وَلكِنْ"</w:t>
       </w:r>
     </w:p>
@@ -18134,6 +20718,23 @@
           <w:b/>
           <w:lang w:val="ar_AE" w:bidi="ar_AE"/>
         </w:rPr>
+        <w:t>ὅτε &amp; ἡ χρηστότης καὶ ἡ φιλανθρωπία ἐπεφάνη τοῦ Σωτῆρος ἡμῶν, Θεοῦ</w:t>
+      </w:r>
+    </w:p>
+    <w:p>
+      <w:pPr>
+        <w:bidi/>
+      </w:pPr>
+      <w:r>
+        <w:rPr>
+          <w:lang w:val="ar_AE" w:bidi="ar_AE"/>
+        </w:rPr>
+      </w:r>
+      <w:r>
+        <w:rPr>
+          <w:b/>
+          <w:lang w:val="ar_AE" w:bidi="ar_AE"/>
+        </w:rPr>
         <w:t>"حِينَ"</w:t>
       </w:r>
       <w:r>
@@ -18265,6 +20866,23 @@
           <w:b/>
           <w:lang w:val="ar_AE" w:bidi="ar_AE"/>
         </w:rPr>
+        <w:t>ὅτε &amp; ἡ χρηστότης καὶ ἡ φιλανθρωπία ἐπεφάνη τοῦ Σωτῆρος ἡμῶν, Θεοῦ</w:t>
+      </w:r>
+    </w:p>
+    <w:p>
+      <w:pPr>
+        <w:bidi/>
+      </w:pPr>
+      <w:r>
+        <w:rPr>
+          <w:lang w:val="ar_AE" w:bidi="ar_AE"/>
+        </w:rPr>
+      </w:r>
+      <w:r>
+        <w:rPr>
+          <w:b/>
+          <w:lang w:val="ar_AE" w:bidi="ar_AE"/>
+        </w:rPr>
         <w:t>"حِينَ"</w:t>
       </w:r>
       <w:r>
@@ -18396,6 +21014,23 @@
           <w:b/>
           <w:lang w:val="ar_AE" w:bidi="ar_AE"/>
         </w:rPr>
+        <w:t>ἡμῶν</w:t>
+      </w:r>
+    </w:p>
+    <w:p>
+      <w:pPr>
+        <w:bidi/>
+      </w:pPr>
+      <w:r>
+        <w:rPr>
+          <w:lang w:val="ar_AE" w:bidi="ar_AE"/>
+        </w:rPr>
+      </w:r>
+      <w:r>
+        <w:rPr>
+          <w:b/>
+          <w:lang w:val="ar_AE" w:bidi="ar_AE"/>
+        </w:rPr>
         <w:t>"مُخَلِّصِنَا"</w:t>
       </w:r>
     </w:p>
@@ -18501,6 +21136,23 @@
           <w:b/>
           <w:lang w:val="ar_AE" w:bidi="ar_AE"/>
         </w:rPr>
+        <w:t>ἔργων τῶν ἐν δικαιοσύνῃ</w:t>
+      </w:r>
+    </w:p>
+    <w:p>
+      <w:pPr>
+        <w:bidi/>
+      </w:pPr>
+      <w:r>
+        <w:rPr>
+          <w:lang w:val="ar_AE" w:bidi="ar_AE"/>
+        </w:rPr>
+      </w:r>
+      <w:r>
+        <w:rPr>
+          <w:b/>
+          <w:lang w:val="ar_AE" w:bidi="ar_AE"/>
+        </w:rPr>
         <w:t>"بِأَعْمَال فِي بِرّ"</w:t>
       </w:r>
     </w:p>
@@ -18606,6 +21258,23 @@
           <w:b/>
           <w:lang w:val="ar_AE" w:bidi="ar_AE"/>
         </w:rPr>
+        <w:t>κατὰ τὸ αὐτοῦ ἔλεος</w:t>
+      </w:r>
+    </w:p>
+    <w:p>
+      <w:pPr>
+        <w:bidi/>
+      </w:pPr>
+      <w:r>
+        <w:rPr>
+          <w:lang w:val="ar_AE" w:bidi="ar_AE"/>
+        </w:rPr>
+      </w:r>
+      <w:r>
+        <w:rPr>
+          <w:b/>
+          <w:lang w:val="ar_AE" w:bidi="ar_AE"/>
+        </w:rPr>
         <w:t>"بِمُقْتَضَى رَحْمَتِهِ"</w:t>
       </w:r>
     </w:p>
@@ -18711,6 +21380,23 @@
           <w:b/>
           <w:lang w:val="ar_AE" w:bidi="ar_AE"/>
         </w:rPr>
+        <w:t>λουτροῦ παλινγενεσίας</w:t>
+      </w:r>
+    </w:p>
+    <w:p>
+      <w:pPr>
+        <w:bidi/>
+      </w:pPr>
+      <w:r>
+        <w:rPr>
+          <w:lang w:val="ar_AE" w:bidi="ar_AE"/>
+        </w:rPr>
+      </w:r>
+      <w:r>
+        <w:rPr>
+          <w:b/>
+          <w:lang w:val="ar_AE" w:bidi="ar_AE"/>
+        </w:rPr>
         <w:t>"بِغُسْلِ"</w:t>
       </w:r>
     </w:p>
@@ -18829,6 +21515,23 @@
           <w:b/>
           <w:lang w:val="ar_AE" w:bidi="ar_AE"/>
         </w:rPr>
+        <w:t>οὗ ἐξέχεεν ἐφ’ ἡμᾶς πλουσίως,</w:t>
+      </w:r>
+    </w:p>
+    <w:p>
+      <w:pPr>
+        <w:bidi/>
+      </w:pPr>
+      <w:r>
+        <w:rPr>
+          <w:lang w:val="ar_AE" w:bidi="ar_AE"/>
+        </w:rPr>
+      </w:r>
+      <w:r>
+        <w:rPr>
+          <w:b/>
+          <w:lang w:val="ar_AE" w:bidi="ar_AE"/>
+        </w:rPr>
         <w:t>"الَّذِي سَكَبَهُ بِغِنًى عَلَيْنَا"</w:t>
       </w:r>
     </w:p>
@@ -18921,6 +21624,23 @@
           <w:b/>
           <w:lang w:val="ar_AE" w:bidi="ar_AE"/>
         </w:rPr>
+        <w:t>ἡμᾶς</w:t>
+      </w:r>
+    </w:p>
+    <w:p>
+      <w:pPr>
+        <w:bidi/>
+      </w:pPr>
+      <w:r>
+        <w:rPr>
+          <w:lang w:val="ar_AE" w:bidi="ar_AE"/>
+        </w:rPr>
+      </w:r>
+      <w:r>
+        <w:rPr>
+          <w:b/>
+          <w:lang w:val="ar_AE" w:bidi="ar_AE"/>
+        </w:rPr>
         <w:t>"عَلَيْنَا"</w:t>
       </w:r>
     </w:p>
@@ -19026,6 +21746,23 @@
           <w:b/>
           <w:lang w:val="ar_AE" w:bidi="ar_AE"/>
         </w:rPr>
+        <w:t>διὰ Ἰησοῦ Χριστοῦ, τοῦ Σωτῆρος ἡμῶν</w:t>
+      </w:r>
+    </w:p>
+    <w:p>
+      <w:pPr>
+        <w:bidi/>
+      </w:pPr>
+      <w:r>
+        <w:rPr>
+          <w:lang w:val="ar_AE" w:bidi="ar_AE"/>
+        </w:rPr>
+      </w:r>
+      <w:r>
+        <w:rPr>
+          <w:b/>
+          <w:lang w:val="ar_AE" w:bidi="ar_AE"/>
+        </w:rPr>
         <w:t>"بِيَسُوعَ الْمَسِيحِ مُخَلِّصِنَا"</w:t>
       </w:r>
     </w:p>
@@ -19112,6 +21849,23 @@
           <w:b/>
           <w:lang w:val="ar_AE" w:bidi="ar_AE"/>
         </w:rPr>
+        <w:t>ἡμῶν</w:t>
+      </w:r>
+    </w:p>
+    <w:p>
+      <w:pPr>
+        <w:bidi/>
+      </w:pPr>
+      <w:r>
+        <w:rPr>
+          <w:lang w:val="ar_AE" w:bidi="ar_AE"/>
+        </w:rPr>
+      </w:r>
+      <w:r>
+        <w:rPr>
+          <w:b/>
+          <w:lang w:val="ar_AE" w:bidi="ar_AE"/>
+        </w:rPr>
         <w:t>"مُخَلِّصِنَا"</w:t>
       </w:r>
     </w:p>
@@ -19233,6 +21987,23 @@
           <w:b/>
           <w:lang w:val="ar_AE" w:bidi="ar_AE"/>
         </w:rPr>
+        <w:t>ἵνα</w:t>
+      </w:r>
+    </w:p>
+    <w:p>
+      <w:pPr>
+        <w:bidi/>
+      </w:pPr>
+      <w:r>
+        <w:rPr>
+          <w:lang w:val="ar_AE" w:bidi="ar_AE"/>
+        </w:rPr>
+      </w:r>
+      <w:r>
+        <w:rPr>
+          <w:b/>
+          <w:lang w:val="ar_AE" w:bidi="ar_AE"/>
+        </w:rPr>
         <w:t>"حَتَّى"</w:t>
       </w:r>
     </w:p>
@@ -19364,6 +22135,23 @@
           <w:b/>
           <w:lang w:val="ar_AE" w:bidi="ar_AE"/>
         </w:rPr>
+        <w:t>δικαιωθέντες</w:t>
+      </w:r>
+    </w:p>
+    <w:p>
+      <w:pPr>
+        <w:bidi/>
+      </w:pPr>
+      <w:r>
+        <w:rPr>
+          <w:lang w:val="ar_AE" w:bidi="ar_AE"/>
+        </w:rPr>
+      </w:r>
+      <w:r>
+        <w:rPr>
+          <w:b/>
+          <w:lang w:val="ar_AE" w:bidi="ar_AE"/>
+        </w:rPr>
         <w:t>"تَبَرَّرْنَا"</w:t>
       </w:r>
     </w:p>
@@ -19456,6 +22244,23 @@
           <w:b/>
           <w:lang w:val="ar_AE" w:bidi="ar_AE"/>
         </w:rPr>
+        <w:t>τῇ ἐκείνου χάριτι</w:t>
+      </w:r>
+    </w:p>
+    <w:p>
+      <w:pPr>
+        <w:bidi/>
+      </w:pPr>
+      <w:r>
+        <w:rPr>
+          <w:lang w:val="ar_AE" w:bidi="ar_AE"/>
+        </w:rPr>
+      </w:r>
+      <w:r>
+        <w:rPr>
+          <w:b/>
+          <w:lang w:val="ar_AE" w:bidi="ar_AE"/>
+        </w:rPr>
         <w:t>"بِنِعْمَتِهِ"</w:t>
       </w:r>
     </w:p>
@@ -19561,6 +22366,23 @@
           <w:b/>
           <w:lang w:val="ar_AE" w:bidi="ar_AE"/>
         </w:rPr>
+        <w:t>ἐκείνου</w:t>
+      </w:r>
+    </w:p>
+    <w:p>
+      <w:pPr>
+        <w:bidi/>
+      </w:pPr>
+      <w:r>
+        <w:rPr>
+          <w:lang w:val="ar_AE" w:bidi="ar_AE"/>
+        </w:rPr>
+      </w:r>
+      <w:r>
+        <w:rPr>
+          <w:b/>
+          <w:lang w:val="ar_AE" w:bidi="ar_AE"/>
+        </w:rPr>
         <w:t>"بِنِعْمَتِهِ"</w:t>
       </w:r>
     </w:p>
@@ -19679,6 +22501,23 @@
           <w:b/>
           <w:lang w:val="ar_AE" w:bidi="ar_AE"/>
         </w:rPr>
+        <w:t>κληρονόμοι γενηθῶμεν, κατ’ ἐλπίδα ζωῆς αἰωνίου</w:t>
+      </w:r>
+    </w:p>
+    <w:p>
+      <w:pPr>
+        <w:bidi/>
+      </w:pPr>
+      <w:r>
+        <w:rPr>
+          <w:lang w:val="ar_AE" w:bidi="ar_AE"/>
+        </w:rPr>
+      </w:r>
+      <w:r>
+        <w:rPr>
+          <w:b/>
+          <w:lang w:val="ar_AE" w:bidi="ar_AE"/>
+        </w:rPr>
         <w:t>"نَصِيرُ وَرَثَةً حَسَبَ رَجَاءِ الْحَيَاةِ الأَبَدِيَّةِ"</w:t>
       </w:r>
     </w:p>
@@ -19771,6 +22610,23 @@
           <w:b/>
           <w:lang w:val="ar_AE" w:bidi="ar_AE"/>
         </w:rPr>
+        <w:t>ὁ λόγος</w:t>
+      </w:r>
+    </w:p>
+    <w:p>
+      <w:pPr>
+        <w:bidi/>
+      </w:pPr>
+      <w:r>
+        <w:rPr>
+          <w:lang w:val="ar_AE" w:bidi="ar_AE"/>
+        </w:rPr>
+      </w:r>
+      <w:r>
+        <w:rPr>
+          <w:b/>
+          <w:lang w:val="ar_AE" w:bidi="ar_AE"/>
+        </w:rPr>
         <w:t>"هِيَ الْكَلِمَةُ"</w:t>
       </w:r>
     </w:p>
@@ -19870,6 +22726,23 @@
           <w:b/>
           <w:lang w:val="ar_AE" w:bidi="ar_AE"/>
         </w:rPr>
+        <w:t>τούτων</w:t>
+      </w:r>
+    </w:p>
+    <w:p>
+      <w:pPr>
+        <w:bidi/>
+      </w:pPr>
+      <w:r>
+        <w:rPr>
+          <w:lang w:val="ar_AE" w:bidi="ar_AE"/>
+        </w:rPr>
+      </w:r>
+      <w:r>
+        <w:rPr>
+          <w:b/>
+          <w:lang w:val="ar_AE" w:bidi="ar_AE"/>
+        </w:rPr>
         <w:t>"هذِهِ الأُمُورَ"</w:t>
       </w:r>
     </w:p>
@@ -19975,6 +22848,23 @@
           <w:b/>
           <w:lang w:val="ar_AE" w:bidi="ar_AE"/>
         </w:rPr>
+        <w:t>φροντίζωσιν καλῶν ἔργων, προΐστασθαι</w:t>
+      </w:r>
+    </w:p>
+    <w:p>
+      <w:pPr>
+        <w:bidi/>
+      </w:pPr>
+      <w:r>
+        <w:rPr>
+          <w:lang w:val="ar_AE" w:bidi="ar_AE"/>
+        </w:rPr>
+      </w:r>
+      <w:r>
+        <w:rPr>
+          <w:b/>
+          <w:lang w:val="ar_AE" w:bidi="ar_AE"/>
+        </w:rPr>
         <w:t>"لِكَيْ يَهْتَمَّ الَّذِينَ آمَنُوا بِاللهِ أَنْ يُمَارِسُوا أَعْمَالًا حَسَنَةً"</w:t>
       </w:r>
     </w:p>
@@ -20061,6 +22951,23 @@
           <w:b/>
           <w:lang w:val="ar_AE" w:bidi="ar_AE"/>
         </w:rPr>
+        <w:t>τοῖς ἀνθρώποις</w:t>
+      </w:r>
+    </w:p>
+    <w:p>
+      <w:pPr>
+        <w:bidi/>
+      </w:pPr>
+      <w:r>
+        <w:rPr>
+          <w:lang w:val="ar_AE" w:bidi="ar_AE"/>
+        </w:rPr>
+      </w:r>
+      <w:r>
+        <w:rPr>
+          <w:b/>
+          <w:lang w:val="ar_AE" w:bidi="ar_AE"/>
+        </w:rPr>
         <w:t>"لِلنَّاسِ"</w:t>
       </w:r>
     </w:p>
@@ -20166,6 +23073,23 @@
           <w:b/>
           <w:lang w:val="ar_AE" w:bidi="ar_AE"/>
         </w:rPr>
+        <w:t>δὲ &amp; περιΐστασο</w:t>
+      </w:r>
+    </w:p>
+    <w:p>
+      <w:pPr>
+        <w:bidi/>
+      </w:pPr>
+      <w:r>
+        <w:rPr>
+          <w:lang w:val="ar_AE" w:bidi="ar_AE"/>
+        </w:rPr>
+      </w:r>
+      <w:r>
+        <w:rPr>
+          <w:b/>
+          <w:lang w:val="ar_AE" w:bidi="ar_AE"/>
+        </w:rPr>
         <w:t>"وَأَمَّا"</w:t>
       </w:r>
       <w:r>
@@ -20284,6 +23208,23 @@
           <w:b/>
           <w:lang w:val="ar_AE" w:bidi="ar_AE"/>
         </w:rPr>
+        <w:t>μωρὰς &amp; ζητήσεις</w:t>
+      </w:r>
+    </w:p>
+    <w:p>
+      <w:pPr>
+        <w:bidi/>
+      </w:pPr>
+      <w:r>
+        <w:rPr>
+          <w:lang w:val="ar_AE" w:bidi="ar_AE"/>
+        </w:rPr>
+      </w:r>
+      <w:r>
+        <w:rPr>
+          <w:b/>
+          <w:lang w:val="ar_AE" w:bidi="ar_AE"/>
+        </w:rPr>
         <w:t>"الْغَبِيَّةُ"</w:t>
       </w:r>
       <w:r>
@@ -20383,6 +23324,23 @@
           <w:b/>
           <w:lang w:val="ar_AE" w:bidi="ar_AE"/>
         </w:rPr>
+        <w:t>γενεαλογίας</w:t>
+      </w:r>
+    </w:p>
+    <w:p>
+      <w:pPr>
+        <w:bidi/>
+      </w:pPr>
+      <w:r>
+        <w:rPr>
+          <w:lang w:val="ar_AE" w:bidi="ar_AE"/>
+        </w:rPr>
+      </w:r>
+      <w:r>
+        <w:rPr>
+          <w:b/>
+          <w:lang w:val="ar_AE" w:bidi="ar_AE"/>
+        </w:rPr>
         <w:t>"وَالأَنْسَابُ"</w:t>
       </w:r>
     </w:p>
@@ -20488,6 +23446,23 @@
           <w:b/>
           <w:lang w:val="ar_AE" w:bidi="ar_AE"/>
         </w:rPr>
+        <w:t>ἔρεις</w:t>
+      </w:r>
+    </w:p>
+    <w:p>
+      <w:pPr>
+        <w:bidi/>
+      </w:pPr>
+      <w:r>
+        <w:rPr>
+          <w:lang w:val="ar_AE" w:bidi="ar_AE"/>
+        </w:rPr>
+      </w:r>
+      <w:r>
+        <w:rPr>
+          <w:b/>
+          <w:lang w:val="ar_AE" w:bidi="ar_AE"/>
+        </w:rPr>
         <w:t>"وَالْخُصُومَاتُ"</w:t>
       </w:r>
     </w:p>
@@ -20606,6 +23581,23 @@
           <w:b/>
           <w:lang w:val="ar_AE" w:bidi="ar_AE"/>
         </w:rPr>
+        <w:t>νομικὰς</w:t>
+      </w:r>
+    </w:p>
+    <w:p>
+      <w:pPr>
+        <w:bidi/>
+      </w:pPr>
+      <w:r>
+        <w:rPr>
+          <w:lang w:val="ar_AE" w:bidi="ar_AE"/>
+        </w:rPr>
+      </w:r>
+      <w:r>
+        <w:rPr>
+          <w:b/>
+          <w:lang w:val="ar_AE" w:bidi="ar_AE"/>
+        </w:rPr>
         <w:t>"النَّامُوسِيةُ"</w:t>
       </w:r>
     </w:p>
@@ -20698,6 +23690,23 @@
           <w:b/>
           <w:lang w:val="ar_AE" w:bidi="ar_AE"/>
         </w:rPr>
+        <w:t>αἱρετικὸν ἄνθρωπον &amp; παραιτοῦ</w:t>
+      </w:r>
+    </w:p>
+    <w:p>
+      <w:pPr>
+        <w:bidi/>
+      </w:pPr>
+      <w:r>
+        <w:rPr>
+          <w:lang w:val="ar_AE" w:bidi="ar_AE"/>
+        </w:rPr>
+      </w:r>
+      <w:r>
+        <w:rPr>
+          <w:b/>
+          <w:lang w:val="ar_AE" w:bidi="ar_AE"/>
+        </w:rPr>
         <w:t>"اَلرَّجُلُ الْمُبْتَدِعُ"</w:t>
       </w:r>
       <w:r>
@@ -20803,6 +23812,23 @@
           <w:b/>
           <w:lang w:val="ar_AE" w:bidi="ar_AE"/>
         </w:rPr>
+        <w:t>μετὰ μίαν καὶ δευτέραν νουθεσίαν</w:t>
+      </w:r>
+    </w:p>
+    <w:p>
+      <w:pPr>
+        <w:bidi/>
+      </w:pPr>
+      <w:r>
+        <w:rPr>
+          <w:lang w:val="ar_AE" w:bidi="ar_AE"/>
+        </w:rPr>
+      </w:r>
+      <w:r>
+        <w:rPr>
+          <w:b/>
+          <w:lang w:val="ar_AE" w:bidi="ar_AE"/>
+        </w:rPr>
         <w:t>"بَعْدَ الإِنْذَارِ مَرَّةً وَمَرَّتَيْنِ"</w:t>
       </w:r>
     </w:p>
@@ -20895,6 +23921,23 @@
           <w:b/>
           <w:lang w:val="ar_AE" w:bidi="ar_AE"/>
         </w:rPr>
+        <w:t>ὁ τοιοῦτος</w:t>
+      </w:r>
+    </w:p>
+    <w:p>
+      <w:pPr>
+        <w:bidi/>
+      </w:pPr>
+      <w:r>
+        <w:rPr>
+          <w:lang w:val="ar_AE" w:bidi="ar_AE"/>
+        </w:rPr>
+      </w:r>
+      <w:r>
+        <w:rPr>
+          <w:b/>
+          <w:lang w:val="ar_AE" w:bidi="ar_AE"/>
+        </w:rPr>
         <w:t>"مِثْلَ هذَا"</w:t>
       </w:r>
     </w:p>
@@ -20981,6 +24024,23 @@
           <w:b/>
           <w:lang w:val="ar_AE" w:bidi="ar_AE"/>
         </w:rPr>
+        <w:t>ἐξέστραπται</w:t>
+      </w:r>
+    </w:p>
+    <w:p>
+      <w:pPr>
+        <w:bidi/>
+      </w:pPr>
+      <w:r>
+        <w:rPr>
+          <w:lang w:val="ar_AE" w:bidi="ar_AE"/>
+        </w:rPr>
+      </w:r>
+      <w:r>
+        <w:rPr>
+          <w:b/>
+          <w:lang w:val="ar_AE" w:bidi="ar_AE"/>
+        </w:rPr>
         <w:t>"انحرف"</w:t>
       </w:r>
     </w:p>
@@ -21086,6 +24146,23 @@
           <w:b/>
           <w:lang w:val="ar_AE" w:bidi="ar_AE"/>
         </w:rPr>
+        <w:t>ὢν αὐτοκατάκριτος</w:t>
+      </w:r>
+    </w:p>
+    <w:p>
+      <w:pPr>
+        <w:bidi/>
+      </w:pPr>
+      <w:r>
+        <w:rPr>
+          <w:lang w:val="ar_AE" w:bidi="ar_AE"/>
+        </w:rPr>
+      </w:r>
+      <w:r>
+        <w:rPr>
+          <w:b/>
+          <w:lang w:val="ar_AE" w:bidi="ar_AE"/>
+        </w:rPr>
         <w:t>"مَحْكُومًا عَلَيْهِ مِنْ نَفْسِهِ"</w:t>
       </w:r>
     </w:p>
@@ -21156,6 +24233,23 @@
           <w:b/>
           <w:lang w:val="ar_AE" w:bidi="ar_AE"/>
         </w:rPr>
+        <w:t>ὅταν πέμψω Ἀρτεμᾶν πρὸς σὲ ἢ Τυχικόν</w:t>
+      </w:r>
+    </w:p>
+    <w:p>
+      <w:pPr>
+        <w:bidi/>
+      </w:pPr>
+      <w:r>
+        <w:rPr>
+          <w:lang w:val="ar_AE" w:bidi="ar_AE"/>
+        </w:rPr>
+      </w:r>
+      <w:r>
+        <w:rPr>
+          <w:b/>
+          <w:lang w:val="ar_AE" w:bidi="ar_AE"/>
+        </w:rPr>
         <w:t>"حِينَمَا أُرْسِلُ إِلَيْكَ أَرْتِيمَاسَ أَوْ تِيخِيكُسَ"</w:t>
       </w:r>
     </w:p>
@@ -21248,6 +24342,23 @@
           <w:b/>
           <w:lang w:val="ar_AE" w:bidi="ar_AE"/>
         </w:rPr>
+        <w:t>Ἀρτεμᾶν &amp; Τυχικόν</w:t>
+      </w:r>
+    </w:p>
+    <w:p>
+      <w:pPr>
+        <w:bidi/>
+      </w:pPr>
+      <w:r>
+        <w:rPr>
+          <w:lang w:val="ar_AE" w:bidi="ar_AE"/>
+        </w:rPr>
+      </w:r>
+      <w:r>
+        <w:rPr>
+          <w:b/>
+          <w:lang w:val="ar_AE" w:bidi="ar_AE"/>
+        </w:rPr>
         <w:t>"أَرْتِيمَاس"</w:t>
       </w:r>
       <w:r>
@@ -21373,6 +24484,23 @@
           <w:b/>
           <w:lang w:val="ar_AE" w:bidi="ar_AE"/>
         </w:rPr>
+        <w:t>σπούδασον ἐλθεῖν</w:t>
+      </w:r>
+    </w:p>
+    <w:p>
+      <w:pPr>
+        <w:bidi/>
+      </w:pPr>
+      <w:r>
+        <w:rPr>
+          <w:lang w:val="ar_AE" w:bidi="ar_AE"/>
+        </w:rPr>
+      </w:r>
+      <w:r>
+        <w:rPr>
+          <w:b/>
+          <w:lang w:val="ar_AE" w:bidi="ar_AE"/>
+        </w:rPr>
         <w:t>" بَادِرْ أَنْ تَأْتِيَ"</w:t>
       </w:r>
     </w:p>
@@ -21443,6 +24571,23 @@
           <w:b/>
           <w:lang w:val="ar_AE" w:bidi="ar_AE"/>
         </w:rPr>
+        <w:t>σπούδασον</w:t>
+      </w:r>
+    </w:p>
+    <w:p>
+      <w:pPr>
+        <w:bidi/>
+      </w:pPr>
+      <w:r>
+        <w:rPr>
+          <w:lang w:val="ar_AE" w:bidi="ar_AE"/>
+        </w:rPr>
+      </w:r>
+      <w:r>
+        <w:rPr>
+          <w:b/>
+          <w:lang w:val="ar_AE" w:bidi="ar_AE"/>
+        </w:rPr>
         <w:t>"بَادِرْ"</w:t>
       </w:r>
     </w:p>
@@ -21548,6 +24693,23 @@
           <w:b/>
           <w:lang w:val="ar_AE" w:bidi="ar_AE"/>
         </w:rPr>
+        <w:t>σπουδαίως πρόπεμψον</w:t>
+      </w:r>
+    </w:p>
+    <w:p>
+      <w:pPr>
+        <w:bidi/>
+      </w:pPr>
+      <w:r>
+        <w:rPr>
+          <w:lang w:val="ar_AE" w:bidi="ar_AE"/>
+        </w:rPr>
+      </w:r>
+      <w:r>
+        <w:rPr>
+          <w:b/>
+          <w:lang w:val="ar_AE" w:bidi="ar_AE"/>
+        </w:rPr>
         <w:t>"جَهِّزْ.. بِاجْتِهَادٍ"</w:t>
       </w:r>
     </w:p>
@@ -21653,6 +24815,23 @@
           <w:b/>
           <w:lang w:val="ar_AE" w:bidi="ar_AE"/>
         </w:rPr>
+        <w:t>Ζηνᾶν &amp; Ἀπολλῶν</w:t>
+      </w:r>
+    </w:p>
+    <w:p>
+      <w:pPr>
+        <w:bidi/>
+      </w:pPr>
+      <w:r>
+        <w:rPr>
+          <w:lang w:val="ar_AE" w:bidi="ar_AE"/>
+        </w:rPr>
+      </w:r>
+      <w:r>
+        <w:rPr>
+          <w:b/>
+          <w:lang w:val="ar_AE" w:bidi="ar_AE"/>
+        </w:rPr>
         <w:t>"زِينَاس"</w:t>
       </w:r>
       <w:r>
@@ -21778,6 +24957,23 @@
           <w:b/>
           <w:lang w:val="ar_AE" w:bidi="ar_AE"/>
         </w:rPr>
+        <w:t>καὶ Ἀπολλῶν</w:t>
+      </w:r>
+    </w:p>
+    <w:p>
+      <w:pPr>
+        <w:bidi/>
+      </w:pPr>
+      <w:r>
+        <w:rPr>
+          <w:lang w:val="ar_AE" w:bidi="ar_AE"/>
+        </w:rPr>
+      </w:r>
+      <w:r>
+        <w:rPr>
+          <w:b/>
+          <w:lang w:val="ar_AE" w:bidi="ar_AE"/>
+        </w:rPr>
         <w:t>"وَأَبُلُّوس"</w:t>
       </w:r>
     </w:p>
@@ -21848,6 +25044,23 @@
           <w:b/>
           <w:lang w:val="ar_AE" w:bidi="ar_AE"/>
         </w:rPr>
+        <w:t>ἵνα μηδὲν αὐτοῖς λείπῃ</w:t>
+      </w:r>
+    </w:p>
+    <w:p>
+      <w:pPr>
+        <w:bidi/>
+      </w:pPr>
+      <w:r>
+        <w:rPr>
+          <w:lang w:val="ar_AE" w:bidi="ar_AE"/>
+        </w:rPr>
+      </w:r>
+      <w:r>
+        <w:rPr>
+          <w:b/>
+          <w:lang w:val="ar_AE" w:bidi="ar_AE"/>
+        </w:rPr>
         <w:t>"حَتَّى لاَ يُعْوِزَهُمَا شَيْءٌ"</w:t>
       </w:r>
     </w:p>
@@ -21953,6 +25166,23 @@
           <w:b/>
           <w:lang w:val="ar_AE" w:bidi="ar_AE"/>
         </w:rPr>
+        <w:t>ἵνα μηδὲν αὐτοῖς λείπῃ</w:t>
+      </w:r>
+    </w:p>
+    <w:p>
+      <w:pPr>
+        <w:bidi/>
+      </w:pPr>
+      <w:r>
+        <w:rPr>
+          <w:lang w:val="ar_AE" w:bidi="ar_AE"/>
+        </w:rPr>
+      </w:r>
+      <w:r>
+        <w:rPr>
+          <w:b/>
+          <w:lang w:val="ar_AE" w:bidi="ar_AE"/>
+        </w:rPr>
         <w:t>"حَتَّى لاَ يُعْوِزَهُمَا شَيْءٌ"</w:t>
       </w:r>
     </w:p>
@@ -22045,6 +25275,23 @@
           <w:b/>
           <w:lang w:val="ar_AE" w:bidi="ar_AE"/>
         </w:rPr>
+        <w:t>οἱ ἡμέτεροι</w:t>
+      </w:r>
+    </w:p>
+    <w:p>
+      <w:pPr>
+        <w:bidi/>
+      </w:pPr>
+      <w:r>
+        <w:rPr>
+          <w:lang w:val="ar_AE" w:bidi="ar_AE"/>
+        </w:rPr>
+      </w:r>
+      <w:r>
+        <w:rPr>
+          <w:b/>
+          <w:lang w:val="ar_AE" w:bidi="ar_AE"/>
+        </w:rPr>
         <w:t>"مَنْ لَنَا"</w:t>
       </w:r>
     </w:p>
@@ -22150,6 +25397,23 @@
           <w:b/>
           <w:lang w:val="ar_AE" w:bidi="ar_AE"/>
         </w:rPr>
+        <w:t>οἱ ἡμέτεροι</w:t>
+      </w:r>
+    </w:p>
+    <w:p>
+      <w:pPr>
+        <w:bidi/>
+      </w:pPr>
+      <w:r>
+        <w:rPr>
+          <w:lang w:val="ar_AE" w:bidi="ar_AE"/>
+        </w:rPr>
+      </w:r>
+      <w:r>
+        <w:rPr>
+          <w:b/>
+          <w:lang w:val="ar_AE" w:bidi="ar_AE"/>
+        </w:rPr>
         <w:t>"مَنْ لَنَا"</w:t>
       </w:r>
     </w:p>
@@ -22255,6 +25519,23 @@
           <w:b/>
           <w:lang w:val="ar_AE" w:bidi="ar_AE"/>
         </w:rPr>
+        <w:t>εἰς τὰς ἀναγκαίας χρείας</w:t>
+      </w:r>
+    </w:p>
+    <w:p>
+      <w:pPr>
+        <w:bidi/>
+      </w:pPr>
+      <w:r>
+        <w:rPr>
+          <w:lang w:val="ar_AE" w:bidi="ar_AE"/>
+        </w:rPr>
+      </w:r>
+      <w:r>
+        <w:rPr>
+          <w:b/>
+          <w:lang w:val="ar_AE" w:bidi="ar_AE"/>
+        </w:rPr>
         <w:t>" لِلْحَاجَاتِ الضَّرُورِيَّةِ"</w:t>
       </w:r>
     </w:p>
@@ -22360,6 +25641,23 @@
           <w:b/>
           <w:lang w:val="ar_AE" w:bidi="ar_AE"/>
         </w:rPr>
+        <w:t>ἵνα μὴ ὦσιν ἄκαρποι</w:t>
+      </w:r>
+    </w:p>
+    <w:p>
+      <w:pPr>
+        <w:bidi/>
+      </w:pPr>
+      <w:r>
+        <w:rPr>
+          <w:lang w:val="ar_AE" w:bidi="ar_AE"/>
+        </w:rPr>
+      </w:r>
+      <w:r>
+        <w:rPr>
+          <w:b/>
+          <w:lang w:val="ar_AE" w:bidi="ar_AE"/>
+        </w:rPr>
         <w:t>"حَتَّى لاَ يَكُونُوا بِلاَ ثَمَرٍ"</w:t>
       </w:r>
     </w:p>
@@ -22452,6 +25750,23 @@
           <w:b/>
           <w:lang w:val="ar_AE" w:bidi="ar_AE"/>
         </w:rPr>
+        <w:t>ἵνα μὴ ὦσιν ἄκαρποι</w:t>
+      </w:r>
+    </w:p>
+    <w:p>
+      <w:pPr>
+        <w:bidi/>
+      </w:pPr>
+      <w:r>
+        <w:rPr>
+          <w:lang w:val="ar_AE" w:bidi="ar_AE"/>
+        </w:rPr>
+      </w:r>
+      <w:r>
+        <w:rPr>
+          <w:b/>
+          <w:lang w:val="ar_AE" w:bidi="ar_AE"/>
+        </w:rPr>
         <w:t>"حَتَّى لاَ يَكُونُوا بِلاَ ثَمَرٍ"</w:t>
       </w:r>
     </w:p>
@@ -22544,6 +25859,23 @@
           <w:b/>
           <w:lang w:val="ar_AE" w:bidi="ar_AE"/>
         </w:rPr>
+        <w:t>ἀσπάζονταί σε</w:t>
+      </w:r>
+    </w:p>
+    <w:p>
+      <w:pPr>
+        <w:bidi/>
+      </w:pPr>
+      <w:r>
+        <w:rPr>
+          <w:lang w:val="ar_AE" w:bidi="ar_AE"/>
+        </w:rPr>
+      </w:r>
+      <w:r>
+        <w:rPr>
+          <w:b/>
+          <w:lang w:val="ar_AE" w:bidi="ar_AE"/>
+        </w:rPr>
         <w:t>"يُسَلِّم عَلَيْك"</w:t>
       </w:r>
     </w:p>
@@ -22649,6 +25981,23 @@
           <w:b/>
           <w:lang w:val="ar_AE" w:bidi="ar_AE"/>
         </w:rPr>
+        <w:t>οἱ μετ’ ἐμοῦ πάντες</w:t>
+      </w:r>
+    </w:p>
+    <w:p>
+      <w:pPr>
+        <w:bidi/>
+      </w:pPr>
+      <w:r>
+        <w:rPr>
+          <w:lang w:val="ar_AE" w:bidi="ar_AE"/>
+        </w:rPr>
+      </w:r>
+      <w:r>
+        <w:rPr>
+          <w:b/>
+          <w:lang w:val="ar_AE" w:bidi="ar_AE"/>
+        </w:rPr>
         <w:t>"الَّذِينَ مَعِي جَمِيعًا"</w:t>
       </w:r>
     </w:p>
@@ -22741,6 +26090,23 @@
           <w:b/>
           <w:lang w:val="ar_AE" w:bidi="ar_AE"/>
         </w:rPr>
+        <w:t>τοὺς φιλοῦντας ἡμᾶς ἐν πίστει</w:t>
+      </w:r>
+    </w:p>
+    <w:p>
+      <w:pPr>
+        <w:bidi/>
+      </w:pPr>
+      <w:r>
+        <w:rPr>
+          <w:lang w:val="ar_AE" w:bidi="ar_AE"/>
+        </w:rPr>
+      </w:r>
+      <w:r>
+        <w:rPr>
+          <w:b/>
+          <w:lang w:val="ar_AE" w:bidi="ar_AE"/>
+        </w:rPr>
         <w:t>"الَّذِينَ يُحِبُّونَنَا فِي الإِيمَانِ"</w:t>
       </w:r>
     </w:p>
@@ -22846,6 +26212,23 @@
           <w:b/>
           <w:lang w:val="ar_AE" w:bidi="ar_AE"/>
         </w:rPr>
+        <w:t>ἡμᾶς</w:t>
+      </w:r>
+    </w:p>
+    <w:p>
+      <w:pPr>
+        <w:bidi/>
+      </w:pPr>
+      <w:r>
+        <w:rPr>
+          <w:lang w:val="ar_AE" w:bidi="ar_AE"/>
+        </w:rPr>
+      </w:r>
+      <w:r>
+        <w:rPr>
+          <w:b/>
+          <w:lang w:val="ar_AE" w:bidi="ar_AE"/>
+        </w:rPr>
         <w:t>"يحبوننا"</w:t>
       </w:r>
     </w:p>
@@ -22964,6 +26347,23 @@
           <w:b/>
           <w:lang w:val="ar_AE" w:bidi="ar_AE"/>
         </w:rPr>
+        <w:t>ἡ χάρις μετὰ πάντων ὑμῶν</w:t>
+      </w:r>
+    </w:p>
+    <w:p>
+      <w:pPr>
+        <w:bidi/>
+      </w:pPr>
+      <w:r>
+        <w:rPr>
+          <w:lang w:val="ar_AE" w:bidi="ar_AE"/>
+        </w:rPr>
+      </w:r>
+      <w:r>
+        <w:rPr>
+          <w:b/>
+          <w:lang w:val="ar_AE" w:bidi="ar_AE"/>
+        </w:rPr>
         <w:t>"اَلنِّعْمَةُ مَعَ جَمِيعِكُمْ"</w:t>
       </w:r>
     </w:p>
@@ -23040,6 +26440,23 @@
         <w:rPr>
           <w:lang w:val="ar_AE" w:bidi="ar_AE"/>
         </w:rPr>
+      </w:r>
+    </w:p>
+    <w:p>
+      <w:pPr>
+        <w:bidi/>
+      </w:pPr>
+      <w:r>
+        <w:rPr>
+          <w:lang w:val="ar_AE" w:bidi="ar_AE"/>
+        </w:rPr>
+      </w:r>
+      <w:r>
+        <w:rPr>
+          <w:b/>
+          <w:lang w:val="ar_AE" w:bidi="ar_AE"/>
+        </w:rPr>
+        <w:t>ὑμῶν</w:t>
       </w:r>
     </w:p>
     <w:p>

--- a/arb/docx/56.content.docx
+++ b/arb/docx/56.content.docx
@@ -32,51 +32,16 @@
     </w:p>
     <w:p>
       <w:pPr>
-        <w:pStyle w:val="Heading2"/>
-        <w:bidi/>
-      </w:pPr>
-      <w:r>
-        <w:rPr>
-          <w:lang w:val="ar_AE" w:bidi="ar_AE"/>
-        </w:rPr>
-        <w:t>License Information</w:t>
-      </w:r>
-      <w:r>
-        <w:rPr>
-          <w:lang w:val="ar_AE" w:bidi="ar_AE"/>
-        </w:rPr>
-      </w:r>
-    </w:p>
-    <w:p>
-      <w:pPr>
-        <w:bidi/>
-      </w:pPr>
-      <w:r>
-        <w:rPr>
-          <w:lang w:val="ar_AE" w:bidi="ar_AE"/>
-        </w:rPr>
-      </w:r>
-      <w:r>
-        <w:rPr>
-          <w:b/>
-          <w:lang w:val="ar_AE" w:bidi="ar_AE"/>
-        </w:rPr>
-        <w:t>ملاحظات الترجمة (كلمة متكشفة)</w:t>
-      </w:r>
-      <w:r>
-        <w:rPr>
-          <w:lang w:val="ar_AE" w:bidi="ar_AE"/>
-        </w:rPr>
-        <w:t xml:space="preserve"> (Arabic) is based on</w:t>
-      </w:r>
-      <w:r>
-        <w:rPr>
-          <w:lang w:val="ar_AE" w:bidi="ar_AE"/>
-        </w:rPr>
-        <w:t xml:space="preserve">: </w:t>
-      </w:r>
-      <w:r>
-        <w:rPr>
+        <w:bidi/>
+      </w:pPr>
+      <w:r>
+        <w:rPr>
+          <w:lang w:val="ar_AE" w:bidi="ar_AE"/>
+        </w:rPr>
+      </w:r>
+      <w:r>
+        <w:rPr>
+          <w:b/>
           <w:lang w:val="ar_AE" w:bidi="ar_AE"/>
         </w:rPr>
         <w:t>unfoldingWord® Translation Notes</w:t>
@@ -85,64 +50,31 @@
         <w:rPr>
           <w:lang w:val="ar_AE" w:bidi="ar_AE"/>
         </w:rPr>
-        <w:t xml:space="preserve">, </w:t>
-      </w:r>
-      <w:hyperlink r:id="rId13">
-        <w:r>
-          <w:rPr>
-            <w:lang w:val="ar_AE" w:bidi="ar_AE"/>
-          </w:rPr>
-          <w:rPr>
-            <w:color w:val="0000EE"/>
-            <w:u w:val="single"/>
-          </w:rPr>
-          <w:t>unfoldingWord</w:t>
-        </w:r>
-      </w:hyperlink>
-      <w:r>
-        <w:rPr>
-          <w:lang w:val="ar_AE" w:bidi="ar_AE"/>
-        </w:rPr>
-        <w:t xml:space="preserve">, 2022, which is licensed under a </w:t>
-      </w:r>
-      <w:hyperlink r:id="rId14">
-        <w:r>
-          <w:rPr>
-            <w:lang w:val="ar_AE" w:bidi="ar_AE"/>
-          </w:rPr>
-          <w:rPr>
-            <w:color w:val="0000EE"/>
-            <w:u w:val="single"/>
-          </w:rPr>
-          <w:t>CC BY-SA 4.0 license</w:t>
-        </w:r>
-      </w:hyperlink>
-      <w:r>
-        <w:rPr>
-          <w:lang w:val="ar_AE" w:bidi="ar_AE"/>
-        </w:rPr>
-        <w:t>.</w:t>
-      </w:r>
-      <w:r>
-        <w:rPr>
-          <w:lang w:val="ar_AE" w:bidi="ar_AE"/>
-        </w:rPr>
-      </w:r>
-    </w:p>
-    <w:p>
-      <w:pPr>
-        <w:bidi/>
-      </w:pPr>
-      <w:r>
-        <w:rPr>
-          <w:lang w:val="ar_AE" w:bidi="ar_AE"/>
-        </w:rPr>
-      </w:r>
-      <w:r>
-        <w:rPr>
-          <w:lang w:val="ar_AE" w:bidi="ar_AE"/>
-        </w:rPr>
-        <w:t>This PDF version is provided under the same license.</w:t>
+        <w:t xml:space="preserve"> © 2022 unfoldingWord. Released under CC BY-SA 4.0 license. </w:t>
+      </w:r>
+      <w:r>
+        <w:rPr>
+          <w:lang w:val="ar_AE" w:bidi="ar_AE"/>
+        </w:rPr>
+        <w:t>unfoldingWord® Translation Notes</w:t>
+      </w:r>
+      <w:r>
+        <w:rPr>
+          <w:lang w:val="ar_AE" w:bidi="ar_AE"/>
+        </w:rPr>
+        <w:t xml:space="preserve"> has been adapted in the following languages: Tok Pisin, Arabic (عربي), French (Français), Hindi (हिंदी), Indonesian (Bahasa Indonesia), Portuguese (Português), Russian (Русский), Spanish (Español), Swahili (Kiswahili), and Simplified Chinese (简体中文) from </w:t>
+      </w:r>
+      <w:r>
+        <w:rPr>
+          <w:lang w:val="ar_AE" w:bidi="ar_AE"/>
+        </w:rPr>
+        <w:t>unfoldingWord® Translation Notes</w:t>
+      </w:r>
+      <w:r>
+        <w:rPr>
+          <w:lang w:val="ar_AE" w:bidi="ar_AE"/>
+        </w:rPr>
+        <w:t xml:space="preserve"> © 2022 unfoldingWord. Released under CC BY-SA 4.0 license by Mission Mutual</w:t>
       </w:r>
       <w:r>
         <w:rPr>
@@ -873,23 +805,6 @@
           <w:b/>
           <w:lang w:val="ar_AE" w:bidi="ar_AE"/>
         </w:rPr>
-        <w:t>κατὰ πίστιν ἐκλεκτῶν Θεοῦ καὶ ἐπίγνωσιν ἀληθείας</w:t>
-      </w:r>
-    </w:p>
-    <w:p>
-      <w:pPr>
-        <w:bidi/>
-      </w:pPr>
-      <w:r>
-        <w:rPr>
-          <w:lang w:val="ar_AE" w:bidi="ar_AE"/>
-        </w:rPr>
-      </w:r>
-      <w:r>
-        <w:rPr>
-          <w:b/>
-          <w:lang w:val="ar_AE" w:bidi="ar_AE"/>
-        </w:rPr>
         <w:t>"لأَجْلِ إِيمَانِ مُخْتَارِي اللهِ وَمَعْرِفَةِ الْحَقِّ"</w:t>
       </w:r>
     </w:p>
@@ -1021,23 +936,6 @@
           <w:b/>
           <w:lang w:val="ar_AE" w:bidi="ar_AE"/>
         </w:rPr>
-        <w:t>ἐκλεκτῶν Θεοῦ</w:t>
-      </w:r>
-    </w:p>
-    <w:p>
-      <w:pPr>
-        <w:bidi/>
-      </w:pPr>
-      <w:r>
-        <w:rPr>
-          <w:lang w:val="ar_AE" w:bidi="ar_AE"/>
-        </w:rPr>
-      </w:r>
-      <w:r>
-        <w:rPr>
-          <w:b/>
-          <w:lang w:val="ar_AE" w:bidi="ar_AE"/>
-        </w:rPr>
         <w:t>"مُخْتَارِي اللهِ"</w:t>
       </w:r>
     </w:p>
@@ -1130,23 +1028,6 @@
           <w:b/>
           <w:lang w:val="ar_AE" w:bidi="ar_AE"/>
         </w:rPr>
-        <w:t>καὶ ἐπίγνωσιν ἀληθείας</w:t>
-      </w:r>
-    </w:p>
-    <w:p>
-      <w:pPr>
-        <w:bidi/>
-      </w:pPr>
-      <w:r>
-        <w:rPr>
-          <w:lang w:val="ar_AE" w:bidi="ar_AE"/>
-        </w:rPr>
-      </w:r>
-      <w:r>
-        <w:rPr>
-          <w:b/>
-          <w:lang w:val="ar_AE" w:bidi="ar_AE"/>
-        </w:rPr>
         <w:t>"وَمَعْرِفَةِ الْحَقِّ"</w:t>
       </w:r>
     </w:p>
@@ -1239,23 +1120,6 @@
           <w:b/>
           <w:lang w:val="ar_AE" w:bidi="ar_AE"/>
         </w:rPr>
-        <w:t>τῆς κατ’ εὐσέβειαν</w:t>
-      </w:r>
-    </w:p>
-    <w:p>
-      <w:pPr>
-        <w:bidi/>
-      </w:pPr>
-      <w:r>
-        <w:rPr>
-          <w:lang w:val="ar_AE" w:bidi="ar_AE"/>
-        </w:rPr>
-      </w:r>
-      <w:r>
-        <w:rPr>
-          <w:b/>
-          <w:lang w:val="ar_AE" w:bidi="ar_AE"/>
-        </w:rPr>
         <w:t>"الَّذِي هُوَ حَسَبُ التَّقْوَى"</w:t>
       </w:r>
     </w:p>
@@ -1361,23 +1225,6 @@
           <w:b/>
           <w:lang w:val="ar_AE" w:bidi="ar_AE"/>
         </w:rPr>
-        <w:t>ἐπ’ ἐλπίδι ζωῆς αἰωνίου</w:t>
-      </w:r>
-    </w:p>
-    <w:p>
-      <w:pPr>
-        <w:bidi/>
-      </w:pPr>
-      <w:r>
-        <w:rPr>
-          <w:lang w:val="ar_AE" w:bidi="ar_AE"/>
-        </w:rPr>
-      </w:r>
-      <w:r>
-        <w:rPr>
-          <w:b/>
-          <w:lang w:val="ar_AE" w:bidi="ar_AE"/>
-        </w:rPr>
         <w:t>"عَلَى رَجَاءِ الْحَيَاةِ الأَبَدِيَّةِ"</w:t>
       </w:r>
     </w:p>
@@ -1525,23 +1372,6 @@
           <w:b/>
           <w:lang w:val="ar_AE" w:bidi="ar_AE"/>
         </w:rPr>
-        <w:t>ἐπ’ ἐλπίδι ζωῆς αἰωνίου</w:t>
-      </w:r>
-    </w:p>
-    <w:p>
-      <w:pPr>
-        <w:bidi/>
-      </w:pPr>
-      <w:r>
-        <w:rPr>
-          <w:lang w:val="ar_AE" w:bidi="ar_AE"/>
-        </w:rPr>
-      </w:r>
-      <w:r>
-        <w:rPr>
-          <w:b/>
-          <w:lang w:val="ar_AE" w:bidi="ar_AE"/>
-        </w:rPr>
         <w:t>"عَلَى رَجَاءِ الْحَيَاةِ الأَبَدِيَّةِ"</w:t>
       </w:r>
     </w:p>
@@ -1663,23 +1493,6 @@
           <w:b/>
           <w:lang w:val="ar_AE" w:bidi="ar_AE"/>
         </w:rPr>
-        <w:t>ὁ ἀψευδὴς Θεὸς</w:t>
-      </w:r>
-    </w:p>
-    <w:p>
-      <w:pPr>
-        <w:bidi/>
-      </w:pPr>
-      <w:r>
-        <w:rPr>
-          <w:lang w:val="ar_AE" w:bidi="ar_AE"/>
-        </w:rPr>
-      </w:r>
-      <w:r>
-        <w:rPr>
-          <w:b/>
-          <w:lang w:val="ar_AE" w:bidi="ar_AE"/>
-        </w:rPr>
         <w:t>"اللهُ الْمُنَزَّهُ عَنِ الْكَذِبِ"</w:t>
       </w:r>
     </w:p>
@@ -1874,23 +1687,6 @@
           <w:b/>
           <w:lang w:val="ar_AE" w:bidi="ar_AE"/>
         </w:rPr>
-        <w:t>καιροῖς ἰδίοις</w:t>
-      </w:r>
-    </w:p>
-    <w:p>
-      <w:pPr>
-        <w:bidi/>
-      </w:pPr>
-      <w:r>
-        <w:rPr>
-          <w:lang w:val="ar_AE" w:bidi="ar_AE"/>
-        </w:rPr>
-      </w:r>
-      <w:r>
-        <w:rPr>
-          <w:b/>
-          <w:lang w:val="ar_AE" w:bidi="ar_AE"/>
-        </w:rPr>
         <w:t>"فِي أَوْقَاتِهَا الْخَاصَّةِ"</w:t>
       </w:r>
     </w:p>
@@ -1977,23 +1773,6 @@
           <w:b/>
           <w:lang w:val="ar_AE" w:bidi="ar_AE"/>
         </w:rPr>
-        <w:t>ἐφανέρωσεν &amp; τὸν λόγον αὐτοῦ</w:t>
-      </w:r>
-    </w:p>
-    <w:p>
-      <w:pPr>
-        <w:bidi/>
-      </w:pPr>
-      <w:r>
-        <w:rPr>
-          <w:lang w:val="ar_AE" w:bidi="ar_AE"/>
-        </w:rPr>
-      </w:r>
-      <w:r>
-        <w:rPr>
-          <w:b/>
-          <w:lang w:val="ar_AE" w:bidi="ar_AE"/>
-        </w:rPr>
         <w:t>"وَإِنَّمَا أَظْهَرَ كَلِمَتَهُ"</w:t>
       </w:r>
     </w:p>
@@ -2102,23 +1881,6 @@
           <w:b/>
           <w:lang w:val="ar_AE" w:bidi="ar_AE"/>
         </w:rPr>
-        <w:t>ἐν κηρύγματι</w:t>
-      </w:r>
-    </w:p>
-    <w:p>
-      <w:pPr>
-        <w:bidi/>
-      </w:pPr>
-      <w:r>
-        <w:rPr>
-          <w:lang w:val="ar_AE" w:bidi="ar_AE"/>
-        </w:rPr>
-      </w:r>
-      <w:r>
-        <w:rPr>
-          <w:b/>
-          <w:lang w:val="ar_AE" w:bidi="ar_AE"/>
-        </w:rPr>
         <w:t>"بِالْكِرَازَةِ"</w:t>
       </w:r>
     </w:p>
@@ -2240,23 +2002,6 @@
           <w:b/>
           <w:lang w:val="ar_AE" w:bidi="ar_AE"/>
         </w:rPr>
-        <w:t>ὃ ἐπιστεύθην ἐγὼ</w:t>
-      </w:r>
-    </w:p>
-    <w:p>
-      <w:pPr>
-        <w:bidi/>
-      </w:pPr>
-      <w:r>
-        <w:rPr>
-          <w:lang w:val="ar_AE" w:bidi="ar_AE"/>
-        </w:rPr>
-      </w:r>
-      <w:r>
-        <w:rPr>
-          <w:b/>
-          <w:lang w:val="ar_AE" w:bidi="ar_AE"/>
-        </w:rPr>
         <w:t>"اؤْتُمِنْتُ أَنَا"</w:t>
       </w:r>
     </w:p>
@@ -2371,23 +2116,6 @@
           <w:b/>
           <w:lang w:val="ar_AE" w:bidi="ar_AE"/>
         </w:rPr>
-        <w:t>ἡμῶν</w:t>
-      </w:r>
-    </w:p>
-    <w:p>
-      <w:pPr>
-        <w:bidi/>
-      </w:pPr>
-      <w:r>
-        <w:rPr>
-          <w:lang w:val="ar_AE" w:bidi="ar_AE"/>
-        </w:rPr>
-      </w:r>
-      <w:r>
-        <w:rPr>
-          <w:b/>
-          <w:lang w:val="ar_AE" w:bidi="ar_AE"/>
-        </w:rPr>
         <w:t>"مُخَلِّصِنَا"</w:t>
       </w:r>
     </w:p>
@@ -2493,23 +2221,6 @@
           <w:b/>
           <w:lang w:val="ar_AE" w:bidi="ar_AE"/>
         </w:rPr>
-        <w:t>γνησίῳ τέκνῳ</w:t>
-      </w:r>
-    </w:p>
-    <w:p>
-      <w:pPr>
-        <w:bidi/>
-      </w:pPr>
-      <w:r>
-        <w:rPr>
-          <w:lang w:val="ar_AE" w:bidi="ar_AE"/>
-        </w:rPr>
-      </w:r>
-      <w:r>
-        <w:rPr>
-          <w:b/>
-          <w:lang w:val="ar_AE" w:bidi="ar_AE"/>
-        </w:rPr>
         <w:t>"الابْنِ الصَّرِيحِ"</w:t>
       </w:r>
     </w:p>
@@ -2631,23 +2342,6 @@
           <w:b/>
           <w:lang w:val="ar_AE" w:bidi="ar_AE"/>
         </w:rPr>
-        <w:t>κατὰ κοινὴν πίστιν</w:t>
-      </w:r>
-    </w:p>
-    <w:p>
-      <w:pPr>
-        <w:bidi/>
-      </w:pPr>
-      <w:r>
-        <w:rPr>
-          <w:lang w:val="ar_AE" w:bidi="ar_AE"/>
-        </w:rPr>
-      </w:r>
-      <w:r>
-        <w:rPr>
-          <w:b/>
-          <w:lang w:val="ar_AE" w:bidi="ar_AE"/>
-        </w:rPr>
         <w:t>"حَسَبَ الإِيمَانِ الْمُشْتَرَكِ"</w:t>
       </w:r>
     </w:p>
@@ -2782,23 +2476,6 @@
           <w:b/>
           <w:lang w:val="ar_AE" w:bidi="ar_AE"/>
         </w:rPr>
-        <w:t>χάρις καὶ εἰρήνη</w:t>
-      </w:r>
-    </w:p>
-    <w:p>
-      <w:pPr>
-        <w:bidi/>
-      </w:pPr>
-      <w:r>
-        <w:rPr>
-          <w:lang w:val="ar_AE" w:bidi="ar_AE"/>
-        </w:rPr>
-      </w:r>
-      <w:r>
-        <w:rPr>
-          <w:b/>
-          <w:lang w:val="ar_AE" w:bidi="ar_AE"/>
-        </w:rPr>
         <w:t>"نِعْمَةٌ وَرَحْمَةٌ وَسَلاَمٌ"</w:t>
       </w:r>
     </w:p>
@@ -2907,23 +2584,6 @@
           <w:b/>
           <w:lang w:val="ar_AE" w:bidi="ar_AE"/>
         </w:rPr>
-        <w:t>χάρις καὶ εἰρήνη ἀπὸ Θεοῦ Πατρὸς καὶ Χριστοῦ Ἰησοῦ τοῦ Σωτῆρος ἡμῶν</w:t>
-      </w:r>
-    </w:p>
-    <w:p>
-      <w:pPr>
-        <w:bidi/>
-      </w:pPr>
-      <w:r>
-        <w:rPr>
-          <w:lang w:val="ar_AE" w:bidi="ar_AE"/>
-        </w:rPr>
-      </w:r>
-      <w:r>
-        <w:rPr>
-          <w:b/>
-          <w:lang w:val="ar_AE" w:bidi="ar_AE"/>
-        </w:rPr>
         <w:t>"نِعْمَةٌ وَرَحْمَةٌ وَسَلاَمٌ مِنَ اللهِ الآبِ وَالرَّبِّ يَسُوعَ الْمَسِيحِ مُخَلِّصِنَا"</w:t>
       </w:r>
     </w:p>
@@ -3058,23 +2718,6 @@
           <w:b/>
           <w:lang w:val="ar_AE" w:bidi="ar_AE"/>
         </w:rPr>
-        <w:t>Χριστοῦ Ἰησοῦ τοῦ Σωτῆρος ἡμῶν</w:t>
-      </w:r>
-    </w:p>
-    <w:p>
-      <w:pPr>
-        <w:bidi/>
-      </w:pPr>
-      <w:r>
-        <w:rPr>
-          <w:lang w:val="ar_AE" w:bidi="ar_AE"/>
-        </w:rPr>
-      </w:r>
-      <w:r>
-        <w:rPr>
-          <w:b/>
-          <w:lang w:val="ar_AE" w:bidi="ar_AE"/>
-        </w:rPr>
         <w:t>"وَالرَّبِّ يَسُوعَ الْمَسِيحِ مُخَلِّصِنَا"</w:t>
       </w:r>
     </w:p>
@@ -3161,23 +2804,6 @@
           <w:b/>
           <w:lang w:val="ar_AE" w:bidi="ar_AE"/>
         </w:rPr>
-        <w:t>ἡμῶν</w:t>
-      </w:r>
-    </w:p>
-    <w:p>
-      <w:pPr>
-        <w:bidi/>
-      </w:pPr>
-      <w:r>
-        <w:rPr>
-          <w:lang w:val="ar_AE" w:bidi="ar_AE"/>
-        </w:rPr>
-      </w:r>
-      <w:r>
-        <w:rPr>
-          <w:b/>
-          <w:lang w:val="ar_AE" w:bidi="ar_AE"/>
-        </w:rPr>
         <w:t>"مُخَلِّصِنَا"</w:t>
       </w:r>
     </w:p>
@@ -3299,23 +2925,6 @@
           <w:b/>
           <w:lang w:val="ar_AE" w:bidi="ar_AE"/>
         </w:rPr>
-        <w:t>τούτου χάριν</w:t>
-      </w:r>
-    </w:p>
-    <w:p>
-      <w:pPr>
-        <w:bidi/>
-      </w:pPr>
-      <w:r>
-        <w:rPr>
-          <w:lang w:val="ar_AE" w:bidi="ar_AE"/>
-        </w:rPr>
-      </w:r>
-      <w:r>
-        <w:rPr>
-          <w:b/>
-          <w:lang w:val="ar_AE" w:bidi="ar_AE"/>
-        </w:rPr>
         <w:t>"مِنْ أَجْلِ هذَا"</w:t>
       </w:r>
     </w:p>
@@ -3437,23 +3046,6 @@
           <w:b/>
           <w:lang w:val="ar_AE" w:bidi="ar_AE"/>
         </w:rPr>
-        <w:t>ἀπέλιπόν σε ἐν Κρήτῃ</w:t>
-      </w:r>
-    </w:p>
-    <w:p>
-      <w:pPr>
-        <w:bidi/>
-      </w:pPr>
-      <w:r>
-        <w:rPr>
-          <w:lang w:val="ar_AE" w:bidi="ar_AE"/>
-        </w:rPr>
-      </w:r>
-      <w:r>
-        <w:rPr>
-          <w:b/>
-          <w:lang w:val="ar_AE" w:bidi="ar_AE"/>
-        </w:rPr>
         <w:t>"تركتك في كريت"</w:t>
       </w:r>
     </w:p>
@@ -3540,23 +3132,6 @@
           <w:b/>
           <w:lang w:val="ar_AE" w:bidi="ar_AE"/>
         </w:rPr>
-        <w:t>ἵνα τὰ λείποντα ἐπιδιορθώσῃ</w:t>
-      </w:r>
-    </w:p>
-    <w:p>
-      <w:pPr>
-        <w:bidi/>
-      </w:pPr>
-      <w:r>
-        <w:rPr>
-          <w:lang w:val="ar_AE" w:bidi="ar_AE"/>
-        </w:rPr>
-      </w:r>
-      <w:r>
-        <w:rPr>
-          <w:b/>
-          <w:lang w:val="ar_AE" w:bidi="ar_AE"/>
-        </w:rPr>
         <w:t>"لِكَيْ تُكَمِّلَ تَرْتِيبَ الأُمُورِ النَّاقِصَةِ"</w:t>
       </w:r>
     </w:p>
@@ -3643,23 +3218,6 @@
           <w:b/>
           <w:lang w:val="ar_AE" w:bidi="ar_AE"/>
         </w:rPr>
-        <w:t>καταστήσῃς &amp; πρεσβυτέρους</w:t>
-      </w:r>
-    </w:p>
-    <w:p>
-      <w:pPr>
-        <w:bidi/>
-      </w:pPr>
-      <w:r>
-        <w:rPr>
-          <w:lang w:val="ar_AE" w:bidi="ar_AE"/>
-        </w:rPr>
-      </w:r>
-      <w:r>
-        <w:rPr>
-          <w:b/>
-          <w:lang w:val="ar_AE" w:bidi="ar_AE"/>
-        </w:rPr>
         <w:t>"تُقِيمَ"</w:t>
       </w:r>
       <w:r>
@@ -3759,23 +3317,6 @@
           <w:b/>
           <w:lang w:val="ar_AE" w:bidi="ar_AE"/>
         </w:rPr>
-        <w:t>εἴ τίς ἐστιν ἀνέγκλητος</w:t>
-      </w:r>
-    </w:p>
-    <w:p>
-      <w:pPr>
-        <w:bidi/>
-      </w:pPr>
-      <w:r>
-        <w:rPr>
-          <w:lang w:val="ar_AE" w:bidi="ar_AE"/>
-        </w:rPr>
-      </w:r>
-      <w:r>
-        <w:rPr>
-          <w:b/>
-          <w:lang w:val="ar_AE" w:bidi="ar_AE"/>
-        </w:rPr>
         <w:t>"إِنْ كَانَ أَحَدٌ بِلاَ لَوْمٍ"</w:t>
       </w:r>
     </w:p>
@@ -3884,23 +3425,6 @@
           <w:b/>
           <w:lang w:val="ar_AE" w:bidi="ar_AE"/>
         </w:rPr>
-        <w:t>ἀνέγκλητος</w:t>
-      </w:r>
-    </w:p>
-    <w:p>
-      <w:pPr>
-        <w:bidi/>
-      </w:pPr>
-      <w:r>
-        <w:rPr>
-          <w:lang w:val="ar_AE" w:bidi="ar_AE"/>
-        </w:rPr>
-      </w:r>
-      <w:r>
-        <w:rPr>
-          <w:b/>
-          <w:lang w:val="ar_AE" w:bidi="ar_AE"/>
-        </w:rPr>
         <w:t>"بِلاَ لَوْمٍ"</w:t>
       </w:r>
     </w:p>
@@ -4022,23 +3546,6 @@
           <w:b/>
           <w:lang w:val="ar_AE" w:bidi="ar_AE"/>
         </w:rPr>
-        <w:t>μιᾶς γυναικὸς ἀνήρ</w:t>
-      </w:r>
-    </w:p>
-    <w:p>
-      <w:pPr>
-        <w:bidi/>
-      </w:pPr>
-      <w:r>
-        <w:rPr>
-          <w:lang w:val="ar_AE" w:bidi="ar_AE"/>
-        </w:rPr>
-      </w:r>
-      <w:r>
-        <w:rPr>
-          <w:b/>
-          <w:lang w:val="ar_AE" w:bidi="ar_AE"/>
-        </w:rPr>
         <w:t>"بَعْلَ امْرَأَةٍ وَاحِدَةٍ"</w:t>
       </w:r>
     </w:p>
@@ -4160,23 +3667,6 @@
           <w:b/>
           <w:lang w:val="ar_AE" w:bidi="ar_AE"/>
         </w:rPr>
-        <w:t>τέκνα &amp; πιστά</w:t>
-      </w:r>
-    </w:p>
-    <w:p>
-      <w:pPr>
-        <w:bidi/>
-      </w:pPr>
-      <w:r>
-        <w:rPr>
-          <w:lang w:val="ar_AE" w:bidi="ar_AE"/>
-        </w:rPr>
-      </w:r>
-      <w:r>
-        <w:rPr>
-          <w:b/>
-          <w:lang w:val="ar_AE" w:bidi="ar_AE"/>
-        </w:rPr>
         <w:t>"لَهُ أَوْلاَدٌ"</w:t>
       </w:r>
       <w:r>
@@ -4298,23 +3788,6 @@
           <w:b/>
           <w:lang w:val="ar_AE" w:bidi="ar_AE"/>
         </w:rPr>
-        <w:t>τὸν ἐπίσκοπον</w:t>
-      </w:r>
-    </w:p>
-    <w:p>
-      <w:pPr>
-        <w:bidi/>
-      </w:pPr>
-      <w:r>
-        <w:rPr>
-          <w:lang w:val="ar_AE" w:bidi="ar_AE"/>
-        </w:rPr>
-      </w:r>
-      <w:r>
-        <w:rPr>
-          <w:b/>
-          <w:lang w:val="ar_AE" w:bidi="ar_AE"/>
-        </w:rPr>
         <w:t>"الأُسْقُفُ"</w:t>
       </w:r>
     </w:p>
@@ -4436,23 +3909,6 @@
           <w:b/>
           <w:lang w:val="ar_AE" w:bidi="ar_AE"/>
         </w:rPr>
-        <w:t>Θεοῦ οἰκονόμον</w:t>
-      </w:r>
-    </w:p>
-    <w:p>
-      <w:pPr>
-        <w:bidi/>
-      </w:pPr>
-      <w:r>
-        <w:rPr>
-          <w:lang w:val="ar_AE" w:bidi="ar_AE"/>
-        </w:rPr>
-      </w:r>
-      <w:r>
-        <w:rPr>
-          <w:b/>
-          <w:lang w:val="ar_AE" w:bidi="ar_AE"/>
-        </w:rPr>
         <w:t>"كَوَكِيلِ اللهِ"</w:t>
       </w:r>
     </w:p>
@@ -4574,23 +4030,6 @@
           <w:b/>
           <w:lang w:val="ar_AE" w:bidi="ar_AE"/>
         </w:rPr>
-        <w:t>μὴ πάροινον</w:t>
-      </w:r>
-    </w:p>
-    <w:p>
-      <w:pPr>
-        <w:bidi/>
-      </w:pPr>
-      <w:r>
-        <w:rPr>
-          <w:lang w:val="ar_AE" w:bidi="ar_AE"/>
-        </w:rPr>
-      </w:r>
-      <w:r>
-        <w:rPr>
-          <w:b/>
-          <w:lang w:val="ar_AE" w:bidi="ar_AE"/>
-        </w:rPr>
         <w:t>"وَلاَ مُدْمِنِ الْخَمْرِ"</w:t>
       </w:r>
     </w:p>
@@ -4677,23 +4116,6 @@
           <w:b/>
           <w:lang w:val="ar_AE" w:bidi="ar_AE"/>
         </w:rPr>
-        <w:t>μὴ πλήκτην</w:t>
-      </w:r>
-    </w:p>
-    <w:p>
-      <w:pPr>
-        <w:bidi/>
-      </w:pPr>
-      <w:r>
-        <w:rPr>
-          <w:lang w:val="ar_AE" w:bidi="ar_AE"/>
-        </w:rPr>
-      </w:r>
-      <w:r>
-        <w:rPr>
-          <w:b/>
-          <w:lang w:val="ar_AE" w:bidi="ar_AE"/>
-        </w:rPr>
         <w:t>"وَلاَ ضَرَّابٍ"</w:t>
       </w:r>
     </w:p>
@@ -4780,23 +4202,6 @@
           <w:b/>
           <w:lang w:val="ar_AE" w:bidi="ar_AE"/>
         </w:rPr>
-        <w:t>ἀλλὰ</w:t>
-      </w:r>
-    </w:p>
-    <w:p>
-      <w:pPr>
-        <w:bidi/>
-      </w:pPr>
-      <w:r>
-        <w:rPr>
-          <w:lang w:val="ar_AE" w:bidi="ar_AE"/>
-        </w:rPr>
-      </w:r>
-      <w:r>
-        <w:rPr>
-          <w:b/>
-          <w:lang w:val="ar_AE" w:bidi="ar_AE"/>
-        </w:rPr>
         <w:t>"بَلْ"</w:t>
       </w:r>
     </w:p>
@@ -4918,23 +4323,6 @@
           <w:b/>
           <w:lang w:val="ar_AE" w:bidi="ar_AE"/>
         </w:rPr>
-        <w:t>φιλάγαθον</w:t>
-      </w:r>
-    </w:p>
-    <w:p>
-      <w:pPr>
-        <w:bidi/>
-      </w:pPr>
-      <w:r>
-        <w:rPr>
-          <w:lang w:val="ar_AE" w:bidi="ar_AE"/>
-        </w:rPr>
-      </w:r>
-      <w:r>
-        <w:rPr>
-          <w:b/>
-          <w:lang w:val="ar_AE" w:bidi="ar_AE"/>
-        </w:rPr>
         <w:t>"مُحِبًّا لِلْخَيْرِ"</w:t>
       </w:r>
     </w:p>
@@ -5069,23 +4457,6 @@
           <w:b/>
           <w:lang w:val="ar_AE" w:bidi="ar_AE"/>
         </w:rPr>
-        <w:t>σώφρονα &amp; ἐγκρατῆ</w:t>
-      </w:r>
-    </w:p>
-    <w:p>
-      <w:pPr>
-        <w:bidi/>
-      </w:pPr>
-      <w:r>
-        <w:rPr>
-          <w:lang w:val="ar_AE" w:bidi="ar_AE"/>
-        </w:rPr>
-      </w:r>
-      <w:r>
-        <w:rPr>
-          <w:b/>
-          <w:lang w:val="ar_AE" w:bidi="ar_AE"/>
-        </w:rPr>
         <w:t>"مُتَعَقِّلًا"</w:t>
       </w:r>
       <w:r>
@@ -5220,23 +4591,6 @@
           <w:b/>
           <w:lang w:val="ar_AE" w:bidi="ar_AE"/>
         </w:rPr>
-        <w:t>δίκαιον, ὅσιον</w:t>
-      </w:r>
-    </w:p>
-    <w:p>
-      <w:pPr>
-        <w:bidi/>
-      </w:pPr>
-      <w:r>
-        <w:rPr>
-          <w:lang w:val="ar_AE" w:bidi="ar_AE"/>
-        </w:rPr>
-      </w:r>
-      <w:r>
-        <w:rPr>
-          <w:b/>
-          <w:lang w:val="ar_AE" w:bidi="ar_AE"/>
-        </w:rPr>
         <w:t>"بَارًّا، وَرِعًا"</w:t>
       </w:r>
     </w:p>
@@ -5358,23 +4712,6 @@
           <w:b/>
           <w:lang w:val="ar_AE" w:bidi="ar_AE"/>
         </w:rPr>
-        <w:t>ἀντεχόμενον</w:t>
-      </w:r>
-    </w:p>
-    <w:p>
-      <w:pPr>
-        <w:bidi/>
-      </w:pPr>
-      <w:r>
-        <w:rPr>
-          <w:lang w:val="ar_AE" w:bidi="ar_AE"/>
-        </w:rPr>
-      </w:r>
-      <w:r>
-        <w:rPr>
-          <w:b/>
-          <w:lang w:val="ar_AE" w:bidi="ar_AE"/>
-        </w:rPr>
         <w:t>"مُلاَزِمًا"</w:t>
       </w:r>
     </w:p>
@@ -5483,23 +4820,6 @@
           <w:b/>
           <w:lang w:val="ar_AE" w:bidi="ar_AE"/>
         </w:rPr>
-        <w:t>κατὰ τὴν διδαχὴν</w:t>
-      </w:r>
-    </w:p>
-    <w:p>
-      <w:pPr>
-        <w:bidi/>
-      </w:pPr>
-      <w:r>
-        <w:rPr>
-          <w:lang w:val="ar_AE" w:bidi="ar_AE"/>
-        </w:rPr>
-      </w:r>
-      <w:r>
-        <w:rPr>
-          <w:b/>
-          <w:lang w:val="ar_AE" w:bidi="ar_AE"/>
-        </w:rPr>
         <w:t>"الَّتِي بِحَسَبِ التَّعْلِيمِ"</w:t>
       </w:r>
     </w:p>
@@ -5586,23 +4906,6 @@
           <w:b/>
           <w:lang w:val="ar_AE" w:bidi="ar_AE"/>
         </w:rPr>
-        <w:t>ἵνα</w:t>
-      </w:r>
-    </w:p>
-    <w:p>
-      <w:pPr>
-        <w:bidi/>
-      </w:pPr>
-      <w:r>
-        <w:rPr>
-          <w:lang w:val="ar_AE" w:bidi="ar_AE"/>
-        </w:rPr>
-      </w:r>
-      <w:r>
-        <w:rPr>
-          <w:b/>
-          <w:lang w:val="ar_AE" w:bidi="ar_AE"/>
-        </w:rPr>
         <w:t>"لِكَيْ"</w:t>
       </w:r>
     </w:p>
@@ -5724,23 +5027,6 @@
           <w:b/>
           <w:lang w:val="ar_AE" w:bidi="ar_AE"/>
         </w:rPr>
-        <w:t>τῇ διδασκαλίᾳ τῇ ὑγιαινούσῃ</w:t>
-      </w:r>
-    </w:p>
-    <w:p>
-      <w:pPr>
-        <w:bidi/>
-      </w:pPr>
-      <w:r>
-        <w:rPr>
-          <w:lang w:val="ar_AE" w:bidi="ar_AE"/>
-        </w:rPr>
-      </w:r>
-      <w:r>
-        <w:rPr>
-          <w:b/>
-          <w:lang w:val="ar_AE" w:bidi="ar_AE"/>
-        </w:rPr>
         <w:t>"بِالتَّعْلِيمِ الصَّحِيحِ"</w:t>
       </w:r>
     </w:p>
@@ -5875,23 +5161,6 @@
           <w:b/>
           <w:lang w:val="ar_AE" w:bidi="ar_AE"/>
         </w:rPr>
-        <w:t>ματαιολόγοι</w:t>
-      </w:r>
-    </w:p>
-    <w:p>
-      <w:pPr>
-        <w:bidi/>
-      </w:pPr>
-      <w:r>
-        <w:rPr>
-          <w:lang w:val="ar_AE" w:bidi="ar_AE"/>
-        </w:rPr>
-      </w:r>
-      <w:r>
-        <w:rPr>
-          <w:b/>
-          <w:lang w:val="ar_AE" w:bidi="ar_AE"/>
-        </w:rPr>
         <w:t>"يَتَكَلَّمُونَ بِالْبَاطِلِ"</w:t>
       </w:r>
     </w:p>
@@ -6020,23 +5289,6 @@
           <w:b/>
           <w:lang w:val="ar_AE" w:bidi="ar_AE"/>
         </w:rPr>
-        <w:t>φρεναπάται</w:t>
-      </w:r>
-    </w:p>
-    <w:p>
-      <w:pPr>
-        <w:bidi/>
-      </w:pPr>
-      <w:r>
-        <w:rPr>
-          <w:lang w:val="ar_AE" w:bidi="ar_AE"/>
-        </w:rPr>
-      </w:r>
-      <w:r>
-        <w:rPr>
-          <w:b/>
-          <w:lang w:val="ar_AE" w:bidi="ar_AE"/>
-        </w:rPr>
         <w:t>"يَخْدَعُونَ"</w:t>
       </w:r>
     </w:p>
@@ -6139,23 +5391,6 @@
       </w:r>
       <w:r>
         <w:rPr>
-          <w:b/>
-          <w:lang w:val="ar_AE" w:bidi="ar_AE"/>
-        </w:rPr>
-        <w:t>ματαιολόγοι, καὶ φρεναπάται</w:t>
-      </w:r>
-    </w:p>
-    <w:p>
-      <w:pPr>
-        <w:bidi/>
-      </w:pPr>
-      <w:r>
-        <w:rPr>
-          <w:lang w:val="ar_AE" w:bidi="ar_AE"/>
-        </w:rPr>
-      </w:r>
-      <w:r>
-        <w:rPr>
           <w:lang w:val="ar_AE" w:bidi="ar_AE"/>
         </w:rPr>
         <w:t>"يَتَكَلَّمُونَ بِالْبَاطِلِ، وَيَخْدَعُونَ الْعُقُولَ"</w:t>
@@ -6289,23 +5524,6 @@
           <w:b/>
           <w:lang w:val="ar_AE" w:bidi="ar_AE"/>
         </w:rPr>
-        <w:t>οἱ ἐκ τῆς περιτομῆς</w:t>
-      </w:r>
-    </w:p>
-    <w:p>
-      <w:pPr>
-        <w:bidi/>
-      </w:pPr>
-      <w:r>
-        <w:rPr>
-          <w:lang w:val="ar_AE" w:bidi="ar_AE"/>
-        </w:rPr>
-      </w:r>
-      <w:r>
-        <w:rPr>
-          <w:b/>
-          <w:lang w:val="ar_AE" w:bidi="ar_AE"/>
-        </w:rPr>
         <w:t>"وَلاَ سِيَّمَا الَّذِينَ مِنَ الْخِتَانِ"</w:t>
       </w:r>
     </w:p>
@@ -6417,23 +5635,6 @@
           <w:b/>
           <w:lang w:val="ar_AE" w:bidi="ar_AE"/>
         </w:rPr>
-        <w:t>οὓς δεῖ ἐπιστομίζειν</w:t>
-      </w:r>
-    </w:p>
-    <w:p>
-      <w:pPr>
-        <w:bidi/>
-      </w:pPr>
-      <w:r>
-        <w:rPr>
-          <w:lang w:val="ar_AE" w:bidi="ar_AE"/>
-        </w:rPr>
-      </w:r>
-      <w:r>
-        <w:rPr>
-          <w:b/>
-          <w:lang w:val="ar_AE" w:bidi="ar_AE"/>
-        </w:rPr>
         <w:t>"الَّذِينَ يَجِبُ سَدُّ أَفْوَاهِهِمْ"</w:t>
       </w:r>
     </w:p>
@@ -6526,23 +5727,6 @@
           <w:b/>
           <w:lang w:val="ar_AE" w:bidi="ar_AE"/>
         </w:rPr>
-        <w:t>ὅλους οἴκους ἀνατρέπουσιν</w:t>
-      </w:r>
-    </w:p>
-    <w:p>
-      <w:pPr>
-        <w:bidi/>
-      </w:pPr>
-      <w:r>
-        <w:rPr>
-          <w:lang w:val="ar_AE" w:bidi="ar_AE"/>
-        </w:rPr>
-      </w:r>
-      <w:r>
-        <w:rPr>
-          <w:b/>
-          <w:lang w:val="ar_AE" w:bidi="ar_AE"/>
-        </w:rPr>
         <w:t>"فَإِنَّهُمْ يَقْلِبُونَ بُيُوتًا بِجُمْلَتِهَا"</w:t>
       </w:r>
     </w:p>
@@ -6651,23 +5835,6 @@
           <w:b/>
           <w:lang w:val="ar_AE" w:bidi="ar_AE"/>
         </w:rPr>
-        <w:t>αἰσχροῦ κέρδους χάριν</w:t>
-      </w:r>
-    </w:p>
-    <w:p>
-      <w:pPr>
-        <w:bidi/>
-      </w:pPr>
-      <w:r>
-        <w:rPr>
-          <w:lang w:val="ar_AE" w:bidi="ar_AE"/>
-        </w:rPr>
-      </w:r>
-      <w:r>
-        <w:rPr>
-          <w:b/>
-          <w:lang w:val="ar_AE" w:bidi="ar_AE"/>
-        </w:rPr>
         <w:t>"مِنْ أَجْلِ الرِّبْحِ الْقَبِيحِ"</w:t>
       </w:r>
     </w:p>
@@ -6796,23 +5963,6 @@
           <w:b/>
           <w:lang w:val="ar_AE" w:bidi="ar_AE"/>
         </w:rPr>
-        <w:t>τις ἐξ αὐτῶν, ἴδιος αὐτῶν προφήτης</w:t>
-      </w:r>
-    </w:p>
-    <w:p>
-      <w:pPr>
-        <w:bidi/>
-      </w:pPr>
-      <w:r>
-        <w:rPr>
-          <w:lang w:val="ar_AE" w:bidi="ar_AE"/>
-        </w:rPr>
-      </w:r>
-      <w:r>
-        <w:rPr>
-          <w:b/>
-          <w:lang w:val="ar_AE" w:bidi="ar_AE"/>
-        </w:rPr>
         <w:t>"قَالَ وَاحِدٌ مِنْهُمْ، وَهُوَ نَبِيٌّ لَهُمْ خَاصٌّ"</w:t>
       </w:r>
     </w:p>
@@ -6893,23 +6043,6 @@
           <w:b/>
           <w:lang w:val="ar_AE" w:bidi="ar_AE"/>
         </w:rPr>
-        <w:t>Κρῆτες ἀεὶ ψεῦσται</w:t>
-      </w:r>
-    </w:p>
-    <w:p>
-      <w:pPr>
-        <w:bidi/>
-      </w:pPr>
-      <w:r>
-        <w:rPr>
-          <w:lang w:val="ar_AE" w:bidi="ar_AE"/>
-        </w:rPr>
-      </w:r>
-      <w:r>
-        <w:rPr>
-          <w:b/>
-          <w:lang w:val="ar_AE" w:bidi="ar_AE"/>
-        </w:rPr>
         <w:t>"الْكِرِيتِيُّونَ دَائِمًا كَذَّابُونَ"</w:t>
       </w:r>
     </w:p>
@@ -7025,23 +6158,6 @@
           <w:b/>
           <w:lang w:val="ar_AE" w:bidi="ar_AE"/>
         </w:rPr>
-        <w:t>κακὰ θηρία</w:t>
-      </w:r>
-    </w:p>
-    <w:p>
-      <w:pPr>
-        <w:bidi/>
-      </w:pPr>
-      <w:r>
-        <w:rPr>
-          <w:lang w:val="ar_AE" w:bidi="ar_AE"/>
-        </w:rPr>
-      </w:r>
-      <w:r>
-        <w:rPr>
-          <w:b/>
-          <w:lang w:val="ar_AE" w:bidi="ar_AE"/>
-        </w:rPr>
         <w:t>"وُحُوشٌ رَدِيَّةٌ"</w:t>
       </w:r>
     </w:p>
@@ -7170,23 +6286,6 @@
           <w:b/>
           <w:lang w:val="ar_AE" w:bidi="ar_AE"/>
         </w:rPr>
-        <w:t>γαστέρες ἀργαί</w:t>
-      </w:r>
-    </w:p>
-    <w:p>
-      <w:pPr>
-        <w:bidi/>
-      </w:pPr>
-      <w:r>
-        <w:rPr>
-          <w:lang w:val="ar_AE" w:bidi="ar_AE"/>
-        </w:rPr>
-      </w:r>
-      <w:r>
-        <w:rPr>
-          <w:b/>
-          <w:lang w:val="ar_AE" w:bidi="ar_AE"/>
-        </w:rPr>
         <w:t>"بُطُونٌ بَطَّالَةٌ.”</w:t>
       </w:r>
     </w:p>
@@ -7289,23 +6388,6 @@
           <w:b/>
           <w:lang w:val="ar_AE" w:bidi="ar_AE"/>
         </w:rPr>
-        <w:t>δι’ ἣν αἰτίαν ἔλεγχε αὐτοὺς ἀποτόμως</w:t>
-      </w:r>
-    </w:p>
-    <w:p>
-      <w:pPr>
-        <w:bidi/>
-      </w:pPr>
-      <w:r>
-        <w:rPr>
-          <w:lang w:val="ar_AE" w:bidi="ar_AE"/>
-        </w:rPr>
-      </w:r>
-      <w:r>
-        <w:rPr>
-          <w:b/>
-          <w:lang w:val="ar_AE" w:bidi="ar_AE"/>
-        </w:rPr>
         <w:t>"فَلِهذَا السَّبَبِ وَبِّخْهُمْ بِصَرَامَةٍ"</w:t>
       </w:r>
     </w:p>
@@ -7386,23 +6468,6 @@
           <w:b/>
           <w:lang w:val="ar_AE" w:bidi="ar_AE"/>
         </w:rPr>
-        <w:t>δι’ ἣν αἰτίαν</w:t>
-      </w:r>
-    </w:p>
-    <w:p>
-      <w:pPr>
-        <w:bidi/>
-      </w:pPr>
-      <w:r>
-        <w:rPr>
-          <w:lang w:val="ar_AE" w:bidi="ar_AE"/>
-        </w:rPr>
-      </w:r>
-      <w:r>
-        <w:rPr>
-          <w:b/>
-          <w:lang w:val="ar_AE" w:bidi="ar_AE"/>
-        </w:rPr>
         <w:t>"فَلِهذَا السَّبَبِ"</w:t>
       </w:r>
     </w:p>
@@ -7515,23 +6580,6 @@
       </w:r>
       <w:r>
         <w:rPr>
-          <w:b/>
-          <w:lang w:val="ar_AE" w:bidi="ar_AE"/>
-        </w:rPr>
-        <w:t>αὐτοὺς</w:t>
-      </w:r>
-    </w:p>
-    <w:p>
-      <w:pPr>
-        <w:bidi/>
-      </w:pPr>
-      <w:r>
-        <w:rPr>
-          <w:lang w:val="ar_AE" w:bidi="ar_AE"/>
-        </w:rPr>
-      </w:r>
-      <w:r>
-        <w:rPr>
           <w:lang w:val="ar_AE" w:bidi="ar_AE"/>
         </w:rPr>
         <w:t>"</w:t>
@@ -7699,23 +6747,6 @@
           <w:b/>
           <w:lang w:val="ar_AE" w:bidi="ar_AE"/>
         </w:rPr>
-        <w:t>ἵνα ὑγιαίνωσιν ἐν τῇ πίστει</w:t>
-      </w:r>
-    </w:p>
-    <w:p>
-      <w:pPr>
-        <w:bidi/>
-      </w:pPr>
-      <w:r>
-        <w:rPr>
-          <w:lang w:val="ar_AE" w:bidi="ar_AE"/>
-        </w:rPr>
-      </w:r>
-      <w:r>
-        <w:rPr>
-          <w:b/>
-          <w:lang w:val="ar_AE" w:bidi="ar_AE"/>
-        </w:rPr>
         <w:t>"لِكَيْ يَكُونُوا أَصِحَّاءَ فِي الإِيمَانِ"</w:t>
       </w:r>
     </w:p>
@@ -7831,23 +6862,6 @@
           <w:b/>
           <w:lang w:val="ar_AE" w:bidi="ar_AE"/>
         </w:rPr>
-        <w:t>ἵνα</w:t>
-      </w:r>
-    </w:p>
-    <w:p>
-      <w:pPr>
-        <w:bidi/>
-      </w:pPr>
-      <w:r>
-        <w:rPr>
-          <w:lang w:val="ar_AE" w:bidi="ar_AE"/>
-        </w:rPr>
-      </w:r>
-      <w:r>
-        <w:rPr>
-          <w:b/>
-          <w:lang w:val="ar_AE" w:bidi="ar_AE"/>
-        </w:rPr>
         <w:t>"لكي"</w:t>
       </w:r>
     </w:p>
@@ -7976,23 +6990,6 @@
           <w:b/>
           <w:lang w:val="ar_AE" w:bidi="ar_AE"/>
         </w:rPr>
-        <w:t>ἐν τῇ πίστει</w:t>
-      </w:r>
-    </w:p>
-    <w:p>
-      <w:pPr>
-        <w:bidi/>
-      </w:pPr>
-      <w:r>
-        <w:rPr>
-          <w:lang w:val="ar_AE" w:bidi="ar_AE"/>
-        </w:rPr>
-      </w:r>
-      <w:r>
-        <w:rPr>
-          <w:b/>
-          <w:lang w:val="ar_AE" w:bidi="ar_AE"/>
-        </w:rPr>
         <w:t>"في الإيمان"</w:t>
       </w:r>
     </w:p>
@@ -8108,23 +7105,6 @@
           <w:b/>
           <w:lang w:val="ar_AE" w:bidi="ar_AE"/>
         </w:rPr>
-        <w:t>Ἰουδαϊκοῖς μύθοις</w:t>
-      </w:r>
-    </w:p>
-    <w:p>
-      <w:pPr>
-        <w:bidi/>
-      </w:pPr>
-      <w:r>
-        <w:rPr>
-          <w:lang w:val="ar_AE" w:bidi="ar_AE"/>
-        </w:rPr>
-      </w:r>
-      <w:r>
-        <w:rPr>
-          <w:b/>
-          <w:lang w:val="ar_AE" w:bidi="ar_AE"/>
-        </w:rPr>
         <w:t>"إِلَى خُرَافَاتٍ يَهُودِيَّةٍ"</w:t>
       </w:r>
     </w:p>
@@ -8205,23 +7185,6 @@
           <w:b/>
           <w:lang w:val="ar_AE" w:bidi="ar_AE"/>
         </w:rPr>
-        <w:t>ἀποστρεφομένων τὴν ἀλήθειαν</w:t>
-      </w:r>
-    </w:p>
-    <w:p>
-      <w:pPr>
-        <w:bidi/>
-      </w:pPr>
-      <w:r>
-        <w:rPr>
-          <w:lang w:val="ar_AE" w:bidi="ar_AE"/>
-        </w:rPr>
-      </w:r>
-      <w:r>
-        <w:rPr>
-          <w:b/>
-          <w:lang w:val="ar_AE" w:bidi="ar_AE"/>
-        </w:rPr>
         <w:t>"مُرْتَدِّينَ عَنِ الْحَقِّ"</w:t>
       </w:r>
     </w:p>
@@ -8324,23 +7287,6 @@
           <w:b/>
           <w:lang w:val="ar_AE" w:bidi="ar_AE"/>
         </w:rPr>
-        <w:t>πάντα καθαρὰ τοῖς καθαροῖς</w:t>
-      </w:r>
-    </w:p>
-    <w:p>
-      <w:pPr>
-        <w:bidi/>
-      </w:pPr>
-      <w:r>
-        <w:rPr>
-          <w:lang w:val="ar_AE" w:bidi="ar_AE"/>
-        </w:rPr>
-      </w:r>
-      <w:r>
-        <w:rPr>
-          <w:b/>
-          <w:lang w:val="ar_AE" w:bidi="ar_AE"/>
-        </w:rPr>
         <w:t>"كُلُّ شَيْءٍ طَاهِرٌ لِلطَّاهِرِينَ"</w:t>
       </w:r>
     </w:p>
@@ -8443,23 +7389,6 @@
           <w:b/>
           <w:lang w:val="ar_AE" w:bidi="ar_AE"/>
         </w:rPr>
-        <w:t>τοῖς καθαροῖς</w:t>
-      </w:r>
-    </w:p>
-    <w:p>
-      <w:pPr>
-        <w:bidi/>
-      </w:pPr>
-      <w:r>
-        <w:rPr>
-          <w:lang w:val="ar_AE" w:bidi="ar_AE"/>
-        </w:rPr>
-      </w:r>
-      <w:r>
-        <w:rPr>
-          <w:b/>
-          <w:lang w:val="ar_AE" w:bidi="ar_AE"/>
-        </w:rPr>
         <w:t>"لِلطَّاهِرِينَ"</w:t>
       </w:r>
     </w:p>
@@ -8540,23 +7469,6 @@
           <w:b/>
           <w:lang w:val="ar_AE" w:bidi="ar_AE"/>
         </w:rPr>
-        <w:t>δὲ</w:t>
-      </w:r>
-    </w:p>
-    <w:p>
-      <w:pPr>
-        <w:bidi/>
-      </w:pPr>
-      <w:r>
-        <w:rPr>
-          <w:lang w:val="ar_AE" w:bidi="ar_AE"/>
-        </w:rPr>
-      </w:r>
-      <w:r>
-        <w:rPr>
-          <w:b/>
-          <w:lang w:val="ar_AE" w:bidi="ar_AE"/>
-        </w:rPr>
         <w:t>"وَأَمَّا"</w:t>
       </w:r>
     </w:p>
@@ -8672,23 +7584,6 @@
           <w:b/>
           <w:lang w:val="ar_AE" w:bidi="ar_AE"/>
         </w:rPr>
-        <w:t>τοῖς δὲ μεμιαμμένοις καὶ ἀπίστοις, οὐδὲν καθαρόν</w:t>
-      </w:r>
-    </w:p>
-    <w:p>
-      <w:pPr>
-        <w:bidi/>
-      </w:pPr>
-      <w:r>
-        <w:rPr>
-          <w:lang w:val="ar_AE" w:bidi="ar_AE"/>
-        </w:rPr>
-      </w:r>
-      <w:r>
-        <w:rPr>
-          <w:b/>
-          <w:lang w:val="ar_AE" w:bidi="ar_AE"/>
-        </w:rPr>
         <w:t>"وَأَمَّا لِلنَّجِسِينَ وَغَيْرِ الْمُؤْمِنِينَ فَلَيْسَ شَيْءٌ طَاهِرًا"</w:t>
       </w:r>
     </w:p>
@@ -8791,23 +7686,6 @@
           <w:b/>
           <w:lang w:val="ar_AE" w:bidi="ar_AE"/>
         </w:rPr>
-        <w:t>δὲ</w:t>
-      </w:r>
-    </w:p>
-    <w:p>
-      <w:pPr>
-        <w:bidi/>
-      </w:pPr>
-      <w:r>
-        <w:rPr>
-          <w:lang w:val="ar_AE" w:bidi="ar_AE"/>
-        </w:rPr>
-      </w:r>
-      <w:r>
-        <w:rPr>
-          <w:b/>
-          <w:lang w:val="ar_AE" w:bidi="ar_AE"/>
-        </w:rPr>
         <w:t>"وَلكِنَّهُمْ"</w:t>
       </w:r>
     </w:p>
@@ -8929,23 +7807,6 @@
           <w:b/>
           <w:lang w:val="ar_AE" w:bidi="ar_AE"/>
         </w:rPr>
-        <w:t>τοῖς &amp; ἔργοις ἀρνοῦνται</w:t>
-      </w:r>
-    </w:p>
-    <w:p>
-      <w:pPr>
-        <w:bidi/>
-      </w:pPr>
-      <w:r>
-        <w:rPr>
-          <w:lang w:val="ar_AE" w:bidi="ar_AE"/>
-        </w:rPr>
-      </w:r>
-      <w:r>
-        <w:rPr>
-          <w:b/>
-          <w:lang w:val="ar_AE" w:bidi="ar_AE"/>
-        </w:rPr>
         <w:t>"بِالأَعْمَالِ"</w:t>
       </w:r>
       <w:r>
@@ -9166,23 +8027,6 @@
           <w:b/>
           <w:lang w:val="ar_AE" w:bidi="ar_AE"/>
         </w:rPr>
-        <w:t>σὺ δὲ</w:t>
-      </w:r>
-    </w:p>
-    <w:p>
-      <w:pPr>
-        <w:bidi/>
-      </w:pPr>
-      <w:r>
-        <w:rPr>
-          <w:lang w:val="ar_AE" w:bidi="ar_AE"/>
-        </w:rPr>
-      </w:r>
-      <w:r>
-        <w:rPr>
-          <w:b/>
-          <w:lang w:val="ar_AE" w:bidi="ar_AE"/>
-        </w:rPr>
         <w:t>"وَأَمَّا أَنْتَ"</w:t>
       </w:r>
     </w:p>
@@ -9304,23 +8148,6 @@
           <w:b/>
           <w:lang w:val="ar_AE" w:bidi="ar_AE"/>
         </w:rPr>
-        <w:t>τῇ ὑγιαινούσῃ διδασκαλίᾳ</w:t>
-      </w:r>
-    </w:p>
-    <w:p>
-      <w:pPr>
-        <w:bidi/>
-      </w:pPr>
-      <w:r>
-        <w:rPr>
-          <w:lang w:val="ar_AE" w:bidi="ar_AE"/>
-        </w:rPr>
-      </w:r>
-      <w:r>
-        <w:rPr>
-          <w:b/>
-          <w:lang w:val="ar_AE" w:bidi="ar_AE"/>
-        </w:rPr>
         <w:t>"بِالتَّعْلِيمِ الصَّحِيحِ"</w:t>
       </w:r>
     </w:p>
@@ -9442,23 +8269,6 @@
           <w:b/>
           <w:lang w:val="ar_AE" w:bidi="ar_AE"/>
         </w:rPr>
-        <w:t>πρεσβύτας &amp; εἶναι</w:t>
-      </w:r>
-    </w:p>
-    <w:p>
-      <w:pPr>
-        <w:bidi/>
-      </w:pPr>
-      <w:r>
-        <w:rPr>
-          <w:lang w:val="ar_AE" w:bidi="ar_AE"/>
-        </w:rPr>
-      </w:r>
-      <w:r>
-        <w:rPr>
-          <w:b/>
-          <w:lang w:val="ar_AE" w:bidi="ar_AE"/>
-        </w:rPr>
         <w:t>"الأَشْيَاخُ"</w:t>
       </w:r>
       <w:r>
@@ -9580,23 +8390,6 @@
           <w:b/>
           <w:lang w:val="ar_AE" w:bidi="ar_AE"/>
         </w:rPr>
-        <w:t>νηφαλίους &amp; σεμνούς, σώφρονας</w:t>
-      </w:r>
-    </w:p>
-    <w:p>
-      <w:pPr>
-        <w:bidi/>
-      </w:pPr>
-      <w:r>
-        <w:rPr>
-          <w:lang w:val="ar_AE" w:bidi="ar_AE"/>
-        </w:rPr>
-      </w:r>
-      <w:r>
-        <w:rPr>
-          <w:b/>
-          <w:lang w:val="ar_AE" w:bidi="ar_AE"/>
-        </w:rPr>
         <w:t>"صَاحِينَ"</w:t>
       </w:r>
       <w:r>
@@ -9718,23 +8511,6 @@
           <w:b/>
           <w:lang w:val="ar_AE" w:bidi="ar_AE"/>
         </w:rPr>
-        <w:t>νηφαλίους</w:t>
-      </w:r>
-    </w:p>
-    <w:p>
-      <w:pPr>
-        <w:bidi/>
-      </w:pPr>
-      <w:r>
-        <w:rPr>
-          <w:lang w:val="ar_AE" w:bidi="ar_AE"/>
-        </w:rPr>
-      </w:r>
-      <w:r>
-        <w:rPr>
-          <w:b/>
-          <w:lang w:val="ar_AE" w:bidi="ar_AE"/>
-        </w:rPr>
         <w:t>"</w:t>
       </w:r>
       <w:r>
@@ -9819,23 +8595,6 @@
           <w:b/>
           <w:lang w:val="ar_AE" w:bidi="ar_AE"/>
         </w:rPr>
-        <w:t>σώφρονας</w:t>
-      </w:r>
-    </w:p>
-    <w:p>
-      <w:pPr>
-        <w:bidi/>
-      </w:pPr>
-      <w:r>
-        <w:rPr>
-          <w:lang w:val="ar_AE" w:bidi="ar_AE"/>
-        </w:rPr>
-      </w:r>
-      <w:r>
-        <w:rPr>
-          <w:b/>
-          <w:lang w:val="ar_AE" w:bidi="ar_AE"/>
-        </w:rPr>
         <w:t>"مُتَعَقِّلِينَ"</w:t>
       </w:r>
     </w:p>
@@ -9922,23 +8681,6 @@
           <w:b/>
           <w:lang w:val="ar_AE" w:bidi="ar_AE"/>
         </w:rPr>
-        <w:t>ὑγιαίνοντας τῇ πίστει τῇ ἀγάπῃ, τῇ ὑπομονῇ</w:t>
-      </w:r>
-    </w:p>
-    <w:p>
-      <w:pPr>
-        <w:bidi/>
-      </w:pPr>
-      <w:r>
-        <w:rPr>
-          <w:lang w:val="ar_AE" w:bidi="ar_AE"/>
-        </w:rPr>
-      </w:r>
-      <w:r>
-        <w:rPr>
-          <w:b/>
-          <w:lang w:val="ar_AE" w:bidi="ar_AE"/>
-        </w:rPr>
         <w:t>"أَصِحَّاءَ فِي الإِيمَانِ وَالْمَحَبَّةِ وَالصَّبْرِ"</w:t>
       </w:r>
     </w:p>
@@ -10125,23 +8867,6 @@
           <w:b/>
           <w:lang w:val="ar_AE" w:bidi="ar_AE"/>
         </w:rPr>
-        <w:t>ὑγιαίνοντας τῇ πίστει</w:t>
-      </w:r>
-    </w:p>
-    <w:p>
-      <w:pPr>
-        <w:bidi/>
-      </w:pPr>
-      <w:r>
-        <w:rPr>
-          <w:lang w:val="ar_AE" w:bidi="ar_AE"/>
-        </w:rPr>
-      </w:r>
-      <w:r>
-        <w:rPr>
-          <w:b/>
-          <w:lang w:val="ar_AE" w:bidi="ar_AE"/>
-        </w:rPr>
         <w:t>"أَصِحَّاءَ فِي الإِيمَانِ"</w:t>
       </w:r>
     </w:p>
@@ -10263,23 +8988,6 @@
           <w:b/>
           <w:lang w:val="ar_AE" w:bidi="ar_AE"/>
         </w:rPr>
-        <w:t>τῇ ἀγάπῃ</w:t>
-      </w:r>
-    </w:p>
-    <w:p>
-      <w:pPr>
-        <w:bidi/>
-      </w:pPr>
-      <w:r>
-        <w:rPr>
-          <w:lang w:val="ar_AE" w:bidi="ar_AE"/>
-        </w:rPr>
-      </w:r>
-      <w:r>
-        <w:rPr>
-          <w:b/>
-          <w:lang w:val="ar_AE" w:bidi="ar_AE"/>
-        </w:rPr>
         <w:t>"وَالْمَحَبَّةِ"</w:t>
       </w:r>
     </w:p>
@@ -10401,23 +9109,6 @@
           <w:b/>
           <w:lang w:val="ar_AE" w:bidi="ar_AE"/>
         </w:rPr>
-        <w:t>τῇ ὑπομονῇ</w:t>
-      </w:r>
-    </w:p>
-    <w:p>
-      <w:pPr>
-        <w:bidi/>
-      </w:pPr>
-      <w:r>
-        <w:rPr>
-          <w:lang w:val="ar_AE" w:bidi="ar_AE"/>
-        </w:rPr>
-      </w:r>
-      <w:r>
-        <w:rPr>
-          <w:b/>
-          <w:lang w:val="ar_AE" w:bidi="ar_AE"/>
-        </w:rPr>
         <w:t>"وَالصَّبْرِ"</w:t>
       </w:r>
     </w:p>
@@ -10539,23 +9230,6 @@
           <w:b/>
           <w:lang w:val="ar_AE" w:bidi="ar_AE"/>
         </w:rPr>
-        <w:t>πρεσβύτιδας ὡσαύτως</w:t>
-      </w:r>
-    </w:p>
-    <w:p>
-      <w:pPr>
-        <w:bidi/>
-      </w:pPr>
-      <w:r>
-        <w:rPr>
-          <w:lang w:val="ar_AE" w:bidi="ar_AE"/>
-        </w:rPr>
-      </w:r>
-      <w:r>
-        <w:rPr>
-          <w:b/>
-          <w:lang w:val="ar_AE" w:bidi="ar_AE"/>
-        </w:rPr>
         <w:t>"كَذلِكَ الْعَجَائِزُ"</w:t>
       </w:r>
     </w:p>
@@ -10648,23 +9322,6 @@
           <w:b/>
           <w:lang w:val="ar_AE" w:bidi="ar_AE"/>
         </w:rPr>
-        <w:t>οἴνῳ πολλῷ δεδουλωμένας</w:t>
-      </w:r>
-    </w:p>
-    <w:p>
-      <w:pPr>
-        <w:bidi/>
-      </w:pPr>
-      <w:r>
-        <w:rPr>
-          <w:lang w:val="ar_AE" w:bidi="ar_AE"/>
-        </w:rPr>
-      </w:r>
-      <w:r>
-        <w:rPr>
-          <w:b/>
-          <w:lang w:val="ar_AE" w:bidi="ar_AE"/>
-        </w:rPr>
         <w:t>"غَيْرَ مُسْتَعْبَدَاتٍ لِلْخَمْرِ الْكَثِيرِ"</w:t>
       </w:r>
     </w:p>
@@ -10773,23 +9430,6 @@
           <w:b/>
           <w:lang w:val="ar_AE" w:bidi="ar_AE"/>
         </w:rPr>
-        <w:t>οἴνῳ πολλῷ δεδουλωμένας</w:t>
-      </w:r>
-    </w:p>
-    <w:p>
-      <w:pPr>
-        <w:bidi/>
-      </w:pPr>
-      <w:r>
-        <w:rPr>
-          <w:lang w:val="ar_AE" w:bidi="ar_AE"/>
-        </w:rPr>
-      </w:r>
-      <w:r>
-        <w:rPr>
-          <w:b/>
-          <w:lang w:val="ar_AE" w:bidi="ar_AE"/>
-        </w:rPr>
         <w:t>"غَيْرَ مُسْتَعْبَدَاتٍ لِلْخَمْرِ الْكَثِيرِ"</w:t>
       </w:r>
     </w:p>
@@ -10898,23 +9538,6 @@
           <w:b/>
           <w:lang w:val="ar_AE" w:bidi="ar_AE"/>
         </w:rPr>
-        <w:t>καλοδιδασκάλους</w:t>
-      </w:r>
-    </w:p>
-    <w:p>
-      <w:pPr>
-        <w:bidi/>
-      </w:pPr>
-      <w:r>
-        <w:rPr>
-          <w:lang w:val="ar_AE" w:bidi="ar_AE"/>
-        </w:rPr>
-      </w:r>
-      <w:r>
-        <w:rPr>
-          <w:b/>
-          <w:lang w:val="ar_AE" w:bidi="ar_AE"/>
-        </w:rPr>
         <w:t>"مُعَلِّمَاتٍ الصَّلاَحَ"</w:t>
       </w:r>
     </w:p>
@@ -11007,23 +9630,6 @@
           <w:b/>
           <w:lang w:val="ar_AE" w:bidi="ar_AE"/>
         </w:rPr>
-        <w:t>ἵνα</w:t>
-      </w:r>
-    </w:p>
-    <w:p>
-      <w:pPr>
-        <w:bidi/>
-      </w:pPr>
-      <w:r>
-        <w:rPr>
-          <w:lang w:val="ar_AE" w:bidi="ar_AE"/>
-        </w:rPr>
-      </w:r>
-      <w:r>
-        <w:rPr>
-          <w:b/>
-          <w:lang w:val="ar_AE" w:bidi="ar_AE"/>
-        </w:rPr>
         <w:t>"لِكَيْ"</w:t>
       </w:r>
     </w:p>
@@ -11155,23 +9761,6 @@
           <w:b/>
           <w:lang w:val="ar_AE" w:bidi="ar_AE"/>
         </w:rPr>
-        <w:t>φιλάνδρους</w:t>
-      </w:r>
-    </w:p>
-    <w:p>
-      <w:pPr>
-        <w:bidi/>
-      </w:pPr>
-      <w:r>
-        <w:rPr>
-          <w:lang w:val="ar_AE" w:bidi="ar_AE"/>
-        </w:rPr>
-      </w:r>
-      <w:r>
-        <w:rPr>
-          <w:b/>
-          <w:lang w:val="ar_AE" w:bidi="ar_AE"/>
-        </w:rPr>
         <w:t>"مُحِبَّاتٍ لِرِجَالِهِنَّ"</w:t>
       </w:r>
     </w:p>
@@ -11258,23 +9847,6 @@
           <w:b/>
           <w:lang w:val="ar_AE" w:bidi="ar_AE"/>
         </w:rPr>
-        <w:t>φιλοτέκνους</w:t>
-      </w:r>
-    </w:p>
-    <w:p>
-      <w:pPr>
-        <w:bidi/>
-      </w:pPr>
-      <w:r>
-        <w:rPr>
-          <w:lang w:val="ar_AE" w:bidi="ar_AE"/>
-        </w:rPr>
-      </w:r>
-      <w:r>
-        <w:rPr>
-          <w:b/>
-          <w:lang w:val="ar_AE" w:bidi="ar_AE"/>
-        </w:rPr>
         <w:t>"أَوْلاَدَهُنَّ"</w:t>
       </w:r>
     </w:p>
@@ -11361,23 +9933,6 @@
           <w:b/>
           <w:lang w:val="ar_AE" w:bidi="ar_AE"/>
         </w:rPr>
-        <w:t>ὑποτασσομένας τοῖς ἰδίοις ἀνδράσιν</w:t>
-      </w:r>
-    </w:p>
-    <w:p>
-      <w:pPr>
-        <w:bidi/>
-      </w:pPr>
-      <w:r>
-        <w:rPr>
-          <w:lang w:val="ar_AE" w:bidi="ar_AE"/>
-        </w:rPr>
-      </w:r>
-      <w:r>
-        <w:rPr>
-          <w:b/>
-          <w:lang w:val="ar_AE" w:bidi="ar_AE"/>
-        </w:rPr>
         <w:t>"خَاضِعَاتٍ لِرِجَالِهِنَّ،"</w:t>
       </w:r>
     </w:p>
@@ -11464,23 +10019,6 @@
           <w:b/>
           <w:lang w:val="ar_AE" w:bidi="ar_AE"/>
         </w:rPr>
-        <w:t>ἵνα</w:t>
-      </w:r>
-    </w:p>
-    <w:p>
-      <w:pPr>
-        <w:bidi/>
-      </w:pPr>
-      <w:r>
-        <w:rPr>
-          <w:lang w:val="ar_AE" w:bidi="ar_AE"/>
-        </w:rPr>
-      </w:r>
-      <w:r>
-        <w:rPr>
-          <w:b/>
-          <w:lang w:val="ar_AE" w:bidi="ar_AE"/>
-        </w:rPr>
         <w:t>"لِكَيْ"</w:t>
       </w:r>
     </w:p>
@@ -11612,23 +10150,6 @@
           <w:b/>
           <w:lang w:val="ar_AE" w:bidi="ar_AE"/>
         </w:rPr>
-        <w:t>ἵνα μὴ ὁ λόγος τοῦ Θεοῦ βλασφημῆται</w:t>
-      </w:r>
-    </w:p>
-    <w:p>
-      <w:pPr>
-        <w:bidi/>
-      </w:pPr>
-      <w:r>
-        <w:rPr>
-          <w:lang w:val="ar_AE" w:bidi="ar_AE"/>
-        </w:rPr>
-      </w:r>
-      <w:r>
-        <w:rPr>
-          <w:b/>
-          <w:lang w:val="ar_AE" w:bidi="ar_AE"/>
-        </w:rPr>
         <w:t>"لِكَيْ لاَ يُجَدَّفَ عَلَى كَلِمَةِ اللهِ"</w:t>
       </w:r>
     </w:p>
@@ -11721,23 +10242,6 @@
           <w:b/>
           <w:lang w:val="ar_AE" w:bidi="ar_AE"/>
         </w:rPr>
-        <w:t>ὁ λόγος τοῦ Θεοῦ</w:t>
-      </w:r>
-    </w:p>
-    <w:p>
-      <w:pPr>
-        <w:bidi/>
-      </w:pPr>
-      <w:r>
-        <w:rPr>
-          <w:lang w:val="ar_AE" w:bidi="ar_AE"/>
-        </w:rPr>
-      </w:r>
-      <w:r>
-        <w:rPr>
-          <w:b/>
-          <w:lang w:val="ar_AE" w:bidi="ar_AE"/>
-        </w:rPr>
         <w:t>"كَلِمَةِ اللهِ"</w:t>
       </w:r>
     </w:p>
@@ -11859,23 +10363,6 @@
           <w:b/>
           <w:lang w:val="ar_AE" w:bidi="ar_AE"/>
         </w:rPr>
-        <w:t>ὡσαύτως</w:t>
-      </w:r>
-    </w:p>
-    <w:p>
-      <w:pPr>
-        <w:bidi/>
-      </w:pPr>
-      <w:r>
-        <w:rPr>
-          <w:lang w:val="ar_AE" w:bidi="ar_AE"/>
-        </w:rPr>
-      </w:r>
-      <w:r>
-        <w:rPr>
-          <w:b/>
-          <w:lang w:val="ar_AE" w:bidi="ar_AE"/>
-        </w:rPr>
         <w:t>"كَذلِكَ"</w:t>
       </w:r>
     </w:p>
@@ -11962,23 +10449,6 @@
           <w:b/>
           <w:lang w:val="ar_AE" w:bidi="ar_AE"/>
         </w:rPr>
-        <w:t>περὶ πάντα</w:t>
-      </w:r>
-    </w:p>
-    <w:p>
-      <w:pPr>
-        <w:bidi/>
-      </w:pPr>
-      <w:r>
-        <w:rPr>
-          <w:lang w:val="ar_AE" w:bidi="ar_AE"/>
-        </w:rPr>
-      </w:r>
-      <w:r>
-        <w:rPr>
-          <w:b/>
-          <w:lang w:val="ar_AE" w:bidi="ar_AE"/>
-        </w:rPr>
         <w:t>"فِي كُلِّ شَيْءٍ"</w:t>
       </w:r>
     </w:p>
@@ -12049,23 +10519,6 @@
           <w:b/>
           <w:lang w:val="ar_AE" w:bidi="ar_AE"/>
         </w:rPr>
-        <w:t>σεαυτὸν παρεχόμενος</w:t>
-      </w:r>
-    </w:p>
-    <w:p>
-      <w:pPr>
-        <w:bidi/>
-      </w:pPr>
-      <w:r>
-        <w:rPr>
-          <w:lang w:val="ar_AE" w:bidi="ar_AE"/>
-        </w:rPr>
-      </w:r>
-      <w:r>
-        <w:rPr>
-          <w:b/>
-          <w:lang w:val="ar_AE" w:bidi="ar_AE"/>
-        </w:rPr>
         <w:t>"مُقَدِّمًا نَفْسَكَ"</w:t>
       </w:r>
     </w:p>
@@ -12152,23 +10605,6 @@
           <w:b/>
           <w:lang w:val="ar_AE" w:bidi="ar_AE"/>
         </w:rPr>
-        <w:t>τύπον καλῶν ἔργων</w:t>
-      </w:r>
-    </w:p>
-    <w:p>
-      <w:pPr>
-        <w:bidi/>
-      </w:pPr>
-      <w:r>
-        <w:rPr>
-          <w:lang w:val="ar_AE" w:bidi="ar_AE"/>
-        </w:rPr>
-      </w:r>
-      <w:r>
-        <w:rPr>
-          <w:b/>
-          <w:lang w:val="ar_AE" w:bidi="ar_AE"/>
-        </w:rPr>
         <w:t>"قُدْوَةً لِلأَعْمَالِ الْحَسَنَةِ"</w:t>
       </w:r>
     </w:p>
@@ -12255,23 +10691,6 @@
           <w:b/>
           <w:lang w:val="ar_AE" w:bidi="ar_AE"/>
         </w:rPr>
-        <w:t>ἐν τῇ διδασκαλίᾳ ἀφθορίαν, σεμνότητα</w:t>
-      </w:r>
-    </w:p>
-    <w:p>
-      <w:pPr>
-        <w:bidi/>
-      </w:pPr>
-      <w:r>
-        <w:rPr>
-          <w:lang w:val="ar_AE" w:bidi="ar_AE"/>
-        </w:rPr>
-      </w:r>
-      <w:r>
-        <w:rPr>
-          <w:b/>
-          <w:lang w:val="ar_AE" w:bidi="ar_AE"/>
-        </w:rPr>
         <w:t>"وَمُقَدِّمًا فِي التَّعْلِيمِ نَقَاوَةً، وَوَقَارًا"</w:t>
       </w:r>
     </w:p>
@@ -12364,23 +10783,6 @@
           <w:b/>
           <w:lang w:val="ar_AE" w:bidi="ar_AE"/>
         </w:rPr>
-        <w:t>ἐν τῇ διδασκαλίᾳ ἀφθορίαν, σεμνότητα</w:t>
-      </w:r>
-    </w:p>
-    <w:p>
-      <w:pPr>
-        <w:bidi/>
-      </w:pPr>
-      <w:r>
-        <w:rPr>
-          <w:lang w:val="ar_AE" w:bidi="ar_AE"/>
-        </w:rPr>
-      </w:r>
-      <w:r>
-        <w:rPr>
-          <w:b/>
-          <w:lang w:val="ar_AE" w:bidi="ar_AE"/>
-        </w:rPr>
         <w:t>"وَمُقَدِّمًا فِي التَّعْلِيمِ نَقَاوَةً، وَوَقَارًا"</w:t>
       </w:r>
     </w:p>
@@ -12486,23 +10888,6 @@
           <w:b/>
           <w:lang w:val="ar_AE" w:bidi="ar_AE"/>
         </w:rPr>
-        <w:t>ἀφθορίαν</w:t>
-      </w:r>
-    </w:p>
-    <w:p>
-      <w:pPr>
-        <w:bidi/>
-      </w:pPr>
-      <w:r>
-        <w:rPr>
-          <w:lang w:val="ar_AE" w:bidi="ar_AE"/>
-        </w:rPr>
-      </w:r>
-      <w:r>
-        <w:rPr>
-          <w:b/>
-          <w:lang w:val="ar_AE" w:bidi="ar_AE"/>
-        </w:rPr>
         <w:t>"مُقَدِّمًا نَقَاوَةً"</w:t>
       </w:r>
     </w:p>
@@ -12621,23 +11006,6 @@
           <w:b/>
           <w:lang w:val="ar_AE" w:bidi="ar_AE"/>
         </w:rPr>
-        <w:t>ὑγιῆ</w:t>
-      </w:r>
-    </w:p>
-    <w:p>
-      <w:pPr>
-        <w:bidi/>
-      </w:pPr>
-      <w:r>
-        <w:rPr>
-          <w:lang w:val="ar_AE" w:bidi="ar_AE"/>
-        </w:rPr>
-      </w:r>
-      <w:r>
-        <w:rPr>
-          <w:b/>
-          <w:lang w:val="ar_AE" w:bidi="ar_AE"/>
-        </w:rPr>
         <w:t>"وَكَلاَمًا صَحِيحًا"</w:t>
       </w:r>
     </w:p>
@@ -12756,23 +11124,6 @@
           <w:b/>
           <w:lang w:val="ar_AE" w:bidi="ar_AE"/>
         </w:rPr>
-        <w:t>ἵνα</w:t>
-      </w:r>
-    </w:p>
-    <w:p>
-      <w:pPr>
-        <w:bidi/>
-      </w:pPr>
-      <w:r>
-        <w:rPr>
-          <w:lang w:val="ar_AE" w:bidi="ar_AE"/>
-        </w:rPr>
-      </w:r>
-      <w:r>
-        <w:rPr>
-          <w:b/>
-          <w:lang w:val="ar_AE" w:bidi="ar_AE"/>
-        </w:rPr>
         <w:t>"لِكَيْ"</w:t>
       </w:r>
     </w:p>
@@ -12891,23 +11242,6 @@
           <w:b/>
           <w:lang w:val="ar_AE" w:bidi="ar_AE"/>
         </w:rPr>
-        <w:t>ἵνα ὁ ἐξ ἐναντίας ἐντραπῇ</w:t>
-      </w:r>
-    </w:p>
-    <w:p>
-      <w:pPr>
-        <w:bidi/>
-      </w:pPr>
-      <w:r>
-        <w:rPr>
-          <w:lang w:val="ar_AE" w:bidi="ar_AE"/>
-        </w:rPr>
-      </w:r>
-      <w:r>
-        <w:rPr>
-          <w:b/>
-          <w:lang w:val="ar_AE" w:bidi="ar_AE"/>
-        </w:rPr>
         <w:t>"لِكَيْ يُخْزَى الْمُضَادُّ"</w:t>
       </w:r>
     </w:p>
@@ -13000,23 +11334,6 @@
           <w:b/>
           <w:lang w:val="ar_AE" w:bidi="ar_AE"/>
         </w:rPr>
-        <w:t>ἡμῶν</w:t>
-      </w:r>
-    </w:p>
-    <w:p>
-      <w:pPr>
-        <w:bidi/>
-      </w:pPr>
-      <w:r>
-        <w:rPr>
-          <w:lang w:val="ar_AE" w:bidi="ar_AE"/>
-        </w:rPr>
-      </w:r>
-      <w:r>
-        <w:rPr>
-          <w:b/>
-          <w:lang w:val="ar_AE" w:bidi="ar_AE"/>
-        </w:rPr>
         <w:t>"عَنْكُمْ" أو "نحن"</w:t>
       </w:r>
     </w:p>
@@ -13122,23 +11439,6 @@
           <w:b/>
           <w:lang w:val="ar_AE" w:bidi="ar_AE"/>
         </w:rPr>
-        <w:t>δούλους ἰδίοις δεσπόταις ὑποτάσσεσθαι</w:t>
-      </w:r>
-    </w:p>
-    <w:p>
-      <w:pPr>
-        <w:bidi/>
-      </w:pPr>
-      <w:r>
-        <w:rPr>
-          <w:lang w:val="ar_AE" w:bidi="ar_AE"/>
-        </w:rPr>
-      </w:r>
-      <w:r>
-        <w:rPr>
-          <w:b/>
-          <w:lang w:val="ar_AE" w:bidi="ar_AE"/>
-        </w:rPr>
         <w:t>"وَالْعَبِيدَ أَنْ يَخْضَعُوا لِسَادَتِهِمْ"</w:t>
       </w:r>
     </w:p>
@@ -13231,23 +11531,6 @@
           <w:b/>
           <w:lang w:val="ar_AE" w:bidi="ar_AE"/>
         </w:rPr>
-        <w:t>ἐν πᾶσιν</w:t>
-      </w:r>
-    </w:p>
-    <w:p>
-      <w:pPr>
-        <w:bidi/>
-      </w:pPr>
-      <w:r>
-        <w:rPr>
-          <w:lang w:val="ar_AE" w:bidi="ar_AE"/>
-        </w:rPr>
-      </w:r>
-      <w:r>
-        <w:rPr>
-          <w:b/>
-          <w:lang w:val="ar_AE" w:bidi="ar_AE"/>
-        </w:rPr>
         <w:t>"فِي كُلِّ شَيْءٍ"</w:t>
       </w:r>
     </w:p>
@@ -13334,23 +11617,6 @@
           <w:b/>
           <w:lang w:val="ar_AE" w:bidi="ar_AE"/>
         </w:rPr>
-        <w:t>εὐαρέστους εἶναι</w:t>
-      </w:r>
-    </w:p>
-    <w:p>
-      <w:pPr>
-        <w:bidi/>
-      </w:pPr>
-      <w:r>
-        <w:rPr>
-          <w:lang w:val="ar_AE" w:bidi="ar_AE"/>
-        </w:rPr>
-      </w:r>
-      <w:r>
-        <w:rPr>
-          <w:b/>
-          <w:lang w:val="ar_AE" w:bidi="ar_AE"/>
-        </w:rPr>
         <w:t>"وَيُرْضُوهُمْ"</w:t>
       </w:r>
     </w:p>
@@ -13443,23 +11709,6 @@
           <w:b/>
           <w:lang w:val="ar_AE" w:bidi="ar_AE"/>
         </w:rPr>
-        <w:t>μὴ νοσφιζομένους</w:t>
-      </w:r>
-    </w:p>
-    <w:p>
-      <w:pPr>
-        <w:bidi/>
-      </w:pPr>
-      <w:r>
-        <w:rPr>
-          <w:lang w:val="ar_AE" w:bidi="ar_AE"/>
-        </w:rPr>
-      </w:r>
-      <w:r>
-        <w:rPr>
-          <w:b/>
-          <w:lang w:val="ar_AE" w:bidi="ar_AE"/>
-        </w:rPr>
         <w:t>"غَيْرَ مُخْتَلِسِينَ"</w:t>
       </w:r>
     </w:p>
@@ -13568,23 +11817,6 @@
           <w:b/>
           <w:lang w:val="ar_AE" w:bidi="ar_AE"/>
         </w:rPr>
-        <w:t>ἀλλὰ</w:t>
-      </w:r>
-    </w:p>
-    <w:p>
-      <w:pPr>
-        <w:bidi/>
-      </w:pPr>
-      <w:r>
-        <w:rPr>
-          <w:lang w:val="ar_AE" w:bidi="ar_AE"/>
-        </w:rPr>
-      </w:r>
-      <w:r>
-        <w:rPr>
-          <w:b/>
-          <w:lang w:val="ar_AE" w:bidi="ar_AE"/>
-        </w:rPr>
         <w:t>"بَلْ"</w:t>
       </w:r>
     </w:p>
@@ -13706,23 +11938,6 @@
           <w:b/>
           <w:lang w:val="ar_AE" w:bidi="ar_AE"/>
         </w:rPr>
-        <w:t>πᾶσαν πίστιν ἐνδεικνυμένους ἀγαθήν</w:t>
-      </w:r>
-    </w:p>
-    <w:p>
-      <w:pPr>
-        <w:bidi/>
-      </w:pPr>
-      <w:r>
-        <w:rPr>
-          <w:lang w:val="ar_AE" w:bidi="ar_AE"/>
-        </w:rPr>
-      </w:r>
-      <w:r>
-        <w:rPr>
-          <w:b/>
-          <w:lang w:val="ar_AE" w:bidi="ar_AE"/>
-        </w:rPr>
         <w:t>"مُقَدِّمِينَ كُلَّ أَمَانَةٍ صَالِحَةٍ"</w:t>
       </w:r>
     </w:p>
@@ -13809,23 +12024,6 @@
           <w:b/>
           <w:lang w:val="ar_AE" w:bidi="ar_AE"/>
         </w:rPr>
-        <w:t>ἵνα</w:t>
-      </w:r>
-    </w:p>
-    <w:p>
-      <w:pPr>
-        <w:bidi/>
-      </w:pPr>
-      <w:r>
-        <w:rPr>
-          <w:lang w:val="ar_AE" w:bidi="ar_AE"/>
-        </w:rPr>
-      </w:r>
-      <w:r>
-        <w:rPr>
-          <w:b/>
-          <w:lang w:val="ar_AE" w:bidi="ar_AE"/>
-        </w:rPr>
         <w:t>"</w:t>
       </w:r>
       <w:r>
@@ -13984,23 +12182,6 @@
           <w:b/>
           <w:lang w:val="ar_AE" w:bidi="ar_AE"/>
         </w:rPr>
-        <w:t>ἐν πᾶσιν</w:t>
-      </w:r>
-    </w:p>
-    <w:p>
-      <w:pPr>
-        <w:bidi/>
-      </w:pPr>
-      <w:r>
-        <w:rPr>
-          <w:lang w:val="ar_AE" w:bidi="ar_AE"/>
-        </w:rPr>
-      </w:r>
-      <w:r>
-        <w:rPr>
-          <w:b/>
-          <w:lang w:val="ar_AE" w:bidi="ar_AE"/>
-        </w:rPr>
         <w:t>"فِي كُلِّ شَيْءٍ"</w:t>
       </w:r>
     </w:p>
@@ -14087,23 +12268,6 @@
           <w:b/>
           <w:lang w:val="ar_AE" w:bidi="ar_AE"/>
         </w:rPr>
-        <w:t>τὴν διδασκαλίαν τὴν τοῦ Σωτῆρος ἡμῶν, Θεοῦ, κοσμῶσιν</w:t>
-      </w:r>
-    </w:p>
-    <w:p>
-      <w:pPr>
-        <w:bidi/>
-      </w:pPr>
-      <w:r>
-        <w:rPr>
-          <w:lang w:val="ar_AE" w:bidi="ar_AE"/>
-        </w:rPr>
-      </w:r>
-      <w:r>
-        <w:rPr>
-          <w:b/>
-          <w:lang w:val="ar_AE" w:bidi="ar_AE"/>
-        </w:rPr>
         <w:t>"لِكَيْ يُزَيِّنُوا تَعْلِيمَ مُخَلِّصِنَا اللهِ"</w:t>
       </w:r>
     </w:p>
@@ -14190,23 +12354,6 @@
           <w:b/>
           <w:lang w:val="ar_AE" w:bidi="ar_AE"/>
         </w:rPr>
-        <w:t>ἡμῶν</w:t>
-      </w:r>
-    </w:p>
-    <w:p>
-      <w:pPr>
-        <w:bidi/>
-      </w:pPr>
-      <w:r>
-        <w:rPr>
-          <w:lang w:val="ar_AE" w:bidi="ar_AE"/>
-        </w:rPr>
-      </w:r>
-      <w:r>
-        <w:rPr>
-          <w:b/>
-          <w:lang w:val="ar_AE" w:bidi="ar_AE"/>
-        </w:rPr>
         <w:t>"مُخَلِّصِنَا"</w:t>
       </w:r>
     </w:p>
@@ -14328,23 +12475,6 @@
           <w:b/>
           <w:lang w:val="ar_AE" w:bidi="ar_AE"/>
         </w:rPr>
-        <w:t>γὰρ</w:t>
-      </w:r>
-    </w:p>
-    <w:p>
-      <w:pPr>
-        <w:bidi/>
-      </w:pPr>
-      <w:r>
-        <w:rPr>
-          <w:lang w:val="ar_AE" w:bidi="ar_AE"/>
-        </w:rPr>
-      </w:r>
-      <w:r>
-        <w:rPr>
-          <w:b/>
-          <w:lang w:val="ar_AE" w:bidi="ar_AE"/>
-        </w:rPr>
         <w:t>"لأَنَّهُ"</w:t>
       </w:r>
     </w:p>
@@ -14479,23 +12609,6 @@
           <w:b/>
           <w:lang w:val="ar_AE" w:bidi="ar_AE"/>
         </w:rPr>
-        <w:t>ἐπεφάνη &amp; ἡ χάρις τοῦ Θεοῦ</w:t>
-      </w:r>
-    </w:p>
-    <w:p>
-      <w:pPr>
-        <w:bidi/>
-      </w:pPr>
-      <w:r>
-        <w:rPr>
-          <w:lang w:val="ar_AE" w:bidi="ar_AE"/>
-        </w:rPr>
-      </w:r>
-      <w:r>
-        <w:rPr>
-          <w:b/>
-          <w:lang w:val="ar_AE" w:bidi="ar_AE"/>
-        </w:rPr>
         <w:t>"قَدْ ظَهَرَتْ"</w:t>
       </w:r>
       <w:r>
@@ -14630,23 +12743,6 @@
           <w:b/>
           <w:lang w:val="ar_AE" w:bidi="ar_AE"/>
         </w:rPr>
-        <w:t>ἐπεφάνη γὰρ ἡ χάρις τοῦ Θεοῦ σωτήριος πᾶσιν ἀνθρώποις</w:t>
-      </w:r>
-    </w:p>
-    <w:p>
-      <w:pPr>
-        <w:bidi/>
-      </w:pPr>
-      <w:r>
-        <w:rPr>
-          <w:lang w:val="ar_AE" w:bidi="ar_AE"/>
-        </w:rPr>
-      </w:r>
-      <w:r>
-        <w:rPr>
-          <w:b/>
-          <w:lang w:val="ar_AE" w:bidi="ar_AE"/>
-        </w:rPr>
         <w:t>"لأَنَّهُ قَدْ ظَهَرَتْ نِعْمَةُ اللهِ الْمُخَلِّصَةُ، لِجَمِيعِ النَّاسِ"</w:t>
       </w:r>
     </w:p>
@@ -14768,23 +12864,6 @@
           <w:b/>
           <w:lang w:val="ar_AE" w:bidi="ar_AE"/>
         </w:rPr>
-        <w:t>σωτήριος πᾶσιν ἀνθρώποις</w:t>
-      </w:r>
-    </w:p>
-    <w:p>
-      <w:pPr>
-        <w:bidi/>
-      </w:pPr>
-      <w:r>
-        <w:rPr>
-          <w:lang w:val="ar_AE" w:bidi="ar_AE"/>
-        </w:rPr>
-      </w:r>
-      <w:r>
-        <w:rPr>
-          <w:b/>
-          <w:lang w:val="ar_AE" w:bidi="ar_AE"/>
-        </w:rPr>
         <w:t>"الْمُخَلِّصَةُ لِجَمِيعِ النَّاسِ"</w:t>
       </w:r>
     </w:p>
@@ -14919,23 +12998,6 @@
           <w:b/>
           <w:lang w:val="ar_AE" w:bidi="ar_AE"/>
         </w:rPr>
-        <w:t>πᾶσιν ἀνθρώποις</w:t>
-      </w:r>
-    </w:p>
-    <w:p>
-      <w:pPr>
-        <w:bidi/>
-      </w:pPr>
-      <w:r>
-        <w:rPr>
-          <w:lang w:val="ar_AE" w:bidi="ar_AE"/>
-        </w:rPr>
-      </w:r>
-      <w:r>
-        <w:rPr>
-          <w:b/>
-          <w:lang w:val="ar_AE" w:bidi="ar_AE"/>
-        </w:rPr>
         <w:t>"لِجَمِيعِ"</w:t>
       </w:r>
     </w:p>
@@ -15070,23 +13132,6 @@
           <w:b/>
           <w:lang w:val="ar_AE" w:bidi="ar_AE"/>
         </w:rPr>
-        <w:t>παιδεύουσα ἡμᾶς</w:t>
-      </w:r>
-    </w:p>
-    <w:p>
-      <w:pPr>
-        <w:bidi/>
-      </w:pPr>
-      <w:r>
-        <w:rPr>
-          <w:lang w:val="ar_AE" w:bidi="ar_AE"/>
-        </w:rPr>
-      </w:r>
-      <w:r>
-        <w:rPr>
-          <w:b/>
-          <w:lang w:val="ar_AE" w:bidi="ar_AE"/>
-        </w:rPr>
         <w:t>"مُعَلِّمَةً إِيَّانَا"</w:t>
       </w:r>
     </w:p>
@@ -15195,23 +13240,6 @@
           <w:b/>
           <w:lang w:val="ar_AE" w:bidi="ar_AE"/>
         </w:rPr>
-        <w:t>ἡμᾶς</w:t>
-      </w:r>
-    </w:p>
-    <w:p>
-      <w:pPr>
-        <w:bidi/>
-      </w:pPr>
-      <w:r>
-        <w:rPr>
-          <w:lang w:val="ar_AE" w:bidi="ar_AE"/>
-        </w:rPr>
-      </w:r>
-      <w:r>
-        <w:rPr>
-          <w:b/>
-          <w:lang w:val="ar_AE" w:bidi="ar_AE"/>
-        </w:rPr>
         <w:t>"إِيَّانَا"</w:t>
       </w:r>
     </w:p>
@@ -15346,23 +13374,6 @@
           <w:b/>
           <w:lang w:val="ar_AE" w:bidi="ar_AE"/>
         </w:rPr>
-        <w:t>τὴν ἀσέβειαν</w:t>
-      </w:r>
-    </w:p>
-    <w:p>
-      <w:pPr>
-        <w:bidi/>
-      </w:pPr>
-      <w:r>
-        <w:rPr>
-          <w:lang w:val="ar_AE" w:bidi="ar_AE"/>
-        </w:rPr>
-      </w:r>
-      <w:r>
-        <w:rPr>
-          <w:b/>
-          <w:lang w:val="ar_AE" w:bidi="ar_AE"/>
-        </w:rPr>
         <w:t>"الْفُجُورَ"</w:t>
       </w:r>
     </w:p>
@@ -15484,23 +13495,6 @@
           <w:b/>
           <w:lang w:val="ar_AE" w:bidi="ar_AE"/>
         </w:rPr>
-        <w:t>τὰς κοσμικὰς ἐπιθυμίας</w:t>
-      </w:r>
-    </w:p>
-    <w:p>
-      <w:pPr>
-        <w:bidi/>
-      </w:pPr>
-      <w:r>
-        <w:rPr>
-          <w:lang w:val="ar_AE" w:bidi="ar_AE"/>
-        </w:rPr>
-      </w:r>
-      <w:r>
-        <w:rPr>
-          <w:b/>
-          <w:lang w:val="ar_AE" w:bidi="ar_AE"/>
-        </w:rPr>
         <w:t>"وَالشَّهَوَاتِ الْعَالَمِيَّةَ"</w:t>
       </w:r>
     </w:p>
@@ -15622,23 +13616,6 @@
           <w:b/>
           <w:lang w:val="ar_AE" w:bidi="ar_AE"/>
         </w:rPr>
-        <w:t>ἀσέβειαν &amp; εὐσεβῶς</w:t>
-      </w:r>
-    </w:p>
-    <w:p>
-      <w:pPr>
-        <w:bidi/>
-      </w:pPr>
-      <w:r>
-        <w:rPr>
-          <w:lang w:val="ar_AE" w:bidi="ar_AE"/>
-        </w:rPr>
-      </w:r>
-      <w:r>
-        <w:rPr>
-          <w:b/>
-          <w:lang w:val="ar_AE" w:bidi="ar_AE"/>
-        </w:rPr>
         <w:t>"الْفُجُورَ"</w:t>
       </w:r>
       <w:r>
@@ -15738,23 +13715,6 @@
           <w:b/>
           <w:lang w:val="ar_AE" w:bidi="ar_AE"/>
         </w:rPr>
-        <w:t>ἐν τῷ νῦν αἰῶνι</w:t>
-      </w:r>
-    </w:p>
-    <w:p>
-      <w:pPr>
-        <w:bidi/>
-      </w:pPr>
-      <w:r>
-        <w:rPr>
-          <w:lang w:val="ar_AE" w:bidi="ar_AE"/>
-        </w:rPr>
-      </w:r>
-      <w:r>
-        <w:rPr>
-          <w:b/>
-          <w:lang w:val="ar_AE" w:bidi="ar_AE"/>
-        </w:rPr>
         <w:t>"فِي الْعَالَمِ الْحَاضِرِ"</w:t>
       </w:r>
     </w:p>
@@ -15841,23 +13801,6 @@
           <w:b/>
           <w:lang w:val="ar_AE" w:bidi="ar_AE"/>
         </w:rPr>
-        <w:t>προσδεχόμενοι</w:t>
-      </w:r>
-    </w:p>
-    <w:p>
-      <w:pPr>
-        <w:bidi/>
-      </w:pPr>
-      <w:r>
-        <w:rPr>
-          <w:lang w:val="ar_AE" w:bidi="ar_AE"/>
-        </w:rPr>
-      </w:r>
-      <w:r>
-        <w:rPr>
-          <w:b/>
-          <w:lang w:val="ar_AE" w:bidi="ar_AE"/>
-        </w:rPr>
         <w:t>"مُنْتَظِرِينَ"</w:t>
       </w:r>
     </w:p>
@@ -15944,23 +13887,6 @@
           <w:b/>
           <w:lang w:val="ar_AE" w:bidi="ar_AE"/>
         </w:rPr>
-        <w:t>τὴν μακαρίαν ἐλπίδα, καὶ ἐπιφάνειαν τῆς δόξης</w:t>
-      </w:r>
-    </w:p>
-    <w:p>
-      <w:pPr>
-        <w:bidi/>
-      </w:pPr>
-      <w:r>
-        <w:rPr>
-          <w:lang w:val="ar_AE" w:bidi="ar_AE"/>
-        </w:rPr>
-      </w:r>
-      <w:r>
-        <w:rPr>
-          <w:b/>
-          <w:lang w:val="ar_AE" w:bidi="ar_AE"/>
-        </w:rPr>
         <w:t>"الرَّجَاءَ الْمُبَارَكَ وَظُهُورَ مَجْدِ اللهِ الْعَظِيمِ"</w:t>
       </w:r>
     </w:p>
@@ -16121,23 +14047,6 @@
           <w:b/>
           <w:lang w:val="ar_AE" w:bidi="ar_AE"/>
         </w:rPr>
-        <w:t>τὴν μακαρίαν ἐλπίδα, καὶ ἐπιφάνειαν τῆς δόξης</w:t>
-      </w:r>
-    </w:p>
-    <w:p>
-      <w:pPr>
-        <w:bidi/>
-      </w:pPr>
-      <w:r>
-        <w:rPr>
-          <w:lang w:val="ar_AE" w:bidi="ar_AE"/>
-        </w:rPr>
-      </w:r>
-      <w:r>
-        <w:rPr>
-          <w:b/>
-          <w:lang w:val="ar_AE" w:bidi="ar_AE"/>
-        </w:rPr>
         <w:t>"الرَّجَاءَ الْمُبَارَكَ وَظُهُورَ مَجْدِ اللهِ الْعَظِيمِ"</w:t>
       </w:r>
     </w:p>
@@ -16288,23 +14197,6 @@
           <w:b/>
           <w:lang w:val="ar_AE" w:bidi="ar_AE"/>
         </w:rPr>
-        <w:t>τὴν μακαρίαν ἐλπίδα, καὶ ἐπιφάνειαν τῆς δόξης τοῦ μεγάλου Θεοῦ καὶ Σωτῆρος ἡμῶν, Ἰησοῦ Χριστοῦ</w:t>
-      </w:r>
-    </w:p>
-    <w:p>
-      <w:pPr>
-        <w:bidi/>
-      </w:pPr>
-      <w:r>
-        <w:rPr>
-          <w:lang w:val="ar_AE" w:bidi="ar_AE"/>
-        </w:rPr>
-      </w:r>
-      <w:r>
-        <w:rPr>
-          <w:b/>
-          <w:lang w:val="ar_AE" w:bidi="ar_AE"/>
-        </w:rPr>
         <w:t>"الرَّجَاءَ الْمُبَارَكَ وَظُهُورَ مَجْدِ اللهِ الْعَظِيمِ وَمُخَلِّصِنَا يَسُوعَ الْمَسِيحِ"</w:t>
       </w:r>
     </w:p>
@@ -16452,23 +14344,6 @@
           <w:b/>
           <w:lang w:val="ar_AE" w:bidi="ar_AE"/>
         </w:rPr>
-        <w:t>τοῦ μεγάλου Θεοῦ καὶ Σωτῆρος ἡμῶν, Ἰησοῦ Χριστοῦ</w:t>
-      </w:r>
-    </w:p>
-    <w:p>
-      <w:pPr>
-        <w:bidi/>
-      </w:pPr>
-      <w:r>
-        <w:rPr>
-          <w:lang w:val="ar_AE" w:bidi="ar_AE"/>
-        </w:rPr>
-      </w:r>
-      <w:r>
-        <w:rPr>
-          <w:b/>
-          <w:lang w:val="ar_AE" w:bidi="ar_AE"/>
-        </w:rPr>
         <w:t>"اللهِ الْعَظِيمِ وَمُخَلِّصِنَا يَسُوعَ الْمَسِيحِ"</w:t>
       </w:r>
     </w:p>
@@ -16610,23 +14485,6 @@
           <w:b/>
           <w:lang w:val="ar_AE" w:bidi="ar_AE"/>
         </w:rPr>
-        <w:t>ὃς ἔδωκεν ἑαυτὸν ὑπὲρ ἡμῶν</w:t>
-      </w:r>
-    </w:p>
-    <w:p>
-      <w:pPr>
-        <w:bidi/>
-      </w:pPr>
-      <w:r>
-        <w:rPr>
-          <w:lang w:val="ar_AE" w:bidi="ar_AE"/>
-        </w:rPr>
-      </w:r>
-      <w:r>
-        <w:rPr>
-          <w:b/>
-          <w:lang w:val="ar_AE" w:bidi="ar_AE"/>
-        </w:rPr>
         <w:t>"الَّذِي بَذَلَ نَفْسَهُ لأَجْلِنَا"</w:t>
       </w:r>
     </w:p>
@@ -16735,23 +14593,6 @@
           <w:b/>
           <w:lang w:val="ar_AE" w:bidi="ar_AE"/>
         </w:rPr>
-        <w:t>ἡμῶν</w:t>
-      </w:r>
-    </w:p>
-    <w:p>
-      <w:pPr>
-        <w:bidi/>
-      </w:pPr>
-      <w:r>
-        <w:rPr>
-          <w:lang w:val="ar_AE" w:bidi="ar_AE"/>
-        </w:rPr>
-      </w:r>
-      <w:r>
-        <w:rPr>
-          <w:b/>
-          <w:lang w:val="ar_AE" w:bidi="ar_AE"/>
-        </w:rPr>
         <w:t>"لأَجْلِنَا"</w:t>
       </w:r>
     </w:p>
@@ -16873,23 +14714,6 @@
           <w:b/>
           <w:lang w:val="ar_AE" w:bidi="ar_AE"/>
         </w:rPr>
-        <w:t>λυτρώσηται ἡμᾶς ἀπὸ πάσης ἀνομίας</w:t>
-      </w:r>
-    </w:p>
-    <w:p>
-      <w:pPr>
-        <w:bidi/>
-      </w:pPr>
-      <w:r>
-        <w:rPr>
-          <w:lang w:val="ar_AE" w:bidi="ar_AE"/>
-        </w:rPr>
-      </w:r>
-      <w:r>
-        <w:rPr>
-          <w:b/>
-          <w:lang w:val="ar_AE" w:bidi="ar_AE"/>
-        </w:rPr>
         <w:t>"يَفْدِيَنَا مِنْ كُلِّ إِثْمٍ"</w:t>
       </w:r>
     </w:p>
@@ -17011,23 +14835,6 @@
           <w:b/>
           <w:lang w:val="ar_AE" w:bidi="ar_AE"/>
         </w:rPr>
-        <w:t>ἡμᾶς</w:t>
-      </w:r>
-    </w:p>
-    <w:p>
-      <w:pPr>
-        <w:bidi/>
-      </w:pPr>
-      <w:r>
-        <w:rPr>
-          <w:lang w:val="ar_AE" w:bidi="ar_AE"/>
-        </w:rPr>
-      </w:r>
-      <w:r>
-        <w:rPr>
-          <w:b/>
-          <w:lang w:val="ar_AE" w:bidi="ar_AE"/>
-        </w:rPr>
         <w:t>"يَفْدِيَنَا"</w:t>
       </w:r>
     </w:p>
@@ -17149,23 +14956,6 @@
           <w:b/>
           <w:lang w:val="ar_AE" w:bidi="ar_AE"/>
         </w:rPr>
-        <w:t>λαὸν περιούσιον</w:t>
-      </w:r>
-    </w:p>
-    <w:p>
-      <w:pPr>
-        <w:bidi/>
-      </w:pPr>
-      <w:r>
-        <w:rPr>
-          <w:lang w:val="ar_AE" w:bidi="ar_AE"/>
-        </w:rPr>
-      </w:r>
-      <w:r>
-        <w:rPr>
-          <w:b/>
-          <w:lang w:val="ar_AE" w:bidi="ar_AE"/>
-        </w:rPr>
         <w:t>"لِنَفْسِهِ شَعْبًا خَاصًّا"</w:t>
       </w:r>
     </w:p>
@@ -17274,23 +15064,6 @@
           <w:b/>
           <w:lang w:val="ar_AE" w:bidi="ar_AE"/>
         </w:rPr>
-        <w:t>ζηλωτὴν καλῶν ἔργων</w:t>
-      </w:r>
-    </w:p>
-    <w:p>
-      <w:pPr>
-        <w:bidi/>
-      </w:pPr>
-      <w:r>
-        <w:rPr>
-          <w:lang w:val="ar_AE" w:bidi="ar_AE"/>
-        </w:rPr>
-      </w:r>
-      <w:r>
-        <w:rPr>
-          <w:b/>
-          <w:lang w:val="ar_AE" w:bidi="ar_AE"/>
-        </w:rPr>
         <w:t>"غَيُورًا فِي أَعْمَال حَسَنَةٍ"</w:t>
       </w:r>
     </w:p>
@@ -17377,23 +15150,6 @@
           <w:b/>
           <w:lang w:val="ar_AE" w:bidi="ar_AE"/>
         </w:rPr>
-        <w:t>ταῦτα</w:t>
-      </w:r>
-    </w:p>
-    <w:p>
-      <w:pPr>
-        <w:bidi/>
-      </w:pPr>
-      <w:r>
-        <w:rPr>
-          <w:lang w:val="ar_AE" w:bidi="ar_AE"/>
-        </w:rPr>
-      </w:r>
-      <w:r>
-        <w:rPr>
-          <w:b/>
-          <w:lang w:val="ar_AE" w:bidi="ar_AE"/>
-        </w:rPr>
         <w:t>"بِهذِهِ"</w:t>
       </w:r>
     </w:p>
@@ -17515,23 +15271,6 @@
           <w:b/>
           <w:lang w:val="ar_AE" w:bidi="ar_AE"/>
         </w:rPr>
-        <w:t>παρακάλει</w:t>
-      </w:r>
-    </w:p>
-    <w:p>
-      <w:pPr>
-        <w:bidi/>
-      </w:pPr>
-      <w:r>
-        <w:rPr>
-          <w:lang w:val="ar_AE" w:bidi="ar_AE"/>
-        </w:rPr>
-      </w:r>
-      <w:r>
-        <w:rPr>
-          <w:b/>
-          <w:lang w:val="ar_AE" w:bidi="ar_AE"/>
-        </w:rPr>
         <w:t>"وَعِظْ"</w:t>
       </w:r>
     </w:p>
@@ -17653,23 +15392,6 @@
           <w:b/>
           <w:lang w:val="ar_AE" w:bidi="ar_AE"/>
         </w:rPr>
-        <w:t>ἔλεγχε, μετὰ πάσης ἐπιταγῆς</w:t>
-      </w:r>
-    </w:p>
-    <w:p>
-      <w:pPr>
-        <w:bidi/>
-      </w:pPr>
-      <w:r>
-        <w:rPr>
-          <w:lang w:val="ar_AE" w:bidi="ar_AE"/>
-        </w:rPr>
-      </w:r>
-      <w:r>
-        <w:rPr>
-          <w:b/>
-          <w:lang w:val="ar_AE" w:bidi="ar_AE"/>
-        </w:rPr>
         <w:t>"وَوَبِّخْ بِكُلِّ سُلْطَانٍ"</w:t>
       </w:r>
     </w:p>
@@ -17791,23 +15513,6 @@
           <w:b/>
           <w:lang w:val="ar_AE" w:bidi="ar_AE"/>
         </w:rPr>
-        <w:t>μετὰ πάσης ἐπιταγῆς</w:t>
-      </w:r>
-    </w:p>
-    <w:p>
-      <w:pPr>
-        <w:bidi/>
-      </w:pPr>
-      <w:r>
-        <w:rPr>
-          <w:lang w:val="ar_AE" w:bidi="ar_AE"/>
-        </w:rPr>
-      </w:r>
-      <w:r>
-        <w:rPr>
-          <w:b/>
-          <w:lang w:val="ar_AE" w:bidi="ar_AE"/>
-        </w:rPr>
         <w:t>"بِكُلِّ سُلْطَانٍ"</w:t>
       </w:r>
     </w:p>
@@ -17929,23 +15634,6 @@
           <w:b/>
           <w:lang w:val="ar_AE" w:bidi="ar_AE"/>
         </w:rPr>
-        <w:t>μηδείς σου περιφρονείτω</w:t>
-      </w:r>
-    </w:p>
-    <w:p>
-      <w:pPr>
-        <w:bidi/>
-      </w:pPr>
-      <w:r>
-        <w:rPr>
-          <w:lang w:val="ar_AE" w:bidi="ar_AE"/>
-        </w:rPr>
-      </w:r>
-      <w:r>
-        <w:rPr>
-          <w:b/>
-          <w:lang w:val="ar_AE" w:bidi="ar_AE"/>
-        </w:rPr>
         <w:t>"لا يَسْتَهِنْ بِكَ أَحَدٌ"</w:t>
       </w:r>
     </w:p>
@@ -18032,23 +15720,6 @@
           <w:b/>
           <w:lang w:val="ar_AE" w:bidi="ar_AE"/>
         </w:rPr>
-        <w:t>μηδείς σου περιφρονείτω</w:t>
-      </w:r>
-    </w:p>
-    <w:p>
-      <w:pPr>
-        <w:bidi/>
-      </w:pPr>
-      <w:r>
-        <w:rPr>
-          <w:lang w:val="ar_AE" w:bidi="ar_AE"/>
-        </w:rPr>
-      </w:r>
-      <w:r>
-        <w:rPr>
-          <w:b/>
-          <w:lang w:val="ar_AE" w:bidi="ar_AE"/>
-        </w:rPr>
         <w:t>"لاَ يَسْتَهِنْ بِكَ أَحَدٌ"</w:t>
       </w:r>
     </w:p>
@@ -18157,23 +15828,6 @@
           <w:b/>
           <w:lang w:val="ar_AE" w:bidi="ar_AE"/>
         </w:rPr>
-        <w:t>μηδείς σου περιφρονείτω</w:t>
-      </w:r>
-    </w:p>
-    <w:p>
-      <w:pPr>
-        <w:bidi/>
-      </w:pPr>
-      <w:r>
-        <w:rPr>
-          <w:lang w:val="ar_AE" w:bidi="ar_AE"/>
-        </w:rPr>
-      </w:r>
-      <w:r>
-        <w:rPr>
-          <w:b/>
-          <w:lang w:val="ar_AE" w:bidi="ar_AE"/>
-        </w:rPr>
         <w:t>"لاَ يَسْتَهِنْ بِكَ أَحَدٌ"</w:t>
       </w:r>
     </w:p>
@@ -18451,23 +16105,6 @@
           <w:b/>
           <w:lang w:val="ar_AE" w:bidi="ar_AE"/>
         </w:rPr>
-        <w:t>ὑπομίμνῃσκε αὐτοὺς &amp; ὑποτάσσεσθαι</w:t>
-      </w:r>
-    </w:p>
-    <w:p>
-      <w:pPr>
-        <w:bidi/>
-      </w:pPr>
-      <w:r>
-        <w:rPr>
-          <w:lang w:val="ar_AE" w:bidi="ar_AE"/>
-        </w:rPr>
-      </w:r>
-      <w:r>
-        <w:rPr>
-          <w:b/>
-          <w:lang w:val="ar_AE" w:bidi="ar_AE"/>
-        </w:rPr>
         <w:t>"ذَكِّرْهُمْ"</w:t>
       </w:r>
       <w:r>
@@ -18567,23 +16204,6 @@
           <w:b/>
           <w:lang w:val="ar_AE" w:bidi="ar_AE"/>
         </w:rPr>
-        <w:t>ἀρχαῖς, ἐξουσίαις, ὑποτάσσεσθαι, πειθαρχεῖν</w:t>
-      </w:r>
-    </w:p>
-    <w:p>
-      <w:pPr>
-        <w:bidi/>
-      </w:pPr>
-      <w:r>
-        <w:rPr>
-          <w:lang w:val="ar_AE" w:bidi="ar_AE"/>
-        </w:rPr>
-      </w:r>
-      <w:r>
-        <w:rPr>
-          <w:b/>
-          <w:lang w:val="ar_AE" w:bidi="ar_AE"/>
-        </w:rPr>
         <w:t>"أَنْ يَخْضَعُوا لِلرِّيَاسَاتِ وَالسَّلاَطِينِ، وَيُطِيعُوا"</w:t>
       </w:r>
     </w:p>
@@ -18702,23 +16322,6 @@
           <w:b/>
           <w:lang w:val="ar_AE" w:bidi="ar_AE"/>
         </w:rPr>
-        <w:t>ἀρχαῖς, ἐξουσίαις</w:t>
-      </w:r>
-    </w:p>
-    <w:p>
-      <w:pPr>
-        <w:bidi/>
-      </w:pPr>
-      <w:r>
-        <w:rPr>
-          <w:lang w:val="ar_AE" w:bidi="ar_AE"/>
-        </w:rPr>
-      </w:r>
-      <w:r>
-        <w:rPr>
-          <w:b/>
-          <w:lang w:val="ar_AE" w:bidi="ar_AE"/>
-        </w:rPr>
         <w:t>"لِلرِّيَاسَاتِ وَالسَّلاَطِينِ"</w:t>
       </w:r>
     </w:p>
@@ -18837,23 +16440,6 @@
           <w:b/>
           <w:lang w:val="ar_AE" w:bidi="ar_AE"/>
         </w:rPr>
-        <w:t>πρὸς πᾶν ἔργον ἀγαθὸν ἑτοίμους εἶναι</w:t>
-      </w:r>
-    </w:p>
-    <w:p>
-      <w:pPr>
-        <w:bidi/>
-      </w:pPr>
-      <w:r>
-        <w:rPr>
-          <w:lang w:val="ar_AE" w:bidi="ar_AE"/>
-        </w:rPr>
-      </w:r>
-      <w:r>
-        <w:rPr>
-          <w:b/>
-          <w:lang w:val="ar_AE" w:bidi="ar_AE"/>
-        </w:rPr>
         <w:t>"وَيَكُونُوا مُسْتَعِدِّينَ لِكُلِّ عَمَل صَالِحٍ"</w:t>
       </w:r>
     </w:p>
@@ -18940,23 +16526,6 @@
           <w:b/>
           <w:lang w:val="ar_AE" w:bidi="ar_AE"/>
         </w:rPr>
-        <w:t>βλασφημεῖν</w:t>
-      </w:r>
-    </w:p>
-    <w:p>
-      <w:pPr>
-        <w:bidi/>
-      </w:pPr>
-      <w:r>
-        <w:rPr>
-          <w:lang w:val="ar_AE" w:bidi="ar_AE"/>
-        </w:rPr>
-      </w:r>
-      <w:r>
-        <w:rPr>
-          <w:b/>
-          <w:lang w:val="ar_AE" w:bidi="ar_AE"/>
-        </w:rPr>
         <w:t>"يَطْعَنُوا"</w:t>
       </w:r>
     </w:p>
@@ -19043,23 +16612,6 @@
           <w:b/>
           <w:lang w:val="ar_AE" w:bidi="ar_AE"/>
         </w:rPr>
-        <w:t>ἀμάχους εἶναι</w:t>
-      </w:r>
-    </w:p>
-    <w:p>
-      <w:pPr>
-        <w:bidi/>
-      </w:pPr>
-      <w:r>
-        <w:rPr>
-          <w:lang w:val="ar_AE" w:bidi="ar_AE"/>
-        </w:rPr>
-      </w:r>
-      <w:r>
-        <w:rPr>
-          <w:b/>
-          <w:lang w:val="ar_AE" w:bidi="ar_AE"/>
-        </w:rPr>
         <w:t>"وَيَكُونُوا غَيْرَ مُخَاصِمِينَ"</w:t>
       </w:r>
     </w:p>
@@ -19178,23 +16730,6 @@
           <w:b/>
           <w:lang w:val="ar_AE" w:bidi="ar_AE"/>
         </w:rPr>
-        <w:t>πᾶσαν ἐνδεικνυμένους πραΰτητα</w:t>
-      </w:r>
-    </w:p>
-    <w:p>
-      <w:pPr>
-        <w:bidi/>
-      </w:pPr>
-      <w:r>
-        <w:rPr>
-          <w:lang w:val="ar_AE" w:bidi="ar_AE"/>
-        </w:rPr>
-      </w:r>
-      <w:r>
-        <w:rPr>
-          <w:b/>
-          <w:lang w:val="ar_AE" w:bidi="ar_AE"/>
-        </w:rPr>
         <w:t>"مُظْهِرِينَ كُلَّ وَدَاعَةٍ"</w:t>
       </w:r>
     </w:p>
@@ -19300,23 +16835,6 @@
           <w:b/>
           <w:lang w:val="ar_AE" w:bidi="ar_AE"/>
         </w:rPr>
-        <w:t>πρὸς πάντας ἀνθρώπους</w:t>
-      </w:r>
-    </w:p>
-    <w:p>
-      <w:pPr>
-        <w:bidi/>
-      </w:pPr>
-      <w:r>
-        <w:rPr>
-          <w:lang w:val="ar_AE" w:bidi="ar_AE"/>
-        </w:rPr>
-      </w:r>
-      <w:r>
-        <w:rPr>
-          <w:b/>
-          <w:lang w:val="ar_AE" w:bidi="ar_AE"/>
-        </w:rPr>
         <w:t>"لِجَمِيعِ النَّاسِ"</w:t>
       </w:r>
     </w:p>
@@ -19438,23 +16956,6 @@
           <w:b/>
           <w:lang w:val="ar_AE" w:bidi="ar_AE"/>
         </w:rPr>
-        <w:t>ἦμεν γάρ ποτε καὶ ἡμεῖς</w:t>
-      </w:r>
-    </w:p>
-    <w:p>
-      <w:pPr>
-        <w:bidi/>
-      </w:pPr>
-      <w:r>
-        <w:rPr>
-          <w:lang w:val="ar_AE" w:bidi="ar_AE"/>
-        </w:rPr>
-      </w:r>
-      <w:r>
-        <w:rPr>
-          <w:b/>
-          <w:lang w:val="ar_AE" w:bidi="ar_AE"/>
-        </w:rPr>
         <w:t>"لأَنَّنَا كُنَّا نَحْنُ أَيْضًا قَبْلًا"</w:t>
       </w:r>
     </w:p>
@@ -19573,23 +17074,6 @@
           <w:b/>
           <w:lang w:val="ar_AE" w:bidi="ar_AE"/>
         </w:rPr>
-        <w:t>ποτε</w:t>
-      </w:r>
-    </w:p>
-    <w:p>
-      <w:pPr>
-        <w:bidi/>
-      </w:pPr>
-      <w:r>
-        <w:rPr>
-          <w:lang w:val="ar_AE" w:bidi="ar_AE"/>
-        </w:rPr>
-      </w:r>
-      <w:r>
-        <w:rPr>
-          <w:b/>
-          <w:lang w:val="ar_AE" w:bidi="ar_AE"/>
-        </w:rPr>
         <w:t>"قَبْلًا"</w:t>
       </w:r>
     </w:p>
@@ -19660,23 +17144,6 @@
           <w:b/>
           <w:lang w:val="ar_AE" w:bidi="ar_AE"/>
         </w:rPr>
-        <w:t>ἡμεῖς</w:t>
-      </w:r>
-    </w:p>
-    <w:p>
-      <w:pPr>
-        <w:bidi/>
-      </w:pPr>
-      <w:r>
-        <w:rPr>
-          <w:lang w:val="ar_AE" w:bidi="ar_AE"/>
-        </w:rPr>
-      </w:r>
-      <w:r>
-        <w:rPr>
-          <w:b/>
-          <w:lang w:val="ar_AE" w:bidi="ar_AE"/>
-        </w:rPr>
         <w:t>"نَحْنُ"</w:t>
       </w:r>
     </w:p>
@@ -19782,23 +17249,6 @@
           <w:b/>
           <w:lang w:val="ar_AE" w:bidi="ar_AE"/>
         </w:rPr>
-        <w:t>ἦμεν &amp; ἀνόητοι</w:t>
-      </w:r>
-    </w:p>
-    <w:p>
-      <w:pPr>
-        <w:bidi/>
-      </w:pPr>
-      <w:r>
-        <w:rPr>
-          <w:lang w:val="ar_AE" w:bidi="ar_AE"/>
-        </w:rPr>
-      </w:r>
-      <w:r>
-        <w:rPr>
-          <w:b/>
-          <w:lang w:val="ar_AE" w:bidi="ar_AE"/>
-        </w:rPr>
         <w:t>"كُنَّا"</w:t>
       </w:r>
       <w:r>
@@ -19898,23 +17348,6 @@
           <w:b/>
           <w:lang w:val="ar_AE" w:bidi="ar_AE"/>
         </w:rPr>
-        <w:t>πλανώμενοι, δουλεύοντες ἐπιθυμίαις καὶ ἡδοναῖς ποικίλαις</w:t>
-      </w:r>
-    </w:p>
-    <w:p>
-      <w:pPr>
-        <w:bidi/>
-      </w:pPr>
-      <w:r>
-        <w:rPr>
-          <w:lang w:val="ar_AE" w:bidi="ar_AE"/>
-        </w:rPr>
-      </w:r>
-      <w:r>
-        <w:rPr>
-          <w:b/>
-          <w:lang w:val="ar_AE" w:bidi="ar_AE"/>
-        </w:rPr>
         <w:t>"ضَالِّينَ، مُسْتَعْبَدِينَ لِشَهَوَاتٍ وَلَذَّاتٍ مُخْتَلِفَةٍ"</w:t>
       </w:r>
     </w:p>
@@ -20033,23 +17466,6 @@
           <w:b/>
           <w:lang w:val="ar_AE" w:bidi="ar_AE"/>
         </w:rPr>
-        <w:t>πλανώμενοι, δουλεύοντες ἐπιθυμίαις καὶ ἡδοναῖς ποικίλαις</w:t>
-      </w:r>
-    </w:p>
-    <w:p>
-      <w:pPr>
-        <w:bidi/>
-      </w:pPr>
-      <w:r>
-        <w:rPr>
-          <w:lang w:val="ar_AE" w:bidi="ar_AE"/>
-        </w:rPr>
-      </w:r>
-      <w:r>
-        <w:rPr>
-          <w:b/>
-          <w:lang w:val="ar_AE" w:bidi="ar_AE"/>
-        </w:rPr>
         <w:t>"ضَالِّينَ، مُسْتَعْبَدِينَ لِشَهَوَاتٍ وَلَذَّاتٍ مُخْتَلِفَةٍ"</w:t>
       </w:r>
     </w:p>
@@ -20142,23 +17558,6 @@
           <w:b/>
           <w:lang w:val="ar_AE" w:bidi="ar_AE"/>
         </w:rPr>
-        <w:t>ἐπιθυμίαις καὶ ἡδοναῖς ποικίλαις</w:t>
-      </w:r>
-    </w:p>
-    <w:p>
-      <w:pPr>
-        <w:bidi/>
-      </w:pPr>
-      <w:r>
-        <w:rPr>
-          <w:lang w:val="ar_AE" w:bidi="ar_AE"/>
-        </w:rPr>
-      </w:r>
-      <w:r>
-        <w:rPr>
-          <w:b/>
-          <w:lang w:val="ar_AE" w:bidi="ar_AE"/>
-        </w:rPr>
         <w:t>"لِشَهَوَاتٍ وَلَذَّاتٍ مُخْتَلِفَةٍ"</w:t>
       </w:r>
     </w:p>
@@ -20293,23 +17692,6 @@
           <w:b/>
           <w:lang w:val="ar_AE" w:bidi="ar_AE"/>
         </w:rPr>
-        <w:t>ἐν κακίᾳ καὶ φθόνῳ διάγοντες</w:t>
-      </w:r>
-    </w:p>
-    <w:p>
-      <w:pPr>
-        <w:bidi/>
-      </w:pPr>
-      <w:r>
-        <w:rPr>
-          <w:lang w:val="ar_AE" w:bidi="ar_AE"/>
-        </w:rPr>
-      </w:r>
-      <w:r>
-        <w:rPr>
-          <w:b/>
-          <w:lang w:val="ar_AE" w:bidi="ar_AE"/>
-        </w:rPr>
         <w:t>"عَائِشِينَ فِي الْخُبْثِ وَالْحَسَدِ"</w:t>
       </w:r>
     </w:p>
@@ -20493,23 +17875,6 @@
           <w:b/>
           <w:lang w:val="ar_AE" w:bidi="ar_AE"/>
         </w:rPr>
-        <w:t>στυγητοί</w:t>
-      </w:r>
-    </w:p>
-    <w:p>
-      <w:pPr>
-        <w:bidi/>
-      </w:pPr>
-      <w:r>
-        <w:rPr>
-          <w:lang w:val="ar_AE" w:bidi="ar_AE"/>
-        </w:rPr>
-      </w:r>
-      <w:r>
-        <w:rPr>
-          <w:b/>
-          <w:lang w:val="ar_AE" w:bidi="ar_AE"/>
-        </w:rPr>
         <w:t>"مَمْقُوتِينَ"</w:t>
       </w:r>
     </w:p>
@@ -20596,23 +17961,6 @@
           <w:b/>
           <w:lang w:val="ar_AE" w:bidi="ar_AE"/>
         </w:rPr>
-        <w:t>δὲ</w:t>
-      </w:r>
-    </w:p>
-    <w:p>
-      <w:pPr>
-        <w:bidi/>
-      </w:pPr>
-      <w:r>
-        <w:rPr>
-          <w:lang w:val="ar_AE" w:bidi="ar_AE"/>
-        </w:rPr>
-      </w:r>
-      <w:r>
-        <w:rPr>
-          <w:b/>
-          <w:lang w:val="ar_AE" w:bidi="ar_AE"/>
-        </w:rPr>
         <w:t>"وَلكِنْ"</w:t>
       </w:r>
     </w:p>
@@ -20718,23 +18066,6 @@
           <w:b/>
           <w:lang w:val="ar_AE" w:bidi="ar_AE"/>
         </w:rPr>
-        <w:t>ὅτε &amp; ἡ χρηστότης καὶ ἡ φιλανθρωπία ἐπεφάνη τοῦ Σωτῆρος ἡμῶν, Θεοῦ</w:t>
-      </w:r>
-    </w:p>
-    <w:p>
-      <w:pPr>
-        <w:bidi/>
-      </w:pPr>
-      <w:r>
-        <w:rPr>
-          <w:lang w:val="ar_AE" w:bidi="ar_AE"/>
-        </w:rPr>
-      </w:r>
-      <w:r>
-        <w:rPr>
-          <w:b/>
-          <w:lang w:val="ar_AE" w:bidi="ar_AE"/>
-        </w:rPr>
         <w:t>"حِينَ"</w:t>
       </w:r>
       <w:r>
@@ -20866,23 +18197,6 @@
           <w:b/>
           <w:lang w:val="ar_AE" w:bidi="ar_AE"/>
         </w:rPr>
-        <w:t>ὅτε &amp; ἡ χρηστότης καὶ ἡ φιλανθρωπία ἐπεφάνη τοῦ Σωτῆρος ἡμῶν, Θεοῦ</w:t>
-      </w:r>
-    </w:p>
-    <w:p>
-      <w:pPr>
-        <w:bidi/>
-      </w:pPr>
-      <w:r>
-        <w:rPr>
-          <w:lang w:val="ar_AE" w:bidi="ar_AE"/>
-        </w:rPr>
-      </w:r>
-      <w:r>
-        <w:rPr>
-          <w:b/>
-          <w:lang w:val="ar_AE" w:bidi="ar_AE"/>
-        </w:rPr>
         <w:t>"حِينَ"</w:t>
       </w:r>
       <w:r>
@@ -21014,23 +18328,6 @@
           <w:b/>
           <w:lang w:val="ar_AE" w:bidi="ar_AE"/>
         </w:rPr>
-        <w:t>ἡμῶν</w:t>
-      </w:r>
-    </w:p>
-    <w:p>
-      <w:pPr>
-        <w:bidi/>
-      </w:pPr>
-      <w:r>
-        <w:rPr>
-          <w:lang w:val="ar_AE" w:bidi="ar_AE"/>
-        </w:rPr>
-      </w:r>
-      <w:r>
-        <w:rPr>
-          <w:b/>
-          <w:lang w:val="ar_AE" w:bidi="ar_AE"/>
-        </w:rPr>
         <w:t>"مُخَلِّصِنَا"</w:t>
       </w:r>
     </w:p>
@@ -21136,23 +18433,6 @@
           <w:b/>
           <w:lang w:val="ar_AE" w:bidi="ar_AE"/>
         </w:rPr>
-        <w:t>ἔργων τῶν ἐν δικαιοσύνῃ</w:t>
-      </w:r>
-    </w:p>
-    <w:p>
-      <w:pPr>
-        <w:bidi/>
-      </w:pPr>
-      <w:r>
-        <w:rPr>
-          <w:lang w:val="ar_AE" w:bidi="ar_AE"/>
-        </w:rPr>
-      </w:r>
-      <w:r>
-        <w:rPr>
-          <w:b/>
-          <w:lang w:val="ar_AE" w:bidi="ar_AE"/>
-        </w:rPr>
         <w:t>"بِأَعْمَال فِي بِرّ"</w:t>
       </w:r>
     </w:p>
@@ -21258,23 +18538,6 @@
           <w:b/>
           <w:lang w:val="ar_AE" w:bidi="ar_AE"/>
         </w:rPr>
-        <w:t>κατὰ τὸ αὐτοῦ ἔλεος</w:t>
-      </w:r>
-    </w:p>
-    <w:p>
-      <w:pPr>
-        <w:bidi/>
-      </w:pPr>
-      <w:r>
-        <w:rPr>
-          <w:lang w:val="ar_AE" w:bidi="ar_AE"/>
-        </w:rPr>
-      </w:r>
-      <w:r>
-        <w:rPr>
-          <w:b/>
-          <w:lang w:val="ar_AE" w:bidi="ar_AE"/>
-        </w:rPr>
         <w:t>"بِمُقْتَضَى رَحْمَتِهِ"</w:t>
       </w:r>
     </w:p>
@@ -21380,23 +18643,6 @@
           <w:b/>
           <w:lang w:val="ar_AE" w:bidi="ar_AE"/>
         </w:rPr>
-        <w:t>λουτροῦ παλινγενεσίας</w:t>
-      </w:r>
-    </w:p>
-    <w:p>
-      <w:pPr>
-        <w:bidi/>
-      </w:pPr>
-      <w:r>
-        <w:rPr>
-          <w:lang w:val="ar_AE" w:bidi="ar_AE"/>
-        </w:rPr>
-      </w:r>
-      <w:r>
-        <w:rPr>
-          <w:b/>
-          <w:lang w:val="ar_AE" w:bidi="ar_AE"/>
-        </w:rPr>
         <w:t>"بِغُسْلِ"</w:t>
       </w:r>
     </w:p>
@@ -21515,23 +18761,6 @@
           <w:b/>
           <w:lang w:val="ar_AE" w:bidi="ar_AE"/>
         </w:rPr>
-        <w:t>οὗ ἐξέχεεν ἐφ’ ἡμᾶς πλουσίως,</w:t>
-      </w:r>
-    </w:p>
-    <w:p>
-      <w:pPr>
-        <w:bidi/>
-      </w:pPr>
-      <w:r>
-        <w:rPr>
-          <w:lang w:val="ar_AE" w:bidi="ar_AE"/>
-        </w:rPr>
-      </w:r>
-      <w:r>
-        <w:rPr>
-          <w:b/>
-          <w:lang w:val="ar_AE" w:bidi="ar_AE"/>
-        </w:rPr>
         <w:t>"الَّذِي سَكَبَهُ بِغِنًى عَلَيْنَا"</w:t>
       </w:r>
     </w:p>
@@ -21624,23 +18853,6 @@
           <w:b/>
           <w:lang w:val="ar_AE" w:bidi="ar_AE"/>
         </w:rPr>
-        <w:t>ἡμᾶς</w:t>
-      </w:r>
-    </w:p>
-    <w:p>
-      <w:pPr>
-        <w:bidi/>
-      </w:pPr>
-      <w:r>
-        <w:rPr>
-          <w:lang w:val="ar_AE" w:bidi="ar_AE"/>
-        </w:rPr>
-      </w:r>
-      <w:r>
-        <w:rPr>
-          <w:b/>
-          <w:lang w:val="ar_AE" w:bidi="ar_AE"/>
-        </w:rPr>
         <w:t>"عَلَيْنَا"</w:t>
       </w:r>
     </w:p>
@@ -21746,23 +18958,6 @@
           <w:b/>
           <w:lang w:val="ar_AE" w:bidi="ar_AE"/>
         </w:rPr>
-        <w:t>διὰ Ἰησοῦ Χριστοῦ, τοῦ Σωτῆρος ἡμῶν</w:t>
-      </w:r>
-    </w:p>
-    <w:p>
-      <w:pPr>
-        <w:bidi/>
-      </w:pPr>
-      <w:r>
-        <w:rPr>
-          <w:lang w:val="ar_AE" w:bidi="ar_AE"/>
-        </w:rPr>
-      </w:r>
-      <w:r>
-        <w:rPr>
-          <w:b/>
-          <w:lang w:val="ar_AE" w:bidi="ar_AE"/>
-        </w:rPr>
         <w:t>"بِيَسُوعَ الْمَسِيحِ مُخَلِّصِنَا"</w:t>
       </w:r>
     </w:p>
@@ -21849,23 +19044,6 @@
           <w:b/>
           <w:lang w:val="ar_AE" w:bidi="ar_AE"/>
         </w:rPr>
-        <w:t>ἡμῶν</w:t>
-      </w:r>
-    </w:p>
-    <w:p>
-      <w:pPr>
-        <w:bidi/>
-      </w:pPr>
-      <w:r>
-        <w:rPr>
-          <w:lang w:val="ar_AE" w:bidi="ar_AE"/>
-        </w:rPr>
-      </w:r>
-      <w:r>
-        <w:rPr>
-          <w:b/>
-          <w:lang w:val="ar_AE" w:bidi="ar_AE"/>
-        </w:rPr>
         <w:t>"مُخَلِّصِنَا"</w:t>
       </w:r>
     </w:p>
@@ -21987,23 +19165,6 @@
           <w:b/>
           <w:lang w:val="ar_AE" w:bidi="ar_AE"/>
         </w:rPr>
-        <w:t>ἵνα</w:t>
-      </w:r>
-    </w:p>
-    <w:p>
-      <w:pPr>
-        <w:bidi/>
-      </w:pPr>
-      <w:r>
-        <w:rPr>
-          <w:lang w:val="ar_AE" w:bidi="ar_AE"/>
-        </w:rPr>
-      </w:r>
-      <w:r>
-        <w:rPr>
-          <w:b/>
-          <w:lang w:val="ar_AE" w:bidi="ar_AE"/>
-        </w:rPr>
         <w:t>"حَتَّى"</w:t>
       </w:r>
     </w:p>
@@ -22135,23 +19296,6 @@
           <w:b/>
           <w:lang w:val="ar_AE" w:bidi="ar_AE"/>
         </w:rPr>
-        <w:t>δικαιωθέντες</w:t>
-      </w:r>
-    </w:p>
-    <w:p>
-      <w:pPr>
-        <w:bidi/>
-      </w:pPr>
-      <w:r>
-        <w:rPr>
-          <w:lang w:val="ar_AE" w:bidi="ar_AE"/>
-        </w:rPr>
-      </w:r>
-      <w:r>
-        <w:rPr>
-          <w:b/>
-          <w:lang w:val="ar_AE" w:bidi="ar_AE"/>
-        </w:rPr>
         <w:t>"تَبَرَّرْنَا"</w:t>
       </w:r>
     </w:p>
@@ -22244,23 +19388,6 @@
           <w:b/>
           <w:lang w:val="ar_AE" w:bidi="ar_AE"/>
         </w:rPr>
-        <w:t>τῇ ἐκείνου χάριτι</w:t>
-      </w:r>
-    </w:p>
-    <w:p>
-      <w:pPr>
-        <w:bidi/>
-      </w:pPr>
-      <w:r>
-        <w:rPr>
-          <w:lang w:val="ar_AE" w:bidi="ar_AE"/>
-        </w:rPr>
-      </w:r>
-      <w:r>
-        <w:rPr>
-          <w:b/>
-          <w:lang w:val="ar_AE" w:bidi="ar_AE"/>
-        </w:rPr>
         <w:t>"بِنِعْمَتِهِ"</w:t>
       </w:r>
     </w:p>
@@ -22366,23 +19493,6 @@
           <w:b/>
           <w:lang w:val="ar_AE" w:bidi="ar_AE"/>
         </w:rPr>
-        <w:t>ἐκείνου</w:t>
-      </w:r>
-    </w:p>
-    <w:p>
-      <w:pPr>
-        <w:bidi/>
-      </w:pPr>
-      <w:r>
-        <w:rPr>
-          <w:lang w:val="ar_AE" w:bidi="ar_AE"/>
-        </w:rPr>
-      </w:r>
-      <w:r>
-        <w:rPr>
-          <w:b/>
-          <w:lang w:val="ar_AE" w:bidi="ar_AE"/>
-        </w:rPr>
         <w:t>"بِنِعْمَتِهِ"</w:t>
       </w:r>
     </w:p>
@@ -22501,23 +19611,6 @@
           <w:b/>
           <w:lang w:val="ar_AE" w:bidi="ar_AE"/>
         </w:rPr>
-        <w:t>κληρονόμοι γενηθῶμεν, κατ’ ἐλπίδα ζωῆς αἰωνίου</w:t>
-      </w:r>
-    </w:p>
-    <w:p>
-      <w:pPr>
-        <w:bidi/>
-      </w:pPr>
-      <w:r>
-        <w:rPr>
-          <w:lang w:val="ar_AE" w:bidi="ar_AE"/>
-        </w:rPr>
-      </w:r>
-      <w:r>
-        <w:rPr>
-          <w:b/>
-          <w:lang w:val="ar_AE" w:bidi="ar_AE"/>
-        </w:rPr>
         <w:t>"نَصِيرُ وَرَثَةً حَسَبَ رَجَاءِ الْحَيَاةِ الأَبَدِيَّةِ"</w:t>
       </w:r>
     </w:p>
@@ -22610,23 +19703,6 @@
           <w:b/>
           <w:lang w:val="ar_AE" w:bidi="ar_AE"/>
         </w:rPr>
-        <w:t>ὁ λόγος</w:t>
-      </w:r>
-    </w:p>
-    <w:p>
-      <w:pPr>
-        <w:bidi/>
-      </w:pPr>
-      <w:r>
-        <w:rPr>
-          <w:lang w:val="ar_AE" w:bidi="ar_AE"/>
-        </w:rPr>
-      </w:r>
-      <w:r>
-        <w:rPr>
-          <w:b/>
-          <w:lang w:val="ar_AE" w:bidi="ar_AE"/>
-        </w:rPr>
         <w:t>"هِيَ الْكَلِمَةُ"</w:t>
       </w:r>
     </w:p>
@@ -22726,23 +19802,6 @@
           <w:b/>
           <w:lang w:val="ar_AE" w:bidi="ar_AE"/>
         </w:rPr>
-        <w:t>τούτων</w:t>
-      </w:r>
-    </w:p>
-    <w:p>
-      <w:pPr>
-        <w:bidi/>
-      </w:pPr>
-      <w:r>
-        <w:rPr>
-          <w:lang w:val="ar_AE" w:bidi="ar_AE"/>
-        </w:rPr>
-      </w:r>
-      <w:r>
-        <w:rPr>
-          <w:b/>
-          <w:lang w:val="ar_AE" w:bidi="ar_AE"/>
-        </w:rPr>
         <w:t>"هذِهِ الأُمُورَ"</w:t>
       </w:r>
     </w:p>
@@ -22848,23 +19907,6 @@
           <w:b/>
           <w:lang w:val="ar_AE" w:bidi="ar_AE"/>
         </w:rPr>
-        <w:t>φροντίζωσιν καλῶν ἔργων, προΐστασθαι</w:t>
-      </w:r>
-    </w:p>
-    <w:p>
-      <w:pPr>
-        <w:bidi/>
-      </w:pPr>
-      <w:r>
-        <w:rPr>
-          <w:lang w:val="ar_AE" w:bidi="ar_AE"/>
-        </w:rPr>
-      </w:r>
-      <w:r>
-        <w:rPr>
-          <w:b/>
-          <w:lang w:val="ar_AE" w:bidi="ar_AE"/>
-        </w:rPr>
         <w:t>"لِكَيْ يَهْتَمَّ الَّذِينَ آمَنُوا بِاللهِ أَنْ يُمَارِسُوا أَعْمَالًا حَسَنَةً"</w:t>
       </w:r>
     </w:p>
@@ -22951,23 +19993,6 @@
           <w:b/>
           <w:lang w:val="ar_AE" w:bidi="ar_AE"/>
         </w:rPr>
-        <w:t>τοῖς ἀνθρώποις</w:t>
-      </w:r>
-    </w:p>
-    <w:p>
-      <w:pPr>
-        <w:bidi/>
-      </w:pPr>
-      <w:r>
-        <w:rPr>
-          <w:lang w:val="ar_AE" w:bidi="ar_AE"/>
-        </w:rPr>
-      </w:r>
-      <w:r>
-        <w:rPr>
-          <w:b/>
-          <w:lang w:val="ar_AE" w:bidi="ar_AE"/>
-        </w:rPr>
         <w:t>"لِلنَّاسِ"</w:t>
       </w:r>
     </w:p>
@@ -23073,23 +20098,6 @@
           <w:b/>
           <w:lang w:val="ar_AE" w:bidi="ar_AE"/>
         </w:rPr>
-        <w:t>δὲ &amp; περιΐστασο</w:t>
-      </w:r>
-    </w:p>
-    <w:p>
-      <w:pPr>
-        <w:bidi/>
-      </w:pPr>
-      <w:r>
-        <w:rPr>
-          <w:lang w:val="ar_AE" w:bidi="ar_AE"/>
-        </w:rPr>
-      </w:r>
-      <w:r>
-        <w:rPr>
-          <w:b/>
-          <w:lang w:val="ar_AE" w:bidi="ar_AE"/>
-        </w:rPr>
         <w:t>"وَأَمَّا"</w:t>
       </w:r>
       <w:r>
@@ -23208,23 +20216,6 @@
           <w:b/>
           <w:lang w:val="ar_AE" w:bidi="ar_AE"/>
         </w:rPr>
-        <w:t>μωρὰς &amp; ζητήσεις</w:t>
-      </w:r>
-    </w:p>
-    <w:p>
-      <w:pPr>
-        <w:bidi/>
-      </w:pPr>
-      <w:r>
-        <w:rPr>
-          <w:lang w:val="ar_AE" w:bidi="ar_AE"/>
-        </w:rPr>
-      </w:r>
-      <w:r>
-        <w:rPr>
-          <w:b/>
-          <w:lang w:val="ar_AE" w:bidi="ar_AE"/>
-        </w:rPr>
         <w:t>"الْغَبِيَّةُ"</w:t>
       </w:r>
       <w:r>
@@ -23324,23 +20315,6 @@
           <w:b/>
           <w:lang w:val="ar_AE" w:bidi="ar_AE"/>
         </w:rPr>
-        <w:t>γενεαλογίας</w:t>
-      </w:r>
-    </w:p>
-    <w:p>
-      <w:pPr>
-        <w:bidi/>
-      </w:pPr>
-      <w:r>
-        <w:rPr>
-          <w:lang w:val="ar_AE" w:bidi="ar_AE"/>
-        </w:rPr>
-      </w:r>
-      <w:r>
-        <w:rPr>
-          <w:b/>
-          <w:lang w:val="ar_AE" w:bidi="ar_AE"/>
-        </w:rPr>
         <w:t>"وَالأَنْسَابُ"</w:t>
       </w:r>
     </w:p>
@@ -23446,23 +20420,6 @@
           <w:b/>
           <w:lang w:val="ar_AE" w:bidi="ar_AE"/>
         </w:rPr>
-        <w:t>ἔρεις</w:t>
-      </w:r>
-    </w:p>
-    <w:p>
-      <w:pPr>
-        <w:bidi/>
-      </w:pPr>
-      <w:r>
-        <w:rPr>
-          <w:lang w:val="ar_AE" w:bidi="ar_AE"/>
-        </w:rPr>
-      </w:r>
-      <w:r>
-        <w:rPr>
-          <w:b/>
-          <w:lang w:val="ar_AE" w:bidi="ar_AE"/>
-        </w:rPr>
         <w:t>"وَالْخُصُومَاتُ"</w:t>
       </w:r>
     </w:p>
@@ -23581,23 +20538,6 @@
           <w:b/>
           <w:lang w:val="ar_AE" w:bidi="ar_AE"/>
         </w:rPr>
-        <w:t>νομικὰς</w:t>
-      </w:r>
-    </w:p>
-    <w:p>
-      <w:pPr>
-        <w:bidi/>
-      </w:pPr>
-      <w:r>
-        <w:rPr>
-          <w:lang w:val="ar_AE" w:bidi="ar_AE"/>
-        </w:rPr>
-      </w:r>
-      <w:r>
-        <w:rPr>
-          <w:b/>
-          <w:lang w:val="ar_AE" w:bidi="ar_AE"/>
-        </w:rPr>
         <w:t>"النَّامُوسِيةُ"</w:t>
       </w:r>
     </w:p>
@@ -23690,23 +20630,6 @@
           <w:b/>
           <w:lang w:val="ar_AE" w:bidi="ar_AE"/>
         </w:rPr>
-        <w:t>αἱρετικὸν ἄνθρωπον &amp; παραιτοῦ</w:t>
-      </w:r>
-    </w:p>
-    <w:p>
-      <w:pPr>
-        <w:bidi/>
-      </w:pPr>
-      <w:r>
-        <w:rPr>
-          <w:lang w:val="ar_AE" w:bidi="ar_AE"/>
-        </w:rPr>
-      </w:r>
-      <w:r>
-        <w:rPr>
-          <w:b/>
-          <w:lang w:val="ar_AE" w:bidi="ar_AE"/>
-        </w:rPr>
         <w:t>"اَلرَّجُلُ الْمُبْتَدِعُ"</w:t>
       </w:r>
       <w:r>
@@ -23812,23 +20735,6 @@
           <w:b/>
           <w:lang w:val="ar_AE" w:bidi="ar_AE"/>
         </w:rPr>
-        <w:t>μετὰ μίαν καὶ δευτέραν νουθεσίαν</w:t>
-      </w:r>
-    </w:p>
-    <w:p>
-      <w:pPr>
-        <w:bidi/>
-      </w:pPr>
-      <w:r>
-        <w:rPr>
-          <w:lang w:val="ar_AE" w:bidi="ar_AE"/>
-        </w:rPr>
-      </w:r>
-      <w:r>
-        <w:rPr>
-          <w:b/>
-          <w:lang w:val="ar_AE" w:bidi="ar_AE"/>
-        </w:rPr>
         <w:t>"بَعْدَ الإِنْذَارِ مَرَّةً وَمَرَّتَيْنِ"</w:t>
       </w:r>
     </w:p>
@@ -23921,23 +20827,6 @@
           <w:b/>
           <w:lang w:val="ar_AE" w:bidi="ar_AE"/>
         </w:rPr>
-        <w:t>ὁ τοιοῦτος</w:t>
-      </w:r>
-    </w:p>
-    <w:p>
-      <w:pPr>
-        <w:bidi/>
-      </w:pPr>
-      <w:r>
-        <w:rPr>
-          <w:lang w:val="ar_AE" w:bidi="ar_AE"/>
-        </w:rPr>
-      </w:r>
-      <w:r>
-        <w:rPr>
-          <w:b/>
-          <w:lang w:val="ar_AE" w:bidi="ar_AE"/>
-        </w:rPr>
         <w:t>"مِثْلَ هذَا"</w:t>
       </w:r>
     </w:p>
@@ -24024,23 +20913,6 @@
           <w:b/>
           <w:lang w:val="ar_AE" w:bidi="ar_AE"/>
         </w:rPr>
-        <w:t>ἐξέστραπται</w:t>
-      </w:r>
-    </w:p>
-    <w:p>
-      <w:pPr>
-        <w:bidi/>
-      </w:pPr>
-      <w:r>
-        <w:rPr>
-          <w:lang w:val="ar_AE" w:bidi="ar_AE"/>
-        </w:rPr>
-      </w:r>
-      <w:r>
-        <w:rPr>
-          <w:b/>
-          <w:lang w:val="ar_AE" w:bidi="ar_AE"/>
-        </w:rPr>
         <w:t>"انحرف"</w:t>
       </w:r>
     </w:p>
@@ -24146,23 +21018,6 @@
           <w:b/>
           <w:lang w:val="ar_AE" w:bidi="ar_AE"/>
         </w:rPr>
-        <w:t>ὢν αὐτοκατάκριτος</w:t>
-      </w:r>
-    </w:p>
-    <w:p>
-      <w:pPr>
-        <w:bidi/>
-      </w:pPr>
-      <w:r>
-        <w:rPr>
-          <w:lang w:val="ar_AE" w:bidi="ar_AE"/>
-        </w:rPr>
-      </w:r>
-      <w:r>
-        <w:rPr>
-          <w:b/>
-          <w:lang w:val="ar_AE" w:bidi="ar_AE"/>
-        </w:rPr>
         <w:t>"مَحْكُومًا عَلَيْهِ مِنْ نَفْسِهِ"</w:t>
       </w:r>
     </w:p>
@@ -24233,23 +21088,6 @@
           <w:b/>
           <w:lang w:val="ar_AE" w:bidi="ar_AE"/>
         </w:rPr>
-        <w:t>ὅταν πέμψω Ἀρτεμᾶν πρὸς σὲ ἢ Τυχικόν</w:t>
-      </w:r>
-    </w:p>
-    <w:p>
-      <w:pPr>
-        <w:bidi/>
-      </w:pPr>
-      <w:r>
-        <w:rPr>
-          <w:lang w:val="ar_AE" w:bidi="ar_AE"/>
-        </w:rPr>
-      </w:r>
-      <w:r>
-        <w:rPr>
-          <w:b/>
-          <w:lang w:val="ar_AE" w:bidi="ar_AE"/>
-        </w:rPr>
         <w:t>"حِينَمَا أُرْسِلُ إِلَيْكَ أَرْتِيمَاسَ أَوْ تِيخِيكُسَ"</w:t>
       </w:r>
     </w:p>
@@ -24342,23 +21180,6 @@
           <w:b/>
           <w:lang w:val="ar_AE" w:bidi="ar_AE"/>
         </w:rPr>
-        <w:t>Ἀρτεμᾶν &amp; Τυχικόν</w:t>
-      </w:r>
-    </w:p>
-    <w:p>
-      <w:pPr>
-        <w:bidi/>
-      </w:pPr>
-      <w:r>
-        <w:rPr>
-          <w:lang w:val="ar_AE" w:bidi="ar_AE"/>
-        </w:rPr>
-      </w:r>
-      <w:r>
-        <w:rPr>
-          <w:b/>
-          <w:lang w:val="ar_AE" w:bidi="ar_AE"/>
-        </w:rPr>
         <w:t>"أَرْتِيمَاس"</w:t>
       </w:r>
       <w:r>
@@ -24484,23 +21305,6 @@
           <w:b/>
           <w:lang w:val="ar_AE" w:bidi="ar_AE"/>
         </w:rPr>
-        <w:t>σπούδασον ἐλθεῖν</w:t>
-      </w:r>
-    </w:p>
-    <w:p>
-      <w:pPr>
-        <w:bidi/>
-      </w:pPr>
-      <w:r>
-        <w:rPr>
-          <w:lang w:val="ar_AE" w:bidi="ar_AE"/>
-        </w:rPr>
-      </w:r>
-      <w:r>
-        <w:rPr>
-          <w:b/>
-          <w:lang w:val="ar_AE" w:bidi="ar_AE"/>
-        </w:rPr>
         <w:t>" بَادِرْ أَنْ تَأْتِيَ"</w:t>
       </w:r>
     </w:p>
@@ -24571,23 +21375,6 @@
           <w:b/>
           <w:lang w:val="ar_AE" w:bidi="ar_AE"/>
         </w:rPr>
-        <w:t>σπούδασον</w:t>
-      </w:r>
-    </w:p>
-    <w:p>
-      <w:pPr>
-        <w:bidi/>
-      </w:pPr>
-      <w:r>
-        <w:rPr>
-          <w:lang w:val="ar_AE" w:bidi="ar_AE"/>
-        </w:rPr>
-      </w:r>
-      <w:r>
-        <w:rPr>
-          <w:b/>
-          <w:lang w:val="ar_AE" w:bidi="ar_AE"/>
-        </w:rPr>
         <w:t>"بَادِرْ"</w:t>
       </w:r>
     </w:p>
@@ -24693,23 +21480,6 @@
           <w:b/>
           <w:lang w:val="ar_AE" w:bidi="ar_AE"/>
         </w:rPr>
-        <w:t>σπουδαίως πρόπεμψον</w:t>
-      </w:r>
-    </w:p>
-    <w:p>
-      <w:pPr>
-        <w:bidi/>
-      </w:pPr>
-      <w:r>
-        <w:rPr>
-          <w:lang w:val="ar_AE" w:bidi="ar_AE"/>
-        </w:rPr>
-      </w:r>
-      <w:r>
-        <w:rPr>
-          <w:b/>
-          <w:lang w:val="ar_AE" w:bidi="ar_AE"/>
-        </w:rPr>
         <w:t>"جَهِّزْ.. بِاجْتِهَادٍ"</w:t>
       </w:r>
     </w:p>
@@ -24815,23 +21585,6 @@
           <w:b/>
           <w:lang w:val="ar_AE" w:bidi="ar_AE"/>
         </w:rPr>
-        <w:t>Ζηνᾶν &amp; Ἀπολλῶν</w:t>
-      </w:r>
-    </w:p>
-    <w:p>
-      <w:pPr>
-        <w:bidi/>
-      </w:pPr>
-      <w:r>
-        <w:rPr>
-          <w:lang w:val="ar_AE" w:bidi="ar_AE"/>
-        </w:rPr>
-      </w:r>
-      <w:r>
-        <w:rPr>
-          <w:b/>
-          <w:lang w:val="ar_AE" w:bidi="ar_AE"/>
-        </w:rPr>
         <w:t>"زِينَاس"</w:t>
       </w:r>
       <w:r>
@@ -24957,23 +21710,6 @@
           <w:b/>
           <w:lang w:val="ar_AE" w:bidi="ar_AE"/>
         </w:rPr>
-        <w:t>καὶ Ἀπολλῶν</w:t>
-      </w:r>
-    </w:p>
-    <w:p>
-      <w:pPr>
-        <w:bidi/>
-      </w:pPr>
-      <w:r>
-        <w:rPr>
-          <w:lang w:val="ar_AE" w:bidi="ar_AE"/>
-        </w:rPr>
-      </w:r>
-      <w:r>
-        <w:rPr>
-          <w:b/>
-          <w:lang w:val="ar_AE" w:bidi="ar_AE"/>
-        </w:rPr>
         <w:t>"وَأَبُلُّوس"</w:t>
       </w:r>
     </w:p>
@@ -25044,23 +21780,6 @@
           <w:b/>
           <w:lang w:val="ar_AE" w:bidi="ar_AE"/>
         </w:rPr>
-        <w:t>ἵνα μηδὲν αὐτοῖς λείπῃ</w:t>
-      </w:r>
-    </w:p>
-    <w:p>
-      <w:pPr>
-        <w:bidi/>
-      </w:pPr>
-      <w:r>
-        <w:rPr>
-          <w:lang w:val="ar_AE" w:bidi="ar_AE"/>
-        </w:rPr>
-      </w:r>
-      <w:r>
-        <w:rPr>
-          <w:b/>
-          <w:lang w:val="ar_AE" w:bidi="ar_AE"/>
-        </w:rPr>
         <w:t>"حَتَّى لاَ يُعْوِزَهُمَا شَيْءٌ"</w:t>
       </w:r>
     </w:p>
@@ -25166,23 +21885,6 @@
           <w:b/>
           <w:lang w:val="ar_AE" w:bidi="ar_AE"/>
         </w:rPr>
-        <w:t>ἵνα μηδὲν αὐτοῖς λείπῃ</w:t>
-      </w:r>
-    </w:p>
-    <w:p>
-      <w:pPr>
-        <w:bidi/>
-      </w:pPr>
-      <w:r>
-        <w:rPr>
-          <w:lang w:val="ar_AE" w:bidi="ar_AE"/>
-        </w:rPr>
-      </w:r>
-      <w:r>
-        <w:rPr>
-          <w:b/>
-          <w:lang w:val="ar_AE" w:bidi="ar_AE"/>
-        </w:rPr>
         <w:t>"حَتَّى لاَ يُعْوِزَهُمَا شَيْءٌ"</w:t>
       </w:r>
     </w:p>
@@ -25275,23 +21977,6 @@
           <w:b/>
           <w:lang w:val="ar_AE" w:bidi="ar_AE"/>
         </w:rPr>
-        <w:t>οἱ ἡμέτεροι</w:t>
-      </w:r>
-    </w:p>
-    <w:p>
-      <w:pPr>
-        <w:bidi/>
-      </w:pPr>
-      <w:r>
-        <w:rPr>
-          <w:lang w:val="ar_AE" w:bidi="ar_AE"/>
-        </w:rPr>
-      </w:r>
-      <w:r>
-        <w:rPr>
-          <w:b/>
-          <w:lang w:val="ar_AE" w:bidi="ar_AE"/>
-        </w:rPr>
         <w:t>"مَنْ لَنَا"</w:t>
       </w:r>
     </w:p>
@@ -25397,23 +22082,6 @@
           <w:b/>
           <w:lang w:val="ar_AE" w:bidi="ar_AE"/>
         </w:rPr>
-        <w:t>οἱ ἡμέτεροι</w:t>
-      </w:r>
-    </w:p>
-    <w:p>
-      <w:pPr>
-        <w:bidi/>
-      </w:pPr>
-      <w:r>
-        <w:rPr>
-          <w:lang w:val="ar_AE" w:bidi="ar_AE"/>
-        </w:rPr>
-      </w:r>
-      <w:r>
-        <w:rPr>
-          <w:b/>
-          <w:lang w:val="ar_AE" w:bidi="ar_AE"/>
-        </w:rPr>
         <w:t>"مَنْ لَنَا"</w:t>
       </w:r>
     </w:p>
@@ -25519,23 +22187,6 @@
           <w:b/>
           <w:lang w:val="ar_AE" w:bidi="ar_AE"/>
         </w:rPr>
-        <w:t>εἰς τὰς ἀναγκαίας χρείας</w:t>
-      </w:r>
-    </w:p>
-    <w:p>
-      <w:pPr>
-        <w:bidi/>
-      </w:pPr>
-      <w:r>
-        <w:rPr>
-          <w:lang w:val="ar_AE" w:bidi="ar_AE"/>
-        </w:rPr>
-      </w:r>
-      <w:r>
-        <w:rPr>
-          <w:b/>
-          <w:lang w:val="ar_AE" w:bidi="ar_AE"/>
-        </w:rPr>
         <w:t>" لِلْحَاجَاتِ الضَّرُورِيَّةِ"</w:t>
       </w:r>
     </w:p>
@@ -25641,23 +22292,6 @@
           <w:b/>
           <w:lang w:val="ar_AE" w:bidi="ar_AE"/>
         </w:rPr>
-        <w:t>ἵνα μὴ ὦσιν ἄκαρποι</w:t>
-      </w:r>
-    </w:p>
-    <w:p>
-      <w:pPr>
-        <w:bidi/>
-      </w:pPr>
-      <w:r>
-        <w:rPr>
-          <w:lang w:val="ar_AE" w:bidi="ar_AE"/>
-        </w:rPr>
-      </w:r>
-      <w:r>
-        <w:rPr>
-          <w:b/>
-          <w:lang w:val="ar_AE" w:bidi="ar_AE"/>
-        </w:rPr>
         <w:t>"حَتَّى لاَ يَكُونُوا بِلاَ ثَمَرٍ"</w:t>
       </w:r>
     </w:p>
@@ -25750,23 +22384,6 @@
           <w:b/>
           <w:lang w:val="ar_AE" w:bidi="ar_AE"/>
         </w:rPr>
-        <w:t>ἵνα μὴ ὦσιν ἄκαρποι</w:t>
-      </w:r>
-    </w:p>
-    <w:p>
-      <w:pPr>
-        <w:bidi/>
-      </w:pPr>
-      <w:r>
-        <w:rPr>
-          <w:lang w:val="ar_AE" w:bidi="ar_AE"/>
-        </w:rPr>
-      </w:r>
-      <w:r>
-        <w:rPr>
-          <w:b/>
-          <w:lang w:val="ar_AE" w:bidi="ar_AE"/>
-        </w:rPr>
         <w:t>"حَتَّى لاَ يَكُونُوا بِلاَ ثَمَرٍ"</w:t>
       </w:r>
     </w:p>
@@ -25859,23 +22476,6 @@
           <w:b/>
           <w:lang w:val="ar_AE" w:bidi="ar_AE"/>
         </w:rPr>
-        <w:t>ἀσπάζονταί σε</w:t>
-      </w:r>
-    </w:p>
-    <w:p>
-      <w:pPr>
-        <w:bidi/>
-      </w:pPr>
-      <w:r>
-        <w:rPr>
-          <w:lang w:val="ar_AE" w:bidi="ar_AE"/>
-        </w:rPr>
-      </w:r>
-      <w:r>
-        <w:rPr>
-          <w:b/>
-          <w:lang w:val="ar_AE" w:bidi="ar_AE"/>
-        </w:rPr>
         <w:t>"يُسَلِّم عَلَيْك"</w:t>
       </w:r>
     </w:p>
@@ -25981,23 +22581,6 @@
           <w:b/>
           <w:lang w:val="ar_AE" w:bidi="ar_AE"/>
         </w:rPr>
-        <w:t>οἱ μετ’ ἐμοῦ πάντες</w:t>
-      </w:r>
-    </w:p>
-    <w:p>
-      <w:pPr>
-        <w:bidi/>
-      </w:pPr>
-      <w:r>
-        <w:rPr>
-          <w:lang w:val="ar_AE" w:bidi="ar_AE"/>
-        </w:rPr>
-      </w:r>
-      <w:r>
-        <w:rPr>
-          <w:b/>
-          <w:lang w:val="ar_AE" w:bidi="ar_AE"/>
-        </w:rPr>
         <w:t>"الَّذِينَ مَعِي جَمِيعًا"</w:t>
       </w:r>
     </w:p>
@@ -26090,23 +22673,6 @@
           <w:b/>
           <w:lang w:val="ar_AE" w:bidi="ar_AE"/>
         </w:rPr>
-        <w:t>τοὺς φιλοῦντας ἡμᾶς ἐν πίστει</w:t>
-      </w:r>
-    </w:p>
-    <w:p>
-      <w:pPr>
-        <w:bidi/>
-      </w:pPr>
-      <w:r>
-        <w:rPr>
-          <w:lang w:val="ar_AE" w:bidi="ar_AE"/>
-        </w:rPr>
-      </w:r>
-      <w:r>
-        <w:rPr>
-          <w:b/>
-          <w:lang w:val="ar_AE" w:bidi="ar_AE"/>
-        </w:rPr>
         <w:t>"الَّذِينَ يُحِبُّونَنَا فِي الإِيمَانِ"</w:t>
       </w:r>
     </w:p>
@@ -26212,23 +22778,6 @@
           <w:b/>
           <w:lang w:val="ar_AE" w:bidi="ar_AE"/>
         </w:rPr>
-        <w:t>ἡμᾶς</w:t>
-      </w:r>
-    </w:p>
-    <w:p>
-      <w:pPr>
-        <w:bidi/>
-      </w:pPr>
-      <w:r>
-        <w:rPr>
-          <w:lang w:val="ar_AE" w:bidi="ar_AE"/>
-        </w:rPr>
-      </w:r>
-      <w:r>
-        <w:rPr>
-          <w:b/>
-          <w:lang w:val="ar_AE" w:bidi="ar_AE"/>
-        </w:rPr>
         <w:t>"يحبوننا"</w:t>
       </w:r>
     </w:p>
@@ -26347,23 +22896,6 @@
           <w:b/>
           <w:lang w:val="ar_AE" w:bidi="ar_AE"/>
         </w:rPr>
-        <w:t>ἡ χάρις μετὰ πάντων ὑμῶν</w:t>
-      </w:r>
-    </w:p>
-    <w:p>
-      <w:pPr>
-        <w:bidi/>
-      </w:pPr>
-      <w:r>
-        <w:rPr>
-          <w:lang w:val="ar_AE" w:bidi="ar_AE"/>
-        </w:rPr>
-      </w:r>
-      <w:r>
-        <w:rPr>
-          <w:b/>
-          <w:lang w:val="ar_AE" w:bidi="ar_AE"/>
-        </w:rPr>
         <w:t>"اَلنِّعْمَةُ مَعَ جَمِيعِكُمْ"</w:t>
       </w:r>
     </w:p>
@@ -26440,23 +22972,6 @@
         <w:rPr>
           <w:lang w:val="ar_AE" w:bidi="ar_AE"/>
         </w:rPr>
-      </w:r>
-    </w:p>
-    <w:p>
-      <w:pPr>
-        <w:bidi/>
-      </w:pPr>
-      <w:r>
-        <w:rPr>
-          <w:lang w:val="ar_AE" w:bidi="ar_AE"/>
-        </w:rPr>
-      </w:r>
-      <w:r>
-        <w:rPr>
-          <w:b/>
-          <w:lang w:val="ar_AE" w:bidi="ar_AE"/>
-        </w:rPr>
-        <w:t>ὑμῶν</w:t>
       </w:r>
     </w:p>
     <w:p>

--- a/arb/docx/56.content.docx
+++ b/arb/docx/56.content.docx
@@ -32,16 +32,51 @@
     </w:p>
     <w:p>
       <w:pPr>
-        <w:bidi/>
-      </w:pPr>
-      <w:r>
-        <w:rPr>
-          <w:lang w:val="ar_AE" w:bidi="ar_AE"/>
-        </w:rPr>
-      </w:r>
-      <w:r>
-        <w:rPr>
-          <w:b/>
+        <w:pStyle w:val="Heading2"/>
+        <w:bidi/>
+      </w:pPr>
+      <w:r>
+        <w:rPr>
+          <w:lang w:val="ar_AE" w:bidi="ar_AE"/>
+        </w:rPr>
+        <w:t>License Information</w:t>
+      </w:r>
+      <w:r>
+        <w:rPr>
+          <w:lang w:val="ar_AE" w:bidi="ar_AE"/>
+        </w:rPr>
+      </w:r>
+    </w:p>
+    <w:p>
+      <w:pPr>
+        <w:bidi/>
+      </w:pPr>
+      <w:r>
+        <w:rPr>
+          <w:lang w:val="ar_AE" w:bidi="ar_AE"/>
+        </w:rPr>
+      </w:r>
+      <w:r>
+        <w:rPr>
+          <w:b/>
+          <w:lang w:val="ar_AE" w:bidi="ar_AE"/>
+        </w:rPr>
+        <w:t>ملاحظات الترجمة (كلمة متكشفة)</w:t>
+      </w:r>
+      <w:r>
+        <w:rPr>
+          <w:lang w:val="ar_AE" w:bidi="ar_AE"/>
+        </w:rPr>
+        <w:t xml:space="preserve"> (Arabic) is based on</w:t>
+      </w:r>
+      <w:r>
+        <w:rPr>
+          <w:lang w:val="ar_AE" w:bidi="ar_AE"/>
+        </w:rPr>
+        <w:t xml:space="preserve">: </w:t>
+      </w:r>
+      <w:r>
+        <w:rPr>
           <w:lang w:val="ar_AE" w:bidi="ar_AE"/>
         </w:rPr>
         <w:t>unfoldingWord® Translation Notes</w:t>
@@ -50,31 +85,64 @@
         <w:rPr>
           <w:lang w:val="ar_AE" w:bidi="ar_AE"/>
         </w:rPr>
-        <w:t xml:space="preserve"> © 2022 unfoldingWord. Released under CC BY-SA 4.0 license. </w:t>
-      </w:r>
-      <w:r>
-        <w:rPr>
-          <w:lang w:val="ar_AE" w:bidi="ar_AE"/>
-        </w:rPr>
-        <w:t>unfoldingWord® Translation Notes</w:t>
-      </w:r>
-      <w:r>
-        <w:rPr>
-          <w:lang w:val="ar_AE" w:bidi="ar_AE"/>
-        </w:rPr>
-        <w:t xml:space="preserve"> has been adapted in the following languages: Tok Pisin, Arabic (عربي), French (Français), Hindi (हिंदी), Indonesian (Bahasa Indonesia), Portuguese (Português), Russian (Русский), Spanish (Español), Swahili (Kiswahili), and Simplified Chinese (简体中文) from </w:t>
-      </w:r>
-      <w:r>
-        <w:rPr>
-          <w:lang w:val="ar_AE" w:bidi="ar_AE"/>
-        </w:rPr>
-        <w:t>unfoldingWord® Translation Notes</w:t>
-      </w:r>
-      <w:r>
-        <w:rPr>
-          <w:lang w:val="ar_AE" w:bidi="ar_AE"/>
-        </w:rPr>
-        <w:t xml:space="preserve"> © 2022 unfoldingWord. Released under CC BY-SA 4.0 license by Mission Mutual</w:t>
+        <w:t xml:space="preserve">, </w:t>
+      </w:r>
+      <w:hyperlink r:id="rId13">
+        <w:r>
+          <w:rPr>
+            <w:lang w:val="ar_AE" w:bidi="ar_AE"/>
+          </w:rPr>
+          <w:rPr>
+            <w:color w:val="0000EE"/>
+            <w:u w:val="single"/>
+          </w:rPr>
+          <w:t>unfoldingWord</w:t>
+        </w:r>
+      </w:hyperlink>
+      <w:r>
+        <w:rPr>
+          <w:lang w:val="ar_AE" w:bidi="ar_AE"/>
+        </w:rPr>
+        <w:t xml:space="preserve">, 2022, which is licensed under a </w:t>
+      </w:r>
+      <w:hyperlink r:id="rId14">
+        <w:r>
+          <w:rPr>
+            <w:lang w:val="ar_AE" w:bidi="ar_AE"/>
+          </w:rPr>
+          <w:rPr>
+            <w:color w:val="0000EE"/>
+            <w:u w:val="single"/>
+          </w:rPr>
+          <w:t>CC BY-SA 4.0 license</w:t>
+        </w:r>
+      </w:hyperlink>
+      <w:r>
+        <w:rPr>
+          <w:lang w:val="ar_AE" w:bidi="ar_AE"/>
+        </w:rPr>
+        <w:t>.</w:t>
+      </w:r>
+      <w:r>
+        <w:rPr>
+          <w:lang w:val="ar_AE" w:bidi="ar_AE"/>
+        </w:rPr>
+      </w:r>
+    </w:p>
+    <w:p>
+      <w:pPr>
+        <w:bidi/>
+      </w:pPr>
+      <w:r>
+        <w:rPr>
+          <w:lang w:val="ar_AE" w:bidi="ar_AE"/>
+        </w:rPr>
+      </w:r>
+      <w:r>
+        <w:rPr>
+          <w:lang w:val="ar_AE" w:bidi="ar_AE"/>
+        </w:rPr>
+        <w:t>This PDF version is provided under the same license.</w:t>
       </w:r>
       <w:r>
         <w:rPr>
@@ -805,6 +873,23 @@
           <w:b/>
           <w:lang w:val="ar_AE" w:bidi="ar_AE"/>
         </w:rPr>
+        <w:t>κατὰ πίστιν ἐκλεκτῶν Θεοῦ καὶ ἐπίγνωσιν ἀληθείας</w:t>
+      </w:r>
+    </w:p>
+    <w:p>
+      <w:pPr>
+        <w:bidi/>
+      </w:pPr>
+      <w:r>
+        <w:rPr>
+          <w:lang w:val="ar_AE" w:bidi="ar_AE"/>
+        </w:rPr>
+      </w:r>
+      <w:r>
+        <w:rPr>
+          <w:b/>
+          <w:lang w:val="ar_AE" w:bidi="ar_AE"/>
+        </w:rPr>
         <w:t>"لأَجْلِ إِيمَانِ مُخْتَارِي اللهِ وَمَعْرِفَةِ الْحَقِّ"</w:t>
       </w:r>
     </w:p>
@@ -936,6 +1021,23 @@
           <w:b/>
           <w:lang w:val="ar_AE" w:bidi="ar_AE"/>
         </w:rPr>
+        <w:t>ἐκλεκτῶν Θεοῦ</w:t>
+      </w:r>
+    </w:p>
+    <w:p>
+      <w:pPr>
+        <w:bidi/>
+      </w:pPr>
+      <w:r>
+        <w:rPr>
+          <w:lang w:val="ar_AE" w:bidi="ar_AE"/>
+        </w:rPr>
+      </w:r>
+      <w:r>
+        <w:rPr>
+          <w:b/>
+          <w:lang w:val="ar_AE" w:bidi="ar_AE"/>
+        </w:rPr>
         <w:t>"مُخْتَارِي اللهِ"</w:t>
       </w:r>
     </w:p>
@@ -1028,6 +1130,23 @@
           <w:b/>
           <w:lang w:val="ar_AE" w:bidi="ar_AE"/>
         </w:rPr>
+        <w:t>καὶ ἐπίγνωσιν ἀληθείας</w:t>
+      </w:r>
+    </w:p>
+    <w:p>
+      <w:pPr>
+        <w:bidi/>
+      </w:pPr>
+      <w:r>
+        <w:rPr>
+          <w:lang w:val="ar_AE" w:bidi="ar_AE"/>
+        </w:rPr>
+      </w:r>
+      <w:r>
+        <w:rPr>
+          <w:b/>
+          <w:lang w:val="ar_AE" w:bidi="ar_AE"/>
+        </w:rPr>
         <w:t>"وَمَعْرِفَةِ الْحَقِّ"</w:t>
       </w:r>
     </w:p>
@@ -1120,6 +1239,23 @@
           <w:b/>
           <w:lang w:val="ar_AE" w:bidi="ar_AE"/>
         </w:rPr>
+        <w:t>τῆς κατ’ εὐσέβειαν</w:t>
+      </w:r>
+    </w:p>
+    <w:p>
+      <w:pPr>
+        <w:bidi/>
+      </w:pPr>
+      <w:r>
+        <w:rPr>
+          <w:lang w:val="ar_AE" w:bidi="ar_AE"/>
+        </w:rPr>
+      </w:r>
+      <w:r>
+        <w:rPr>
+          <w:b/>
+          <w:lang w:val="ar_AE" w:bidi="ar_AE"/>
+        </w:rPr>
         <w:t>"الَّذِي هُوَ حَسَبُ التَّقْوَى"</w:t>
       </w:r>
     </w:p>
@@ -1225,6 +1361,23 @@
           <w:b/>
           <w:lang w:val="ar_AE" w:bidi="ar_AE"/>
         </w:rPr>
+        <w:t>ἐπ’ ἐλπίδι ζωῆς αἰωνίου</w:t>
+      </w:r>
+    </w:p>
+    <w:p>
+      <w:pPr>
+        <w:bidi/>
+      </w:pPr>
+      <w:r>
+        <w:rPr>
+          <w:lang w:val="ar_AE" w:bidi="ar_AE"/>
+        </w:rPr>
+      </w:r>
+      <w:r>
+        <w:rPr>
+          <w:b/>
+          <w:lang w:val="ar_AE" w:bidi="ar_AE"/>
+        </w:rPr>
         <w:t>"عَلَى رَجَاءِ الْحَيَاةِ الأَبَدِيَّةِ"</w:t>
       </w:r>
     </w:p>
@@ -1372,6 +1525,23 @@
           <w:b/>
           <w:lang w:val="ar_AE" w:bidi="ar_AE"/>
         </w:rPr>
+        <w:t>ἐπ’ ἐλπίδι ζωῆς αἰωνίου</w:t>
+      </w:r>
+    </w:p>
+    <w:p>
+      <w:pPr>
+        <w:bidi/>
+      </w:pPr>
+      <w:r>
+        <w:rPr>
+          <w:lang w:val="ar_AE" w:bidi="ar_AE"/>
+        </w:rPr>
+      </w:r>
+      <w:r>
+        <w:rPr>
+          <w:b/>
+          <w:lang w:val="ar_AE" w:bidi="ar_AE"/>
+        </w:rPr>
         <w:t>"عَلَى رَجَاءِ الْحَيَاةِ الأَبَدِيَّةِ"</w:t>
       </w:r>
     </w:p>
@@ -1493,6 +1663,23 @@
           <w:b/>
           <w:lang w:val="ar_AE" w:bidi="ar_AE"/>
         </w:rPr>
+        <w:t>ὁ ἀψευδὴς Θεὸς</w:t>
+      </w:r>
+    </w:p>
+    <w:p>
+      <w:pPr>
+        <w:bidi/>
+      </w:pPr>
+      <w:r>
+        <w:rPr>
+          <w:lang w:val="ar_AE" w:bidi="ar_AE"/>
+        </w:rPr>
+      </w:r>
+      <w:r>
+        <w:rPr>
+          <w:b/>
+          <w:lang w:val="ar_AE" w:bidi="ar_AE"/>
+        </w:rPr>
         <w:t>"اللهُ الْمُنَزَّهُ عَنِ الْكَذِبِ"</w:t>
       </w:r>
     </w:p>
@@ -1687,6 +1874,23 @@
           <w:b/>
           <w:lang w:val="ar_AE" w:bidi="ar_AE"/>
         </w:rPr>
+        <w:t>καιροῖς ἰδίοις</w:t>
+      </w:r>
+    </w:p>
+    <w:p>
+      <w:pPr>
+        <w:bidi/>
+      </w:pPr>
+      <w:r>
+        <w:rPr>
+          <w:lang w:val="ar_AE" w:bidi="ar_AE"/>
+        </w:rPr>
+      </w:r>
+      <w:r>
+        <w:rPr>
+          <w:b/>
+          <w:lang w:val="ar_AE" w:bidi="ar_AE"/>
+        </w:rPr>
         <w:t>"فِي أَوْقَاتِهَا الْخَاصَّةِ"</w:t>
       </w:r>
     </w:p>
@@ -1773,6 +1977,23 @@
           <w:b/>
           <w:lang w:val="ar_AE" w:bidi="ar_AE"/>
         </w:rPr>
+        <w:t>ἐφανέρωσεν &amp; τὸν λόγον αὐτοῦ</w:t>
+      </w:r>
+    </w:p>
+    <w:p>
+      <w:pPr>
+        <w:bidi/>
+      </w:pPr>
+      <w:r>
+        <w:rPr>
+          <w:lang w:val="ar_AE" w:bidi="ar_AE"/>
+        </w:rPr>
+      </w:r>
+      <w:r>
+        <w:rPr>
+          <w:b/>
+          <w:lang w:val="ar_AE" w:bidi="ar_AE"/>
+        </w:rPr>
         <w:t>"وَإِنَّمَا أَظْهَرَ كَلِمَتَهُ"</w:t>
       </w:r>
     </w:p>
@@ -1881,6 +2102,23 @@
           <w:b/>
           <w:lang w:val="ar_AE" w:bidi="ar_AE"/>
         </w:rPr>
+        <w:t>ἐν κηρύγματι</w:t>
+      </w:r>
+    </w:p>
+    <w:p>
+      <w:pPr>
+        <w:bidi/>
+      </w:pPr>
+      <w:r>
+        <w:rPr>
+          <w:lang w:val="ar_AE" w:bidi="ar_AE"/>
+        </w:rPr>
+      </w:r>
+      <w:r>
+        <w:rPr>
+          <w:b/>
+          <w:lang w:val="ar_AE" w:bidi="ar_AE"/>
+        </w:rPr>
         <w:t>"بِالْكِرَازَةِ"</w:t>
       </w:r>
     </w:p>
@@ -2002,6 +2240,23 @@
           <w:b/>
           <w:lang w:val="ar_AE" w:bidi="ar_AE"/>
         </w:rPr>
+        <w:t>ὃ ἐπιστεύθην ἐγὼ</w:t>
+      </w:r>
+    </w:p>
+    <w:p>
+      <w:pPr>
+        <w:bidi/>
+      </w:pPr>
+      <w:r>
+        <w:rPr>
+          <w:lang w:val="ar_AE" w:bidi="ar_AE"/>
+        </w:rPr>
+      </w:r>
+      <w:r>
+        <w:rPr>
+          <w:b/>
+          <w:lang w:val="ar_AE" w:bidi="ar_AE"/>
+        </w:rPr>
         <w:t>"اؤْتُمِنْتُ أَنَا"</w:t>
       </w:r>
     </w:p>
@@ -2116,6 +2371,23 @@
           <w:b/>
           <w:lang w:val="ar_AE" w:bidi="ar_AE"/>
         </w:rPr>
+        <w:t>ἡμῶν</w:t>
+      </w:r>
+    </w:p>
+    <w:p>
+      <w:pPr>
+        <w:bidi/>
+      </w:pPr>
+      <w:r>
+        <w:rPr>
+          <w:lang w:val="ar_AE" w:bidi="ar_AE"/>
+        </w:rPr>
+      </w:r>
+      <w:r>
+        <w:rPr>
+          <w:b/>
+          <w:lang w:val="ar_AE" w:bidi="ar_AE"/>
+        </w:rPr>
         <w:t>"مُخَلِّصِنَا"</w:t>
       </w:r>
     </w:p>
@@ -2221,6 +2493,23 @@
           <w:b/>
           <w:lang w:val="ar_AE" w:bidi="ar_AE"/>
         </w:rPr>
+        <w:t>γνησίῳ τέκνῳ</w:t>
+      </w:r>
+    </w:p>
+    <w:p>
+      <w:pPr>
+        <w:bidi/>
+      </w:pPr>
+      <w:r>
+        <w:rPr>
+          <w:lang w:val="ar_AE" w:bidi="ar_AE"/>
+        </w:rPr>
+      </w:r>
+      <w:r>
+        <w:rPr>
+          <w:b/>
+          <w:lang w:val="ar_AE" w:bidi="ar_AE"/>
+        </w:rPr>
         <w:t>"الابْنِ الصَّرِيحِ"</w:t>
       </w:r>
     </w:p>
@@ -2342,6 +2631,23 @@
           <w:b/>
           <w:lang w:val="ar_AE" w:bidi="ar_AE"/>
         </w:rPr>
+        <w:t>κατὰ κοινὴν πίστιν</w:t>
+      </w:r>
+    </w:p>
+    <w:p>
+      <w:pPr>
+        <w:bidi/>
+      </w:pPr>
+      <w:r>
+        <w:rPr>
+          <w:lang w:val="ar_AE" w:bidi="ar_AE"/>
+        </w:rPr>
+      </w:r>
+      <w:r>
+        <w:rPr>
+          <w:b/>
+          <w:lang w:val="ar_AE" w:bidi="ar_AE"/>
+        </w:rPr>
         <w:t>"حَسَبَ الإِيمَانِ الْمُشْتَرَكِ"</w:t>
       </w:r>
     </w:p>
@@ -2476,6 +2782,23 @@
           <w:b/>
           <w:lang w:val="ar_AE" w:bidi="ar_AE"/>
         </w:rPr>
+        <w:t>χάρις καὶ εἰρήνη</w:t>
+      </w:r>
+    </w:p>
+    <w:p>
+      <w:pPr>
+        <w:bidi/>
+      </w:pPr>
+      <w:r>
+        <w:rPr>
+          <w:lang w:val="ar_AE" w:bidi="ar_AE"/>
+        </w:rPr>
+      </w:r>
+      <w:r>
+        <w:rPr>
+          <w:b/>
+          <w:lang w:val="ar_AE" w:bidi="ar_AE"/>
+        </w:rPr>
         <w:t>"نِعْمَةٌ وَرَحْمَةٌ وَسَلاَمٌ"</w:t>
       </w:r>
     </w:p>
@@ -2584,6 +2907,23 @@
           <w:b/>
           <w:lang w:val="ar_AE" w:bidi="ar_AE"/>
         </w:rPr>
+        <w:t>χάρις καὶ εἰρήνη ἀπὸ Θεοῦ Πατρὸς καὶ Χριστοῦ Ἰησοῦ τοῦ Σωτῆρος ἡμῶν</w:t>
+      </w:r>
+    </w:p>
+    <w:p>
+      <w:pPr>
+        <w:bidi/>
+      </w:pPr>
+      <w:r>
+        <w:rPr>
+          <w:lang w:val="ar_AE" w:bidi="ar_AE"/>
+        </w:rPr>
+      </w:r>
+      <w:r>
+        <w:rPr>
+          <w:b/>
+          <w:lang w:val="ar_AE" w:bidi="ar_AE"/>
+        </w:rPr>
         <w:t>"نِعْمَةٌ وَرَحْمَةٌ وَسَلاَمٌ مِنَ اللهِ الآبِ وَالرَّبِّ يَسُوعَ الْمَسِيحِ مُخَلِّصِنَا"</w:t>
       </w:r>
     </w:p>
@@ -2718,6 +3058,23 @@
           <w:b/>
           <w:lang w:val="ar_AE" w:bidi="ar_AE"/>
         </w:rPr>
+        <w:t>Χριστοῦ Ἰησοῦ τοῦ Σωτῆρος ἡμῶν</w:t>
+      </w:r>
+    </w:p>
+    <w:p>
+      <w:pPr>
+        <w:bidi/>
+      </w:pPr>
+      <w:r>
+        <w:rPr>
+          <w:lang w:val="ar_AE" w:bidi="ar_AE"/>
+        </w:rPr>
+      </w:r>
+      <w:r>
+        <w:rPr>
+          <w:b/>
+          <w:lang w:val="ar_AE" w:bidi="ar_AE"/>
+        </w:rPr>
         <w:t>"وَالرَّبِّ يَسُوعَ الْمَسِيحِ مُخَلِّصِنَا"</w:t>
       </w:r>
     </w:p>
@@ -2804,6 +3161,23 @@
           <w:b/>
           <w:lang w:val="ar_AE" w:bidi="ar_AE"/>
         </w:rPr>
+        <w:t>ἡμῶν</w:t>
+      </w:r>
+    </w:p>
+    <w:p>
+      <w:pPr>
+        <w:bidi/>
+      </w:pPr>
+      <w:r>
+        <w:rPr>
+          <w:lang w:val="ar_AE" w:bidi="ar_AE"/>
+        </w:rPr>
+      </w:r>
+      <w:r>
+        <w:rPr>
+          <w:b/>
+          <w:lang w:val="ar_AE" w:bidi="ar_AE"/>
+        </w:rPr>
         <w:t>"مُخَلِّصِنَا"</w:t>
       </w:r>
     </w:p>
@@ -2925,6 +3299,23 @@
           <w:b/>
           <w:lang w:val="ar_AE" w:bidi="ar_AE"/>
         </w:rPr>
+        <w:t>τούτου χάριν</w:t>
+      </w:r>
+    </w:p>
+    <w:p>
+      <w:pPr>
+        <w:bidi/>
+      </w:pPr>
+      <w:r>
+        <w:rPr>
+          <w:lang w:val="ar_AE" w:bidi="ar_AE"/>
+        </w:rPr>
+      </w:r>
+      <w:r>
+        <w:rPr>
+          <w:b/>
+          <w:lang w:val="ar_AE" w:bidi="ar_AE"/>
+        </w:rPr>
         <w:t>"مِنْ أَجْلِ هذَا"</w:t>
       </w:r>
     </w:p>
@@ -3046,6 +3437,23 @@
           <w:b/>
           <w:lang w:val="ar_AE" w:bidi="ar_AE"/>
         </w:rPr>
+        <w:t>ἀπέλιπόν σε ἐν Κρήτῃ</w:t>
+      </w:r>
+    </w:p>
+    <w:p>
+      <w:pPr>
+        <w:bidi/>
+      </w:pPr>
+      <w:r>
+        <w:rPr>
+          <w:lang w:val="ar_AE" w:bidi="ar_AE"/>
+        </w:rPr>
+      </w:r>
+      <w:r>
+        <w:rPr>
+          <w:b/>
+          <w:lang w:val="ar_AE" w:bidi="ar_AE"/>
+        </w:rPr>
         <w:t>"تركتك في كريت"</w:t>
       </w:r>
     </w:p>
@@ -3132,6 +3540,23 @@
           <w:b/>
           <w:lang w:val="ar_AE" w:bidi="ar_AE"/>
         </w:rPr>
+        <w:t>ἵνα τὰ λείποντα ἐπιδιορθώσῃ</w:t>
+      </w:r>
+    </w:p>
+    <w:p>
+      <w:pPr>
+        <w:bidi/>
+      </w:pPr>
+      <w:r>
+        <w:rPr>
+          <w:lang w:val="ar_AE" w:bidi="ar_AE"/>
+        </w:rPr>
+      </w:r>
+      <w:r>
+        <w:rPr>
+          <w:b/>
+          <w:lang w:val="ar_AE" w:bidi="ar_AE"/>
+        </w:rPr>
         <w:t>"لِكَيْ تُكَمِّلَ تَرْتِيبَ الأُمُورِ النَّاقِصَةِ"</w:t>
       </w:r>
     </w:p>
@@ -3218,6 +3643,23 @@
           <w:b/>
           <w:lang w:val="ar_AE" w:bidi="ar_AE"/>
         </w:rPr>
+        <w:t>καταστήσῃς &amp; πρεσβυτέρους</w:t>
+      </w:r>
+    </w:p>
+    <w:p>
+      <w:pPr>
+        <w:bidi/>
+      </w:pPr>
+      <w:r>
+        <w:rPr>
+          <w:lang w:val="ar_AE" w:bidi="ar_AE"/>
+        </w:rPr>
+      </w:r>
+      <w:r>
+        <w:rPr>
+          <w:b/>
+          <w:lang w:val="ar_AE" w:bidi="ar_AE"/>
+        </w:rPr>
         <w:t>"تُقِيمَ"</w:t>
       </w:r>
       <w:r>
@@ -3317,6 +3759,23 @@
           <w:b/>
           <w:lang w:val="ar_AE" w:bidi="ar_AE"/>
         </w:rPr>
+        <w:t>εἴ τίς ἐστιν ἀνέγκλητος</w:t>
+      </w:r>
+    </w:p>
+    <w:p>
+      <w:pPr>
+        <w:bidi/>
+      </w:pPr>
+      <w:r>
+        <w:rPr>
+          <w:lang w:val="ar_AE" w:bidi="ar_AE"/>
+        </w:rPr>
+      </w:r>
+      <w:r>
+        <w:rPr>
+          <w:b/>
+          <w:lang w:val="ar_AE" w:bidi="ar_AE"/>
+        </w:rPr>
         <w:t>"إِنْ كَانَ أَحَدٌ بِلاَ لَوْمٍ"</w:t>
       </w:r>
     </w:p>
@@ -3425,6 +3884,23 @@
           <w:b/>
           <w:lang w:val="ar_AE" w:bidi="ar_AE"/>
         </w:rPr>
+        <w:t>ἀνέγκλητος</w:t>
+      </w:r>
+    </w:p>
+    <w:p>
+      <w:pPr>
+        <w:bidi/>
+      </w:pPr>
+      <w:r>
+        <w:rPr>
+          <w:lang w:val="ar_AE" w:bidi="ar_AE"/>
+        </w:rPr>
+      </w:r>
+      <w:r>
+        <w:rPr>
+          <w:b/>
+          <w:lang w:val="ar_AE" w:bidi="ar_AE"/>
+        </w:rPr>
         <w:t>"بِلاَ لَوْمٍ"</w:t>
       </w:r>
     </w:p>
@@ -3546,6 +4022,23 @@
           <w:b/>
           <w:lang w:val="ar_AE" w:bidi="ar_AE"/>
         </w:rPr>
+        <w:t>μιᾶς γυναικὸς ἀνήρ</w:t>
+      </w:r>
+    </w:p>
+    <w:p>
+      <w:pPr>
+        <w:bidi/>
+      </w:pPr>
+      <w:r>
+        <w:rPr>
+          <w:lang w:val="ar_AE" w:bidi="ar_AE"/>
+        </w:rPr>
+      </w:r>
+      <w:r>
+        <w:rPr>
+          <w:b/>
+          <w:lang w:val="ar_AE" w:bidi="ar_AE"/>
+        </w:rPr>
         <w:t>"بَعْلَ امْرَأَةٍ وَاحِدَةٍ"</w:t>
       </w:r>
     </w:p>
@@ -3667,6 +4160,23 @@
           <w:b/>
           <w:lang w:val="ar_AE" w:bidi="ar_AE"/>
         </w:rPr>
+        <w:t>τέκνα &amp; πιστά</w:t>
+      </w:r>
+    </w:p>
+    <w:p>
+      <w:pPr>
+        <w:bidi/>
+      </w:pPr>
+      <w:r>
+        <w:rPr>
+          <w:lang w:val="ar_AE" w:bidi="ar_AE"/>
+        </w:rPr>
+      </w:r>
+      <w:r>
+        <w:rPr>
+          <w:b/>
+          <w:lang w:val="ar_AE" w:bidi="ar_AE"/>
+        </w:rPr>
         <w:t>"لَهُ أَوْلاَدٌ"</w:t>
       </w:r>
       <w:r>
@@ -3788,6 +4298,23 @@
           <w:b/>
           <w:lang w:val="ar_AE" w:bidi="ar_AE"/>
         </w:rPr>
+        <w:t>τὸν ἐπίσκοπον</w:t>
+      </w:r>
+    </w:p>
+    <w:p>
+      <w:pPr>
+        <w:bidi/>
+      </w:pPr>
+      <w:r>
+        <w:rPr>
+          <w:lang w:val="ar_AE" w:bidi="ar_AE"/>
+        </w:rPr>
+      </w:r>
+      <w:r>
+        <w:rPr>
+          <w:b/>
+          <w:lang w:val="ar_AE" w:bidi="ar_AE"/>
+        </w:rPr>
         <w:t>"الأُسْقُفُ"</w:t>
       </w:r>
     </w:p>
@@ -3909,6 +4436,23 @@
           <w:b/>
           <w:lang w:val="ar_AE" w:bidi="ar_AE"/>
         </w:rPr>
+        <w:t>Θεοῦ οἰκονόμον</w:t>
+      </w:r>
+    </w:p>
+    <w:p>
+      <w:pPr>
+        <w:bidi/>
+      </w:pPr>
+      <w:r>
+        <w:rPr>
+          <w:lang w:val="ar_AE" w:bidi="ar_AE"/>
+        </w:rPr>
+      </w:r>
+      <w:r>
+        <w:rPr>
+          <w:b/>
+          <w:lang w:val="ar_AE" w:bidi="ar_AE"/>
+        </w:rPr>
         <w:t>"كَوَكِيلِ اللهِ"</w:t>
       </w:r>
     </w:p>
@@ -4030,6 +4574,23 @@
           <w:b/>
           <w:lang w:val="ar_AE" w:bidi="ar_AE"/>
         </w:rPr>
+        <w:t>μὴ πάροινον</w:t>
+      </w:r>
+    </w:p>
+    <w:p>
+      <w:pPr>
+        <w:bidi/>
+      </w:pPr>
+      <w:r>
+        <w:rPr>
+          <w:lang w:val="ar_AE" w:bidi="ar_AE"/>
+        </w:rPr>
+      </w:r>
+      <w:r>
+        <w:rPr>
+          <w:b/>
+          <w:lang w:val="ar_AE" w:bidi="ar_AE"/>
+        </w:rPr>
         <w:t>"وَلاَ مُدْمِنِ الْخَمْرِ"</w:t>
       </w:r>
     </w:p>
@@ -4116,6 +4677,23 @@
           <w:b/>
           <w:lang w:val="ar_AE" w:bidi="ar_AE"/>
         </w:rPr>
+        <w:t>μὴ πλήκτην</w:t>
+      </w:r>
+    </w:p>
+    <w:p>
+      <w:pPr>
+        <w:bidi/>
+      </w:pPr>
+      <w:r>
+        <w:rPr>
+          <w:lang w:val="ar_AE" w:bidi="ar_AE"/>
+        </w:rPr>
+      </w:r>
+      <w:r>
+        <w:rPr>
+          <w:b/>
+          <w:lang w:val="ar_AE" w:bidi="ar_AE"/>
+        </w:rPr>
         <w:t>"وَلاَ ضَرَّابٍ"</w:t>
       </w:r>
     </w:p>
@@ -4202,6 +4780,23 @@
           <w:b/>
           <w:lang w:val="ar_AE" w:bidi="ar_AE"/>
         </w:rPr>
+        <w:t>ἀλλὰ</w:t>
+      </w:r>
+    </w:p>
+    <w:p>
+      <w:pPr>
+        <w:bidi/>
+      </w:pPr>
+      <w:r>
+        <w:rPr>
+          <w:lang w:val="ar_AE" w:bidi="ar_AE"/>
+        </w:rPr>
+      </w:r>
+      <w:r>
+        <w:rPr>
+          <w:b/>
+          <w:lang w:val="ar_AE" w:bidi="ar_AE"/>
+        </w:rPr>
         <w:t>"بَلْ"</w:t>
       </w:r>
     </w:p>
@@ -4323,6 +4918,23 @@
           <w:b/>
           <w:lang w:val="ar_AE" w:bidi="ar_AE"/>
         </w:rPr>
+        <w:t>φιλάγαθον</w:t>
+      </w:r>
+    </w:p>
+    <w:p>
+      <w:pPr>
+        <w:bidi/>
+      </w:pPr>
+      <w:r>
+        <w:rPr>
+          <w:lang w:val="ar_AE" w:bidi="ar_AE"/>
+        </w:rPr>
+      </w:r>
+      <w:r>
+        <w:rPr>
+          <w:b/>
+          <w:lang w:val="ar_AE" w:bidi="ar_AE"/>
+        </w:rPr>
         <w:t>"مُحِبًّا لِلْخَيْرِ"</w:t>
       </w:r>
     </w:p>
@@ -4457,6 +5069,23 @@
           <w:b/>
           <w:lang w:val="ar_AE" w:bidi="ar_AE"/>
         </w:rPr>
+        <w:t>σώφρονα &amp; ἐγκρατῆ</w:t>
+      </w:r>
+    </w:p>
+    <w:p>
+      <w:pPr>
+        <w:bidi/>
+      </w:pPr>
+      <w:r>
+        <w:rPr>
+          <w:lang w:val="ar_AE" w:bidi="ar_AE"/>
+        </w:rPr>
+      </w:r>
+      <w:r>
+        <w:rPr>
+          <w:b/>
+          <w:lang w:val="ar_AE" w:bidi="ar_AE"/>
+        </w:rPr>
         <w:t>"مُتَعَقِّلًا"</w:t>
       </w:r>
       <w:r>
@@ -4591,6 +5220,23 @@
           <w:b/>
           <w:lang w:val="ar_AE" w:bidi="ar_AE"/>
         </w:rPr>
+        <w:t>δίκαιον, ὅσιον</w:t>
+      </w:r>
+    </w:p>
+    <w:p>
+      <w:pPr>
+        <w:bidi/>
+      </w:pPr>
+      <w:r>
+        <w:rPr>
+          <w:lang w:val="ar_AE" w:bidi="ar_AE"/>
+        </w:rPr>
+      </w:r>
+      <w:r>
+        <w:rPr>
+          <w:b/>
+          <w:lang w:val="ar_AE" w:bidi="ar_AE"/>
+        </w:rPr>
         <w:t>"بَارًّا، وَرِعًا"</w:t>
       </w:r>
     </w:p>
@@ -4712,6 +5358,23 @@
           <w:b/>
           <w:lang w:val="ar_AE" w:bidi="ar_AE"/>
         </w:rPr>
+        <w:t>ἀντεχόμενον</w:t>
+      </w:r>
+    </w:p>
+    <w:p>
+      <w:pPr>
+        <w:bidi/>
+      </w:pPr>
+      <w:r>
+        <w:rPr>
+          <w:lang w:val="ar_AE" w:bidi="ar_AE"/>
+        </w:rPr>
+      </w:r>
+      <w:r>
+        <w:rPr>
+          <w:b/>
+          <w:lang w:val="ar_AE" w:bidi="ar_AE"/>
+        </w:rPr>
         <w:t>"مُلاَزِمًا"</w:t>
       </w:r>
     </w:p>
@@ -4820,6 +5483,23 @@
           <w:b/>
           <w:lang w:val="ar_AE" w:bidi="ar_AE"/>
         </w:rPr>
+        <w:t>κατὰ τὴν διδαχὴν</w:t>
+      </w:r>
+    </w:p>
+    <w:p>
+      <w:pPr>
+        <w:bidi/>
+      </w:pPr>
+      <w:r>
+        <w:rPr>
+          <w:lang w:val="ar_AE" w:bidi="ar_AE"/>
+        </w:rPr>
+      </w:r>
+      <w:r>
+        <w:rPr>
+          <w:b/>
+          <w:lang w:val="ar_AE" w:bidi="ar_AE"/>
+        </w:rPr>
         <w:t>"الَّتِي بِحَسَبِ التَّعْلِيمِ"</w:t>
       </w:r>
     </w:p>
@@ -4906,6 +5586,23 @@
           <w:b/>
           <w:lang w:val="ar_AE" w:bidi="ar_AE"/>
         </w:rPr>
+        <w:t>ἵνα</w:t>
+      </w:r>
+    </w:p>
+    <w:p>
+      <w:pPr>
+        <w:bidi/>
+      </w:pPr>
+      <w:r>
+        <w:rPr>
+          <w:lang w:val="ar_AE" w:bidi="ar_AE"/>
+        </w:rPr>
+      </w:r>
+      <w:r>
+        <w:rPr>
+          <w:b/>
+          <w:lang w:val="ar_AE" w:bidi="ar_AE"/>
+        </w:rPr>
         <w:t>"لِكَيْ"</w:t>
       </w:r>
     </w:p>
@@ -5027,6 +5724,23 @@
           <w:b/>
           <w:lang w:val="ar_AE" w:bidi="ar_AE"/>
         </w:rPr>
+        <w:t>τῇ διδασκαλίᾳ τῇ ὑγιαινούσῃ</w:t>
+      </w:r>
+    </w:p>
+    <w:p>
+      <w:pPr>
+        <w:bidi/>
+      </w:pPr>
+      <w:r>
+        <w:rPr>
+          <w:lang w:val="ar_AE" w:bidi="ar_AE"/>
+        </w:rPr>
+      </w:r>
+      <w:r>
+        <w:rPr>
+          <w:b/>
+          <w:lang w:val="ar_AE" w:bidi="ar_AE"/>
+        </w:rPr>
         <w:t>"بِالتَّعْلِيمِ الصَّحِيحِ"</w:t>
       </w:r>
     </w:p>
@@ -5161,6 +5875,23 @@
           <w:b/>
           <w:lang w:val="ar_AE" w:bidi="ar_AE"/>
         </w:rPr>
+        <w:t>ματαιολόγοι</w:t>
+      </w:r>
+    </w:p>
+    <w:p>
+      <w:pPr>
+        <w:bidi/>
+      </w:pPr>
+      <w:r>
+        <w:rPr>
+          <w:lang w:val="ar_AE" w:bidi="ar_AE"/>
+        </w:rPr>
+      </w:r>
+      <w:r>
+        <w:rPr>
+          <w:b/>
+          <w:lang w:val="ar_AE" w:bidi="ar_AE"/>
+        </w:rPr>
         <w:t>"يَتَكَلَّمُونَ بِالْبَاطِلِ"</w:t>
       </w:r>
     </w:p>
@@ -5289,6 +6020,23 @@
           <w:b/>
           <w:lang w:val="ar_AE" w:bidi="ar_AE"/>
         </w:rPr>
+        <w:t>φρεναπάται</w:t>
+      </w:r>
+    </w:p>
+    <w:p>
+      <w:pPr>
+        <w:bidi/>
+      </w:pPr>
+      <w:r>
+        <w:rPr>
+          <w:lang w:val="ar_AE" w:bidi="ar_AE"/>
+        </w:rPr>
+      </w:r>
+      <w:r>
+        <w:rPr>
+          <w:b/>
+          <w:lang w:val="ar_AE" w:bidi="ar_AE"/>
+        </w:rPr>
         <w:t>"يَخْدَعُونَ"</w:t>
       </w:r>
     </w:p>
@@ -5391,6 +6139,23 @@
       </w:r>
       <w:r>
         <w:rPr>
+          <w:b/>
+          <w:lang w:val="ar_AE" w:bidi="ar_AE"/>
+        </w:rPr>
+        <w:t>ματαιολόγοι, καὶ φρεναπάται</w:t>
+      </w:r>
+    </w:p>
+    <w:p>
+      <w:pPr>
+        <w:bidi/>
+      </w:pPr>
+      <w:r>
+        <w:rPr>
+          <w:lang w:val="ar_AE" w:bidi="ar_AE"/>
+        </w:rPr>
+      </w:r>
+      <w:r>
+        <w:rPr>
           <w:lang w:val="ar_AE" w:bidi="ar_AE"/>
         </w:rPr>
         <w:t>"يَتَكَلَّمُونَ بِالْبَاطِلِ، وَيَخْدَعُونَ الْعُقُولَ"</w:t>
@@ -5524,6 +6289,23 @@
           <w:b/>
           <w:lang w:val="ar_AE" w:bidi="ar_AE"/>
         </w:rPr>
+        <w:t>οἱ ἐκ τῆς περιτομῆς</w:t>
+      </w:r>
+    </w:p>
+    <w:p>
+      <w:pPr>
+        <w:bidi/>
+      </w:pPr>
+      <w:r>
+        <w:rPr>
+          <w:lang w:val="ar_AE" w:bidi="ar_AE"/>
+        </w:rPr>
+      </w:r>
+      <w:r>
+        <w:rPr>
+          <w:b/>
+          <w:lang w:val="ar_AE" w:bidi="ar_AE"/>
+        </w:rPr>
         <w:t>"وَلاَ سِيَّمَا الَّذِينَ مِنَ الْخِتَانِ"</w:t>
       </w:r>
     </w:p>
@@ -5635,6 +6417,23 @@
           <w:b/>
           <w:lang w:val="ar_AE" w:bidi="ar_AE"/>
         </w:rPr>
+        <w:t>οὓς δεῖ ἐπιστομίζειν</w:t>
+      </w:r>
+    </w:p>
+    <w:p>
+      <w:pPr>
+        <w:bidi/>
+      </w:pPr>
+      <w:r>
+        <w:rPr>
+          <w:lang w:val="ar_AE" w:bidi="ar_AE"/>
+        </w:rPr>
+      </w:r>
+      <w:r>
+        <w:rPr>
+          <w:b/>
+          <w:lang w:val="ar_AE" w:bidi="ar_AE"/>
+        </w:rPr>
         <w:t>"الَّذِينَ يَجِبُ سَدُّ أَفْوَاهِهِمْ"</w:t>
       </w:r>
     </w:p>
@@ -5727,6 +6526,23 @@
           <w:b/>
           <w:lang w:val="ar_AE" w:bidi="ar_AE"/>
         </w:rPr>
+        <w:t>ὅλους οἴκους ἀνατρέπουσιν</w:t>
+      </w:r>
+    </w:p>
+    <w:p>
+      <w:pPr>
+        <w:bidi/>
+      </w:pPr>
+      <w:r>
+        <w:rPr>
+          <w:lang w:val="ar_AE" w:bidi="ar_AE"/>
+        </w:rPr>
+      </w:r>
+      <w:r>
+        <w:rPr>
+          <w:b/>
+          <w:lang w:val="ar_AE" w:bidi="ar_AE"/>
+        </w:rPr>
         <w:t>"فَإِنَّهُمْ يَقْلِبُونَ بُيُوتًا بِجُمْلَتِهَا"</w:t>
       </w:r>
     </w:p>
@@ -5835,6 +6651,23 @@
           <w:b/>
           <w:lang w:val="ar_AE" w:bidi="ar_AE"/>
         </w:rPr>
+        <w:t>αἰσχροῦ κέρδους χάριν</w:t>
+      </w:r>
+    </w:p>
+    <w:p>
+      <w:pPr>
+        <w:bidi/>
+      </w:pPr>
+      <w:r>
+        <w:rPr>
+          <w:lang w:val="ar_AE" w:bidi="ar_AE"/>
+        </w:rPr>
+      </w:r>
+      <w:r>
+        <w:rPr>
+          <w:b/>
+          <w:lang w:val="ar_AE" w:bidi="ar_AE"/>
+        </w:rPr>
         <w:t>"مِنْ أَجْلِ الرِّبْحِ الْقَبِيحِ"</w:t>
       </w:r>
     </w:p>
@@ -5963,6 +6796,23 @@
           <w:b/>
           <w:lang w:val="ar_AE" w:bidi="ar_AE"/>
         </w:rPr>
+        <w:t>τις ἐξ αὐτῶν, ἴδιος αὐτῶν προφήτης</w:t>
+      </w:r>
+    </w:p>
+    <w:p>
+      <w:pPr>
+        <w:bidi/>
+      </w:pPr>
+      <w:r>
+        <w:rPr>
+          <w:lang w:val="ar_AE" w:bidi="ar_AE"/>
+        </w:rPr>
+      </w:r>
+      <w:r>
+        <w:rPr>
+          <w:b/>
+          <w:lang w:val="ar_AE" w:bidi="ar_AE"/>
+        </w:rPr>
         <w:t>"قَالَ وَاحِدٌ مِنْهُمْ، وَهُوَ نَبِيٌّ لَهُمْ خَاصٌّ"</w:t>
       </w:r>
     </w:p>
@@ -6043,6 +6893,23 @@
           <w:b/>
           <w:lang w:val="ar_AE" w:bidi="ar_AE"/>
         </w:rPr>
+        <w:t>Κρῆτες ἀεὶ ψεῦσται</w:t>
+      </w:r>
+    </w:p>
+    <w:p>
+      <w:pPr>
+        <w:bidi/>
+      </w:pPr>
+      <w:r>
+        <w:rPr>
+          <w:lang w:val="ar_AE" w:bidi="ar_AE"/>
+        </w:rPr>
+      </w:r>
+      <w:r>
+        <w:rPr>
+          <w:b/>
+          <w:lang w:val="ar_AE" w:bidi="ar_AE"/>
+        </w:rPr>
         <w:t>"الْكِرِيتِيُّونَ دَائِمًا كَذَّابُونَ"</w:t>
       </w:r>
     </w:p>
@@ -6158,6 +7025,23 @@
           <w:b/>
           <w:lang w:val="ar_AE" w:bidi="ar_AE"/>
         </w:rPr>
+        <w:t>κακὰ θηρία</w:t>
+      </w:r>
+    </w:p>
+    <w:p>
+      <w:pPr>
+        <w:bidi/>
+      </w:pPr>
+      <w:r>
+        <w:rPr>
+          <w:lang w:val="ar_AE" w:bidi="ar_AE"/>
+        </w:rPr>
+      </w:r>
+      <w:r>
+        <w:rPr>
+          <w:b/>
+          <w:lang w:val="ar_AE" w:bidi="ar_AE"/>
+        </w:rPr>
         <w:t>"وُحُوشٌ رَدِيَّةٌ"</w:t>
       </w:r>
     </w:p>
@@ -6286,6 +7170,23 @@
           <w:b/>
           <w:lang w:val="ar_AE" w:bidi="ar_AE"/>
         </w:rPr>
+        <w:t>γαστέρες ἀργαί</w:t>
+      </w:r>
+    </w:p>
+    <w:p>
+      <w:pPr>
+        <w:bidi/>
+      </w:pPr>
+      <w:r>
+        <w:rPr>
+          <w:lang w:val="ar_AE" w:bidi="ar_AE"/>
+        </w:rPr>
+      </w:r>
+      <w:r>
+        <w:rPr>
+          <w:b/>
+          <w:lang w:val="ar_AE" w:bidi="ar_AE"/>
+        </w:rPr>
         <w:t>"بُطُونٌ بَطَّالَةٌ.”</w:t>
       </w:r>
     </w:p>
@@ -6388,6 +7289,23 @@
           <w:b/>
           <w:lang w:val="ar_AE" w:bidi="ar_AE"/>
         </w:rPr>
+        <w:t>δι’ ἣν αἰτίαν ἔλεγχε αὐτοὺς ἀποτόμως</w:t>
+      </w:r>
+    </w:p>
+    <w:p>
+      <w:pPr>
+        <w:bidi/>
+      </w:pPr>
+      <w:r>
+        <w:rPr>
+          <w:lang w:val="ar_AE" w:bidi="ar_AE"/>
+        </w:rPr>
+      </w:r>
+      <w:r>
+        <w:rPr>
+          <w:b/>
+          <w:lang w:val="ar_AE" w:bidi="ar_AE"/>
+        </w:rPr>
         <w:t>"فَلِهذَا السَّبَبِ وَبِّخْهُمْ بِصَرَامَةٍ"</w:t>
       </w:r>
     </w:p>
@@ -6468,6 +7386,23 @@
           <w:b/>
           <w:lang w:val="ar_AE" w:bidi="ar_AE"/>
         </w:rPr>
+        <w:t>δι’ ἣν αἰτίαν</w:t>
+      </w:r>
+    </w:p>
+    <w:p>
+      <w:pPr>
+        <w:bidi/>
+      </w:pPr>
+      <w:r>
+        <w:rPr>
+          <w:lang w:val="ar_AE" w:bidi="ar_AE"/>
+        </w:rPr>
+      </w:r>
+      <w:r>
+        <w:rPr>
+          <w:b/>
+          <w:lang w:val="ar_AE" w:bidi="ar_AE"/>
+        </w:rPr>
         <w:t>"فَلِهذَا السَّبَبِ"</w:t>
       </w:r>
     </w:p>
@@ -6580,6 +7515,23 @@
       </w:r>
       <w:r>
         <w:rPr>
+          <w:b/>
+          <w:lang w:val="ar_AE" w:bidi="ar_AE"/>
+        </w:rPr>
+        <w:t>αὐτοὺς</w:t>
+      </w:r>
+    </w:p>
+    <w:p>
+      <w:pPr>
+        <w:bidi/>
+      </w:pPr>
+      <w:r>
+        <w:rPr>
+          <w:lang w:val="ar_AE" w:bidi="ar_AE"/>
+        </w:rPr>
+      </w:r>
+      <w:r>
+        <w:rPr>
           <w:lang w:val="ar_AE" w:bidi="ar_AE"/>
         </w:rPr>
         <w:t>"</w:t>
@@ -6747,6 +7699,23 @@
           <w:b/>
           <w:lang w:val="ar_AE" w:bidi="ar_AE"/>
         </w:rPr>
+        <w:t>ἵνα ὑγιαίνωσιν ἐν τῇ πίστει</w:t>
+      </w:r>
+    </w:p>
+    <w:p>
+      <w:pPr>
+        <w:bidi/>
+      </w:pPr>
+      <w:r>
+        <w:rPr>
+          <w:lang w:val="ar_AE" w:bidi="ar_AE"/>
+        </w:rPr>
+      </w:r>
+      <w:r>
+        <w:rPr>
+          <w:b/>
+          <w:lang w:val="ar_AE" w:bidi="ar_AE"/>
+        </w:rPr>
         <w:t>"لِكَيْ يَكُونُوا أَصِحَّاءَ فِي الإِيمَانِ"</w:t>
       </w:r>
     </w:p>
@@ -6862,6 +7831,23 @@
           <w:b/>
           <w:lang w:val="ar_AE" w:bidi="ar_AE"/>
         </w:rPr>
+        <w:t>ἵνα</w:t>
+      </w:r>
+    </w:p>
+    <w:p>
+      <w:pPr>
+        <w:bidi/>
+      </w:pPr>
+      <w:r>
+        <w:rPr>
+          <w:lang w:val="ar_AE" w:bidi="ar_AE"/>
+        </w:rPr>
+      </w:r>
+      <w:r>
+        <w:rPr>
+          <w:b/>
+          <w:lang w:val="ar_AE" w:bidi="ar_AE"/>
+        </w:rPr>
         <w:t>"لكي"</w:t>
       </w:r>
     </w:p>
@@ -6990,6 +7976,23 @@
           <w:b/>
           <w:lang w:val="ar_AE" w:bidi="ar_AE"/>
         </w:rPr>
+        <w:t>ἐν τῇ πίστει</w:t>
+      </w:r>
+    </w:p>
+    <w:p>
+      <w:pPr>
+        <w:bidi/>
+      </w:pPr>
+      <w:r>
+        <w:rPr>
+          <w:lang w:val="ar_AE" w:bidi="ar_AE"/>
+        </w:rPr>
+      </w:r>
+      <w:r>
+        <w:rPr>
+          <w:b/>
+          <w:lang w:val="ar_AE" w:bidi="ar_AE"/>
+        </w:rPr>
         <w:t>"في الإيمان"</w:t>
       </w:r>
     </w:p>
@@ -7105,6 +8108,23 @@
           <w:b/>
           <w:lang w:val="ar_AE" w:bidi="ar_AE"/>
         </w:rPr>
+        <w:t>Ἰουδαϊκοῖς μύθοις</w:t>
+      </w:r>
+    </w:p>
+    <w:p>
+      <w:pPr>
+        <w:bidi/>
+      </w:pPr>
+      <w:r>
+        <w:rPr>
+          <w:lang w:val="ar_AE" w:bidi="ar_AE"/>
+        </w:rPr>
+      </w:r>
+      <w:r>
+        <w:rPr>
+          <w:b/>
+          <w:lang w:val="ar_AE" w:bidi="ar_AE"/>
+        </w:rPr>
         <w:t>"إِلَى خُرَافَاتٍ يَهُودِيَّةٍ"</w:t>
       </w:r>
     </w:p>
@@ -7185,6 +8205,23 @@
           <w:b/>
           <w:lang w:val="ar_AE" w:bidi="ar_AE"/>
         </w:rPr>
+        <w:t>ἀποστρεφομένων τὴν ἀλήθειαν</w:t>
+      </w:r>
+    </w:p>
+    <w:p>
+      <w:pPr>
+        <w:bidi/>
+      </w:pPr>
+      <w:r>
+        <w:rPr>
+          <w:lang w:val="ar_AE" w:bidi="ar_AE"/>
+        </w:rPr>
+      </w:r>
+      <w:r>
+        <w:rPr>
+          <w:b/>
+          <w:lang w:val="ar_AE" w:bidi="ar_AE"/>
+        </w:rPr>
         <w:t>"مُرْتَدِّينَ عَنِ الْحَقِّ"</w:t>
       </w:r>
     </w:p>
@@ -7287,6 +8324,23 @@
           <w:b/>
           <w:lang w:val="ar_AE" w:bidi="ar_AE"/>
         </w:rPr>
+        <w:t>πάντα καθαρὰ τοῖς καθαροῖς</w:t>
+      </w:r>
+    </w:p>
+    <w:p>
+      <w:pPr>
+        <w:bidi/>
+      </w:pPr>
+      <w:r>
+        <w:rPr>
+          <w:lang w:val="ar_AE" w:bidi="ar_AE"/>
+        </w:rPr>
+      </w:r>
+      <w:r>
+        <w:rPr>
+          <w:b/>
+          <w:lang w:val="ar_AE" w:bidi="ar_AE"/>
+        </w:rPr>
         <w:t>"كُلُّ شَيْءٍ طَاهِرٌ لِلطَّاهِرِينَ"</w:t>
       </w:r>
     </w:p>
@@ -7389,6 +8443,23 @@
           <w:b/>
           <w:lang w:val="ar_AE" w:bidi="ar_AE"/>
         </w:rPr>
+        <w:t>τοῖς καθαροῖς</w:t>
+      </w:r>
+    </w:p>
+    <w:p>
+      <w:pPr>
+        <w:bidi/>
+      </w:pPr>
+      <w:r>
+        <w:rPr>
+          <w:lang w:val="ar_AE" w:bidi="ar_AE"/>
+        </w:rPr>
+      </w:r>
+      <w:r>
+        <w:rPr>
+          <w:b/>
+          <w:lang w:val="ar_AE" w:bidi="ar_AE"/>
+        </w:rPr>
         <w:t>"لِلطَّاهِرِينَ"</w:t>
       </w:r>
     </w:p>
@@ -7469,6 +8540,23 @@
           <w:b/>
           <w:lang w:val="ar_AE" w:bidi="ar_AE"/>
         </w:rPr>
+        <w:t>δὲ</w:t>
+      </w:r>
+    </w:p>
+    <w:p>
+      <w:pPr>
+        <w:bidi/>
+      </w:pPr>
+      <w:r>
+        <w:rPr>
+          <w:lang w:val="ar_AE" w:bidi="ar_AE"/>
+        </w:rPr>
+      </w:r>
+      <w:r>
+        <w:rPr>
+          <w:b/>
+          <w:lang w:val="ar_AE" w:bidi="ar_AE"/>
+        </w:rPr>
         <w:t>"وَأَمَّا"</w:t>
       </w:r>
     </w:p>
@@ -7584,6 +8672,23 @@
           <w:b/>
           <w:lang w:val="ar_AE" w:bidi="ar_AE"/>
         </w:rPr>
+        <w:t>τοῖς δὲ μεμιαμμένοις καὶ ἀπίστοις, οὐδὲν καθαρόν</w:t>
+      </w:r>
+    </w:p>
+    <w:p>
+      <w:pPr>
+        <w:bidi/>
+      </w:pPr>
+      <w:r>
+        <w:rPr>
+          <w:lang w:val="ar_AE" w:bidi="ar_AE"/>
+        </w:rPr>
+      </w:r>
+      <w:r>
+        <w:rPr>
+          <w:b/>
+          <w:lang w:val="ar_AE" w:bidi="ar_AE"/>
+        </w:rPr>
         <w:t>"وَأَمَّا لِلنَّجِسِينَ وَغَيْرِ الْمُؤْمِنِينَ فَلَيْسَ شَيْءٌ طَاهِرًا"</w:t>
       </w:r>
     </w:p>
@@ -7686,6 +8791,23 @@
           <w:b/>
           <w:lang w:val="ar_AE" w:bidi="ar_AE"/>
         </w:rPr>
+        <w:t>δὲ</w:t>
+      </w:r>
+    </w:p>
+    <w:p>
+      <w:pPr>
+        <w:bidi/>
+      </w:pPr>
+      <w:r>
+        <w:rPr>
+          <w:lang w:val="ar_AE" w:bidi="ar_AE"/>
+        </w:rPr>
+      </w:r>
+      <w:r>
+        <w:rPr>
+          <w:b/>
+          <w:lang w:val="ar_AE" w:bidi="ar_AE"/>
+        </w:rPr>
         <w:t>"وَلكِنَّهُمْ"</w:t>
       </w:r>
     </w:p>
@@ -7807,6 +8929,23 @@
           <w:b/>
           <w:lang w:val="ar_AE" w:bidi="ar_AE"/>
         </w:rPr>
+        <w:t>τοῖς &amp; ἔργοις ἀρνοῦνται</w:t>
+      </w:r>
+    </w:p>
+    <w:p>
+      <w:pPr>
+        <w:bidi/>
+      </w:pPr>
+      <w:r>
+        <w:rPr>
+          <w:lang w:val="ar_AE" w:bidi="ar_AE"/>
+        </w:rPr>
+      </w:r>
+      <w:r>
+        <w:rPr>
+          <w:b/>
+          <w:lang w:val="ar_AE" w:bidi="ar_AE"/>
+        </w:rPr>
         <w:t>"بِالأَعْمَالِ"</w:t>
       </w:r>
       <w:r>
@@ -8027,6 +9166,23 @@
           <w:b/>
           <w:lang w:val="ar_AE" w:bidi="ar_AE"/>
         </w:rPr>
+        <w:t>σὺ δὲ</w:t>
+      </w:r>
+    </w:p>
+    <w:p>
+      <w:pPr>
+        <w:bidi/>
+      </w:pPr>
+      <w:r>
+        <w:rPr>
+          <w:lang w:val="ar_AE" w:bidi="ar_AE"/>
+        </w:rPr>
+      </w:r>
+      <w:r>
+        <w:rPr>
+          <w:b/>
+          <w:lang w:val="ar_AE" w:bidi="ar_AE"/>
+        </w:rPr>
         <w:t>"وَأَمَّا أَنْتَ"</w:t>
       </w:r>
     </w:p>
@@ -8148,6 +9304,23 @@
           <w:b/>
           <w:lang w:val="ar_AE" w:bidi="ar_AE"/>
         </w:rPr>
+        <w:t>τῇ ὑγιαινούσῃ διδασκαλίᾳ</w:t>
+      </w:r>
+    </w:p>
+    <w:p>
+      <w:pPr>
+        <w:bidi/>
+      </w:pPr>
+      <w:r>
+        <w:rPr>
+          <w:lang w:val="ar_AE" w:bidi="ar_AE"/>
+        </w:rPr>
+      </w:r>
+      <w:r>
+        <w:rPr>
+          <w:b/>
+          <w:lang w:val="ar_AE" w:bidi="ar_AE"/>
+        </w:rPr>
         <w:t>"بِالتَّعْلِيمِ الصَّحِيحِ"</w:t>
       </w:r>
     </w:p>
@@ -8269,6 +9442,23 @@
           <w:b/>
           <w:lang w:val="ar_AE" w:bidi="ar_AE"/>
         </w:rPr>
+        <w:t>πρεσβύτας &amp; εἶναι</w:t>
+      </w:r>
+    </w:p>
+    <w:p>
+      <w:pPr>
+        <w:bidi/>
+      </w:pPr>
+      <w:r>
+        <w:rPr>
+          <w:lang w:val="ar_AE" w:bidi="ar_AE"/>
+        </w:rPr>
+      </w:r>
+      <w:r>
+        <w:rPr>
+          <w:b/>
+          <w:lang w:val="ar_AE" w:bidi="ar_AE"/>
+        </w:rPr>
         <w:t>"الأَشْيَاخُ"</w:t>
       </w:r>
       <w:r>
@@ -8390,6 +9580,23 @@
           <w:b/>
           <w:lang w:val="ar_AE" w:bidi="ar_AE"/>
         </w:rPr>
+        <w:t>νηφαλίους &amp; σεμνούς, σώφρονας</w:t>
+      </w:r>
+    </w:p>
+    <w:p>
+      <w:pPr>
+        <w:bidi/>
+      </w:pPr>
+      <w:r>
+        <w:rPr>
+          <w:lang w:val="ar_AE" w:bidi="ar_AE"/>
+        </w:rPr>
+      </w:r>
+      <w:r>
+        <w:rPr>
+          <w:b/>
+          <w:lang w:val="ar_AE" w:bidi="ar_AE"/>
+        </w:rPr>
         <w:t>"صَاحِينَ"</w:t>
       </w:r>
       <w:r>
@@ -8511,6 +9718,23 @@
           <w:b/>
           <w:lang w:val="ar_AE" w:bidi="ar_AE"/>
         </w:rPr>
+        <w:t>νηφαλίους</w:t>
+      </w:r>
+    </w:p>
+    <w:p>
+      <w:pPr>
+        <w:bidi/>
+      </w:pPr>
+      <w:r>
+        <w:rPr>
+          <w:lang w:val="ar_AE" w:bidi="ar_AE"/>
+        </w:rPr>
+      </w:r>
+      <w:r>
+        <w:rPr>
+          <w:b/>
+          <w:lang w:val="ar_AE" w:bidi="ar_AE"/>
+        </w:rPr>
         <w:t>"</w:t>
       </w:r>
       <w:r>
@@ -8595,6 +9819,23 @@
           <w:b/>
           <w:lang w:val="ar_AE" w:bidi="ar_AE"/>
         </w:rPr>
+        <w:t>σώφρονας</w:t>
+      </w:r>
+    </w:p>
+    <w:p>
+      <w:pPr>
+        <w:bidi/>
+      </w:pPr>
+      <w:r>
+        <w:rPr>
+          <w:lang w:val="ar_AE" w:bidi="ar_AE"/>
+        </w:rPr>
+      </w:r>
+      <w:r>
+        <w:rPr>
+          <w:b/>
+          <w:lang w:val="ar_AE" w:bidi="ar_AE"/>
+        </w:rPr>
         <w:t>"مُتَعَقِّلِينَ"</w:t>
       </w:r>
     </w:p>
@@ -8681,6 +9922,23 @@
           <w:b/>
           <w:lang w:val="ar_AE" w:bidi="ar_AE"/>
         </w:rPr>
+        <w:t>ὑγιαίνοντας τῇ πίστει τῇ ἀγάπῃ, τῇ ὑπομονῇ</w:t>
+      </w:r>
+    </w:p>
+    <w:p>
+      <w:pPr>
+        <w:bidi/>
+      </w:pPr>
+      <w:r>
+        <w:rPr>
+          <w:lang w:val="ar_AE" w:bidi="ar_AE"/>
+        </w:rPr>
+      </w:r>
+      <w:r>
+        <w:rPr>
+          <w:b/>
+          <w:lang w:val="ar_AE" w:bidi="ar_AE"/>
+        </w:rPr>
         <w:t>"أَصِحَّاءَ فِي الإِيمَانِ وَالْمَحَبَّةِ وَالصَّبْرِ"</w:t>
       </w:r>
     </w:p>
@@ -8867,6 +10125,23 @@
           <w:b/>
           <w:lang w:val="ar_AE" w:bidi="ar_AE"/>
         </w:rPr>
+        <w:t>ὑγιαίνοντας τῇ πίστει</w:t>
+      </w:r>
+    </w:p>
+    <w:p>
+      <w:pPr>
+        <w:bidi/>
+      </w:pPr>
+      <w:r>
+        <w:rPr>
+          <w:lang w:val="ar_AE" w:bidi="ar_AE"/>
+        </w:rPr>
+      </w:r>
+      <w:r>
+        <w:rPr>
+          <w:b/>
+          <w:lang w:val="ar_AE" w:bidi="ar_AE"/>
+        </w:rPr>
         <w:t>"أَصِحَّاءَ فِي الإِيمَانِ"</w:t>
       </w:r>
     </w:p>
@@ -8988,6 +10263,23 @@
           <w:b/>
           <w:lang w:val="ar_AE" w:bidi="ar_AE"/>
         </w:rPr>
+        <w:t>τῇ ἀγάπῃ</w:t>
+      </w:r>
+    </w:p>
+    <w:p>
+      <w:pPr>
+        <w:bidi/>
+      </w:pPr>
+      <w:r>
+        <w:rPr>
+          <w:lang w:val="ar_AE" w:bidi="ar_AE"/>
+        </w:rPr>
+      </w:r>
+      <w:r>
+        <w:rPr>
+          <w:b/>
+          <w:lang w:val="ar_AE" w:bidi="ar_AE"/>
+        </w:rPr>
         <w:t>"وَالْمَحَبَّةِ"</w:t>
       </w:r>
     </w:p>
@@ -9109,6 +10401,23 @@
           <w:b/>
           <w:lang w:val="ar_AE" w:bidi="ar_AE"/>
         </w:rPr>
+        <w:t>τῇ ὑπομονῇ</w:t>
+      </w:r>
+    </w:p>
+    <w:p>
+      <w:pPr>
+        <w:bidi/>
+      </w:pPr>
+      <w:r>
+        <w:rPr>
+          <w:lang w:val="ar_AE" w:bidi="ar_AE"/>
+        </w:rPr>
+      </w:r>
+      <w:r>
+        <w:rPr>
+          <w:b/>
+          <w:lang w:val="ar_AE" w:bidi="ar_AE"/>
+        </w:rPr>
         <w:t>"وَالصَّبْرِ"</w:t>
       </w:r>
     </w:p>
@@ -9230,6 +10539,23 @@
           <w:b/>
           <w:lang w:val="ar_AE" w:bidi="ar_AE"/>
         </w:rPr>
+        <w:t>πρεσβύτιδας ὡσαύτως</w:t>
+      </w:r>
+    </w:p>
+    <w:p>
+      <w:pPr>
+        <w:bidi/>
+      </w:pPr>
+      <w:r>
+        <w:rPr>
+          <w:lang w:val="ar_AE" w:bidi="ar_AE"/>
+        </w:rPr>
+      </w:r>
+      <w:r>
+        <w:rPr>
+          <w:b/>
+          <w:lang w:val="ar_AE" w:bidi="ar_AE"/>
+        </w:rPr>
         <w:t>"كَذلِكَ الْعَجَائِزُ"</w:t>
       </w:r>
     </w:p>
@@ -9322,6 +10648,23 @@
           <w:b/>
           <w:lang w:val="ar_AE" w:bidi="ar_AE"/>
         </w:rPr>
+        <w:t>οἴνῳ πολλῷ δεδουλωμένας</w:t>
+      </w:r>
+    </w:p>
+    <w:p>
+      <w:pPr>
+        <w:bidi/>
+      </w:pPr>
+      <w:r>
+        <w:rPr>
+          <w:lang w:val="ar_AE" w:bidi="ar_AE"/>
+        </w:rPr>
+      </w:r>
+      <w:r>
+        <w:rPr>
+          <w:b/>
+          <w:lang w:val="ar_AE" w:bidi="ar_AE"/>
+        </w:rPr>
         <w:t>"غَيْرَ مُسْتَعْبَدَاتٍ لِلْخَمْرِ الْكَثِيرِ"</w:t>
       </w:r>
     </w:p>
@@ -9430,6 +10773,23 @@
           <w:b/>
           <w:lang w:val="ar_AE" w:bidi="ar_AE"/>
         </w:rPr>
+        <w:t>οἴνῳ πολλῷ δεδουλωμένας</w:t>
+      </w:r>
+    </w:p>
+    <w:p>
+      <w:pPr>
+        <w:bidi/>
+      </w:pPr>
+      <w:r>
+        <w:rPr>
+          <w:lang w:val="ar_AE" w:bidi="ar_AE"/>
+        </w:rPr>
+      </w:r>
+      <w:r>
+        <w:rPr>
+          <w:b/>
+          <w:lang w:val="ar_AE" w:bidi="ar_AE"/>
+        </w:rPr>
         <w:t>"غَيْرَ مُسْتَعْبَدَاتٍ لِلْخَمْرِ الْكَثِيرِ"</w:t>
       </w:r>
     </w:p>
@@ -9538,6 +10898,23 @@
           <w:b/>
           <w:lang w:val="ar_AE" w:bidi="ar_AE"/>
         </w:rPr>
+        <w:t>καλοδιδασκάλους</w:t>
+      </w:r>
+    </w:p>
+    <w:p>
+      <w:pPr>
+        <w:bidi/>
+      </w:pPr>
+      <w:r>
+        <w:rPr>
+          <w:lang w:val="ar_AE" w:bidi="ar_AE"/>
+        </w:rPr>
+      </w:r>
+      <w:r>
+        <w:rPr>
+          <w:b/>
+          <w:lang w:val="ar_AE" w:bidi="ar_AE"/>
+        </w:rPr>
         <w:t>"مُعَلِّمَاتٍ الصَّلاَحَ"</w:t>
       </w:r>
     </w:p>
@@ -9630,6 +11007,23 @@
           <w:b/>
           <w:lang w:val="ar_AE" w:bidi="ar_AE"/>
         </w:rPr>
+        <w:t>ἵνα</w:t>
+      </w:r>
+    </w:p>
+    <w:p>
+      <w:pPr>
+        <w:bidi/>
+      </w:pPr>
+      <w:r>
+        <w:rPr>
+          <w:lang w:val="ar_AE" w:bidi="ar_AE"/>
+        </w:rPr>
+      </w:r>
+      <w:r>
+        <w:rPr>
+          <w:b/>
+          <w:lang w:val="ar_AE" w:bidi="ar_AE"/>
+        </w:rPr>
         <w:t>"لِكَيْ"</w:t>
       </w:r>
     </w:p>
@@ -9761,6 +11155,23 @@
           <w:b/>
           <w:lang w:val="ar_AE" w:bidi="ar_AE"/>
         </w:rPr>
+        <w:t>φιλάνδρους</w:t>
+      </w:r>
+    </w:p>
+    <w:p>
+      <w:pPr>
+        <w:bidi/>
+      </w:pPr>
+      <w:r>
+        <w:rPr>
+          <w:lang w:val="ar_AE" w:bidi="ar_AE"/>
+        </w:rPr>
+      </w:r>
+      <w:r>
+        <w:rPr>
+          <w:b/>
+          <w:lang w:val="ar_AE" w:bidi="ar_AE"/>
+        </w:rPr>
         <w:t>"مُحِبَّاتٍ لِرِجَالِهِنَّ"</w:t>
       </w:r>
     </w:p>
@@ -9847,6 +11258,23 @@
           <w:b/>
           <w:lang w:val="ar_AE" w:bidi="ar_AE"/>
         </w:rPr>
+        <w:t>φιλοτέκνους</w:t>
+      </w:r>
+    </w:p>
+    <w:p>
+      <w:pPr>
+        <w:bidi/>
+      </w:pPr>
+      <w:r>
+        <w:rPr>
+          <w:lang w:val="ar_AE" w:bidi="ar_AE"/>
+        </w:rPr>
+      </w:r>
+      <w:r>
+        <w:rPr>
+          <w:b/>
+          <w:lang w:val="ar_AE" w:bidi="ar_AE"/>
+        </w:rPr>
         <w:t>"أَوْلاَدَهُنَّ"</w:t>
       </w:r>
     </w:p>
@@ -9933,6 +11361,23 @@
           <w:b/>
           <w:lang w:val="ar_AE" w:bidi="ar_AE"/>
         </w:rPr>
+        <w:t>ὑποτασσομένας τοῖς ἰδίοις ἀνδράσιν</w:t>
+      </w:r>
+    </w:p>
+    <w:p>
+      <w:pPr>
+        <w:bidi/>
+      </w:pPr>
+      <w:r>
+        <w:rPr>
+          <w:lang w:val="ar_AE" w:bidi="ar_AE"/>
+        </w:rPr>
+      </w:r>
+      <w:r>
+        <w:rPr>
+          <w:b/>
+          <w:lang w:val="ar_AE" w:bidi="ar_AE"/>
+        </w:rPr>
         <w:t>"خَاضِعَاتٍ لِرِجَالِهِنَّ،"</w:t>
       </w:r>
     </w:p>
@@ -10019,6 +11464,23 @@
           <w:b/>
           <w:lang w:val="ar_AE" w:bidi="ar_AE"/>
         </w:rPr>
+        <w:t>ἵνα</w:t>
+      </w:r>
+    </w:p>
+    <w:p>
+      <w:pPr>
+        <w:bidi/>
+      </w:pPr>
+      <w:r>
+        <w:rPr>
+          <w:lang w:val="ar_AE" w:bidi="ar_AE"/>
+        </w:rPr>
+      </w:r>
+      <w:r>
+        <w:rPr>
+          <w:b/>
+          <w:lang w:val="ar_AE" w:bidi="ar_AE"/>
+        </w:rPr>
         <w:t>"لِكَيْ"</w:t>
       </w:r>
     </w:p>
@@ -10150,6 +11612,23 @@
           <w:b/>
           <w:lang w:val="ar_AE" w:bidi="ar_AE"/>
         </w:rPr>
+        <w:t>ἵνα μὴ ὁ λόγος τοῦ Θεοῦ βλασφημῆται</w:t>
+      </w:r>
+    </w:p>
+    <w:p>
+      <w:pPr>
+        <w:bidi/>
+      </w:pPr>
+      <w:r>
+        <w:rPr>
+          <w:lang w:val="ar_AE" w:bidi="ar_AE"/>
+        </w:rPr>
+      </w:r>
+      <w:r>
+        <w:rPr>
+          <w:b/>
+          <w:lang w:val="ar_AE" w:bidi="ar_AE"/>
+        </w:rPr>
         <w:t>"لِكَيْ لاَ يُجَدَّفَ عَلَى كَلِمَةِ اللهِ"</w:t>
       </w:r>
     </w:p>
@@ -10242,6 +11721,23 @@
           <w:b/>
           <w:lang w:val="ar_AE" w:bidi="ar_AE"/>
         </w:rPr>
+        <w:t>ὁ λόγος τοῦ Θεοῦ</w:t>
+      </w:r>
+    </w:p>
+    <w:p>
+      <w:pPr>
+        <w:bidi/>
+      </w:pPr>
+      <w:r>
+        <w:rPr>
+          <w:lang w:val="ar_AE" w:bidi="ar_AE"/>
+        </w:rPr>
+      </w:r>
+      <w:r>
+        <w:rPr>
+          <w:b/>
+          <w:lang w:val="ar_AE" w:bidi="ar_AE"/>
+        </w:rPr>
         <w:t>"كَلِمَةِ اللهِ"</w:t>
       </w:r>
     </w:p>
@@ -10363,6 +11859,23 @@
           <w:b/>
           <w:lang w:val="ar_AE" w:bidi="ar_AE"/>
         </w:rPr>
+        <w:t>ὡσαύτως</w:t>
+      </w:r>
+    </w:p>
+    <w:p>
+      <w:pPr>
+        <w:bidi/>
+      </w:pPr>
+      <w:r>
+        <w:rPr>
+          <w:lang w:val="ar_AE" w:bidi="ar_AE"/>
+        </w:rPr>
+      </w:r>
+      <w:r>
+        <w:rPr>
+          <w:b/>
+          <w:lang w:val="ar_AE" w:bidi="ar_AE"/>
+        </w:rPr>
         <w:t>"كَذلِكَ"</w:t>
       </w:r>
     </w:p>
@@ -10449,6 +11962,23 @@
           <w:b/>
           <w:lang w:val="ar_AE" w:bidi="ar_AE"/>
         </w:rPr>
+        <w:t>περὶ πάντα</w:t>
+      </w:r>
+    </w:p>
+    <w:p>
+      <w:pPr>
+        <w:bidi/>
+      </w:pPr>
+      <w:r>
+        <w:rPr>
+          <w:lang w:val="ar_AE" w:bidi="ar_AE"/>
+        </w:rPr>
+      </w:r>
+      <w:r>
+        <w:rPr>
+          <w:b/>
+          <w:lang w:val="ar_AE" w:bidi="ar_AE"/>
+        </w:rPr>
         <w:t>"فِي كُلِّ شَيْءٍ"</w:t>
       </w:r>
     </w:p>
@@ -10519,6 +12049,23 @@
           <w:b/>
           <w:lang w:val="ar_AE" w:bidi="ar_AE"/>
         </w:rPr>
+        <w:t>σεαυτὸν παρεχόμενος</w:t>
+      </w:r>
+    </w:p>
+    <w:p>
+      <w:pPr>
+        <w:bidi/>
+      </w:pPr>
+      <w:r>
+        <w:rPr>
+          <w:lang w:val="ar_AE" w:bidi="ar_AE"/>
+        </w:rPr>
+      </w:r>
+      <w:r>
+        <w:rPr>
+          <w:b/>
+          <w:lang w:val="ar_AE" w:bidi="ar_AE"/>
+        </w:rPr>
         <w:t>"مُقَدِّمًا نَفْسَكَ"</w:t>
       </w:r>
     </w:p>
@@ -10605,6 +12152,23 @@
           <w:b/>
           <w:lang w:val="ar_AE" w:bidi="ar_AE"/>
         </w:rPr>
+        <w:t>τύπον καλῶν ἔργων</w:t>
+      </w:r>
+    </w:p>
+    <w:p>
+      <w:pPr>
+        <w:bidi/>
+      </w:pPr>
+      <w:r>
+        <w:rPr>
+          <w:lang w:val="ar_AE" w:bidi="ar_AE"/>
+        </w:rPr>
+      </w:r>
+      <w:r>
+        <w:rPr>
+          <w:b/>
+          <w:lang w:val="ar_AE" w:bidi="ar_AE"/>
+        </w:rPr>
         <w:t>"قُدْوَةً لِلأَعْمَالِ الْحَسَنَةِ"</w:t>
       </w:r>
     </w:p>
@@ -10691,6 +12255,23 @@
           <w:b/>
           <w:lang w:val="ar_AE" w:bidi="ar_AE"/>
         </w:rPr>
+        <w:t>ἐν τῇ διδασκαλίᾳ ἀφθορίαν, σεμνότητα</w:t>
+      </w:r>
+    </w:p>
+    <w:p>
+      <w:pPr>
+        <w:bidi/>
+      </w:pPr>
+      <w:r>
+        <w:rPr>
+          <w:lang w:val="ar_AE" w:bidi="ar_AE"/>
+        </w:rPr>
+      </w:r>
+      <w:r>
+        <w:rPr>
+          <w:b/>
+          <w:lang w:val="ar_AE" w:bidi="ar_AE"/>
+        </w:rPr>
         <w:t>"وَمُقَدِّمًا فِي التَّعْلِيمِ نَقَاوَةً، وَوَقَارًا"</w:t>
       </w:r>
     </w:p>
@@ -10783,6 +12364,23 @@
           <w:b/>
           <w:lang w:val="ar_AE" w:bidi="ar_AE"/>
         </w:rPr>
+        <w:t>ἐν τῇ διδασκαλίᾳ ἀφθορίαν, σεμνότητα</w:t>
+      </w:r>
+    </w:p>
+    <w:p>
+      <w:pPr>
+        <w:bidi/>
+      </w:pPr>
+      <w:r>
+        <w:rPr>
+          <w:lang w:val="ar_AE" w:bidi="ar_AE"/>
+        </w:rPr>
+      </w:r>
+      <w:r>
+        <w:rPr>
+          <w:b/>
+          <w:lang w:val="ar_AE" w:bidi="ar_AE"/>
+        </w:rPr>
         <w:t>"وَمُقَدِّمًا فِي التَّعْلِيمِ نَقَاوَةً، وَوَقَارًا"</w:t>
       </w:r>
     </w:p>
@@ -10888,6 +12486,23 @@
           <w:b/>
           <w:lang w:val="ar_AE" w:bidi="ar_AE"/>
         </w:rPr>
+        <w:t>ἀφθορίαν</w:t>
+      </w:r>
+    </w:p>
+    <w:p>
+      <w:pPr>
+        <w:bidi/>
+      </w:pPr>
+      <w:r>
+        <w:rPr>
+          <w:lang w:val="ar_AE" w:bidi="ar_AE"/>
+        </w:rPr>
+      </w:r>
+      <w:r>
+        <w:rPr>
+          <w:b/>
+          <w:lang w:val="ar_AE" w:bidi="ar_AE"/>
+        </w:rPr>
         <w:t>"مُقَدِّمًا نَقَاوَةً"</w:t>
       </w:r>
     </w:p>
@@ -11006,6 +12621,23 @@
           <w:b/>
           <w:lang w:val="ar_AE" w:bidi="ar_AE"/>
         </w:rPr>
+        <w:t>ὑγιῆ</w:t>
+      </w:r>
+    </w:p>
+    <w:p>
+      <w:pPr>
+        <w:bidi/>
+      </w:pPr>
+      <w:r>
+        <w:rPr>
+          <w:lang w:val="ar_AE" w:bidi="ar_AE"/>
+        </w:rPr>
+      </w:r>
+      <w:r>
+        <w:rPr>
+          <w:b/>
+          <w:lang w:val="ar_AE" w:bidi="ar_AE"/>
+        </w:rPr>
         <w:t>"وَكَلاَمًا صَحِيحًا"</w:t>
       </w:r>
     </w:p>
@@ -11124,6 +12756,23 @@
           <w:b/>
           <w:lang w:val="ar_AE" w:bidi="ar_AE"/>
         </w:rPr>
+        <w:t>ἵνα</w:t>
+      </w:r>
+    </w:p>
+    <w:p>
+      <w:pPr>
+        <w:bidi/>
+      </w:pPr>
+      <w:r>
+        <w:rPr>
+          <w:lang w:val="ar_AE" w:bidi="ar_AE"/>
+        </w:rPr>
+      </w:r>
+      <w:r>
+        <w:rPr>
+          <w:b/>
+          <w:lang w:val="ar_AE" w:bidi="ar_AE"/>
+        </w:rPr>
         <w:t>"لِكَيْ"</w:t>
       </w:r>
     </w:p>
@@ -11242,6 +12891,23 @@
           <w:b/>
           <w:lang w:val="ar_AE" w:bidi="ar_AE"/>
         </w:rPr>
+        <w:t>ἵνα ὁ ἐξ ἐναντίας ἐντραπῇ</w:t>
+      </w:r>
+    </w:p>
+    <w:p>
+      <w:pPr>
+        <w:bidi/>
+      </w:pPr>
+      <w:r>
+        <w:rPr>
+          <w:lang w:val="ar_AE" w:bidi="ar_AE"/>
+        </w:rPr>
+      </w:r>
+      <w:r>
+        <w:rPr>
+          <w:b/>
+          <w:lang w:val="ar_AE" w:bidi="ar_AE"/>
+        </w:rPr>
         <w:t>"لِكَيْ يُخْزَى الْمُضَادُّ"</w:t>
       </w:r>
     </w:p>
@@ -11334,6 +13000,23 @@
           <w:b/>
           <w:lang w:val="ar_AE" w:bidi="ar_AE"/>
         </w:rPr>
+        <w:t>ἡμῶν</w:t>
+      </w:r>
+    </w:p>
+    <w:p>
+      <w:pPr>
+        <w:bidi/>
+      </w:pPr>
+      <w:r>
+        <w:rPr>
+          <w:lang w:val="ar_AE" w:bidi="ar_AE"/>
+        </w:rPr>
+      </w:r>
+      <w:r>
+        <w:rPr>
+          <w:b/>
+          <w:lang w:val="ar_AE" w:bidi="ar_AE"/>
+        </w:rPr>
         <w:t>"عَنْكُمْ" أو "نحن"</w:t>
       </w:r>
     </w:p>
@@ -11439,6 +13122,23 @@
           <w:b/>
           <w:lang w:val="ar_AE" w:bidi="ar_AE"/>
         </w:rPr>
+        <w:t>δούλους ἰδίοις δεσπόταις ὑποτάσσεσθαι</w:t>
+      </w:r>
+    </w:p>
+    <w:p>
+      <w:pPr>
+        <w:bidi/>
+      </w:pPr>
+      <w:r>
+        <w:rPr>
+          <w:lang w:val="ar_AE" w:bidi="ar_AE"/>
+        </w:rPr>
+      </w:r>
+      <w:r>
+        <w:rPr>
+          <w:b/>
+          <w:lang w:val="ar_AE" w:bidi="ar_AE"/>
+        </w:rPr>
         <w:t>"وَالْعَبِيدَ أَنْ يَخْضَعُوا لِسَادَتِهِمْ"</w:t>
       </w:r>
     </w:p>
@@ -11531,6 +13231,23 @@
           <w:b/>
           <w:lang w:val="ar_AE" w:bidi="ar_AE"/>
         </w:rPr>
+        <w:t>ἐν πᾶσιν</w:t>
+      </w:r>
+    </w:p>
+    <w:p>
+      <w:pPr>
+        <w:bidi/>
+      </w:pPr>
+      <w:r>
+        <w:rPr>
+          <w:lang w:val="ar_AE" w:bidi="ar_AE"/>
+        </w:rPr>
+      </w:r>
+      <w:r>
+        <w:rPr>
+          <w:b/>
+          <w:lang w:val="ar_AE" w:bidi="ar_AE"/>
+        </w:rPr>
         <w:t>"فِي كُلِّ شَيْءٍ"</w:t>
       </w:r>
     </w:p>
@@ -11617,6 +13334,23 @@
           <w:b/>
           <w:lang w:val="ar_AE" w:bidi="ar_AE"/>
         </w:rPr>
+        <w:t>εὐαρέστους εἶναι</w:t>
+      </w:r>
+    </w:p>
+    <w:p>
+      <w:pPr>
+        <w:bidi/>
+      </w:pPr>
+      <w:r>
+        <w:rPr>
+          <w:lang w:val="ar_AE" w:bidi="ar_AE"/>
+        </w:rPr>
+      </w:r>
+      <w:r>
+        <w:rPr>
+          <w:b/>
+          <w:lang w:val="ar_AE" w:bidi="ar_AE"/>
+        </w:rPr>
         <w:t>"وَيُرْضُوهُمْ"</w:t>
       </w:r>
     </w:p>
@@ -11709,6 +13443,23 @@
           <w:b/>
           <w:lang w:val="ar_AE" w:bidi="ar_AE"/>
         </w:rPr>
+        <w:t>μὴ νοσφιζομένους</w:t>
+      </w:r>
+    </w:p>
+    <w:p>
+      <w:pPr>
+        <w:bidi/>
+      </w:pPr>
+      <w:r>
+        <w:rPr>
+          <w:lang w:val="ar_AE" w:bidi="ar_AE"/>
+        </w:rPr>
+      </w:r>
+      <w:r>
+        <w:rPr>
+          <w:b/>
+          <w:lang w:val="ar_AE" w:bidi="ar_AE"/>
+        </w:rPr>
         <w:t>"غَيْرَ مُخْتَلِسِينَ"</w:t>
       </w:r>
     </w:p>
@@ -11817,6 +13568,23 @@
           <w:b/>
           <w:lang w:val="ar_AE" w:bidi="ar_AE"/>
         </w:rPr>
+        <w:t>ἀλλὰ</w:t>
+      </w:r>
+    </w:p>
+    <w:p>
+      <w:pPr>
+        <w:bidi/>
+      </w:pPr>
+      <w:r>
+        <w:rPr>
+          <w:lang w:val="ar_AE" w:bidi="ar_AE"/>
+        </w:rPr>
+      </w:r>
+      <w:r>
+        <w:rPr>
+          <w:b/>
+          <w:lang w:val="ar_AE" w:bidi="ar_AE"/>
+        </w:rPr>
         <w:t>"بَلْ"</w:t>
       </w:r>
     </w:p>
@@ -11938,6 +13706,23 @@
           <w:b/>
           <w:lang w:val="ar_AE" w:bidi="ar_AE"/>
         </w:rPr>
+        <w:t>πᾶσαν πίστιν ἐνδεικνυμένους ἀγαθήν</w:t>
+      </w:r>
+    </w:p>
+    <w:p>
+      <w:pPr>
+        <w:bidi/>
+      </w:pPr>
+      <w:r>
+        <w:rPr>
+          <w:lang w:val="ar_AE" w:bidi="ar_AE"/>
+        </w:rPr>
+      </w:r>
+      <w:r>
+        <w:rPr>
+          <w:b/>
+          <w:lang w:val="ar_AE" w:bidi="ar_AE"/>
+        </w:rPr>
         <w:t>"مُقَدِّمِينَ كُلَّ أَمَانَةٍ صَالِحَةٍ"</w:t>
       </w:r>
     </w:p>
@@ -12024,6 +13809,23 @@
           <w:b/>
           <w:lang w:val="ar_AE" w:bidi="ar_AE"/>
         </w:rPr>
+        <w:t>ἵνα</w:t>
+      </w:r>
+    </w:p>
+    <w:p>
+      <w:pPr>
+        <w:bidi/>
+      </w:pPr>
+      <w:r>
+        <w:rPr>
+          <w:lang w:val="ar_AE" w:bidi="ar_AE"/>
+        </w:rPr>
+      </w:r>
+      <w:r>
+        <w:rPr>
+          <w:b/>
+          <w:lang w:val="ar_AE" w:bidi="ar_AE"/>
+        </w:rPr>
         <w:t>"</w:t>
       </w:r>
       <w:r>
@@ -12182,6 +13984,23 @@
           <w:b/>
           <w:lang w:val="ar_AE" w:bidi="ar_AE"/>
         </w:rPr>
+        <w:t>ἐν πᾶσιν</w:t>
+      </w:r>
+    </w:p>
+    <w:p>
+      <w:pPr>
+        <w:bidi/>
+      </w:pPr>
+      <w:r>
+        <w:rPr>
+          <w:lang w:val="ar_AE" w:bidi="ar_AE"/>
+        </w:rPr>
+      </w:r>
+      <w:r>
+        <w:rPr>
+          <w:b/>
+          <w:lang w:val="ar_AE" w:bidi="ar_AE"/>
+        </w:rPr>
         <w:t>"فِي كُلِّ شَيْءٍ"</w:t>
       </w:r>
     </w:p>
@@ -12268,6 +14087,23 @@
           <w:b/>
           <w:lang w:val="ar_AE" w:bidi="ar_AE"/>
         </w:rPr>
+        <w:t>τὴν διδασκαλίαν τὴν τοῦ Σωτῆρος ἡμῶν, Θεοῦ, κοσμῶσιν</w:t>
+      </w:r>
+    </w:p>
+    <w:p>
+      <w:pPr>
+        <w:bidi/>
+      </w:pPr>
+      <w:r>
+        <w:rPr>
+          <w:lang w:val="ar_AE" w:bidi="ar_AE"/>
+        </w:rPr>
+      </w:r>
+      <w:r>
+        <w:rPr>
+          <w:b/>
+          <w:lang w:val="ar_AE" w:bidi="ar_AE"/>
+        </w:rPr>
         <w:t>"لِكَيْ يُزَيِّنُوا تَعْلِيمَ مُخَلِّصِنَا اللهِ"</w:t>
       </w:r>
     </w:p>
@@ -12354,6 +14190,23 @@
           <w:b/>
           <w:lang w:val="ar_AE" w:bidi="ar_AE"/>
         </w:rPr>
+        <w:t>ἡμῶν</w:t>
+      </w:r>
+    </w:p>
+    <w:p>
+      <w:pPr>
+        <w:bidi/>
+      </w:pPr>
+      <w:r>
+        <w:rPr>
+          <w:lang w:val="ar_AE" w:bidi="ar_AE"/>
+        </w:rPr>
+      </w:r>
+      <w:r>
+        <w:rPr>
+          <w:b/>
+          <w:lang w:val="ar_AE" w:bidi="ar_AE"/>
+        </w:rPr>
         <w:t>"مُخَلِّصِنَا"</w:t>
       </w:r>
     </w:p>
@@ -12475,6 +14328,23 @@
           <w:b/>
           <w:lang w:val="ar_AE" w:bidi="ar_AE"/>
         </w:rPr>
+        <w:t>γὰρ</w:t>
+      </w:r>
+    </w:p>
+    <w:p>
+      <w:pPr>
+        <w:bidi/>
+      </w:pPr>
+      <w:r>
+        <w:rPr>
+          <w:lang w:val="ar_AE" w:bidi="ar_AE"/>
+        </w:rPr>
+      </w:r>
+      <w:r>
+        <w:rPr>
+          <w:b/>
+          <w:lang w:val="ar_AE" w:bidi="ar_AE"/>
+        </w:rPr>
         <w:t>"لأَنَّهُ"</w:t>
       </w:r>
     </w:p>
@@ -12609,6 +14479,23 @@
           <w:b/>
           <w:lang w:val="ar_AE" w:bidi="ar_AE"/>
         </w:rPr>
+        <w:t>ἐπεφάνη &amp; ἡ χάρις τοῦ Θεοῦ</w:t>
+      </w:r>
+    </w:p>
+    <w:p>
+      <w:pPr>
+        <w:bidi/>
+      </w:pPr>
+      <w:r>
+        <w:rPr>
+          <w:lang w:val="ar_AE" w:bidi="ar_AE"/>
+        </w:rPr>
+      </w:r>
+      <w:r>
+        <w:rPr>
+          <w:b/>
+          <w:lang w:val="ar_AE" w:bidi="ar_AE"/>
+        </w:rPr>
         <w:t>"قَدْ ظَهَرَتْ"</w:t>
       </w:r>
       <w:r>
@@ -12743,6 +14630,23 @@
           <w:b/>
           <w:lang w:val="ar_AE" w:bidi="ar_AE"/>
         </w:rPr>
+        <w:t>ἐπεφάνη γὰρ ἡ χάρις τοῦ Θεοῦ σωτήριος πᾶσιν ἀνθρώποις</w:t>
+      </w:r>
+    </w:p>
+    <w:p>
+      <w:pPr>
+        <w:bidi/>
+      </w:pPr>
+      <w:r>
+        <w:rPr>
+          <w:lang w:val="ar_AE" w:bidi="ar_AE"/>
+        </w:rPr>
+      </w:r>
+      <w:r>
+        <w:rPr>
+          <w:b/>
+          <w:lang w:val="ar_AE" w:bidi="ar_AE"/>
+        </w:rPr>
         <w:t>"لأَنَّهُ قَدْ ظَهَرَتْ نِعْمَةُ اللهِ الْمُخَلِّصَةُ، لِجَمِيعِ النَّاسِ"</w:t>
       </w:r>
     </w:p>
@@ -12864,6 +14768,23 @@
           <w:b/>
           <w:lang w:val="ar_AE" w:bidi="ar_AE"/>
         </w:rPr>
+        <w:t>σωτήριος πᾶσιν ἀνθρώποις</w:t>
+      </w:r>
+    </w:p>
+    <w:p>
+      <w:pPr>
+        <w:bidi/>
+      </w:pPr>
+      <w:r>
+        <w:rPr>
+          <w:lang w:val="ar_AE" w:bidi="ar_AE"/>
+        </w:rPr>
+      </w:r>
+      <w:r>
+        <w:rPr>
+          <w:b/>
+          <w:lang w:val="ar_AE" w:bidi="ar_AE"/>
+        </w:rPr>
         <w:t>"الْمُخَلِّصَةُ لِجَمِيعِ النَّاسِ"</w:t>
       </w:r>
     </w:p>
@@ -12998,6 +14919,23 @@
           <w:b/>
           <w:lang w:val="ar_AE" w:bidi="ar_AE"/>
         </w:rPr>
+        <w:t>πᾶσιν ἀνθρώποις</w:t>
+      </w:r>
+    </w:p>
+    <w:p>
+      <w:pPr>
+        <w:bidi/>
+      </w:pPr>
+      <w:r>
+        <w:rPr>
+          <w:lang w:val="ar_AE" w:bidi="ar_AE"/>
+        </w:rPr>
+      </w:r>
+      <w:r>
+        <w:rPr>
+          <w:b/>
+          <w:lang w:val="ar_AE" w:bidi="ar_AE"/>
+        </w:rPr>
         <w:t>"لِجَمِيعِ"</w:t>
       </w:r>
     </w:p>
@@ -13132,6 +15070,23 @@
           <w:b/>
           <w:lang w:val="ar_AE" w:bidi="ar_AE"/>
         </w:rPr>
+        <w:t>παιδεύουσα ἡμᾶς</w:t>
+      </w:r>
+    </w:p>
+    <w:p>
+      <w:pPr>
+        <w:bidi/>
+      </w:pPr>
+      <w:r>
+        <w:rPr>
+          <w:lang w:val="ar_AE" w:bidi="ar_AE"/>
+        </w:rPr>
+      </w:r>
+      <w:r>
+        <w:rPr>
+          <w:b/>
+          <w:lang w:val="ar_AE" w:bidi="ar_AE"/>
+        </w:rPr>
         <w:t>"مُعَلِّمَةً إِيَّانَا"</w:t>
       </w:r>
     </w:p>
@@ -13240,6 +15195,23 @@
           <w:b/>
           <w:lang w:val="ar_AE" w:bidi="ar_AE"/>
         </w:rPr>
+        <w:t>ἡμᾶς</w:t>
+      </w:r>
+    </w:p>
+    <w:p>
+      <w:pPr>
+        <w:bidi/>
+      </w:pPr>
+      <w:r>
+        <w:rPr>
+          <w:lang w:val="ar_AE" w:bidi="ar_AE"/>
+        </w:rPr>
+      </w:r>
+      <w:r>
+        <w:rPr>
+          <w:b/>
+          <w:lang w:val="ar_AE" w:bidi="ar_AE"/>
+        </w:rPr>
         <w:t>"إِيَّانَا"</w:t>
       </w:r>
     </w:p>
@@ -13374,6 +15346,23 @@
           <w:b/>
           <w:lang w:val="ar_AE" w:bidi="ar_AE"/>
         </w:rPr>
+        <w:t>τὴν ἀσέβειαν</w:t>
+      </w:r>
+    </w:p>
+    <w:p>
+      <w:pPr>
+        <w:bidi/>
+      </w:pPr>
+      <w:r>
+        <w:rPr>
+          <w:lang w:val="ar_AE" w:bidi="ar_AE"/>
+        </w:rPr>
+      </w:r>
+      <w:r>
+        <w:rPr>
+          <w:b/>
+          <w:lang w:val="ar_AE" w:bidi="ar_AE"/>
+        </w:rPr>
         <w:t>"الْفُجُورَ"</w:t>
       </w:r>
     </w:p>
@@ -13495,6 +15484,23 @@
           <w:b/>
           <w:lang w:val="ar_AE" w:bidi="ar_AE"/>
         </w:rPr>
+        <w:t>τὰς κοσμικὰς ἐπιθυμίας</w:t>
+      </w:r>
+    </w:p>
+    <w:p>
+      <w:pPr>
+        <w:bidi/>
+      </w:pPr>
+      <w:r>
+        <w:rPr>
+          <w:lang w:val="ar_AE" w:bidi="ar_AE"/>
+        </w:rPr>
+      </w:r>
+      <w:r>
+        <w:rPr>
+          <w:b/>
+          <w:lang w:val="ar_AE" w:bidi="ar_AE"/>
+        </w:rPr>
         <w:t>"وَالشَّهَوَاتِ الْعَالَمِيَّةَ"</w:t>
       </w:r>
     </w:p>
@@ -13616,6 +15622,23 @@
           <w:b/>
           <w:lang w:val="ar_AE" w:bidi="ar_AE"/>
         </w:rPr>
+        <w:t>ἀσέβειαν &amp; εὐσεβῶς</w:t>
+      </w:r>
+    </w:p>
+    <w:p>
+      <w:pPr>
+        <w:bidi/>
+      </w:pPr>
+      <w:r>
+        <w:rPr>
+          <w:lang w:val="ar_AE" w:bidi="ar_AE"/>
+        </w:rPr>
+      </w:r>
+      <w:r>
+        <w:rPr>
+          <w:b/>
+          <w:lang w:val="ar_AE" w:bidi="ar_AE"/>
+        </w:rPr>
         <w:t>"الْفُجُورَ"</w:t>
       </w:r>
       <w:r>
@@ -13715,6 +15738,23 @@
           <w:b/>
           <w:lang w:val="ar_AE" w:bidi="ar_AE"/>
         </w:rPr>
+        <w:t>ἐν τῷ νῦν αἰῶνι</w:t>
+      </w:r>
+    </w:p>
+    <w:p>
+      <w:pPr>
+        <w:bidi/>
+      </w:pPr>
+      <w:r>
+        <w:rPr>
+          <w:lang w:val="ar_AE" w:bidi="ar_AE"/>
+        </w:rPr>
+      </w:r>
+      <w:r>
+        <w:rPr>
+          <w:b/>
+          <w:lang w:val="ar_AE" w:bidi="ar_AE"/>
+        </w:rPr>
         <w:t>"فِي الْعَالَمِ الْحَاضِرِ"</w:t>
       </w:r>
     </w:p>
@@ -13801,6 +15841,23 @@
           <w:b/>
           <w:lang w:val="ar_AE" w:bidi="ar_AE"/>
         </w:rPr>
+        <w:t>προσδεχόμενοι</w:t>
+      </w:r>
+    </w:p>
+    <w:p>
+      <w:pPr>
+        <w:bidi/>
+      </w:pPr>
+      <w:r>
+        <w:rPr>
+          <w:lang w:val="ar_AE" w:bidi="ar_AE"/>
+        </w:rPr>
+      </w:r>
+      <w:r>
+        <w:rPr>
+          <w:b/>
+          <w:lang w:val="ar_AE" w:bidi="ar_AE"/>
+        </w:rPr>
         <w:t>"مُنْتَظِرِينَ"</w:t>
       </w:r>
     </w:p>
@@ -13887,6 +15944,23 @@
           <w:b/>
           <w:lang w:val="ar_AE" w:bidi="ar_AE"/>
         </w:rPr>
+        <w:t>τὴν μακαρίαν ἐλπίδα, καὶ ἐπιφάνειαν τῆς δόξης</w:t>
+      </w:r>
+    </w:p>
+    <w:p>
+      <w:pPr>
+        <w:bidi/>
+      </w:pPr>
+      <w:r>
+        <w:rPr>
+          <w:lang w:val="ar_AE" w:bidi="ar_AE"/>
+        </w:rPr>
+      </w:r>
+      <w:r>
+        <w:rPr>
+          <w:b/>
+          <w:lang w:val="ar_AE" w:bidi="ar_AE"/>
+        </w:rPr>
         <w:t>"الرَّجَاءَ الْمُبَارَكَ وَظُهُورَ مَجْدِ اللهِ الْعَظِيمِ"</w:t>
       </w:r>
     </w:p>
@@ -14047,6 +16121,23 @@
           <w:b/>
           <w:lang w:val="ar_AE" w:bidi="ar_AE"/>
         </w:rPr>
+        <w:t>τὴν μακαρίαν ἐλπίδα, καὶ ἐπιφάνειαν τῆς δόξης</w:t>
+      </w:r>
+    </w:p>
+    <w:p>
+      <w:pPr>
+        <w:bidi/>
+      </w:pPr>
+      <w:r>
+        <w:rPr>
+          <w:lang w:val="ar_AE" w:bidi="ar_AE"/>
+        </w:rPr>
+      </w:r>
+      <w:r>
+        <w:rPr>
+          <w:b/>
+          <w:lang w:val="ar_AE" w:bidi="ar_AE"/>
+        </w:rPr>
         <w:t>"الرَّجَاءَ الْمُبَارَكَ وَظُهُورَ مَجْدِ اللهِ الْعَظِيمِ"</w:t>
       </w:r>
     </w:p>
@@ -14197,6 +16288,23 @@
           <w:b/>
           <w:lang w:val="ar_AE" w:bidi="ar_AE"/>
         </w:rPr>
+        <w:t>τὴν μακαρίαν ἐλπίδα, καὶ ἐπιφάνειαν τῆς δόξης τοῦ μεγάλου Θεοῦ καὶ Σωτῆρος ἡμῶν, Ἰησοῦ Χριστοῦ</w:t>
+      </w:r>
+    </w:p>
+    <w:p>
+      <w:pPr>
+        <w:bidi/>
+      </w:pPr>
+      <w:r>
+        <w:rPr>
+          <w:lang w:val="ar_AE" w:bidi="ar_AE"/>
+        </w:rPr>
+      </w:r>
+      <w:r>
+        <w:rPr>
+          <w:b/>
+          <w:lang w:val="ar_AE" w:bidi="ar_AE"/>
+        </w:rPr>
         <w:t>"الرَّجَاءَ الْمُبَارَكَ وَظُهُورَ مَجْدِ اللهِ الْعَظِيمِ وَمُخَلِّصِنَا يَسُوعَ الْمَسِيحِ"</w:t>
       </w:r>
     </w:p>
@@ -14344,6 +16452,23 @@
           <w:b/>
           <w:lang w:val="ar_AE" w:bidi="ar_AE"/>
         </w:rPr>
+        <w:t>τοῦ μεγάλου Θεοῦ καὶ Σωτῆρος ἡμῶν, Ἰησοῦ Χριστοῦ</w:t>
+      </w:r>
+    </w:p>
+    <w:p>
+      <w:pPr>
+        <w:bidi/>
+      </w:pPr>
+      <w:r>
+        <w:rPr>
+          <w:lang w:val="ar_AE" w:bidi="ar_AE"/>
+        </w:rPr>
+      </w:r>
+      <w:r>
+        <w:rPr>
+          <w:b/>
+          <w:lang w:val="ar_AE" w:bidi="ar_AE"/>
+        </w:rPr>
         <w:t>"اللهِ الْعَظِيمِ وَمُخَلِّصِنَا يَسُوعَ الْمَسِيحِ"</w:t>
       </w:r>
     </w:p>
@@ -14485,6 +16610,23 @@
           <w:b/>
           <w:lang w:val="ar_AE" w:bidi="ar_AE"/>
         </w:rPr>
+        <w:t>ὃς ἔδωκεν ἑαυτὸν ὑπὲρ ἡμῶν</w:t>
+      </w:r>
+    </w:p>
+    <w:p>
+      <w:pPr>
+        <w:bidi/>
+      </w:pPr>
+      <w:r>
+        <w:rPr>
+          <w:lang w:val="ar_AE" w:bidi="ar_AE"/>
+        </w:rPr>
+      </w:r>
+      <w:r>
+        <w:rPr>
+          <w:b/>
+          <w:lang w:val="ar_AE" w:bidi="ar_AE"/>
+        </w:rPr>
         <w:t>"الَّذِي بَذَلَ نَفْسَهُ لأَجْلِنَا"</w:t>
       </w:r>
     </w:p>
@@ -14593,6 +16735,23 @@
           <w:b/>
           <w:lang w:val="ar_AE" w:bidi="ar_AE"/>
         </w:rPr>
+        <w:t>ἡμῶν</w:t>
+      </w:r>
+    </w:p>
+    <w:p>
+      <w:pPr>
+        <w:bidi/>
+      </w:pPr>
+      <w:r>
+        <w:rPr>
+          <w:lang w:val="ar_AE" w:bidi="ar_AE"/>
+        </w:rPr>
+      </w:r>
+      <w:r>
+        <w:rPr>
+          <w:b/>
+          <w:lang w:val="ar_AE" w:bidi="ar_AE"/>
+        </w:rPr>
         <w:t>"لأَجْلِنَا"</w:t>
       </w:r>
     </w:p>
@@ -14714,6 +16873,23 @@
           <w:b/>
           <w:lang w:val="ar_AE" w:bidi="ar_AE"/>
         </w:rPr>
+        <w:t>λυτρώσηται ἡμᾶς ἀπὸ πάσης ἀνομίας</w:t>
+      </w:r>
+    </w:p>
+    <w:p>
+      <w:pPr>
+        <w:bidi/>
+      </w:pPr>
+      <w:r>
+        <w:rPr>
+          <w:lang w:val="ar_AE" w:bidi="ar_AE"/>
+        </w:rPr>
+      </w:r>
+      <w:r>
+        <w:rPr>
+          <w:b/>
+          <w:lang w:val="ar_AE" w:bidi="ar_AE"/>
+        </w:rPr>
         <w:t>"يَفْدِيَنَا مِنْ كُلِّ إِثْمٍ"</w:t>
       </w:r>
     </w:p>
@@ -14835,6 +17011,23 @@
           <w:b/>
           <w:lang w:val="ar_AE" w:bidi="ar_AE"/>
         </w:rPr>
+        <w:t>ἡμᾶς</w:t>
+      </w:r>
+    </w:p>
+    <w:p>
+      <w:pPr>
+        <w:bidi/>
+      </w:pPr>
+      <w:r>
+        <w:rPr>
+          <w:lang w:val="ar_AE" w:bidi="ar_AE"/>
+        </w:rPr>
+      </w:r>
+      <w:r>
+        <w:rPr>
+          <w:b/>
+          <w:lang w:val="ar_AE" w:bidi="ar_AE"/>
+        </w:rPr>
         <w:t>"يَفْدِيَنَا"</w:t>
       </w:r>
     </w:p>
@@ -14956,6 +17149,23 @@
           <w:b/>
           <w:lang w:val="ar_AE" w:bidi="ar_AE"/>
         </w:rPr>
+        <w:t>λαὸν περιούσιον</w:t>
+      </w:r>
+    </w:p>
+    <w:p>
+      <w:pPr>
+        <w:bidi/>
+      </w:pPr>
+      <w:r>
+        <w:rPr>
+          <w:lang w:val="ar_AE" w:bidi="ar_AE"/>
+        </w:rPr>
+      </w:r>
+      <w:r>
+        <w:rPr>
+          <w:b/>
+          <w:lang w:val="ar_AE" w:bidi="ar_AE"/>
+        </w:rPr>
         <w:t>"لِنَفْسِهِ شَعْبًا خَاصًّا"</w:t>
       </w:r>
     </w:p>
@@ -15064,6 +17274,23 @@
           <w:b/>
           <w:lang w:val="ar_AE" w:bidi="ar_AE"/>
         </w:rPr>
+        <w:t>ζηλωτὴν καλῶν ἔργων</w:t>
+      </w:r>
+    </w:p>
+    <w:p>
+      <w:pPr>
+        <w:bidi/>
+      </w:pPr>
+      <w:r>
+        <w:rPr>
+          <w:lang w:val="ar_AE" w:bidi="ar_AE"/>
+        </w:rPr>
+      </w:r>
+      <w:r>
+        <w:rPr>
+          <w:b/>
+          <w:lang w:val="ar_AE" w:bidi="ar_AE"/>
+        </w:rPr>
         <w:t>"غَيُورًا فِي أَعْمَال حَسَنَةٍ"</w:t>
       </w:r>
     </w:p>
@@ -15150,6 +17377,23 @@
           <w:b/>
           <w:lang w:val="ar_AE" w:bidi="ar_AE"/>
         </w:rPr>
+        <w:t>ταῦτα</w:t>
+      </w:r>
+    </w:p>
+    <w:p>
+      <w:pPr>
+        <w:bidi/>
+      </w:pPr>
+      <w:r>
+        <w:rPr>
+          <w:lang w:val="ar_AE" w:bidi="ar_AE"/>
+        </w:rPr>
+      </w:r>
+      <w:r>
+        <w:rPr>
+          <w:b/>
+          <w:lang w:val="ar_AE" w:bidi="ar_AE"/>
+        </w:rPr>
         <w:t>"بِهذِهِ"</w:t>
       </w:r>
     </w:p>
@@ -15271,6 +17515,23 @@
           <w:b/>
           <w:lang w:val="ar_AE" w:bidi="ar_AE"/>
         </w:rPr>
+        <w:t>παρακάλει</w:t>
+      </w:r>
+    </w:p>
+    <w:p>
+      <w:pPr>
+        <w:bidi/>
+      </w:pPr>
+      <w:r>
+        <w:rPr>
+          <w:lang w:val="ar_AE" w:bidi="ar_AE"/>
+        </w:rPr>
+      </w:r>
+      <w:r>
+        <w:rPr>
+          <w:b/>
+          <w:lang w:val="ar_AE" w:bidi="ar_AE"/>
+        </w:rPr>
         <w:t>"وَعِظْ"</w:t>
       </w:r>
     </w:p>
@@ -15392,6 +17653,23 @@
           <w:b/>
           <w:lang w:val="ar_AE" w:bidi="ar_AE"/>
         </w:rPr>
+        <w:t>ἔλεγχε, μετὰ πάσης ἐπιταγῆς</w:t>
+      </w:r>
+    </w:p>
+    <w:p>
+      <w:pPr>
+        <w:bidi/>
+      </w:pPr>
+      <w:r>
+        <w:rPr>
+          <w:lang w:val="ar_AE" w:bidi="ar_AE"/>
+        </w:rPr>
+      </w:r>
+      <w:r>
+        <w:rPr>
+          <w:b/>
+          <w:lang w:val="ar_AE" w:bidi="ar_AE"/>
+        </w:rPr>
         <w:t>"وَوَبِّخْ بِكُلِّ سُلْطَانٍ"</w:t>
       </w:r>
     </w:p>
@@ -15513,6 +17791,23 @@
           <w:b/>
           <w:lang w:val="ar_AE" w:bidi="ar_AE"/>
         </w:rPr>
+        <w:t>μετὰ πάσης ἐπιταγῆς</w:t>
+      </w:r>
+    </w:p>
+    <w:p>
+      <w:pPr>
+        <w:bidi/>
+      </w:pPr>
+      <w:r>
+        <w:rPr>
+          <w:lang w:val="ar_AE" w:bidi="ar_AE"/>
+        </w:rPr>
+      </w:r>
+      <w:r>
+        <w:rPr>
+          <w:b/>
+          <w:lang w:val="ar_AE" w:bidi="ar_AE"/>
+        </w:rPr>
         <w:t>"بِكُلِّ سُلْطَانٍ"</w:t>
       </w:r>
     </w:p>
@@ -15634,6 +17929,23 @@
           <w:b/>
           <w:lang w:val="ar_AE" w:bidi="ar_AE"/>
         </w:rPr>
+        <w:t>μηδείς σου περιφρονείτω</w:t>
+      </w:r>
+    </w:p>
+    <w:p>
+      <w:pPr>
+        <w:bidi/>
+      </w:pPr>
+      <w:r>
+        <w:rPr>
+          <w:lang w:val="ar_AE" w:bidi="ar_AE"/>
+        </w:rPr>
+      </w:r>
+      <w:r>
+        <w:rPr>
+          <w:b/>
+          <w:lang w:val="ar_AE" w:bidi="ar_AE"/>
+        </w:rPr>
         <w:t>"لا يَسْتَهِنْ بِكَ أَحَدٌ"</w:t>
       </w:r>
     </w:p>
@@ -15720,6 +18032,23 @@
           <w:b/>
           <w:lang w:val="ar_AE" w:bidi="ar_AE"/>
         </w:rPr>
+        <w:t>μηδείς σου περιφρονείτω</w:t>
+      </w:r>
+    </w:p>
+    <w:p>
+      <w:pPr>
+        <w:bidi/>
+      </w:pPr>
+      <w:r>
+        <w:rPr>
+          <w:lang w:val="ar_AE" w:bidi="ar_AE"/>
+        </w:rPr>
+      </w:r>
+      <w:r>
+        <w:rPr>
+          <w:b/>
+          <w:lang w:val="ar_AE" w:bidi="ar_AE"/>
+        </w:rPr>
         <w:t>"لاَ يَسْتَهِنْ بِكَ أَحَدٌ"</w:t>
       </w:r>
     </w:p>
@@ -15828,6 +18157,23 @@
           <w:b/>
           <w:lang w:val="ar_AE" w:bidi="ar_AE"/>
         </w:rPr>
+        <w:t>μηδείς σου περιφρονείτω</w:t>
+      </w:r>
+    </w:p>
+    <w:p>
+      <w:pPr>
+        <w:bidi/>
+      </w:pPr>
+      <w:r>
+        <w:rPr>
+          <w:lang w:val="ar_AE" w:bidi="ar_AE"/>
+        </w:rPr>
+      </w:r>
+      <w:r>
+        <w:rPr>
+          <w:b/>
+          <w:lang w:val="ar_AE" w:bidi="ar_AE"/>
+        </w:rPr>
         <w:t>"لاَ يَسْتَهِنْ بِكَ أَحَدٌ"</w:t>
       </w:r>
     </w:p>
@@ -16105,6 +18451,23 @@
           <w:b/>
           <w:lang w:val="ar_AE" w:bidi="ar_AE"/>
         </w:rPr>
+        <w:t>ὑπομίμνῃσκε αὐτοὺς &amp; ὑποτάσσεσθαι</w:t>
+      </w:r>
+    </w:p>
+    <w:p>
+      <w:pPr>
+        <w:bidi/>
+      </w:pPr>
+      <w:r>
+        <w:rPr>
+          <w:lang w:val="ar_AE" w:bidi="ar_AE"/>
+        </w:rPr>
+      </w:r>
+      <w:r>
+        <w:rPr>
+          <w:b/>
+          <w:lang w:val="ar_AE" w:bidi="ar_AE"/>
+        </w:rPr>
         <w:t>"ذَكِّرْهُمْ"</w:t>
       </w:r>
       <w:r>
@@ -16204,6 +18567,23 @@
           <w:b/>
           <w:lang w:val="ar_AE" w:bidi="ar_AE"/>
         </w:rPr>
+        <w:t>ἀρχαῖς, ἐξουσίαις, ὑποτάσσεσθαι, πειθαρχεῖν</w:t>
+      </w:r>
+    </w:p>
+    <w:p>
+      <w:pPr>
+        <w:bidi/>
+      </w:pPr>
+      <w:r>
+        <w:rPr>
+          <w:lang w:val="ar_AE" w:bidi="ar_AE"/>
+        </w:rPr>
+      </w:r>
+      <w:r>
+        <w:rPr>
+          <w:b/>
+          <w:lang w:val="ar_AE" w:bidi="ar_AE"/>
+        </w:rPr>
         <w:t>"أَنْ يَخْضَعُوا لِلرِّيَاسَاتِ وَالسَّلاَطِينِ، وَيُطِيعُوا"</w:t>
       </w:r>
     </w:p>
@@ -16322,6 +18702,23 @@
           <w:b/>
           <w:lang w:val="ar_AE" w:bidi="ar_AE"/>
         </w:rPr>
+        <w:t>ἀρχαῖς, ἐξουσίαις</w:t>
+      </w:r>
+    </w:p>
+    <w:p>
+      <w:pPr>
+        <w:bidi/>
+      </w:pPr>
+      <w:r>
+        <w:rPr>
+          <w:lang w:val="ar_AE" w:bidi="ar_AE"/>
+        </w:rPr>
+      </w:r>
+      <w:r>
+        <w:rPr>
+          <w:b/>
+          <w:lang w:val="ar_AE" w:bidi="ar_AE"/>
+        </w:rPr>
         <w:t>"لِلرِّيَاسَاتِ وَالسَّلاَطِينِ"</w:t>
       </w:r>
     </w:p>
@@ -16440,6 +18837,23 @@
           <w:b/>
           <w:lang w:val="ar_AE" w:bidi="ar_AE"/>
         </w:rPr>
+        <w:t>πρὸς πᾶν ἔργον ἀγαθὸν ἑτοίμους εἶναι</w:t>
+      </w:r>
+    </w:p>
+    <w:p>
+      <w:pPr>
+        <w:bidi/>
+      </w:pPr>
+      <w:r>
+        <w:rPr>
+          <w:lang w:val="ar_AE" w:bidi="ar_AE"/>
+        </w:rPr>
+      </w:r>
+      <w:r>
+        <w:rPr>
+          <w:b/>
+          <w:lang w:val="ar_AE" w:bidi="ar_AE"/>
+        </w:rPr>
         <w:t>"وَيَكُونُوا مُسْتَعِدِّينَ لِكُلِّ عَمَل صَالِحٍ"</w:t>
       </w:r>
     </w:p>
@@ -16526,6 +18940,23 @@
           <w:b/>
           <w:lang w:val="ar_AE" w:bidi="ar_AE"/>
         </w:rPr>
+        <w:t>βλασφημεῖν</w:t>
+      </w:r>
+    </w:p>
+    <w:p>
+      <w:pPr>
+        <w:bidi/>
+      </w:pPr>
+      <w:r>
+        <w:rPr>
+          <w:lang w:val="ar_AE" w:bidi="ar_AE"/>
+        </w:rPr>
+      </w:r>
+      <w:r>
+        <w:rPr>
+          <w:b/>
+          <w:lang w:val="ar_AE" w:bidi="ar_AE"/>
+        </w:rPr>
         <w:t>"يَطْعَنُوا"</w:t>
       </w:r>
     </w:p>
@@ -16612,6 +19043,23 @@
           <w:b/>
           <w:lang w:val="ar_AE" w:bidi="ar_AE"/>
         </w:rPr>
+        <w:t>ἀμάχους εἶναι</w:t>
+      </w:r>
+    </w:p>
+    <w:p>
+      <w:pPr>
+        <w:bidi/>
+      </w:pPr>
+      <w:r>
+        <w:rPr>
+          <w:lang w:val="ar_AE" w:bidi="ar_AE"/>
+        </w:rPr>
+      </w:r>
+      <w:r>
+        <w:rPr>
+          <w:b/>
+          <w:lang w:val="ar_AE" w:bidi="ar_AE"/>
+        </w:rPr>
         <w:t>"وَيَكُونُوا غَيْرَ مُخَاصِمِينَ"</w:t>
       </w:r>
     </w:p>
@@ -16730,6 +19178,23 @@
           <w:b/>
           <w:lang w:val="ar_AE" w:bidi="ar_AE"/>
         </w:rPr>
+        <w:t>πᾶσαν ἐνδεικνυμένους πραΰτητα</w:t>
+      </w:r>
+    </w:p>
+    <w:p>
+      <w:pPr>
+        <w:bidi/>
+      </w:pPr>
+      <w:r>
+        <w:rPr>
+          <w:lang w:val="ar_AE" w:bidi="ar_AE"/>
+        </w:rPr>
+      </w:r>
+      <w:r>
+        <w:rPr>
+          <w:b/>
+          <w:lang w:val="ar_AE" w:bidi="ar_AE"/>
+        </w:rPr>
         <w:t>"مُظْهِرِينَ كُلَّ وَدَاعَةٍ"</w:t>
       </w:r>
     </w:p>
@@ -16835,6 +19300,23 @@
           <w:b/>
           <w:lang w:val="ar_AE" w:bidi="ar_AE"/>
         </w:rPr>
+        <w:t>πρὸς πάντας ἀνθρώπους</w:t>
+      </w:r>
+    </w:p>
+    <w:p>
+      <w:pPr>
+        <w:bidi/>
+      </w:pPr>
+      <w:r>
+        <w:rPr>
+          <w:lang w:val="ar_AE" w:bidi="ar_AE"/>
+        </w:rPr>
+      </w:r>
+      <w:r>
+        <w:rPr>
+          <w:b/>
+          <w:lang w:val="ar_AE" w:bidi="ar_AE"/>
+        </w:rPr>
         <w:t>"لِجَمِيعِ النَّاسِ"</w:t>
       </w:r>
     </w:p>
@@ -16956,6 +19438,23 @@
           <w:b/>
           <w:lang w:val="ar_AE" w:bidi="ar_AE"/>
         </w:rPr>
+        <w:t>ἦμεν γάρ ποτε καὶ ἡμεῖς</w:t>
+      </w:r>
+    </w:p>
+    <w:p>
+      <w:pPr>
+        <w:bidi/>
+      </w:pPr>
+      <w:r>
+        <w:rPr>
+          <w:lang w:val="ar_AE" w:bidi="ar_AE"/>
+        </w:rPr>
+      </w:r>
+      <w:r>
+        <w:rPr>
+          <w:b/>
+          <w:lang w:val="ar_AE" w:bidi="ar_AE"/>
+        </w:rPr>
         <w:t>"لأَنَّنَا كُنَّا نَحْنُ أَيْضًا قَبْلًا"</w:t>
       </w:r>
     </w:p>
@@ -17074,6 +19573,23 @@
           <w:b/>
           <w:lang w:val="ar_AE" w:bidi="ar_AE"/>
         </w:rPr>
+        <w:t>ποτε</w:t>
+      </w:r>
+    </w:p>
+    <w:p>
+      <w:pPr>
+        <w:bidi/>
+      </w:pPr>
+      <w:r>
+        <w:rPr>
+          <w:lang w:val="ar_AE" w:bidi="ar_AE"/>
+        </w:rPr>
+      </w:r>
+      <w:r>
+        <w:rPr>
+          <w:b/>
+          <w:lang w:val="ar_AE" w:bidi="ar_AE"/>
+        </w:rPr>
         <w:t>"قَبْلًا"</w:t>
       </w:r>
     </w:p>
@@ -17144,6 +19660,23 @@
           <w:b/>
           <w:lang w:val="ar_AE" w:bidi="ar_AE"/>
         </w:rPr>
+        <w:t>ἡμεῖς</w:t>
+      </w:r>
+    </w:p>
+    <w:p>
+      <w:pPr>
+        <w:bidi/>
+      </w:pPr>
+      <w:r>
+        <w:rPr>
+          <w:lang w:val="ar_AE" w:bidi="ar_AE"/>
+        </w:rPr>
+      </w:r>
+      <w:r>
+        <w:rPr>
+          <w:b/>
+          <w:lang w:val="ar_AE" w:bidi="ar_AE"/>
+        </w:rPr>
         <w:t>"نَحْنُ"</w:t>
       </w:r>
     </w:p>
@@ -17249,6 +19782,23 @@
           <w:b/>
           <w:lang w:val="ar_AE" w:bidi="ar_AE"/>
         </w:rPr>
+        <w:t>ἦμεν &amp; ἀνόητοι</w:t>
+      </w:r>
+    </w:p>
+    <w:p>
+      <w:pPr>
+        <w:bidi/>
+      </w:pPr>
+      <w:r>
+        <w:rPr>
+          <w:lang w:val="ar_AE" w:bidi="ar_AE"/>
+        </w:rPr>
+      </w:r>
+      <w:r>
+        <w:rPr>
+          <w:b/>
+          <w:lang w:val="ar_AE" w:bidi="ar_AE"/>
+        </w:rPr>
         <w:t>"كُنَّا"</w:t>
       </w:r>
       <w:r>
@@ -17348,6 +19898,23 @@
           <w:b/>
           <w:lang w:val="ar_AE" w:bidi="ar_AE"/>
         </w:rPr>
+        <w:t>πλανώμενοι, δουλεύοντες ἐπιθυμίαις καὶ ἡδοναῖς ποικίλαις</w:t>
+      </w:r>
+    </w:p>
+    <w:p>
+      <w:pPr>
+        <w:bidi/>
+      </w:pPr>
+      <w:r>
+        <w:rPr>
+          <w:lang w:val="ar_AE" w:bidi="ar_AE"/>
+        </w:rPr>
+      </w:r>
+      <w:r>
+        <w:rPr>
+          <w:b/>
+          <w:lang w:val="ar_AE" w:bidi="ar_AE"/>
+        </w:rPr>
         <w:t>"ضَالِّينَ، مُسْتَعْبَدِينَ لِشَهَوَاتٍ وَلَذَّاتٍ مُخْتَلِفَةٍ"</w:t>
       </w:r>
     </w:p>
@@ -17466,6 +20033,23 @@
           <w:b/>
           <w:lang w:val="ar_AE" w:bidi="ar_AE"/>
         </w:rPr>
+        <w:t>πλανώμενοι, δουλεύοντες ἐπιθυμίαις καὶ ἡδοναῖς ποικίλαις</w:t>
+      </w:r>
+    </w:p>
+    <w:p>
+      <w:pPr>
+        <w:bidi/>
+      </w:pPr>
+      <w:r>
+        <w:rPr>
+          <w:lang w:val="ar_AE" w:bidi="ar_AE"/>
+        </w:rPr>
+      </w:r>
+      <w:r>
+        <w:rPr>
+          <w:b/>
+          <w:lang w:val="ar_AE" w:bidi="ar_AE"/>
+        </w:rPr>
         <w:t>"ضَالِّينَ، مُسْتَعْبَدِينَ لِشَهَوَاتٍ وَلَذَّاتٍ مُخْتَلِفَةٍ"</w:t>
       </w:r>
     </w:p>
@@ -17558,6 +20142,23 @@
           <w:b/>
           <w:lang w:val="ar_AE" w:bidi="ar_AE"/>
         </w:rPr>
+        <w:t>ἐπιθυμίαις καὶ ἡδοναῖς ποικίλαις</w:t>
+      </w:r>
+    </w:p>
+    <w:p>
+      <w:pPr>
+        <w:bidi/>
+      </w:pPr>
+      <w:r>
+        <w:rPr>
+          <w:lang w:val="ar_AE" w:bidi="ar_AE"/>
+        </w:rPr>
+      </w:r>
+      <w:r>
+        <w:rPr>
+          <w:b/>
+          <w:lang w:val="ar_AE" w:bidi="ar_AE"/>
+        </w:rPr>
         <w:t>"لِشَهَوَاتٍ وَلَذَّاتٍ مُخْتَلِفَةٍ"</w:t>
       </w:r>
     </w:p>
@@ -17692,6 +20293,23 @@
           <w:b/>
           <w:lang w:val="ar_AE" w:bidi="ar_AE"/>
         </w:rPr>
+        <w:t>ἐν κακίᾳ καὶ φθόνῳ διάγοντες</w:t>
+      </w:r>
+    </w:p>
+    <w:p>
+      <w:pPr>
+        <w:bidi/>
+      </w:pPr>
+      <w:r>
+        <w:rPr>
+          <w:lang w:val="ar_AE" w:bidi="ar_AE"/>
+        </w:rPr>
+      </w:r>
+      <w:r>
+        <w:rPr>
+          <w:b/>
+          <w:lang w:val="ar_AE" w:bidi="ar_AE"/>
+        </w:rPr>
         <w:t>"عَائِشِينَ فِي الْخُبْثِ وَالْحَسَدِ"</w:t>
       </w:r>
     </w:p>
@@ -17875,6 +20493,23 @@
           <w:b/>
           <w:lang w:val="ar_AE" w:bidi="ar_AE"/>
         </w:rPr>
+        <w:t>στυγητοί</w:t>
+      </w:r>
+    </w:p>
+    <w:p>
+      <w:pPr>
+        <w:bidi/>
+      </w:pPr>
+      <w:r>
+        <w:rPr>
+          <w:lang w:val="ar_AE" w:bidi="ar_AE"/>
+        </w:rPr>
+      </w:r>
+      <w:r>
+        <w:rPr>
+          <w:b/>
+          <w:lang w:val="ar_AE" w:bidi="ar_AE"/>
+        </w:rPr>
         <w:t>"مَمْقُوتِينَ"</w:t>
       </w:r>
     </w:p>
@@ -17961,6 +20596,23 @@
           <w:b/>
           <w:lang w:val="ar_AE" w:bidi="ar_AE"/>
         </w:rPr>
+        <w:t>δὲ</w:t>
+      </w:r>
+    </w:p>
+    <w:p>
+      <w:pPr>
+        <w:bidi/>
+      </w:pPr>
+      <w:r>
+        <w:rPr>
+          <w:lang w:val="ar_AE" w:bidi="ar_AE"/>
+        </w:rPr>
+      </w:r>
+      <w:r>
+        <w:rPr>
+          <w:b/>
+          <w:lang w:val="ar_AE" w:bidi="ar_AE"/>
+        </w:rPr>
         <w:t>"وَلكِنْ"</w:t>
       </w:r>
     </w:p>
@@ -18066,6 +20718,23 @@
           <w:b/>
           <w:lang w:val="ar_AE" w:bidi="ar_AE"/>
         </w:rPr>
+        <w:t>ὅτε &amp; ἡ χρηστότης καὶ ἡ φιλανθρωπία ἐπεφάνη τοῦ Σωτῆρος ἡμῶν, Θεοῦ</w:t>
+      </w:r>
+    </w:p>
+    <w:p>
+      <w:pPr>
+        <w:bidi/>
+      </w:pPr>
+      <w:r>
+        <w:rPr>
+          <w:lang w:val="ar_AE" w:bidi="ar_AE"/>
+        </w:rPr>
+      </w:r>
+      <w:r>
+        <w:rPr>
+          <w:b/>
+          <w:lang w:val="ar_AE" w:bidi="ar_AE"/>
+        </w:rPr>
         <w:t>"حِينَ"</w:t>
       </w:r>
       <w:r>
@@ -18197,6 +20866,23 @@
           <w:b/>
           <w:lang w:val="ar_AE" w:bidi="ar_AE"/>
         </w:rPr>
+        <w:t>ὅτε &amp; ἡ χρηστότης καὶ ἡ φιλανθρωπία ἐπεφάνη τοῦ Σωτῆρος ἡμῶν, Θεοῦ</w:t>
+      </w:r>
+    </w:p>
+    <w:p>
+      <w:pPr>
+        <w:bidi/>
+      </w:pPr>
+      <w:r>
+        <w:rPr>
+          <w:lang w:val="ar_AE" w:bidi="ar_AE"/>
+        </w:rPr>
+      </w:r>
+      <w:r>
+        <w:rPr>
+          <w:b/>
+          <w:lang w:val="ar_AE" w:bidi="ar_AE"/>
+        </w:rPr>
         <w:t>"حِينَ"</w:t>
       </w:r>
       <w:r>
@@ -18328,6 +21014,23 @@
           <w:b/>
           <w:lang w:val="ar_AE" w:bidi="ar_AE"/>
         </w:rPr>
+        <w:t>ἡμῶν</w:t>
+      </w:r>
+    </w:p>
+    <w:p>
+      <w:pPr>
+        <w:bidi/>
+      </w:pPr>
+      <w:r>
+        <w:rPr>
+          <w:lang w:val="ar_AE" w:bidi="ar_AE"/>
+        </w:rPr>
+      </w:r>
+      <w:r>
+        <w:rPr>
+          <w:b/>
+          <w:lang w:val="ar_AE" w:bidi="ar_AE"/>
+        </w:rPr>
         <w:t>"مُخَلِّصِنَا"</w:t>
       </w:r>
     </w:p>
@@ -18433,6 +21136,23 @@
           <w:b/>
           <w:lang w:val="ar_AE" w:bidi="ar_AE"/>
         </w:rPr>
+        <w:t>ἔργων τῶν ἐν δικαιοσύνῃ</w:t>
+      </w:r>
+    </w:p>
+    <w:p>
+      <w:pPr>
+        <w:bidi/>
+      </w:pPr>
+      <w:r>
+        <w:rPr>
+          <w:lang w:val="ar_AE" w:bidi="ar_AE"/>
+        </w:rPr>
+      </w:r>
+      <w:r>
+        <w:rPr>
+          <w:b/>
+          <w:lang w:val="ar_AE" w:bidi="ar_AE"/>
+        </w:rPr>
         <w:t>"بِأَعْمَال فِي بِرّ"</w:t>
       </w:r>
     </w:p>
@@ -18538,6 +21258,23 @@
           <w:b/>
           <w:lang w:val="ar_AE" w:bidi="ar_AE"/>
         </w:rPr>
+        <w:t>κατὰ τὸ αὐτοῦ ἔλεος</w:t>
+      </w:r>
+    </w:p>
+    <w:p>
+      <w:pPr>
+        <w:bidi/>
+      </w:pPr>
+      <w:r>
+        <w:rPr>
+          <w:lang w:val="ar_AE" w:bidi="ar_AE"/>
+        </w:rPr>
+      </w:r>
+      <w:r>
+        <w:rPr>
+          <w:b/>
+          <w:lang w:val="ar_AE" w:bidi="ar_AE"/>
+        </w:rPr>
         <w:t>"بِمُقْتَضَى رَحْمَتِهِ"</w:t>
       </w:r>
     </w:p>
@@ -18643,6 +21380,23 @@
           <w:b/>
           <w:lang w:val="ar_AE" w:bidi="ar_AE"/>
         </w:rPr>
+        <w:t>λουτροῦ παλινγενεσίας</w:t>
+      </w:r>
+    </w:p>
+    <w:p>
+      <w:pPr>
+        <w:bidi/>
+      </w:pPr>
+      <w:r>
+        <w:rPr>
+          <w:lang w:val="ar_AE" w:bidi="ar_AE"/>
+        </w:rPr>
+      </w:r>
+      <w:r>
+        <w:rPr>
+          <w:b/>
+          <w:lang w:val="ar_AE" w:bidi="ar_AE"/>
+        </w:rPr>
         <w:t>"بِغُسْلِ"</w:t>
       </w:r>
     </w:p>
@@ -18761,6 +21515,23 @@
           <w:b/>
           <w:lang w:val="ar_AE" w:bidi="ar_AE"/>
         </w:rPr>
+        <w:t>οὗ ἐξέχεεν ἐφ’ ἡμᾶς πλουσίως,</w:t>
+      </w:r>
+    </w:p>
+    <w:p>
+      <w:pPr>
+        <w:bidi/>
+      </w:pPr>
+      <w:r>
+        <w:rPr>
+          <w:lang w:val="ar_AE" w:bidi="ar_AE"/>
+        </w:rPr>
+      </w:r>
+      <w:r>
+        <w:rPr>
+          <w:b/>
+          <w:lang w:val="ar_AE" w:bidi="ar_AE"/>
+        </w:rPr>
         <w:t>"الَّذِي سَكَبَهُ بِغِنًى عَلَيْنَا"</w:t>
       </w:r>
     </w:p>
@@ -18853,6 +21624,23 @@
           <w:b/>
           <w:lang w:val="ar_AE" w:bidi="ar_AE"/>
         </w:rPr>
+        <w:t>ἡμᾶς</w:t>
+      </w:r>
+    </w:p>
+    <w:p>
+      <w:pPr>
+        <w:bidi/>
+      </w:pPr>
+      <w:r>
+        <w:rPr>
+          <w:lang w:val="ar_AE" w:bidi="ar_AE"/>
+        </w:rPr>
+      </w:r>
+      <w:r>
+        <w:rPr>
+          <w:b/>
+          <w:lang w:val="ar_AE" w:bidi="ar_AE"/>
+        </w:rPr>
         <w:t>"عَلَيْنَا"</w:t>
       </w:r>
     </w:p>
@@ -18958,6 +21746,23 @@
           <w:b/>
           <w:lang w:val="ar_AE" w:bidi="ar_AE"/>
         </w:rPr>
+        <w:t>διὰ Ἰησοῦ Χριστοῦ, τοῦ Σωτῆρος ἡμῶν</w:t>
+      </w:r>
+    </w:p>
+    <w:p>
+      <w:pPr>
+        <w:bidi/>
+      </w:pPr>
+      <w:r>
+        <w:rPr>
+          <w:lang w:val="ar_AE" w:bidi="ar_AE"/>
+        </w:rPr>
+      </w:r>
+      <w:r>
+        <w:rPr>
+          <w:b/>
+          <w:lang w:val="ar_AE" w:bidi="ar_AE"/>
+        </w:rPr>
         <w:t>"بِيَسُوعَ الْمَسِيحِ مُخَلِّصِنَا"</w:t>
       </w:r>
     </w:p>
@@ -19044,6 +21849,23 @@
           <w:b/>
           <w:lang w:val="ar_AE" w:bidi="ar_AE"/>
         </w:rPr>
+        <w:t>ἡμῶν</w:t>
+      </w:r>
+    </w:p>
+    <w:p>
+      <w:pPr>
+        <w:bidi/>
+      </w:pPr>
+      <w:r>
+        <w:rPr>
+          <w:lang w:val="ar_AE" w:bidi="ar_AE"/>
+        </w:rPr>
+      </w:r>
+      <w:r>
+        <w:rPr>
+          <w:b/>
+          <w:lang w:val="ar_AE" w:bidi="ar_AE"/>
+        </w:rPr>
         <w:t>"مُخَلِّصِنَا"</w:t>
       </w:r>
     </w:p>
@@ -19165,6 +21987,23 @@
           <w:b/>
           <w:lang w:val="ar_AE" w:bidi="ar_AE"/>
         </w:rPr>
+        <w:t>ἵνα</w:t>
+      </w:r>
+    </w:p>
+    <w:p>
+      <w:pPr>
+        <w:bidi/>
+      </w:pPr>
+      <w:r>
+        <w:rPr>
+          <w:lang w:val="ar_AE" w:bidi="ar_AE"/>
+        </w:rPr>
+      </w:r>
+      <w:r>
+        <w:rPr>
+          <w:b/>
+          <w:lang w:val="ar_AE" w:bidi="ar_AE"/>
+        </w:rPr>
         <w:t>"حَتَّى"</w:t>
       </w:r>
     </w:p>
@@ -19296,6 +22135,23 @@
           <w:b/>
           <w:lang w:val="ar_AE" w:bidi="ar_AE"/>
         </w:rPr>
+        <w:t>δικαιωθέντες</w:t>
+      </w:r>
+    </w:p>
+    <w:p>
+      <w:pPr>
+        <w:bidi/>
+      </w:pPr>
+      <w:r>
+        <w:rPr>
+          <w:lang w:val="ar_AE" w:bidi="ar_AE"/>
+        </w:rPr>
+      </w:r>
+      <w:r>
+        <w:rPr>
+          <w:b/>
+          <w:lang w:val="ar_AE" w:bidi="ar_AE"/>
+        </w:rPr>
         <w:t>"تَبَرَّرْنَا"</w:t>
       </w:r>
     </w:p>
@@ -19388,6 +22244,23 @@
           <w:b/>
           <w:lang w:val="ar_AE" w:bidi="ar_AE"/>
         </w:rPr>
+        <w:t>τῇ ἐκείνου χάριτι</w:t>
+      </w:r>
+    </w:p>
+    <w:p>
+      <w:pPr>
+        <w:bidi/>
+      </w:pPr>
+      <w:r>
+        <w:rPr>
+          <w:lang w:val="ar_AE" w:bidi="ar_AE"/>
+        </w:rPr>
+      </w:r>
+      <w:r>
+        <w:rPr>
+          <w:b/>
+          <w:lang w:val="ar_AE" w:bidi="ar_AE"/>
+        </w:rPr>
         <w:t>"بِنِعْمَتِهِ"</w:t>
       </w:r>
     </w:p>
@@ -19493,6 +22366,23 @@
           <w:b/>
           <w:lang w:val="ar_AE" w:bidi="ar_AE"/>
         </w:rPr>
+        <w:t>ἐκείνου</w:t>
+      </w:r>
+    </w:p>
+    <w:p>
+      <w:pPr>
+        <w:bidi/>
+      </w:pPr>
+      <w:r>
+        <w:rPr>
+          <w:lang w:val="ar_AE" w:bidi="ar_AE"/>
+        </w:rPr>
+      </w:r>
+      <w:r>
+        <w:rPr>
+          <w:b/>
+          <w:lang w:val="ar_AE" w:bidi="ar_AE"/>
+        </w:rPr>
         <w:t>"بِنِعْمَتِهِ"</w:t>
       </w:r>
     </w:p>
@@ -19611,6 +22501,23 @@
           <w:b/>
           <w:lang w:val="ar_AE" w:bidi="ar_AE"/>
         </w:rPr>
+        <w:t>κληρονόμοι γενηθῶμεν, κατ’ ἐλπίδα ζωῆς αἰωνίου</w:t>
+      </w:r>
+    </w:p>
+    <w:p>
+      <w:pPr>
+        <w:bidi/>
+      </w:pPr>
+      <w:r>
+        <w:rPr>
+          <w:lang w:val="ar_AE" w:bidi="ar_AE"/>
+        </w:rPr>
+      </w:r>
+      <w:r>
+        <w:rPr>
+          <w:b/>
+          <w:lang w:val="ar_AE" w:bidi="ar_AE"/>
+        </w:rPr>
         <w:t>"نَصِيرُ وَرَثَةً حَسَبَ رَجَاءِ الْحَيَاةِ الأَبَدِيَّةِ"</w:t>
       </w:r>
     </w:p>
@@ -19703,6 +22610,23 @@
           <w:b/>
           <w:lang w:val="ar_AE" w:bidi="ar_AE"/>
         </w:rPr>
+        <w:t>ὁ λόγος</w:t>
+      </w:r>
+    </w:p>
+    <w:p>
+      <w:pPr>
+        <w:bidi/>
+      </w:pPr>
+      <w:r>
+        <w:rPr>
+          <w:lang w:val="ar_AE" w:bidi="ar_AE"/>
+        </w:rPr>
+      </w:r>
+      <w:r>
+        <w:rPr>
+          <w:b/>
+          <w:lang w:val="ar_AE" w:bidi="ar_AE"/>
+        </w:rPr>
         <w:t>"هِيَ الْكَلِمَةُ"</w:t>
       </w:r>
     </w:p>
@@ -19802,6 +22726,23 @@
           <w:b/>
           <w:lang w:val="ar_AE" w:bidi="ar_AE"/>
         </w:rPr>
+        <w:t>τούτων</w:t>
+      </w:r>
+    </w:p>
+    <w:p>
+      <w:pPr>
+        <w:bidi/>
+      </w:pPr>
+      <w:r>
+        <w:rPr>
+          <w:lang w:val="ar_AE" w:bidi="ar_AE"/>
+        </w:rPr>
+      </w:r>
+      <w:r>
+        <w:rPr>
+          <w:b/>
+          <w:lang w:val="ar_AE" w:bidi="ar_AE"/>
+        </w:rPr>
         <w:t>"هذِهِ الأُمُورَ"</w:t>
       </w:r>
     </w:p>
@@ -19907,6 +22848,23 @@
           <w:b/>
           <w:lang w:val="ar_AE" w:bidi="ar_AE"/>
         </w:rPr>
+        <w:t>φροντίζωσιν καλῶν ἔργων, προΐστασθαι</w:t>
+      </w:r>
+    </w:p>
+    <w:p>
+      <w:pPr>
+        <w:bidi/>
+      </w:pPr>
+      <w:r>
+        <w:rPr>
+          <w:lang w:val="ar_AE" w:bidi="ar_AE"/>
+        </w:rPr>
+      </w:r>
+      <w:r>
+        <w:rPr>
+          <w:b/>
+          <w:lang w:val="ar_AE" w:bidi="ar_AE"/>
+        </w:rPr>
         <w:t>"لِكَيْ يَهْتَمَّ الَّذِينَ آمَنُوا بِاللهِ أَنْ يُمَارِسُوا أَعْمَالًا حَسَنَةً"</w:t>
       </w:r>
     </w:p>
@@ -19993,6 +22951,23 @@
           <w:b/>
           <w:lang w:val="ar_AE" w:bidi="ar_AE"/>
         </w:rPr>
+        <w:t>τοῖς ἀνθρώποις</w:t>
+      </w:r>
+    </w:p>
+    <w:p>
+      <w:pPr>
+        <w:bidi/>
+      </w:pPr>
+      <w:r>
+        <w:rPr>
+          <w:lang w:val="ar_AE" w:bidi="ar_AE"/>
+        </w:rPr>
+      </w:r>
+      <w:r>
+        <w:rPr>
+          <w:b/>
+          <w:lang w:val="ar_AE" w:bidi="ar_AE"/>
+        </w:rPr>
         <w:t>"لِلنَّاسِ"</w:t>
       </w:r>
     </w:p>
@@ -20098,6 +23073,23 @@
           <w:b/>
           <w:lang w:val="ar_AE" w:bidi="ar_AE"/>
         </w:rPr>
+        <w:t>δὲ &amp; περιΐστασο</w:t>
+      </w:r>
+    </w:p>
+    <w:p>
+      <w:pPr>
+        <w:bidi/>
+      </w:pPr>
+      <w:r>
+        <w:rPr>
+          <w:lang w:val="ar_AE" w:bidi="ar_AE"/>
+        </w:rPr>
+      </w:r>
+      <w:r>
+        <w:rPr>
+          <w:b/>
+          <w:lang w:val="ar_AE" w:bidi="ar_AE"/>
+        </w:rPr>
         <w:t>"وَأَمَّا"</w:t>
       </w:r>
       <w:r>
@@ -20216,6 +23208,23 @@
           <w:b/>
           <w:lang w:val="ar_AE" w:bidi="ar_AE"/>
         </w:rPr>
+        <w:t>μωρὰς &amp; ζητήσεις</w:t>
+      </w:r>
+    </w:p>
+    <w:p>
+      <w:pPr>
+        <w:bidi/>
+      </w:pPr>
+      <w:r>
+        <w:rPr>
+          <w:lang w:val="ar_AE" w:bidi="ar_AE"/>
+        </w:rPr>
+      </w:r>
+      <w:r>
+        <w:rPr>
+          <w:b/>
+          <w:lang w:val="ar_AE" w:bidi="ar_AE"/>
+        </w:rPr>
         <w:t>"الْغَبِيَّةُ"</w:t>
       </w:r>
       <w:r>
@@ -20315,6 +23324,23 @@
           <w:b/>
           <w:lang w:val="ar_AE" w:bidi="ar_AE"/>
         </w:rPr>
+        <w:t>γενεαλογίας</w:t>
+      </w:r>
+    </w:p>
+    <w:p>
+      <w:pPr>
+        <w:bidi/>
+      </w:pPr>
+      <w:r>
+        <w:rPr>
+          <w:lang w:val="ar_AE" w:bidi="ar_AE"/>
+        </w:rPr>
+      </w:r>
+      <w:r>
+        <w:rPr>
+          <w:b/>
+          <w:lang w:val="ar_AE" w:bidi="ar_AE"/>
+        </w:rPr>
         <w:t>"وَالأَنْسَابُ"</w:t>
       </w:r>
     </w:p>
@@ -20420,6 +23446,23 @@
           <w:b/>
           <w:lang w:val="ar_AE" w:bidi="ar_AE"/>
         </w:rPr>
+        <w:t>ἔρεις</w:t>
+      </w:r>
+    </w:p>
+    <w:p>
+      <w:pPr>
+        <w:bidi/>
+      </w:pPr>
+      <w:r>
+        <w:rPr>
+          <w:lang w:val="ar_AE" w:bidi="ar_AE"/>
+        </w:rPr>
+      </w:r>
+      <w:r>
+        <w:rPr>
+          <w:b/>
+          <w:lang w:val="ar_AE" w:bidi="ar_AE"/>
+        </w:rPr>
         <w:t>"وَالْخُصُومَاتُ"</w:t>
       </w:r>
     </w:p>
@@ -20538,6 +23581,23 @@
           <w:b/>
           <w:lang w:val="ar_AE" w:bidi="ar_AE"/>
         </w:rPr>
+        <w:t>νομικὰς</w:t>
+      </w:r>
+    </w:p>
+    <w:p>
+      <w:pPr>
+        <w:bidi/>
+      </w:pPr>
+      <w:r>
+        <w:rPr>
+          <w:lang w:val="ar_AE" w:bidi="ar_AE"/>
+        </w:rPr>
+      </w:r>
+      <w:r>
+        <w:rPr>
+          <w:b/>
+          <w:lang w:val="ar_AE" w:bidi="ar_AE"/>
+        </w:rPr>
         <w:t>"النَّامُوسِيةُ"</w:t>
       </w:r>
     </w:p>
@@ -20630,6 +23690,23 @@
           <w:b/>
           <w:lang w:val="ar_AE" w:bidi="ar_AE"/>
         </w:rPr>
+        <w:t>αἱρετικὸν ἄνθρωπον &amp; παραιτοῦ</w:t>
+      </w:r>
+    </w:p>
+    <w:p>
+      <w:pPr>
+        <w:bidi/>
+      </w:pPr>
+      <w:r>
+        <w:rPr>
+          <w:lang w:val="ar_AE" w:bidi="ar_AE"/>
+        </w:rPr>
+      </w:r>
+      <w:r>
+        <w:rPr>
+          <w:b/>
+          <w:lang w:val="ar_AE" w:bidi="ar_AE"/>
+        </w:rPr>
         <w:t>"اَلرَّجُلُ الْمُبْتَدِعُ"</w:t>
       </w:r>
       <w:r>
@@ -20735,6 +23812,23 @@
           <w:b/>
           <w:lang w:val="ar_AE" w:bidi="ar_AE"/>
         </w:rPr>
+        <w:t>μετὰ μίαν καὶ δευτέραν νουθεσίαν</w:t>
+      </w:r>
+    </w:p>
+    <w:p>
+      <w:pPr>
+        <w:bidi/>
+      </w:pPr>
+      <w:r>
+        <w:rPr>
+          <w:lang w:val="ar_AE" w:bidi="ar_AE"/>
+        </w:rPr>
+      </w:r>
+      <w:r>
+        <w:rPr>
+          <w:b/>
+          <w:lang w:val="ar_AE" w:bidi="ar_AE"/>
+        </w:rPr>
         <w:t>"بَعْدَ الإِنْذَارِ مَرَّةً وَمَرَّتَيْنِ"</w:t>
       </w:r>
     </w:p>
@@ -20827,6 +23921,23 @@
           <w:b/>
           <w:lang w:val="ar_AE" w:bidi="ar_AE"/>
         </w:rPr>
+        <w:t>ὁ τοιοῦτος</w:t>
+      </w:r>
+    </w:p>
+    <w:p>
+      <w:pPr>
+        <w:bidi/>
+      </w:pPr>
+      <w:r>
+        <w:rPr>
+          <w:lang w:val="ar_AE" w:bidi="ar_AE"/>
+        </w:rPr>
+      </w:r>
+      <w:r>
+        <w:rPr>
+          <w:b/>
+          <w:lang w:val="ar_AE" w:bidi="ar_AE"/>
+        </w:rPr>
         <w:t>"مِثْلَ هذَا"</w:t>
       </w:r>
     </w:p>
@@ -20913,6 +24024,23 @@
           <w:b/>
           <w:lang w:val="ar_AE" w:bidi="ar_AE"/>
         </w:rPr>
+        <w:t>ἐξέστραπται</w:t>
+      </w:r>
+    </w:p>
+    <w:p>
+      <w:pPr>
+        <w:bidi/>
+      </w:pPr>
+      <w:r>
+        <w:rPr>
+          <w:lang w:val="ar_AE" w:bidi="ar_AE"/>
+        </w:rPr>
+      </w:r>
+      <w:r>
+        <w:rPr>
+          <w:b/>
+          <w:lang w:val="ar_AE" w:bidi="ar_AE"/>
+        </w:rPr>
         <w:t>"انحرف"</w:t>
       </w:r>
     </w:p>
@@ -21018,6 +24146,23 @@
           <w:b/>
           <w:lang w:val="ar_AE" w:bidi="ar_AE"/>
         </w:rPr>
+        <w:t>ὢν αὐτοκατάκριτος</w:t>
+      </w:r>
+    </w:p>
+    <w:p>
+      <w:pPr>
+        <w:bidi/>
+      </w:pPr>
+      <w:r>
+        <w:rPr>
+          <w:lang w:val="ar_AE" w:bidi="ar_AE"/>
+        </w:rPr>
+      </w:r>
+      <w:r>
+        <w:rPr>
+          <w:b/>
+          <w:lang w:val="ar_AE" w:bidi="ar_AE"/>
+        </w:rPr>
         <w:t>"مَحْكُومًا عَلَيْهِ مِنْ نَفْسِهِ"</w:t>
       </w:r>
     </w:p>
@@ -21088,6 +24233,23 @@
           <w:b/>
           <w:lang w:val="ar_AE" w:bidi="ar_AE"/>
         </w:rPr>
+        <w:t>ὅταν πέμψω Ἀρτεμᾶν πρὸς σὲ ἢ Τυχικόν</w:t>
+      </w:r>
+    </w:p>
+    <w:p>
+      <w:pPr>
+        <w:bidi/>
+      </w:pPr>
+      <w:r>
+        <w:rPr>
+          <w:lang w:val="ar_AE" w:bidi="ar_AE"/>
+        </w:rPr>
+      </w:r>
+      <w:r>
+        <w:rPr>
+          <w:b/>
+          <w:lang w:val="ar_AE" w:bidi="ar_AE"/>
+        </w:rPr>
         <w:t>"حِينَمَا أُرْسِلُ إِلَيْكَ أَرْتِيمَاسَ أَوْ تِيخِيكُسَ"</w:t>
       </w:r>
     </w:p>
@@ -21180,6 +24342,23 @@
           <w:b/>
           <w:lang w:val="ar_AE" w:bidi="ar_AE"/>
         </w:rPr>
+        <w:t>Ἀρτεμᾶν &amp; Τυχικόν</w:t>
+      </w:r>
+    </w:p>
+    <w:p>
+      <w:pPr>
+        <w:bidi/>
+      </w:pPr>
+      <w:r>
+        <w:rPr>
+          <w:lang w:val="ar_AE" w:bidi="ar_AE"/>
+        </w:rPr>
+      </w:r>
+      <w:r>
+        <w:rPr>
+          <w:b/>
+          <w:lang w:val="ar_AE" w:bidi="ar_AE"/>
+        </w:rPr>
         <w:t>"أَرْتِيمَاس"</w:t>
       </w:r>
       <w:r>
@@ -21305,6 +24484,23 @@
           <w:b/>
           <w:lang w:val="ar_AE" w:bidi="ar_AE"/>
         </w:rPr>
+        <w:t>σπούδασον ἐλθεῖν</w:t>
+      </w:r>
+    </w:p>
+    <w:p>
+      <w:pPr>
+        <w:bidi/>
+      </w:pPr>
+      <w:r>
+        <w:rPr>
+          <w:lang w:val="ar_AE" w:bidi="ar_AE"/>
+        </w:rPr>
+      </w:r>
+      <w:r>
+        <w:rPr>
+          <w:b/>
+          <w:lang w:val="ar_AE" w:bidi="ar_AE"/>
+        </w:rPr>
         <w:t>" بَادِرْ أَنْ تَأْتِيَ"</w:t>
       </w:r>
     </w:p>
@@ -21375,6 +24571,23 @@
           <w:b/>
           <w:lang w:val="ar_AE" w:bidi="ar_AE"/>
         </w:rPr>
+        <w:t>σπούδασον</w:t>
+      </w:r>
+    </w:p>
+    <w:p>
+      <w:pPr>
+        <w:bidi/>
+      </w:pPr>
+      <w:r>
+        <w:rPr>
+          <w:lang w:val="ar_AE" w:bidi="ar_AE"/>
+        </w:rPr>
+      </w:r>
+      <w:r>
+        <w:rPr>
+          <w:b/>
+          <w:lang w:val="ar_AE" w:bidi="ar_AE"/>
+        </w:rPr>
         <w:t>"بَادِرْ"</w:t>
       </w:r>
     </w:p>
@@ -21480,6 +24693,23 @@
           <w:b/>
           <w:lang w:val="ar_AE" w:bidi="ar_AE"/>
         </w:rPr>
+        <w:t>σπουδαίως πρόπεμψον</w:t>
+      </w:r>
+    </w:p>
+    <w:p>
+      <w:pPr>
+        <w:bidi/>
+      </w:pPr>
+      <w:r>
+        <w:rPr>
+          <w:lang w:val="ar_AE" w:bidi="ar_AE"/>
+        </w:rPr>
+      </w:r>
+      <w:r>
+        <w:rPr>
+          <w:b/>
+          <w:lang w:val="ar_AE" w:bidi="ar_AE"/>
+        </w:rPr>
         <w:t>"جَهِّزْ.. بِاجْتِهَادٍ"</w:t>
       </w:r>
     </w:p>
@@ -21585,6 +24815,23 @@
           <w:b/>
           <w:lang w:val="ar_AE" w:bidi="ar_AE"/>
         </w:rPr>
+        <w:t>Ζηνᾶν &amp; Ἀπολλῶν</w:t>
+      </w:r>
+    </w:p>
+    <w:p>
+      <w:pPr>
+        <w:bidi/>
+      </w:pPr>
+      <w:r>
+        <w:rPr>
+          <w:lang w:val="ar_AE" w:bidi="ar_AE"/>
+        </w:rPr>
+      </w:r>
+      <w:r>
+        <w:rPr>
+          <w:b/>
+          <w:lang w:val="ar_AE" w:bidi="ar_AE"/>
+        </w:rPr>
         <w:t>"زِينَاس"</w:t>
       </w:r>
       <w:r>
@@ -21710,6 +24957,23 @@
           <w:b/>
           <w:lang w:val="ar_AE" w:bidi="ar_AE"/>
         </w:rPr>
+        <w:t>καὶ Ἀπολλῶν</w:t>
+      </w:r>
+    </w:p>
+    <w:p>
+      <w:pPr>
+        <w:bidi/>
+      </w:pPr>
+      <w:r>
+        <w:rPr>
+          <w:lang w:val="ar_AE" w:bidi="ar_AE"/>
+        </w:rPr>
+      </w:r>
+      <w:r>
+        <w:rPr>
+          <w:b/>
+          <w:lang w:val="ar_AE" w:bidi="ar_AE"/>
+        </w:rPr>
         <w:t>"وَأَبُلُّوس"</w:t>
       </w:r>
     </w:p>
@@ -21780,6 +25044,23 @@
           <w:b/>
           <w:lang w:val="ar_AE" w:bidi="ar_AE"/>
         </w:rPr>
+        <w:t>ἵνα μηδὲν αὐτοῖς λείπῃ</w:t>
+      </w:r>
+    </w:p>
+    <w:p>
+      <w:pPr>
+        <w:bidi/>
+      </w:pPr>
+      <w:r>
+        <w:rPr>
+          <w:lang w:val="ar_AE" w:bidi="ar_AE"/>
+        </w:rPr>
+      </w:r>
+      <w:r>
+        <w:rPr>
+          <w:b/>
+          <w:lang w:val="ar_AE" w:bidi="ar_AE"/>
+        </w:rPr>
         <w:t>"حَتَّى لاَ يُعْوِزَهُمَا شَيْءٌ"</w:t>
       </w:r>
     </w:p>
@@ -21885,6 +25166,23 @@
           <w:b/>
           <w:lang w:val="ar_AE" w:bidi="ar_AE"/>
         </w:rPr>
+        <w:t>ἵνα μηδὲν αὐτοῖς λείπῃ</w:t>
+      </w:r>
+    </w:p>
+    <w:p>
+      <w:pPr>
+        <w:bidi/>
+      </w:pPr>
+      <w:r>
+        <w:rPr>
+          <w:lang w:val="ar_AE" w:bidi="ar_AE"/>
+        </w:rPr>
+      </w:r>
+      <w:r>
+        <w:rPr>
+          <w:b/>
+          <w:lang w:val="ar_AE" w:bidi="ar_AE"/>
+        </w:rPr>
         <w:t>"حَتَّى لاَ يُعْوِزَهُمَا شَيْءٌ"</w:t>
       </w:r>
     </w:p>
@@ -21977,6 +25275,23 @@
           <w:b/>
           <w:lang w:val="ar_AE" w:bidi="ar_AE"/>
         </w:rPr>
+        <w:t>οἱ ἡμέτεροι</w:t>
+      </w:r>
+    </w:p>
+    <w:p>
+      <w:pPr>
+        <w:bidi/>
+      </w:pPr>
+      <w:r>
+        <w:rPr>
+          <w:lang w:val="ar_AE" w:bidi="ar_AE"/>
+        </w:rPr>
+      </w:r>
+      <w:r>
+        <w:rPr>
+          <w:b/>
+          <w:lang w:val="ar_AE" w:bidi="ar_AE"/>
+        </w:rPr>
         <w:t>"مَنْ لَنَا"</w:t>
       </w:r>
     </w:p>
@@ -22082,6 +25397,23 @@
           <w:b/>
           <w:lang w:val="ar_AE" w:bidi="ar_AE"/>
         </w:rPr>
+        <w:t>οἱ ἡμέτεροι</w:t>
+      </w:r>
+    </w:p>
+    <w:p>
+      <w:pPr>
+        <w:bidi/>
+      </w:pPr>
+      <w:r>
+        <w:rPr>
+          <w:lang w:val="ar_AE" w:bidi="ar_AE"/>
+        </w:rPr>
+      </w:r>
+      <w:r>
+        <w:rPr>
+          <w:b/>
+          <w:lang w:val="ar_AE" w:bidi="ar_AE"/>
+        </w:rPr>
         <w:t>"مَنْ لَنَا"</w:t>
       </w:r>
     </w:p>
@@ -22187,6 +25519,23 @@
           <w:b/>
           <w:lang w:val="ar_AE" w:bidi="ar_AE"/>
         </w:rPr>
+        <w:t>εἰς τὰς ἀναγκαίας χρείας</w:t>
+      </w:r>
+    </w:p>
+    <w:p>
+      <w:pPr>
+        <w:bidi/>
+      </w:pPr>
+      <w:r>
+        <w:rPr>
+          <w:lang w:val="ar_AE" w:bidi="ar_AE"/>
+        </w:rPr>
+      </w:r>
+      <w:r>
+        <w:rPr>
+          <w:b/>
+          <w:lang w:val="ar_AE" w:bidi="ar_AE"/>
+        </w:rPr>
         <w:t>" لِلْحَاجَاتِ الضَّرُورِيَّةِ"</w:t>
       </w:r>
     </w:p>
@@ -22292,6 +25641,23 @@
           <w:b/>
           <w:lang w:val="ar_AE" w:bidi="ar_AE"/>
         </w:rPr>
+        <w:t>ἵνα μὴ ὦσιν ἄκαρποι</w:t>
+      </w:r>
+    </w:p>
+    <w:p>
+      <w:pPr>
+        <w:bidi/>
+      </w:pPr>
+      <w:r>
+        <w:rPr>
+          <w:lang w:val="ar_AE" w:bidi="ar_AE"/>
+        </w:rPr>
+      </w:r>
+      <w:r>
+        <w:rPr>
+          <w:b/>
+          <w:lang w:val="ar_AE" w:bidi="ar_AE"/>
+        </w:rPr>
         <w:t>"حَتَّى لاَ يَكُونُوا بِلاَ ثَمَرٍ"</w:t>
       </w:r>
     </w:p>
@@ -22384,6 +25750,23 @@
           <w:b/>
           <w:lang w:val="ar_AE" w:bidi="ar_AE"/>
         </w:rPr>
+        <w:t>ἵνα μὴ ὦσιν ἄκαρποι</w:t>
+      </w:r>
+    </w:p>
+    <w:p>
+      <w:pPr>
+        <w:bidi/>
+      </w:pPr>
+      <w:r>
+        <w:rPr>
+          <w:lang w:val="ar_AE" w:bidi="ar_AE"/>
+        </w:rPr>
+      </w:r>
+      <w:r>
+        <w:rPr>
+          <w:b/>
+          <w:lang w:val="ar_AE" w:bidi="ar_AE"/>
+        </w:rPr>
         <w:t>"حَتَّى لاَ يَكُونُوا بِلاَ ثَمَرٍ"</w:t>
       </w:r>
     </w:p>
@@ -22476,6 +25859,23 @@
           <w:b/>
           <w:lang w:val="ar_AE" w:bidi="ar_AE"/>
         </w:rPr>
+        <w:t>ἀσπάζονταί σε</w:t>
+      </w:r>
+    </w:p>
+    <w:p>
+      <w:pPr>
+        <w:bidi/>
+      </w:pPr>
+      <w:r>
+        <w:rPr>
+          <w:lang w:val="ar_AE" w:bidi="ar_AE"/>
+        </w:rPr>
+      </w:r>
+      <w:r>
+        <w:rPr>
+          <w:b/>
+          <w:lang w:val="ar_AE" w:bidi="ar_AE"/>
+        </w:rPr>
         <w:t>"يُسَلِّم عَلَيْك"</w:t>
       </w:r>
     </w:p>
@@ -22581,6 +25981,23 @@
           <w:b/>
           <w:lang w:val="ar_AE" w:bidi="ar_AE"/>
         </w:rPr>
+        <w:t>οἱ μετ’ ἐμοῦ πάντες</w:t>
+      </w:r>
+    </w:p>
+    <w:p>
+      <w:pPr>
+        <w:bidi/>
+      </w:pPr>
+      <w:r>
+        <w:rPr>
+          <w:lang w:val="ar_AE" w:bidi="ar_AE"/>
+        </w:rPr>
+      </w:r>
+      <w:r>
+        <w:rPr>
+          <w:b/>
+          <w:lang w:val="ar_AE" w:bidi="ar_AE"/>
+        </w:rPr>
         <w:t>"الَّذِينَ مَعِي جَمِيعًا"</w:t>
       </w:r>
     </w:p>
@@ -22673,6 +26090,23 @@
           <w:b/>
           <w:lang w:val="ar_AE" w:bidi="ar_AE"/>
         </w:rPr>
+        <w:t>τοὺς φιλοῦντας ἡμᾶς ἐν πίστει</w:t>
+      </w:r>
+    </w:p>
+    <w:p>
+      <w:pPr>
+        <w:bidi/>
+      </w:pPr>
+      <w:r>
+        <w:rPr>
+          <w:lang w:val="ar_AE" w:bidi="ar_AE"/>
+        </w:rPr>
+      </w:r>
+      <w:r>
+        <w:rPr>
+          <w:b/>
+          <w:lang w:val="ar_AE" w:bidi="ar_AE"/>
+        </w:rPr>
         <w:t>"الَّذِينَ يُحِبُّونَنَا فِي الإِيمَانِ"</w:t>
       </w:r>
     </w:p>
@@ -22778,6 +26212,23 @@
           <w:b/>
           <w:lang w:val="ar_AE" w:bidi="ar_AE"/>
         </w:rPr>
+        <w:t>ἡμᾶς</w:t>
+      </w:r>
+    </w:p>
+    <w:p>
+      <w:pPr>
+        <w:bidi/>
+      </w:pPr>
+      <w:r>
+        <w:rPr>
+          <w:lang w:val="ar_AE" w:bidi="ar_AE"/>
+        </w:rPr>
+      </w:r>
+      <w:r>
+        <w:rPr>
+          <w:b/>
+          <w:lang w:val="ar_AE" w:bidi="ar_AE"/>
+        </w:rPr>
         <w:t>"يحبوننا"</w:t>
       </w:r>
     </w:p>
@@ -22896,6 +26347,23 @@
           <w:b/>
           <w:lang w:val="ar_AE" w:bidi="ar_AE"/>
         </w:rPr>
+        <w:t>ἡ χάρις μετὰ πάντων ὑμῶν</w:t>
+      </w:r>
+    </w:p>
+    <w:p>
+      <w:pPr>
+        <w:bidi/>
+      </w:pPr>
+      <w:r>
+        <w:rPr>
+          <w:lang w:val="ar_AE" w:bidi="ar_AE"/>
+        </w:rPr>
+      </w:r>
+      <w:r>
+        <w:rPr>
+          <w:b/>
+          <w:lang w:val="ar_AE" w:bidi="ar_AE"/>
+        </w:rPr>
         <w:t>"اَلنِّعْمَةُ مَعَ جَمِيعِكُمْ"</w:t>
       </w:r>
     </w:p>
@@ -22972,6 +26440,23 @@
         <w:rPr>
           <w:lang w:val="ar_AE" w:bidi="ar_AE"/>
         </w:rPr>
+      </w:r>
+    </w:p>
+    <w:p>
+      <w:pPr>
+        <w:bidi/>
+      </w:pPr>
+      <w:r>
+        <w:rPr>
+          <w:lang w:val="ar_AE" w:bidi="ar_AE"/>
+        </w:rPr>
+      </w:r>
+      <w:r>
+        <w:rPr>
+          <w:b/>
+          <w:lang w:val="ar_AE" w:bidi="ar_AE"/>
+        </w:rPr>
+        <w:t>ὑμῶν</w:t>
       </w:r>
     </w:p>
     <w:p>

--- a/arb/docx/56.content.docx
+++ b/arb/docx/56.content.docx
@@ -805,6 +805,23 @@
           <w:b/>
           <w:lang w:val="ar_AE" w:bidi="ar_AE"/>
         </w:rPr>
+        <w:t>κατὰ πίστιν ἐκλεκτῶν Θεοῦ καὶ ἐπίγνωσιν ἀληθείας</w:t>
+      </w:r>
+    </w:p>
+    <w:p>
+      <w:pPr>
+        <w:bidi/>
+      </w:pPr>
+      <w:r>
+        <w:rPr>
+          <w:lang w:val="ar_AE" w:bidi="ar_AE"/>
+        </w:rPr>
+      </w:r>
+      <w:r>
+        <w:rPr>
+          <w:b/>
+          <w:lang w:val="ar_AE" w:bidi="ar_AE"/>
+        </w:rPr>
         <w:t>"لأَجْلِ إِيمَانِ مُخْتَارِي اللهِ وَمَعْرِفَةِ الْحَقِّ"</w:t>
       </w:r>
     </w:p>
@@ -936,6 +953,23 @@
           <w:b/>
           <w:lang w:val="ar_AE" w:bidi="ar_AE"/>
         </w:rPr>
+        <w:t>ἐκλεκτῶν Θεοῦ</w:t>
+      </w:r>
+    </w:p>
+    <w:p>
+      <w:pPr>
+        <w:bidi/>
+      </w:pPr>
+      <w:r>
+        <w:rPr>
+          <w:lang w:val="ar_AE" w:bidi="ar_AE"/>
+        </w:rPr>
+      </w:r>
+      <w:r>
+        <w:rPr>
+          <w:b/>
+          <w:lang w:val="ar_AE" w:bidi="ar_AE"/>
+        </w:rPr>
         <w:t>"مُخْتَارِي اللهِ"</w:t>
       </w:r>
     </w:p>
@@ -1028,6 +1062,23 @@
           <w:b/>
           <w:lang w:val="ar_AE" w:bidi="ar_AE"/>
         </w:rPr>
+        <w:t>καὶ ἐπίγνωσιν ἀληθείας</w:t>
+      </w:r>
+    </w:p>
+    <w:p>
+      <w:pPr>
+        <w:bidi/>
+      </w:pPr>
+      <w:r>
+        <w:rPr>
+          <w:lang w:val="ar_AE" w:bidi="ar_AE"/>
+        </w:rPr>
+      </w:r>
+      <w:r>
+        <w:rPr>
+          <w:b/>
+          <w:lang w:val="ar_AE" w:bidi="ar_AE"/>
+        </w:rPr>
         <w:t>"وَمَعْرِفَةِ الْحَقِّ"</w:t>
       </w:r>
     </w:p>
@@ -1120,6 +1171,23 @@
           <w:b/>
           <w:lang w:val="ar_AE" w:bidi="ar_AE"/>
         </w:rPr>
+        <w:t>τῆς κατ’ εὐσέβειαν</w:t>
+      </w:r>
+    </w:p>
+    <w:p>
+      <w:pPr>
+        <w:bidi/>
+      </w:pPr>
+      <w:r>
+        <w:rPr>
+          <w:lang w:val="ar_AE" w:bidi="ar_AE"/>
+        </w:rPr>
+      </w:r>
+      <w:r>
+        <w:rPr>
+          <w:b/>
+          <w:lang w:val="ar_AE" w:bidi="ar_AE"/>
+        </w:rPr>
         <w:t>"الَّذِي هُوَ حَسَبُ التَّقْوَى"</w:t>
       </w:r>
     </w:p>
@@ -1225,6 +1293,23 @@
           <w:b/>
           <w:lang w:val="ar_AE" w:bidi="ar_AE"/>
         </w:rPr>
+        <w:t>ἐπ’ ἐλπίδι ζωῆς αἰωνίου</w:t>
+      </w:r>
+    </w:p>
+    <w:p>
+      <w:pPr>
+        <w:bidi/>
+      </w:pPr>
+      <w:r>
+        <w:rPr>
+          <w:lang w:val="ar_AE" w:bidi="ar_AE"/>
+        </w:rPr>
+      </w:r>
+      <w:r>
+        <w:rPr>
+          <w:b/>
+          <w:lang w:val="ar_AE" w:bidi="ar_AE"/>
+        </w:rPr>
         <w:t>"عَلَى رَجَاءِ الْحَيَاةِ الأَبَدِيَّةِ"</w:t>
       </w:r>
     </w:p>
@@ -1372,6 +1457,23 @@
           <w:b/>
           <w:lang w:val="ar_AE" w:bidi="ar_AE"/>
         </w:rPr>
+        <w:t>ἐπ’ ἐλπίδι ζωῆς αἰωνίου</w:t>
+      </w:r>
+    </w:p>
+    <w:p>
+      <w:pPr>
+        <w:bidi/>
+      </w:pPr>
+      <w:r>
+        <w:rPr>
+          <w:lang w:val="ar_AE" w:bidi="ar_AE"/>
+        </w:rPr>
+      </w:r>
+      <w:r>
+        <w:rPr>
+          <w:b/>
+          <w:lang w:val="ar_AE" w:bidi="ar_AE"/>
+        </w:rPr>
         <w:t>"عَلَى رَجَاءِ الْحَيَاةِ الأَبَدِيَّةِ"</w:t>
       </w:r>
     </w:p>
@@ -1493,6 +1595,23 @@
           <w:b/>
           <w:lang w:val="ar_AE" w:bidi="ar_AE"/>
         </w:rPr>
+        <w:t>ὁ ἀψευδὴς Θεὸς</w:t>
+      </w:r>
+    </w:p>
+    <w:p>
+      <w:pPr>
+        <w:bidi/>
+      </w:pPr>
+      <w:r>
+        <w:rPr>
+          <w:lang w:val="ar_AE" w:bidi="ar_AE"/>
+        </w:rPr>
+      </w:r>
+      <w:r>
+        <w:rPr>
+          <w:b/>
+          <w:lang w:val="ar_AE" w:bidi="ar_AE"/>
+        </w:rPr>
         <w:t>"اللهُ الْمُنَزَّهُ عَنِ الْكَذِبِ"</w:t>
       </w:r>
     </w:p>
@@ -1687,6 +1806,23 @@
           <w:b/>
           <w:lang w:val="ar_AE" w:bidi="ar_AE"/>
         </w:rPr>
+        <w:t>καιροῖς ἰδίοις</w:t>
+      </w:r>
+    </w:p>
+    <w:p>
+      <w:pPr>
+        <w:bidi/>
+      </w:pPr>
+      <w:r>
+        <w:rPr>
+          <w:lang w:val="ar_AE" w:bidi="ar_AE"/>
+        </w:rPr>
+      </w:r>
+      <w:r>
+        <w:rPr>
+          <w:b/>
+          <w:lang w:val="ar_AE" w:bidi="ar_AE"/>
+        </w:rPr>
         <w:t>"فِي أَوْقَاتِهَا الْخَاصَّةِ"</w:t>
       </w:r>
     </w:p>
@@ -1773,6 +1909,23 @@
           <w:b/>
           <w:lang w:val="ar_AE" w:bidi="ar_AE"/>
         </w:rPr>
+        <w:t>ἐφανέρωσεν &amp; τὸν λόγον αὐτοῦ</w:t>
+      </w:r>
+    </w:p>
+    <w:p>
+      <w:pPr>
+        <w:bidi/>
+      </w:pPr>
+      <w:r>
+        <w:rPr>
+          <w:lang w:val="ar_AE" w:bidi="ar_AE"/>
+        </w:rPr>
+      </w:r>
+      <w:r>
+        <w:rPr>
+          <w:b/>
+          <w:lang w:val="ar_AE" w:bidi="ar_AE"/>
+        </w:rPr>
         <w:t>"وَإِنَّمَا أَظْهَرَ كَلِمَتَهُ"</w:t>
       </w:r>
     </w:p>
@@ -1881,6 +2034,23 @@
           <w:b/>
           <w:lang w:val="ar_AE" w:bidi="ar_AE"/>
         </w:rPr>
+        <w:t>ἐν κηρύγματι</w:t>
+      </w:r>
+    </w:p>
+    <w:p>
+      <w:pPr>
+        <w:bidi/>
+      </w:pPr>
+      <w:r>
+        <w:rPr>
+          <w:lang w:val="ar_AE" w:bidi="ar_AE"/>
+        </w:rPr>
+      </w:r>
+      <w:r>
+        <w:rPr>
+          <w:b/>
+          <w:lang w:val="ar_AE" w:bidi="ar_AE"/>
+        </w:rPr>
         <w:t>"بِالْكِرَازَةِ"</w:t>
       </w:r>
     </w:p>
@@ -2002,6 +2172,23 @@
           <w:b/>
           <w:lang w:val="ar_AE" w:bidi="ar_AE"/>
         </w:rPr>
+        <w:t>ὃ ἐπιστεύθην ἐγὼ</w:t>
+      </w:r>
+    </w:p>
+    <w:p>
+      <w:pPr>
+        <w:bidi/>
+      </w:pPr>
+      <w:r>
+        <w:rPr>
+          <w:lang w:val="ar_AE" w:bidi="ar_AE"/>
+        </w:rPr>
+      </w:r>
+      <w:r>
+        <w:rPr>
+          <w:b/>
+          <w:lang w:val="ar_AE" w:bidi="ar_AE"/>
+        </w:rPr>
         <w:t>"اؤْتُمِنْتُ أَنَا"</w:t>
       </w:r>
     </w:p>
@@ -2116,6 +2303,23 @@
           <w:b/>
           <w:lang w:val="ar_AE" w:bidi="ar_AE"/>
         </w:rPr>
+        <w:t>ἡμῶν</w:t>
+      </w:r>
+    </w:p>
+    <w:p>
+      <w:pPr>
+        <w:bidi/>
+      </w:pPr>
+      <w:r>
+        <w:rPr>
+          <w:lang w:val="ar_AE" w:bidi="ar_AE"/>
+        </w:rPr>
+      </w:r>
+      <w:r>
+        <w:rPr>
+          <w:b/>
+          <w:lang w:val="ar_AE" w:bidi="ar_AE"/>
+        </w:rPr>
         <w:t>"مُخَلِّصِنَا"</w:t>
       </w:r>
     </w:p>
@@ -2221,6 +2425,23 @@
           <w:b/>
           <w:lang w:val="ar_AE" w:bidi="ar_AE"/>
         </w:rPr>
+        <w:t>γνησίῳ τέκνῳ</w:t>
+      </w:r>
+    </w:p>
+    <w:p>
+      <w:pPr>
+        <w:bidi/>
+      </w:pPr>
+      <w:r>
+        <w:rPr>
+          <w:lang w:val="ar_AE" w:bidi="ar_AE"/>
+        </w:rPr>
+      </w:r>
+      <w:r>
+        <w:rPr>
+          <w:b/>
+          <w:lang w:val="ar_AE" w:bidi="ar_AE"/>
+        </w:rPr>
         <w:t>"الابْنِ الصَّرِيحِ"</w:t>
       </w:r>
     </w:p>
@@ -2342,6 +2563,23 @@
           <w:b/>
           <w:lang w:val="ar_AE" w:bidi="ar_AE"/>
         </w:rPr>
+        <w:t>κατὰ κοινὴν πίστιν</w:t>
+      </w:r>
+    </w:p>
+    <w:p>
+      <w:pPr>
+        <w:bidi/>
+      </w:pPr>
+      <w:r>
+        <w:rPr>
+          <w:lang w:val="ar_AE" w:bidi="ar_AE"/>
+        </w:rPr>
+      </w:r>
+      <w:r>
+        <w:rPr>
+          <w:b/>
+          <w:lang w:val="ar_AE" w:bidi="ar_AE"/>
+        </w:rPr>
         <w:t>"حَسَبَ الإِيمَانِ الْمُشْتَرَكِ"</w:t>
       </w:r>
     </w:p>
@@ -2476,6 +2714,23 @@
           <w:b/>
           <w:lang w:val="ar_AE" w:bidi="ar_AE"/>
         </w:rPr>
+        <w:t>χάρις καὶ εἰρήνη</w:t>
+      </w:r>
+    </w:p>
+    <w:p>
+      <w:pPr>
+        <w:bidi/>
+      </w:pPr>
+      <w:r>
+        <w:rPr>
+          <w:lang w:val="ar_AE" w:bidi="ar_AE"/>
+        </w:rPr>
+      </w:r>
+      <w:r>
+        <w:rPr>
+          <w:b/>
+          <w:lang w:val="ar_AE" w:bidi="ar_AE"/>
+        </w:rPr>
         <w:t>"نِعْمَةٌ وَرَحْمَةٌ وَسَلاَمٌ"</w:t>
       </w:r>
     </w:p>
@@ -2584,6 +2839,23 @@
           <w:b/>
           <w:lang w:val="ar_AE" w:bidi="ar_AE"/>
         </w:rPr>
+        <w:t>χάρις καὶ εἰρήνη ἀπὸ Θεοῦ Πατρὸς καὶ Χριστοῦ Ἰησοῦ τοῦ Σωτῆρος ἡμῶν</w:t>
+      </w:r>
+    </w:p>
+    <w:p>
+      <w:pPr>
+        <w:bidi/>
+      </w:pPr>
+      <w:r>
+        <w:rPr>
+          <w:lang w:val="ar_AE" w:bidi="ar_AE"/>
+        </w:rPr>
+      </w:r>
+      <w:r>
+        <w:rPr>
+          <w:b/>
+          <w:lang w:val="ar_AE" w:bidi="ar_AE"/>
+        </w:rPr>
         <w:t>"نِعْمَةٌ وَرَحْمَةٌ وَسَلاَمٌ مِنَ اللهِ الآبِ وَالرَّبِّ يَسُوعَ الْمَسِيحِ مُخَلِّصِنَا"</w:t>
       </w:r>
     </w:p>
@@ -2718,6 +2990,23 @@
           <w:b/>
           <w:lang w:val="ar_AE" w:bidi="ar_AE"/>
         </w:rPr>
+        <w:t>Χριστοῦ Ἰησοῦ τοῦ Σωτῆρος ἡμῶν</w:t>
+      </w:r>
+    </w:p>
+    <w:p>
+      <w:pPr>
+        <w:bidi/>
+      </w:pPr>
+      <w:r>
+        <w:rPr>
+          <w:lang w:val="ar_AE" w:bidi="ar_AE"/>
+        </w:rPr>
+      </w:r>
+      <w:r>
+        <w:rPr>
+          <w:b/>
+          <w:lang w:val="ar_AE" w:bidi="ar_AE"/>
+        </w:rPr>
         <w:t>"وَالرَّبِّ يَسُوعَ الْمَسِيحِ مُخَلِّصِنَا"</w:t>
       </w:r>
     </w:p>
@@ -2804,6 +3093,23 @@
           <w:b/>
           <w:lang w:val="ar_AE" w:bidi="ar_AE"/>
         </w:rPr>
+        <w:t>ἡμῶν</w:t>
+      </w:r>
+    </w:p>
+    <w:p>
+      <w:pPr>
+        <w:bidi/>
+      </w:pPr>
+      <w:r>
+        <w:rPr>
+          <w:lang w:val="ar_AE" w:bidi="ar_AE"/>
+        </w:rPr>
+      </w:r>
+      <w:r>
+        <w:rPr>
+          <w:b/>
+          <w:lang w:val="ar_AE" w:bidi="ar_AE"/>
+        </w:rPr>
         <w:t>"مُخَلِّصِنَا"</w:t>
       </w:r>
     </w:p>
@@ -2925,6 +3231,23 @@
           <w:b/>
           <w:lang w:val="ar_AE" w:bidi="ar_AE"/>
         </w:rPr>
+        <w:t>τούτου χάριν</w:t>
+      </w:r>
+    </w:p>
+    <w:p>
+      <w:pPr>
+        <w:bidi/>
+      </w:pPr>
+      <w:r>
+        <w:rPr>
+          <w:lang w:val="ar_AE" w:bidi="ar_AE"/>
+        </w:rPr>
+      </w:r>
+      <w:r>
+        <w:rPr>
+          <w:b/>
+          <w:lang w:val="ar_AE" w:bidi="ar_AE"/>
+        </w:rPr>
         <w:t>"مِنْ أَجْلِ هذَا"</w:t>
       </w:r>
     </w:p>
@@ -3046,6 +3369,23 @@
           <w:b/>
           <w:lang w:val="ar_AE" w:bidi="ar_AE"/>
         </w:rPr>
+        <w:t>ἀπέλιπόν σε ἐν Κρήτῃ</w:t>
+      </w:r>
+    </w:p>
+    <w:p>
+      <w:pPr>
+        <w:bidi/>
+      </w:pPr>
+      <w:r>
+        <w:rPr>
+          <w:lang w:val="ar_AE" w:bidi="ar_AE"/>
+        </w:rPr>
+      </w:r>
+      <w:r>
+        <w:rPr>
+          <w:b/>
+          <w:lang w:val="ar_AE" w:bidi="ar_AE"/>
+        </w:rPr>
         <w:t>"تركتك في كريت"</w:t>
       </w:r>
     </w:p>
@@ -3132,6 +3472,23 @@
           <w:b/>
           <w:lang w:val="ar_AE" w:bidi="ar_AE"/>
         </w:rPr>
+        <w:t>ἵνα τὰ λείποντα ἐπιδιορθώσῃ</w:t>
+      </w:r>
+    </w:p>
+    <w:p>
+      <w:pPr>
+        <w:bidi/>
+      </w:pPr>
+      <w:r>
+        <w:rPr>
+          <w:lang w:val="ar_AE" w:bidi="ar_AE"/>
+        </w:rPr>
+      </w:r>
+      <w:r>
+        <w:rPr>
+          <w:b/>
+          <w:lang w:val="ar_AE" w:bidi="ar_AE"/>
+        </w:rPr>
         <w:t>"لِكَيْ تُكَمِّلَ تَرْتِيبَ الأُمُورِ النَّاقِصَةِ"</w:t>
       </w:r>
     </w:p>
@@ -3218,6 +3575,23 @@
           <w:b/>
           <w:lang w:val="ar_AE" w:bidi="ar_AE"/>
         </w:rPr>
+        <w:t>καταστήσῃς &amp; πρεσβυτέρους</w:t>
+      </w:r>
+    </w:p>
+    <w:p>
+      <w:pPr>
+        <w:bidi/>
+      </w:pPr>
+      <w:r>
+        <w:rPr>
+          <w:lang w:val="ar_AE" w:bidi="ar_AE"/>
+        </w:rPr>
+      </w:r>
+      <w:r>
+        <w:rPr>
+          <w:b/>
+          <w:lang w:val="ar_AE" w:bidi="ar_AE"/>
+        </w:rPr>
         <w:t>"تُقِيمَ"</w:t>
       </w:r>
       <w:r>
@@ -3317,6 +3691,23 @@
           <w:b/>
           <w:lang w:val="ar_AE" w:bidi="ar_AE"/>
         </w:rPr>
+        <w:t>εἴ τίς ἐστιν ἀνέγκλητος</w:t>
+      </w:r>
+    </w:p>
+    <w:p>
+      <w:pPr>
+        <w:bidi/>
+      </w:pPr>
+      <w:r>
+        <w:rPr>
+          <w:lang w:val="ar_AE" w:bidi="ar_AE"/>
+        </w:rPr>
+      </w:r>
+      <w:r>
+        <w:rPr>
+          <w:b/>
+          <w:lang w:val="ar_AE" w:bidi="ar_AE"/>
+        </w:rPr>
         <w:t>"إِنْ كَانَ أَحَدٌ بِلاَ لَوْمٍ"</w:t>
       </w:r>
     </w:p>
@@ -3425,6 +3816,23 @@
           <w:b/>
           <w:lang w:val="ar_AE" w:bidi="ar_AE"/>
         </w:rPr>
+        <w:t>ἀνέγκλητος</w:t>
+      </w:r>
+    </w:p>
+    <w:p>
+      <w:pPr>
+        <w:bidi/>
+      </w:pPr>
+      <w:r>
+        <w:rPr>
+          <w:lang w:val="ar_AE" w:bidi="ar_AE"/>
+        </w:rPr>
+      </w:r>
+      <w:r>
+        <w:rPr>
+          <w:b/>
+          <w:lang w:val="ar_AE" w:bidi="ar_AE"/>
+        </w:rPr>
         <w:t>"بِلاَ لَوْمٍ"</w:t>
       </w:r>
     </w:p>
@@ -3546,6 +3954,23 @@
           <w:b/>
           <w:lang w:val="ar_AE" w:bidi="ar_AE"/>
         </w:rPr>
+        <w:t>μιᾶς γυναικὸς ἀνήρ</w:t>
+      </w:r>
+    </w:p>
+    <w:p>
+      <w:pPr>
+        <w:bidi/>
+      </w:pPr>
+      <w:r>
+        <w:rPr>
+          <w:lang w:val="ar_AE" w:bidi="ar_AE"/>
+        </w:rPr>
+      </w:r>
+      <w:r>
+        <w:rPr>
+          <w:b/>
+          <w:lang w:val="ar_AE" w:bidi="ar_AE"/>
+        </w:rPr>
         <w:t>"بَعْلَ امْرَأَةٍ وَاحِدَةٍ"</w:t>
       </w:r>
     </w:p>
@@ -3667,6 +4092,23 @@
           <w:b/>
           <w:lang w:val="ar_AE" w:bidi="ar_AE"/>
         </w:rPr>
+        <w:t>τέκνα &amp; πιστά</w:t>
+      </w:r>
+    </w:p>
+    <w:p>
+      <w:pPr>
+        <w:bidi/>
+      </w:pPr>
+      <w:r>
+        <w:rPr>
+          <w:lang w:val="ar_AE" w:bidi="ar_AE"/>
+        </w:rPr>
+      </w:r>
+      <w:r>
+        <w:rPr>
+          <w:b/>
+          <w:lang w:val="ar_AE" w:bidi="ar_AE"/>
+        </w:rPr>
         <w:t>"لَهُ أَوْلاَدٌ"</w:t>
       </w:r>
       <w:r>
@@ -3788,6 +4230,23 @@
           <w:b/>
           <w:lang w:val="ar_AE" w:bidi="ar_AE"/>
         </w:rPr>
+        <w:t>τὸν ἐπίσκοπον</w:t>
+      </w:r>
+    </w:p>
+    <w:p>
+      <w:pPr>
+        <w:bidi/>
+      </w:pPr>
+      <w:r>
+        <w:rPr>
+          <w:lang w:val="ar_AE" w:bidi="ar_AE"/>
+        </w:rPr>
+      </w:r>
+      <w:r>
+        <w:rPr>
+          <w:b/>
+          <w:lang w:val="ar_AE" w:bidi="ar_AE"/>
+        </w:rPr>
         <w:t>"الأُسْقُفُ"</w:t>
       </w:r>
     </w:p>
@@ -3909,6 +4368,23 @@
           <w:b/>
           <w:lang w:val="ar_AE" w:bidi="ar_AE"/>
         </w:rPr>
+        <w:t>Θεοῦ οἰκονόμον</w:t>
+      </w:r>
+    </w:p>
+    <w:p>
+      <w:pPr>
+        <w:bidi/>
+      </w:pPr>
+      <w:r>
+        <w:rPr>
+          <w:lang w:val="ar_AE" w:bidi="ar_AE"/>
+        </w:rPr>
+      </w:r>
+      <w:r>
+        <w:rPr>
+          <w:b/>
+          <w:lang w:val="ar_AE" w:bidi="ar_AE"/>
+        </w:rPr>
         <w:t>"كَوَكِيلِ اللهِ"</w:t>
       </w:r>
     </w:p>
@@ -4030,6 +4506,23 @@
           <w:b/>
           <w:lang w:val="ar_AE" w:bidi="ar_AE"/>
         </w:rPr>
+        <w:t>μὴ πάροινον</w:t>
+      </w:r>
+    </w:p>
+    <w:p>
+      <w:pPr>
+        <w:bidi/>
+      </w:pPr>
+      <w:r>
+        <w:rPr>
+          <w:lang w:val="ar_AE" w:bidi="ar_AE"/>
+        </w:rPr>
+      </w:r>
+      <w:r>
+        <w:rPr>
+          <w:b/>
+          <w:lang w:val="ar_AE" w:bidi="ar_AE"/>
+        </w:rPr>
         <w:t>"وَلاَ مُدْمِنِ الْخَمْرِ"</w:t>
       </w:r>
     </w:p>
@@ -4116,6 +4609,23 @@
           <w:b/>
           <w:lang w:val="ar_AE" w:bidi="ar_AE"/>
         </w:rPr>
+        <w:t>μὴ πλήκτην</w:t>
+      </w:r>
+    </w:p>
+    <w:p>
+      <w:pPr>
+        <w:bidi/>
+      </w:pPr>
+      <w:r>
+        <w:rPr>
+          <w:lang w:val="ar_AE" w:bidi="ar_AE"/>
+        </w:rPr>
+      </w:r>
+      <w:r>
+        <w:rPr>
+          <w:b/>
+          <w:lang w:val="ar_AE" w:bidi="ar_AE"/>
+        </w:rPr>
         <w:t>"وَلاَ ضَرَّابٍ"</w:t>
       </w:r>
     </w:p>
@@ -4202,6 +4712,23 @@
           <w:b/>
           <w:lang w:val="ar_AE" w:bidi="ar_AE"/>
         </w:rPr>
+        <w:t>ἀλλὰ</w:t>
+      </w:r>
+    </w:p>
+    <w:p>
+      <w:pPr>
+        <w:bidi/>
+      </w:pPr>
+      <w:r>
+        <w:rPr>
+          <w:lang w:val="ar_AE" w:bidi="ar_AE"/>
+        </w:rPr>
+      </w:r>
+      <w:r>
+        <w:rPr>
+          <w:b/>
+          <w:lang w:val="ar_AE" w:bidi="ar_AE"/>
+        </w:rPr>
         <w:t>"بَلْ"</w:t>
       </w:r>
     </w:p>
@@ -4323,6 +4850,23 @@
           <w:b/>
           <w:lang w:val="ar_AE" w:bidi="ar_AE"/>
         </w:rPr>
+        <w:t>φιλάγαθον</w:t>
+      </w:r>
+    </w:p>
+    <w:p>
+      <w:pPr>
+        <w:bidi/>
+      </w:pPr>
+      <w:r>
+        <w:rPr>
+          <w:lang w:val="ar_AE" w:bidi="ar_AE"/>
+        </w:rPr>
+      </w:r>
+      <w:r>
+        <w:rPr>
+          <w:b/>
+          <w:lang w:val="ar_AE" w:bidi="ar_AE"/>
+        </w:rPr>
         <w:t>"مُحِبًّا لِلْخَيْرِ"</w:t>
       </w:r>
     </w:p>
@@ -4457,6 +5001,23 @@
           <w:b/>
           <w:lang w:val="ar_AE" w:bidi="ar_AE"/>
         </w:rPr>
+        <w:t>σώφρονα &amp; ἐγκρατῆ</w:t>
+      </w:r>
+    </w:p>
+    <w:p>
+      <w:pPr>
+        <w:bidi/>
+      </w:pPr>
+      <w:r>
+        <w:rPr>
+          <w:lang w:val="ar_AE" w:bidi="ar_AE"/>
+        </w:rPr>
+      </w:r>
+      <w:r>
+        <w:rPr>
+          <w:b/>
+          <w:lang w:val="ar_AE" w:bidi="ar_AE"/>
+        </w:rPr>
         <w:t>"مُتَعَقِّلًا"</w:t>
       </w:r>
       <w:r>
@@ -4591,6 +5152,23 @@
           <w:b/>
           <w:lang w:val="ar_AE" w:bidi="ar_AE"/>
         </w:rPr>
+        <w:t>δίκαιον, ὅσιον</w:t>
+      </w:r>
+    </w:p>
+    <w:p>
+      <w:pPr>
+        <w:bidi/>
+      </w:pPr>
+      <w:r>
+        <w:rPr>
+          <w:lang w:val="ar_AE" w:bidi="ar_AE"/>
+        </w:rPr>
+      </w:r>
+      <w:r>
+        <w:rPr>
+          <w:b/>
+          <w:lang w:val="ar_AE" w:bidi="ar_AE"/>
+        </w:rPr>
         <w:t>"بَارًّا، وَرِعًا"</w:t>
       </w:r>
     </w:p>
@@ -4712,6 +5290,23 @@
           <w:b/>
           <w:lang w:val="ar_AE" w:bidi="ar_AE"/>
         </w:rPr>
+        <w:t>ἀντεχόμενον</w:t>
+      </w:r>
+    </w:p>
+    <w:p>
+      <w:pPr>
+        <w:bidi/>
+      </w:pPr>
+      <w:r>
+        <w:rPr>
+          <w:lang w:val="ar_AE" w:bidi="ar_AE"/>
+        </w:rPr>
+      </w:r>
+      <w:r>
+        <w:rPr>
+          <w:b/>
+          <w:lang w:val="ar_AE" w:bidi="ar_AE"/>
+        </w:rPr>
         <w:t>"مُلاَزِمًا"</w:t>
       </w:r>
     </w:p>
@@ -4820,6 +5415,23 @@
           <w:b/>
           <w:lang w:val="ar_AE" w:bidi="ar_AE"/>
         </w:rPr>
+        <w:t>κατὰ τὴν διδαχὴν</w:t>
+      </w:r>
+    </w:p>
+    <w:p>
+      <w:pPr>
+        <w:bidi/>
+      </w:pPr>
+      <w:r>
+        <w:rPr>
+          <w:lang w:val="ar_AE" w:bidi="ar_AE"/>
+        </w:rPr>
+      </w:r>
+      <w:r>
+        <w:rPr>
+          <w:b/>
+          <w:lang w:val="ar_AE" w:bidi="ar_AE"/>
+        </w:rPr>
         <w:t>"الَّتِي بِحَسَبِ التَّعْلِيمِ"</w:t>
       </w:r>
     </w:p>
@@ -4906,6 +5518,23 @@
           <w:b/>
           <w:lang w:val="ar_AE" w:bidi="ar_AE"/>
         </w:rPr>
+        <w:t>ἵνα</w:t>
+      </w:r>
+    </w:p>
+    <w:p>
+      <w:pPr>
+        <w:bidi/>
+      </w:pPr>
+      <w:r>
+        <w:rPr>
+          <w:lang w:val="ar_AE" w:bidi="ar_AE"/>
+        </w:rPr>
+      </w:r>
+      <w:r>
+        <w:rPr>
+          <w:b/>
+          <w:lang w:val="ar_AE" w:bidi="ar_AE"/>
+        </w:rPr>
         <w:t>"لِكَيْ"</w:t>
       </w:r>
     </w:p>
@@ -5027,6 +5656,23 @@
           <w:b/>
           <w:lang w:val="ar_AE" w:bidi="ar_AE"/>
         </w:rPr>
+        <w:t>τῇ διδασκαλίᾳ τῇ ὑγιαινούσῃ</w:t>
+      </w:r>
+    </w:p>
+    <w:p>
+      <w:pPr>
+        <w:bidi/>
+      </w:pPr>
+      <w:r>
+        <w:rPr>
+          <w:lang w:val="ar_AE" w:bidi="ar_AE"/>
+        </w:rPr>
+      </w:r>
+      <w:r>
+        <w:rPr>
+          <w:b/>
+          <w:lang w:val="ar_AE" w:bidi="ar_AE"/>
+        </w:rPr>
         <w:t>"بِالتَّعْلِيمِ الصَّحِيحِ"</w:t>
       </w:r>
     </w:p>
@@ -5161,6 +5807,23 @@
           <w:b/>
           <w:lang w:val="ar_AE" w:bidi="ar_AE"/>
         </w:rPr>
+        <w:t>ματαιολόγοι</w:t>
+      </w:r>
+    </w:p>
+    <w:p>
+      <w:pPr>
+        <w:bidi/>
+      </w:pPr>
+      <w:r>
+        <w:rPr>
+          <w:lang w:val="ar_AE" w:bidi="ar_AE"/>
+        </w:rPr>
+      </w:r>
+      <w:r>
+        <w:rPr>
+          <w:b/>
+          <w:lang w:val="ar_AE" w:bidi="ar_AE"/>
+        </w:rPr>
         <w:t>"يَتَكَلَّمُونَ بِالْبَاطِلِ"</w:t>
       </w:r>
     </w:p>
@@ -5289,6 +5952,23 @@
           <w:b/>
           <w:lang w:val="ar_AE" w:bidi="ar_AE"/>
         </w:rPr>
+        <w:t>φρεναπάται</w:t>
+      </w:r>
+    </w:p>
+    <w:p>
+      <w:pPr>
+        <w:bidi/>
+      </w:pPr>
+      <w:r>
+        <w:rPr>
+          <w:lang w:val="ar_AE" w:bidi="ar_AE"/>
+        </w:rPr>
+      </w:r>
+      <w:r>
+        <w:rPr>
+          <w:b/>
+          <w:lang w:val="ar_AE" w:bidi="ar_AE"/>
+        </w:rPr>
         <w:t>"يَخْدَعُونَ"</w:t>
       </w:r>
     </w:p>
@@ -5391,6 +6071,23 @@
       </w:r>
       <w:r>
         <w:rPr>
+          <w:b/>
+          <w:lang w:val="ar_AE" w:bidi="ar_AE"/>
+        </w:rPr>
+        <w:t>ματαιολόγοι, καὶ φρεναπάται</w:t>
+      </w:r>
+    </w:p>
+    <w:p>
+      <w:pPr>
+        <w:bidi/>
+      </w:pPr>
+      <w:r>
+        <w:rPr>
+          <w:lang w:val="ar_AE" w:bidi="ar_AE"/>
+        </w:rPr>
+      </w:r>
+      <w:r>
+        <w:rPr>
           <w:lang w:val="ar_AE" w:bidi="ar_AE"/>
         </w:rPr>
         <w:t>"يَتَكَلَّمُونَ بِالْبَاطِلِ، وَيَخْدَعُونَ الْعُقُولَ"</w:t>
@@ -5524,6 +6221,23 @@
           <w:b/>
           <w:lang w:val="ar_AE" w:bidi="ar_AE"/>
         </w:rPr>
+        <w:t>οἱ ἐκ τῆς περιτομῆς</w:t>
+      </w:r>
+    </w:p>
+    <w:p>
+      <w:pPr>
+        <w:bidi/>
+      </w:pPr>
+      <w:r>
+        <w:rPr>
+          <w:lang w:val="ar_AE" w:bidi="ar_AE"/>
+        </w:rPr>
+      </w:r>
+      <w:r>
+        <w:rPr>
+          <w:b/>
+          <w:lang w:val="ar_AE" w:bidi="ar_AE"/>
+        </w:rPr>
         <w:t>"وَلاَ سِيَّمَا الَّذِينَ مِنَ الْخِتَانِ"</w:t>
       </w:r>
     </w:p>
@@ -5635,6 +6349,23 @@
           <w:b/>
           <w:lang w:val="ar_AE" w:bidi="ar_AE"/>
         </w:rPr>
+        <w:t>οὓς δεῖ ἐπιστομίζειν</w:t>
+      </w:r>
+    </w:p>
+    <w:p>
+      <w:pPr>
+        <w:bidi/>
+      </w:pPr>
+      <w:r>
+        <w:rPr>
+          <w:lang w:val="ar_AE" w:bidi="ar_AE"/>
+        </w:rPr>
+      </w:r>
+      <w:r>
+        <w:rPr>
+          <w:b/>
+          <w:lang w:val="ar_AE" w:bidi="ar_AE"/>
+        </w:rPr>
         <w:t>"الَّذِينَ يَجِبُ سَدُّ أَفْوَاهِهِمْ"</w:t>
       </w:r>
     </w:p>
@@ -5727,6 +6458,23 @@
           <w:b/>
           <w:lang w:val="ar_AE" w:bidi="ar_AE"/>
         </w:rPr>
+        <w:t>ὅλους οἴκους ἀνατρέπουσιν</w:t>
+      </w:r>
+    </w:p>
+    <w:p>
+      <w:pPr>
+        <w:bidi/>
+      </w:pPr>
+      <w:r>
+        <w:rPr>
+          <w:lang w:val="ar_AE" w:bidi="ar_AE"/>
+        </w:rPr>
+      </w:r>
+      <w:r>
+        <w:rPr>
+          <w:b/>
+          <w:lang w:val="ar_AE" w:bidi="ar_AE"/>
+        </w:rPr>
         <w:t>"فَإِنَّهُمْ يَقْلِبُونَ بُيُوتًا بِجُمْلَتِهَا"</w:t>
       </w:r>
     </w:p>
@@ -5835,6 +6583,23 @@
           <w:b/>
           <w:lang w:val="ar_AE" w:bidi="ar_AE"/>
         </w:rPr>
+        <w:t>αἰσχροῦ κέρδους χάριν</w:t>
+      </w:r>
+    </w:p>
+    <w:p>
+      <w:pPr>
+        <w:bidi/>
+      </w:pPr>
+      <w:r>
+        <w:rPr>
+          <w:lang w:val="ar_AE" w:bidi="ar_AE"/>
+        </w:rPr>
+      </w:r>
+      <w:r>
+        <w:rPr>
+          <w:b/>
+          <w:lang w:val="ar_AE" w:bidi="ar_AE"/>
+        </w:rPr>
         <w:t>"مِنْ أَجْلِ الرِّبْحِ الْقَبِيحِ"</w:t>
       </w:r>
     </w:p>
@@ -5963,6 +6728,23 @@
           <w:b/>
           <w:lang w:val="ar_AE" w:bidi="ar_AE"/>
         </w:rPr>
+        <w:t>τις ἐξ αὐτῶν, ἴδιος αὐτῶν προφήτης</w:t>
+      </w:r>
+    </w:p>
+    <w:p>
+      <w:pPr>
+        <w:bidi/>
+      </w:pPr>
+      <w:r>
+        <w:rPr>
+          <w:lang w:val="ar_AE" w:bidi="ar_AE"/>
+        </w:rPr>
+      </w:r>
+      <w:r>
+        <w:rPr>
+          <w:b/>
+          <w:lang w:val="ar_AE" w:bidi="ar_AE"/>
+        </w:rPr>
         <w:t>"قَالَ وَاحِدٌ مِنْهُمْ، وَهُوَ نَبِيٌّ لَهُمْ خَاصٌّ"</w:t>
       </w:r>
     </w:p>
@@ -6043,6 +6825,23 @@
           <w:b/>
           <w:lang w:val="ar_AE" w:bidi="ar_AE"/>
         </w:rPr>
+        <w:t>Κρῆτες ἀεὶ ψεῦσται</w:t>
+      </w:r>
+    </w:p>
+    <w:p>
+      <w:pPr>
+        <w:bidi/>
+      </w:pPr>
+      <w:r>
+        <w:rPr>
+          <w:lang w:val="ar_AE" w:bidi="ar_AE"/>
+        </w:rPr>
+      </w:r>
+      <w:r>
+        <w:rPr>
+          <w:b/>
+          <w:lang w:val="ar_AE" w:bidi="ar_AE"/>
+        </w:rPr>
         <w:t>"الْكِرِيتِيُّونَ دَائِمًا كَذَّابُونَ"</w:t>
       </w:r>
     </w:p>
@@ -6158,6 +6957,23 @@
           <w:b/>
           <w:lang w:val="ar_AE" w:bidi="ar_AE"/>
         </w:rPr>
+        <w:t>κακὰ θηρία</w:t>
+      </w:r>
+    </w:p>
+    <w:p>
+      <w:pPr>
+        <w:bidi/>
+      </w:pPr>
+      <w:r>
+        <w:rPr>
+          <w:lang w:val="ar_AE" w:bidi="ar_AE"/>
+        </w:rPr>
+      </w:r>
+      <w:r>
+        <w:rPr>
+          <w:b/>
+          <w:lang w:val="ar_AE" w:bidi="ar_AE"/>
+        </w:rPr>
         <w:t>"وُحُوشٌ رَدِيَّةٌ"</w:t>
       </w:r>
     </w:p>
@@ -6286,6 +7102,23 @@
           <w:b/>
           <w:lang w:val="ar_AE" w:bidi="ar_AE"/>
         </w:rPr>
+        <w:t>γαστέρες ἀργαί</w:t>
+      </w:r>
+    </w:p>
+    <w:p>
+      <w:pPr>
+        <w:bidi/>
+      </w:pPr>
+      <w:r>
+        <w:rPr>
+          <w:lang w:val="ar_AE" w:bidi="ar_AE"/>
+        </w:rPr>
+      </w:r>
+      <w:r>
+        <w:rPr>
+          <w:b/>
+          <w:lang w:val="ar_AE" w:bidi="ar_AE"/>
+        </w:rPr>
         <w:t>"بُطُونٌ بَطَّالَةٌ.”</w:t>
       </w:r>
     </w:p>
@@ -6388,6 +7221,23 @@
           <w:b/>
           <w:lang w:val="ar_AE" w:bidi="ar_AE"/>
         </w:rPr>
+        <w:t>δι’ ἣν αἰτίαν ἔλεγχε αὐτοὺς ἀποτόμως</w:t>
+      </w:r>
+    </w:p>
+    <w:p>
+      <w:pPr>
+        <w:bidi/>
+      </w:pPr>
+      <w:r>
+        <w:rPr>
+          <w:lang w:val="ar_AE" w:bidi="ar_AE"/>
+        </w:rPr>
+      </w:r>
+      <w:r>
+        <w:rPr>
+          <w:b/>
+          <w:lang w:val="ar_AE" w:bidi="ar_AE"/>
+        </w:rPr>
         <w:t>"فَلِهذَا السَّبَبِ وَبِّخْهُمْ بِصَرَامَةٍ"</w:t>
       </w:r>
     </w:p>
@@ -6468,6 +7318,23 @@
           <w:b/>
           <w:lang w:val="ar_AE" w:bidi="ar_AE"/>
         </w:rPr>
+        <w:t>δι’ ἣν αἰτίαν</w:t>
+      </w:r>
+    </w:p>
+    <w:p>
+      <w:pPr>
+        <w:bidi/>
+      </w:pPr>
+      <w:r>
+        <w:rPr>
+          <w:lang w:val="ar_AE" w:bidi="ar_AE"/>
+        </w:rPr>
+      </w:r>
+      <w:r>
+        <w:rPr>
+          <w:b/>
+          <w:lang w:val="ar_AE" w:bidi="ar_AE"/>
+        </w:rPr>
         <w:t>"فَلِهذَا السَّبَبِ"</w:t>
       </w:r>
     </w:p>
@@ -6580,6 +7447,23 @@
       </w:r>
       <w:r>
         <w:rPr>
+          <w:b/>
+          <w:lang w:val="ar_AE" w:bidi="ar_AE"/>
+        </w:rPr>
+        <w:t>αὐτοὺς</w:t>
+      </w:r>
+    </w:p>
+    <w:p>
+      <w:pPr>
+        <w:bidi/>
+      </w:pPr>
+      <w:r>
+        <w:rPr>
+          <w:lang w:val="ar_AE" w:bidi="ar_AE"/>
+        </w:rPr>
+      </w:r>
+      <w:r>
+        <w:rPr>
           <w:lang w:val="ar_AE" w:bidi="ar_AE"/>
         </w:rPr>
         <w:t>"</w:t>
@@ -6747,6 +7631,23 @@
           <w:b/>
           <w:lang w:val="ar_AE" w:bidi="ar_AE"/>
         </w:rPr>
+        <w:t>ἵνα ὑγιαίνωσιν ἐν τῇ πίστει</w:t>
+      </w:r>
+    </w:p>
+    <w:p>
+      <w:pPr>
+        <w:bidi/>
+      </w:pPr>
+      <w:r>
+        <w:rPr>
+          <w:lang w:val="ar_AE" w:bidi="ar_AE"/>
+        </w:rPr>
+      </w:r>
+      <w:r>
+        <w:rPr>
+          <w:b/>
+          <w:lang w:val="ar_AE" w:bidi="ar_AE"/>
+        </w:rPr>
         <w:t>"لِكَيْ يَكُونُوا أَصِحَّاءَ فِي الإِيمَانِ"</w:t>
       </w:r>
     </w:p>
@@ -6862,6 +7763,23 @@
           <w:b/>
           <w:lang w:val="ar_AE" w:bidi="ar_AE"/>
         </w:rPr>
+        <w:t>ἵνα</w:t>
+      </w:r>
+    </w:p>
+    <w:p>
+      <w:pPr>
+        <w:bidi/>
+      </w:pPr>
+      <w:r>
+        <w:rPr>
+          <w:lang w:val="ar_AE" w:bidi="ar_AE"/>
+        </w:rPr>
+      </w:r>
+      <w:r>
+        <w:rPr>
+          <w:b/>
+          <w:lang w:val="ar_AE" w:bidi="ar_AE"/>
+        </w:rPr>
         <w:t>"لكي"</w:t>
       </w:r>
     </w:p>
@@ -6990,6 +7908,23 @@
           <w:b/>
           <w:lang w:val="ar_AE" w:bidi="ar_AE"/>
         </w:rPr>
+        <w:t>ἐν τῇ πίστει</w:t>
+      </w:r>
+    </w:p>
+    <w:p>
+      <w:pPr>
+        <w:bidi/>
+      </w:pPr>
+      <w:r>
+        <w:rPr>
+          <w:lang w:val="ar_AE" w:bidi="ar_AE"/>
+        </w:rPr>
+      </w:r>
+      <w:r>
+        <w:rPr>
+          <w:b/>
+          <w:lang w:val="ar_AE" w:bidi="ar_AE"/>
+        </w:rPr>
         <w:t>"في الإيمان"</w:t>
       </w:r>
     </w:p>
@@ -7105,6 +8040,23 @@
           <w:b/>
           <w:lang w:val="ar_AE" w:bidi="ar_AE"/>
         </w:rPr>
+        <w:t>Ἰουδαϊκοῖς μύθοις</w:t>
+      </w:r>
+    </w:p>
+    <w:p>
+      <w:pPr>
+        <w:bidi/>
+      </w:pPr>
+      <w:r>
+        <w:rPr>
+          <w:lang w:val="ar_AE" w:bidi="ar_AE"/>
+        </w:rPr>
+      </w:r>
+      <w:r>
+        <w:rPr>
+          <w:b/>
+          <w:lang w:val="ar_AE" w:bidi="ar_AE"/>
+        </w:rPr>
         <w:t>"إِلَى خُرَافَاتٍ يَهُودِيَّةٍ"</w:t>
       </w:r>
     </w:p>
@@ -7185,6 +8137,23 @@
           <w:b/>
           <w:lang w:val="ar_AE" w:bidi="ar_AE"/>
         </w:rPr>
+        <w:t>ἀποστρεφομένων τὴν ἀλήθειαν</w:t>
+      </w:r>
+    </w:p>
+    <w:p>
+      <w:pPr>
+        <w:bidi/>
+      </w:pPr>
+      <w:r>
+        <w:rPr>
+          <w:lang w:val="ar_AE" w:bidi="ar_AE"/>
+        </w:rPr>
+      </w:r>
+      <w:r>
+        <w:rPr>
+          <w:b/>
+          <w:lang w:val="ar_AE" w:bidi="ar_AE"/>
+        </w:rPr>
         <w:t>"مُرْتَدِّينَ عَنِ الْحَقِّ"</w:t>
       </w:r>
     </w:p>
@@ -7287,6 +8256,23 @@
           <w:b/>
           <w:lang w:val="ar_AE" w:bidi="ar_AE"/>
         </w:rPr>
+        <w:t>πάντα καθαρὰ τοῖς καθαροῖς</w:t>
+      </w:r>
+    </w:p>
+    <w:p>
+      <w:pPr>
+        <w:bidi/>
+      </w:pPr>
+      <w:r>
+        <w:rPr>
+          <w:lang w:val="ar_AE" w:bidi="ar_AE"/>
+        </w:rPr>
+      </w:r>
+      <w:r>
+        <w:rPr>
+          <w:b/>
+          <w:lang w:val="ar_AE" w:bidi="ar_AE"/>
+        </w:rPr>
         <w:t>"كُلُّ شَيْءٍ طَاهِرٌ لِلطَّاهِرِينَ"</w:t>
       </w:r>
     </w:p>
@@ -7389,6 +8375,23 @@
           <w:b/>
           <w:lang w:val="ar_AE" w:bidi="ar_AE"/>
         </w:rPr>
+        <w:t>τοῖς καθαροῖς</w:t>
+      </w:r>
+    </w:p>
+    <w:p>
+      <w:pPr>
+        <w:bidi/>
+      </w:pPr>
+      <w:r>
+        <w:rPr>
+          <w:lang w:val="ar_AE" w:bidi="ar_AE"/>
+        </w:rPr>
+      </w:r>
+      <w:r>
+        <w:rPr>
+          <w:b/>
+          <w:lang w:val="ar_AE" w:bidi="ar_AE"/>
+        </w:rPr>
         <w:t>"لِلطَّاهِرِينَ"</w:t>
       </w:r>
     </w:p>
@@ -7469,6 +8472,23 @@
           <w:b/>
           <w:lang w:val="ar_AE" w:bidi="ar_AE"/>
         </w:rPr>
+        <w:t>δὲ</w:t>
+      </w:r>
+    </w:p>
+    <w:p>
+      <w:pPr>
+        <w:bidi/>
+      </w:pPr>
+      <w:r>
+        <w:rPr>
+          <w:lang w:val="ar_AE" w:bidi="ar_AE"/>
+        </w:rPr>
+      </w:r>
+      <w:r>
+        <w:rPr>
+          <w:b/>
+          <w:lang w:val="ar_AE" w:bidi="ar_AE"/>
+        </w:rPr>
         <w:t>"وَأَمَّا"</w:t>
       </w:r>
     </w:p>
@@ -7584,6 +8604,23 @@
           <w:b/>
           <w:lang w:val="ar_AE" w:bidi="ar_AE"/>
         </w:rPr>
+        <w:t>τοῖς δὲ μεμιαμμένοις καὶ ἀπίστοις, οὐδὲν καθαρόν</w:t>
+      </w:r>
+    </w:p>
+    <w:p>
+      <w:pPr>
+        <w:bidi/>
+      </w:pPr>
+      <w:r>
+        <w:rPr>
+          <w:lang w:val="ar_AE" w:bidi="ar_AE"/>
+        </w:rPr>
+      </w:r>
+      <w:r>
+        <w:rPr>
+          <w:b/>
+          <w:lang w:val="ar_AE" w:bidi="ar_AE"/>
+        </w:rPr>
         <w:t>"وَأَمَّا لِلنَّجِسِينَ وَغَيْرِ الْمُؤْمِنِينَ فَلَيْسَ شَيْءٌ طَاهِرًا"</w:t>
       </w:r>
     </w:p>
@@ -7686,6 +8723,23 @@
           <w:b/>
           <w:lang w:val="ar_AE" w:bidi="ar_AE"/>
         </w:rPr>
+        <w:t>δὲ</w:t>
+      </w:r>
+    </w:p>
+    <w:p>
+      <w:pPr>
+        <w:bidi/>
+      </w:pPr>
+      <w:r>
+        <w:rPr>
+          <w:lang w:val="ar_AE" w:bidi="ar_AE"/>
+        </w:rPr>
+      </w:r>
+      <w:r>
+        <w:rPr>
+          <w:b/>
+          <w:lang w:val="ar_AE" w:bidi="ar_AE"/>
+        </w:rPr>
         <w:t>"وَلكِنَّهُمْ"</w:t>
       </w:r>
     </w:p>
@@ -7807,6 +8861,23 @@
           <w:b/>
           <w:lang w:val="ar_AE" w:bidi="ar_AE"/>
         </w:rPr>
+        <w:t>τοῖς &amp; ἔργοις ἀρνοῦνται</w:t>
+      </w:r>
+    </w:p>
+    <w:p>
+      <w:pPr>
+        <w:bidi/>
+      </w:pPr>
+      <w:r>
+        <w:rPr>
+          <w:lang w:val="ar_AE" w:bidi="ar_AE"/>
+        </w:rPr>
+      </w:r>
+      <w:r>
+        <w:rPr>
+          <w:b/>
+          <w:lang w:val="ar_AE" w:bidi="ar_AE"/>
+        </w:rPr>
         <w:t>"بِالأَعْمَالِ"</w:t>
       </w:r>
       <w:r>
@@ -8027,6 +9098,23 @@
           <w:b/>
           <w:lang w:val="ar_AE" w:bidi="ar_AE"/>
         </w:rPr>
+        <w:t>σὺ δὲ</w:t>
+      </w:r>
+    </w:p>
+    <w:p>
+      <w:pPr>
+        <w:bidi/>
+      </w:pPr>
+      <w:r>
+        <w:rPr>
+          <w:lang w:val="ar_AE" w:bidi="ar_AE"/>
+        </w:rPr>
+      </w:r>
+      <w:r>
+        <w:rPr>
+          <w:b/>
+          <w:lang w:val="ar_AE" w:bidi="ar_AE"/>
+        </w:rPr>
         <w:t>"وَأَمَّا أَنْتَ"</w:t>
       </w:r>
     </w:p>
@@ -8148,6 +9236,23 @@
           <w:b/>
           <w:lang w:val="ar_AE" w:bidi="ar_AE"/>
         </w:rPr>
+        <w:t>τῇ ὑγιαινούσῃ διδασκαλίᾳ</w:t>
+      </w:r>
+    </w:p>
+    <w:p>
+      <w:pPr>
+        <w:bidi/>
+      </w:pPr>
+      <w:r>
+        <w:rPr>
+          <w:lang w:val="ar_AE" w:bidi="ar_AE"/>
+        </w:rPr>
+      </w:r>
+      <w:r>
+        <w:rPr>
+          <w:b/>
+          <w:lang w:val="ar_AE" w:bidi="ar_AE"/>
+        </w:rPr>
         <w:t>"بِالتَّعْلِيمِ الصَّحِيحِ"</w:t>
       </w:r>
     </w:p>
@@ -8269,6 +9374,23 @@
           <w:b/>
           <w:lang w:val="ar_AE" w:bidi="ar_AE"/>
         </w:rPr>
+        <w:t>πρεσβύτας &amp; εἶναι</w:t>
+      </w:r>
+    </w:p>
+    <w:p>
+      <w:pPr>
+        <w:bidi/>
+      </w:pPr>
+      <w:r>
+        <w:rPr>
+          <w:lang w:val="ar_AE" w:bidi="ar_AE"/>
+        </w:rPr>
+      </w:r>
+      <w:r>
+        <w:rPr>
+          <w:b/>
+          <w:lang w:val="ar_AE" w:bidi="ar_AE"/>
+        </w:rPr>
         <w:t>"الأَشْيَاخُ"</w:t>
       </w:r>
       <w:r>
@@ -8390,6 +9512,23 @@
           <w:b/>
           <w:lang w:val="ar_AE" w:bidi="ar_AE"/>
         </w:rPr>
+        <w:t>νηφαλίους &amp; σεμνούς, σώφρονας</w:t>
+      </w:r>
+    </w:p>
+    <w:p>
+      <w:pPr>
+        <w:bidi/>
+      </w:pPr>
+      <w:r>
+        <w:rPr>
+          <w:lang w:val="ar_AE" w:bidi="ar_AE"/>
+        </w:rPr>
+      </w:r>
+      <w:r>
+        <w:rPr>
+          <w:b/>
+          <w:lang w:val="ar_AE" w:bidi="ar_AE"/>
+        </w:rPr>
         <w:t>"صَاحِينَ"</w:t>
       </w:r>
       <w:r>
@@ -8511,6 +9650,23 @@
           <w:b/>
           <w:lang w:val="ar_AE" w:bidi="ar_AE"/>
         </w:rPr>
+        <w:t>νηφαλίους</w:t>
+      </w:r>
+    </w:p>
+    <w:p>
+      <w:pPr>
+        <w:bidi/>
+      </w:pPr>
+      <w:r>
+        <w:rPr>
+          <w:lang w:val="ar_AE" w:bidi="ar_AE"/>
+        </w:rPr>
+      </w:r>
+      <w:r>
+        <w:rPr>
+          <w:b/>
+          <w:lang w:val="ar_AE" w:bidi="ar_AE"/>
+        </w:rPr>
         <w:t>"</w:t>
       </w:r>
       <w:r>
@@ -8595,6 +9751,23 @@
           <w:b/>
           <w:lang w:val="ar_AE" w:bidi="ar_AE"/>
         </w:rPr>
+        <w:t>σώφρονας</w:t>
+      </w:r>
+    </w:p>
+    <w:p>
+      <w:pPr>
+        <w:bidi/>
+      </w:pPr>
+      <w:r>
+        <w:rPr>
+          <w:lang w:val="ar_AE" w:bidi="ar_AE"/>
+        </w:rPr>
+      </w:r>
+      <w:r>
+        <w:rPr>
+          <w:b/>
+          <w:lang w:val="ar_AE" w:bidi="ar_AE"/>
+        </w:rPr>
         <w:t>"مُتَعَقِّلِينَ"</w:t>
       </w:r>
     </w:p>
@@ -8681,6 +9854,23 @@
           <w:b/>
           <w:lang w:val="ar_AE" w:bidi="ar_AE"/>
         </w:rPr>
+        <w:t>ὑγιαίνοντας τῇ πίστει τῇ ἀγάπῃ, τῇ ὑπομονῇ</w:t>
+      </w:r>
+    </w:p>
+    <w:p>
+      <w:pPr>
+        <w:bidi/>
+      </w:pPr>
+      <w:r>
+        <w:rPr>
+          <w:lang w:val="ar_AE" w:bidi="ar_AE"/>
+        </w:rPr>
+      </w:r>
+      <w:r>
+        <w:rPr>
+          <w:b/>
+          <w:lang w:val="ar_AE" w:bidi="ar_AE"/>
+        </w:rPr>
         <w:t>"أَصِحَّاءَ فِي الإِيمَانِ وَالْمَحَبَّةِ وَالصَّبْرِ"</w:t>
       </w:r>
     </w:p>
@@ -8867,6 +10057,23 @@
           <w:b/>
           <w:lang w:val="ar_AE" w:bidi="ar_AE"/>
         </w:rPr>
+        <w:t>ὑγιαίνοντας τῇ πίστει</w:t>
+      </w:r>
+    </w:p>
+    <w:p>
+      <w:pPr>
+        <w:bidi/>
+      </w:pPr>
+      <w:r>
+        <w:rPr>
+          <w:lang w:val="ar_AE" w:bidi="ar_AE"/>
+        </w:rPr>
+      </w:r>
+      <w:r>
+        <w:rPr>
+          <w:b/>
+          <w:lang w:val="ar_AE" w:bidi="ar_AE"/>
+        </w:rPr>
         <w:t>"أَصِحَّاءَ فِي الإِيمَانِ"</w:t>
       </w:r>
     </w:p>
@@ -8988,6 +10195,23 @@
           <w:b/>
           <w:lang w:val="ar_AE" w:bidi="ar_AE"/>
         </w:rPr>
+        <w:t>τῇ ἀγάπῃ</w:t>
+      </w:r>
+    </w:p>
+    <w:p>
+      <w:pPr>
+        <w:bidi/>
+      </w:pPr>
+      <w:r>
+        <w:rPr>
+          <w:lang w:val="ar_AE" w:bidi="ar_AE"/>
+        </w:rPr>
+      </w:r>
+      <w:r>
+        <w:rPr>
+          <w:b/>
+          <w:lang w:val="ar_AE" w:bidi="ar_AE"/>
+        </w:rPr>
         <w:t>"وَالْمَحَبَّةِ"</w:t>
       </w:r>
     </w:p>
@@ -9109,6 +10333,23 @@
           <w:b/>
           <w:lang w:val="ar_AE" w:bidi="ar_AE"/>
         </w:rPr>
+        <w:t>τῇ ὑπομονῇ</w:t>
+      </w:r>
+    </w:p>
+    <w:p>
+      <w:pPr>
+        <w:bidi/>
+      </w:pPr>
+      <w:r>
+        <w:rPr>
+          <w:lang w:val="ar_AE" w:bidi="ar_AE"/>
+        </w:rPr>
+      </w:r>
+      <w:r>
+        <w:rPr>
+          <w:b/>
+          <w:lang w:val="ar_AE" w:bidi="ar_AE"/>
+        </w:rPr>
         <w:t>"وَالصَّبْرِ"</w:t>
       </w:r>
     </w:p>
@@ -9230,6 +10471,23 @@
           <w:b/>
           <w:lang w:val="ar_AE" w:bidi="ar_AE"/>
         </w:rPr>
+        <w:t>πρεσβύτιδας ὡσαύτως</w:t>
+      </w:r>
+    </w:p>
+    <w:p>
+      <w:pPr>
+        <w:bidi/>
+      </w:pPr>
+      <w:r>
+        <w:rPr>
+          <w:lang w:val="ar_AE" w:bidi="ar_AE"/>
+        </w:rPr>
+      </w:r>
+      <w:r>
+        <w:rPr>
+          <w:b/>
+          <w:lang w:val="ar_AE" w:bidi="ar_AE"/>
+        </w:rPr>
         <w:t>"كَذلِكَ الْعَجَائِزُ"</w:t>
       </w:r>
     </w:p>
@@ -9322,6 +10580,23 @@
           <w:b/>
           <w:lang w:val="ar_AE" w:bidi="ar_AE"/>
         </w:rPr>
+        <w:t>οἴνῳ πολλῷ δεδουλωμένας</w:t>
+      </w:r>
+    </w:p>
+    <w:p>
+      <w:pPr>
+        <w:bidi/>
+      </w:pPr>
+      <w:r>
+        <w:rPr>
+          <w:lang w:val="ar_AE" w:bidi="ar_AE"/>
+        </w:rPr>
+      </w:r>
+      <w:r>
+        <w:rPr>
+          <w:b/>
+          <w:lang w:val="ar_AE" w:bidi="ar_AE"/>
+        </w:rPr>
         <w:t>"غَيْرَ مُسْتَعْبَدَاتٍ لِلْخَمْرِ الْكَثِيرِ"</w:t>
       </w:r>
     </w:p>
@@ -9430,6 +10705,23 @@
           <w:b/>
           <w:lang w:val="ar_AE" w:bidi="ar_AE"/>
         </w:rPr>
+        <w:t>οἴνῳ πολλῷ δεδουλωμένας</w:t>
+      </w:r>
+    </w:p>
+    <w:p>
+      <w:pPr>
+        <w:bidi/>
+      </w:pPr>
+      <w:r>
+        <w:rPr>
+          <w:lang w:val="ar_AE" w:bidi="ar_AE"/>
+        </w:rPr>
+      </w:r>
+      <w:r>
+        <w:rPr>
+          <w:b/>
+          <w:lang w:val="ar_AE" w:bidi="ar_AE"/>
+        </w:rPr>
         <w:t>"غَيْرَ مُسْتَعْبَدَاتٍ لِلْخَمْرِ الْكَثِيرِ"</w:t>
       </w:r>
     </w:p>
@@ -9538,6 +10830,23 @@
           <w:b/>
           <w:lang w:val="ar_AE" w:bidi="ar_AE"/>
         </w:rPr>
+        <w:t>καλοδιδασκάλους</w:t>
+      </w:r>
+    </w:p>
+    <w:p>
+      <w:pPr>
+        <w:bidi/>
+      </w:pPr>
+      <w:r>
+        <w:rPr>
+          <w:lang w:val="ar_AE" w:bidi="ar_AE"/>
+        </w:rPr>
+      </w:r>
+      <w:r>
+        <w:rPr>
+          <w:b/>
+          <w:lang w:val="ar_AE" w:bidi="ar_AE"/>
+        </w:rPr>
         <w:t>"مُعَلِّمَاتٍ الصَّلاَحَ"</w:t>
       </w:r>
     </w:p>
@@ -9630,6 +10939,23 @@
           <w:b/>
           <w:lang w:val="ar_AE" w:bidi="ar_AE"/>
         </w:rPr>
+        <w:t>ἵνα</w:t>
+      </w:r>
+    </w:p>
+    <w:p>
+      <w:pPr>
+        <w:bidi/>
+      </w:pPr>
+      <w:r>
+        <w:rPr>
+          <w:lang w:val="ar_AE" w:bidi="ar_AE"/>
+        </w:rPr>
+      </w:r>
+      <w:r>
+        <w:rPr>
+          <w:b/>
+          <w:lang w:val="ar_AE" w:bidi="ar_AE"/>
+        </w:rPr>
         <w:t>"لِكَيْ"</w:t>
       </w:r>
     </w:p>
@@ -9761,6 +11087,23 @@
           <w:b/>
           <w:lang w:val="ar_AE" w:bidi="ar_AE"/>
         </w:rPr>
+        <w:t>φιλάνδρους</w:t>
+      </w:r>
+    </w:p>
+    <w:p>
+      <w:pPr>
+        <w:bidi/>
+      </w:pPr>
+      <w:r>
+        <w:rPr>
+          <w:lang w:val="ar_AE" w:bidi="ar_AE"/>
+        </w:rPr>
+      </w:r>
+      <w:r>
+        <w:rPr>
+          <w:b/>
+          <w:lang w:val="ar_AE" w:bidi="ar_AE"/>
+        </w:rPr>
         <w:t>"مُحِبَّاتٍ لِرِجَالِهِنَّ"</w:t>
       </w:r>
     </w:p>
@@ -9847,6 +11190,23 @@
           <w:b/>
           <w:lang w:val="ar_AE" w:bidi="ar_AE"/>
         </w:rPr>
+        <w:t>φιλοτέκνους</w:t>
+      </w:r>
+    </w:p>
+    <w:p>
+      <w:pPr>
+        <w:bidi/>
+      </w:pPr>
+      <w:r>
+        <w:rPr>
+          <w:lang w:val="ar_AE" w:bidi="ar_AE"/>
+        </w:rPr>
+      </w:r>
+      <w:r>
+        <w:rPr>
+          <w:b/>
+          <w:lang w:val="ar_AE" w:bidi="ar_AE"/>
+        </w:rPr>
         <w:t>"أَوْلاَدَهُنَّ"</w:t>
       </w:r>
     </w:p>
@@ -9933,6 +11293,23 @@
           <w:b/>
           <w:lang w:val="ar_AE" w:bidi="ar_AE"/>
         </w:rPr>
+        <w:t>ὑποτασσομένας τοῖς ἰδίοις ἀνδράσιν</w:t>
+      </w:r>
+    </w:p>
+    <w:p>
+      <w:pPr>
+        <w:bidi/>
+      </w:pPr>
+      <w:r>
+        <w:rPr>
+          <w:lang w:val="ar_AE" w:bidi="ar_AE"/>
+        </w:rPr>
+      </w:r>
+      <w:r>
+        <w:rPr>
+          <w:b/>
+          <w:lang w:val="ar_AE" w:bidi="ar_AE"/>
+        </w:rPr>
         <w:t>"خَاضِعَاتٍ لِرِجَالِهِنَّ،"</w:t>
       </w:r>
     </w:p>
@@ -10019,6 +11396,23 @@
           <w:b/>
           <w:lang w:val="ar_AE" w:bidi="ar_AE"/>
         </w:rPr>
+        <w:t>ἵνα</w:t>
+      </w:r>
+    </w:p>
+    <w:p>
+      <w:pPr>
+        <w:bidi/>
+      </w:pPr>
+      <w:r>
+        <w:rPr>
+          <w:lang w:val="ar_AE" w:bidi="ar_AE"/>
+        </w:rPr>
+      </w:r>
+      <w:r>
+        <w:rPr>
+          <w:b/>
+          <w:lang w:val="ar_AE" w:bidi="ar_AE"/>
+        </w:rPr>
         <w:t>"لِكَيْ"</w:t>
       </w:r>
     </w:p>
@@ -10150,6 +11544,23 @@
           <w:b/>
           <w:lang w:val="ar_AE" w:bidi="ar_AE"/>
         </w:rPr>
+        <w:t>ἵνα μὴ ὁ λόγος τοῦ Θεοῦ βλασφημῆται</w:t>
+      </w:r>
+    </w:p>
+    <w:p>
+      <w:pPr>
+        <w:bidi/>
+      </w:pPr>
+      <w:r>
+        <w:rPr>
+          <w:lang w:val="ar_AE" w:bidi="ar_AE"/>
+        </w:rPr>
+      </w:r>
+      <w:r>
+        <w:rPr>
+          <w:b/>
+          <w:lang w:val="ar_AE" w:bidi="ar_AE"/>
+        </w:rPr>
         <w:t>"لِكَيْ لاَ يُجَدَّفَ عَلَى كَلِمَةِ اللهِ"</w:t>
       </w:r>
     </w:p>
@@ -10242,6 +11653,23 @@
           <w:b/>
           <w:lang w:val="ar_AE" w:bidi="ar_AE"/>
         </w:rPr>
+        <w:t>ὁ λόγος τοῦ Θεοῦ</w:t>
+      </w:r>
+    </w:p>
+    <w:p>
+      <w:pPr>
+        <w:bidi/>
+      </w:pPr>
+      <w:r>
+        <w:rPr>
+          <w:lang w:val="ar_AE" w:bidi="ar_AE"/>
+        </w:rPr>
+      </w:r>
+      <w:r>
+        <w:rPr>
+          <w:b/>
+          <w:lang w:val="ar_AE" w:bidi="ar_AE"/>
+        </w:rPr>
         <w:t>"كَلِمَةِ اللهِ"</w:t>
       </w:r>
     </w:p>
@@ -10363,6 +11791,23 @@
           <w:b/>
           <w:lang w:val="ar_AE" w:bidi="ar_AE"/>
         </w:rPr>
+        <w:t>ὡσαύτως</w:t>
+      </w:r>
+    </w:p>
+    <w:p>
+      <w:pPr>
+        <w:bidi/>
+      </w:pPr>
+      <w:r>
+        <w:rPr>
+          <w:lang w:val="ar_AE" w:bidi="ar_AE"/>
+        </w:rPr>
+      </w:r>
+      <w:r>
+        <w:rPr>
+          <w:b/>
+          <w:lang w:val="ar_AE" w:bidi="ar_AE"/>
+        </w:rPr>
         <w:t>"كَذلِكَ"</w:t>
       </w:r>
     </w:p>
@@ -10449,6 +11894,23 @@
           <w:b/>
           <w:lang w:val="ar_AE" w:bidi="ar_AE"/>
         </w:rPr>
+        <w:t>περὶ πάντα</w:t>
+      </w:r>
+    </w:p>
+    <w:p>
+      <w:pPr>
+        <w:bidi/>
+      </w:pPr>
+      <w:r>
+        <w:rPr>
+          <w:lang w:val="ar_AE" w:bidi="ar_AE"/>
+        </w:rPr>
+      </w:r>
+      <w:r>
+        <w:rPr>
+          <w:b/>
+          <w:lang w:val="ar_AE" w:bidi="ar_AE"/>
+        </w:rPr>
         <w:t>"فِي كُلِّ شَيْءٍ"</w:t>
       </w:r>
     </w:p>
@@ -10519,6 +11981,23 @@
           <w:b/>
           <w:lang w:val="ar_AE" w:bidi="ar_AE"/>
         </w:rPr>
+        <w:t>σεαυτὸν παρεχόμενος</w:t>
+      </w:r>
+    </w:p>
+    <w:p>
+      <w:pPr>
+        <w:bidi/>
+      </w:pPr>
+      <w:r>
+        <w:rPr>
+          <w:lang w:val="ar_AE" w:bidi="ar_AE"/>
+        </w:rPr>
+      </w:r>
+      <w:r>
+        <w:rPr>
+          <w:b/>
+          <w:lang w:val="ar_AE" w:bidi="ar_AE"/>
+        </w:rPr>
         <w:t>"مُقَدِّمًا نَفْسَكَ"</w:t>
       </w:r>
     </w:p>
@@ -10605,6 +12084,23 @@
           <w:b/>
           <w:lang w:val="ar_AE" w:bidi="ar_AE"/>
         </w:rPr>
+        <w:t>τύπον καλῶν ἔργων</w:t>
+      </w:r>
+    </w:p>
+    <w:p>
+      <w:pPr>
+        <w:bidi/>
+      </w:pPr>
+      <w:r>
+        <w:rPr>
+          <w:lang w:val="ar_AE" w:bidi="ar_AE"/>
+        </w:rPr>
+      </w:r>
+      <w:r>
+        <w:rPr>
+          <w:b/>
+          <w:lang w:val="ar_AE" w:bidi="ar_AE"/>
+        </w:rPr>
         <w:t>"قُدْوَةً لِلأَعْمَالِ الْحَسَنَةِ"</w:t>
       </w:r>
     </w:p>
@@ -10691,6 +12187,23 @@
           <w:b/>
           <w:lang w:val="ar_AE" w:bidi="ar_AE"/>
         </w:rPr>
+        <w:t>ἐν τῇ διδασκαλίᾳ ἀφθορίαν, σεμνότητα</w:t>
+      </w:r>
+    </w:p>
+    <w:p>
+      <w:pPr>
+        <w:bidi/>
+      </w:pPr>
+      <w:r>
+        <w:rPr>
+          <w:lang w:val="ar_AE" w:bidi="ar_AE"/>
+        </w:rPr>
+      </w:r>
+      <w:r>
+        <w:rPr>
+          <w:b/>
+          <w:lang w:val="ar_AE" w:bidi="ar_AE"/>
+        </w:rPr>
         <w:t>"وَمُقَدِّمًا فِي التَّعْلِيمِ نَقَاوَةً، وَوَقَارًا"</w:t>
       </w:r>
     </w:p>
@@ -10783,6 +12296,23 @@
           <w:b/>
           <w:lang w:val="ar_AE" w:bidi="ar_AE"/>
         </w:rPr>
+        <w:t>ἐν τῇ διδασκαλίᾳ ἀφθορίαν, σεμνότητα</w:t>
+      </w:r>
+    </w:p>
+    <w:p>
+      <w:pPr>
+        <w:bidi/>
+      </w:pPr>
+      <w:r>
+        <w:rPr>
+          <w:lang w:val="ar_AE" w:bidi="ar_AE"/>
+        </w:rPr>
+      </w:r>
+      <w:r>
+        <w:rPr>
+          <w:b/>
+          <w:lang w:val="ar_AE" w:bidi="ar_AE"/>
+        </w:rPr>
         <w:t>"وَمُقَدِّمًا فِي التَّعْلِيمِ نَقَاوَةً، وَوَقَارًا"</w:t>
       </w:r>
     </w:p>
@@ -10888,6 +12418,23 @@
           <w:b/>
           <w:lang w:val="ar_AE" w:bidi="ar_AE"/>
         </w:rPr>
+        <w:t>ἀφθορίαν</w:t>
+      </w:r>
+    </w:p>
+    <w:p>
+      <w:pPr>
+        <w:bidi/>
+      </w:pPr>
+      <w:r>
+        <w:rPr>
+          <w:lang w:val="ar_AE" w:bidi="ar_AE"/>
+        </w:rPr>
+      </w:r>
+      <w:r>
+        <w:rPr>
+          <w:b/>
+          <w:lang w:val="ar_AE" w:bidi="ar_AE"/>
+        </w:rPr>
         <w:t>"مُقَدِّمًا نَقَاوَةً"</w:t>
       </w:r>
     </w:p>
@@ -11006,6 +12553,23 @@
           <w:b/>
           <w:lang w:val="ar_AE" w:bidi="ar_AE"/>
         </w:rPr>
+        <w:t>ὑγιῆ</w:t>
+      </w:r>
+    </w:p>
+    <w:p>
+      <w:pPr>
+        <w:bidi/>
+      </w:pPr>
+      <w:r>
+        <w:rPr>
+          <w:lang w:val="ar_AE" w:bidi="ar_AE"/>
+        </w:rPr>
+      </w:r>
+      <w:r>
+        <w:rPr>
+          <w:b/>
+          <w:lang w:val="ar_AE" w:bidi="ar_AE"/>
+        </w:rPr>
         <w:t>"وَكَلاَمًا صَحِيحًا"</w:t>
       </w:r>
     </w:p>
@@ -11124,6 +12688,23 @@
           <w:b/>
           <w:lang w:val="ar_AE" w:bidi="ar_AE"/>
         </w:rPr>
+        <w:t>ἵνα</w:t>
+      </w:r>
+    </w:p>
+    <w:p>
+      <w:pPr>
+        <w:bidi/>
+      </w:pPr>
+      <w:r>
+        <w:rPr>
+          <w:lang w:val="ar_AE" w:bidi="ar_AE"/>
+        </w:rPr>
+      </w:r>
+      <w:r>
+        <w:rPr>
+          <w:b/>
+          <w:lang w:val="ar_AE" w:bidi="ar_AE"/>
+        </w:rPr>
         <w:t>"لِكَيْ"</w:t>
       </w:r>
     </w:p>
@@ -11242,6 +12823,23 @@
           <w:b/>
           <w:lang w:val="ar_AE" w:bidi="ar_AE"/>
         </w:rPr>
+        <w:t>ἵνα ὁ ἐξ ἐναντίας ἐντραπῇ</w:t>
+      </w:r>
+    </w:p>
+    <w:p>
+      <w:pPr>
+        <w:bidi/>
+      </w:pPr>
+      <w:r>
+        <w:rPr>
+          <w:lang w:val="ar_AE" w:bidi="ar_AE"/>
+        </w:rPr>
+      </w:r>
+      <w:r>
+        <w:rPr>
+          <w:b/>
+          <w:lang w:val="ar_AE" w:bidi="ar_AE"/>
+        </w:rPr>
         <w:t>"لِكَيْ يُخْزَى الْمُضَادُّ"</w:t>
       </w:r>
     </w:p>
@@ -11334,6 +12932,23 @@
           <w:b/>
           <w:lang w:val="ar_AE" w:bidi="ar_AE"/>
         </w:rPr>
+        <w:t>ἡμῶν</w:t>
+      </w:r>
+    </w:p>
+    <w:p>
+      <w:pPr>
+        <w:bidi/>
+      </w:pPr>
+      <w:r>
+        <w:rPr>
+          <w:lang w:val="ar_AE" w:bidi="ar_AE"/>
+        </w:rPr>
+      </w:r>
+      <w:r>
+        <w:rPr>
+          <w:b/>
+          <w:lang w:val="ar_AE" w:bidi="ar_AE"/>
+        </w:rPr>
         <w:t>"عَنْكُمْ" أو "نحن"</w:t>
       </w:r>
     </w:p>
@@ -11439,6 +13054,23 @@
           <w:b/>
           <w:lang w:val="ar_AE" w:bidi="ar_AE"/>
         </w:rPr>
+        <w:t>δούλους ἰδίοις δεσπόταις ὑποτάσσεσθαι</w:t>
+      </w:r>
+    </w:p>
+    <w:p>
+      <w:pPr>
+        <w:bidi/>
+      </w:pPr>
+      <w:r>
+        <w:rPr>
+          <w:lang w:val="ar_AE" w:bidi="ar_AE"/>
+        </w:rPr>
+      </w:r>
+      <w:r>
+        <w:rPr>
+          <w:b/>
+          <w:lang w:val="ar_AE" w:bidi="ar_AE"/>
+        </w:rPr>
         <w:t>"وَالْعَبِيدَ أَنْ يَخْضَعُوا لِسَادَتِهِمْ"</w:t>
       </w:r>
     </w:p>
@@ -11531,6 +13163,23 @@
           <w:b/>
           <w:lang w:val="ar_AE" w:bidi="ar_AE"/>
         </w:rPr>
+        <w:t>ἐν πᾶσιν</w:t>
+      </w:r>
+    </w:p>
+    <w:p>
+      <w:pPr>
+        <w:bidi/>
+      </w:pPr>
+      <w:r>
+        <w:rPr>
+          <w:lang w:val="ar_AE" w:bidi="ar_AE"/>
+        </w:rPr>
+      </w:r>
+      <w:r>
+        <w:rPr>
+          <w:b/>
+          <w:lang w:val="ar_AE" w:bidi="ar_AE"/>
+        </w:rPr>
         <w:t>"فِي كُلِّ شَيْءٍ"</w:t>
       </w:r>
     </w:p>
@@ -11617,6 +13266,23 @@
           <w:b/>
           <w:lang w:val="ar_AE" w:bidi="ar_AE"/>
         </w:rPr>
+        <w:t>εὐαρέστους εἶναι</w:t>
+      </w:r>
+    </w:p>
+    <w:p>
+      <w:pPr>
+        <w:bidi/>
+      </w:pPr>
+      <w:r>
+        <w:rPr>
+          <w:lang w:val="ar_AE" w:bidi="ar_AE"/>
+        </w:rPr>
+      </w:r>
+      <w:r>
+        <w:rPr>
+          <w:b/>
+          <w:lang w:val="ar_AE" w:bidi="ar_AE"/>
+        </w:rPr>
         <w:t>"وَيُرْضُوهُمْ"</w:t>
       </w:r>
     </w:p>
@@ -11709,6 +13375,23 @@
           <w:b/>
           <w:lang w:val="ar_AE" w:bidi="ar_AE"/>
         </w:rPr>
+        <w:t>μὴ νοσφιζομένους</w:t>
+      </w:r>
+    </w:p>
+    <w:p>
+      <w:pPr>
+        <w:bidi/>
+      </w:pPr>
+      <w:r>
+        <w:rPr>
+          <w:lang w:val="ar_AE" w:bidi="ar_AE"/>
+        </w:rPr>
+      </w:r>
+      <w:r>
+        <w:rPr>
+          <w:b/>
+          <w:lang w:val="ar_AE" w:bidi="ar_AE"/>
+        </w:rPr>
         <w:t>"غَيْرَ مُخْتَلِسِينَ"</w:t>
       </w:r>
     </w:p>
@@ -11817,6 +13500,23 @@
           <w:b/>
           <w:lang w:val="ar_AE" w:bidi="ar_AE"/>
         </w:rPr>
+        <w:t>ἀλλὰ</w:t>
+      </w:r>
+    </w:p>
+    <w:p>
+      <w:pPr>
+        <w:bidi/>
+      </w:pPr>
+      <w:r>
+        <w:rPr>
+          <w:lang w:val="ar_AE" w:bidi="ar_AE"/>
+        </w:rPr>
+      </w:r>
+      <w:r>
+        <w:rPr>
+          <w:b/>
+          <w:lang w:val="ar_AE" w:bidi="ar_AE"/>
+        </w:rPr>
         <w:t>"بَلْ"</w:t>
       </w:r>
     </w:p>
@@ -11938,6 +13638,23 @@
           <w:b/>
           <w:lang w:val="ar_AE" w:bidi="ar_AE"/>
         </w:rPr>
+        <w:t>πᾶσαν πίστιν ἐνδεικνυμένους ἀγαθήν</w:t>
+      </w:r>
+    </w:p>
+    <w:p>
+      <w:pPr>
+        <w:bidi/>
+      </w:pPr>
+      <w:r>
+        <w:rPr>
+          <w:lang w:val="ar_AE" w:bidi="ar_AE"/>
+        </w:rPr>
+      </w:r>
+      <w:r>
+        <w:rPr>
+          <w:b/>
+          <w:lang w:val="ar_AE" w:bidi="ar_AE"/>
+        </w:rPr>
         <w:t>"مُقَدِّمِينَ كُلَّ أَمَانَةٍ صَالِحَةٍ"</w:t>
       </w:r>
     </w:p>
@@ -12024,6 +13741,23 @@
           <w:b/>
           <w:lang w:val="ar_AE" w:bidi="ar_AE"/>
         </w:rPr>
+        <w:t>ἵνα</w:t>
+      </w:r>
+    </w:p>
+    <w:p>
+      <w:pPr>
+        <w:bidi/>
+      </w:pPr>
+      <w:r>
+        <w:rPr>
+          <w:lang w:val="ar_AE" w:bidi="ar_AE"/>
+        </w:rPr>
+      </w:r>
+      <w:r>
+        <w:rPr>
+          <w:b/>
+          <w:lang w:val="ar_AE" w:bidi="ar_AE"/>
+        </w:rPr>
         <w:t>"</w:t>
       </w:r>
       <w:r>
@@ -12182,6 +13916,23 @@
           <w:b/>
           <w:lang w:val="ar_AE" w:bidi="ar_AE"/>
         </w:rPr>
+        <w:t>ἐν πᾶσιν</w:t>
+      </w:r>
+    </w:p>
+    <w:p>
+      <w:pPr>
+        <w:bidi/>
+      </w:pPr>
+      <w:r>
+        <w:rPr>
+          <w:lang w:val="ar_AE" w:bidi="ar_AE"/>
+        </w:rPr>
+      </w:r>
+      <w:r>
+        <w:rPr>
+          <w:b/>
+          <w:lang w:val="ar_AE" w:bidi="ar_AE"/>
+        </w:rPr>
         <w:t>"فِي كُلِّ شَيْءٍ"</w:t>
       </w:r>
     </w:p>
@@ -12268,6 +14019,23 @@
           <w:b/>
           <w:lang w:val="ar_AE" w:bidi="ar_AE"/>
         </w:rPr>
+        <w:t>τὴν διδασκαλίαν τὴν τοῦ Σωτῆρος ἡμῶν, Θεοῦ, κοσμῶσιν</w:t>
+      </w:r>
+    </w:p>
+    <w:p>
+      <w:pPr>
+        <w:bidi/>
+      </w:pPr>
+      <w:r>
+        <w:rPr>
+          <w:lang w:val="ar_AE" w:bidi="ar_AE"/>
+        </w:rPr>
+      </w:r>
+      <w:r>
+        <w:rPr>
+          <w:b/>
+          <w:lang w:val="ar_AE" w:bidi="ar_AE"/>
+        </w:rPr>
         <w:t>"لِكَيْ يُزَيِّنُوا تَعْلِيمَ مُخَلِّصِنَا اللهِ"</w:t>
       </w:r>
     </w:p>
@@ -12354,6 +14122,23 @@
           <w:b/>
           <w:lang w:val="ar_AE" w:bidi="ar_AE"/>
         </w:rPr>
+        <w:t>ἡμῶν</w:t>
+      </w:r>
+    </w:p>
+    <w:p>
+      <w:pPr>
+        <w:bidi/>
+      </w:pPr>
+      <w:r>
+        <w:rPr>
+          <w:lang w:val="ar_AE" w:bidi="ar_AE"/>
+        </w:rPr>
+      </w:r>
+      <w:r>
+        <w:rPr>
+          <w:b/>
+          <w:lang w:val="ar_AE" w:bidi="ar_AE"/>
+        </w:rPr>
         <w:t>"مُخَلِّصِنَا"</w:t>
       </w:r>
     </w:p>
@@ -12475,6 +14260,23 @@
           <w:b/>
           <w:lang w:val="ar_AE" w:bidi="ar_AE"/>
         </w:rPr>
+        <w:t>γὰρ</w:t>
+      </w:r>
+    </w:p>
+    <w:p>
+      <w:pPr>
+        <w:bidi/>
+      </w:pPr>
+      <w:r>
+        <w:rPr>
+          <w:lang w:val="ar_AE" w:bidi="ar_AE"/>
+        </w:rPr>
+      </w:r>
+      <w:r>
+        <w:rPr>
+          <w:b/>
+          <w:lang w:val="ar_AE" w:bidi="ar_AE"/>
+        </w:rPr>
         <w:t>"لأَنَّهُ"</w:t>
       </w:r>
     </w:p>
@@ -12609,6 +14411,23 @@
           <w:b/>
           <w:lang w:val="ar_AE" w:bidi="ar_AE"/>
         </w:rPr>
+        <w:t>ἐπεφάνη &amp; ἡ χάρις τοῦ Θεοῦ</w:t>
+      </w:r>
+    </w:p>
+    <w:p>
+      <w:pPr>
+        <w:bidi/>
+      </w:pPr>
+      <w:r>
+        <w:rPr>
+          <w:lang w:val="ar_AE" w:bidi="ar_AE"/>
+        </w:rPr>
+      </w:r>
+      <w:r>
+        <w:rPr>
+          <w:b/>
+          <w:lang w:val="ar_AE" w:bidi="ar_AE"/>
+        </w:rPr>
         <w:t>"قَدْ ظَهَرَتْ"</w:t>
       </w:r>
       <w:r>
@@ -12743,6 +14562,23 @@
           <w:b/>
           <w:lang w:val="ar_AE" w:bidi="ar_AE"/>
         </w:rPr>
+        <w:t>ἐπεφάνη γὰρ ἡ χάρις τοῦ Θεοῦ σωτήριος πᾶσιν ἀνθρώποις</w:t>
+      </w:r>
+    </w:p>
+    <w:p>
+      <w:pPr>
+        <w:bidi/>
+      </w:pPr>
+      <w:r>
+        <w:rPr>
+          <w:lang w:val="ar_AE" w:bidi="ar_AE"/>
+        </w:rPr>
+      </w:r>
+      <w:r>
+        <w:rPr>
+          <w:b/>
+          <w:lang w:val="ar_AE" w:bidi="ar_AE"/>
+        </w:rPr>
         <w:t>"لأَنَّهُ قَدْ ظَهَرَتْ نِعْمَةُ اللهِ الْمُخَلِّصَةُ، لِجَمِيعِ النَّاسِ"</w:t>
       </w:r>
     </w:p>
@@ -12864,6 +14700,23 @@
           <w:b/>
           <w:lang w:val="ar_AE" w:bidi="ar_AE"/>
         </w:rPr>
+        <w:t>σωτήριος πᾶσιν ἀνθρώποις</w:t>
+      </w:r>
+    </w:p>
+    <w:p>
+      <w:pPr>
+        <w:bidi/>
+      </w:pPr>
+      <w:r>
+        <w:rPr>
+          <w:lang w:val="ar_AE" w:bidi="ar_AE"/>
+        </w:rPr>
+      </w:r>
+      <w:r>
+        <w:rPr>
+          <w:b/>
+          <w:lang w:val="ar_AE" w:bidi="ar_AE"/>
+        </w:rPr>
         <w:t>"الْمُخَلِّصَةُ لِجَمِيعِ النَّاسِ"</w:t>
       </w:r>
     </w:p>
@@ -12998,6 +14851,23 @@
           <w:b/>
           <w:lang w:val="ar_AE" w:bidi="ar_AE"/>
         </w:rPr>
+        <w:t>πᾶσιν ἀνθρώποις</w:t>
+      </w:r>
+    </w:p>
+    <w:p>
+      <w:pPr>
+        <w:bidi/>
+      </w:pPr>
+      <w:r>
+        <w:rPr>
+          <w:lang w:val="ar_AE" w:bidi="ar_AE"/>
+        </w:rPr>
+      </w:r>
+      <w:r>
+        <w:rPr>
+          <w:b/>
+          <w:lang w:val="ar_AE" w:bidi="ar_AE"/>
+        </w:rPr>
         <w:t>"لِجَمِيعِ"</w:t>
       </w:r>
     </w:p>
@@ -13132,6 +15002,23 @@
           <w:b/>
           <w:lang w:val="ar_AE" w:bidi="ar_AE"/>
         </w:rPr>
+        <w:t>παιδεύουσα ἡμᾶς</w:t>
+      </w:r>
+    </w:p>
+    <w:p>
+      <w:pPr>
+        <w:bidi/>
+      </w:pPr>
+      <w:r>
+        <w:rPr>
+          <w:lang w:val="ar_AE" w:bidi="ar_AE"/>
+        </w:rPr>
+      </w:r>
+      <w:r>
+        <w:rPr>
+          <w:b/>
+          <w:lang w:val="ar_AE" w:bidi="ar_AE"/>
+        </w:rPr>
         <w:t>"مُعَلِّمَةً إِيَّانَا"</w:t>
       </w:r>
     </w:p>
@@ -13240,6 +15127,23 @@
           <w:b/>
           <w:lang w:val="ar_AE" w:bidi="ar_AE"/>
         </w:rPr>
+        <w:t>ἡμᾶς</w:t>
+      </w:r>
+    </w:p>
+    <w:p>
+      <w:pPr>
+        <w:bidi/>
+      </w:pPr>
+      <w:r>
+        <w:rPr>
+          <w:lang w:val="ar_AE" w:bidi="ar_AE"/>
+        </w:rPr>
+      </w:r>
+      <w:r>
+        <w:rPr>
+          <w:b/>
+          <w:lang w:val="ar_AE" w:bidi="ar_AE"/>
+        </w:rPr>
         <w:t>"إِيَّانَا"</w:t>
       </w:r>
     </w:p>
@@ -13374,6 +15278,23 @@
           <w:b/>
           <w:lang w:val="ar_AE" w:bidi="ar_AE"/>
         </w:rPr>
+        <w:t>τὴν ἀσέβειαν</w:t>
+      </w:r>
+    </w:p>
+    <w:p>
+      <w:pPr>
+        <w:bidi/>
+      </w:pPr>
+      <w:r>
+        <w:rPr>
+          <w:lang w:val="ar_AE" w:bidi="ar_AE"/>
+        </w:rPr>
+      </w:r>
+      <w:r>
+        <w:rPr>
+          <w:b/>
+          <w:lang w:val="ar_AE" w:bidi="ar_AE"/>
+        </w:rPr>
         <w:t>"الْفُجُورَ"</w:t>
       </w:r>
     </w:p>
@@ -13495,6 +15416,23 @@
           <w:b/>
           <w:lang w:val="ar_AE" w:bidi="ar_AE"/>
         </w:rPr>
+        <w:t>τὰς κοσμικὰς ἐπιθυμίας</w:t>
+      </w:r>
+    </w:p>
+    <w:p>
+      <w:pPr>
+        <w:bidi/>
+      </w:pPr>
+      <w:r>
+        <w:rPr>
+          <w:lang w:val="ar_AE" w:bidi="ar_AE"/>
+        </w:rPr>
+      </w:r>
+      <w:r>
+        <w:rPr>
+          <w:b/>
+          <w:lang w:val="ar_AE" w:bidi="ar_AE"/>
+        </w:rPr>
         <w:t>"وَالشَّهَوَاتِ الْعَالَمِيَّةَ"</w:t>
       </w:r>
     </w:p>
@@ -13616,6 +15554,23 @@
           <w:b/>
           <w:lang w:val="ar_AE" w:bidi="ar_AE"/>
         </w:rPr>
+        <w:t>ἀσέβειαν &amp; εὐσεβῶς</w:t>
+      </w:r>
+    </w:p>
+    <w:p>
+      <w:pPr>
+        <w:bidi/>
+      </w:pPr>
+      <w:r>
+        <w:rPr>
+          <w:lang w:val="ar_AE" w:bidi="ar_AE"/>
+        </w:rPr>
+      </w:r>
+      <w:r>
+        <w:rPr>
+          <w:b/>
+          <w:lang w:val="ar_AE" w:bidi="ar_AE"/>
+        </w:rPr>
         <w:t>"الْفُجُورَ"</w:t>
       </w:r>
       <w:r>
@@ -13715,6 +15670,23 @@
           <w:b/>
           <w:lang w:val="ar_AE" w:bidi="ar_AE"/>
         </w:rPr>
+        <w:t>ἐν τῷ νῦν αἰῶνι</w:t>
+      </w:r>
+    </w:p>
+    <w:p>
+      <w:pPr>
+        <w:bidi/>
+      </w:pPr>
+      <w:r>
+        <w:rPr>
+          <w:lang w:val="ar_AE" w:bidi="ar_AE"/>
+        </w:rPr>
+      </w:r>
+      <w:r>
+        <w:rPr>
+          <w:b/>
+          <w:lang w:val="ar_AE" w:bidi="ar_AE"/>
+        </w:rPr>
         <w:t>"فِي الْعَالَمِ الْحَاضِرِ"</w:t>
       </w:r>
     </w:p>
@@ -13801,6 +15773,23 @@
           <w:b/>
           <w:lang w:val="ar_AE" w:bidi="ar_AE"/>
         </w:rPr>
+        <w:t>προσδεχόμενοι</w:t>
+      </w:r>
+    </w:p>
+    <w:p>
+      <w:pPr>
+        <w:bidi/>
+      </w:pPr>
+      <w:r>
+        <w:rPr>
+          <w:lang w:val="ar_AE" w:bidi="ar_AE"/>
+        </w:rPr>
+      </w:r>
+      <w:r>
+        <w:rPr>
+          <w:b/>
+          <w:lang w:val="ar_AE" w:bidi="ar_AE"/>
+        </w:rPr>
         <w:t>"مُنْتَظِرِينَ"</w:t>
       </w:r>
     </w:p>
@@ -13887,6 +15876,23 @@
           <w:b/>
           <w:lang w:val="ar_AE" w:bidi="ar_AE"/>
         </w:rPr>
+        <w:t>τὴν μακαρίαν ἐλπίδα, καὶ ἐπιφάνειαν τῆς δόξης</w:t>
+      </w:r>
+    </w:p>
+    <w:p>
+      <w:pPr>
+        <w:bidi/>
+      </w:pPr>
+      <w:r>
+        <w:rPr>
+          <w:lang w:val="ar_AE" w:bidi="ar_AE"/>
+        </w:rPr>
+      </w:r>
+      <w:r>
+        <w:rPr>
+          <w:b/>
+          <w:lang w:val="ar_AE" w:bidi="ar_AE"/>
+        </w:rPr>
         <w:t>"الرَّجَاءَ الْمُبَارَكَ وَظُهُورَ مَجْدِ اللهِ الْعَظِيمِ"</w:t>
       </w:r>
     </w:p>
@@ -14047,6 +16053,23 @@
           <w:b/>
           <w:lang w:val="ar_AE" w:bidi="ar_AE"/>
         </w:rPr>
+        <w:t>τὴν μακαρίαν ἐλπίδα, καὶ ἐπιφάνειαν τῆς δόξης</w:t>
+      </w:r>
+    </w:p>
+    <w:p>
+      <w:pPr>
+        <w:bidi/>
+      </w:pPr>
+      <w:r>
+        <w:rPr>
+          <w:lang w:val="ar_AE" w:bidi="ar_AE"/>
+        </w:rPr>
+      </w:r>
+      <w:r>
+        <w:rPr>
+          <w:b/>
+          <w:lang w:val="ar_AE" w:bidi="ar_AE"/>
+        </w:rPr>
         <w:t>"الرَّجَاءَ الْمُبَارَكَ وَظُهُورَ مَجْدِ اللهِ الْعَظِيمِ"</w:t>
       </w:r>
     </w:p>
@@ -14197,6 +16220,23 @@
           <w:b/>
           <w:lang w:val="ar_AE" w:bidi="ar_AE"/>
         </w:rPr>
+        <w:t>τὴν μακαρίαν ἐλπίδα, καὶ ἐπιφάνειαν τῆς δόξης τοῦ μεγάλου Θεοῦ καὶ Σωτῆρος ἡμῶν, Ἰησοῦ Χριστοῦ</w:t>
+      </w:r>
+    </w:p>
+    <w:p>
+      <w:pPr>
+        <w:bidi/>
+      </w:pPr>
+      <w:r>
+        <w:rPr>
+          <w:lang w:val="ar_AE" w:bidi="ar_AE"/>
+        </w:rPr>
+      </w:r>
+      <w:r>
+        <w:rPr>
+          <w:b/>
+          <w:lang w:val="ar_AE" w:bidi="ar_AE"/>
+        </w:rPr>
         <w:t>"الرَّجَاءَ الْمُبَارَكَ وَظُهُورَ مَجْدِ اللهِ الْعَظِيمِ وَمُخَلِّصِنَا يَسُوعَ الْمَسِيحِ"</w:t>
       </w:r>
     </w:p>
@@ -14344,6 +16384,23 @@
           <w:b/>
           <w:lang w:val="ar_AE" w:bidi="ar_AE"/>
         </w:rPr>
+        <w:t>τοῦ μεγάλου Θεοῦ καὶ Σωτῆρος ἡμῶν, Ἰησοῦ Χριστοῦ</w:t>
+      </w:r>
+    </w:p>
+    <w:p>
+      <w:pPr>
+        <w:bidi/>
+      </w:pPr>
+      <w:r>
+        <w:rPr>
+          <w:lang w:val="ar_AE" w:bidi="ar_AE"/>
+        </w:rPr>
+      </w:r>
+      <w:r>
+        <w:rPr>
+          <w:b/>
+          <w:lang w:val="ar_AE" w:bidi="ar_AE"/>
+        </w:rPr>
         <w:t>"اللهِ الْعَظِيمِ وَمُخَلِّصِنَا يَسُوعَ الْمَسِيحِ"</w:t>
       </w:r>
     </w:p>
@@ -14485,6 +16542,23 @@
           <w:b/>
           <w:lang w:val="ar_AE" w:bidi="ar_AE"/>
         </w:rPr>
+        <w:t>ὃς ἔδωκεν ἑαυτὸν ὑπὲρ ἡμῶν</w:t>
+      </w:r>
+    </w:p>
+    <w:p>
+      <w:pPr>
+        <w:bidi/>
+      </w:pPr>
+      <w:r>
+        <w:rPr>
+          <w:lang w:val="ar_AE" w:bidi="ar_AE"/>
+        </w:rPr>
+      </w:r>
+      <w:r>
+        <w:rPr>
+          <w:b/>
+          <w:lang w:val="ar_AE" w:bidi="ar_AE"/>
+        </w:rPr>
         <w:t>"الَّذِي بَذَلَ نَفْسَهُ لأَجْلِنَا"</w:t>
       </w:r>
     </w:p>
@@ -14593,6 +16667,23 @@
           <w:b/>
           <w:lang w:val="ar_AE" w:bidi="ar_AE"/>
         </w:rPr>
+        <w:t>ἡμῶν</w:t>
+      </w:r>
+    </w:p>
+    <w:p>
+      <w:pPr>
+        <w:bidi/>
+      </w:pPr>
+      <w:r>
+        <w:rPr>
+          <w:lang w:val="ar_AE" w:bidi="ar_AE"/>
+        </w:rPr>
+      </w:r>
+      <w:r>
+        <w:rPr>
+          <w:b/>
+          <w:lang w:val="ar_AE" w:bidi="ar_AE"/>
+        </w:rPr>
         <w:t>"لأَجْلِنَا"</w:t>
       </w:r>
     </w:p>
@@ -14714,6 +16805,23 @@
           <w:b/>
           <w:lang w:val="ar_AE" w:bidi="ar_AE"/>
         </w:rPr>
+        <w:t>λυτρώσηται ἡμᾶς ἀπὸ πάσης ἀνομίας</w:t>
+      </w:r>
+    </w:p>
+    <w:p>
+      <w:pPr>
+        <w:bidi/>
+      </w:pPr>
+      <w:r>
+        <w:rPr>
+          <w:lang w:val="ar_AE" w:bidi="ar_AE"/>
+        </w:rPr>
+      </w:r>
+      <w:r>
+        <w:rPr>
+          <w:b/>
+          <w:lang w:val="ar_AE" w:bidi="ar_AE"/>
+        </w:rPr>
         <w:t>"يَفْدِيَنَا مِنْ كُلِّ إِثْمٍ"</w:t>
       </w:r>
     </w:p>
@@ -14835,6 +16943,23 @@
           <w:b/>
           <w:lang w:val="ar_AE" w:bidi="ar_AE"/>
         </w:rPr>
+        <w:t>ἡμᾶς</w:t>
+      </w:r>
+    </w:p>
+    <w:p>
+      <w:pPr>
+        <w:bidi/>
+      </w:pPr>
+      <w:r>
+        <w:rPr>
+          <w:lang w:val="ar_AE" w:bidi="ar_AE"/>
+        </w:rPr>
+      </w:r>
+      <w:r>
+        <w:rPr>
+          <w:b/>
+          <w:lang w:val="ar_AE" w:bidi="ar_AE"/>
+        </w:rPr>
         <w:t>"يَفْدِيَنَا"</w:t>
       </w:r>
     </w:p>
@@ -14956,6 +17081,23 @@
           <w:b/>
           <w:lang w:val="ar_AE" w:bidi="ar_AE"/>
         </w:rPr>
+        <w:t>λαὸν περιούσιον</w:t>
+      </w:r>
+    </w:p>
+    <w:p>
+      <w:pPr>
+        <w:bidi/>
+      </w:pPr>
+      <w:r>
+        <w:rPr>
+          <w:lang w:val="ar_AE" w:bidi="ar_AE"/>
+        </w:rPr>
+      </w:r>
+      <w:r>
+        <w:rPr>
+          <w:b/>
+          <w:lang w:val="ar_AE" w:bidi="ar_AE"/>
+        </w:rPr>
         <w:t>"لِنَفْسِهِ شَعْبًا خَاصًّا"</w:t>
       </w:r>
     </w:p>
@@ -15064,6 +17206,23 @@
           <w:b/>
           <w:lang w:val="ar_AE" w:bidi="ar_AE"/>
         </w:rPr>
+        <w:t>ζηλωτὴν καλῶν ἔργων</w:t>
+      </w:r>
+    </w:p>
+    <w:p>
+      <w:pPr>
+        <w:bidi/>
+      </w:pPr>
+      <w:r>
+        <w:rPr>
+          <w:lang w:val="ar_AE" w:bidi="ar_AE"/>
+        </w:rPr>
+      </w:r>
+      <w:r>
+        <w:rPr>
+          <w:b/>
+          <w:lang w:val="ar_AE" w:bidi="ar_AE"/>
+        </w:rPr>
         <w:t>"غَيُورًا فِي أَعْمَال حَسَنَةٍ"</w:t>
       </w:r>
     </w:p>
@@ -15150,6 +17309,23 @@
           <w:b/>
           <w:lang w:val="ar_AE" w:bidi="ar_AE"/>
         </w:rPr>
+        <w:t>ταῦτα</w:t>
+      </w:r>
+    </w:p>
+    <w:p>
+      <w:pPr>
+        <w:bidi/>
+      </w:pPr>
+      <w:r>
+        <w:rPr>
+          <w:lang w:val="ar_AE" w:bidi="ar_AE"/>
+        </w:rPr>
+      </w:r>
+      <w:r>
+        <w:rPr>
+          <w:b/>
+          <w:lang w:val="ar_AE" w:bidi="ar_AE"/>
+        </w:rPr>
         <w:t>"بِهذِهِ"</w:t>
       </w:r>
     </w:p>
@@ -15271,6 +17447,23 @@
           <w:b/>
           <w:lang w:val="ar_AE" w:bidi="ar_AE"/>
         </w:rPr>
+        <w:t>παρακάλει</w:t>
+      </w:r>
+    </w:p>
+    <w:p>
+      <w:pPr>
+        <w:bidi/>
+      </w:pPr>
+      <w:r>
+        <w:rPr>
+          <w:lang w:val="ar_AE" w:bidi="ar_AE"/>
+        </w:rPr>
+      </w:r>
+      <w:r>
+        <w:rPr>
+          <w:b/>
+          <w:lang w:val="ar_AE" w:bidi="ar_AE"/>
+        </w:rPr>
         <w:t>"وَعِظْ"</w:t>
       </w:r>
     </w:p>
@@ -15392,6 +17585,23 @@
           <w:b/>
           <w:lang w:val="ar_AE" w:bidi="ar_AE"/>
         </w:rPr>
+        <w:t>ἔλεγχε, μετὰ πάσης ἐπιταγῆς</w:t>
+      </w:r>
+    </w:p>
+    <w:p>
+      <w:pPr>
+        <w:bidi/>
+      </w:pPr>
+      <w:r>
+        <w:rPr>
+          <w:lang w:val="ar_AE" w:bidi="ar_AE"/>
+        </w:rPr>
+      </w:r>
+      <w:r>
+        <w:rPr>
+          <w:b/>
+          <w:lang w:val="ar_AE" w:bidi="ar_AE"/>
+        </w:rPr>
         <w:t>"وَوَبِّخْ بِكُلِّ سُلْطَانٍ"</w:t>
       </w:r>
     </w:p>
@@ -15513,6 +17723,23 @@
           <w:b/>
           <w:lang w:val="ar_AE" w:bidi="ar_AE"/>
         </w:rPr>
+        <w:t>μετὰ πάσης ἐπιταγῆς</w:t>
+      </w:r>
+    </w:p>
+    <w:p>
+      <w:pPr>
+        <w:bidi/>
+      </w:pPr>
+      <w:r>
+        <w:rPr>
+          <w:lang w:val="ar_AE" w:bidi="ar_AE"/>
+        </w:rPr>
+      </w:r>
+      <w:r>
+        <w:rPr>
+          <w:b/>
+          <w:lang w:val="ar_AE" w:bidi="ar_AE"/>
+        </w:rPr>
         <w:t>"بِكُلِّ سُلْطَانٍ"</w:t>
       </w:r>
     </w:p>
@@ -15634,6 +17861,23 @@
           <w:b/>
           <w:lang w:val="ar_AE" w:bidi="ar_AE"/>
         </w:rPr>
+        <w:t>μηδείς σου περιφρονείτω</w:t>
+      </w:r>
+    </w:p>
+    <w:p>
+      <w:pPr>
+        <w:bidi/>
+      </w:pPr>
+      <w:r>
+        <w:rPr>
+          <w:lang w:val="ar_AE" w:bidi="ar_AE"/>
+        </w:rPr>
+      </w:r>
+      <w:r>
+        <w:rPr>
+          <w:b/>
+          <w:lang w:val="ar_AE" w:bidi="ar_AE"/>
+        </w:rPr>
         <w:t>"لا يَسْتَهِنْ بِكَ أَحَدٌ"</w:t>
       </w:r>
     </w:p>
@@ -15720,6 +17964,23 @@
           <w:b/>
           <w:lang w:val="ar_AE" w:bidi="ar_AE"/>
         </w:rPr>
+        <w:t>μηδείς σου περιφρονείτω</w:t>
+      </w:r>
+    </w:p>
+    <w:p>
+      <w:pPr>
+        <w:bidi/>
+      </w:pPr>
+      <w:r>
+        <w:rPr>
+          <w:lang w:val="ar_AE" w:bidi="ar_AE"/>
+        </w:rPr>
+      </w:r>
+      <w:r>
+        <w:rPr>
+          <w:b/>
+          <w:lang w:val="ar_AE" w:bidi="ar_AE"/>
+        </w:rPr>
         <w:t>"لاَ يَسْتَهِنْ بِكَ أَحَدٌ"</w:t>
       </w:r>
     </w:p>
@@ -15828,6 +18089,23 @@
           <w:b/>
           <w:lang w:val="ar_AE" w:bidi="ar_AE"/>
         </w:rPr>
+        <w:t>μηδείς σου περιφρονείτω</w:t>
+      </w:r>
+    </w:p>
+    <w:p>
+      <w:pPr>
+        <w:bidi/>
+      </w:pPr>
+      <w:r>
+        <w:rPr>
+          <w:lang w:val="ar_AE" w:bidi="ar_AE"/>
+        </w:rPr>
+      </w:r>
+      <w:r>
+        <w:rPr>
+          <w:b/>
+          <w:lang w:val="ar_AE" w:bidi="ar_AE"/>
+        </w:rPr>
         <w:t>"لاَ يَسْتَهِنْ بِكَ أَحَدٌ"</w:t>
       </w:r>
     </w:p>
@@ -16105,6 +18383,23 @@
           <w:b/>
           <w:lang w:val="ar_AE" w:bidi="ar_AE"/>
         </w:rPr>
+        <w:t>ὑπομίμνῃσκε αὐτοὺς &amp; ὑποτάσσεσθαι</w:t>
+      </w:r>
+    </w:p>
+    <w:p>
+      <w:pPr>
+        <w:bidi/>
+      </w:pPr>
+      <w:r>
+        <w:rPr>
+          <w:lang w:val="ar_AE" w:bidi="ar_AE"/>
+        </w:rPr>
+      </w:r>
+      <w:r>
+        <w:rPr>
+          <w:b/>
+          <w:lang w:val="ar_AE" w:bidi="ar_AE"/>
+        </w:rPr>
         <w:t>"ذَكِّرْهُمْ"</w:t>
       </w:r>
       <w:r>
@@ -16204,6 +18499,23 @@
           <w:b/>
           <w:lang w:val="ar_AE" w:bidi="ar_AE"/>
         </w:rPr>
+        <w:t>ἀρχαῖς, ἐξουσίαις, ὑποτάσσεσθαι, πειθαρχεῖν</w:t>
+      </w:r>
+    </w:p>
+    <w:p>
+      <w:pPr>
+        <w:bidi/>
+      </w:pPr>
+      <w:r>
+        <w:rPr>
+          <w:lang w:val="ar_AE" w:bidi="ar_AE"/>
+        </w:rPr>
+      </w:r>
+      <w:r>
+        <w:rPr>
+          <w:b/>
+          <w:lang w:val="ar_AE" w:bidi="ar_AE"/>
+        </w:rPr>
         <w:t>"أَنْ يَخْضَعُوا لِلرِّيَاسَاتِ وَالسَّلاَطِينِ، وَيُطِيعُوا"</w:t>
       </w:r>
     </w:p>
@@ -16322,6 +18634,23 @@
           <w:b/>
           <w:lang w:val="ar_AE" w:bidi="ar_AE"/>
         </w:rPr>
+        <w:t>ἀρχαῖς, ἐξουσίαις</w:t>
+      </w:r>
+    </w:p>
+    <w:p>
+      <w:pPr>
+        <w:bidi/>
+      </w:pPr>
+      <w:r>
+        <w:rPr>
+          <w:lang w:val="ar_AE" w:bidi="ar_AE"/>
+        </w:rPr>
+      </w:r>
+      <w:r>
+        <w:rPr>
+          <w:b/>
+          <w:lang w:val="ar_AE" w:bidi="ar_AE"/>
+        </w:rPr>
         <w:t>"لِلرِّيَاسَاتِ وَالسَّلاَطِينِ"</w:t>
       </w:r>
     </w:p>
@@ -16440,6 +18769,23 @@
           <w:b/>
           <w:lang w:val="ar_AE" w:bidi="ar_AE"/>
         </w:rPr>
+        <w:t>πρὸς πᾶν ἔργον ἀγαθὸν ἑτοίμους εἶναι</w:t>
+      </w:r>
+    </w:p>
+    <w:p>
+      <w:pPr>
+        <w:bidi/>
+      </w:pPr>
+      <w:r>
+        <w:rPr>
+          <w:lang w:val="ar_AE" w:bidi="ar_AE"/>
+        </w:rPr>
+      </w:r>
+      <w:r>
+        <w:rPr>
+          <w:b/>
+          <w:lang w:val="ar_AE" w:bidi="ar_AE"/>
+        </w:rPr>
         <w:t>"وَيَكُونُوا مُسْتَعِدِّينَ لِكُلِّ عَمَل صَالِحٍ"</w:t>
       </w:r>
     </w:p>
@@ -16526,6 +18872,23 @@
           <w:b/>
           <w:lang w:val="ar_AE" w:bidi="ar_AE"/>
         </w:rPr>
+        <w:t>βλασφημεῖν</w:t>
+      </w:r>
+    </w:p>
+    <w:p>
+      <w:pPr>
+        <w:bidi/>
+      </w:pPr>
+      <w:r>
+        <w:rPr>
+          <w:lang w:val="ar_AE" w:bidi="ar_AE"/>
+        </w:rPr>
+      </w:r>
+      <w:r>
+        <w:rPr>
+          <w:b/>
+          <w:lang w:val="ar_AE" w:bidi="ar_AE"/>
+        </w:rPr>
         <w:t>"يَطْعَنُوا"</w:t>
       </w:r>
     </w:p>
@@ -16612,6 +18975,23 @@
           <w:b/>
           <w:lang w:val="ar_AE" w:bidi="ar_AE"/>
         </w:rPr>
+        <w:t>ἀμάχους εἶναι</w:t>
+      </w:r>
+    </w:p>
+    <w:p>
+      <w:pPr>
+        <w:bidi/>
+      </w:pPr>
+      <w:r>
+        <w:rPr>
+          <w:lang w:val="ar_AE" w:bidi="ar_AE"/>
+        </w:rPr>
+      </w:r>
+      <w:r>
+        <w:rPr>
+          <w:b/>
+          <w:lang w:val="ar_AE" w:bidi="ar_AE"/>
+        </w:rPr>
         <w:t>"وَيَكُونُوا غَيْرَ مُخَاصِمِينَ"</w:t>
       </w:r>
     </w:p>
@@ -16730,6 +19110,23 @@
           <w:b/>
           <w:lang w:val="ar_AE" w:bidi="ar_AE"/>
         </w:rPr>
+        <w:t>πᾶσαν ἐνδεικνυμένους πραΰτητα</w:t>
+      </w:r>
+    </w:p>
+    <w:p>
+      <w:pPr>
+        <w:bidi/>
+      </w:pPr>
+      <w:r>
+        <w:rPr>
+          <w:lang w:val="ar_AE" w:bidi="ar_AE"/>
+        </w:rPr>
+      </w:r>
+      <w:r>
+        <w:rPr>
+          <w:b/>
+          <w:lang w:val="ar_AE" w:bidi="ar_AE"/>
+        </w:rPr>
         <w:t>"مُظْهِرِينَ كُلَّ وَدَاعَةٍ"</w:t>
       </w:r>
     </w:p>
@@ -16835,6 +19232,23 @@
           <w:b/>
           <w:lang w:val="ar_AE" w:bidi="ar_AE"/>
         </w:rPr>
+        <w:t>πρὸς πάντας ἀνθρώπους</w:t>
+      </w:r>
+    </w:p>
+    <w:p>
+      <w:pPr>
+        <w:bidi/>
+      </w:pPr>
+      <w:r>
+        <w:rPr>
+          <w:lang w:val="ar_AE" w:bidi="ar_AE"/>
+        </w:rPr>
+      </w:r>
+      <w:r>
+        <w:rPr>
+          <w:b/>
+          <w:lang w:val="ar_AE" w:bidi="ar_AE"/>
+        </w:rPr>
         <w:t>"لِجَمِيعِ النَّاسِ"</w:t>
       </w:r>
     </w:p>
@@ -16956,6 +19370,23 @@
           <w:b/>
           <w:lang w:val="ar_AE" w:bidi="ar_AE"/>
         </w:rPr>
+        <w:t>ἦμεν γάρ ποτε καὶ ἡμεῖς</w:t>
+      </w:r>
+    </w:p>
+    <w:p>
+      <w:pPr>
+        <w:bidi/>
+      </w:pPr>
+      <w:r>
+        <w:rPr>
+          <w:lang w:val="ar_AE" w:bidi="ar_AE"/>
+        </w:rPr>
+      </w:r>
+      <w:r>
+        <w:rPr>
+          <w:b/>
+          <w:lang w:val="ar_AE" w:bidi="ar_AE"/>
+        </w:rPr>
         <w:t>"لأَنَّنَا كُنَّا نَحْنُ أَيْضًا قَبْلًا"</w:t>
       </w:r>
     </w:p>
@@ -17074,6 +19505,23 @@
           <w:b/>
           <w:lang w:val="ar_AE" w:bidi="ar_AE"/>
         </w:rPr>
+        <w:t>ποτε</w:t>
+      </w:r>
+    </w:p>
+    <w:p>
+      <w:pPr>
+        <w:bidi/>
+      </w:pPr>
+      <w:r>
+        <w:rPr>
+          <w:lang w:val="ar_AE" w:bidi="ar_AE"/>
+        </w:rPr>
+      </w:r>
+      <w:r>
+        <w:rPr>
+          <w:b/>
+          <w:lang w:val="ar_AE" w:bidi="ar_AE"/>
+        </w:rPr>
         <w:t>"قَبْلًا"</w:t>
       </w:r>
     </w:p>
@@ -17144,6 +19592,23 @@
           <w:b/>
           <w:lang w:val="ar_AE" w:bidi="ar_AE"/>
         </w:rPr>
+        <w:t>ἡμεῖς</w:t>
+      </w:r>
+    </w:p>
+    <w:p>
+      <w:pPr>
+        <w:bidi/>
+      </w:pPr>
+      <w:r>
+        <w:rPr>
+          <w:lang w:val="ar_AE" w:bidi="ar_AE"/>
+        </w:rPr>
+      </w:r>
+      <w:r>
+        <w:rPr>
+          <w:b/>
+          <w:lang w:val="ar_AE" w:bidi="ar_AE"/>
+        </w:rPr>
         <w:t>"نَحْنُ"</w:t>
       </w:r>
     </w:p>
@@ -17249,6 +19714,23 @@
           <w:b/>
           <w:lang w:val="ar_AE" w:bidi="ar_AE"/>
         </w:rPr>
+        <w:t>ἦμεν &amp; ἀνόητοι</w:t>
+      </w:r>
+    </w:p>
+    <w:p>
+      <w:pPr>
+        <w:bidi/>
+      </w:pPr>
+      <w:r>
+        <w:rPr>
+          <w:lang w:val="ar_AE" w:bidi="ar_AE"/>
+        </w:rPr>
+      </w:r>
+      <w:r>
+        <w:rPr>
+          <w:b/>
+          <w:lang w:val="ar_AE" w:bidi="ar_AE"/>
+        </w:rPr>
         <w:t>"كُنَّا"</w:t>
       </w:r>
       <w:r>
@@ -17348,6 +19830,23 @@
           <w:b/>
           <w:lang w:val="ar_AE" w:bidi="ar_AE"/>
         </w:rPr>
+        <w:t>πλανώμενοι, δουλεύοντες ἐπιθυμίαις καὶ ἡδοναῖς ποικίλαις</w:t>
+      </w:r>
+    </w:p>
+    <w:p>
+      <w:pPr>
+        <w:bidi/>
+      </w:pPr>
+      <w:r>
+        <w:rPr>
+          <w:lang w:val="ar_AE" w:bidi="ar_AE"/>
+        </w:rPr>
+      </w:r>
+      <w:r>
+        <w:rPr>
+          <w:b/>
+          <w:lang w:val="ar_AE" w:bidi="ar_AE"/>
+        </w:rPr>
         <w:t>"ضَالِّينَ، مُسْتَعْبَدِينَ لِشَهَوَاتٍ وَلَذَّاتٍ مُخْتَلِفَةٍ"</w:t>
       </w:r>
     </w:p>
@@ -17466,6 +19965,23 @@
           <w:b/>
           <w:lang w:val="ar_AE" w:bidi="ar_AE"/>
         </w:rPr>
+        <w:t>πλανώμενοι, δουλεύοντες ἐπιθυμίαις καὶ ἡδοναῖς ποικίλαις</w:t>
+      </w:r>
+    </w:p>
+    <w:p>
+      <w:pPr>
+        <w:bidi/>
+      </w:pPr>
+      <w:r>
+        <w:rPr>
+          <w:lang w:val="ar_AE" w:bidi="ar_AE"/>
+        </w:rPr>
+      </w:r>
+      <w:r>
+        <w:rPr>
+          <w:b/>
+          <w:lang w:val="ar_AE" w:bidi="ar_AE"/>
+        </w:rPr>
         <w:t>"ضَالِّينَ، مُسْتَعْبَدِينَ لِشَهَوَاتٍ وَلَذَّاتٍ مُخْتَلِفَةٍ"</w:t>
       </w:r>
     </w:p>
@@ -17558,6 +20074,23 @@
           <w:b/>
           <w:lang w:val="ar_AE" w:bidi="ar_AE"/>
         </w:rPr>
+        <w:t>ἐπιθυμίαις καὶ ἡδοναῖς ποικίλαις</w:t>
+      </w:r>
+    </w:p>
+    <w:p>
+      <w:pPr>
+        <w:bidi/>
+      </w:pPr>
+      <w:r>
+        <w:rPr>
+          <w:lang w:val="ar_AE" w:bidi="ar_AE"/>
+        </w:rPr>
+      </w:r>
+      <w:r>
+        <w:rPr>
+          <w:b/>
+          <w:lang w:val="ar_AE" w:bidi="ar_AE"/>
+        </w:rPr>
         <w:t>"لِشَهَوَاتٍ وَلَذَّاتٍ مُخْتَلِفَةٍ"</w:t>
       </w:r>
     </w:p>
@@ -17692,6 +20225,23 @@
           <w:b/>
           <w:lang w:val="ar_AE" w:bidi="ar_AE"/>
         </w:rPr>
+        <w:t>ἐν κακίᾳ καὶ φθόνῳ διάγοντες</w:t>
+      </w:r>
+    </w:p>
+    <w:p>
+      <w:pPr>
+        <w:bidi/>
+      </w:pPr>
+      <w:r>
+        <w:rPr>
+          <w:lang w:val="ar_AE" w:bidi="ar_AE"/>
+        </w:rPr>
+      </w:r>
+      <w:r>
+        <w:rPr>
+          <w:b/>
+          <w:lang w:val="ar_AE" w:bidi="ar_AE"/>
+        </w:rPr>
         <w:t>"عَائِشِينَ فِي الْخُبْثِ وَالْحَسَدِ"</w:t>
       </w:r>
     </w:p>
@@ -17875,6 +20425,23 @@
           <w:b/>
           <w:lang w:val="ar_AE" w:bidi="ar_AE"/>
         </w:rPr>
+        <w:t>στυγητοί</w:t>
+      </w:r>
+    </w:p>
+    <w:p>
+      <w:pPr>
+        <w:bidi/>
+      </w:pPr>
+      <w:r>
+        <w:rPr>
+          <w:lang w:val="ar_AE" w:bidi="ar_AE"/>
+        </w:rPr>
+      </w:r>
+      <w:r>
+        <w:rPr>
+          <w:b/>
+          <w:lang w:val="ar_AE" w:bidi="ar_AE"/>
+        </w:rPr>
         <w:t>"مَمْقُوتِينَ"</w:t>
       </w:r>
     </w:p>
@@ -17961,6 +20528,23 @@
           <w:b/>
           <w:lang w:val="ar_AE" w:bidi="ar_AE"/>
         </w:rPr>
+        <w:t>δὲ</w:t>
+      </w:r>
+    </w:p>
+    <w:p>
+      <w:pPr>
+        <w:bidi/>
+      </w:pPr>
+      <w:r>
+        <w:rPr>
+          <w:lang w:val="ar_AE" w:bidi="ar_AE"/>
+        </w:rPr>
+      </w:r>
+      <w:r>
+        <w:rPr>
+          <w:b/>
+          <w:lang w:val="ar_AE" w:bidi="ar_AE"/>
+        </w:rPr>
         <w:t>"وَلكِنْ"</w:t>
       </w:r>
     </w:p>
@@ -18066,6 +20650,23 @@
           <w:b/>
           <w:lang w:val="ar_AE" w:bidi="ar_AE"/>
         </w:rPr>
+        <w:t>ὅτε &amp; ἡ χρηστότης καὶ ἡ φιλανθρωπία ἐπεφάνη τοῦ Σωτῆρος ἡμῶν, Θεοῦ</w:t>
+      </w:r>
+    </w:p>
+    <w:p>
+      <w:pPr>
+        <w:bidi/>
+      </w:pPr>
+      <w:r>
+        <w:rPr>
+          <w:lang w:val="ar_AE" w:bidi="ar_AE"/>
+        </w:rPr>
+      </w:r>
+      <w:r>
+        <w:rPr>
+          <w:b/>
+          <w:lang w:val="ar_AE" w:bidi="ar_AE"/>
+        </w:rPr>
         <w:t>"حِينَ"</w:t>
       </w:r>
       <w:r>
@@ -18197,6 +20798,23 @@
           <w:b/>
           <w:lang w:val="ar_AE" w:bidi="ar_AE"/>
         </w:rPr>
+        <w:t>ὅτε &amp; ἡ χρηστότης καὶ ἡ φιλανθρωπία ἐπεφάνη τοῦ Σωτῆρος ἡμῶν, Θεοῦ</w:t>
+      </w:r>
+    </w:p>
+    <w:p>
+      <w:pPr>
+        <w:bidi/>
+      </w:pPr>
+      <w:r>
+        <w:rPr>
+          <w:lang w:val="ar_AE" w:bidi="ar_AE"/>
+        </w:rPr>
+      </w:r>
+      <w:r>
+        <w:rPr>
+          <w:b/>
+          <w:lang w:val="ar_AE" w:bidi="ar_AE"/>
+        </w:rPr>
         <w:t>"حِينَ"</w:t>
       </w:r>
       <w:r>
@@ -18328,6 +20946,23 @@
           <w:b/>
           <w:lang w:val="ar_AE" w:bidi="ar_AE"/>
         </w:rPr>
+        <w:t>ἡμῶν</w:t>
+      </w:r>
+    </w:p>
+    <w:p>
+      <w:pPr>
+        <w:bidi/>
+      </w:pPr>
+      <w:r>
+        <w:rPr>
+          <w:lang w:val="ar_AE" w:bidi="ar_AE"/>
+        </w:rPr>
+      </w:r>
+      <w:r>
+        <w:rPr>
+          <w:b/>
+          <w:lang w:val="ar_AE" w:bidi="ar_AE"/>
+        </w:rPr>
         <w:t>"مُخَلِّصِنَا"</w:t>
       </w:r>
     </w:p>
@@ -18433,6 +21068,23 @@
           <w:b/>
           <w:lang w:val="ar_AE" w:bidi="ar_AE"/>
         </w:rPr>
+        <w:t>ἔργων τῶν ἐν δικαιοσύνῃ</w:t>
+      </w:r>
+    </w:p>
+    <w:p>
+      <w:pPr>
+        <w:bidi/>
+      </w:pPr>
+      <w:r>
+        <w:rPr>
+          <w:lang w:val="ar_AE" w:bidi="ar_AE"/>
+        </w:rPr>
+      </w:r>
+      <w:r>
+        <w:rPr>
+          <w:b/>
+          <w:lang w:val="ar_AE" w:bidi="ar_AE"/>
+        </w:rPr>
         <w:t>"بِأَعْمَال فِي بِرّ"</w:t>
       </w:r>
     </w:p>
@@ -18538,6 +21190,23 @@
           <w:b/>
           <w:lang w:val="ar_AE" w:bidi="ar_AE"/>
         </w:rPr>
+        <w:t>κατὰ τὸ αὐτοῦ ἔλεος</w:t>
+      </w:r>
+    </w:p>
+    <w:p>
+      <w:pPr>
+        <w:bidi/>
+      </w:pPr>
+      <w:r>
+        <w:rPr>
+          <w:lang w:val="ar_AE" w:bidi="ar_AE"/>
+        </w:rPr>
+      </w:r>
+      <w:r>
+        <w:rPr>
+          <w:b/>
+          <w:lang w:val="ar_AE" w:bidi="ar_AE"/>
+        </w:rPr>
         <w:t>"بِمُقْتَضَى رَحْمَتِهِ"</w:t>
       </w:r>
     </w:p>
@@ -18643,6 +21312,23 @@
           <w:b/>
           <w:lang w:val="ar_AE" w:bidi="ar_AE"/>
         </w:rPr>
+        <w:t>λουτροῦ παλινγενεσίας</w:t>
+      </w:r>
+    </w:p>
+    <w:p>
+      <w:pPr>
+        <w:bidi/>
+      </w:pPr>
+      <w:r>
+        <w:rPr>
+          <w:lang w:val="ar_AE" w:bidi="ar_AE"/>
+        </w:rPr>
+      </w:r>
+      <w:r>
+        <w:rPr>
+          <w:b/>
+          <w:lang w:val="ar_AE" w:bidi="ar_AE"/>
+        </w:rPr>
         <w:t>"بِغُسْلِ"</w:t>
       </w:r>
     </w:p>
@@ -18761,6 +21447,23 @@
           <w:b/>
           <w:lang w:val="ar_AE" w:bidi="ar_AE"/>
         </w:rPr>
+        <w:t>οὗ ἐξέχεεν ἐφ’ ἡμᾶς πλουσίως,</w:t>
+      </w:r>
+    </w:p>
+    <w:p>
+      <w:pPr>
+        <w:bidi/>
+      </w:pPr>
+      <w:r>
+        <w:rPr>
+          <w:lang w:val="ar_AE" w:bidi="ar_AE"/>
+        </w:rPr>
+      </w:r>
+      <w:r>
+        <w:rPr>
+          <w:b/>
+          <w:lang w:val="ar_AE" w:bidi="ar_AE"/>
+        </w:rPr>
         <w:t>"الَّذِي سَكَبَهُ بِغِنًى عَلَيْنَا"</w:t>
       </w:r>
     </w:p>
@@ -18853,6 +21556,23 @@
           <w:b/>
           <w:lang w:val="ar_AE" w:bidi="ar_AE"/>
         </w:rPr>
+        <w:t>ἡμᾶς</w:t>
+      </w:r>
+    </w:p>
+    <w:p>
+      <w:pPr>
+        <w:bidi/>
+      </w:pPr>
+      <w:r>
+        <w:rPr>
+          <w:lang w:val="ar_AE" w:bidi="ar_AE"/>
+        </w:rPr>
+      </w:r>
+      <w:r>
+        <w:rPr>
+          <w:b/>
+          <w:lang w:val="ar_AE" w:bidi="ar_AE"/>
+        </w:rPr>
         <w:t>"عَلَيْنَا"</w:t>
       </w:r>
     </w:p>
@@ -18958,6 +21678,23 @@
           <w:b/>
           <w:lang w:val="ar_AE" w:bidi="ar_AE"/>
         </w:rPr>
+        <w:t>διὰ Ἰησοῦ Χριστοῦ, τοῦ Σωτῆρος ἡμῶν</w:t>
+      </w:r>
+    </w:p>
+    <w:p>
+      <w:pPr>
+        <w:bidi/>
+      </w:pPr>
+      <w:r>
+        <w:rPr>
+          <w:lang w:val="ar_AE" w:bidi="ar_AE"/>
+        </w:rPr>
+      </w:r>
+      <w:r>
+        <w:rPr>
+          <w:b/>
+          <w:lang w:val="ar_AE" w:bidi="ar_AE"/>
+        </w:rPr>
         <w:t>"بِيَسُوعَ الْمَسِيحِ مُخَلِّصِنَا"</w:t>
       </w:r>
     </w:p>
@@ -19044,6 +21781,23 @@
           <w:b/>
           <w:lang w:val="ar_AE" w:bidi="ar_AE"/>
         </w:rPr>
+        <w:t>ἡμῶν</w:t>
+      </w:r>
+    </w:p>
+    <w:p>
+      <w:pPr>
+        <w:bidi/>
+      </w:pPr>
+      <w:r>
+        <w:rPr>
+          <w:lang w:val="ar_AE" w:bidi="ar_AE"/>
+        </w:rPr>
+      </w:r>
+      <w:r>
+        <w:rPr>
+          <w:b/>
+          <w:lang w:val="ar_AE" w:bidi="ar_AE"/>
+        </w:rPr>
         <w:t>"مُخَلِّصِنَا"</w:t>
       </w:r>
     </w:p>
@@ -19165,6 +21919,23 @@
           <w:b/>
           <w:lang w:val="ar_AE" w:bidi="ar_AE"/>
         </w:rPr>
+        <w:t>ἵνα</w:t>
+      </w:r>
+    </w:p>
+    <w:p>
+      <w:pPr>
+        <w:bidi/>
+      </w:pPr>
+      <w:r>
+        <w:rPr>
+          <w:lang w:val="ar_AE" w:bidi="ar_AE"/>
+        </w:rPr>
+      </w:r>
+      <w:r>
+        <w:rPr>
+          <w:b/>
+          <w:lang w:val="ar_AE" w:bidi="ar_AE"/>
+        </w:rPr>
         <w:t>"حَتَّى"</w:t>
       </w:r>
     </w:p>
@@ -19296,6 +22067,23 @@
           <w:b/>
           <w:lang w:val="ar_AE" w:bidi="ar_AE"/>
         </w:rPr>
+        <w:t>δικαιωθέντες</w:t>
+      </w:r>
+    </w:p>
+    <w:p>
+      <w:pPr>
+        <w:bidi/>
+      </w:pPr>
+      <w:r>
+        <w:rPr>
+          <w:lang w:val="ar_AE" w:bidi="ar_AE"/>
+        </w:rPr>
+      </w:r>
+      <w:r>
+        <w:rPr>
+          <w:b/>
+          <w:lang w:val="ar_AE" w:bidi="ar_AE"/>
+        </w:rPr>
         <w:t>"تَبَرَّرْنَا"</w:t>
       </w:r>
     </w:p>
@@ -19388,6 +22176,23 @@
           <w:b/>
           <w:lang w:val="ar_AE" w:bidi="ar_AE"/>
         </w:rPr>
+        <w:t>τῇ ἐκείνου χάριτι</w:t>
+      </w:r>
+    </w:p>
+    <w:p>
+      <w:pPr>
+        <w:bidi/>
+      </w:pPr>
+      <w:r>
+        <w:rPr>
+          <w:lang w:val="ar_AE" w:bidi="ar_AE"/>
+        </w:rPr>
+      </w:r>
+      <w:r>
+        <w:rPr>
+          <w:b/>
+          <w:lang w:val="ar_AE" w:bidi="ar_AE"/>
+        </w:rPr>
         <w:t>"بِنِعْمَتِهِ"</w:t>
       </w:r>
     </w:p>
@@ -19493,6 +22298,23 @@
           <w:b/>
           <w:lang w:val="ar_AE" w:bidi="ar_AE"/>
         </w:rPr>
+        <w:t>ἐκείνου</w:t>
+      </w:r>
+    </w:p>
+    <w:p>
+      <w:pPr>
+        <w:bidi/>
+      </w:pPr>
+      <w:r>
+        <w:rPr>
+          <w:lang w:val="ar_AE" w:bidi="ar_AE"/>
+        </w:rPr>
+      </w:r>
+      <w:r>
+        <w:rPr>
+          <w:b/>
+          <w:lang w:val="ar_AE" w:bidi="ar_AE"/>
+        </w:rPr>
         <w:t>"بِنِعْمَتِهِ"</w:t>
       </w:r>
     </w:p>
@@ -19611,6 +22433,23 @@
           <w:b/>
           <w:lang w:val="ar_AE" w:bidi="ar_AE"/>
         </w:rPr>
+        <w:t>κληρονόμοι γενηθῶμεν, κατ’ ἐλπίδα ζωῆς αἰωνίου</w:t>
+      </w:r>
+    </w:p>
+    <w:p>
+      <w:pPr>
+        <w:bidi/>
+      </w:pPr>
+      <w:r>
+        <w:rPr>
+          <w:lang w:val="ar_AE" w:bidi="ar_AE"/>
+        </w:rPr>
+      </w:r>
+      <w:r>
+        <w:rPr>
+          <w:b/>
+          <w:lang w:val="ar_AE" w:bidi="ar_AE"/>
+        </w:rPr>
         <w:t>"نَصِيرُ وَرَثَةً حَسَبَ رَجَاءِ الْحَيَاةِ الأَبَدِيَّةِ"</w:t>
       </w:r>
     </w:p>
@@ -19703,6 +22542,23 @@
           <w:b/>
           <w:lang w:val="ar_AE" w:bidi="ar_AE"/>
         </w:rPr>
+        <w:t>ὁ λόγος</w:t>
+      </w:r>
+    </w:p>
+    <w:p>
+      <w:pPr>
+        <w:bidi/>
+      </w:pPr>
+      <w:r>
+        <w:rPr>
+          <w:lang w:val="ar_AE" w:bidi="ar_AE"/>
+        </w:rPr>
+      </w:r>
+      <w:r>
+        <w:rPr>
+          <w:b/>
+          <w:lang w:val="ar_AE" w:bidi="ar_AE"/>
+        </w:rPr>
         <w:t>"هِيَ الْكَلِمَةُ"</w:t>
       </w:r>
     </w:p>
@@ -19802,6 +22658,23 @@
           <w:b/>
           <w:lang w:val="ar_AE" w:bidi="ar_AE"/>
         </w:rPr>
+        <w:t>τούτων</w:t>
+      </w:r>
+    </w:p>
+    <w:p>
+      <w:pPr>
+        <w:bidi/>
+      </w:pPr>
+      <w:r>
+        <w:rPr>
+          <w:lang w:val="ar_AE" w:bidi="ar_AE"/>
+        </w:rPr>
+      </w:r>
+      <w:r>
+        <w:rPr>
+          <w:b/>
+          <w:lang w:val="ar_AE" w:bidi="ar_AE"/>
+        </w:rPr>
         <w:t>"هذِهِ الأُمُورَ"</w:t>
       </w:r>
     </w:p>
@@ -19907,6 +22780,23 @@
           <w:b/>
           <w:lang w:val="ar_AE" w:bidi="ar_AE"/>
         </w:rPr>
+        <w:t>φροντίζωσιν καλῶν ἔργων, προΐστασθαι</w:t>
+      </w:r>
+    </w:p>
+    <w:p>
+      <w:pPr>
+        <w:bidi/>
+      </w:pPr>
+      <w:r>
+        <w:rPr>
+          <w:lang w:val="ar_AE" w:bidi="ar_AE"/>
+        </w:rPr>
+      </w:r>
+      <w:r>
+        <w:rPr>
+          <w:b/>
+          <w:lang w:val="ar_AE" w:bidi="ar_AE"/>
+        </w:rPr>
         <w:t>"لِكَيْ يَهْتَمَّ الَّذِينَ آمَنُوا بِاللهِ أَنْ يُمَارِسُوا أَعْمَالًا حَسَنَةً"</w:t>
       </w:r>
     </w:p>
@@ -19993,6 +22883,23 @@
           <w:b/>
           <w:lang w:val="ar_AE" w:bidi="ar_AE"/>
         </w:rPr>
+        <w:t>τοῖς ἀνθρώποις</w:t>
+      </w:r>
+    </w:p>
+    <w:p>
+      <w:pPr>
+        <w:bidi/>
+      </w:pPr>
+      <w:r>
+        <w:rPr>
+          <w:lang w:val="ar_AE" w:bidi="ar_AE"/>
+        </w:rPr>
+      </w:r>
+      <w:r>
+        <w:rPr>
+          <w:b/>
+          <w:lang w:val="ar_AE" w:bidi="ar_AE"/>
+        </w:rPr>
         <w:t>"لِلنَّاسِ"</w:t>
       </w:r>
     </w:p>
@@ -20098,6 +23005,23 @@
           <w:b/>
           <w:lang w:val="ar_AE" w:bidi="ar_AE"/>
         </w:rPr>
+        <w:t>δὲ &amp; περιΐστασο</w:t>
+      </w:r>
+    </w:p>
+    <w:p>
+      <w:pPr>
+        <w:bidi/>
+      </w:pPr>
+      <w:r>
+        <w:rPr>
+          <w:lang w:val="ar_AE" w:bidi="ar_AE"/>
+        </w:rPr>
+      </w:r>
+      <w:r>
+        <w:rPr>
+          <w:b/>
+          <w:lang w:val="ar_AE" w:bidi="ar_AE"/>
+        </w:rPr>
         <w:t>"وَأَمَّا"</w:t>
       </w:r>
       <w:r>
@@ -20216,6 +23140,23 @@
           <w:b/>
           <w:lang w:val="ar_AE" w:bidi="ar_AE"/>
         </w:rPr>
+        <w:t>μωρὰς &amp; ζητήσεις</w:t>
+      </w:r>
+    </w:p>
+    <w:p>
+      <w:pPr>
+        <w:bidi/>
+      </w:pPr>
+      <w:r>
+        <w:rPr>
+          <w:lang w:val="ar_AE" w:bidi="ar_AE"/>
+        </w:rPr>
+      </w:r>
+      <w:r>
+        <w:rPr>
+          <w:b/>
+          <w:lang w:val="ar_AE" w:bidi="ar_AE"/>
+        </w:rPr>
         <w:t>"الْغَبِيَّةُ"</w:t>
       </w:r>
       <w:r>
@@ -20315,6 +23256,23 @@
           <w:b/>
           <w:lang w:val="ar_AE" w:bidi="ar_AE"/>
         </w:rPr>
+        <w:t>γενεαλογίας</w:t>
+      </w:r>
+    </w:p>
+    <w:p>
+      <w:pPr>
+        <w:bidi/>
+      </w:pPr>
+      <w:r>
+        <w:rPr>
+          <w:lang w:val="ar_AE" w:bidi="ar_AE"/>
+        </w:rPr>
+      </w:r>
+      <w:r>
+        <w:rPr>
+          <w:b/>
+          <w:lang w:val="ar_AE" w:bidi="ar_AE"/>
+        </w:rPr>
         <w:t>"وَالأَنْسَابُ"</w:t>
       </w:r>
     </w:p>
@@ -20420,6 +23378,23 @@
           <w:b/>
           <w:lang w:val="ar_AE" w:bidi="ar_AE"/>
         </w:rPr>
+        <w:t>ἔρεις</w:t>
+      </w:r>
+    </w:p>
+    <w:p>
+      <w:pPr>
+        <w:bidi/>
+      </w:pPr>
+      <w:r>
+        <w:rPr>
+          <w:lang w:val="ar_AE" w:bidi="ar_AE"/>
+        </w:rPr>
+      </w:r>
+      <w:r>
+        <w:rPr>
+          <w:b/>
+          <w:lang w:val="ar_AE" w:bidi="ar_AE"/>
+        </w:rPr>
         <w:t>"وَالْخُصُومَاتُ"</w:t>
       </w:r>
     </w:p>
@@ -20538,6 +23513,23 @@
           <w:b/>
           <w:lang w:val="ar_AE" w:bidi="ar_AE"/>
         </w:rPr>
+        <w:t>νομικὰς</w:t>
+      </w:r>
+    </w:p>
+    <w:p>
+      <w:pPr>
+        <w:bidi/>
+      </w:pPr>
+      <w:r>
+        <w:rPr>
+          <w:lang w:val="ar_AE" w:bidi="ar_AE"/>
+        </w:rPr>
+      </w:r>
+      <w:r>
+        <w:rPr>
+          <w:b/>
+          <w:lang w:val="ar_AE" w:bidi="ar_AE"/>
+        </w:rPr>
         <w:t>"النَّامُوسِيةُ"</w:t>
       </w:r>
     </w:p>
@@ -20630,6 +23622,23 @@
           <w:b/>
           <w:lang w:val="ar_AE" w:bidi="ar_AE"/>
         </w:rPr>
+        <w:t>αἱρετικὸν ἄνθρωπον &amp; παραιτοῦ</w:t>
+      </w:r>
+    </w:p>
+    <w:p>
+      <w:pPr>
+        <w:bidi/>
+      </w:pPr>
+      <w:r>
+        <w:rPr>
+          <w:lang w:val="ar_AE" w:bidi="ar_AE"/>
+        </w:rPr>
+      </w:r>
+      <w:r>
+        <w:rPr>
+          <w:b/>
+          <w:lang w:val="ar_AE" w:bidi="ar_AE"/>
+        </w:rPr>
         <w:t>"اَلرَّجُلُ الْمُبْتَدِعُ"</w:t>
       </w:r>
       <w:r>
@@ -20735,6 +23744,23 @@
           <w:b/>
           <w:lang w:val="ar_AE" w:bidi="ar_AE"/>
         </w:rPr>
+        <w:t>μετὰ μίαν καὶ δευτέραν νουθεσίαν</w:t>
+      </w:r>
+    </w:p>
+    <w:p>
+      <w:pPr>
+        <w:bidi/>
+      </w:pPr>
+      <w:r>
+        <w:rPr>
+          <w:lang w:val="ar_AE" w:bidi="ar_AE"/>
+        </w:rPr>
+      </w:r>
+      <w:r>
+        <w:rPr>
+          <w:b/>
+          <w:lang w:val="ar_AE" w:bidi="ar_AE"/>
+        </w:rPr>
         <w:t>"بَعْدَ الإِنْذَارِ مَرَّةً وَمَرَّتَيْنِ"</w:t>
       </w:r>
     </w:p>
@@ -20827,6 +23853,23 @@
           <w:b/>
           <w:lang w:val="ar_AE" w:bidi="ar_AE"/>
         </w:rPr>
+        <w:t>ὁ τοιοῦτος</w:t>
+      </w:r>
+    </w:p>
+    <w:p>
+      <w:pPr>
+        <w:bidi/>
+      </w:pPr>
+      <w:r>
+        <w:rPr>
+          <w:lang w:val="ar_AE" w:bidi="ar_AE"/>
+        </w:rPr>
+      </w:r>
+      <w:r>
+        <w:rPr>
+          <w:b/>
+          <w:lang w:val="ar_AE" w:bidi="ar_AE"/>
+        </w:rPr>
         <w:t>"مِثْلَ هذَا"</w:t>
       </w:r>
     </w:p>
@@ -20913,6 +23956,23 @@
           <w:b/>
           <w:lang w:val="ar_AE" w:bidi="ar_AE"/>
         </w:rPr>
+        <w:t>ἐξέστραπται</w:t>
+      </w:r>
+    </w:p>
+    <w:p>
+      <w:pPr>
+        <w:bidi/>
+      </w:pPr>
+      <w:r>
+        <w:rPr>
+          <w:lang w:val="ar_AE" w:bidi="ar_AE"/>
+        </w:rPr>
+      </w:r>
+      <w:r>
+        <w:rPr>
+          <w:b/>
+          <w:lang w:val="ar_AE" w:bidi="ar_AE"/>
+        </w:rPr>
         <w:t>"انحرف"</w:t>
       </w:r>
     </w:p>
@@ -21018,6 +24078,23 @@
           <w:b/>
           <w:lang w:val="ar_AE" w:bidi="ar_AE"/>
         </w:rPr>
+        <w:t>ὢν αὐτοκατάκριτος</w:t>
+      </w:r>
+    </w:p>
+    <w:p>
+      <w:pPr>
+        <w:bidi/>
+      </w:pPr>
+      <w:r>
+        <w:rPr>
+          <w:lang w:val="ar_AE" w:bidi="ar_AE"/>
+        </w:rPr>
+      </w:r>
+      <w:r>
+        <w:rPr>
+          <w:b/>
+          <w:lang w:val="ar_AE" w:bidi="ar_AE"/>
+        </w:rPr>
         <w:t>"مَحْكُومًا عَلَيْهِ مِنْ نَفْسِهِ"</w:t>
       </w:r>
     </w:p>
@@ -21088,6 +24165,23 @@
           <w:b/>
           <w:lang w:val="ar_AE" w:bidi="ar_AE"/>
         </w:rPr>
+        <w:t>ὅταν πέμψω Ἀρτεμᾶν πρὸς σὲ ἢ Τυχικόν</w:t>
+      </w:r>
+    </w:p>
+    <w:p>
+      <w:pPr>
+        <w:bidi/>
+      </w:pPr>
+      <w:r>
+        <w:rPr>
+          <w:lang w:val="ar_AE" w:bidi="ar_AE"/>
+        </w:rPr>
+      </w:r>
+      <w:r>
+        <w:rPr>
+          <w:b/>
+          <w:lang w:val="ar_AE" w:bidi="ar_AE"/>
+        </w:rPr>
         <w:t>"حِينَمَا أُرْسِلُ إِلَيْكَ أَرْتِيمَاسَ أَوْ تِيخِيكُسَ"</w:t>
       </w:r>
     </w:p>
@@ -21180,6 +24274,23 @@
           <w:b/>
           <w:lang w:val="ar_AE" w:bidi="ar_AE"/>
         </w:rPr>
+        <w:t>Ἀρτεμᾶν &amp; Τυχικόν</w:t>
+      </w:r>
+    </w:p>
+    <w:p>
+      <w:pPr>
+        <w:bidi/>
+      </w:pPr>
+      <w:r>
+        <w:rPr>
+          <w:lang w:val="ar_AE" w:bidi="ar_AE"/>
+        </w:rPr>
+      </w:r>
+      <w:r>
+        <w:rPr>
+          <w:b/>
+          <w:lang w:val="ar_AE" w:bidi="ar_AE"/>
+        </w:rPr>
         <w:t>"أَرْتِيمَاس"</w:t>
       </w:r>
       <w:r>
@@ -21305,6 +24416,23 @@
           <w:b/>
           <w:lang w:val="ar_AE" w:bidi="ar_AE"/>
         </w:rPr>
+        <w:t>σπούδασον ἐλθεῖν</w:t>
+      </w:r>
+    </w:p>
+    <w:p>
+      <w:pPr>
+        <w:bidi/>
+      </w:pPr>
+      <w:r>
+        <w:rPr>
+          <w:lang w:val="ar_AE" w:bidi="ar_AE"/>
+        </w:rPr>
+      </w:r>
+      <w:r>
+        <w:rPr>
+          <w:b/>
+          <w:lang w:val="ar_AE" w:bidi="ar_AE"/>
+        </w:rPr>
         <w:t>" بَادِرْ أَنْ تَأْتِيَ"</w:t>
       </w:r>
     </w:p>
@@ -21375,6 +24503,23 @@
           <w:b/>
           <w:lang w:val="ar_AE" w:bidi="ar_AE"/>
         </w:rPr>
+        <w:t>σπούδασον</w:t>
+      </w:r>
+    </w:p>
+    <w:p>
+      <w:pPr>
+        <w:bidi/>
+      </w:pPr>
+      <w:r>
+        <w:rPr>
+          <w:lang w:val="ar_AE" w:bidi="ar_AE"/>
+        </w:rPr>
+      </w:r>
+      <w:r>
+        <w:rPr>
+          <w:b/>
+          <w:lang w:val="ar_AE" w:bidi="ar_AE"/>
+        </w:rPr>
         <w:t>"بَادِرْ"</w:t>
       </w:r>
     </w:p>
@@ -21480,6 +24625,23 @@
           <w:b/>
           <w:lang w:val="ar_AE" w:bidi="ar_AE"/>
         </w:rPr>
+        <w:t>σπουδαίως πρόπεμψον</w:t>
+      </w:r>
+    </w:p>
+    <w:p>
+      <w:pPr>
+        <w:bidi/>
+      </w:pPr>
+      <w:r>
+        <w:rPr>
+          <w:lang w:val="ar_AE" w:bidi="ar_AE"/>
+        </w:rPr>
+      </w:r>
+      <w:r>
+        <w:rPr>
+          <w:b/>
+          <w:lang w:val="ar_AE" w:bidi="ar_AE"/>
+        </w:rPr>
         <w:t>"جَهِّزْ.. بِاجْتِهَادٍ"</w:t>
       </w:r>
     </w:p>
@@ -21585,6 +24747,23 @@
           <w:b/>
           <w:lang w:val="ar_AE" w:bidi="ar_AE"/>
         </w:rPr>
+        <w:t>Ζηνᾶν &amp; Ἀπολλῶν</w:t>
+      </w:r>
+    </w:p>
+    <w:p>
+      <w:pPr>
+        <w:bidi/>
+      </w:pPr>
+      <w:r>
+        <w:rPr>
+          <w:lang w:val="ar_AE" w:bidi="ar_AE"/>
+        </w:rPr>
+      </w:r>
+      <w:r>
+        <w:rPr>
+          <w:b/>
+          <w:lang w:val="ar_AE" w:bidi="ar_AE"/>
+        </w:rPr>
         <w:t>"زِينَاس"</w:t>
       </w:r>
       <w:r>
@@ -21710,6 +24889,23 @@
           <w:b/>
           <w:lang w:val="ar_AE" w:bidi="ar_AE"/>
         </w:rPr>
+        <w:t>καὶ Ἀπολλῶν</w:t>
+      </w:r>
+    </w:p>
+    <w:p>
+      <w:pPr>
+        <w:bidi/>
+      </w:pPr>
+      <w:r>
+        <w:rPr>
+          <w:lang w:val="ar_AE" w:bidi="ar_AE"/>
+        </w:rPr>
+      </w:r>
+      <w:r>
+        <w:rPr>
+          <w:b/>
+          <w:lang w:val="ar_AE" w:bidi="ar_AE"/>
+        </w:rPr>
         <w:t>"وَأَبُلُّوس"</w:t>
       </w:r>
     </w:p>
@@ -21780,6 +24976,23 @@
           <w:b/>
           <w:lang w:val="ar_AE" w:bidi="ar_AE"/>
         </w:rPr>
+        <w:t>ἵνα μηδὲν αὐτοῖς λείπῃ</w:t>
+      </w:r>
+    </w:p>
+    <w:p>
+      <w:pPr>
+        <w:bidi/>
+      </w:pPr>
+      <w:r>
+        <w:rPr>
+          <w:lang w:val="ar_AE" w:bidi="ar_AE"/>
+        </w:rPr>
+      </w:r>
+      <w:r>
+        <w:rPr>
+          <w:b/>
+          <w:lang w:val="ar_AE" w:bidi="ar_AE"/>
+        </w:rPr>
         <w:t>"حَتَّى لاَ يُعْوِزَهُمَا شَيْءٌ"</w:t>
       </w:r>
     </w:p>
@@ -21885,6 +25098,23 @@
           <w:b/>
           <w:lang w:val="ar_AE" w:bidi="ar_AE"/>
         </w:rPr>
+        <w:t>ἵνα μηδὲν αὐτοῖς λείπῃ</w:t>
+      </w:r>
+    </w:p>
+    <w:p>
+      <w:pPr>
+        <w:bidi/>
+      </w:pPr>
+      <w:r>
+        <w:rPr>
+          <w:lang w:val="ar_AE" w:bidi="ar_AE"/>
+        </w:rPr>
+      </w:r>
+      <w:r>
+        <w:rPr>
+          <w:b/>
+          <w:lang w:val="ar_AE" w:bidi="ar_AE"/>
+        </w:rPr>
         <w:t>"حَتَّى لاَ يُعْوِزَهُمَا شَيْءٌ"</w:t>
       </w:r>
     </w:p>
@@ -21977,6 +25207,23 @@
           <w:b/>
           <w:lang w:val="ar_AE" w:bidi="ar_AE"/>
         </w:rPr>
+        <w:t>οἱ ἡμέτεροι</w:t>
+      </w:r>
+    </w:p>
+    <w:p>
+      <w:pPr>
+        <w:bidi/>
+      </w:pPr>
+      <w:r>
+        <w:rPr>
+          <w:lang w:val="ar_AE" w:bidi="ar_AE"/>
+        </w:rPr>
+      </w:r>
+      <w:r>
+        <w:rPr>
+          <w:b/>
+          <w:lang w:val="ar_AE" w:bidi="ar_AE"/>
+        </w:rPr>
         <w:t>"مَنْ لَنَا"</w:t>
       </w:r>
     </w:p>
@@ -22082,6 +25329,23 @@
           <w:b/>
           <w:lang w:val="ar_AE" w:bidi="ar_AE"/>
         </w:rPr>
+        <w:t>οἱ ἡμέτεροι</w:t>
+      </w:r>
+    </w:p>
+    <w:p>
+      <w:pPr>
+        <w:bidi/>
+      </w:pPr>
+      <w:r>
+        <w:rPr>
+          <w:lang w:val="ar_AE" w:bidi="ar_AE"/>
+        </w:rPr>
+      </w:r>
+      <w:r>
+        <w:rPr>
+          <w:b/>
+          <w:lang w:val="ar_AE" w:bidi="ar_AE"/>
+        </w:rPr>
         <w:t>"مَنْ لَنَا"</w:t>
       </w:r>
     </w:p>
@@ -22187,6 +25451,23 @@
           <w:b/>
           <w:lang w:val="ar_AE" w:bidi="ar_AE"/>
         </w:rPr>
+        <w:t>εἰς τὰς ἀναγκαίας χρείας</w:t>
+      </w:r>
+    </w:p>
+    <w:p>
+      <w:pPr>
+        <w:bidi/>
+      </w:pPr>
+      <w:r>
+        <w:rPr>
+          <w:lang w:val="ar_AE" w:bidi="ar_AE"/>
+        </w:rPr>
+      </w:r>
+      <w:r>
+        <w:rPr>
+          <w:b/>
+          <w:lang w:val="ar_AE" w:bidi="ar_AE"/>
+        </w:rPr>
         <w:t>" لِلْحَاجَاتِ الضَّرُورِيَّةِ"</w:t>
       </w:r>
     </w:p>
@@ -22292,6 +25573,23 @@
           <w:b/>
           <w:lang w:val="ar_AE" w:bidi="ar_AE"/>
         </w:rPr>
+        <w:t>ἵνα μὴ ὦσιν ἄκαρποι</w:t>
+      </w:r>
+    </w:p>
+    <w:p>
+      <w:pPr>
+        <w:bidi/>
+      </w:pPr>
+      <w:r>
+        <w:rPr>
+          <w:lang w:val="ar_AE" w:bidi="ar_AE"/>
+        </w:rPr>
+      </w:r>
+      <w:r>
+        <w:rPr>
+          <w:b/>
+          <w:lang w:val="ar_AE" w:bidi="ar_AE"/>
+        </w:rPr>
         <w:t>"حَتَّى لاَ يَكُونُوا بِلاَ ثَمَرٍ"</w:t>
       </w:r>
     </w:p>
@@ -22384,6 +25682,23 @@
           <w:b/>
           <w:lang w:val="ar_AE" w:bidi="ar_AE"/>
         </w:rPr>
+        <w:t>ἵνα μὴ ὦσιν ἄκαρποι</w:t>
+      </w:r>
+    </w:p>
+    <w:p>
+      <w:pPr>
+        <w:bidi/>
+      </w:pPr>
+      <w:r>
+        <w:rPr>
+          <w:lang w:val="ar_AE" w:bidi="ar_AE"/>
+        </w:rPr>
+      </w:r>
+      <w:r>
+        <w:rPr>
+          <w:b/>
+          <w:lang w:val="ar_AE" w:bidi="ar_AE"/>
+        </w:rPr>
         <w:t>"حَتَّى لاَ يَكُونُوا بِلاَ ثَمَرٍ"</w:t>
       </w:r>
     </w:p>
@@ -22476,6 +25791,23 @@
           <w:b/>
           <w:lang w:val="ar_AE" w:bidi="ar_AE"/>
         </w:rPr>
+        <w:t>ἀσπάζονταί σε</w:t>
+      </w:r>
+    </w:p>
+    <w:p>
+      <w:pPr>
+        <w:bidi/>
+      </w:pPr>
+      <w:r>
+        <w:rPr>
+          <w:lang w:val="ar_AE" w:bidi="ar_AE"/>
+        </w:rPr>
+      </w:r>
+      <w:r>
+        <w:rPr>
+          <w:b/>
+          <w:lang w:val="ar_AE" w:bidi="ar_AE"/>
+        </w:rPr>
         <w:t>"يُسَلِّم عَلَيْك"</w:t>
       </w:r>
     </w:p>
@@ -22581,6 +25913,23 @@
           <w:b/>
           <w:lang w:val="ar_AE" w:bidi="ar_AE"/>
         </w:rPr>
+        <w:t>οἱ μετ’ ἐμοῦ πάντες</w:t>
+      </w:r>
+    </w:p>
+    <w:p>
+      <w:pPr>
+        <w:bidi/>
+      </w:pPr>
+      <w:r>
+        <w:rPr>
+          <w:lang w:val="ar_AE" w:bidi="ar_AE"/>
+        </w:rPr>
+      </w:r>
+      <w:r>
+        <w:rPr>
+          <w:b/>
+          <w:lang w:val="ar_AE" w:bidi="ar_AE"/>
+        </w:rPr>
         <w:t>"الَّذِينَ مَعِي جَمِيعًا"</w:t>
       </w:r>
     </w:p>
@@ -22673,6 +26022,23 @@
           <w:b/>
           <w:lang w:val="ar_AE" w:bidi="ar_AE"/>
         </w:rPr>
+        <w:t>τοὺς φιλοῦντας ἡμᾶς ἐν πίστει</w:t>
+      </w:r>
+    </w:p>
+    <w:p>
+      <w:pPr>
+        <w:bidi/>
+      </w:pPr>
+      <w:r>
+        <w:rPr>
+          <w:lang w:val="ar_AE" w:bidi="ar_AE"/>
+        </w:rPr>
+      </w:r>
+      <w:r>
+        <w:rPr>
+          <w:b/>
+          <w:lang w:val="ar_AE" w:bidi="ar_AE"/>
+        </w:rPr>
         <w:t>"الَّذِينَ يُحِبُّونَنَا فِي الإِيمَانِ"</w:t>
       </w:r>
     </w:p>
@@ -22778,6 +26144,23 @@
           <w:b/>
           <w:lang w:val="ar_AE" w:bidi="ar_AE"/>
         </w:rPr>
+        <w:t>ἡμᾶς</w:t>
+      </w:r>
+    </w:p>
+    <w:p>
+      <w:pPr>
+        <w:bidi/>
+      </w:pPr>
+      <w:r>
+        <w:rPr>
+          <w:lang w:val="ar_AE" w:bidi="ar_AE"/>
+        </w:rPr>
+      </w:r>
+      <w:r>
+        <w:rPr>
+          <w:b/>
+          <w:lang w:val="ar_AE" w:bidi="ar_AE"/>
+        </w:rPr>
         <w:t>"يحبوننا"</w:t>
       </w:r>
     </w:p>
@@ -22896,6 +26279,23 @@
           <w:b/>
           <w:lang w:val="ar_AE" w:bidi="ar_AE"/>
         </w:rPr>
+        <w:t>ἡ χάρις μετὰ πάντων ὑμῶν</w:t>
+      </w:r>
+    </w:p>
+    <w:p>
+      <w:pPr>
+        <w:bidi/>
+      </w:pPr>
+      <w:r>
+        <w:rPr>
+          <w:lang w:val="ar_AE" w:bidi="ar_AE"/>
+        </w:rPr>
+      </w:r>
+      <w:r>
+        <w:rPr>
+          <w:b/>
+          <w:lang w:val="ar_AE" w:bidi="ar_AE"/>
+        </w:rPr>
         <w:t>"اَلنِّعْمَةُ مَعَ جَمِيعِكُمْ"</w:t>
       </w:r>
     </w:p>
@@ -22972,6 +26372,23 @@
         <w:rPr>
           <w:lang w:val="ar_AE" w:bidi="ar_AE"/>
         </w:rPr>
+      </w:r>
+    </w:p>
+    <w:p>
+      <w:pPr>
+        <w:bidi/>
+      </w:pPr>
+      <w:r>
+        <w:rPr>
+          <w:lang w:val="ar_AE" w:bidi="ar_AE"/>
+        </w:rPr>
+      </w:r>
+      <w:r>
+        <w:rPr>
+          <w:b/>
+          <w:lang w:val="ar_AE" w:bidi="ar_AE"/>
+        </w:rPr>
+        <w:t>ὑμῶν</w:t>
       </w:r>
     </w:p>
     <w:p>

--- a/arb/docx/56.content.docx
+++ b/arb/docx/56.content.docx
@@ -32,51 +32,16 @@
     </w:p>
     <w:p>
       <w:pPr>
-        <w:pStyle w:val="Heading2"/>
-        <w:bidi/>
-      </w:pPr>
-      <w:r>
-        <w:rPr>
-          <w:lang w:val="ar_AE" w:bidi="ar_AE"/>
-        </w:rPr>
-        <w:t>License Information</w:t>
-      </w:r>
-      <w:r>
-        <w:rPr>
-          <w:lang w:val="ar_AE" w:bidi="ar_AE"/>
-        </w:rPr>
-      </w:r>
-    </w:p>
-    <w:p>
-      <w:pPr>
-        <w:bidi/>
-      </w:pPr>
-      <w:r>
-        <w:rPr>
-          <w:lang w:val="ar_AE" w:bidi="ar_AE"/>
-        </w:rPr>
-      </w:r>
-      <w:r>
-        <w:rPr>
-          <w:b/>
-          <w:lang w:val="ar_AE" w:bidi="ar_AE"/>
-        </w:rPr>
-        <w:t>ملاحظات الترجمة (كلمة متكشفة)</w:t>
-      </w:r>
-      <w:r>
-        <w:rPr>
-          <w:lang w:val="ar_AE" w:bidi="ar_AE"/>
-        </w:rPr>
-        <w:t xml:space="preserve"> (Arabic) is based on</w:t>
-      </w:r>
-      <w:r>
-        <w:rPr>
-          <w:lang w:val="ar_AE" w:bidi="ar_AE"/>
-        </w:rPr>
-        <w:t xml:space="preserve">: </w:t>
-      </w:r>
-      <w:r>
-        <w:rPr>
+        <w:bidi/>
+      </w:pPr>
+      <w:r>
+        <w:rPr>
+          <w:lang w:val="ar_AE" w:bidi="ar_AE"/>
+        </w:rPr>
+      </w:r>
+      <w:r>
+        <w:rPr>
+          <w:b/>
           <w:lang w:val="ar_AE" w:bidi="ar_AE"/>
         </w:rPr>
         <w:t>unfoldingWord® Translation Notes</w:t>
@@ -85,64 +50,31 @@
         <w:rPr>
           <w:lang w:val="ar_AE" w:bidi="ar_AE"/>
         </w:rPr>
-        <w:t xml:space="preserve">, </w:t>
-      </w:r>
-      <w:hyperlink r:id="rId13">
-        <w:r>
-          <w:rPr>
-            <w:lang w:val="ar_AE" w:bidi="ar_AE"/>
-          </w:rPr>
-          <w:rPr>
-            <w:color w:val="0000EE"/>
-            <w:u w:val="single"/>
-          </w:rPr>
-          <w:t>unfoldingWord</w:t>
-        </w:r>
-      </w:hyperlink>
-      <w:r>
-        <w:rPr>
-          <w:lang w:val="ar_AE" w:bidi="ar_AE"/>
-        </w:rPr>
-        <w:t xml:space="preserve">, 2022, which is licensed under a </w:t>
-      </w:r>
-      <w:hyperlink r:id="rId14">
-        <w:r>
-          <w:rPr>
-            <w:lang w:val="ar_AE" w:bidi="ar_AE"/>
-          </w:rPr>
-          <w:rPr>
-            <w:color w:val="0000EE"/>
-            <w:u w:val="single"/>
-          </w:rPr>
-          <w:t>CC BY-SA 4.0 license</w:t>
-        </w:r>
-      </w:hyperlink>
-      <w:r>
-        <w:rPr>
-          <w:lang w:val="ar_AE" w:bidi="ar_AE"/>
-        </w:rPr>
-        <w:t>.</w:t>
-      </w:r>
-      <w:r>
-        <w:rPr>
-          <w:lang w:val="ar_AE" w:bidi="ar_AE"/>
-        </w:rPr>
-      </w:r>
-    </w:p>
-    <w:p>
-      <w:pPr>
-        <w:bidi/>
-      </w:pPr>
-      <w:r>
-        <w:rPr>
-          <w:lang w:val="ar_AE" w:bidi="ar_AE"/>
-        </w:rPr>
-      </w:r>
-      <w:r>
-        <w:rPr>
-          <w:lang w:val="ar_AE" w:bidi="ar_AE"/>
-        </w:rPr>
-        <w:t>This PDF version is provided under the same license.</w:t>
+        <w:t xml:space="preserve"> © 2022 unfoldingWord. Released under CC BY-SA 4.0 license. </w:t>
+      </w:r>
+      <w:r>
+        <w:rPr>
+          <w:lang w:val="ar_AE" w:bidi="ar_AE"/>
+        </w:rPr>
+        <w:t>unfoldingWord® Translation Notes</w:t>
+      </w:r>
+      <w:r>
+        <w:rPr>
+          <w:lang w:val="ar_AE" w:bidi="ar_AE"/>
+        </w:rPr>
+        <w:t xml:space="preserve"> has been adapted in the following languages: Tok Pisin, Arabic (عربي), French (Français), Hindi (हिंदी), Indonesian (Bahasa Indonesia), Portuguese (Português), Russian (Русский), Spanish (Español), Swahili (Kiswahili), and Simplified Chinese (简体中文) from </w:t>
+      </w:r>
+      <w:r>
+        <w:rPr>
+          <w:lang w:val="ar_AE" w:bidi="ar_AE"/>
+        </w:rPr>
+        <w:t>unfoldingWord® Translation Notes</w:t>
+      </w:r>
+      <w:r>
+        <w:rPr>
+          <w:lang w:val="ar_AE" w:bidi="ar_AE"/>
+        </w:rPr>
+        <w:t xml:space="preserve"> © 2022 unfoldingWord. Released under CC BY-SA 4.0 license by Mission Mutual</w:t>
       </w:r>
       <w:r>
         <w:rPr>

--- a/arb/docx/56.content.docx
+++ b/arb/docx/56.content.docx
@@ -152,13 +152,6 @@
         <w:rPr>
           <w:lang w:val="ar_AE" w:bidi="ar_AE"/>
         </w:rPr>
-      </w:r>
-      <w:r>
-        <w:rPr>
-          <w:i/>
-          <w:lang w:val="ar_AE" w:bidi="ar_AE"/>
-        </w:rPr>
-        <w:t>تيطس - مقدمة, تيطس - مقدمة أصحاح 1, تيطس 1:1 (1#), تيطس 1:1 (2#), تيطس 1:1 (3#), تيطس 1:1 (4#), تيطس 2:1 (1#), تيطس 2:1 (2#), تيطس 2:1 (3#), تيطس 2:1 (4#), تيطس 3:1 (1#), تيطس 3:1 (2#), تيطس 3:1 (3#), تيطس 3:1 (4#), تيطس 3:1 (5#), تيطس 4:1 (1#), تيطس 4:1 (2#), تيطس 4:1 (3#), تيطس 4:1 (4#), تيطس 4:1 (5#), تيطس 4:1 (6#), تيطس 5:1 (1#), تيطس 5:1 (2#), تيطس 5:1 (3#), تيطس 5:1 (4#), تيطس 6:1 (1#), تيطس 6:1 (2#), تيطس 6:1 (3#), تيطس 6:1 (4#), تيطس 7:1 (1#), تيطس 7:1 (2#), تيطس 7:1 (3#), تيطس 7:1 (4#), تيطس 8:1 (1#), تيطس 8:1 (2#), تيطس 8:1 (3#), تيطس 8:1 (4#), تيطس 9:1 (1#), تيطس 9:1 (2#), تيطس 9:1 (3#), تيطس 9:1 (4#), تيطس 10:1 (1#), تيطس 10:1 (2#), تيطس 10:1 (3#), تيطس 10:1 (4#), تيطس 11:1 (1#), تيطس 11:1 (2#), تيطس 11:1 (3#), تيطس 12:1 (1#), تيطس 12:1 (2#), تيطس 12:1 (3#), تيطس 12:1 (4#), تيطس 13:1 (1#), تيطس 13:1 (2#), تيطس1 :13 (#3), تيطس 13:1 (4#), تيطس 13:1 (5#), تيطس 13:1 (6#), تيطس 14:1 (1#), تيطس 14:1 (2#), تيطس 15:1 (1#), تيطس 15:1 (2#), تيطس 15:1 (3#), تيطس 15:1 (4#), تيطس 16:1 (1#), تيطس 16:1 (2#), تيطس - مقدمة أصحاح 2, تيطس 1:2 (1#), تيطس 1:2 (2#), تيطس 2:2 (1#), تيطس 2:2 (2#), تيطس 2: 2 (#3), تيطس 2:2 (4#), تيطس 2:2 (5#), تيطس 2:2 (6#), تيطس 2:2 (7#), تيطس 2:2 (8#), تيطس 3:2 (1#), تيطس 3:2 (2#), تيطس 3:2 (3#), تيطس 3:2 (4#), تيطس 4:2 (1#), تيطس 4:2 (2#), تيطس 4:2 (3#), تيطس 5:2 (1#), تيطس 5:2 (2#), تيطس 5:2 (3#), تيطس 5:2 (4#), تيطس 6:2 (1#), تيطس 7:2 (1#), تيطس 7:2 (2#), تيطس 7:2 (3#), تيطس 7:2 (4#), تيطس 7:2 (5#), تيطس 7:2 (6#), تيطس 8:2 (1#), تيطس 8:2 (2#), تيطس 8:2 (3#), تيطس 8:2 (4#), تيطس 9:2 (1#), تيطس 9:2 (2#), تيطس 9:2 (3#), تيطس 10:2 (1#), تيطس 10:2 (2#), تيطس 10:2 (3#), تيطس 2: 10 (#4), تيطس 10:2 (5#), تيطس 10:2 (6#), تيطس 10:2 (7#), تيطس 11:2 (1#), تيطس 11:2 (2#), تيطس 11:2 (3#), تيطس 11:2 (4#), تيطس 11:2 (5#), تيطس 12:2 (1#), تيطس 12:2 (2#), تيطس 12:2 (3#), تيطس 12:2 (4#), تيطس 12:2 (5#), تيطس 12:2 (6#), تيطس 13:2 (1#), تيطس 13:2 (2#), تيطس 13:2 (3#), تيطس 13:2 (4#), تيطس 13:2 (5#), تيطس 14:2 (1#), تيطس 14:2 (2#), تيطس 14:2 (3#), تيطس 14:2 (4#), تيطس 14:2 (5#), تيطس 14:2 (6#), تيطس 15:2 (1#), تيطس 15:2 (2#), تيطس 15:2 (3#), تيطس 15:2 (4#), تيطس 15:2 (5#), تيطس 15:2 (6#), تيطس 15:2 (7#), تيطس - مقدمة أصحاح 3, تيطس 1:3 (1#), تيطس 1:3 (2#), تيطس 1:3 (3#), تيطس 1:3 (4#), تيطس 2:3 (1#), تيطس 2:3 (2#), تيطس 2:3 (3#), تيطس 2:3 (4#), تيطس 3:3 (1#), تيطس 3:3 (2#), تيطس 3:3 (3#), تيطس 3:3 (4#), تيطس 3:3 (5#), تيطس 3:3 (6#), تيطس 3:3 (7#), تيطس 3:3 (8#), تيطس 3:3 (9#), تيطس 4:3 (1#), تيطس 4:3 (2#), تيطس 4:3 (3#), تيطس 4:3 (4#), تيطس 5:3 (1#), تيطس 5:3 (2#), تيطس 5:3 (3#), تيطس 6:3 (1#), تيطس 6:3 (2#), تيطس 6:3 (3#), تيطس 6:3 (4#), تيطس 7:3 (1#), تيطس 7:3 (2#), تيطس 7:3 (3#), تيطس 7:3 (4#), تيطس 7:3 (5#), تيطس 8:3 (1#), تيطس 8:3 (2#), تيطس 8:3 (3#), تيطس 8:3 (4#), تيطس 9:3 (1#), تيطس 9:3 (2#), تيطس 9:3 (3#), تيطس 9:3 (4#), تيطس 9:3 (5#), تيطس 10:3 (1#), تيطس 10:3 (2#), تيطس 11:3 (1#), Titus 3:11 (#2), Titus 3:11 (#3), تيطس 12:3 (#1), تيطس 12:3 (#2), تيطس 12:3 (#3), تيطس 12:3 (#4), تيطس 13:3 (#1), تيطس 13:3 (#2), تيطس 13:3 (#3), تيطس 13:3 (#4), تيطس 13:3 (#5), تيطس 14:3 (#1), تيطس 14:3 (#2), تيطس 14:3 (#3), تيطس 14:3 (#4), تيطس 14:3 (#5), تيطس 15:3 (#1), تيطس 15:3 (#2), تيطس 15:3 (#3), تيطس 15:3 (#4), تيطس 15:3 (#5), تيطس 15:3 (#6)</w:t>
       </w:r>
       <w:r>
         <w:rPr>

--- a/arb/docx/56.content.docx
+++ b/arb/docx/56.content.docx
@@ -22,7 +22,7 @@
         <w:rPr>
           <w:lang w:val="ar_AE" w:bidi="ar_AE"/>
         </w:rPr>
-        <w:t>Resource: ملاحظات الترجمة (كلمة متكشفة)</w:t>
+        <w:t>Resource: unfoldingWord® Translation Notes</w:t>
       </w:r>
       <w:r>
         <w:rPr>
@@ -96,7 +96,7 @@
         <w:rPr>
           <w:lang w:val="ar_AE" w:bidi="ar_AE"/>
         </w:rPr>
-        <w:t>ملاحظات الترجمة (كلمة متكشفة)</w:t>
+        <w:t>unfoldingWord® Translation Notes</w:t>
       </w:r>
     </w:p>
     <w:p>

--- a/arb/docx/56.content.docx
+++ b/arb/docx/56.content.docx
@@ -610,6 +610,23 @@
           <w:b/>
           <w:lang w:val="ar_AE" w:bidi="ar_AE"/>
         </w:rPr>
+        <w:t>κατὰ πίστιν ἐκλεκτῶν Θεοῦ καὶ ἐπίγνωσιν ἀληθείας</w:t>
+      </w:r>
+    </w:p>
+    <w:p>
+      <w:pPr>
+        <w:bidi/>
+      </w:pPr>
+      <w:r>
+        <w:rPr>
+          <w:lang w:val="ar_AE" w:bidi="ar_AE"/>
+        </w:rPr>
+      </w:r>
+      <w:r>
+        <w:rPr>
+          <w:b/>
+          <w:lang w:val="ar_AE" w:bidi="ar_AE"/>
+        </w:rPr>
         <w:t>"لأَجْلِ إِيمَانِ مُخْتَارِي اللهِ وَمَعْرِفَةِ الْحَقِّ"</w:t>
       </w:r>
     </w:p>
@@ -741,6 +758,23 @@
           <w:b/>
           <w:lang w:val="ar_AE" w:bidi="ar_AE"/>
         </w:rPr>
+        <w:t>ἐκλεκτῶν Θεοῦ</w:t>
+      </w:r>
+    </w:p>
+    <w:p>
+      <w:pPr>
+        <w:bidi/>
+      </w:pPr>
+      <w:r>
+        <w:rPr>
+          <w:lang w:val="ar_AE" w:bidi="ar_AE"/>
+        </w:rPr>
+      </w:r>
+      <w:r>
+        <w:rPr>
+          <w:b/>
+          <w:lang w:val="ar_AE" w:bidi="ar_AE"/>
+        </w:rPr>
         <w:t>"مُخْتَارِي اللهِ"</w:t>
       </w:r>
     </w:p>
@@ -833,6 +867,23 @@
           <w:b/>
           <w:lang w:val="ar_AE" w:bidi="ar_AE"/>
         </w:rPr>
+        <w:t>καὶ ἐπίγνωσιν ἀληθείας</w:t>
+      </w:r>
+    </w:p>
+    <w:p>
+      <w:pPr>
+        <w:bidi/>
+      </w:pPr>
+      <w:r>
+        <w:rPr>
+          <w:lang w:val="ar_AE" w:bidi="ar_AE"/>
+        </w:rPr>
+      </w:r>
+      <w:r>
+        <w:rPr>
+          <w:b/>
+          <w:lang w:val="ar_AE" w:bidi="ar_AE"/>
+        </w:rPr>
         <w:t>"وَمَعْرِفَةِ الْحَقِّ"</w:t>
       </w:r>
     </w:p>
@@ -925,6 +976,23 @@
           <w:b/>
           <w:lang w:val="ar_AE" w:bidi="ar_AE"/>
         </w:rPr>
+        <w:t>τῆς κατ’ εὐσέβειαν</w:t>
+      </w:r>
+    </w:p>
+    <w:p>
+      <w:pPr>
+        <w:bidi/>
+      </w:pPr>
+      <w:r>
+        <w:rPr>
+          <w:lang w:val="ar_AE" w:bidi="ar_AE"/>
+        </w:rPr>
+      </w:r>
+      <w:r>
+        <w:rPr>
+          <w:b/>
+          <w:lang w:val="ar_AE" w:bidi="ar_AE"/>
+        </w:rPr>
         <w:t>"الَّذِي هُوَ حَسَبُ التَّقْوَى"</w:t>
       </w:r>
     </w:p>
@@ -1030,6 +1098,23 @@
           <w:b/>
           <w:lang w:val="ar_AE" w:bidi="ar_AE"/>
         </w:rPr>
+        <w:t>ἐπ’ ἐλπίδι ζωῆς αἰωνίου</w:t>
+      </w:r>
+    </w:p>
+    <w:p>
+      <w:pPr>
+        <w:bidi/>
+      </w:pPr>
+      <w:r>
+        <w:rPr>
+          <w:lang w:val="ar_AE" w:bidi="ar_AE"/>
+        </w:rPr>
+      </w:r>
+      <w:r>
+        <w:rPr>
+          <w:b/>
+          <w:lang w:val="ar_AE" w:bidi="ar_AE"/>
+        </w:rPr>
         <w:t>"عَلَى رَجَاءِ الْحَيَاةِ الأَبَدِيَّةِ"</w:t>
       </w:r>
     </w:p>
@@ -1177,6 +1262,23 @@
           <w:b/>
           <w:lang w:val="ar_AE" w:bidi="ar_AE"/>
         </w:rPr>
+        <w:t>ἐπ’ ἐλπίδι ζωῆς αἰωνίου</w:t>
+      </w:r>
+    </w:p>
+    <w:p>
+      <w:pPr>
+        <w:bidi/>
+      </w:pPr>
+      <w:r>
+        <w:rPr>
+          <w:lang w:val="ar_AE" w:bidi="ar_AE"/>
+        </w:rPr>
+      </w:r>
+      <w:r>
+        <w:rPr>
+          <w:b/>
+          <w:lang w:val="ar_AE" w:bidi="ar_AE"/>
+        </w:rPr>
         <w:t>"عَلَى رَجَاءِ الْحَيَاةِ الأَبَدِيَّةِ"</w:t>
       </w:r>
     </w:p>
@@ -1298,6 +1400,23 @@
           <w:b/>
           <w:lang w:val="ar_AE" w:bidi="ar_AE"/>
         </w:rPr>
+        <w:t>ὁ ἀψευδὴς Θεὸς</w:t>
+      </w:r>
+    </w:p>
+    <w:p>
+      <w:pPr>
+        <w:bidi/>
+      </w:pPr>
+      <w:r>
+        <w:rPr>
+          <w:lang w:val="ar_AE" w:bidi="ar_AE"/>
+        </w:rPr>
+      </w:r>
+      <w:r>
+        <w:rPr>
+          <w:b/>
+          <w:lang w:val="ar_AE" w:bidi="ar_AE"/>
+        </w:rPr>
         <w:t>"اللهُ الْمُنَزَّهُ عَنِ الْكَذِبِ"</w:t>
       </w:r>
     </w:p>
@@ -1492,6 +1611,23 @@
           <w:b/>
           <w:lang w:val="ar_AE" w:bidi="ar_AE"/>
         </w:rPr>
+        <w:t>καιροῖς ἰδίοις</w:t>
+      </w:r>
+    </w:p>
+    <w:p>
+      <w:pPr>
+        <w:bidi/>
+      </w:pPr>
+      <w:r>
+        <w:rPr>
+          <w:lang w:val="ar_AE" w:bidi="ar_AE"/>
+        </w:rPr>
+      </w:r>
+      <w:r>
+        <w:rPr>
+          <w:b/>
+          <w:lang w:val="ar_AE" w:bidi="ar_AE"/>
+        </w:rPr>
         <w:t>"فِي أَوْقَاتِهَا الْخَاصَّةِ"</w:t>
       </w:r>
     </w:p>
@@ -1578,6 +1714,23 @@
           <w:b/>
           <w:lang w:val="ar_AE" w:bidi="ar_AE"/>
         </w:rPr>
+        <w:t>ἐφανέρωσεν &amp; τὸν λόγον αὐτοῦ</w:t>
+      </w:r>
+    </w:p>
+    <w:p>
+      <w:pPr>
+        <w:bidi/>
+      </w:pPr>
+      <w:r>
+        <w:rPr>
+          <w:lang w:val="ar_AE" w:bidi="ar_AE"/>
+        </w:rPr>
+      </w:r>
+      <w:r>
+        <w:rPr>
+          <w:b/>
+          <w:lang w:val="ar_AE" w:bidi="ar_AE"/>
+        </w:rPr>
         <w:t>"وَإِنَّمَا أَظْهَرَ كَلِمَتَهُ"</w:t>
       </w:r>
     </w:p>
@@ -1686,6 +1839,23 @@
           <w:b/>
           <w:lang w:val="ar_AE" w:bidi="ar_AE"/>
         </w:rPr>
+        <w:t>ἐν κηρύγματι</w:t>
+      </w:r>
+    </w:p>
+    <w:p>
+      <w:pPr>
+        <w:bidi/>
+      </w:pPr>
+      <w:r>
+        <w:rPr>
+          <w:lang w:val="ar_AE" w:bidi="ar_AE"/>
+        </w:rPr>
+      </w:r>
+      <w:r>
+        <w:rPr>
+          <w:b/>
+          <w:lang w:val="ar_AE" w:bidi="ar_AE"/>
+        </w:rPr>
         <w:t>"بِالْكِرَازَةِ"</w:t>
       </w:r>
     </w:p>
@@ -1807,6 +1977,23 @@
           <w:b/>
           <w:lang w:val="ar_AE" w:bidi="ar_AE"/>
         </w:rPr>
+        <w:t>ὃ ἐπιστεύθην ἐγὼ</w:t>
+      </w:r>
+    </w:p>
+    <w:p>
+      <w:pPr>
+        <w:bidi/>
+      </w:pPr>
+      <w:r>
+        <w:rPr>
+          <w:lang w:val="ar_AE" w:bidi="ar_AE"/>
+        </w:rPr>
+      </w:r>
+      <w:r>
+        <w:rPr>
+          <w:b/>
+          <w:lang w:val="ar_AE" w:bidi="ar_AE"/>
+        </w:rPr>
         <w:t>"اؤْتُمِنْتُ أَنَا"</w:t>
       </w:r>
     </w:p>
@@ -1921,6 +2108,23 @@
           <w:b/>
           <w:lang w:val="ar_AE" w:bidi="ar_AE"/>
         </w:rPr>
+        <w:t>ἡμῶν</w:t>
+      </w:r>
+    </w:p>
+    <w:p>
+      <w:pPr>
+        <w:bidi/>
+      </w:pPr>
+      <w:r>
+        <w:rPr>
+          <w:lang w:val="ar_AE" w:bidi="ar_AE"/>
+        </w:rPr>
+      </w:r>
+      <w:r>
+        <w:rPr>
+          <w:b/>
+          <w:lang w:val="ar_AE" w:bidi="ar_AE"/>
+        </w:rPr>
         <w:t>"مُخَلِّصِنَا"</w:t>
       </w:r>
     </w:p>
@@ -2026,6 +2230,23 @@
           <w:b/>
           <w:lang w:val="ar_AE" w:bidi="ar_AE"/>
         </w:rPr>
+        <w:t>γνησίῳ τέκνῳ</w:t>
+      </w:r>
+    </w:p>
+    <w:p>
+      <w:pPr>
+        <w:bidi/>
+      </w:pPr>
+      <w:r>
+        <w:rPr>
+          <w:lang w:val="ar_AE" w:bidi="ar_AE"/>
+        </w:rPr>
+      </w:r>
+      <w:r>
+        <w:rPr>
+          <w:b/>
+          <w:lang w:val="ar_AE" w:bidi="ar_AE"/>
+        </w:rPr>
         <w:t>"الابْنِ الصَّرِيحِ"</w:t>
       </w:r>
     </w:p>
@@ -2147,6 +2368,23 @@
           <w:b/>
           <w:lang w:val="ar_AE" w:bidi="ar_AE"/>
         </w:rPr>
+        <w:t>κατὰ κοινὴν πίστιν</w:t>
+      </w:r>
+    </w:p>
+    <w:p>
+      <w:pPr>
+        <w:bidi/>
+      </w:pPr>
+      <w:r>
+        <w:rPr>
+          <w:lang w:val="ar_AE" w:bidi="ar_AE"/>
+        </w:rPr>
+      </w:r>
+      <w:r>
+        <w:rPr>
+          <w:b/>
+          <w:lang w:val="ar_AE" w:bidi="ar_AE"/>
+        </w:rPr>
         <w:t>"حَسَبَ الإِيمَانِ الْمُشْتَرَكِ"</w:t>
       </w:r>
     </w:p>
@@ -2281,6 +2519,23 @@
           <w:b/>
           <w:lang w:val="ar_AE" w:bidi="ar_AE"/>
         </w:rPr>
+        <w:t>χάρις καὶ εἰρήνη</w:t>
+      </w:r>
+    </w:p>
+    <w:p>
+      <w:pPr>
+        <w:bidi/>
+      </w:pPr>
+      <w:r>
+        <w:rPr>
+          <w:lang w:val="ar_AE" w:bidi="ar_AE"/>
+        </w:rPr>
+      </w:r>
+      <w:r>
+        <w:rPr>
+          <w:b/>
+          <w:lang w:val="ar_AE" w:bidi="ar_AE"/>
+        </w:rPr>
         <w:t>"نِعْمَةٌ وَرَحْمَةٌ وَسَلاَمٌ"</w:t>
       </w:r>
     </w:p>
@@ -2389,6 +2644,23 @@
           <w:b/>
           <w:lang w:val="ar_AE" w:bidi="ar_AE"/>
         </w:rPr>
+        <w:t>χάρις καὶ εἰρήνη ἀπὸ Θεοῦ Πατρὸς καὶ Χριστοῦ Ἰησοῦ τοῦ Σωτῆρος ἡμῶν</w:t>
+      </w:r>
+    </w:p>
+    <w:p>
+      <w:pPr>
+        <w:bidi/>
+      </w:pPr>
+      <w:r>
+        <w:rPr>
+          <w:lang w:val="ar_AE" w:bidi="ar_AE"/>
+        </w:rPr>
+      </w:r>
+      <w:r>
+        <w:rPr>
+          <w:b/>
+          <w:lang w:val="ar_AE" w:bidi="ar_AE"/>
+        </w:rPr>
         <w:t>"نِعْمَةٌ وَرَحْمَةٌ وَسَلاَمٌ مِنَ اللهِ الآبِ وَالرَّبِّ يَسُوعَ الْمَسِيحِ مُخَلِّصِنَا"</w:t>
       </w:r>
     </w:p>
@@ -2523,6 +2795,23 @@
           <w:b/>
           <w:lang w:val="ar_AE" w:bidi="ar_AE"/>
         </w:rPr>
+        <w:t>Χριστοῦ Ἰησοῦ τοῦ Σωτῆρος ἡμῶν</w:t>
+      </w:r>
+    </w:p>
+    <w:p>
+      <w:pPr>
+        <w:bidi/>
+      </w:pPr>
+      <w:r>
+        <w:rPr>
+          <w:lang w:val="ar_AE" w:bidi="ar_AE"/>
+        </w:rPr>
+      </w:r>
+      <w:r>
+        <w:rPr>
+          <w:b/>
+          <w:lang w:val="ar_AE" w:bidi="ar_AE"/>
+        </w:rPr>
         <w:t>"وَالرَّبِّ يَسُوعَ الْمَسِيحِ مُخَلِّصِنَا"</w:t>
       </w:r>
     </w:p>
@@ -2609,6 +2898,23 @@
           <w:b/>
           <w:lang w:val="ar_AE" w:bidi="ar_AE"/>
         </w:rPr>
+        <w:t>ἡμῶν</w:t>
+      </w:r>
+    </w:p>
+    <w:p>
+      <w:pPr>
+        <w:bidi/>
+      </w:pPr>
+      <w:r>
+        <w:rPr>
+          <w:lang w:val="ar_AE" w:bidi="ar_AE"/>
+        </w:rPr>
+      </w:r>
+      <w:r>
+        <w:rPr>
+          <w:b/>
+          <w:lang w:val="ar_AE" w:bidi="ar_AE"/>
+        </w:rPr>
         <w:t>"مُخَلِّصِنَا"</w:t>
       </w:r>
     </w:p>
@@ -2730,6 +3036,23 @@
           <w:b/>
           <w:lang w:val="ar_AE" w:bidi="ar_AE"/>
         </w:rPr>
+        <w:t>τούτου χάριν</w:t>
+      </w:r>
+    </w:p>
+    <w:p>
+      <w:pPr>
+        <w:bidi/>
+      </w:pPr>
+      <w:r>
+        <w:rPr>
+          <w:lang w:val="ar_AE" w:bidi="ar_AE"/>
+        </w:rPr>
+      </w:r>
+      <w:r>
+        <w:rPr>
+          <w:b/>
+          <w:lang w:val="ar_AE" w:bidi="ar_AE"/>
+        </w:rPr>
         <w:t>"مِنْ أَجْلِ هذَا"</w:t>
       </w:r>
     </w:p>
@@ -2851,6 +3174,23 @@
           <w:b/>
           <w:lang w:val="ar_AE" w:bidi="ar_AE"/>
         </w:rPr>
+        <w:t>ἀπέλιπόν σε ἐν Κρήτῃ</w:t>
+      </w:r>
+    </w:p>
+    <w:p>
+      <w:pPr>
+        <w:bidi/>
+      </w:pPr>
+      <w:r>
+        <w:rPr>
+          <w:lang w:val="ar_AE" w:bidi="ar_AE"/>
+        </w:rPr>
+      </w:r>
+      <w:r>
+        <w:rPr>
+          <w:b/>
+          <w:lang w:val="ar_AE" w:bidi="ar_AE"/>
+        </w:rPr>
         <w:t>"تركتك في كريت"</w:t>
       </w:r>
     </w:p>
@@ -2937,6 +3277,23 @@
           <w:b/>
           <w:lang w:val="ar_AE" w:bidi="ar_AE"/>
         </w:rPr>
+        <w:t>ἵνα τὰ λείποντα ἐπιδιορθώσῃ</w:t>
+      </w:r>
+    </w:p>
+    <w:p>
+      <w:pPr>
+        <w:bidi/>
+      </w:pPr>
+      <w:r>
+        <w:rPr>
+          <w:lang w:val="ar_AE" w:bidi="ar_AE"/>
+        </w:rPr>
+      </w:r>
+      <w:r>
+        <w:rPr>
+          <w:b/>
+          <w:lang w:val="ar_AE" w:bidi="ar_AE"/>
+        </w:rPr>
         <w:t>"لِكَيْ تُكَمِّلَ تَرْتِيبَ الأُمُورِ النَّاقِصَةِ"</w:t>
       </w:r>
     </w:p>
@@ -3023,6 +3380,23 @@
           <w:b/>
           <w:lang w:val="ar_AE" w:bidi="ar_AE"/>
         </w:rPr>
+        <w:t>καταστήσῃς &amp; πρεσβυτέρους</w:t>
+      </w:r>
+    </w:p>
+    <w:p>
+      <w:pPr>
+        <w:bidi/>
+      </w:pPr>
+      <w:r>
+        <w:rPr>
+          <w:lang w:val="ar_AE" w:bidi="ar_AE"/>
+        </w:rPr>
+      </w:r>
+      <w:r>
+        <w:rPr>
+          <w:b/>
+          <w:lang w:val="ar_AE" w:bidi="ar_AE"/>
+        </w:rPr>
         <w:t>"تُقِيمَ"</w:t>
       </w:r>
       <w:r>
@@ -3122,6 +3496,23 @@
           <w:b/>
           <w:lang w:val="ar_AE" w:bidi="ar_AE"/>
         </w:rPr>
+        <w:t>εἴ τίς ἐστιν ἀνέγκλητος</w:t>
+      </w:r>
+    </w:p>
+    <w:p>
+      <w:pPr>
+        <w:bidi/>
+      </w:pPr>
+      <w:r>
+        <w:rPr>
+          <w:lang w:val="ar_AE" w:bidi="ar_AE"/>
+        </w:rPr>
+      </w:r>
+      <w:r>
+        <w:rPr>
+          <w:b/>
+          <w:lang w:val="ar_AE" w:bidi="ar_AE"/>
+        </w:rPr>
         <w:t>"إِنْ كَانَ أَحَدٌ بِلاَ لَوْمٍ"</w:t>
       </w:r>
     </w:p>
@@ -3230,6 +3621,23 @@
           <w:b/>
           <w:lang w:val="ar_AE" w:bidi="ar_AE"/>
         </w:rPr>
+        <w:t>ἀνέγκλητος</w:t>
+      </w:r>
+    </w:p>
+    <w:p>
+      <w:pPr>
+        <w:bidi/>
+      </w:pPr>
+      <w:r>
+        <w:rPr>
+          <w:lang w:val="ar_AE" w:bidi="ar_AE"/>
+        </w:rPr>
+      </w:r>
+      <w:r>
+        <w:rPr>
+          <w:b/>
+          <w:lang w:val="ar_AE" w:bidi="ar_AE"/>
+        </w:rPr>
         <w:t>"بِلاَ لَوْمٍ"</w:t>
       </w:r>
     </w:p>
@@ -3351,6 +3759,23 @@
           <w:b/>
           <w:lang w:val="ar_AE" w:bidi="ar_AE"/>
         </w:rPr>
+        <w:t>μιᾶς γυναικὸς ἀνήρ</w:t>
+      </w:r>
+    </w:p>
+    <w:p>
+      <w:pPr>
+        <w:bidi/>
+      </w:pPr>
+      <w:r>
+        <w:rPr>
+          <w:lang w:val="ar_AE" w:bidi="ar_AE"/>
+        </w:rPr>
+      </w:r>
+      <w:r>
+        <w:rPr>
+          <w:b/>
+          <w:lang w:val="ar_AE" w:bidi="ar_AE"/>
+        </w:rPr>
         <w:t>"بَعْلَ امْرَأَةٍ وَاحِدَةٍ"</w:t>
       </w:r>
     </w:p>
@@ -3472,6 +3897,23 @@
           <w:b/>
           <w:lang w:val="ar_AE" w:bidi="ar_AE"/>
         </w:rPr>
+        <w:t>τέκνα &amp; πιστά</w:t>
+      </w:r>
+    </w:p>
+    <w:p>
+      <w:pPr>
+        <w:bidi/>
+      </w:pPr>
+      <w:r>
+        <w:rPr>
+          <w:lang w:val="ar_AE" w:bidi="ar_AE"/>
+        </w:rPr>
+      </w:r>
+      <w:r>
+        <w:rPr>
+          <w:b/>
+          <w:lang w:val="ar_AE" w:bidi="ar_AE"/>
+        </w:rPr>
         <w:t>"لَهُ أَوْلاَدٌ"</w:t>
       </w:r>
       <w:r>
@@ -3593,6 +4035,23 @@
           <w:b/>
           <w:lang w:val="ar_AE" w:bidi="ar_AE"/>
         </w:rPr>
+        <w:t>τὸν ἐπίσκοπον</w:t>
+      </w:r>
+    </w:p>
+    <w:p>
+      <w:pPr>
+        <w:bidi/>
+      </w:pPr>
+      <w:r>
+        <w:rPr>
+          <w:lang w:val="ar_AE" w:bidi="ar_AE"/>
+        </w:rPr>
+      </w:r>
+      <w:r>
+        <w:rPr>
+          <w:b/>
+          <w:lang w:val="ar_AE" w:bidi="ar_AE"/>
+        </w:rPr>
         <w:t>"الأُسْقُفُ"</w:t>
       </w:r>
     </w:p>
@@ -3714,6 +4173,23 @@
           <w:b/>
           <w:lang w:val="ar_AE" w:bidi="ar_AE"/>
         </w:rPr>
+        <w:t>Θεοῦ οἰκονόμον</w:t>
+      </w:r>
+    </w:p>
+    <w:p>
+      <w:pPr>
+        <w:bidi/>
+      </w:pPr>
+      <w:r>
+        <w:rPr>
+          <w:lang w:val="ar_AE" w:bidi="ar_AE"/>
+        </w:rPr>
+      </w:r>
+      <w:r>
+        <w:rPr>
+          <w:b/>
+          <w:lang w:val="ar_AE" w:bidi="ar_AE"/>
+        </w:rPr>
         <w:t>"كَوَكِيلِ اللهِ"</w:t>
       </w:r>
     </w:p>
@@ -3835,6 +4311,23 @@
           <w:b/>
           <w:lang w:val="ar_AE" w:bidi="ar_AE"/>
         </w:rPr>
+        <w:t>μὴ πάροινον</w:t>
+      </w:r>
+    </w:p>
+    <w:p>
+      <w:pPr>
+        <w:bidi/>
+      </w:pPr>
+      <w:r>
+        <w:rPr>
+          <w:lang w:val="ar_AE" w:bidi="ar_AE"/>
+        </w:rPr>
+      </w:r>
+      <w:r>
+        <w:rPr>
+          <w:b/>
+          <w:lang w:val="ar_AE" w:bidi="ar_AE"/>
+        </w:rPr>
         <w:t>"وَلاَ مُدْمِنِ الْخَمْرِ"</w:t>
       </w:r>
     </w:p>
@@ -3921,6 +4414,23 @@
           <w:b/>
           <w:lang w:val="ar_AE" w:bidi="ar_AE"/>
         </w:rPr>
+        <w:t>μὴ πλήκτην</w:t>
+      </w:r>
+    </w:p>
+    <w:p>
+      <w:pPr>
+        <w:bidi/>
+      </w:pPr>
+      <w:r>
+        <w:rPr>
+          <w:lang w:val="ar_AE" w:bidi="ar_AE"/>
+        </w:rPr>
+      </w:r>
+      <w:r>
+        <w:rPr>
+          <w:b/>
+          <w:lang w:val="ar_AE" w:bidi="ar_AE"/>
+        </w:rPr>
         <w:t>"وَلاَ ضَرَّابٍ"</w:t>
       </w:r>
     </w:p>
@@ -4007,6 +4517,23 @@
           <w:b/>
           <w:lang w:val="ar_AE" w:bidi="ar_AE"/>
         </w:rPr>
+        <w:t>ἀλλὰ</w:t>
+      </w:r>
+    </w:p>
+    <w:p>
+      <w:pPr>
+        <w:bidi/>
+      </w:pPr>
+      <w:r>
+        <w:rPr>
+          <w:lang w:val="ar_AE" w:bidi="ar_AE"/>
+        </w:rPr>
+      </w:r>
+      <w:r>
+        <w:rPr>
+          <w:b/>
+          <w:lang w:val="ar_AE" w:bidi="ar_AE"/>
+        </w:rPr>
         <w:t>"بَلْ"</w:t>
       </w:r>
     </w:p>
@@ -4128,6 +4655,23 @@
           <w:b/>
           <w:lang w:val="ar_AE" w:bidi="ar_AE"/>
         </w:rPr>
+        <w:t>φιλάγαθον</w:t>
+      </w:r>
+    </w:p>
+    <w:p>
+      <w:pPr>
+        <w:bidi/>
+      </w:pPr>
+      <w:r>
+        <w:rPr>
+          <w:lang w:val="ar_AE" w:bidi="ar_AE"/>
+        </w:rPr>
+      </w:r>
+      <w:r>
+        <w:rPr>
+          <w:b/>
+          <w:lang w:val="ar_AE" w:bidi="ar_AE"/>
+        </w:rPr>
         <w:t>"مُحِبًّا لِلْخَيْرِ"</w:t>
       </w:r>
     </w:p>
@@ -4262,6 +4806,23 @@
           <w:b/>
           <w:lang w:val="ar_AE" w:bidi="ar_AE"/>
         </w:rPr>
+        <w:t>σώφρονα &amp; ἐγκρατῆ</w:t>
+      </w:r>
+    </w:p>
+    <w:p>
+      <w:pPr>
+        <w:bidi/>
+      </w:pPr>
+      <w:r>
+        <w:rPr>
+          <w:lang w:val="ar_AE" w:bidi="ar_AE"/>
+        </w:rPr>
+      </w:r>
+      <w:r>
+        <w:rPr>
+          <w:b/>
+          <w:lang w:val="ar_AE" w:bidi="ar_AE"/>
+        </w:rPr>
         <w:t>"مُتَعَقِّلًا"</w:t>
       </w:r>
       <w:r>
@@ -4396,6 +4957,23 @@
           <w:b/>
           <w:lang w:val="ar_AE" w:bidi="ar_AE"/>
         </w:rPr>
+        <w:t>δίκαιον, ὅσιον</w:t>
+      </w:r>
+    </w:p>
+    <w:p>
+      <w:pPr>
+        <w:bidi/>
+      </w:pPr>
+      <w:r>
+        <w:rPr>
+          <w:lang w:val="ar_AE" w:bidi="ar_AE"/>
+        </w:rPr>
+      </w:r>
+      <w:r>
+        <w:rPr>
+          <w:b/>
+          <w:lang w:val="ar_AE" w:bidi="ar_AE"/>
+        </w:rPr>
         <w:t>"بَارًّا، وَرِعًا"</w:t>
       </w:r>
     </w:p>
@@ -4517,6 +5095,23 @@
           <w:b/>
           <w:lang w:val="ar_AE" w:bidi="ar_AE"/>
         </w:rPr>
+        <w:t>ἀντεχόμενον</w:t>
+      </w:r>
+    </w:p>
+    <w:p>
+      <w:pPr>
+        <w:bidi/>
+      </w:pPr>
+      <w:r>
+        <w:rPr>
+          <w:lang w:val="ar_AE" w:bidi="ar_AE"/>
+        </w:rPr>
+      </w:r>
+      <w:r>
+        <w:rPr>
+          <w:b/>
+          <w:lang w:val="ar_AE" w:bidi="ar_AE"/>
+        </w:rPr>
         <w:t>"مُلاَزِمًا"</w:t>
       </w:r>
     </w:p>
@@ -4625,6 +5220,23 @@
           <w:b/>
           <w:lang w:val="ar_AE" w:bidi="ar_AE"/>
         </w:rPr>
+        <w:t>κατὰ τὴν διδαχὴν</w:t>
+      </w:r>
+    </w:p>
+    <w:p>
+      <w:pPr>
+        <w:bidi/>
+      </w:pPr>
+      <w:r>
+        <w:rPr>
+          <w:lang w:val="ar_AE" w:bidi="ar_AE"/>
+        </w:rPr>
+      </w:r>
+      <w:r>
+        <w:rPr>
+          <w:b/>
+          <w:lang w:val="ar_AE" w:bidi="ar_AE"/>
+        </w:rPr>
         <w:t>"الَّتِي بِحَسَبِ التَّعْلِيمِ"</w:t>
       </w:r>
     </w:p>
@@ -4711,6 +5323,23 @@
           <w:b/>
           <w:lang w:val="ar_AE" w:bidi="ar_AE"/>
         </w:rPr>
+        <w:t>ἵνα</w:t>
+      </w:r>
+    </w:p>
+    <w:p>
+      <w:pPr>
+        <w:bidi/>
+      </w:pPr>
+      <w:r>
+        <w:rPr>
+          <w:lang w:val="ar_AE" w:bidi="ar_AE"/>
+        </w:rPr>
+      </w:r>
+      <w:r>
+        <w:rPr>
+          <w:b/>
+          <w:lang w:val="ar_AE" w:bidi="ar_AE"/>
+        </w:rPr>
         <w:t>"لِكَيْ"</w:t>
       </w:r>
     </w:p>
@@ -4832,6 +5461,23 @@
           <w:b/>
           <w:lang w:val="ar_AE" w:bidi="ar_AE"/>
         </w:rPr>
+        <w:t>τῇ διδασκαλίᾳ τῇ ὑγιαινούσῃ</w:t>
+      </w:r>
+    </w:p>
+    <w:p>
+      <w:pPr>
+        <w:bidi/>
+      </w:pPr>
+      <w:r>
+        <w:rPr>
+          <w:lang w:val="ar_AE" w:bidi="ar_AE"/>
+        </w:rPr>
+      </w:r>
+      <w:r>
+        <w:rPr>
+          <w:b/>
+          <w:lang w:val="ar_AE" w:bidi="ar_AE"/>
+        </w:rPr>
         <w:t>"بِالتَّعْلِيمِ الصَّحِيحِ"</w:t>
       </w:r>
     </w:p>
@@ -4966,6 +5612,23 @@
           <w:b/>
           <w:lang w:val="ar_AE" w:bidi="ar_AE"/>
         </w:rPr>
+        <w:t>ματαιολόγοι</w:t>
+      </w:r>
+    </w:p>
+    <w:p>
+      <w:pPr>
+        <w:bidi/>
+      </w:pPr>
+      <w:r>
+        <w:rPr>
+          <w:lang w:val="ar_AE" w:bidi="ar_AE"/>
+        </w:rPr>
+      </w:r>
+      <w:r>
+        <w:rPr>
+          <w:b/>
+          <w:lang w:val="ar_AE" w:bidi="ar_AE"/>
+        </w:rPr>
         <w:t>"يَتَكَلَّمُونَ بِالْبَاطِلِ"</w:t>
       </w:r>
     </w:p>
@@ -5094,6 +5757,23 @@
           <w:b/>
           <w:lang w:val="ar_AE" w:bidi="ar_AE"/>
         </w:rPr>
+        <w:t>φρεναπάται</w:t>
+      </w:r>
+    </w:p>
+    <w:p>
+      <w:pPr>
+        <w:bidi/>
+      </w:pPr>
+      <w:r>
+        <w:rPr>
+          <w:lang w:val="ar_AE" w:bidi="ar_AE"/>
+        </w:rPr>
+      </w:r>
+      <w:r>
+        <w:rPr>
+          <w:b/>
+          <w:lang w:val="ar_AE" w:bidi="ar_AE"/>
+        </w:rPr>
         <w:t>"يَخْدَعُونَ"</w:t>
       </w:r>
     </w:p>
@@ -5196,6 +5876,23 @@
       </w:r>
       <w:r>
         <w:rPr>
+          <w:b/>
+          <w:lang w:val="ar_AE" w:bidi="ar_AE"/>
+        </w:rPr>
+        <w:t>ματαιολόγοι, καὶ φρεναπάται</w:t>
+      </w:r>
+    </w:p>
+    <w:p>
+      <w:pPr>
+        <w:bidi/>
+      </w:pPr>
+      <w:r>
+        <w:rPr>
+          <w:lang w:val="ar_AE" w:bidi="ar_AE"/>
+        </w:rPr>
+      </w:r>
+      <w:r>
+        <w:rPr>
           <w:lang w:val="ar_AE" w:bidi="ar_AE"/>
         </w:rPr>
         <w:t>"يَتَكَلَّمُونَ بِالْبَاطِلِ، وَيَخْدَعُونَ الْعُقُولَ"</w:t>
@@ -5329,6 +6026,23 @@
           <w:b/>
           <w:lang w:val="ar_AE" w:bidi="ar_AE"/>
         </w:rPr>
+        <w:t>οἱ ἐκ τῆς περιτομῆς</w:t>
+      </w:r>
+    </w:p>
+    <w:p>
+      <w:pPr>
+        <w:bidi/>
+      </w:pPr>
+      <w:r>
+        <w:rPr>
+          <w:lang w:val="ar_AE" w:bidi="ar_AE"/>
+        </w:rPr>
+      </w:r>
+      <w:r>
+        <w:rPr>
+          <w:b/>
+          <w:lang w:val="ar_AE" w:bidi="ar_AE"/>
+        </w:rPr>
         <w:t>"وَلاَ سِيَّمَا الَّذِينَ مِنَ الْخِتَانِ"</w:t>
       </w:r>
     </w:p>
@@ -5440,6 +6154,23 @@
           <w:b/>
           <w:lang w:val="ar_AE" w:bidi="ar_AE"/>
         </w:rPr>
+        <w:t>οὓς δεῖ ἐπιστομίζειν</w:t>
+      </w:r>
+    </w:p>
+    <w:p>
+      <w:pPr>
+        <w:bidi/>
+      </w:pPr>
+      <w:r>
+        <w:rPr>
+          <w:lang w:val="ar_AE" w:bidi="ar_AE"/>
+        </w:rPr>
+      </w:r>
+      <w:r>
+        <w:rPr>
+          <w:b/>
+          <w:lang w:val="ar_AE" w:bidi="ar_AE"/>
+        </w:rPr>
         <w:t>"الَّذِينَ يَجِبُ سَدُّ أَفْوَاهِهِمْ"</w:t>
       </w:r>
     </w:p>
@@ -5532,6 +6263,23 @@
           <w:b/>
           <w:lang w:val="ar_AE" w:bidi="ar_AE"/>
         </w:rPr>
+        <w:t>ὅλους οἴκους ἀνατρέπουσιν</w:t>
+      </w:r>
+    </w:p>
+    <w:p>
+      <w:pPr>
+        <w:bidi/>
+      </w:pPr>
+      <w:r>
+        <w:rPr>
+          <w:lang w:val="ar_AE" w:bidi="ar_AE"/>
+        </w:rPr>
+      </w:r>
+      <w:r>
+        <w:rPr>
+          <w:b/>
+          <w:lang w:val="ar_AE" w:bidi="ar_AE"/>
+        </w:rPr>
         <w:t>"فَإِنَّهُمْ يَقْلِبُونَ بُيُوتًا بِجُمْلَتِهَا"</w:t>
       </w:r>
     </w:p>
@@ -5640,6 +6388,23 @@
           <w:b/>
           <w:lang w:val="ar_AE" w:bidi="ar_AE"/>
         </w:rPr>
+        <w:t>αἰσχροῦ κέρδους χάριν</w:t>
+      </w:r>
+    </w:p>
+    <w:p>
+      <w:pPr>
+        <w:bidi/>
+      </w:pPr>
+      <w:r>
+        <w:rPr>
+          <w:lang w:val="ar_AE" w:bidi="ar_AE"/>
+        </w:rPr>
+      </w:r>
+      <w:r>
+        <w:rPr>
+          <w:b/>
+          <w:lang w:val="ar_AE" w:bidi="ar_AE"/>
+        </w:rPr>
         <w:t>"مِنْ أَجْلِ الرِّبْحِ الْقَبِيحِ"</w:t>
       </w:r>
     </w:p>
@@ -5768,6 +6533,23 @@
           <w:b/>
           <w:lang w:val="ar_AE" w:bidi="ar_AE"/>
         </w:rPr>
+        <w:t>τις ἐξ αὐτῶν, ἴδιος αὐτῶν προφήτης</w:t>
+      </w:r>
+    </w:p>
+    <w:p>
+      <w:pPr>
+        <w:bidi/>
+      </w:pPr>
+      <w:r>
+        <w:rPr>
+          <w:lang w:val="ar_AE" w:bidi="ar_AE"/>
+        </w:rPr>
+      </w:r>
+      <w:r>
+        <w:rPr>
+          <w:b/>
+          <w:lang w:val="ar_AE" w:bidi="ar_AE"/>
+        </w:rPr>
         <w:t>"قَالَ وَاحِدٌ مِنْهُمْ، وَهُوَ نَبِيٌّ لَهُمْ خَاصٌّ"</w:t>
       </w:r>
     </w:p>
@@ -5848,6 +6630,23 @@
           <w:b/>
           <w:lang w:val="ar_AE" w:bidi="ar_AE"/>
         </w:rPr>
+        <w:t>Κρῆτες ἀεὶ ψεῦσται</w:t>
+      </w:r>
+    </w:p>
+    <w:p>
+      <w:pPr>
+        <w:bidi/>
+      </w:pPr>
+      <w:r>
+        <w:rPr>
+          <w:lang w:val="ar_AE" w:bidi="ar_AE"/>
+        </w:rPr>
+      </w:r>
+      <w:r>
+        <w:rPr>
+          <w:b/>
+          <w:lang w:val="ar_AE" w:bidi="ar_AE"/>
+        </w:rPr>
         <w:t>"الْكِرِيتِيُّونَ دَائِمًا كَذَّابُونَ"</w:t>
       </w:r>
     </w:p>
@@ -5963,6 +6762,23 @@
           <w:b/>
           <w:lang w:val="ar_AE" w:bidi="ar_AE"/>
         </w:rPr>
+        <w:t>κακὰ θηρία</w:t>
+      </w:r>
+    </w:p>
+    <w:p>
+      <w:pPr>
+        <w:bidi/>
+      </w:pPr>
+      <w:r>
+        <w:rPr>
+          <w:lang w:val="ar_AE" w:bidi="ar_AE"/>
+        </w:rPr>
+      </w:r>
+      <w:r>
+        <w:rPr>
+          <w:b/>
+          <w:lang w:val="ar_AE" w:bidi="ar_AE"/>
+        </w:rPr>
         <w:t>"وُحُوشٌ رَدِيَّةٌ"</w:t>
       </w:r>
     </w:p>
@@ -6091,6 +6907,23 @@
           <w:b/>
           <w:lang w:val="ar_AE" w:bidi="ar_AE"/>
         </w:rPr>
+        <w:t>γαστέρες ἀργαί</w:t>
+      </w:r>
+    </w:p>
+    <w:p>
+      <w:pPr>
+        <w:bidi/>
+      </w:pPr>
+      <w:r>
+        <w:rPr>
+          <w:lang w:val="ar_AE" w:bidi="ar_AE"/>
+        </w:rPr>
+      </w:r>
+      <w:r>
+        <w:rPr>
+          <w:b/>
+          <w:lang w:val="ar_AE" w:bidi="ar_AE"/>
+        </w:rPr>
         <w:t>"بُطُونٌ بَطَّالَةٌ.”</w:t>
       </w:r>
     </w:p>
@@ -6193,6 +7026,23 @@
           <w:b/>
           <w:lang w:val="ar_AE" w:bidi="ar_AE"/>
         </w:rPr>
+        <w:t>δι’ ἣν αἰτίαν ἔλεγχε αὐτοὺς ἀποτόμως</w:t>
+      </w:r>
+    </w:p>
+    <w:p>
+      <w:pPr>
+        <w:bidi/>
+      </w:pPr>
+      <w:r>
+        <w:rPr>
+          <w:lang w:val="ar_AE" w:bidi="ar_AE"/>
+        </w:rPr>
+      </w:r>
+      <w:r>
+        <w:rPr>
+          <w:b/>
+          <w:lang w:val="ar_AE" w:bidi="ar_AE"/>
+        </w:rPr>
         <w:t>"فَلِهذَا السَّبَبِ وَبِّخْهُمْ بِصَرَامَةٍ"</w:t>
       </w:r>
     </w:p>
@@ -6273,6 +7123,23 @@
           <w:b/>
           <w:lang w:val="ar_AE" w:bidi="ar_AE"/>
         </w:rPr>
+        <w:t>δι’ ἣν αἰτίαν</w:t>
+      </w:r>
+    </w:p>
+    <w:p>
+      <w:pPr>
+        <w:bidi/>
+      </w:pPr>
+      <w:r>
+        <w:rPr>
+          <w:lang w:val="ar_AE" w:bidi="ar_AE"/>
+        </w:rPr>
+      </w:r>
+      <w:r>
+        <w:rPr>
+          <w:b/>
+          <w:lang w:val="ar_AE" w:bidi="ar_AE"/>
+        </w:rPr>
         <w:t>"فَلِهذَا السَّبَبِ"</w:t>
       </w:r>
     </w:p>
@@ -6385,6 +7252,23 @@
       </w:r>
       <w:r>
         <w:rPr>
+          <w:b/>
+          <w:lang w:val="ar_AE" w:bidi="ar_AE"/>
+        </w:rPr>
+        <w:t>αὐτοὺς</w:t>
+      </w:r>
+    </w:p>
+    <w:p>
+      <w:pPr>
+        <w:bidi/>
+      </w:pPr>
+      <w:r>
+        <w:rPr>
+          <w:lang w:val="ar_AE" w:bidi="ar_AE"/>
+        </w:rPr>
+      </w:r>
+      <w:r>
+        <w:rPr>
           <w:lang w:val="ar_AE" w:bidi="ar_AE"/>
         </w:rPr>
         <w:t>"</w:t>
@@ -6552,6 +7436,23 @@
           <w:b/>
           <w:lang w:val="ar_AE" w:bidi="ar_AE"/>
         </w:rPr>
+        <w:t>ἵνα ὑγιαίνωσιν ἐν τῇ πίστει</w:t>
+      </w:r>
+    </w:p>
+    <w:p>
+      <w:pPr>
+        <w:bidi/>
+      </w:pPr>
+      <w:r>
+        <w:rPr>
+          <w:lang w:val="ar_AE" w:bidi="ar_AE"/>
+        </w:rPr>
+      </w:r>
+      <w:r>
+        <w:rPr>
+          <w:b/>
+          <w:lang w:val="ar_AE" w:bidi="ar_AE"/>
+        </w:rPr>
         <w:t>"لِكَيْ يَكُونُوا أَصِحَّاءَ فِي الإِيمَانِ"</w:t>
       </w:r>
     </w:p>
@@ -6667,6 +7568,23 @@
           <w:b/>
           <w:lang w:val="ar_AE" w:bidi="ar_AE"/>
         </w:rPr>
+        <w:t>ἵνα</w:t>
+      </w:r>
+    </w:p>
+    <w:p>
+      <w:pPr>
+        <w:bidi/>
+      </w:pPr>
+      <w:r>
+        <w:rPr>
+          <w:lang w:val="ar_AE" w:bidi="ar_AE"/>
+        </w:rPr>
+      </w:r>
+      <w:r>
+        <w:rPr>
+          <w:b/>
+          <w:lang w:val="ar_AE" w:bidi="ar_AE"/>
+        </w:rPr>
         <w:t>"لكي"</w:t>
       </w:r>
     </w:p>
@@ -6795,6 +7713,23 @@
           <w:b/>
           <w:lang w:val="ar_AE" w:bidi="ar_AE"/>
         </w:rPr>
+        <w:t>ἐν τῇ πίστει</w:t>
+      </w:r>
+    </w:p>
+    <w:p>
+      <w:pPr>
+        <w:bidi/>
+      </w:pPr>
+      <w:r>
+        <w:rPr>
+          <w:lang w:val="ar_AE" w:bidi="ar_AE"/>
+        </w:rPr>
+      </w:r>
+      <w:r>
+        <w:rPr>
+          <w:b/>
+          <w:lang w:val="ar_AE" w:bidi="ar_AE"/>
+        </w:rPr>
         <w:t>"في الإيمان"</w:t>
       </w:r>
     </w:p>
@@ -6910,6 +7845,23 @@
           <w:b/>
           <w:lang w:val="ar_AE" w:bidi="ar_AE"/>
         </w:rPr>
+        <w:t>Ἰουδαϊκοῖς μύθοις</w:t>
+      </w:r>
+    </w:p>
+    <w:p>
+      <w:pPr>
+        <w:bidi/>
+      </w:pPr>
+      <w:r>
+        <w:rPr>
+          <w:lang w:val="ar_AE" w:bidi="ar_AE"/>
+        </w:rPr>
+      </w:r>
+      <w:r>
+        <w:rPr>
+          <w:b/>
+          <w:lang w:val="ar_AE" w:bidi="ar_AE"/>
+        </w:rPr>
         <w:t>"إِلَى خُرَافَاتٍ يَهُودِيَّةٍ"</w:t>
       </w:r>
     </w:p>
@@ -6990,6 +7942,23 @@
           <w:b/>
           <w:lang w:val="ar_AE" w:bidi="ar_AE"/>
         </w:rPr>
+        <w:t>ἀποστρεφομένων τὴν ἀλήθειαν</w:t>
+      </w:r>
+    </w:p>
+    <w:p>
+      <w:pPr>
+        <w:bidi/>
+      </w:pPr>
+      <w:r>
+        <w:rPr>
+          <w:lang w:val="ar_AE" w:bidi="ar_AE"/>
+        </w:rPr>
+      </w:r>
+      <w:r>
+        <w:rPr>
+          <w:b/>
+          <w:lang w:val="ar_AE" w:bidi="ar_AE"/>
+        </w:rPr>
         <w:t>"مُرْتَدِّينَ عَنِ الْحَقِّ"</w:t>
       </w:r>
     </w:p>
@@ -7092,6 +8061,23 @@
           <w:b/>
           <w:lang w:val="ar_AE" w:bidi="ar_AE"/>
         </w:rPr>
+        <w:t>πάντα καθαρὰ τοῖς καθαροῖς</w:t>
+      </w:r>
+    </w:p>
+    <w:p>
+      <w:pPr>
+        <w:bidi/>
+      </w:pPr>
+      <w:r>
+        <w:rPr>
+          <w:lang w:val="ar_AE" w:bidi="ar_AE"/>
+        </w:rPr>
+      </w:r>
+      <w:r>
+        <w:rPr>
+          <w:b/>
+          <w:lang w:val="ar_AE" w:bidi="ar_AE"/>
+        </w:rPr>
         <w:t>"كُلُّ شَيْءٍ طَاهِرٌ لِلطَّاهِرِينَ"</w:t>
       </w:r>
     </w:p>
@@ -7194,6 +8180,23 @@
           <w:b/>
           <w:lang w:val="ar_AE" w:bidi="ar_AE"/>
         </w:rPr>
+        <w:t>τοῖς καθαροῖς</w:t>
+      </w:r>
+    </w:p>
+    <w:p>
+      <w:pPr>
+        <w:bidi/>
+      </w:pPr>
+      <w:r>
+        <w:rPr>
+          <w:lang w:val="ar_AE" w:bidi="ar_AE"/>
+        </w:rPr>
+      </w:r>
+      <w:r>
+        <w:rPr>
+          <w:b/>
+          <w:lang w:val="ar_AE" w:bidi="ar_AE"/>
+        </w:rPr>
         <w:t>"لِلطَّاهِرِينَ"</w:t>
       </w:r>
     </w:p>
@@ -7274,6 +8277,23 @@
           <w:b/>
           <w:lang w:val="ar_AE" w:bidi="ar_AE"/>
         </w:rPr>
+        <w:t>δὲ</w:t>
+      </w:r>
+    </w:p>
+    <w:p>
+      <w:pPr>
+        <w:bidi/>
+      </w:pPr>
+      <w:r>
+        <w:rPr>
+          <w:lang w:val="ar_AE" w:bidi="ar_AE"/>
+        </w:rPr>
+      </w:r>
+      <w:r>
+        <w:rPr>
+          <w:b/>
+          <w:lang w:val="ar_AE" w:bidi="ar_AE"/>
+        </w:rPr>
         <w:t>"وَأَمَّا"</w:t>
       </w:r>
     </w:p>
@@ -7389,6 +8409,23 @@
           <w:b/>
           <w:lang w:val="ar_AE" w:bidi="ar_AE"/>
         </w:rPr>
+        <w:t>τοῖς δὲ μεμιαμμένοις καὶ ἀπίστοις, οὐδὲν καθαρόν</w:t>
+      </w:r>
+    </w:p>
+    <w:p>
+      <w:pPr>
+        <w:bidi/>
+      </w:pPr>
+      <w:r>
+        <w:rPr>
+          <w:lang w:val="ar_AE" w:bidi="ar_AE"/>
+        </w:rPr>
+      </w:r>
+      <w:r>
+        <w:rPr>
+          <w:b/>
+          <w:lang w:val="ar_AE" w:bidi="ar_AE"/>
+        </w:rPr>
         <w:t>"وَأَمَّا لِلنَّجِسِينَ وَغَيْرِ الْمُؤْمِنِينَ فَلَيْسَ شَيْءٌ طَاهِرًا"</w:t>
       </w:r>
     </w:p>
@@ -7491,6 +8528,23 @@
           <w:b/>
           <w:lang w:val="ar_AE" w:bidi="ar_AE"/>
         </w:rPr>
+        <w:t>δὲ</w:t>
+      </w:r>
+    </w:p>
+    <w:p>
+      <w:pPr>
+        <w:bidi/>
+      </w:pPr>
+      <w:r>
+        <w:rPr>
+          <w:lang w:val="ar_AE" w:bidi="ar_AE"/>
+        </w:rPr>
+      </w:r>
+      <w:r>
+        <w:rPr>
+          <w:b/>
+          <w:lang w:val="ar_AE" w:bidi="ar_AE"/>
+        </w:rPr>
         <w:t>"وَلكِنَّهُمْ"</w:t>
       </w:r>
     </w:p>
@@ -7612,6 +8666,23 @@
           <w:b/>
           <w:lang w:val="ar_AE" w:bidi="ar_AE"/>
         </w:rPr>
+        <w:t>τοῖς &amp; ἔργοις ἀρνοῦνται</w:t>
+      </w:r>
+    </w:p>
+    <w:p>
+      <w:pPr>
+        <w:bidi/>
+      </w:pPr>
+      <w:r>
+        <w:rPr>
+          <w:lang w:val="ar_AE" w:bidi="ar_AE"/>
+        </w:rPr>
+      </w:r>
+      <w:r>
+        <w:rPr>
+          <w:b/>
+          <w:lang w:val="ar_AE" w:bidi="ar_AE"/>
+        </w:rPr>
         <w:t>"بِالأَعْمَالِ"</w:t>
       </w:r>
       <w:r>
@@ -7711,6 +8782,23 @@
           <w:b/>
           <w:lang w:val="ar_AE" w:bidi="ar_AE"/>
         </w:rPr>
+        <w:t>σὺ δὲ</w:t>
+      </w:r>
+    </w:p>
+    <w:p>
+      <w:pPr>
+        <w:bidi/>
+      </w:pPr>
+      <w:r>
+        <w:rPr>
+          <w:lang w:val="ar_AE" w:bidi="ar_AE"/>
+        </w:rPr>
+      </w:r>
+      <w:r>
+        <w:rPr>
+          <w:b/>
+          <w:lang w:val="ar_AE" w:bidi="ar_AE"/>
+        </w:rPr>
         <w:t>"وَأَمَّا أَنْتَ"</w:t>
       </w:r>
     </w:p>
@@ -7832,6 +8920,23 @@
           <w:b/>
           <w:lang w:val="ar_AE" w:bidi="ar_AE"/>
         </w:rPr>
+        <w:t>τῇ ὑγιαινούσῃ διδασκαλίᾳ</w:t>
+      </w:r>
+    </w:p>
+    <w:p>
+      <w:pPr>
+        <w:bidi/>
+      </w:pPr>
+      <w:r>
+        <w:rPr>
+          <w:lang w:val="ar_AE" w:bidi="ar_AE"/>
+        </w:rPr>
+      </w:r>
+      <w:r>
+        <w:rPr>
+          <w:b/>
+          <w:lang w:val="ar_AE" w:bidi="ar_AE"/>
+        </w:rPr>
         <w:t>"بِالتَّعْلِيمِ الصَّحِيحِ"</w:t>
       </w:r>
     </w:p>
@@ -7953,6 +9058,23 @@
           <w:b/>
           <w:lang w:val="ar_AE" w:bidi="ar_AE"/>
         </w:rPr>
+        <w:t>πρεσβύτας &amp; εἶναι</w:t>
+      </w:r>
+    </w:p>
+    <w:p>
+      <w:pPr>
+        <w:bidi/>
+      </w:pPr>
+      <w:r>
+        <w:rPr>
+          <w:lang w:val="ar_AE" w:bidi="ar_AE"/>
+        </w:rPr>
+      </w:r>
+      <w:r>
+        <w:rPr>
+          <w:b/>
+          <w:lang w:val="ar_AE" w:bidi="ar_AE"/>
+        </w:rPr>
         <w:t>"الأَشْيَاخُ"</w:t>
       </w:r>
       <w:r>
@@ -8074,6 +9196,23 @@
           <w:b/>
           <w:lang w:val="ar_AE" w:bidi="ar_AE"/>
         </w:rPr>
+        <w:t>νηφαλίους &amp; σεμνούς, σώφρονας</w:t>
+      </w:r>
+    </w:p>
+    <w:p>
+      <w:pPr>
+        <w:bidi/>
+      </w:pPr>
+      <w:r>
+        <w:rPr>
+          <w:lang w:val="ar_AE" w:bidi="ar_AE"/>
+        </w:rPr>
+      </w:r>
+      <w:r>
+        <w:rPr>
+          <w:b/>
+          <w:lang w:val="ar_AE" w:bidi="ar_AE"/>
+        </w:rPr>
         <w:t>"صَاحِينَ"</w:t>
       </w:r>
       <w:r>
@@ -8195,6 +9334,23 @@
           <w:b/>
           <w:lang w:val="ar_AE" w:bidi="ar_AE"/>
         </w:rPr>
+        <w:t>νηφαλίους</w:t>
+      </w:r>
+    </w:p>
+    <w:p>
+      <w:pPr>
+        <w:bidi/>
+      </w:pPr>
+      <w:r>
+        <w:rPr>
+          <w:lang w:val="ar_AE" w:bidi="ar_AE"/>
+        </w:rPr>
+      </w:r>
+      <w:r>
+        <w:rPr>
+          <w:b/>
+          <w:lang w:val="ar_AE" w:bidi="ar_AE"/>
+        </w:rPr>
         <w:t>"</w:t>
       </w:r>
       <w:r>
@@ -8279,6 +9435,23 @@
           <w:b/>
           <w:lang w:val="ar_AE" w:bidi="ar_AE"/>
         </w:rPr>
+        <w:t>σώφρονας</w:t>
+      </w:r>
+    </w:p>
+    <w:p>
+      <w:pPr>
+        <w:bidi/>
+      </w:pPr>
+      <w:r>
+        <w:rPr>
+          <w:lang w:val="ar_AE" w:bidi="ar_AE"/>
+        </w:rPr>
+      </w:r>
+      <w:r>
+        <w:rPr>
+          <w:b/>
+          <w:lang w:val="ar_AE" w:bidi="ar_AE"/>
+        </w:rPr>
         <w:t>"مُتَعَقِّلِينَ"</w:t>
       </w:r>
     </w:p>
@@ -8365,6 +9538,23 @@
           <w:b/>
           <w:lang w:val="ar_AE" w:bidi="ar_AE"/>
         </w:rPr>
+        <w:t>ὑγιαίνοντας τῇ πίστει τῇ ἀγάπῃ, τῇ ὑπομονῇ</w:t>
+      </w:r>
+    </w:p>
+    <w:p>
+      <w:pPr>
+        <w:bidi/>
+      </w:pPr>
+      <w:r>
+        <w:rPr>
+          <w:lang w:val="ar_AE" w:bidi="ar_AE"/>
+        </w:rPr>
+      </w:r>
+      <w:r>
+        <w:rPr>
+          <w:b/>
+          <w:lang w:val="ar_AE" w:bidi="ar_AE"/>
+        </w:rPr>
         <w:t>"أَصِحَّاءَ فِي الإِيمَانِ وَالْمَحَبَّةِ وَالصَّبْرِ"</w:t>
       </w:r>
     </w:p>
@@ -8551,6 +9741,23 @@
           <w:b/>
           <w:lang w:val="ar_AE" w:bidi="ar_AE"/>
         </w:rPr>
+        <w:t>ὑγιαίνοντας τῇ πίστει</w:t>
+      </w:r>
+    </w:p>
+    <w:p>
+      <w:pPr>
+        <w:bidi/>
+      </w:pPr>
+      <w:r>
+        <w:rPr>
+          <w:lang w:val="ar_AE" w:bidi="ar_AE"/>
+        </w:rPr>
+      </w:r>
+      <w:r>
+        <w:rPr>
+          <w:b/>
+          <w:lang w:val="ar_AE" w:bidi="ar_AE"/>
+        </w:rPr>
         <w:t>"أَصِحَّاءَ فِي الإِيمَانِ"</w:t>
       </w:r>
     </w:p>
@@ -8672,6 +9879,23 @@
           <w:b/>
           <w:lang w:val="ar_AE" w:bidi="ar_AE"/>
         </w:rPr>
+        <w:t>τῇ ἀγάπῃ</w:t>
+      </w:r>
+    </w:p>
+    <w:p>
+      <w:pPr>
+        <w:bidi/>
+      </w:pPr>
+      <w:r>
+        <w:rPr>
+          <w:lang w:val="ar_AE" w:bidi="ar_AE"/>
+        </w:rPr>
+      </w:r>
+      <w:r>
+        <w:rPr>
+          <w:b/>
+          <w:lang w:val="ar_AE" w:bidi="ar_AE"/>
+        </w:rPr>
         <w:t>"وَالْمَحَبَّةِ"</w:t>
       </w:r>
     </w:p>
@@ -8793,6 +10017,23 @@
           <w:b/>
           <w:lang w:val="ar_AE" w:bidi="ar_AE"/>
         </w:rPr>
+        <w:t>τῇ ὑπομονῇ</w:t>
+      </w:r>
+    </w:p>
+    <w:p>
+      <w:pPr>
+        <w:bidi/>
+      </w:pPr>
+      <w:r>
+        <w:rPr>
+          <w:lang w:val="ar_AE" w:bidi="ar_AE"/>
+        </w:rPr>
+      </w:r>
+      <w:r>
+        <w:rPr>
+          <w:b/>
+          <w:lang w:val="ar_AE" w:bidi="ar_AE"/>
+        </w:rPr>
         <w:t>"وَالصَّبْرِ"</w:t>
       </w:r>
     </w:p>
@@ -8914,6 +10155,23 @@
           <w:b/>
           <w:lang w:val="ar_AE" w:bidi="ar_AE"/>
         </w:rPr>
+        <w:t>πρεσβύτιδας ὡσαύτως</w:t>
+      </w:r>
+    </w:p>
+    <w:p>
+      <w:pPr>
+        <w:bidi/>
+      </w:pPr>
+      <w:r>
+        <w:rPr>
+          <w:lang w:val="ar_AE" w:bidi="ar_AE"/>
+        </w:rPr>
+      </w:r>
+      <w:r>
+        <w:rPr>
+          <w:b/>
+          <w:lang w:val="ar_AE" w:bidi="ar_AE"/>
+        </w:rPr>
         <w:t>"كَذلِكَ الْعَجَائِزُ"</w:t>
       </w:r>
     </w:p>
@@ -9006,6 +10264,23 @@
           <w:b/>
           <w:lang w:val="ar_AE" w:bidi="ar_AE"/>
         </w:rPr>
+        <w:t>οἴνῳ πολλῷ δεδουλωμένας</w:t>
+      </w:r>
+    </w:p>
+    <w:p>
+      <w:pPr>
+        <w:bidi/>
+      </w:pPr>
+      <w:r>
+        <w:rPr>
+          <w:lang w:val="ar_AE" w:bidi="ar_AE"/>
+        </w:rPr>
+      </w:r>
+      <w:r>
+        <w:rPr>
+          <w:b/>
+          <w:lang w:val="ar_AE" w:bidi="ar_AE"/>
+        </w:rPr>
         <w:t>"غَيْرَ مُسْتَعْبَدَاتٍ لِلْخَمْرِ الْكَثِيرِ"</w:t>
       </w:r>
     </w:p>
@@ -9114,6 +10389,23 @@
           <w:b/>
           <w:lang w:val="ar_AE" w:bidi="ar_AE"/>
         </w:rPr>
+        <w:t>οἴνῳ πολλῷ δεδουλωμένας</w:t>
+      </w:r>
+    </w:p>
+    <w:p>
+      <w:pPr>
+        <w:bidi/>
+      </w:pPr>
+      <w:r>
+        <w:rPr>
+          <w:lang w:val="ar_AE" w:bidi="ar_AE"/>
+        </w:rPr>
+      </w:r>
+      <w:r>
+        <w:rPr>
+          <w:b/>
+          <w:lang w:val="ar_AE" w:bidi="ar_AE"/>
+        </w:rPr>
         <w:t>"غَيْرَ مُسْتَعْبَدَاتٍ لِلْخَمْرِ الْكَثِيرِ"</w:t>
       </w:r>
     </w:p>
@@ -9222,6 +10514,23 @@
           <w:b/>
           <w:lang w:val="ar_AE" w:bidi="ar_AE"/>
         </w:rPr>
+        <w:t>καλοδιδασκάλους</w:t>
+      </w:r>
+    </w:p>
+    <w:p>
+      <w:pPr>
+        <w:bidi/>
+      </w:pPr>
+      <w:r>
+        <w:rPr>
+          <w:lang w:val="ar_AE" w:bidi="ar_AE"/>
+        </w:rPr>
+      </w:r>
+      <w:r>
+        <w:rPr>
+          <w:b/>
+          <w:lang w:val="ar_AE" w:bidi="ar_AE"/>
+        </w:rPr>
         <w:t>"مُعَلِّمَاتٍ الصَّلاَحَ"</w:t>
       </w:r>
     </w:p>
@@ -9314,6 +10623,23 @@
           <w:b/>
           <w:lang w:val="ar_AE" w:bidi="ar_AE"/>
         </w:rPr>
+        <w:t>ἵνα</w:t>
+      </w:r>
+    </w:p>
+    <w:p>
+      <w:pPr>
+        <w:bidi/>
+      </w:pPr>
+      <w:r>
+        <w:rPr>
+          <w:lang w:val="ar_AE" w:bidi="ar_AE"/>
+        </w:rPr>
+      </w:r>
+      <w:r>
+        <w:rPr>
+          <w:b/>
+          <w:lang w:val="ar_AE" w:bidi="ar_AE"/>
+        </w:rPr>
         <w:t>"لِكَيْ"</w:t>
       </w:r>
     </w:p>
@@ -9445,6 +10771,23 @@
           <w:b/>
           <w:lang w:val="ar_AE" w:bidi="ar_AE"/>
         </w:rPr>
+        <w:t>φιλάνδρους</w:t>
+      </w:r>
+    </w:p>
+    <w:p>
+      <w:pPr>
+        <w:bidi/>
+      </w:pPr>
+      <w:r>
+        <w:rPr>
+          <w:lang w:val="ar_AE" w:bidi="ar_AE"/>
+        </w:rPr>
+      </w:r>
+      <w:r>
+        <w:rPr>
+          <w:b/>
+          <w:lang w:val="ar_AE" w:bidi="ar_AE"/>
+        </w:rPr>
         <w:t>"مُحِبَّاتٍ لِرِجَالِهِنَّ"</w:t>
       </w:r>
     </w:p>
@@ -9531,6 +10874,23 @@
           <w:b/>
           <w:lang w:val="ar_AE" w:bidi="ar_AE"/>
         </w:rPr>
+        <w:t>φιλοτέκνους</w:t>
+      </w:r>
+    </w:p>
+    <w:p>
+      <w:pPr>
+        <w:bidi/>
+      </w:pPr>
+      <w:r>
+        <w:rPr>
+          <w:lang w:val="ar_AE" w:bidi="ar_AE"/>
+        </w:rPr>
+      </w:r>
+      <w:r>
+        <w:rPr>
+          <w:b/>
+          <w:lang w:val="ar_AE" w:bidi="ar_AE"/>
+        </w:rPr>
         <w:t>"أَوْلاَدَهُنَّ"</w:t>
       </w:r>
     </w:p>
@@ -9617,6 +10977,23 @@
           <w:b/>
           <w:lang w:val="ar_AE" w:bidi="ar_AE"/>
         </w:rPr>
+        <w:t>ὑποτασσομένας τοῖς ἰδίοις ἀνδράσιν</w:t>
+      </w:r>
+    </w:p>
+    <w:p>
+      <w:pPr>
+        <w:bidi/>
+      </w:pPr>
+      <w:r>
+        <w:rPr>
+          <w:lang w:val="ar_AE" w:bidi="ar_AE"/>
+        </w:rPr>
+      </w:r>
+      <w:r>
+        <w:rPr>
+          <w:b/>
+          <w:lang w:val="ar_AE" w:bidi="ar_AE"/>
+        </w:rPr>
         <w:t>"خَاضِعَاتٍ لِرِجَالِهِنَّ،"</w:t>
       </w:r>
     </w:p>
@@ -9703,6 +11080,23 @@
           <w:b/>
           <w:lang w:val="ar_AE" w:bidi="ar_AE"/>
         </w:rPr>
+        <w:t>ἵνα</w:t>
+      </w:r>
+    </w:p>
+    <w:p>
+      <w:pPr>
+        <w:bidi/>
+      </w:pPr>
+      <w:r>
+        <w:rPr>
+          <w:lang w:val="ar_AE" w:bidi="ar_AE"/>
+        </w:rPr>
+      </w:r>
+      <w:r>
+        <w:rPr>
+          <w:b/>
+          <w:lang w:val="ar_AE" w:bidi="ar_AE"/>
+        </w:rPr>
         <w:t>"لِكَيْ"</w:t>
       </w:r>
     </w:p>
@@ -9834,6 +11228,23 @@
           <w:b/>
           <w:lang w:val="ar_AE" w:bidi="ar_AE"/>
         </w:rPr>
+        <w:t>ἵνα μὴ ὁ λόγος τοῦ Θεοῦ βλασφημῆται</w:t>
+      </w:r>
+    </w:p>
+    <w:p>
+      <w:pPr>
+        <w:bidi/>
+      </w:pPr>
+      <w:r>
+        <w:rPr>
+          <w:lang w:val="ar_AE" w:bidi="ar_AE"/>
+        </w:rPr>
+      </w:r>
+      <w:r>
+        <w:rPr>
+          <w:b/>
+          <w:lang w:val="ar_AE" w:bidi="ar_AE"/>
+        </w:rPr>
         <w:t>"لِكَيْ لاَ يُجَدَّفَ عَلَى كَلِمَةِ اللهِ"</w:t>
       </w:r>
     </w:p>
@@ -9926,6 +11337,23 @@
           <w:b/>
           <w:lang w:val="ar_AE" w:bidi="ar_AE"/>
         </w:rPr>
+        <w:t>ὁ λόγος τοῦ Θεοῦ</w:t>
+      </w:r>
+    </w:p>
+    <w:p>
+      <w:pPr>
+        <w:bidi/>
+      </w:pPr>
+      <w:r>
+        <w:rPr>
+          <w:lang w:val="ar_AE" w:bidi="ar_AE"/>
+        </w:rPr>
+      </w:r>
+      <w:r>
+        <w:rPr>
+          <w:b/>
+          <w:lang w:val="ar_AE" w:bidi="ar_AE"/>
+        </w:rPr>
         <w:t>"كَلِمَةِ اللهِ"</w:t>
       </w:r>
     </w:p>
@@ -10047,6 +11475,23 @@
           <w:b/>
           <w:lang w:val="ar_AE" w:bidi="ar_AE"/>
         </w:rPr>
+        <w:t>ὡσαύτως</w:t>
+      </w:r>
+    </w:p>
+    <w:p>
+      <w:pPr>
+        <w:bidi/>
+      </w:pPr>
+      <w:r>
+        <w:rPr>
+          <w:lang w:val="ar_AE" w:bidi="ar_AE"/>
+        </w:rPr>
+      </w:r>
+      <w:r>
+        <w:rPr>
+          <w:b/>
+          <w:lang w:val="ar_AE" w:bidi="ar_AE"/>
+        </w:rPr>
         <w:t>"كَذلِكَ"</w:t>
       </w:r>
     </w:p>
@@ -10133,6 +11578,23 @@
           <w:b/>
           <w:lang w:val="ar_AE" w:bidi="ar_AE"/>
         </w:rPr>
+        <w:t>περὶ πάντα</w:t>
+      </w:r>
+    </w:p>
+    <w:p>
+      <w:pPr>
+        <w:bidi/>
+      </w:pPr>
+      <w:r>
+        <w:rPr>
+          <w:lang w:val="ar_AE" w:bidi="ar_AE"/>
+        </w:rPr>
+      </w:r>
+      <w:r>
+        <w:rPr>
+          <w:b/>
+          <w:lang w:val="ar_AE" w:bidi="ar_AE"/>
+        </w:rPr>
         <w:t>"فِي كُلِّ شَيْءٍ"</w:t>
       </w:r>
     </w:p>
@@ -10203,6 +11665,23 @@
           <w:b/>
           <w:lang w:val="ar_AE" w:bidi="ar_AE"/>
         </w:rPr>
+        <w:t>σεαυτὸν παρεχόμενος</w:t>
+      </w:r>
+    </w:p>
+    <w:p>
+      <w:pPr>
+        <w:bidi/>
+      </w:pPr>
+      <w:r>
+        <w:rPr>
+          <w:lang w:val="ar_AE" w:bidi="ar_AE"/>
+        </w:rPr>
+      </w:r>
+      <w:r>
+        <w:rPr>
+          <w:b/>
+          <w:lang w:val="ar_AE" w:bidi="ar_AE"/>
+        </w:rPr>
         <w:t>"مُقَدِّمًا نَفْسَكَ"</w:t>
       </w:r>
     </w:p>
@@ -10289,6 +11768,23 @@
           <w:b/>
           <w:lang w:val="ar_AE" w:bidi="ar_AE"/>
         </w:rPr>
+        <w:t>τύπον καλῶν ἔργων</w:t>
+      </w:r>
+    </w:p>
+    <w:p>
+      <w:pPr>
+        <w:bidi/>
+      </w:pPr>
+      <w:r>
+        <w:rPr>
+          <w:lang w:val="ar_AE" w:bidi="ar_AE"/>
+        </w:rPr>
+      </w:r>
+      <w:r>
+        <w:rPr>
+          <w:b/>
+          <w:lang w:val="ar_AE" w:bidi="ar_AE"/>
+        </w:rPr>
         <w:t>"قُدْوَةً لِلأَعْمَالِ الْحَسَنَةِ"</w:t>
       </w:r>
     </w:p>
@@ -10375,6 +11871,23 @@
           <w:b/>
           <w:lang w:val="ar_AE" w:bidi="ar_AE"/>
         </w:rPr>
+        <w:t>ἐν τῇ διδασκαλίᾳ ἀφθορίαν, σεμνότητα</w:t>
+      </w:r>
+    </w:p>
+    <w:p>
+      <w:pPr>
+        <w:bidi/>
+      </w:pPr>
+      <w:r>
+        <w:rPr>
+          <w:lang w:val="ar_AE" w:bidi="ar_AE"/>
+        </w:rPr>
+      </w:r>
+      <w:r>
+        <w:rPr>
+          <w:b/>
+          <w:lang w:val="ar_AE" w:bidi="ar_AE"/>
+        </w:rPr>
         <w:t>"وَمُقَدِّمًا فِي التَّعْلِيمِ نَقَاوَةً، وَوَقَارًا"</w:t>
       </w:r>
     </w:p>
@@ -10467,6 +11980,23 @@
           <w:b/>
           <w:lang w:val="ar_AE" w:bidi="ar_AE"/>
         </w:rPr>
+        <w:t>ἐν τῇ διδασκαλίᾳ ἀφθορίαν, σεμνότητα</w:t>
+      </w:r>
+    </w:p>
+    <w:p>
+      <w:pPr>
+        <w:bidi/>
+      </w:pPr>
+      <w:r>
+        <w:rPr>
+          <w:lang w:val="ar_AE" w:bidi="ar_AE"/>
+        </w:rPr>
+      </w:r>
+      <w:r>
+        <w:rPr>
+          <w:b/>
+          <w:lang w:val="ar_AE" w:bidi="ar_AE"/>
+        </w:rPr>
         <w:t>"وَمُقَدِّمًا فِي التَّعْلِيمِ نَقَاوَةً، وَوَقَارًا"</w:t>
       </w:r>
     </w:p>
@@ -10572,6 +12102,23 @@
           <w:b/>
           <w:lang w:val="ar_AE" w:bidi="ar_AE"/>
         </w:rPr>
+        <w:t>ἀφθορίαν</w:t>
+      </w:r>
+    </w:p>
+    <w:p>
+      <w:pPr>
+        <w:bidi/>
+      </w:pPr>
+      <w:r>
+        <w:rPr>
+          <w:lang w:val="ar_AE" w:bidi="ar_AE"/>
+        </w:rPr>
+      </w:r>
+      <w:r>
+        <w:rPr>
+          <w:b/>
+          <w:lang w:val="ar_AE" w:bidi="ar_AE"/>
+        </w:rPr>
         <w:t>"مُقَدِّمًا نَقَاوَةً"</w:t>
       </w:r>
     </w:p>
@@ -10690,6 +12237,23 @@
           <w:b/>
           <w:lang w:val="ar_AE" w:bidi="ar_AE"/>
         </w:rPr>
+        <w:t>ὑγιῆ</w:t>
+      </w:r>
+    </w:p>
+    <w:p>
+      <w:pPr>
+        <w:bidi/>
+      </w:pPr>
+      <w:r>
+        <w:rPr>
+          <w:lang w:val="ar_AE" w:bidi="ar_AE"/>
+        </w:rPr>
+      </w:r>
+      <w:r>
+        <w:rPr>
+          <w:b/>
+          <w:lang w:val="ar_AE" w:bidi="ar_AE"/>
+        </w:rPr>
         <w:t>"وَكَلاَمًا صَحِيحًا"</w:t>
       </w:r>
     </w:p>
@@ -10808,6 +12372,23 @@
           <w:b/>
           <w:lang w:val="ar_AE" w:bidi="ar_AE"/>
         </w:rPr>
+        <w:t>ἵνα</w:t>
+      </w:r>
+    </w:p>
+    <w:p>
+      <w:pPr>
+        <w:bidi/>
+      </w:pPr>
+      <w:r>
+        <w:rPr>
+          <w:lang w:val="ar_AE" w:bidi="ar_AE"/>
+        </w:rPr>
+      </w:r>
+      <w:r>
+        <w:rPr>
+          <w:b/>
+          <w:lang w:val="ar_AE" w:bidi="ar_AE"/>
+        </w:rPr>
         <w:t>"لِكَيْ"</w:t>
       </w:r>
     </w:p>
@@ -10926,6 +12507,23 @@
           <w:b/>
           <w:lang w:val="ar_AE" w:bidi="ar_AE"/>
         </w:rPr>
+        <w:t>ἵνα ὁ ἐξ ἐναντίας ἐντραπῇ</w:t>
+      </w:r>
+    </w:p>
+    <w:p>
+      <w:pPr>
+        <w:bidi/>
+      </w:pPr>
+      <w:r>
+        <w:rPr>
+          <w:lang w:val="ar_AE" w:bidi="ar_AE"/>
+        </w:rPr>
+      </w:r>
+      <w:r>
+        <w:rPr>
+          <w:b/>
+          <w:lang w:val="ar_AE" w:bidi="ar_AE"/>
+        </w:rPr>
         <w:t>"لِكَيْ يُخْزَى الْمُضَادُّ"</w:t>
       </w:r>
     </w:p>
@@ -11018,6 +12616,23 @@
           <w:b/>
           <w:lang w:val="ar_AE" w:bidi="ar_AE"/>
         </w:rPr>
+        <w:t>ἡμῶν</w:t>
+      </w:r>
+    </w:p>
+    <w:p>
+      <w:pPr>
+        <w:bidi/>
+      </w:pPr>
+      <w:r>
+        <w:rPr>
+          <w:lang w:val="ar_AE" w:bidi="ar_AE"/>
+        </w:rPr>
+      </w:r>
+      <w:r>
+        <w:rPr>
+          <w:b/>
+          <w:lang w:val="ar_AE" w:bidi="ar_AE"/>
+        </w:rPr>
         <w:t>"عَنْكُمْ" أو "نحن"</w:t>
       </w:r>
     </w:p>
@@ -11123,6 +12738,23 @@
           <w:b/>
           <w:lang w:val="ar_AE" w:bidi="ar_AE"/>
         </w:rPr>
+        <w:t>δούλους ἰδίοις δεσπόταις ὑποτάσσεσθαι</w:t>
+      </w:r>
+    </w:p>
+    <w:p>
+      <w:pPr>
+        <w:bidi/>
+      </w:pPr>
+      <w:r>
+        <w:rPr>
+          <w:lang w:val="ar_AE" w:bidi="ar_AE"/>
+        </w:rPr>
+      </w:r>
+      <w:r>
+        <w:rPr>
+          <w:b/>
+          <w:lang w:val="ar_AE" w:bidi="ar_AE"/>
+        </w:rPr>
         <w:t>"وَالْعَبِيدَ أَنْ يَخْضَعُوا لِسَادَتِهِمْ"</w:t>
       </w:r>
     </w:p>
@@ -11215,6 +12847,23 @@
           <w:b/>
           <w:lang w:val="ar_AE" w:bidi="ar_AE"/>
         </w:rPr>
+        <w:t>ἐν πᾶσιν</w:t>
+      </w:r>
+    </w:p>
+    <w:p>
+      <w:pPr>
+        <w:bidi/>
+      </w:pPr>
+      <w:r>
+        <w:rPr>
+          <w:lang w:val="ar_AE" w:bidi="ar_AE"/>
+        </w:rPr>
+      </w:r>
+      <w:r>
+        <w:rPr>
+          <w:b/>
+          <w:lang w:val="ar_AE" w:bidi="ar_AE"/>
+        </w:rPr>
         <w:t>"فِي كُلِّ شَيْءٍ"</w:t>
       </w:r>
     </w:p>
@@ -11301,6 +12950,23 @@
           <w:b/>
           <w:lang w:val="ar_AE" w:bidi="ar_AE"/>
         </w:rPr>
+        <w:t>εὐαρέστους εἶναι</w:t>
+      </w:r>
+    </w:p>
+    <w:p>
+      <w:pPr>
+        <w:bidi/>
+      </w:pPr>
+      <w:r>
+        <w:rPr>
+          <w:lang w:val="ar_AE" w:bidi="ar_AE"/>
+        </w:rPr>
+      </w:r>
+      <w:r>
+        <w:rPr>
+          <w:b/>
+          <w:lang w:val="ar_AE" w:bidi="ar_AE"/>
+        </w:rPr>
         <w:t>"وَيُرْضُوهُمْ"</w:t>
       </w:r>
     </w:p>
@@ -11393,6 +13059,23 @@
           <w:b/>
           <w:lang w:val="ar_AE" w:bidi="ar_AE"/>
         </w:rPr>
+        <w:t>μὴ νοσφιζομένους</w:t>
+      </w:r>
+    </w:p>
+    <w:p>
+      <w:pPr>
+        <w:bidi/>
+      </w:pPr>
+      <w:r>
+        <w:rPr>
+          <w:lang w:val="ar_AE" w:bidi="ar_AE"/>
+        </w:rPr>
+      </w:r>
+      <w:r>
+        <w:rPr>
+          <w:b/>
+          <w:lang w:val="ar_AE" w:bidi="ar_AE"/>
+        </w:rPr>
         <w:t>"غَيْرَ مُخْتَلِسِينَ"</w:t>
       </w:r>
     </w:p>
@@ -11501,6 +13184,23 @@
           <w:b/>
           <w:lang w:val="ar_AE" w:bidi="ar_AE"/>
         </w:rPr>
+        <w:t>ἀλλὰ</w:t>
+      </w:r>
+    </w:p>
+    <w:p>
+      <w:pPr>
+        <w:bidi/>
+      </w:pPr>
+      <w:r>
+        <w:rPr>
+          <w:lang w:val="ar_AE" w:bidi="ar_AE"/>
+        </w:rPr>
+      </w:r>
+      <w:r>
+        <w:rPr>
+          <w:b/>
+          <w:lang w:val="ar_AE" w:bidi="ar_AE"/>
+        </w:rPr>
         <w:t>"بَلْ"</w:t>
       </w:r>
     </w:p>
@@ -11622,6 +13322,23 @@
           <w:b/>
           <w:lang w:val="ar_AE" w:bidi="ar_AE"/>
         </w:rPr>
+        <w:t>πᾶσαν πίστιν ἐνδεικνυμένους ἀγαθήν</w:t>
+      </w:r>
+    </w:p>
+    <w:p>
+      <w:pPr>
+        <w:bidi/>
+      </w:pPr>
+      <w:r>
+        <w:rPr>
+          <w:lang w:val="ar_AE" w:bidi="ar_AE"/>
+        </w:rPr>
+      </w:r>
+      <w:r>
+        <w:rPr>
+          <w:b/>
+          <w:lang w:val="ar_AE" w:bidi="ar_AE"/>
+        </w:rPr>
         <w:t>"مُقَدِّمِينَ كُلَّ أَمَانَةٍ صَالِحَةٍ"</w:t>
       </w:r>
     </w:p>
@@ -11708,6 +13425,23 @@
           <w:b/>
           <w:lang w:val="ar_AE" w:bidi="ar_AE"/>
         </w:rPr>
+        <w:t>ἵνα</w:t>
+      </w:r>
+    </w:p>
+    <w:p>
+      <w:pPr>
+        <w:bidi/>
+      </w:pPr>
+      <w:r>
+        <w:rPr>
+          <w:lang w:val="ar_AE" w:bidi="ar_AE"/>
+        </w:rPr>
+      </w:r>
+      <w:r>
+        <w:rPr>
+          <w:b/>
+          <w:lang w:val="ar_AE" w:bidi="ar_AE"/>
+        </w:rPr>
         <w:t>"</w:t>
       </w:r>
       <w:r>
@@ -11866,6 +13600,23 @@
           <w:b/>
           <w:lang w:val="ar_AE" w:bidi="ar_AE"/>
         </w:rPr>
+        <w:t>ἐν πᾶσιν</w:t>
+      </w:r>
+    </w:p>
+    <w:p>
+      <w:pPr>
+        <w:bidi/>
+      </w:pPr>
+      <w:r>
+        <w:rPr>
+          <w:lang w:val="ar_AE" w:bidi="ar_AE"/>
+        </w:rPr>
+      </w:r>
+      <w:r>
+        <w:rPr>
+          <w:b/>
+          <w:lang w:val="ar_AE" w:bidi="ar_AE"/>
+        </w:rPr>
         <w:t>"فِي كُلِّ شَيْءٍ"</w:t>
       </w:r>
     </w:p>
@@ -11952,6 +13703,23 @@
           <w:b/>
           <w:lang w:val="ar_AE" w:bidi="ar_AE"/>
         </w:rPr>
+        <w:t>τὴν διδασκαλίαν τὴν τοῦ Σωτῆρος ἡμῶν, Θεοῦ, κοσμῶσιν</w:t>
+      </w:r>
+    </w:p>
+    <w:p>
+      <w:pPr>
+        <w:bidi/>
+      </w:pPr>
+      <w:r>
+        <w:rPr>
+          <w:lang w:val="ar_AE" w:bidi="ar_AE"/>
+        </w:rPr>
+      </w:r>
+      <w:r>
+        <w:rPr>
+          <w:b/>
+          <w:lang w:val="ar_AE" w:bidi="ar_AE"/>
+        </w:rPr>
         <w:t>"لِكَيْ يُزَيِّنُوا تَعْلِيمَ مُخَلِّصِنَا اللهِ"</w:t>
       </w:r>
     </w:p>
@@ -12038,6 +13806,23 @@
           <w:b/>
           <w:lang w:val="ar_AE" w:bidi="ar_AE"/>
         </w:rPr>
+        <w:t>ἡμῶν</w:t>
+      </w:r>
+    </w:p>
+    <w:p>
+      <w:pPr>
+        <w:bidi/>
+      </w:pPr>
+      <w:r>
+        <w:rPr>
+          <w:lang w:val="ar_AE" w:bidi="ar_AE"/>
+        </w:rPr>
+      </w:r>
+      <w:r>
+        <w:rPr>
+          <w:b/>
+          <w:lang w:val="ar_AE" w:bidi="ar_AE"/>
+        </w:rPr>
         <w:t>"مُخَلِّصِنَا"</w:t>
       </w:r>
     </w:p>
@@ -12159,6 +13944,23 @@
           <w:b/>
           <w:lang w:val="ar_AE" w:bidi="ar_AE"/>
         </w:rPr>
+        <w:t>γὰρ</w:t>
+      </w:r>
+    </w:p>
+    <w:p>
+      <w:pPr>
+        <w:bidi/>
+      </w:pPr>
+      <w:r>
+        <w:rPr>
+          <w:lang w:val="ar_AE" w:bidi="ar_AE"/>
+        </w:rPr>
+      </w:r>
+      <w:r>
+        <w:rPr>
+          <w:b/>
+          <w:lang w:val="ar_AE" w:bidi="ar_AE"/>
+        </w:rPr>
         <w:t>"لأَنَّهُ"</w:t>
       </w:r>
     </w:p>
@@ -12293,6 +14095,23 @@
           <w:b/>
           <w:lang w:val="ar_AE" w:bidi="ar_AE"/>
         </w:rPr>
+        <w:t>ἐπεφάνη &amp; ἡ χάρις τοῦ Θεοῦ</w:t>
+      </w:r>
+    </w:p>
+    <w:p>
+      <w:pPr>
+        <w:bidi/>
+      </w:pPr>
+      <w:r>
+        <w:rPr>
+          <w:lang w:val="ar_AE" w:bidi="ar_AE"/>
+        </w:rPr>
+      </w:r>
+      <w:r>
+        <w:rPr>
+          <w:b/>
+          <w:lang w:val="ar_AE" w:bidi="ar_AE"/>
+        </w:rPr>
         <w:t>"قَدْ ظَهَرَتْ"</w:t>
       </w:r>
       <w:r>
@@ -12427,6 +14246,23 @@
           <w:b/>
           <w:lang w:val="ar_AE" w:bidi="ar_AE"/>
         </w:rPr>
+        <w:t>ἐπεφάνη γὰρ ἡ χάρις τοῦ Θεοῦ σωτήριος πᾶσιν ἀνθρώποις</w:t>
+      </w:r>
+    </w:p>
+    <w:p>
+      <w:pPr>
+        <w:bidi/>
+      </w:pPr>
+      <w:r>
+        <w:rPr>
+          <w:lang w:val="ar_AE" w:bidi="ar_AE"/>
+        </w:rPr>
+      </w:r>
+      <w:r>
+        <w:rPr>
+          <w:b/>
+          <w:lang w:val="ar_AE" w:bidi="ar_AE"/>
+        </w:rPr>
         <w:t>"لأَنَّهُ قَدْ ظَهَرَتْ نِعْمَةُ اللهِ الْمُخَلِّصَةُ، لِجَمِيعِ النَّاسِ"</w:t>
       </w:r>
     </w:p>
@@ -12548,6 +14384,23 @@
           <w:b/>
           <w:lang w:val="ar_AE" w:bidi="ar_AE"/>
         </w:rPr>
+        <w:t>σωτήριος πᾶσιν ἀνθρώποις</w:t>
+      </w:r>
+    </w:p>
+    <w:p>
+      <w:pPr>
+        <w:bidi/>
+      </w:pPr>
+      <w:r>
+        <w:rPr>
+          <w:lang w:val="ar_AE" w:bidi="ar_AE"/>
+        </w:rPr>
+      </w:r>
+      <w:r>
+        <w:rPr>
+          <w:b/>
+          <w:lang w:val="ar_AE" w:bidi="ar_AE"/>
+        </w:rPr>
         <w:t>"الْمُخَلِّصَةُ لِجَمِيعِ النَّاسِ"</w:t>
       </w:r>
     </w:p>
@@ -12682,6 +14535,23 @@
           <w:b/>
           <w:lang w:val="ar_AE" w:bidi="ar_AE"/>
         </w:rPr>
+        <w:t>πᾶσιν ἀνθρώποις</w:t>
+      </w:r>
+    </w:p>
+    <w:p>
+      <w:pPr>
+        <w:bidi/>
+      </w:pPr>
+      <w:r>
+        <w:rPr>
+          <w:lang w:val="ar_AE" w:bidi="ar_AE"/>
+        </w:rPr>
+      </w:r>
+      <w:r>
+        <w:rPr>
+          <w:b/>
+          <w:lang w:val="ar_AE" w:bidi="ar_AE"/>
+        </w:rPr>
         <w:t>"لِجَمِيعِ"</w:t>
       </w:r>
     </w:p>
@@ -12816,6 +14686,23 @@
           <w:b/>
           <w:lang w:val="ar_AE" w:bidi="ar_AE"/>
         </w:rPr>
+        <w:t>παιδεύουσα ἡμᾶς</w:t>
+      </w:r>
+    </w:p>
+    <w:p>
+      <w:pPr>
+        <w:bidi/>
+      </w:pPr>
+      <w:r>
+        <w:rPr>
+          <w:lang w:val="ar_AE" w:bidi="ar_AE"/>
+        </w:rPr>
+      </w:r>
+      <w:r>
+        <w:rPr>
+          <w:b/>
+          <w:lang w:val="ar_AE" w:bidi="ar_AE"/>
+        </w:rPr>
         <w:t>"مُعَلِّمَةً إِيَّانَا"</w:t>
       </w:r>
     </w:p>
@@ -12924,6 +14811,23 @@
           <w:b/>
           <w:lang w:val="ar_AE" w:bidi="ar_AE"/>
         </w:rPr>
+        <w:t>ἡμᾶς</w:t>
+      </w:r>
+    </w:p>
+    <w:p>
+      <w:pPr>
+        <w:bidi/>
+      </w:pPr>
+      <w:r>
+        <w:rPr>
+          <w:lang w:val="ar_AE" w:bidi="ar_AE"/>
+        </w:rPr>
+      </w:r>
+      <w:r>
+        <w:rPr>
+          <w:b/>
+          <w:lang w:val="ar_AE" w:bidi="ar_AE"/>
+        </w:rPr>
         <w:t>"إِيَّانَا"</w:t>
       </w:r>
     </w:p>
@@ -13058,6 +14962,23 @@
           <w:b/>
           <w:lang w:val="ar_AE" w:bidi="ar_AE"/>
         </w:rPr>
+        <w:t>τὴν ἀσέβειαν</w:t>
+      </w:r>
+    </w:p>
+    <w:p>
+      <w:pPr>
+        <w:bidi/>
+      </w:pPr>
+      <w:r>
+        <w:rPr>
+          <w:lang w:val="ar_AE" w:bidi="ar_AE"/>
+        </w:rPr>
+      </w:r>
+      <w:r>
+        <w:rPr>
+          <w:b/>
+          <w:lang w:val="ar_AE" w:bidi="ar_AE"/>
+        </w:rPr>
         <w:t>"الْفُجُورَ"</w:t>
       </w:r>
     </w:p>
@@ -13179,6 +15100,23 @@
           <w:b/>
           <w:lang w:val="ar_AE" w:bidi="ar_AE"/>
         </w:rPr>
+        <w:t>τὰς κοσμικὰς ἐπιθυμίας</w:t>
+      </w:r>
+    </w:p>
+    <w:p>
+      <w:pPr>
+        <w:bidi/>
+      </w:pPr>
+      <w:r>
+        <w:rPr>
+          <w:lang w:val="ar_AE" w:bidi="ar_AE"/>
+        </w:rPr>
+      </w:r>
+      <w:r>
+        <w:rPr>
+          <w:b/>
+          <w:lang w:val="ar_AE" w:bidi="ar_AE"/>
+        </w:rPr>
         <w:t>"وَالشَّهَوَاتِ الْعَالَمِيَّةَ"</w:t>
       </w:r>
     </w:p>
@@ -13300,6 +15238,23 @@
           <w:b/>
           <w:lang w:val="ar_AE" w:bidi="ar_AE"/>
         </w:rPr>
+        <w:t>ἀσέβειαν &amp; εὐσεβῶς</w:t>
+      </w:r>
+    </w:p>
+    <w:p>
+      <w:pPr>
+        <w:bidi/>
+      </w:pPr>
+      <w:r>
+        <w:rPr>
+          <w:lang w:val="ar_AE" w:bidi="ar_AE"/>
+        </w:rPr>
+      </w:r>
+      <w:r>
+        <w:rPr>
+          <w:b/>
+          <w:lang w:val="ar_AE" w:bidi="ar_AE"/>
+        </w:rPr>
         <w:t>"الْفُجُورَ"</w:t>
       </w:r>
       <w:r>
@@ -13399,6 +15354,23 @@
           <w:b/>
           <w:lang w:val="ar_AE" w:bidi="ar_AE"/>
         </w:rPr>
+        <w:t>ἐν τῷ νῦν αἰῶνι</w:t>
+      </w:r>
+    </w:p>
+    <w:p>
+      <w:pPr>
+        <w:bidi/>
+      </w:pPr>
+      <w:r>
+        <w:rPr>
+          <w:lang w:val="ar_AE" w:bidi="ar_AE"/>
+        </w:rPr>
+      </w:r>
+      <w:r>
+        <w:rPr>
+          <w:b/>
+          <w:lang w:val="ar_AE" w:bidi="ar_AE"/>
+        </w:rPr>
         <w:t>"فِي الْعَالَمِ الْحَاضِرِ"</w:t>
       </w:r>
     </w:p>
@@ -13485,6 +15457,23 @@
           <w:b/>
           <w:lang w:val="ar_AE" w:bidi="ar_AE"/>
         </w:rPr>
+        <w:t>προσδεχόμενοι</w:t>
+      </w:r>
+    </w:p>
+    <w:p>
+      <w:pPr>
+        <w:bidi/>
+      </w:pPr>
+      <w:r>
+        <w:rPr>
+          <w:lang w:val="ar_AE" w:bidi="ar_AE"/>
+        </w:rPr>
+      </w:r>
+      <w:r>
+        <w:rPr>
+          <w:b/>
+          <w:lang w:val="ar_AE" w:bidi="ar_AE"/>
+        </w:rPr>
         <w:t>"مُنْتَظِرِينَ"</w:t>
       </w:r>
     </w:p>
@@ -13571,6 +15560,23 @@
           <w:b/>
           <w:lang w:val="ar_AE" w:bidi="ar_AE"/>
         </w:rPr>
+        <w:t>τὴν μακαρίαν ἐλπίδα, καὶ ἐπιφάνειαν τῆς δόξης</w:t>
+      </w:r>
+    </w:p>
+    <w:p>
+      <w:pPr>
+        <w:bidi/>
+      </w:pPr>
+      <w:r>
+        <w:rPr>
+          <w:lang w:val="ar_AE" w:bidi="ar_AE"/>
+        </w:rPr>
+      </w:r>
+      <w:r>
+        <w:rPr>
+          <w:b/>
+          <w:lang w:val="ar_AE" w:bidi="ar_AE"/>
+        </w:rPr>
         <w:t>"الرَّجَاءَ الْمُبَارَكَ وَظُهُورَ مَجْدِ اللهِ الْعَظِيمِ"</w:t>
       </w:r>
     </w:p>
@@ -13731,6 +15737,23 @@
           <w:b/>
           <w:lang w:val="ar_AE" w:bidi="ar_AE"/>
         </w:rPr>
+        <w:t>τὴν μακαρίαν ἐλπίδα, καὶ ἐπιφάνειαν τῆς δόξης</w:t>
+      </w:r>
+    </w:p>
+    <w:p>
+      <w:pPr>
+        <w:bidi/>
+      </w:pPr>
+      <w:r>
+        <w:rPr>
+          <w:lang w:val="ar_AE" w:bidi="ar_AE"/>
+        </w:rPr>
+      </w:r>
+      <w:r>
+        <w:rPr>
+          <w:b/>
+          <w:lang w:val="ar_AE" w:bidi="ar_AE"/>
+        </w:rPr>
         <w:t>"الرَّجَاءَ الْمُبَارَكَ وَظُهُورَ مَجْدِ اللهِ الْعَظِيمِ"</w:t>
       </w:r>
     </w:p>
@@ -13881,6 +15904,23 @@
           <w:b/>
           <w:lang w:val="ar_AE" w:bidi="ar_AE"/>
         </w:rPr>
+        <w:t>τὴν μακαρίαν ἐλπίδα, καὶ ἐπιφάνειαν τῆς δόξης τοῦ μεγάλου Θεοῦ καὶ Σωτῆρος ἡμῶν, Ἰησοῦ Χριστοῦ</w:t>
+      </w:r>
+    </w:p>
+    <w:p>
+      <w:pPr>
+        <w:bidi/>
+      </w:pPr>
+      <w:r>
+        <w:rPr>
+          <w:lang w:val="ar_AE" w:bidi="ar_AE"/>
+        </w:rPr>
+      </w:r>
+      <w:r>
+        <w:rPr>
+          <w:b/>
+          <w:lang w:val="ar_AE" w:bidi="ar_AE"/>
+        </w:rPr>
         <w:t>"الرَّجَاءَ الْمُبَارَكَ وَظُهُورَ مَجْدِ اللهِ الْعَظِيمِ وَمُخَلِّصِنَا يَسُوعَ الْمَسِيحِ"</w:t>
       </w:r>
     </w:p>
@@ -14028,6 +16068,23 @@
           <w:b/>
           <w:lang w:val="ar_AE" w:bidi="ar_AE"/>
         </w:rPr>
+        <w:t>τοῦ μεγάλου Θεοῦ καὶ Σωτῆρος ἡμῶν, Ἰησοῦ Χριστοῦ</w:t>
+      </w:r>
+    </w:p>
+    <w:p>
+      <w:pPr>
+        <w:bidi/>
+      </w:pPr>
+      <w:r>
+        <w:rPr>
+          <w:lang w:val="ar_AE" w:bidi="ar_AE"/>
+        </w:rPr>
+      </w:r>
+      <w:r>
+        <w:rPr>
+          <w:b/>
+          <w:lang w:val="ar_AE" w:bidi="ar_AE"/>
+        </w:rPr>
         <w:t>"اللهِ الْعَظِيمِ وَمُخَلِّصِنَا يَسُوعَ الْمَسِيحِ"</w:t>
       </w:r>
     </w:p>
@@ -14169,6 +16226,23 @@
           <w:b/>
           <w:lang w:val="ar_AE" w:bidi="ar_AE"/>
         </w:rPr>
+        <w:t>ὃς ἔδωκεν ἑαυτὸν ὑπὲρ ἡμῶν</w:t>
+      </w:r>
+    </w:p>
+    <w:p>
+      <w:pPr>
+        <w:bidi/>
+      </w:pPr>
+      <w:r>
+        <w:rPr>
+          <w:lang w:val="ar_AE" w:bidi="ar_AE"/>
+        </w:rPr>
+      </w:r>
+      <w:r>
+        <w:rPr>
+          <w:b/>
+          <w:lang w:val="ar_AE" w:bidi="ar_AE"/>
+        </w:rPr>
         <w:t>"الَّذِي بَذَلَ نَفْسَهُ لأَجْلِنَا"</w:t>
       </w:r>
     </w:p>
@@ -14277,6 +16351,23 @@
           <w:b/>
           <w:lang w:val="ar_AE" w:bidi="ar_AE"/>
         </w:rPr>
+        <w:t>ἡμῶν</w:t>
+      </w:r>
+    </w:p>
+    <w:p>
+      <w:pPr>
+        <w:bidi/>
+      </w:pPr>
+      <w:r>
+        <w:rPr>
+          <w:lang w:val="ar_AE" w:bidi="ar_AE"/>
+        </w:rPr>
+      </w:r>
+      <w:r>
+        <w:rPr>
+          <w:b/>
+          <w:lang w:val="ar_AE" w:bidi="ar_AE"/>
+        </w:rPr>
         <w:t>"لأَجْلِنَا"</w:t>
       </w:r>
     </w:p>
@@ -14398,6 +16489,23 @@
           <w:b/>
           <w:lang w:val="ar_AE" w:bidi="ar_AE"/>
         </w:rPr>
+        <w:t>λυτρώσηται ἡμᾶς ἀπὸ πάσης ἀνομίας</w:t>
+      </w:r>
+    </w:p>
+    <w:p>
+      <w:pPr>
+        <w:bidi/>
+      </w:pPr>
+      <w:r>
+        <w:rPr>
+          <w:lang w:val="ar_AE" w:bidi="ar_AE"/>
+        </w:rPr>
+      </w:r>
+      <w:r>
+        <w:rPr>
+          <w:b/>
+          <w:lang w:val="ar_AE" w:bidi="ar_AE"/>
+        </w:rPr>
         <w:t>"يَفْدِيَنَا مِنْ كُلِّ إِثْمٍ"</w:t>
       </w:r>
     </w:p>
@@ -14519,6 +16627,23 @@
           <w:b/>
           <w:lang w:val="ar_AE" w:bidi="ar_AE"/>
         </w:rPr>
+        <w:t>ἡμᾶς</w:t>
+      </w:r>
+    </w:p>
+    <w:p>
+      <w:pPr>
+        <w:bidi/>
+      </w:pPr>
+      <w:r>
+        <w:rPr>
+          <w:lang w:val="ar_AE" w:bidi="ar_AE"/>
+        </w:rPr>
+      </w:r>
+      <w:r>
+        <w:rPr>
+          <w:b/>
+          <w:lang w:val="ar_AE" w:bidi="ar_AE"/>
+        </w:rPr>
         <w:t>"يَفْدِيَنَا"</w:t>
       </w:r>
     </w:p>
@@ -14640,6 +16765,23 @@
           <w:b/>
           <w:lang w:val="ar_AE" w:bidi="ar_AE"/>
         </w:rPr>
+        <w:t>λαὸν περιούσιον</w:t>
+      </w:r>
+    </w:p>
+    <w:p>
+      <w:pPr>
+        <w:bidi/>
+      </w:pPr>
+      <w:r>
+        <w:rPr>
+          <w:lang w:val="ar_AE" w:bidi="ar_AE"/>
+        </w:rPr>
+      </w:r>
+      <w:r>
+        <w:rPr>
+          <w:b/>
+          <w:lang w:val="ar_AE" w:bidi="ar_AE"/>
+        </w:rPr>
         <w:t>"لِنَفْسِهِ شَعْبًا خَاصًّا"</w:t>
       </w:r>
     </w:p>
@@ -14748,6 +16890,23 @@
           <w:b/>
           <w:lang w:val="ar_AE" w:bidi="ar_AE"/>
         </w:rPr>
+        <w:t>ζηλωτὴν καλῶν ἔργων</w:t>
+      </w:r>
+    </w:p>
+    <w:p>
+      <w:pPr>
+        <w:bidi/>
+      </w:pPr>
+      <w:r>
+        <w:rPr>
+          <w:lang w:val="ar_AE" w:bidi="ar_AE"/>
+        </w:rPr>
+      </w:r>
+      <w:r>
+        <w:rPr>
+          <w:b/>
+          <w:lang w:val="ar_AE" w:bidi="ar_AE"/>
+        </w:rPr>
         <w:t>"غَيُورًا فِي أَعْمَال حَسَنَةٍ"</w:t>
       </w:r>
     </w:p>
@@ -14834,6 +16993,23 @@
           <w:b/>
           <w:lang w:val="ar_AE" w:bidi="ar_AE"/>
         </w:rPr>
+        <w:t>ταῦτα</w:t>
+      </w:r>
+    </w:p>
+    <w:p>
+      <w:pPr>
+        <w:bidi/>
+      </w:pPr>
+      <w:r>
+        <w:rPr>
+          <w:lang w:val="ar_AE" w:bidi="ar_AE"/>
+        </w:rPr>
+      </w:r>
+      <w:r>
+        <w:rPr>
+          <w:b/>
+          <w:lang w:val="ar_AE" w:bidi="ar_AE"/>
+        </w:rPr>
         <w:t>"بِهذِهِ"</w:t>
       </w:r>
     </w:p>
@@ -14955,6 +17131,23 @@
           <w:b/>
           <w:lang w:val="ar_AE" w:bidi="ar_AE"/>
         </w:rPr>
+        <w:t>παρακάλει</w:t>
+      </w:r>
+    </w:p>
+    <w:p>
+      <w:pPr>
+        <w:bidi/>
+      </w:pPr>
+      <w:r>
+        <w:rPr>
+          <w:lang w:val="ar_AE" w:bidi="ar_AE"/>
+        </w:rPr>
+      </w:r>
+      <w:r>
+        <w:rPr>
+          <w:b/>
+          <w:lang w:val="ar_AE" w:bidi="ar_AE"/>
+        </w:rPr>
         <w:t>"وَعِظْ"</w:t>
       </w:r>
     </w:p>
@@ -15076,6 +17269,23 @@
           <w:b/>
           <w:lang w:val="ar_AE" w:bidi="ar_AE"/>
         </w:rPr>
+        <w:t>ἔλεγχε, μετὰ πάσης ἐπιταγῆς</w:t>
+      </w:r>
+    </w:p>
+    <w:p>
+      <w:pPr>
+        <w:bidi/>
+      </w:pPr>
+      <w:r>
+        <w:rPr>
+          <w:lang w:val="ar_AE" w:bidi="ar_AE"/>
+        </w:rPr>
+      </w:r>
+      <w:r>
+        <w:rPr>
+          <w:b/>
+          <w:lang w:val="ar_AE" w:bidi="ar_AE"/>
+        </w:rPr>
         <w:t>"وَوَبِّخْ بِكُلِّ سُلْطَانٍ"</w:t>
       </w:r>
     </w:p>
@@ -15197,6 +17407,23 @@
           <w:b/>
           <w:lang w:val="ar_AE" w:bidi="ar_AE"/>
         </w:rPr>
+        <w:t>μετὰ πάσης ἐπιταγῆς</w:t>
+      </w:r>
+    </w:p>
+    <w:p>
+      <w:pPr>
+        <w:bidi/>
+      </w:pPr>
+      <w:r>
+        <w:rPr>
+          <w:lang w:val="ar_AE" w:bidi="ar_AE"/>
+        </w:rPr>
+      </w:r>
+      <w:r>
+        <w:rPr>
+          <w:b/>
+          <w:lang w:val="ar_AE" w:bidi="ar_AE"/>
+        </w:rPr>
         <w:t>"بِكُلِّ سُلْطَانٍ"</w:t>
       </w:r>
     </w:p>
@@ -15318,6 +17545,23 @@
           <w:b/>
           <w:lang w:val="ar_AE" w:bidi="ar_AE"/>
         </w:rPr>
+        <w:t>μηδείς σου περιφρονείτω</w:t>
+      </w:r>
+    </w:p>
+    <w:p>
+      <w:pPr>
+        <w:bidi/>
+      </w:pPr>
+      <w:r>
+        <w:rPr>
+          <w:lang w:val="ar_AE" w:bidi="ar_AE"/>
+        </w:rPr>
+      </w:r>
+      <w:r>
+        <w:rPr>
+          <w:b/>
+          <w:lang w:val="ar_AE" w:bidi="ar_AE"/>
+        </w:rPr>
         <w:t>"لا يَسْتَهِنْ بِكَ أَحَدٌ"</w:t>
       </w:r>
     </w:p>
@@ -15404,6 +17648,23 @@
           <w:b/>
           <w:lang w:val="ar_AE" w:bidi="ar_AE"/>
         </w:rPr>
+        <w:t>μηδείς σου περιφρονείτω</w:t>
+      </w:r>
+    </w:p>
+    <w:p>
+      <w:pPr>
+        <w:bidi/>
+      </w:pPr>
+      <w:r>
+        <w:rPr>
+          <w:lang w:val="ar_AE" w:bidi="ar_AE"/>
+        </w:rPr>
+      </w:r>
+      <w:r>
+        <w:rPr>
+          <w:b/>
+          <w:lang w:val="ar_AE" w:bidi="ar_AE"/>
+        </w:rPr>
         <w:t>"لاَ يَسْتَهِنْ بِكَ أَحَدٌ"</w:t>
       </w:r>
     </w:p>
@@ -15512,6 +17773,23 @@
           <w:b/>
           <w:lang w:val="ar_AE" w:bidi="ar_AE"/>
         </w:rPr>
+        <w:t>μηδείς σου περιφρονείτω</w:t>
+      </w:r>
+    </w:p>
+    <w:p>
+      <w:pPr>
+        <w:bidi/>
+      </w:pPr>
+      <w:r>
+        <w:rPr>
+          <w:lang w:val="ar_AE" w:bidi="ar_AE"/>
+        </w:rPr>
+      </w:r>
+      <w:r>
+        <w:rPr>
+          <w:b/>
+          <w:lang w:val="ar_AE" w:bidi="ar_AE"/>
+        </w:rPr>
         <w:t>"لاَ يَسْتَهِنْ بِكَ أَحَدٌ"</w:t>
       </w:r>
     </w:p>
@@ -15620,6 +17898,23 @@
           <w:b/>
           <w:lang w:val="ar_AE" w:bidi="ar_AE"/>
         </w:rPr>
+        <w:t>ὑπομίμνῃσκε αὐτοὺς &amp; ὑποτάσσεσθαι</w:t>
+      </w:r>
+    </w:p>
+    <w:p>
+      <w:pPr>
+        <w:bidi/>
+      </w:pPr>
+      <w:r>
+        <w:rPr>
+          <w:lang w:val="ar_AE" w:bidi="ar_AE"/>
+        </w:rPr>
+      </w:r>
+      <w:r>
+        <w:rPr>
+          <w:b/>
+          <w:lang w:val="ar_AE" w:bidi="ar_AE"/>
+        </w:rPr>
         <w:t>"ذَكِّرْهُمْ"</w:t>
       </w:r>
       <w:r>
@@ -15719,6 +18014,23 @@
           <w:b/>
           <w:lang w:val="ar_AE" w:bidi="ar_AE"/>
         </w:rPr>
+        <w:t>ἀρχαῖς, ἐξουσίαις, ὑποτάσσεσθαι, πειθαρχεῖν</w:t>
+      </w:r>
+    </w:p>
+    <w:p>
+      <w:pPr>
+        <w:bidi/>
+      </w:pPr>
+      <w:r>
+        <w:rPr>
+          <w:lang w:val="ar_AE" w:bidi="ar_AE"/>
+        </w:rPr>
+      </w:r>
+      <w:r>
+        <w:rPr>
+          <w:b/>
+          <w:lang w:val="ar_AE" w:bidi="ar_AE"/>
+        </w:rPr>
         <w:t>"أَنْ يَخْضَعُوا لِلرِّيَاسَاتِ وَالسَّلاَطِينِ، وَيُطِيعُوا"</w:t>
       </w:r>
     </w:p>
@@ -15837,6 +18149,23 @@
           <w:b/>
           <w:lang w:val="ar_AE" w:bidi="ar_AE"/>
         </w:rPr>
+        <w:t>ἀρχαῖς, ἐξουσίαις</w:t>
+      </w:r>
+    </w:p>
+    <w:p>
+      <w:pPr>
+        <w:bidi/>
+      </w:pPr>
+      <w:r>
+        <w:rPr>
+          <w:lang w:val="ar_AE" w:bidi="ar_AE"/>
+        </w:rPr>
+      </w:r>
+      <w:r>
+        <w:rPr>
+          <w:b/>
+          <w:lang w:val="ar_AE" w:bidi="ar_AE"/>
+        </w:rPr>
         <w:t>"لِلرِّيَاسَاتِ وَالسَّلاَطِينِ"</w:t>
       </w:r>
     </w:p>
@@ -15955,6 +18284,23 @@
           <w:b/>
           <w:lang w:val="ar_AE" w:bidi="ar_AE"/>
         </w:rPr>
+        <w:t>πρὸς πᾶν ἔργον ἀγαθὸν ἑτοίμους εἶναι</w:t>
+      </w:r>
+    </w:p>
+    <w:p>
+      <w:pPr>
+        <w:bidi/>
+      </w:pPr>
+      <w:r>
+        <w:rPr>
+          <w:lang w:val="ar_AE" w:bidi="ar_AE"/>
+        </w:rPr>
+      </w:r>
+      <w:r>
+        <w:rPr>
+          <w:b/>
+          <w:lang w:val="ar_AE" w:bidi="ar_AE"/>
+        </w:rPr>
         <w:t>"وَيَكُونُوا مُسْتَعِدِّينَ لِكُلِّ عَمَل صَالِحٍ"</w:t>
       </w:r>
     </w:p>
@@ -16041,6 +18387,23 @@
           <w:b/>
           <w:lang w:val="ar_AE" w:bidi="ar_AE"/>
         </w:rPr>
+        <w:t>βλασφημεῖν</w:t>
+      </w:r>
+    </w:p>
+    <w:p>
+      <w:pPr>
+        <w:bidi/>
+      </w:pPr>
+      <w:r>
+        <w:rPr>
+          <w:lang w:val="ar_AE" w:bidi="ar_AE"/>
+        </w:rPr>
+      </w:r>
+      <w:r>
+        <w:rPr>
+          <w:b/>
+          <w:lang w:val="ar_AE" w:bidi="ar_AE"/>
+        </w:rPr>
         <w:t>"يَطْعَنُوا"</w:t>
       </w:r>
     </w:p>
@@ -16127,6 +18490,23 @@
           <w:b/>
           <w:lang w:val="ar_AE" w:bidi="ar_AE"/>
         </w:rPr>
+        <w:t>ἀμάχους εἶναι</w:t>
+      </w:r>
+    </w:p>
+    <w:p>
+      <w:pPr>
+        <w:bidi/>
+      </w:pPr>
+      <w:r>
+        <w:rPr>
+          <w:lang w:val="ar_AE" w:bidi="ar_AE"/>
+        </w:rPr>
+      </w:r>
+      <w:r>
+        <w:rPr>
+          <w:b/>
+          <w:lang w:val="ar_AE" w:bidi="ar_AE"/>
+        </w:rPr>
         <w:t>"وَيَكُونُوا غَيْرَ مُخَاصِمِينَ"</w:t>
       </w:r>
     </w:p>
@@ -16245,6 +18625,23 @@
           <w:b/>
           <w:lang w:val="ar_AE" w:bidi="ar_AE"/>
         </w:rPr>
+        <w:t>πᾶσαν ἐνδεικνυμένους πραΰτητα</w:t>
+      </w:r>
+    </w:p>
+    <w:p>
+      <w:pPr>
+        <w:bidi/>
+      </w:pPr>
+      <w:r>
+        <w:rPr>
+          <w:lang w:val="ar_AE" w:bidi="ar_AE"/>
+        </w:rPr>
+      </w:r>
+      <w:r>
+        <w:rPr>
+          <w:b/>
+          <w:lang w:val="ar_AE" w:bidi="ar_AE"/>
+        </w:rPr>
         <w:t>"مُظْهِرِينَ كُلَّ وَدَاعَةٍ"</w:t>
       </w:r>
     </w:p>
@@ -16350,6 +18747,23 @@
           <w:b/>
           <w:lang w:val="ar_AE" w:bidi="ar_AE"/>
         </w:rPr>
+        <w:t>πρὸς πάντας ἀνθρώπους</w:t>
+      </w:r>
+    </w:p>
+    <w:p>
+      <w:pPr>
+        <w:bidi/>
+      </w:pPr>
+      <w:r>
+        <w:rPr>
+          <w:lang w:val="ar_AE" w:bidi="ar_AE"/>
+        </w:rPr>
+      </w:r>
+      <w:r>
+        <w:rPr>
+          <w:b/>
+          <w:lang w:val="ar_AE" w:bidi="ar_AE"/>
+        </w:rPr>
         <w:t>"لِجَمِيعِ النَّاسِ"</w:t>
       </w:r>
     </w:p>
@@ -16471,6 +18885,23 @@
           <w:b/>
           <w:lang w:val="ar_AE" w:bidi="ar_AE"/>
         </w:rPr>
+        <w:t>ἦμεν γάρ ποτε καὶ ἡμεῖς</w:t>
+      </w:r>
+    </w:p>
+    <w:p>
+      <w:pPr>
+        <w:bidi/>
+      </w:pPr>
+      <w:r>
+        <w:rPr>
+          <w:lang w:val="ar_AE" w:bidi="ar_AE"/>
+        </w:rPr>
+      </w:r>
+      <w:r>
+        <w:rPr>
+          <w:b/>
+          <w:lang w:val="ar_AE" w:bidi="ar_AE"/>
+        </w:rPr>
         <w:t>"لأَنَّنَا كُنَّا نَحْنُ أَيْضًا قَبْلًا"</w:t>
       </w:r>
     </w:p>
@@ -16589,6 +19020,23 @@
           <w:b/>
           <w:lang w:val="ar_AE" w:bidi="ar_AE"/>
         </w:rPr>
+        <w:t>ποτε</w:t>
+      </w:r>
+    </w:p>
+    <w:p>
+      <w:pPr>
+        <w:bidi/>
+      </w:pPr>
+      <w:r>
+        <w:rPr>
+          <w:lang w:val="ar_AE" w:bidi="ar_AE"/>
+        </w:rPr>
+      </w:r>
+      <w:r>
+        <w:rPr>
+          <w:b/>
+          <w:lang w:val="ar_AE" w:bidi="ar_AE"/>
+        </w:rPr>
         <w:t>"قَبْلًا"</w:t>
       </w:r>
     </w:p>
@@ -16659,6 +19107,23 @@
           <w:b/>
           <w:lang w:val="ar_AE" w:bidi="ar_AE"/>
         </w:rPr>
+        <w:t>ἡμεῖς</w:t>
+      </w:r>
+    </w:p>
+    <w:p>
+      <w:pPr>
+        <w:bidi/>
+      </w:pPr>
+      <w:r>
+        <w:rPr>
+          <w:lang w:val="ar_AE" w:bidi="ar_AE"/>
+        </w:rPr>
+      </w:r>
+      <w:r>
+        <w:rPr>
+          <w:b/>
+          <w:lang w:val="ar_AE" w:bidi="ar_AE"/>
+        </w:rPr>
         <w:t>"نَحْنُ"</w:t>
       </w:r>
     </w:p>
@@ -16764,6 +19229,23 @@
           <w:b/>
           <w:lang w:val="ar_AE" w:bidi="ar_AE"/>
         </w:rPr>
+        <w:t>ἦμεν &amp; ἀνόητοι</w:t>
+      </w:r>
+    </w:p>
+    <w:p>
+      <w:pPr>
+        <w:bidi/>
+      </w:pPr>
+      <w:r>
+        <w:rPr>
+          <w:lang w:val="ar_AE" w:bidi="ar_AE"/>
+        </w:rPr>
+      </w:r>
+      <w:r>
+        <w:rPr>
+          <w:b/>
+          <w:lang w:val="ar_AE" w:bidi="ar_AE"/>
+        </w:rPr>
         <w:t>"كُنَّا"</w:t>
       </w:r>
       <w:r>
@@ -16863,6 +19345,23 @@
           <w:b/>
           <w:lang w:val="ar_AE" w:bidi="ar_AE"/>
         </w:rPr>
+        <w:t>πλανώμενοι, δουλεύοντες ἐπιθυμίαις καὶ ἡδοναῖς ποικίλαις</w:t>
+      </w:r>
+    </w:p>
+    <w:p>
+      <w:pPr>
+        <w:bidi/>
+      </w:pPr>
+      <w:r>
+        <w:rPr>
+          <w:lang w:val="ar_AE" w:bidi="ar_AE"/>
+        </w:rPr>
+      </w:r>
+      <w:r>
+        <w:rPr>
+          <w:b/>
+          <w:lang w:val="ar_AE" w:bidi="ar_AE"/>
+        </w:rPr>
         <w:t>"ضَالِّينَ، مُسْتَعْبَدِينَ لِشَهَوَاتٍ وَلَذَّاتٍ مُخْتَلِفَةٍ"</w:t>
       </w:r>
     </w:p>
@@ -16981,6 +19480,23 @@
           <w:b/>
           <w:lang w:val="ar_AE" w:bidi="ar_AE"/>
         </w:rPr>
+        <w:t>πλανώμενοι, δουλεύοντες ἐπιθυμίαις καὶ ἡδοναῖς ποικίλαις</w:t>
+      </w:r>
+    </w:p>
+    <w:p>
+      <w:pPr>
+        <w:bidi/>
+      </w:pPr>
+      <w:r>
+        <w:rPr>
+          <w:lang w:val="ar_AE" w:bidi="ar_AE"/>
+        </w:rPr>
+      </w:r>
+      <w:r>
+        <w:rPr>
+          <w:b/>
+          <w:lang w:val="ar_AE" w:bidi="ar_AE"/>
+        </w:rPr>
         <w:t>"ضَالِّينَ، مُسْتَعْبَدِينَ لِشَهَوَاتٍ وَلَذَّاتٍ مُخْتَلِفَةٍ"</w:t>
       </w:r>
     </w:p>
@@ -17073,6 +19589,23 @@
           <w:b/>
           <w:lang w:val="ar_AE" w:bidi="ar_AE"/>
         </w:rPr>
+        <w:t>ἐπιθυμίαις καὶ ἡδοναῖς ποικίλαις</w:t>
+      </w:r>
+    </w:p>
+    <w:p>
+      <w:pPr>
+        <w:bidi/>
+      </w:pPr>
+      <w:r>
+        <w:rPr>
+          <w:lang w:val="ar_AE" w:bidi="ar_AE"/>
+        </w:rPr>
+      </w:r>
+      <w:r>
+        <w:rPr>
+          <w:b/>
+          <w:lang w:val="ar_AE" w:bidi="ar_AE"/>
+        </w:rPr>
         <w:t>"لِشَهَوَاتٍ وَلَذَّاتٍ مُخْتَلِفَةٍ"</w:t>
       </w:r>
     </w:p>
@@ -17207,6 +19740,23 @@
           <w:b/>
           <w:lang w:val="ar_AE" w:bidi="ar_AE"/>
         </w:rPr>
+        <w:t>ἐν κακίᾳ καὶ φθόνῳ διάγοντες</w:t>
+      </w:r>
+    </w:p>
+    <w:p>
+      <w:pPr>
+        <w:bidi/>
+      </w:pPr>
+      <w:r>
+        <w:rPr>
+          <w:lang w:val="ar_AE" w:bidi="ar_AE"/>
+        </w:rPr>
+      </w:r>
+      <w:r>
+        <w:rPr>
+          <w:b/>
+          <w:lang w:val="ar_AE" w:bidi="ar_AE"/>
+        </w:rPr>
         <w:t>"عَائِشِينَ فِي الْخُبْثِ وَالْحَسَدِ"</w:t>
       </w:r>
     </w:p>
@@ -17390,6 +19940,23 @@
           <w:b/>
           <w:lang w:val="ar_AE" w:bidi="ar_AE"/>
         </w:rPr>
+        <w:t>στυγητοί</w:t>
+      </w:r>
+    </w:p>
+    <w:p>
+      <w:pPr>
+        <w:bidi/>
+      </w:pPr>
+      <w:r>
+        <w:rPr>
+          <w:lang w:val="ar_AE" w:bidi="ar_AE"/>
+        </w:rPr>
+      </w:r>
+      <w:r>
+        <w:rPr>
+          <w:b/>
+          <w:lang w:val="ar_AE" w:bidi="ar_AE"/>
+        </w:rPr>
         <w:t>"مَمْقُوتِينَ"</w:t>
       </w:r>
     </w:p>
@@ -17476,6 +20043,23 @@
           <w:b/>
           <w:lang w:val="ar_AE" w:bidi="ar_AE"/>
         </w:rPr>
+        <w:t>δὲ</w:t>
+      </w:r>
+    </w:p>
+    <w:p>
+      <w:pPr>
+        <w:bidi/>
+      </w:pPr>
+      <w:r>
+        <w:rPr>
+          <w:lang w:val="ar_AE" w:bidi="ar_AE"/>
+        </w:rPr>
+      </w:r>
+      <w:r>
+        <w:rPr>
+          <w:b/>
+          <w:lang w:val="ar_AE" w:bidi="ar_AE"/>
+        </w:rPr>
         <w:t>"وَلكِنْ"</w:t>
       </w:r>
     </w:p>
@@ -17581,6 +20165,23 @@
           <w:b/>
           <w:lang w:val="ar_AE" w:bidi="ar_AE"/>
         </w:rPr>
+        <w:t>ὅτε &amp; ἡ χρηστότης καὶ ἡ φιλανθρωπία ἐπεφάνη τοῦ Σωτῆρος ἡμῶν, Θεοῦ</w:t>
+      </w:r>
+    </w:p>
+    <w:p>
+      <w:pPr>
+        <w:bidi/>
+      </w:pPr>
+      <w:r>
+        <w:rPr>
+          <w:lang w:val="ar_AE" w:bidi="ar_AE"/>
+        </w:rPr>
+      </w:r>
+      <w:r>
+        <w:rPr>
+          <w:b/>
+          <w:lang w:val="ar_AE" w:bidi="ar_AE"/>
+        </w:rPr>
         <w:t>"حِينَ"</w:t>
       </w:r>
       <w:r>
@@ -17712,6 +20313,23 @@
           <w:b/>
           <w:lang w:val="ar_AE" w:bidi="ar_AE"/>
         </w:rPr>
+        <w:t>ὅτε &amp; ἡ χρηστότης καὶ ἡ φιλανθρωπία ἐπεφάνη τοῦ Σωτῆρος ἡμῶν, Θεοῦ</w:t>
+      </w:r>
+    </w:p>
+    <w:p>
+      <w:pPr>
+        <w:bidi/>
+      </w:pPr>
+      <w:r>
+        <w:rPr>
+          <w:lang w:val="ar_AE" w:bidi="ar_AE"/>
+        </w:rPr>
+      </w:r>
+      <w:r>
+        <w:rPr>
+          <w:b/>
+          <w:lang w:val="ar_AE" w:bidi="ar_AE"/>
+        </w:rPr>
         <w:t>"حِينَ"</w:t>
       </w:r>
       <w:r>
@@ -17843,6 +20461,23 @@
           <w:b/>
           <w:lang w:val="ar_AE" w:bidi="ar_AE"/>
         </w:rPr>
+        <w:t>ἡμῶν</w:t>
+      </w:r>
+    </w:p>
+    <w:p>
+      <w:pPr>
+        <w:bidi/>
+      </w:pPr>
+      <w:r>
+        <w:rPr>
+          <w:lang w:val="ar_AE" w:bidi="ar_AE"/>
+        </w:rPr>
+      </w:r>
+      <w:r>
+        <w:rPr>
+          <w:b/>
+          <w:lang w:val="ar_AE" w:bidi="ar_AE"/>
+        </w:rPr>
         <w:t>"مُخَلِّصِنَا"</w:t>
       </w:r>
     </w:p>
@@ -17948,6 +20583,23 @@
           <w:b/>
           <w:lang w:val="ar_AE" w:bidi="ar_AE"/>
         </w:rPr>
+        <w:t>ἔργων τῶν ἐν δικαιοσύνῃ</w:t>
+      </w:r>
+    </w:p>
+    <w:p>
+      <w:pPr>
+        <w:bidi/>
+      </w:pPr>
+      <w:r>
+        <w:rPr>
+          <w:lang w:val="ar_AE" w:bidi="ar_AE"/>
+        </w:rPr>
+      </w:r>
+      <w:r>
+        <w:rPr>
+          <w:b/>
+          <w:lang w:val="ar_AE" w:bidi="ar_AE"/>
+        </w:rPr>
         <w:t>"بِأَعْمَال فِي بِرّ"</w:t>
       </w:r>
     </w:p>
@@ -18053,6 +20705,23 @@
           <w:b/>
           <w:lang w:val="ar_AE" w:bidi="ar_AE"/>
         </w:rPr>
+        <w:t>κατὰ τὸ αὐτοῦ ἔλεος</w:t>
+      </w:r>
+    </w:p>
+    <w:p>
+      <w:pPr>
+        <w:bidi/>
+      </w:pPr>
+      <w:r>
+        <w:rPr>
+          <w:lang w:val="ar_AE" w:bidi="ar_AE"/>
+        </w:rPr>
+      </w:r>
+      <w:r>
+        <w:rPr>
+          <w:b/>
+          <w:lang w:val="ar_AE" w:bidi="ar_AE"/>
+        </w:rPr>
         <w:t>"بِمُقْتَضَى رَحْمَتِهِ"</w:t>
       </w:r>
     </w:p>
@@ -18158,6 +20827,23 @@
           <w:b/>
           <w:lang w:val="ar_AE" w:bidi="ar_AE"/>
         </w:rPr>
+        <w:t>λουτροῦ παλινγενεσίας</w:t>
+      </w:r>
+    </w:p>
+    <w:p>
+      <w:pPr>
+        <w:bidi/>
+      </w:pPr>
+      <w:r>
+        <w:rPr>
+          <w:lang w:val="ar_AE" w:bidi="ar_AE"/>
+        </w:rPr>
+      </w:r>
+      <w:r>
+        <w:rPr>
+          <w:b/>
+          <w:lang w:val="ar_AE" w:bidi="ar_AE"/>
+        </w:rPr>
         <w:t>"بِغُسْلِ"</w:t>
       </w:r>
     </w:p>
@@ -18276,6 +20962,23 @@
           <w:b/>
           <w:lang w:val="ar_AE" w:bidi="ar_AE"/>
         </w:rPr>
+        <w:t>οὗ ἐξέχεεν ἐφ’ ἡμᾶς πλουσίως,</w:t>
+      </w:r>
+    </w:p>
+    <w:p>
+      <w:pPr>
+        <w:bidi/>
+      </w:pPr>
+      <w:r>
+        <w:rPr>
+          <w:lang w:val="ar_AE" w:bidi="ar_AE"/>
+        </w:rPr>
+      </w:r>
+      <w:r>
+        <w:rPr>
+          <w:b/>
+          <w:lang w:val="ar_AE" w:bidi="ar_AE"/>
+        </w:rPr>
         <w:t>"الَّذِي سَكَبَهُ بِغِنًى عَلَيْنَا"</w:t>
       </w:r>
     </w:p>
@@ -18368,6 +21071,23 @@
           <w:b/>
           <w:lang w:val="ar_AE" w:bidi="ar_AE"/>
         </w:rPr>
+        <w:t>ἡμᾶς</w:t>
+      </w:r>
+    </w:p>
+    <w:p>
+      <w:pPr>
+        <w:bidi/>
+      </w:pPr>
+      <w:r>
+        <w:rPr>
+          <w:lang w:val="ar_AE" w:bidi="ar_AE"/>
+        </w:rPr>
+      </w:r>
+      <w:r>
+        <w:rPr>
+          <w:b/>
+          <w:lang w:val="ar_AE" w:bidi="ar_AE"/>
+        </w:rPr>
         <w:t>"عَلَيْنَا"</w:t>
       </w:r>
     </w:p>
@@ -18473,6 +21193,23 @@
           <w:b/>
           <w:lang w:val="ar_AE" w:bidi="ar_AE"/>
         </w:rPr>
+        <w:t>διὰ Ἰησοῦ Χριστοῦ, τοῦ Σωτῆρος ἡμῶν</w:t>
+      </w:r>
+    </w:p>
+    <w:p>
+      <w:pPr>
+        <w:bidi/>
+      </w:pPr>
+      <w:r>
+        <w:rPr>
+          <w:lang w:val="ar_AE" w:bidi="ar_AE"/>
+        </w:rPr>
+      </w:r>
+      <w:r>
+        <w:rPr>
+          <w:b/>
+          <w:lang w:val="ar_AE" w:bidi="ar_AE"/>
+        </w:rPr>
         <w:t>"بِيَسُوعَ الْمَسِيحِ مُخَلِّصِنَا"</w:t>
       </w:r>
     </w:p>
@@ -18559,6 +21296,23 @@
           <w:b/>
           <w:lang w:val="ar_AE" w:bidi="ar_AE"/>
         </w:rPr>
+        <w:t>ἡμῶν</w:t>
+      </w:r>
+    </w:p>
+    <w:p>
+      <w:pPr>
+        <w:bidi/>
+      </w:pPr>
+      <w:r>
+        <w:rPr>
+          <w:lang w:val="ar_AE" w:bidi="ar_AE"/>
+        </w:rPr>
+      </w:r>
+      <w:r>
+        <w:rPr>
+          <w:b/>
+          <w:lang w:val="ar_AE" w:bidi="ar_AE"/>
+        </w:rPr>
         <w:t>"مُخَلِّصِنَا"</w:t>
       </w:r>
     </w:p>
@@ -18680,6 +21434,23 @@
           <w:b/>
           <w:lang w:val="ar_AE" w:bidi="ar_AE"/>
         </w:rPr>
+        <w:t>ἵνα</w:t>
+      </w:r>
+    </w:p>
+    <w:p>
+      <w:pPr>
+        <w:bidi/>
+      </w:pPr>
+      <w:r>
+        <w:rPr>
+          <w:lang w:val="ar_AE" w:bidi="ar_AE"/>
+        </w:rPr>
+      </w:r>
+      <w:r>
+        <w:rPr>
+          <w:b/>
+          <w:lang w:val="ar_AE" w:bidi="ar_AE"/>
+        </w:rPr>
         <w:t>"حَتَّى"</w:t>
       </w:r>
     </w:p>
@@ -18811,6 +21582,23 @@
           <w:b/>
           <w:lang w:val="ar_AE" w:bidi="ar_AE"/>
         </w:rPr>
+        <w:t>δικαιωθέντες</w:t>
+      </w:r>
+    </w:p>
+    <w:p>
+      <w:pPr>
+        <w:bidi/>
+      </w:pPr>
+      <w:r>
+        <w:rPr>
+          <w:lang w:val="ar_AE" w:bidi="ar_AE"/>
+        </w:rPr>
+      </w:r>
+      <w:r>
+        <w:rPr>
+          <w:b/>
+          <w:lang w:val="ar_AE" w:bidi="ar_AE"/>
+        </w:rPr>
         <w:t>"تَبَرَّرْنَا"</w:t>
       </w:r>
     </w:p>
@@ -18903,6 +21691,23 @@
           <w:b/>
           <w:lang w:val="ar_AE" w:bidi="ar_AE"/>
         </w:rPr>
+        <w:t>τῇ ἐκείνου χάριτι</w:t>
+      </w:r>
+    </w:p>
+    <w:p>
+      <w:pPr>
+        <w:bidi/>
+      </w:pPr>
+      <w:r>
+        <w:rPr>
+          <w:lang w:val="ar_AE" w:bidi="ar_AE"/>
+        </w:rPr>
+      </w:r>
+      <w:r>
+        <w:rPr>
+          <w:b/>
+          <w:lang w:val="ar_AE" w:bidi="ar_AE"/>
+        </w:rPr>
         <w:t>"بِنِعْمَتِهِ"</w:t>
       </w:r>
     </w:p>
@@ -19008,6 +21813,23 @@
           <w:b/>
           <w:lang w:val="ar_AE" w:bidi="ar_AE"/>
         </w:rPr>
+        <w:t>ἐκείνου</w:t>
+      </w:r>
+    </w:p>
+    <w:p>
+      <w:pPr>
+        <w:bidi/>
+      </w:pPr>
+      <w:r>
+        <w:rPr>
+          <w:lang w:val="ar_AE" w:bidi="ar_AE"/>
+        </w:rPr>
+      </w:r>
+      <w:r>
+        <w:rPr>
+          <w:b/>
+          <w:lang w:val="ar_AE" w:bidi="ar_AE"/>
+        </w:rPr>
         <w:t>"بِنِعْمَتِهِ"</w:t>
       </w:r>
     </w:p>
@@ -19126,6 +21948,23 @@
           <w:b/>
           <w:lang w:val="ar_AE" w:bidi="ar_AE"/>
         </w:rPr>
+        <w:t>κληρονόμοι γενηθῶμεν, κατ’ ἐλπίδα ζωῆς αἰωνίου</w:t>
+      </w:r>
+    </w:p>
+    <w:p>
+      <w:pPr>
+        <w:bidi/>
+      </w:pPr>
+      <w:r>
+        <w:rPr>
+          <w:lang w:val="ar_AE" w:bidi="ar_AE"/>
+        </w:rPr>
+      </w:r>
+      <w:r>
+        <w:rPr>
+          <w:b/>
+          <w:lang w:val="ar_AE" w:bidi="ar_AE"/>
+        </w:rPr>
         <w:t>"نَصِيرُ وَرَثَةً حَسَبَ رَجَاءِ الْحَيَاةِ الأَبَدِيَّةِ"</w:t>
       </w:r>
     </w:p>
@@ -19218,6 +22057,23 @@
           <w:b/>
           <w:lang w:val="ar_AE" w:bidi="ar_AE"/>
         </w:rPr>
+        <w:t>ὁ λόγος</w:t>
+      </w:r>
+    </w:p>
+    <w:p>
+      <w:pPr>
+        <w:bidi/>
+      </w:pPr>
+      <w:r>
+        <w:rPr>
+          <w:lang w:val="ar_AE" w:bidi="ar_AE"/>
+        </w:rPr>
+      </w:r>
+      <w:r>
+        <w:rPr>
+          <w:b/>
+          <w:lang w:val="ar_AE" w:bidi="ar_AE"/>
+        </w:rPr>
         <w:t>"هِيَ الْكَلِمَةُ"</w:t>
       </w:r>
     </w:p>
@@ -19317,6 +22173,23 @@
           <w:b/>
           <w:lang w:val="ar_AE" w:bidi="ar_AE"/>
         </w:rPr>
+        <w:t>τούτων</w:t>
+      </w:r>
+    </w:p>
+    <w:p>
+      <w:pPr>
+        <w:bidi/>
+      </w:pPr>
+      <w:r>
+        <w:rPr>
+          <w:lang w:val="ar_AE" w:bidi="ar_AE"/>
+        </w:rPr>
+      </w:r>
+      <w:r>
+        <w:rPr>
+          <w:b/>
+          <w:lang w:val="ar_AE" w:bidi="ar_AE"/>
+        </w:rPr>
         <w:t>"هذِهِ الأُمُورَ"</w:t>
       </w:r>
     </w:p>
@@ -19422,6 +22295,23 @@
           <w:b/>
           <w:lang w:val="ar_AE" w:bidi="ar_AE"/>
         </w:rPr>
+        <w:t>φροντίζωσιν καλῶν ἔργων, προΐστασθαι</w:t>
+      </w:r>
+    </w:p>
+    <w:p>
+      <w:pPr>
+        <w:bidi/>
+      </w:pPr>
+      <w:r>
+        <w:rPr>
+          <w:lang w:val="ar_AE" w:bidi="ar_AE"/>
+        </w:rPr>
+      </w:r>
+      <w:r>
+        <w:rPr>
+          <w:b/>
+          <w:lang w:val="ar_AE" w:bidi="ar_AE"/>
+        </w:rPr>
         <w:t>"لِكَيْ يَهْتَمَّ الَّذِينَ آمَنُوا بِاللهِ أَنْ يُمَارِسُوا أَعْمَالًا حَسَنَةً"</w:t>
       </w:r>
     </w:p>
@@ -19508,6 +22398,23 @@
           <w:b/>
           <w:lang w:val="ar_AE" w:bidi="ar_AE"/>
         </w:rPr>
+        <w:t>τοῖς ἀνθρώποις</w:t>
+      </w:r>
+    </w:p>
+    <w:p>
+      <w:pPr>
+        <w:bidi/>
+      </w:pPr>
+      <w:r>
+        <w:rPr>
+          <w:lang w:val="ar_AE" w:bidi="ar_AE"/>
+        </w:rPr>
+      </w:r>
+      <w:r>
+        <w:rPr>
+          <w:b/>
+          <w:lang w:val="ar_AE" w:bidi="ar_AE"/>
+        </w:rPr>
         <w:t>"لِلنَّاسِ"</w:t>
       </w:r>
     </w:p>
@@ -19613,6 +22520,23 @@
           <w:b/>
           <w:lang w:val="ar_AE" w:bidi="ar_AE"/>
         </w:rPr>
+        <w:t>δὲ &amp; περιΐστασο</w:t>
+      </w:r>
+    </w:p>
+    <w:p>
+      <w:pPr>
+        <w:bidi/>
+      </w:pPr>
+      <w:r>
+        <w:rPr>
+          <w:lang w:val="ar_AE" w:bidi="ar_AE"/>
+        </w:rPr>
+      </w:r>
+      <w:r>
+        <w:rPr>
+          <w:b/>
+          <w:lang w:val="ar_AE" w:bidi="ar_AE"/>
+        </w:rPr>
         <w:t>"وَأَمَّا"</w:t>
       </w:r>
       <w:r>
@@ -19731,6 +22655,23 @@
           <w:b/>
           <w:lang w:val="ar_AE" w:bidi="ar_AE"/>
         </w:rPr>
+        <w:t>μωρὰς &amp; ζητήσεις</w:t>
+      </w:r>
+    </w:p>
+    <w:p>
+      <w:pPr>
+        <w:bidi/>
+      </w:pPr>
+      <w:r>
+        <w:rPr>
+          <w:lang w:val="ar_AE" w:bidi="ar_AE"/>
+        </w:rPr>
+      </w:r>
+      <w:r>
+        <w:rPr>
+          <w:b/>
+          <w:lang w:val="ar_AE" w:bidi="ar_AE"/>
+        </w:rPr>
         <w:t>"الْغَبِيَّةُ"</w:t>
       </w:r>
       <w:r>
@@ -19830,6 +22771,23 @@
           <w:b/>
           <w:lang w:val="ar_AE" w:bidi="ar_AE"/>
         </w:rPr>
+        <w:t>γενεαλογίας</w:t>
+      </w:r>
+    </w:p>
+    <w:p>
+      <w:pPr>
+        <w:bidi/>
+      </w:pPr>
+      <w:r>
+        <w:rPr>
+          <w:lang w:val="ar_AE" w:bidi="ar_AE"/>
+        </w:rPr>
+      </w:r>
+      <w:r>
+        <w:rPr>
+          <w:b/>
+          <w:lang w:val="ar_AE" w:bidi="ar_AE"/>
+        </w:rPr>
         <w:t>"وَالأَنْسَابُ"</w:t>
       </w:r>
     </w:p>
@@ -19935,6 +22893,23 @@
           <w:b/>
           <w:lang w:val="ar_AE" w:bidi="ar_AE"/>
         </w:rPr>
+        <w:t>ἔρεις</w:t>
+      </w:r>
+    </w:p>
+    <w:p>
+      <w:pPr>
+        <w:bidi/>
+      </w:pPr>
+      <w:r>
+        <w:rPr>
+          <w:lang w:val="ar_AE" w:bidi="ar_AE"/>
+        </w:rPr>
+      </w:r>
+      <w:r>
+        <w:rPr>
+          <w:b/>
+          <w:lang w:val="ar_AE" w:bidi="ar_AE"/>
+        </w:rPr>
         <w:t>"وَالْخُصُومَاتُ"</w:t>
       </w:r>
     </w:p>
@@ -20053,6 +23028,23 @@
           <w:b/>
           <w:lang w:val="ar_AE" w:bidi="ar_AE"/>
         </w:rPr>
+        <w:t>νομικὰς</w:t>
+      </w:r>
+    </w:p>
+    <w:p>
+      <w:pPr>
+        <w:bidi/>
+      </w:pPr>
+      <w:r>
+        <w:rPr>
+          <w:lang w:val="ar_AE" w:bidi="ar_AE"/>
+        </w:rPr>
+      </w:r>
+      <w:r>
+        <w:rPr>
+          <w:b/>
+          <w:lang w:val="ar_AE" w:bidi="ar_AE"/>
+        </w:rPr>
         <w:t>"النَّامُوسِيةُ"</w:t>
       </w:r>
     </w:p>
@@ -20145,6 +23137,23 @@
           <w:b/>
           <w:lang w:val="ar_AE" w:bidi="ar_AE"/>
         </w:rPr>
+        <w:t>αἱρετικὸν ἄνθρωπον &amp; παραιτοῦ</w:t>
+      </w:r>
+    </w:p>
+    <w:p>
+      <w:pPr>
+        <w:bidi/>
+      </w:pPr>
+      <w:r>
+        <w:rPr>
+          <w:lang w:val="ar_AE" w:bidi="ar_AE"/>
+        </w:rPr>
+      </w:r>
+      <w:r>
+        <w:rPr>
+          <w:b/>
+          <w:lang w:val="ar_AE" w:bidi="ar_AE"/>
+        </w:rPr>
         <w:t>"اَلرَّجُلُ الْمُبْتَدِعُ"</w:t>
       </w:r>
       <w:r>
@@ -20250,6 +23259,23 @@
           <w:b/>
           <w:lang w:val="ar_AE" w:bidi="ar_AE"/>
         </w:rPr>
+        <w:t>μετὰ μίαν καὶ δευτέραν νουθεσίαν</w:t>
+      </w:r>
+    </w:p>
+    <w:p>
+      <w:pPr>
+        <w:bidi/>
+      </w:pPr>
+      <w:r>
+        <w:rPr>
+          <w:lang w:val="ar_AE" w:bidi="ar_AE"/>
+        </w:rPr>
+      </w:r>
+      <w:r>
+        <w:rPr>
+          <w:b/>
+          <w:lang w:val="ar_AE" w:bidi="ar_AE"/>
+        </w:rPr>
         <w:t>"بَعْدَ الإِنْذَارِ مَرَّةً وَمَرَّتَيْنِ"</w:t>
       </w:r>
     </w:p>
@@ -20342,6 +23368,23 @@
           <w:b/>
           <w:lang w:val="ar_AE" w:bidi="ar_AE"/>
         </w:rPr>
+        <w:t>ὁ τοιοῦτος</w:t>
+      </w:r>
+    </w:p>
+    <w:p>
+      <w:pPr>
+        <w:bidi/>
+      </w:pPr>
+      <w:r>
+        <w:rPr>
+          <w:lang w:val="ar_AE" w:bidi="ar_AE"/>
+        </w:rPr>
+      </w:r>
+      <w:r>
+        <w:rPr>
+          <w:b/>
+          <w:lang w:val="ar_AE" w:bidi="ar_AE"/>
+        </w:rPr>
         <w:t>"مِثْلَ هذَا"</w:t>
       </w:r>
     </w:p>
@@ -20428,6 +23471,23 @@
           <w:b/>
           <w:lang w:val="ar_AE" w:bidi="ar_AE"/>
         </w:rPr>
+        <w:t>ἐξέστραπται</w:t>
+      </w:r>
+    </w:p>
+    <w:p>
+      <w:pPr>
+        <w:bidi/>
+      </w:pPr>
+      <w:r>
+        <w:rPr>
+          <w:lang w:val="ar_AE" w:bidi="ar_AE"/>
+        </w:rPr>
+      </w:r>
+      <w:r>
+        <w:rPr>
+          <w:b/>
+          <w:lang w:val="ar_AE" w:bidi="ar_AE"/>
+        </w:rPr>
         <w:t>"انحرف"</w:t>
       </w:r>
     </w:p>
@@ -20533,6 +23593,23 @@
           <w:b/>
           <w:lang w:val="ar_AE" w:bidi="ar_AE"/>
         </w:rPr>
+        <w:t>ὢν αὐτοκατάκριτος</w:t>
+      </w:r>
+    </w:p>
+    <w:p>
+      <w:pPr>
+        <w:bidi/>
+      </w:pPr>
+      <w:r>
+        <w:rPr>
+          <w:lang w:val="ar_AE" w:bidi="ar_AE"/>
+        </w:rPr>
+      </w:r>
+      <w:r>
+        <w:rPr>
+          <w:b/>
+          <w:lang w:val="ar_AE" w:bidi="ar_AE"/>
+        </w:rPr>
         <w:t>"مَحْكُومًا عَلَيْهِ مِنْ نَفْسِهِ"</w:t>
       </w:r>
     </w:p>
@@ -20603,6 +23680,23 @@
           <w:b/>
           <w:lang w:val="ar_AE" w:bidi="ar_AE"/>
         </w:rPr>
+        <w:t>ὅταν πέμψω Ἀρτεμᾶν πρὸς σὲ ἢ Τυχικόν</w:t>
+      </w:r>
+    </w:p>
+    <w:p>
+      <w:pPr>
+        <w:bidi/>
+      </w:pPr>
+      <w:r>
+        <w:rPr>
+          <w:lang w:val="ar_AE" w:bidi="ar_AE"/>
+        </w:rPr>
+      </w:r>
+      <w:r>
+        <w:rPr>
+          <w:b/>
+          <w:lang w:val="ar_AE" w:bidi="ar_AE"/>
+        </w:rPr>
         <w:t>"حِينَمَا أُرْسِلُ إِلَيْكَ أَرْتِيمَاسَ أَوْ تِيخِيكُسَ"</w:t>
       </w:r>
     </w:p>
@@ -20695,6 +23789,23 @@
           <w:b/>
           <w:lang w:val="ar_AE" w:bidi="ar_AE"/>
         </w:rPr>
+        <w:t>Ἀρτεμᾶν &amp; Τυχικόν</w:t>
+      </w:r>
+    </w:p>
+    <w:p>
+      <w:pPr>
+        <w:bidi/>
+      </w:pPr>
+      <w:r>
+        <w:rPr>
+          <w:lang w:val="ar_AE" w:bidi="ar_AE"/>
+        </w:rPr>
+      </w:r>
+      <w:r>
+        <w:rPr>
+          <w:b/>
+          <w:lang w:val="ar_AE" w:bidi="ar_AE"/>
+        </w:rPr>
         <w:t>"أَرْتِيمَاس"</w:t>
       </w:r>
       <w:r>
@@ -20820,6 +23931,23 @@
           <w:b/>
           <w:lang w:val="ar_AE" w:bidi="ar_AE"/>
         </w:rPr>
+        <w:t>σπούδασον ἐλθεῖν</w:t>
+      </w:r>
+    </w:p>
+    <w:p>
+      <w:pPr>
+        <w:bidi/>
+      </w:pPr>
+      <w:r>
+        <w:rPr>
+          <w:lang w:val="ar_AE" w:bidi="ar_AE"/>
+        </w:rPr>
+      </w:r>
+      <w:r>
+        <w:rPr>
+          <w:b/>
+          <w:lang w:val="ar_AE" w:bidi="ar_AE"/>
+        </w:rPr>
         <w:t>" بَادِرْ أَنْ تَأْتِيَ"</w:t>
       </w:r>
     </w:p>
@@ -20890,6 +24018,23 @@
           <w:b/>
           <w:lang w:val="ar_AE" w:bidi="ar_AE"/>
         </w:rPr>
+        <w:t>σπούδασον</w:t>
+      </w:r>
+    </w:p>
+    <w:p>
+      <w:pPr>
+        <w:bidi/>
+      </w:pPr>
+      <w:r>
+        <w:rPr>
+          <w:lang w:val="ar_AE" w:bidi="ar_AE"/>
+        </w:rPr>
+      </w:r>
+      <w:r>
+        <w:rPr>
+          <w:b/>
+          <w:lang w:val="ar_AE" w:bidi="ar_AE"/>
+        </w:rPr>
         <w:t>"بَادِرْ"</w:t>
       </w:r>
     </w:p>
@@ -20995,6 +24140,23 @@
           <w:b/>
           <w:lang w:val="ar_AE" w:bidi="ar_AE"/>
         </w:rPr>
+        <w:t>σπουδαίως πρόπεμψον</w:t>
+      </w:r>
+    </w:p>
+    <w:p>
+      <w:pPr>
+        <w:bidi/>
+      </w:pPr>
+      <w:r>
+        <w:rPr>
+          <w:lang w:val="ar_AE" w:bidi="ar_AE"/>
+        </w:rPr>
+      </w:r>
+      <w:r>
+        <w:rPr>
+          <w:b/>
+          <w:lang w:val="ar_AE" w:bidi="ar_AE"/>
+        </w:rPr>
         <w:t>"جَهِّزْ.. بِاجْتِهَادٍ"</w:t>
       </w:r>
     </w:p>
@@ -21100,6 +24262,23 @@
           <w:b/>
           <w:lang w:val="ar_AE" w:bidi="ar_AE"/>
         </w:rPr>
+        <w:t>Ζηνᾶν &amp; Ἀπολλῶν</w:t>
+      </w:r>
+    </w:p>
+    <w:p>
+      <w:pPr>
+        <w:bidi/>
+      </w:pPr>
+      <w:r>
+        <w:rPr>
+          <w:lang w:val="ar_AE" w:bidi="ar_AE"/>
+        </w:rPr>
+      </w:r>
+      <w:r>
+        <w:rPr>
+          <w:b/>
+          <w:lang w:val="ar_AE" w:bidi="ar_AE"/>
+        </w:rPr>
         <w:t>"زِينَاس"</w:t>
       </w:r>
       <w:r>
@@ -21225,6 +24404,23 @@
           <w:b/>
           <w:lang w:val="ar_AE" w:bidi="ar_AE"/>
         </w:rPr>
+        <w:t>καὶ Ἀπολλῶν</w:t>
+      </w:r>
+    </w:p>
+    <w:p>
+      <w:pPr>
+        <w:bidi/>
+      </w:pPr>
+      <w:r>
+        <w:rPr>
+          <w:lang w:val="ar_AE" w:bidi="ar_AE"/>
+        </w:rPr>
+      </w:r>
+      <w:r>
+        <w:rPr>
+          <w:b/>
+          <w:lang w:val="ar_AE" w:bidi="ar_AE"/>
+        </w:rPr>
         <w:t>"وَأَبُلُّوس"</w:t>
       </w:r>
     </w:p>
@@ -21295,6 +24491,23 @@
           <w:b/>
           <w:lang w:val="ar_AE" w:bidi="ar_AE"/>
         </w:rPr>
+        <w:t>ἵνα μηδὲν αὐτοῖς λείπῃ</w:t>
+      </w:r>
+    </w:p>
+    <w:p>
+      <w:pPr>
+        <w:bidi/>
+      </w:pPr>
+      <w:r>
+        <w:rPr>
+          <w:lang w:val="ar_AE" w:bidi="ar_AE"/>
+        </w:rPr>
+      </w:r>
+      <w:r>
+        <w:rPr>
+          <w:b/>
+          <w:lang w:val="ar_AE" w:bidi="ar_AE"/>
+        </w:rPr>
         <w:t>"حَتَّى لاَ يُعْوِزَهُمَا شَيْءٌ"</w:t>
       </w:r>
     </w:p>
@@ -21400,6 +24613,23 @@
           <w:b/>
           <w:lang w:val="ar_AE" w:bidi="ar_AE"/>
         </w:rPr>
+        <w:t>ἵνα μηδὲν αὐτοῖς λείπῃ</w:t>
+      </w:r>
+    </w:p>
+    <w:p>
+      <w:pPr>
+        <w:bidi/>
+      </w:pPr>
+      <w:r>
+        <w:rPr>
+          <w:lang w:val="ar_AE" w:bidi="ar_AE"/>
+        </w:rPr>
+      </w:r>
+      <w:r>
+        <w:rPr>
+          <w:b/>
+          <w:lang w:val="ar_AE" w:bidi="ar_AE"/>
+        </w:rPr>
         <w:t>"حَتَّى لاَ يُعْوِزَهُمَا شَيْءٌ"</w:t>
       </w:r>
     </w:p>
@@ -21492,6 +24722,23 @@
           <w:b/>
           <w:lang w:val="ar_AE" w:bidi="ar_AE"/>
         </w:rPr>
+        <w:t>οἱ ἡμέτεροι</w:t>
+      </w:r>
+    </w:p>
+    <w:p>
+      <w:pPr>
+        <w:bidi/>
+      </w:pPr>
+      <w:r>
+        <w:rPr>
+          <w:lang w:val="ar_AE" w:bidi="ar_AE"/>
+        </w:rPr>
+      </w:r>
+      <w:r>
+        <w:rPr>
+          <w:b/>
+          <w:lang w:val="ar_AE" w:bidi="ar_AE"/>
+        </w:rPr>
         <w:t>"مَنْ لَنَا"</w:t>
       </w:r>
     </w:p>
@@ -21597,6 +24844,23 @@
           <w:b/>
           <w:lang w:val="ar_AE" w:bidi="ar_AE"/>
         </w:rPr>
+        <w:t>οἱ ἡμέτεροι</w:t>
+      </w:r>
+    </w:p>
+    <w:p>
+      <w:pPr>
+        <w:bidi/>
+      </w:pPr>
+      <w:r>
+        <w:rPr>
+          <w:lang w:val="ar_AE" w:bidi="ar_AE"/>
+        </w:rPr>
+      </w:r>
+      <w:r>
+        <w:rPr>
+          <w:b/>
+          <w:lang w:val="ar_AE" w:bidi="ar_AE"/>
+        </w:rPr>
         <w:t>"مَنْ لَنَا"</w:t>
       </w:r>
     </w:p>
@@ -21702,6 +24966,23 @@
           <w:b/>
           <w:lang w:val="ar_AE" w:bidi="ar_AE"/>
         </w:rPr>
+        <w:t>εἰς τὰς ἀναγκαίας χρείας</w:t>
+      </w:r>
+    </w:p>
+    <w:p>
+      <w:pPr>
+        <w:bidi/>
+      </w:pPr>
+      <w:r>
+        <w:rPr>
+          <w:lang w:val="ar_AE" w:bidi="ar_AE"/>
+        </w:rPr>
+      </w:r>
+      <w:r>
+        <w:rPr>
+          <w:b/>
+          <w:lang w:val="ar_AE" w:bidi="ar_AE"/>
+        </w:rPr>
         <w:t>" لِلْحَاجَاتِ الضَّرُورِيَّةِ"</w:t>
       </w:r>
     </w:p>
@@ -21807,6 +25088,23 @@
           <w:b/>
           <w:lang w:val="ar_AE" w:bidi="ar_AE"/>
         </w:rPr>
+        <w:t>ἵνα μὴ ὦσιν ἄκαρποι</w:t>
+      </w:r>
+    </w:p>
+    <w:p>
+      <w:pPr>
+        <w:bidi/>
+      </w:pPr>
+      <w:r>
+        <w:rPr>
+          <w:lang w:val="ar_AE" w:bidi="ar_AE"/>
+        </w:rPr>
+      </w:r>
+      <w:r>
+        <w:rPr>
+          <w:b/>
+          <w:lang w:val="ar_AE" w:bidi="ar_AE"/>
+        </w:rPr>
         <w:t>"حَتَّى لاَ يَكُونُوا بِلاَ ثَمَرٍ"</w:t>
       </w:r>
     </w:p>
@@ -21899,6 +25197,23 @@
           <w:b/>
           <w:lang w:val="ar_AE" w:bidi="ar_AE"/>
         </w:rPr>
+        <w:t>ἵνα μὴ ὦσιν ἄκαρποι</w:t>
+      </w:r>
+    </w:p>
+    <w:p>
+      <w:pPr>
+        <w:bidi/>
+      </w:pPr>
+      <w:r>
+        <w:rPr>
+          <w:lang w:val="ar_AE" w:bidi="ar_AE"/>
+        </w:rPr>
+      </w:r>
+      <w:r>
+        <w:rPr>
+          <w:b/>
+          <w:lang w:val="ar_AE" w:bidi="ar_AE"/>
+        </w:rPr>
         <w:t>"حَتَّى لاَ يَكُونُوا بِلاَ ثَمَرٍ"</w:t>
       </w:r>
     </w:p>
@@ -21991,6 +25306,23 @@
           <w:b/>
           <w:lang w:val="ar_AE" w:bidi="ar_AE"/>
         </w:rPr>
+        <w:t>ἀσπάζονταί σε</w:t>
+      </w:r>
+    </w:p>
+    <w:p>
+      <w:pPr>
+        <w:bidi/>
+      </w:pPr>
+      <w:r>
+        <w:rPr>
+          <w:lang w:val="ar_AE" w:bidi="ar_AE"/>
+        </w:rPr>
+      </w:r>
+      <w:r>
+        <w:rPr>
+          <w:b/>
+          <w:lang w:val="ar_AE" w:bidi="ar_AE"/>
+        </w:rPr>
         <w:t>"يُسَلِّم عَلَيْك"</w:t>
       </w:r>
     </w:p>
@@ -22096,6 +25428,23 @@
           <w:b/>
           <w:lang w:val="ar_AE" w:bidi="ar_AE"/>
         </w:rPr>
+        <w:t>οἱ μετ’ ἐμοῦ πάντες</w:t>
+      </w:r>
+    </w:p>
+    <w:p>
+      <w:pPr>
+        <w:bidi/>
+      </w:pPr>
+      <w:r>
+        <w:rPr>
+          <w:lang w:val="ar_AE" w:bidi="ar_AE"/>
+        </w:rPr>
+      </w:r>
+      <w:r>
+        <w:rPr>
+          <w:b/>
+          <w:lang w:val="ar_AE" w:bidi="ar_AE"/>
+        </w:rPr>
         <w:t>"الَّذِينَ مَعِي جَمِيعًا"</w:t>
       </w:r>
     </w:p>
@@ -22188,6 +25537,23 @@
           <w:b/>
           <w:lang w:val="ar_AE" w:bidi="ar_AE"/>
         </w:rPr>
+        <w:t>τοὺς φιλοῦντας ἡμᾶς ἐν πίστει</w:t>
+      </w:r>
+    </w:p>
+    <w:p>
+      <w:pPr>
+        <w:bidi/>
+      </w:pPr>
+      <w:r>
+        <w:rPr>
+          <w:lang w:val="ar_AE" w:bidi="ar_AE"/>
+        </w:rPr>
+      </w:r>
+      <w:r>
+        <w:rPr>
+          <w:b/>
+          <w:lang w:val="ar_AE" w:bidi="ar_AE"/>
+        </w:rPr>
         <w:t>"الَّذِينَ يُحِبُّونَنَا فِي الإِيمَانِ"</w:t>
       </w:r>
     </w:p>
@@ -22293,6 +25659,23 @@
           <w:b/>
           <w:lang w:val="ar_AE" w:bidi="ar_AE"/>
         </w:rPr>
+        <w:t>ἡμᾶς</w:t>
+      </w:r>
+    </w:p>
+    <w:p>
+      <w:pPr>
+        <w:bidi/>
+      </w:pPr>
+      <w:r>
+        <w:rPr>
+          <w:lang w:val="ar_AE" w:bidi="ar_AE"/>
+        </w:rPr>
+      </w:r>
+      <w:r>
+        <w:rPr>
+          <w:b/>
+          <w:lang w:val="ar_AE" w:bidi="ar_AE"/>
+        </w:rPr>
         <w:t>"يحبوننا"</w:t>
       </w:r>
     </w:p>
@@ -22411,6 +25794,23 @@
           <w:b/>
           <w:lang w:val="ar_AE" w:bidi="ar_AE"/>
         </w:rPr>
+        <w:t>ἡ χάρις μετὰ πάντων ὑμῶν</w:t>
+      </w:r>
+    </w:p>
+    <w:p>
+      <w:pPr>
+        <w:bidi/>
+      </w:pPr>
+      <w:r>
+        <w:rPr>
+          <w:lang w:val="ar_AE" w:bidi="ar_AE"/>
+        </w:rPr>
+      </w:r>
+      <w:r>
+        <w:rPr>
+          <w:b/>
+          <w:lang w:val="ar_AE" w:bidi="ar_AE"/>
+        </w:rPr>
         <w:t>"اَلنِّعْمَةُ مَعَ جَمِيعِكُمْ"</w:t>
       </w:r>
     </w:p>
@@ -22487,6 +25887,23 @@
         <w:rPr>
           <w:lang w:val="ar_AE" w:bidi="ar_AE"/>
         </w:rPr>
+      </w:r>
+    </w:p>
+    <w:p>
+      <w:pPr>
+        <w:bidi/>
+      </w:pPr>
+      <w:r>
+        <w:rPr>
+          <w:lang w:val="ar_AE" w:bidi="ar_AE"/>
+        </w:rPr>
+      </w:r>
+      <w:r>
+        <w:rPr>
+          <w:b/>
+          <w:lang w:val="ar_AE" w:bidi="ar_AE"/>
+        </w:rPr>
+        <w:t>ὑμῶν</w:t>
       </w:r>
     </w:p>
     <w:p>

--- a/arb/docx/56.content.docx
+++ b/arb/docx/56.content.docx
@@ -610,7 +610,7 @@
           <w:b/>
           <w:lang w:val="ar_AE" w:bidi="ar_AE"/>
         </w:rPr>
-        <w:t>κατὰ πίστιν ἐκλεκτῶν Θεοῦ καὶ ἐπίγνωσιν ἀληθείας</w:t>
+        <w:t>κατὰ πίστιν ἐκλεκτῶν Θεοῦ, καὶ ἐπίγνωσιν ἀληθείας</w:t>
       </w:r>
     </w:p>
     <w:p>
@@ -9538,7 +9538,7 @@
           <w:b/>
           <w:lang w:val="ar_AE" w:bidi="ar_AE"/>
         </w:rPr>
-        <w:t>ὑγιαίνοντας τῇ πίστει τῇ ἀγάπῃ, τῇ ὑπομονῇ</w:t>
+        <w:t>ὑγιαίνοντας τῇ πίστει, τῇ ἀγάπῃ, τῇ ὑπομονῇ</w:t>
       </w:r>
     </w:p>
     <w:p>
@@ -14246,7 +14246,7 @@
           <w:b/>
           <w:lang w:val="ar_AE" w:bidi="ar_AE"/>
         </w:rPr>
-        <w:t>ἐπεφάνη γὰρ ἡ χάρις τοῦ Θεοῦ σωτήριος πᾶσιν ἀνθρώποις</w:t>
+        <w:t>ἐπεφάνη γὰρ ἡ χάρις τοῦ Θεοῦ, σωτήριος πᾶσιν ἀνθρώποις</w:t>
       </w:r>
     </w:p>
     <w:p>
@@ -15238,7 +15238,7 @@
           <w:b/>
           <w:lang w:val="ar_AE" w:bidi="ar_AE"/>
         </w:rPr>
-        <w:t>ἀσέβειαν &amp; εὐσεβῶς</w:t>
+        <w:t>τὴν ἀσέβειαν &amp; εὐσεβῶς</w:t>
       </w:r>
     </w:p>
     <w:p>
@@ -20962,7 +20962,7 @@
           <w:b/>
           <w:lang w:val="ar_AE" w:bidi="ar_AE"/>
         </w:rPr>
-        <w:t>οὗ ἐξέχεεν ἐφ’ ἡμᾶς πλουσίως,</w:t>
+        <w:t>οὗ ἐξέχεεν ἐφ’ ἡμᾶς πλουσίως</w:t>
       </w:r>
     </w:p>
     <w:p>

--- a/arb/docx/56.content.docx
+++ b/arb/docx/56.content.docx
@@ -588,6 +588,179 @@
         <w:rPr>
           <w:lang w:val="ar_AE" w:bidi="ar_AE"/>
         </w:rPr>
+        <w:t>تيطس - مقدمة أصحاح 1</w:t>
+      </w:r>
+      <w:r>
+        <w:rPr>
+          <w:lang w:val="ar_AE" w:bidi="ar_AE"/>
+        </w:rPr>
+      </w:r>
+    </w:p>
+    <w:p>
+      <w:pPr>
+        <w:pStyle w:val="Heading3"/>
+        <w:bidi/>
+      </w:pPr>
+      <w:r>
+        <w:rPr>
+          <w:lang w:val="ar_AE" w:bidi="ar_AE"/>
+        </w:rPr>
+        <w:t>البنية (الهيكل) والتنسيق</w:t>
+      </w:r>
+    </w:p>
+    <w:p>
+      <w:pPr>
+        <w:bidi/>
+      </w:pPr>
+      <w:r>
+        <w:rPr>
+          <w:lang w:val="ar_AE" w:bidi="ar_AE"/>
+        </w:rPr>
+      </w:r>
+      <w:r>
+        <w:rPr>
+          <w:lang w:val="ar_AE" w:bidi="ar_AE"/>
+        </w:rPr>
+        <w:t>يقوم بولس بتقديم هذه الرسالة بشكل رسمي في الآيات 1–4. وغالبًا ما كان الكُتّاب في الشرق الأدنى القديم يبدأون الرسائل بهذه الطريقة.</w:t>
+      </w:r>
+    </w:p>
+    <w:p>
+      <w:pPr>
+        <w:bidi/>
+      </w:pPr>
+      <w:r>
+        <w:rPr>
+          <w:lang w:val="ar_AE" w:bidi="ar_AE"/>
+        </w:rPr>
+      </w:r>
+      <w:r>
+        <w:rPr>
+          <w:lang w:val="ar_AE" w:bidi="ar_AE"/>
+        </w:rPr>
+        <w:t xml:space="preserve">في الآيات 6–9، يذكر بولس عدة صفات يجب أن يتحلى بها الرجل إذا أراد أن يكون شيخًا في الكنيسة. (انظر: </w:t>
+      </w:r>
+      <w:r>
+        <w:rPr>
+          <w:lang w:val="ar_AE" w:bidi="ar_AE"/>
+        </w:rPr>
+        <w:t>الأسماء المجردة</w:t>
+      </w:r>
+      <w:r>
+        <w:rPr>
+          <w:lang w:val="ar_AE" w:bidi="ar_AE"/>
+        </w:rPr>
+        <w:t>) يقدم بولس قائمة مشابهة في 1 تيموثاوس 3.</w:t>
+      </w:r>
+    </w:p>
+    <w:p>
+      <w:pPr>
+        <w:pStyle w:val="Heading3"/>
+        <w:bidi/>
+      </w:pPr>
+      <w:r>
+        <w:rPr>
+          <w:lang w:val="ar_AE" w:bidi="ar_AE"/>
+        </w:rPr>
+        <w:t>مفاهيم خاصة في هذا الأصحاح</w:t>
+      </w:r>
+    </w:p>
+    <w:p>
+      <w:pPr>
+        <w:pStyle w:val="Heading4"/>
+        <w:bidi/>
+      </w:pPr>
+      <w:r>
+        <w:rPr>
+          <w:lang w:val="ar_AE" w:bidi="ar_AE"/>
+        </w:rPr>
+        <w:t>الشيوخ</w:t>
+      </w:r>
+    </w:p>
+    <w:p>
+      <w:pPr>
+        <w:bidi/>
+      </w:pPr>
+      <w:r>
+        <w:rPr>
+          <w:lang w:val="ar_AE" w:bidi="ar_AE"/>
+        </w:rPr>
+      </w:r>
+      <w:r>
+        <w:rPr>
+          <w:lang w:val="ar_AE" w:bidi="ar_AE"/>
+        </w:rPr>
+        <w:t>استخدمت الكنيسة ألقاب مختلفة لقادتها، وتشمل بعض هذه الألقاب الناظر، والشيخ، والراعي، والأسقف.</w:t>
+      </w:r>
+    </w:p>
+    <w:p>
+      <w:pPr>
+        <w:pStyle w:val="Heading3"/>
+        <w:bidi/>
+      </w:pPr>
+      <w:r>
+        <w:rPr>
+          <w:lang w:val="ar_AE" w:bidi="ar_AE"/>
+        </w:rPr>
+        <w:t>صعوبات ترجمة أخرى محتملة في هذا الأصحاح</w:t>
+      </w:r>
+    </w:p>
+    <w:p>
+      <w:pPr>
+        <w:pStyle w:val="Heading4"/>
+        <w:bidi/>
+      </w:pPr>
+      <w:r>
+        <w:rPr>
+          <w:lang w:val="ar_AE" w:bidi="ar_AE"/>
+        </w:rPr>
+        <w:t>ينبغي، يمكن، يجب</w:t>
+      </w:r>
+    </w:p>
+    <w:p>
+      <w:pPr>
+        <w:bidi/>
+      </w:pPr>
+      <w:r>
+        <w:rPr>
+          <w:lang w:val="ar_AE" w:bidi="ar_AE"/>
+        </w:rPr>
+      </w:r>
+      <w:r>
+        <w:rPr>
+          <w:lang w:val="ar_AE" w:bidi="ar_AE"/>
+        </w:rPr>
+        <w:t>تستخدم ترجمة ULT كلمات مختلفة للإشارة إلى المتطلبات أو الالتزامات، وتتميز هذه الأفعال بمستويات متفاوتة من القوة المرتبطة بها. قد تكون الفروق الدقيقة بين هذه الأفعال صعبة الترجمة. تقوم ترجمة UST بترجمة هذه الأفعال بطريقة أكثر عمومية.</w:t>
+      </w:r>
+      <w:r>
+        <w:rPr>
+          <w:lang w:val="ar_AE" w:bidi="ar_AE"/>
+        </w:rPr>
+      </w:r>
+      <w:r>
+        <w:rPr>
+          <w:lang w:val="ar_AE" w:bidi="ar_AE"/>
+        </w:rPr>
+      </w:r>
+    </w:p>
+    <w:p>
+      <w:pPr>
+        <w:bidi/>
+      </w:pPr>
+      <w:r>
+        <w:rPr>
+          <w:lang w:val="ar_AE" w:bidi="ar_AE"/>
+        </w:rPr>
+      </w:r>
+    </w:p>
+    <w:p>
+      <w:pPr>
+        <w:pStyle w:val="Heading2"/>
+        <w:bidi/>
+      </w:pPr>
+      <w:r>
+        <w:rPr>
+          <w:lang w:val="ar_AE" w:bidi="ar_AE"/>
+        </w:rPr>
         <w:t>تيطس 1:1 (1#)</w:t>
       </w:r>
       <w:r>
@@ -8760,6 +8933,127 @@
         <w:rPr>
           <w:lang w:val="ar_AE" w:bidi="ar_AE"/>
         </w:rPr>
+        <w:t>تيطس - مقدمة أصحاح 2</w:t>
+      </w:r>
+      <w:r>
+        <w:rPr>
+          <w:lang w:val="ar_AE" w:bidi="ar_AE"/>
+        </w:rPr>
+      </w:r>
+    </w:p>
+    <w:p>
+      <w:pPr>
+        <w:bidi/>
+      </w:pPr>
+      <w:r>
+        <w:rPr>
+          <w:lang w:val="ar_AE" w:bidi="ar_AE"/>
+        </w:rPr>
+      </w:r>
+      <w:r>
+        <w:rPr>
+          <w:lang w:val="ar_AE" w:bidi="ar_AE"/>
+        </w:rPr>
+        <w:t>يستمر بولس في إعطاء تيطس الأسباب ليعظ بكلمة الله، ويوضح كيف ينبغي للأشياخ، والعجائز، والأحداث، والعبيد أو الخدم أن يعيشوا كمؤمنين.</w:t>
+      </w:r>
+    </w:p>
+    <w:p>
+      <w:pPr>
+        <w:pStyle w:val="Heading3"/>
+        <w:bidi/>
+      </w:pPr>
+      <w:r>
+        <w:rPr>
+          <w:lang w:val="ar_AE" w:bidi="ar_AE"/>
+        </w:rPr>
+        <w:t>مفاهيم خاصة في هذا الأصحاح</w:t>
+      </w:r>
+    </w:p>
+    <w:p>
+      <w:pPr>
+        <w:pStyle w:val="Heading4"/>
+        <w:bidi/>
+      </w:pPr>
+      <w:r>
+        <w:rPr>
+          <w:lang w:val="ar_AE" w:bidi="ar_AE"/>
+        </w:rPr>
+        <w:t>أدوار الجنسين</w:t>
+      </w:r>
+    </w:p>
+    <w:p>
+      <w:pPr>
+        <w:bidi/>
+      </w:pPr>
+      <w:r>
+        <w:rPr>
+          <w:lang w:val="ar_AE" w:bidi="ar_AE"/>
+        </w:rPr>
+      </w:r>
+      <w:r>
+        <w:rPr>
+          <w:lang w:val="ar_AE" w:bidi="ar_AE"/>
+        </w:rPr>
+        <w:t>العلماء منقسمون حول كيفية فهم هذا المقطع في سياقه التاريخي والثقافي. حيث يعتقد بعض العلماء أن الرجال والنساء متساوون تمامًا في جميع الأشياء، في حين يرى آخرون أن الله خلق الرجال والنساء ليؤدوا أدوارًا مختلفة بوضوح في الزواج والكنيسة. يجب على المترجمين أن يكونوا حذرين حتى لا يؤثر فهمهم لهذه القضية على كيفية ترجمتهم لهذا المقطع.</w:t>
+      </w:r>
+    </w:p>
+    <w:p>
+      <w:pPr>
+        <w:pStyle w:val="Heading4"/>
+        <w:bidi/>
+      </w:pPr>
+      <w:r>
+        <w:rPr>
+          <w:lang w:val="ar_AE" w:bidi="ar_AE"/>
+        </w:rPr>
+        <w:t>العبودية</w:t>
+      </w:r>
+    </w:p>
+    <w:p>
+      <w:pPr>
+        <w:bidi/>
+      </w:pPr>
+      <w:r>
+        <w:rPr>
+          <w:lang w:val="ar_AE" w:bidi="ar_AE"/>
+        </w:rPr>
+      </w:r>
+      <w:r>
+        <w:rPr>
+          <w:lang w:val="ar_AE" w:bidi="ar_AE"/>
+        </w:rPr>
+        <w:t>لا يتناول بولس في هذا الأصحاح مسألة ما إذا كانت العبودية جيدة أو سيئة؛ بل يوجه تعليماته للعبيد بأن يخدموا سادتهم بأمانة. كما يقوم بتعليم جميع المؤمنين أن يكونوا أتقياء ويعيشوا بشكل صحيح في كل موقف.</w:t>
+      </w:r>
+      <w:r>
+        <w:rPr>
+          <w:lang w:val="ar_AE" w:bidi="ar_AE"/>
+        </w:rPr>
+      </w:r>
+      <w:r>
+        <w:rPr>
+          <w:lang w:val="ar_AE" w:bidi="ar_AE"/>
+        </w:rPr>
+      </w:r>
+    </w:p>
+    <w:p>
+      <w:pPr>
+        <w:bidi/>
+      </w:pPr>
+      <w:r>
+        <w:rPr>
+          <w:lang w:val="ar_AE" w:bidi="ar_AE"/>
+        </w:rPr>
+      </w:r>
+    </w:p>
+    <w:p>
+      <w:pPr>
+        <w:pStyle w:val="Heading2"/>
+        <w:bidi/>
+      </w:pPr>
+      <w:r>
+        <w:rPr>
+          <w:lang w:val="ar_AE" w:bidi="ar_AE"/>
+        </w:rPr>
         <w:t>تيطس 1:2 (1#)</w:t>
       </w:r>
       <w:r>
@@ -17876,6 +18170,175 @@
         <w:rPr>
           <w:lang w:val="ar_AE" w:bidi="ar_AE"/>
         </w:rPr>
+        <w:t>تيطس - مقدمة أصحاح 3</w:t>
+      </w:r>
+      <w:r>
+        <w:rPr>
+          <w:lang w:val="ar_AE" w:bidi="ar_AE"/>
+        </w:rPr>
+      </w:r>
+    </w:p>
+    <w:p>
+      <w:pPr>
+        <w:pStyle w:val="Heading3"/>
+        <w:bidi/>
+      </w:pPr>
+      <w:r>
+        <w:rPr>
+          <w:lang w:val="ar_AE" w:bidi="ar_AE"/>
+        </w:rPr>
+        <w:t>البنية (الهيكل) والتنسيق</w:t>
+      </w:r>
+    </w:p>
+    <w:p>
+      <w:pPr>
+        <w:bidi/>
+      </w:pPr>
+      <w:r>
+        <w:rPr>
+          <w:lang w:val="ar_AE" w:bidi="ar_AE"/>
+        </w:rPr>
+      </w:r>
+      <w:r>
+        <w:rPr>
+          <w:lang w:val="ar_AE" w:bidi="ar_AE"/>
+        </w:rPr>
+        <w:t>في هذا الأصحاح، يستمر بولس في تقديم التعليمات لتيطس حول كيفية توجيه الشيوخ والأفراد الذين هم تحت رعايته في كريت.</w:t>
+      </w:r>
+    </w:p>
+    <w:p>
+      <w:pPr>
+        <w:bidi/>
+      </w:pPr>
+      <w:r>
+        <w:rPr>
+          <w:lang w:val="ar_AE" w:bidi="ar_AE"/>
+        </w:rPr>
+      </w:r>
+      <w:r>
+        <w:rPr>
+          <w:lang w:val="ar_AE" w:bidi="ar_AE"/>
+        </w:rPr>
+        <w:t>في الآيات 1–7، يشرح بولس كيف أن الروح القدس، برحمة الله، يجعل حياتنا جديدة ويدفعنا إلى العيش بطريقة جديدة.</w:t>
+      </w:r>
+    </w:p>
+    <w:p>
+      <w:pPr>
+        <w:bidi/>
+      </w:pPr>
+      <w:r>
+        <w:rPr>
+          <w:lang w:val="ar_AE" w:bidi="ar_AE"/>
+        </w:rPr>
+      </w:r>
+      <w:r>
+        <w:rPr>
+          <w:lang w:val="ar_AE" w:bidi="ar_AE"/>
+        </w:rPr>
+        <w:t>في الآيات 8–11 يوضح بولس الأمور التي ينبغي لتيطس تجنبها وكيف يتعامل مع الذين يثيرون الخلاف بين المؤمنين.</w:t>
+      </w:r>
+    </w:p>
+    <w:p>
+      <w:pPr>
+        <w:bidi/>
+      </w:pPr>
+      <w:r>
+        <w:rPr>
+          <w:lang w:val="ar_AE" w:bidi="ar_AE"/>
+        </w:rPr>
+      </w:r>
+      <w:r>
+        <w:rPr>
+          <w:lang w:val="ar_AE" w:bidi="ar_AE"/>
+        </w:rPr>
+        <w:t>في الآيات 12–15، يختتم بولس الرسالة بإخبار تيطس بما يجب أن يفعله بعد أن يعين شيوخًا في كريت وأيضًا بتقديم تحيات من الذين معه.</w:t>
+      </w:r>
+    </w:p>
+    <w:p>
+      <w:pPr>
+        <w:bidi/>
+      </w:pPr>
+      <w:r>
+        <w:rPr>
+          <w:lang w:val="ar_AE" w:bidi="ar_AE"/>
+        </w:rPr>
+      </w:r>
+      <w:r>
+        <w:rPr>
+          <w:lang w:val="ar_AE" w:bidi="ar_AE"/>
+        </w:rPr>
+        <w:t>تختتم الآية 15 هذه الرسالة بطريقة رسمية. وتُعدّ هذه الطريقة شائعة لختام الرسائل في الشرق الأدنى القديم.</w:t>
+      </w:r>
+    </w:p>
+    <w:p>
+      <w:pPr>
+        <w:pStyle w:val="Heading3"/>
+        <w:bidi/>
+      </w:pPr>
+      <w:r>
+        <w:rPr>
+          <w:lang w:val="ar_AE" w:bidi="ar_AE"/>
+        </w:rPr>
+        <w:t>مفاهيم خاصة في هذا الأصحاح</w:t>
+      </w:r>
+    </w:p>
+    <w:p>
+      <w:pPr>
+        <w:pStyle w:val="Heading4"/>
+        <w:bidi/>
+      </w:pPr>
+      <w:r>
+        <w:rPr>
+          <w:lang w:val="ar_AE" w:bidi="ar_AE"/>
+        </w:rPr>
+        <w:t>الأنساب</w:t>
+      </w:r>
+    </w:p>
+    <w:p>
+      <w:pPr>
+        <w:bidi/>
+      </w:pPr>
+      <w:r>
+        <w:rPr>
+          <w:lang w:val="ar_AE" w:bidi="ar_AE"/>
+        </w:rPr>
+      </w:r>
+      <w:r>
+        <w:rPr>
+          <w:lang w:val="ar_AE" w:bidi="ar_AE"/>
+        </w:rPr>
+        <w:t>الأنساب (الآية 9) هي قوائم تسجل أسلاف (أجداد) أو نسل (ذرية) الشخص كما توضح من أي سبط أو بيت ينحدر الشخص. على سبيل المثال، كان الكهنة ينتمون إلى سبط لاوي وبيت هارون. تضمنت بعض هذه القوائم قصصًا عن الأجداد وحتى عن كائنات روحية. وقد تم استخدام هذه القوائم والقصص للتجادل حول مصدر الأشياء ومدى أهمية الأشخاص المختلفين.</w:t>
+      </w:r>
+      <w:r>
+        <w:rPr>
+          <w:lang w:val="ar_AE" w:bidi="ar_AE"/>
+        </w:rPr>
+      </w:r>
+      <w:r>
+        <w:rPr>
+          <w:lang w:val="ar_AE" w:bidi="ar_AE"/>
+        </w:rPr>
+      </w:r>
+    </w:p>
+    <w:p>
+      <w:pPr>
+        <w:bidi/>
+      </w:pPr>
+      <w:r>
+        <w:rPr>
+          <w:lang w:val="ar_AE" w:bidi="ar_AE"/>
+        </w:rPr>
+      </w:r>
+    </w:p>
+    <w:p>
+      <w:pPr>
+        <w:pStyle w:val="Heading2"/>
+        <w:bidi/>
+      </w:pPr>
+      <w:r>
+        <w:rPr>
+          <w:lang w:val="ar_AE" w:bidi="ar_AE"/>
+        </w:rPr>
         <w:t>تيطس 1:3 (1#)</w:t>
       </w:r>
       <w:r>
@@ -25972,469 +26435,6 @@
           <w:lang w:val="ar_AE" w:bidi="ar_AE"/>
         </w:rPr>
         <w:t>أشكال "أنت" — المفرد</w:t>
-      </w:r>
-      <w:r>
-        <w:rPr>
-          <w:lang w:val="ar_AE" w:bidi="ar_AE"/>
-        </w:rPr>
-      </w:r>
-      <w:r>
-        <w:rPr>
-          <w:lang w:val="ar_AE" w:bidi="ar_AE"/>
-        </w:rPr>
-      </w:r>
-    </w:p>
-    <w:p>
-      <w:pPr>
-        <w:bidi/>
-      </w:pPr>
-      <w:r>
-        <w:rPr>
-          <w:lang w:val="ar_AE" w:bidi="ar_AE"/>
-        </w:rPr>
-      </w:r>
-    </w:p>
-    <w:p>
-      <w:pPr>
-        <w:pStyle w:val="Heading2"/>
-        <w:bidi/>
-      </w:pPr>
-      <w:r>
-        <w:rPr>
-          <w:lang w:val="ar_AE" w:bidi="ar_AE"/>
-        </w:rPr>
-        <w:t>تيطس - مقدمة أصحاح 1</w:t>
-      </w:r>
-      <w:r>
-        <w:rPr>
-          <w:lang w:val="ar_AE" w:bidi="ar_AE"/>
-        </w:rPr>
-      </w:r>
-    </w:p>
-    <w:p>
-      <w:pPr>
-        <w:pStyle w:val="Heading3"/>
-        <w:bidi/>
-      </w:pPr>
-      <w:r>
-        <w:rPr>
-          <w:lang w:val="ar_AE" w:bidi="ar_AE"/>
-        </w:rPr>
-        <w:t>البنية (الهيكل) والتنسيق</w:t>
-      </w:r>
-    </w:p>
-    <w:p>
-      <w:pPr>
-        <w:bidi/>
-      </w:pPr>
-      <w:r>
-        <w:rPr>
-          <w:lang w:val="ar_AE" w:bidi="ar_AE"/>
-        </w:rPr>
-      </w:r>
-      <w:r>
-        <w:rPr>
-          <w:lang w:val="ar_AE" w:bidi="ar_AE"/>
-        </w:rPr>
-        <w:t>يقوم بولس بتقديم هذه الرسالة بشكل رسمي في الآيات 1–4. وغالبًا ما كان الكُتّاب في الشرق الأدنى القديم يبدأون الرسائل بهذه الطريقة.</w:t>
-      </w:r>
-    </w:p>
-    <w:p>
-      <w:pPr>
-        <w:bidi/>
-      </w:pPr>
-      <w:r>
-        <w:rPr>
-          <w:lang w:val="ar_AE" w:bidi="ar_AE"/>
-        </w:rPr>
-      </w:r>
-      <w:r>
-        <w:rPr>
-          <w:lang w:val="ar_AE" w:bidi="ar_AE"/>
-        </w:rPr>
-        <w:t xml:space="preserve">في الآيات 6–9، يذكر بولس عدة صفات يجب أن يتحلى بها الرجل إذا أراد أن يكون شيخًا في الكنيسة. (انظر: </w:t>
-      </w:r>
-      <w:r>
-        <w:rPr>
-          <w:lang w:val="ar_AE" w:bidi="ar_AE"/>
-        </w:rPr>
-        <w:t>الأسماء المجردة</w:t>
-      </w:r>
-      <w:r>
-        <w:rPr>
-          <w:lang w:val="ar_AE" w:bidi="ar_AE"/>
-        </w:rPr>
-        <w:t>) يقدم بولس قائمة مشابهة في 1 تيموثاوس 3.</w:t>
-      </w:r>
-    </w:p>
-    <w:p>
-      <w:pPr>
-        <w:pStyle w:val="Heading3"/>
-        <w:bidi/>
-      </w:pPr>
-      <w:r>
-        <w:rPr>
-          <w:lang w:val="ar_AE" w:bidi="ar_AE"/>
-        </w:rPr>
-        <w:t>مفاهيم خاصة في هذا الأصحاح</w:t>
-      </w:r>
-    </w:p>
-    <w:p>
-      <w:pPr>
-        <w:pStyle w:val="Heading4"/>
-        <w:bidi/>
-      </w:pPr>
-      <w:r>
-        <w:rPr>
-          <w:lang w:val="ar_AE" w:bidi="ar_AE"/>
-        </w:rPr>
-        <w:t>الشيوخ</w:t>
-      </w:r>
-    </w:p>
-    <w:p>
-      <w:pPr>
-        <w:bidi/>
-      </w:pPr>
-      <w:r>
-        <w:rPr>
-          <w:lang w:val="ar_AE" w:bidi="ar_AE"/>
-        </w:rPr>
-      </w:r>
-      <w:r>
-        <w:rPr>
-          <w:lang w:val="ar_AE" w:bidi="ar_AE"/>
-        </w:rPr>
-        <w:t>استخدمت الكنيسة ألقاب مختلفة لقادتها، وتشمل بعض هذه الألقاب الناظر، والشيخ، والراعي، والأسقف.</w:t>
-      </w:r>
-    </w:p>
-    <w:p>
-      <w:pPr>
-        <w:pStyle w:val="Heading3"/>
-        <w:bidi/>
-      </w:pPr>
-      <w:r>
-        <w:rPr>
-          <w:lang w:val="ar_AE" w:bidi="ar_AE"/>
-        </w:rPr>
-        <w:t>صعوبات ترجمة أخرى محتملة في هذا الأصحاح</w:t>
-      </w:r>
-    </w:p>
-    <w:p>
-      <w:pPr>
-        <w:pStyle w:val="Heading4"/>
-        <w:bidi/>
-      </w:pPr>
-      <w:r>
-        <w:rPr>
-          <w:lang w:val="ar_AE" w:bidi="ar_AE"/>
-        </w:rPr>
-        <w:t>ينبغي، يمكن، يجب</w:t>
-      </w:r>
-    </w:p>
-    <w:p>
-      <w:pPr>
-        <w:bidi/>
-      </w:pPr>
-      <w:r>
-        <w:rPr>
-          <w:lang w:val="ar_AE" w:bidi="ar_AE"/>
-        </w:rPr>
-      </w:r>
-      <w:r>
-        <w:rPr>
-          <w:lang w:val="ar_AE" w:bidi="ar_AE"/>
-        </w:rPr>
-        <w:t>تستخدم ترجمة ULT كلمات مختلفة للإشارة إلى المتطلبات أو الالتزامات، وتتميز هذه الأفعال بمستويات متفاوتة من القوة المرتبطة بها. قد تكون الفروق الدقيقة بين هذه الأفعال صعبة الترجمة. تقوم ترجمة UST بترجمة هذه الأفعال بطريقة أكثر عمومية.</w:t>
-      </w:r>
-      <w:r>
-        <w:rPr>
-          <w:lang w:val="ar_AE" w:bidi="ar_AE"/>
-        </w:rPr>
-      </w:r>
-      <w:r>
-        <w:rPr>
-          <w:lang w:val="ar_AE" w:bidi="ar_AE"/>
-        </w:rPr>
-      </w:r>
-    </w:p>
-    <w:p>
-      <w:pPr>
-        <w:bidi/>
-      </w:pPr>
-      <w:r>
-        <w:rPr>
-          <w:lang w:val="ar_AE" w:bidi="ar_AE"/>
-        </w:rPr>
-      </w:r>
-    </w:p>
-    <w:p>
-      <w:pPr>
-        <w:pStyle w:val="Heading2"/>
-        <w:bidi/>
-      </w:pPr>
-      <w:r>
-        <w:rPr>
-          <w:lang w:val="ar_AE" w:bidi="ar_AE"/>
-        </w:rPr>
-        <w:t>تيطس - مقدمة أصحاح 2</w:t>
-      </w:r>
-      <w:r>
-        <w:rPr>
-          <w:lang w:val="ar_AE" w:bidi="ar_AE"/>
-        </w:rPr>
-      </w:r>
-    </w:p>
-    <w:p>
-      <w:pPr>
-        <w:bidi/>
-      </w:pPr>
-      <w:r>
-        <w:rPr>
-          <w:lang w:val="ar_AE" w:bidi="ar_AE"/>
-        </w:rPr>
-      </w:r>
-      <w:r>
-        <w:rPr>
-          <w:lang w:val="ar_AE" w:bidi="ar_AE"/>
-        </w:rPr>
-        <w:t>يستمر بولس في إعطاء تيطس الأسباب ليعظ بكلمة الله، ويوضح كيف ينبغي للأشياخ، والعجائز، والأحداث، والعبيد أو الخدم أن يعيشوا كمؤمنين.</w:t>
-      </w:r>
-    </w:p>
-    <w:p>
-      <w:pPr>
-        <w:pStyle w:val="Heading3"/>
-        <w:bidi/>
-      </w:pPr>
-      <w:r>
-        <w:rPr>
-          <w:lang w:val="ar_AE" w:bidi="ar_AE"/>
-        </w:rPr>
-        <w:t>مفاهيم خاصة في هذا الأصحاح</w:t>
-      </w:r>
-    </w:p>
-    <w:p>
-      <w:pPr>
-        <w:pStyle w:val="Heading4"/>
-        <w:bidi/>
-      </w:pPr>
-      <w:r>
-        <w:rPr>
-          <w:lang w:val="ar_AE" w:bidi="ar_AE"/>
-        </w:rPr>
-        <w:t>أدوار الجنسين</w:t>
-      </w:r>
-    </w:p>
-    <w:p>
-      <w:pPr>
-        <w:bidi/>
-      </w:pPr>
-      <w:r>
-        <w:rPr>
-          <w:lang w:val="ar_AE" w:bidi="ar_AE"/>
-        </w:rPr>
-      </w:r>
-      <w:r>
-        <w:rPr>
-          <w:lang w:val="ar_AE" w:bidi="ar_AE"/>
-        </w:rPr>
-        <w:t>العلماء منقسمون حول كيفية فهم هذا المقطع في سياقه التاريخي والثقافي. حيث يعتقد بعض العلماء أن الرجال والنساء متساوون تمامًا في جميع الأشياء، في حين يرى آخرون أن الله خلق الرجال والنساء ليؤدوا أدوارًا مختلفة بوضوح في الزواج والكنيسة. يجب على المترجمين أن يكونوا حذرين حتى لا يؤثر فهمهم لهذه القضية على كيفية ترجمتهم لهذا المقطع.</w:t>
-      </w:r>
-    </w:p>
-    <w:p>
-      <w:pPr>
-        <w:pStyle w:val="Heading4"/>
-        <w:bidi/>
-      </w:pPr>
-      <w:r>
-        <w:rPr>
-          <w:lang w:val="ar_AE" w:bidi="ar_AE"/>
-        </w:rPr>
-        <w:t>العبودية</w:t>
-      </w:r>
-    </w:p>
-    <w:p>
-      <w:pPr>
-        <w:bidi/>
-      </w:pPr>
-      <w:r>
-        <w:rPr>
-          <w:lang w:val="ar_AE" w:bidi="ar_AE"/>
-        </w:rPr>
-      </w:r>
-      <w:r>
-        <w:rPr>
-          <w:lang w:val="ar_AE" w:bidi="ar_AE"/>
-        </w:rPr>
-        <w:t>لا يتناول بولس في هذا الأصحاح مسألة ما إذا كانت العبودية جيدة أو سيئة؛ بل يوجه تعليماته للعبيد بأن يخدموا سادتهم بأمانة. كما يقوم بتعليم جميع المؤمنين أن يكونوا أتقياء ويعيشوا بشكل صحيح في كل موقف.</w:t>
-      </w:r>
-      <w:r>
-        <w:rPr>
-          <w:lang w:val="ar_AE" w:bidi="ar_AE"/>
-        </w:rPr>
-      </w:r>
-      <w:r>
-        <w:rPr>
-          <w:lang w:val="ar_AE" w:bidi="ar_AE"/>
-        </w:rPr>
-      </w:r>
-    </w:p>
-    <w:p>
-      <w:pPr>
-        <w:bidi/>
-      </w:pPr>
-      <w:r>
-        <w:rPr>
-          <w:lang w:val="ar_AE" w:bidi="ar_AE"/>
-        </w:rPr>
-      </w:r>
-    </w:p>
-    <w:p>
-      <w:pPr>
-        <w:pStyle w:val="Heading2"/>
-        <w:bidi/>
-      </w:pPr>
-      <w:r>
-        <w:rPr>
-          <w:lang w:val="ar_AE" w:bidi="ar_AE"/>
-        </w:rPr>
-        <w:t>تيطس - مقدمة أصحاح 3</w:t>
-      </w:r>
-      <w:r>
-        <w:rPr>
-          <w:lang w:val="ar_AE" w:bidi="ar_AE"/>
-        </w:rPr>
-      </w:r>
-    </w:p>
-    <w:p>
-      <w:pPr>
-        <w:pStyle w:val="Heading3"/>
-        <w:bidi/>
-      </w:pPr>
-      <w:r>
-        <w:rPr>
-          <w:lang w:val="ar_AE" w:bidi="ar_AE"/>
-        </w:rPr>
-        <w:t>البنية (الهيكل) والتنسيق</w:t>
-      </w:r>
-    </w:p>
-    <w:p>
-      <w:pPr>
-        <w:bidi/>
-      </w:pPr>
-      <w:r>
-        <w:rPr>
-          <w:lang w:val="ar_AE" w:bidi="ar_AE"/>
-        </w:rPr>
-      </w:r>
-      <w:r>
-        <w:rPr>
-          <w:lang w:val="ar_AE" w:bidi="ar_AE"/>
-        </w:rPr>
-        <w:t>في هذا الأصحاح، يستمر بولس في تقديم التعليمات لتيطس حول كيفية توجيه الشيوخ والأفراد الذين هم تحت رعايته في كريت.</w:t>
-      </w:r>
-    </w:p>
-    <w:p>
-      <w:pPr>
-        <w:bidi/>
-      </w:pPr>
-      <w:r>
-        <w:rPr>
-          <w:lang w:val="ar_AE" w:bidi="ar_AE"/>
-        </w:rPr>
-      </w:r>
-      <w:r>
-        <w:rPr>
-          <w:lang w:val="ar_AE" w:bidi="ar_AE"/>
-        </w:rPr>
-        <w:t>في الآيات 1–7، يشرح بولس كيف أن الروح القدس، برحمة الله، يجعل حياتنا جديدة ويدفعنا إلى العيش بطريقة جديدة.</w:t>
-      </w:r>
-    </w:p>
-    <w:p>
-      <w:pPr>
-        <w:bidi/>
-      </w:pPr>
-      <w:r>
-        <w:rPr>
-          <w:lang w:val="ar_AE" w:bidi="ar_AE"/>
-        </w:rPr>
-      </w:r>
-      <w:r>
-        <w:rPr>
-          <w:lang w:val="ar_AE" w:bidi="ar_AE"/>
-        </w:rPr>
-        <w:t>في الآيات 8–11 يوضح بولس الأمور التي ينبغي لتيطس تجنبها وكيف يتعامل مع الذين يثيرون الخلاف بين المؤمنين.</w:t>
-      </w:r>
-    </w:p>
-    <w:p>
-      <w:pPr>
-        <w:bidi/>
-      </w:pPr>
-      <w:r>
-        <w:rPr>
-          <w:lang w:val="ar_AE" w:bidi="ar_AE"/>
-        </w:rPr>
-      </w:r>
-      <w:r>
-        <w:rPr>
-          <w:lang w:val="ar_AE" w:bidi="ar_AE"/>
-        </w:rPr>
-        <w:t>في الآيات 12–15، يختتم بولس الرسالة بإخبار تيطس بما يجب أن يفعله بعد أن يعين شيوخًا في كريت وأيضًا بتقديم تحيات من الذين معه.</w:t>
-      </w:r>
-    </w:p>
-    <w:p>
-      <w:pPr>
-        <w:bidi/>
-      </w:pPr>
-      <w:r>
-        <w:rPr>
-          <w:lang w:val="ar_AE" w:bidi="ar_AE"/>
-        </w:rPr>
-      </w:r>
-      <w:r>
-        <w:rPr>
-          <w:lang w:val="ar_AE" w:bidi="ar_AE"/>
-        </w:rPr>
-        <w:t>تختتم الآية 15 هذه الرسالة بطريقة رسمية. وتُعدّ هذه الطريقة شائعة لختام الرسائل في الشرق الأدنى القديم.</w:t>
-      </w:r>
-    </w:p>
-    <w:p>
-      <w:pPr>
-        <w:pStyle w:val="Heading3"/>
-        <w:bidi/>
-      </w:pPr>
-      <w:r>
-        <w:rPr>
-          <w:lang w:val="ar_AE" w:bidi="ar_AE"/>
-        </w:rPr>
-        <w:t>مفاهيم خاصة في هذا الأصحاح</w:t>
-      </w:r>
-    </w:p>
-    <w:p>
-      <w:pPr>
-        <w:pStyle w:val="Heading4"/>
-        <w:bidi/>
-      </w:pPr>
-      <w:r>
-        <w:rPr>
-          <w:lang w:val="ar_AE" w:bidi="ar_AE"/>
-        </w:rPr>
-        <w:t>الأنساب</w:t>
-      </w:r>
-    </w:p>
-    <w:p>
-      <w:pPr>
-        <w:bidi/>
-      </w:pPr>
-      <w:r>
-        <w:rPr>
-          <w:lang w:val="ar_AE" w:bidi="ar_AE"/>
-        </w:rPr>
-      </w:r>
-      <w:r>
-        <w:rPr>
-          <w:lang w:val="ar_AE" w:bidi="ar_AE"/>
-        </w:rPr>
-        <w:t>الأنساب (الآية 9) هي قوائم تسجل أسلاف (أجداد) أو نسل (ذرية) الشخص كما توضح من أي سبط أو بيت ينحدر الشخص. على سبيل المثال، كان الكهنة ينتمون إلى سبط لاوي وبيت هارون. تضمنت بعض هذه القوائم قصصًا عن الأجداد وحتى عن كائنات روحية. وقد تم استخدام هذه القوائم والقصص للتجادل حول مصدر الأشياء ومدى أهمية الأشخاص المختلفين.</w:t>
       </w:r>
       <w:r>
         <w:rPr>

--- a/arb/docx/56.content.docx
+++ b/arb/docx/56.content.docx
@@ -783,6 +783,23 @@
           <w:b/>
           <w:lang w:val="ar_AE" w:bidi="ar_AE"/>
         </w:rPr>
+        <w:t>κατὰ πίστιν ἐκλεκτῶν Θεοῦ, καὶ ἐπίγνωσιν ἀληθείας</w:t>
+      </w:r>
+    </w:p>
+    <w:p>
+      <w:pPr>
+        <w:bidi/>
+      </w:pPr>
+      <w:r>
+        <w:rPr>
+          <w:lang w:val="ar_AE" w:bidi="ar_AE"/>
+        </w:rPr>
+      </w:r>
+      <w:r>
+        <w:rPr>
+          <w:b/>
+          <w:lang w:val="ar_AE" w:bidi="ar_AE"/>
+        </w:rPr>
         <w:t>"لأَجْلِ إِيمَانِ مُخْتَارِي اللهِ وَمَعْرِفَةِ الْحَقِّ"</w:t>
       </w:r>
     </w:p>
@@ -1132,6 +1149,23 @@
           <w:b/>
           <w:lang w:val="ar_AE" w:bidi="ar_AE"/>
         </w:rPr>
+        <w:t>τῆς κατ’ εὐσέβειαν</w:t>
+      </w:r>
+    </w:p>
+    <w:p>
+      <w:pPr>
+        <w:bidi/>
+      </w:pPr>
+      <w:r>
+        <w:rPr>
+          <w:lang w:val="ar_AE" w:bidi="ar_AE"/>
+        </w:rPr>
+      </w:r>
+      <w:r>
+        <w:rPr>
+          <w:b/>
+          <w:lang w:val="ar_AE" w:bidi="ar_AE"/>
+        </w:rPr>
         <w:t>"الَّذِي هُوَ حَسَبُ التَّقْوَى"</w:t>
       </w:r>
     </w:p>
@@ -1401,6 +1435,23 @@
           <w:b/>
           <w:lang w:val="ar_AE" w:bidi="ar_AE"/>
         </w:rPr>
+        <w:t>ἐπ’ ἐλπίδι ζωῆς αἰωνίου</w:t>
+      </w:r>
+    </w:p>
+    <w:p>
+      <w:pPr>
+        <w:bidi/>
+      </w:pPr>
+      <w:r>
+        <w:rPr>
+          <w:lang w:val="ar_AE" w:bidi="ar_AE"/>
+        </w:rPr>
+      </w:r>
+      <w:r>
+        <w:rPr>
+          <w:b/>
+          <w:lang w:val="ar_AE" w:bidi="ar_AE"/>
+        </w:rPr>
         <w:t>"عَلَى رَجَاءِ الْحَيَاةِ الأَبَدِيَّةِ"</w:t>
       </w:r>
     </w:p>
@@ -1733,6 +1784,23 @@
           <w:b/>
           <w:lang w:val="ar_AE" w:bidi="ar_AE"/>
         </w:rPr>
+        <w:t>καιροῖς ἰδίοις</w:t>
+      </w:r>
+    </w:p>
+    <w:p>
+      <w:pPr>
+        <w:bidi/>
+      </w:pPr>
+      <w:r>
+        <w:rPr>
+          <w:lang w:val="ar_AE" w:bidi="ar_AE"/>
+        </w:rPr>
+      </w:r>
+      <w:r>
+        <w:rPr>
+          <w:b/>
+          <w:lang w:val="ar_AE" w:bidi="ar_AE"/>
+        </w:rPr>
         <w:t>"فِي أَوْقَاتِهَا الْخَاصَّةِ"</w:t>
       </w:r>
     </w:p>
@@ -2749,6 +2817,23 @@
           <w:b/>
           <w:lang w:val="ar_AE" w:bidi="ar_AE"/>
         </w:rPr>
+        <w:t>χάρις καὶ εἰρήνη ἀπὸ Θεοῦ Πατρὸς καὶ Χριστοῦ Ἰησοῦ τοῦ Σωτῆρος ἡμῶν</w:t>
+      </w:r>
+    </w:p>
+    <w:p>
+      <w:pPr>
+        <w:bidi/>
+      </w:pPr>
+      <w:r>
+        <w:rPr>
+          <w:lang w:val="ar_AE" w:bidi="ar_AE"/>
+        </w:rPr>
+      </w:r>
+      <w:r>
+        <w:rPr>
+          <w:b/>
+          <w:lang w:val="ar_AE" w:bidi="ar_AE"/>
+        </w:rPr>
         <w:t>"نِعْمَةٌ وَرَحْمَةٌ وَسَلاَمٌ مِنَ اللهِ الآبِ وَالرَّبِّ يَسُوعَ الْمَسِيحِ مُخَلِّصِنَا"</w:t>
       </w:r>
     </w:p>
@@ -2883,6 +2968,23 @@
           <w:b/>
           <w:lang w:val="ar_AE" w:bidi="ar_AE"/>
         </w:rPr>
+        <w:t>Χριστοῦ Ἰησοῦ τοῦ Σωτῆρος ἡμῶν</w:t>
+      </w:r>
+    </w:p>
+    <w:p>
+      <w:pPr>
+        <w:bidi/>
+      </w:pPr>
+      <w:r>
+        <w:rPr>
+          <w:lang w:val="ar_AE" w:bidi="ar_AE"/>
+        </w:rPr>
+      </w:r>
+      <w:r>
+        <w:rPr>
+          <w:b/>
+          <w:lang w:val="ar_AE" w:bidi="ar_AE"/>
+        </w:rPr>
         <w:t>"وَالرَّبِّ يَسُوعَ الْمَسِيحِ مُخَلِّصِنَا"</w:t>
       </w:r>
     </w:p>
@@ -3245,6 +3347,23 @@
           <w:b/>
           <w:lang w:val="ar_AE" w:bidi="ar_AE"/>
         </w:rPr>
+        <w:t>ἀπέλιπόν σε ἐν Κρήτῃ</w:t>
+      </w:r>
+    </w:p>
+    <w:p>
+      <w:pPr>
+        <w:bidi/>
+      </w:pPr>
+      <w:r>
+        <w:rPr>
+          <w:lang w:val="ar_AE" w:bidi="ar_AE"/>
+        </w:rPr>
+      </w:r>
+      <w:r>
+        <w:rPr>
+          <w:b/>
+          <w:lang w:val="ar_AE" w:bidi="ar_AE"/>
+        </w:rPr>
         <w:t>"تركتك في كريت"</w:t>
       </w:r>
     </w:p>
@@ -3331,6 +3450,23 @@
           <w:b/>
           <w:lang w:val="ar_AE" w:bidi="ar_AE"/>
         </w:rPr>
+        <w:t>ἵνα τὰ λείποντα ἐπιδιορθώσῃ</w:t>
+      </w:r>
+    </w:p>
+    <w:p>
+      <w:pPr>
+        <w:bidi/>
+      </w:pPr>
+      <w:r>
+        <w:rPr>
+          <w:lang w:val="ar_AE" w:bidi="ar_AE"/>
+        </w:rPr>
+      </w:r>
+      <w:r>
+        <w:rPr>
+          <w:b/>
+          <w:lang w:val="ar_AE" w:bidi="ar_AE"/>
+        </w:rPr>
         <w:t>"لِكَيْ تُكَمِّلَ تَرْتِيبَ الأُمُورِ النَّاقِصَةِ"</w:t>
       </w:r>
     </w:p>
@@ -3417,6 +3553,23 @@
           <w:b/>
           <w:lang w:val="ar_AE" w:bidi="ar_AE"/>
         </w:rPr>
+        <w:t>καταστήσῃς &amp; πρεσβυτέρους</w:t>
+      </w:r>
+    </w:p>
+    <w:p>
+      <w:pPr>
+        <w:bidi/>
+      </w:pPr>
+      <w:r>
+        <w:rPr>
+          <w:lang w:val="ar_AE" w:bidi="ar_AE"/>
+        </w:rPr>
+      </w:r>
+      <w:r>
+        <w:rPr>
+          <w:b/>
+          <w:lang w:val="ar_AE" w:bidi="ar_AE"/>
+        </w:rPr>
         <w:t>"تُقِيمَ"</w:t>
       </w:r>
       <w:r>
@@ -4331,6 +4484,23 @@
           <w:b/>
           <w:lang w:val="ar_AE" w:bidi="ar_AE"/>
         </w:rPr>
+        <w:t>μὴ πάροινον</w:t>
+      </w:r>
+    </w:p>
+    <w:p>
+      <w:pPr>
+        <w:bidi/>
+      </w:pPr>
+      <w:r>
+        <w:rPr>
+          <w:lang w:val="ar_AE" w:bidi="ar_AE"/>
+        </w:rPr>
+      </w:r>
+      <w:r>
+        <w:rPr>
+          <w:b/>
+          <w:lang w:val="ar_AE" w:bidi="ar_AE"/>
+        </w:rPr>
         <w:t>"وَلاَ مُدْمِنِ الْخَمْرِ"</w:t>
       </w:r>
     </w:p>
@@ -4417,6 +4587,23 @@
           <w:b/>
           <w:lang w:val="ar_AE" w:bidi="ar_AE"/>
         </w:rPr>
+        <w:t>μὴ πλήκτην</w:t>
+      </w:r>
+    </w:p>
+    <w:p>
+      <w:pPr>
+        <w:bidi/>
+      </w:pPr>
+      <w:r>
+        <w:rPr>
+          <w:lang w:val="ar_AE" w:bidi="ar_AE"/>
+        </w:rPr>
+      </w:r>
+      <w:r>
+        <w:rPr>
+          <w:b/>
+          <w:lang w:val="ar_AE" w:bidi="ar_AE"/>
+        </w:rPr>
         <w:t>"وَلاَ ضَرَّابٍ"</w:t>
       </w:r>
     </w:p>
@@ -4792,6 +4979,23 @@
           <w:b/>
           <w:lang w:val="ar_AE" w:bidi="ar_AE"/>
         </w:rPr>
+        <w:t>σώφρονα &amp; ἐγκρατῆ</w:t>
+      </w:r>
+    </w:p>
+    <w:p>
+      <w:pPr>
+        <w:bidi/>
+      </w:pPr>
+      <w:r>
+        <w:rPr>
+          <w:lang w:val="ar_AE" w:bidi="ar_AE"/>
+        </w:rPr>
+      </w:r>
+      <w:r>
+        <w:rPr>
+          <w:b/>
+          <w:lang w:val="ar_AE" w:bidi="ar_AE"/>
+        </w:rPr>
         <w:t>"مُتَعَقِّلًا"</w:t>
       </w:r>
       <w:r>
@@ -5189,6 +5393,23 @@
           <w:b/>
           <w:lang w:val="ar_AE" w:bidi="ar_AE"/>
         </w:rPr>
+        <w:t>κατὰ τὴν διδαχὴν</w:t>
+      </w:r>
+    </w:p>
+    <w:p>
+      <w:pPr>
+        <w:bidi/>
+      </w:pPr>
+      <w:r>
+        <w:rPr>
+          <w:lang w:val="ar_AE" w:bidi="ar_AE"/>
+        </w:rPr>
+      </w:r>
+      <w:r>
+        <w:rPr>
+          <w:b/>
+          <w:lang w:val="ar_AE" w:bidi="ar_AE"/>
+        </w:rPr>
         <w:t>"الَّتِي بِحَسَبِ التَّعْلِيمِ"</w:t>
       </w:r>
     </w:p>
@@ -6485,6 +6706,23 @@
           <w:b/>
           <w:lang w:val="ar_AE" w:bidi="ar_AE"/>
         </w:rPr>
+        <w:t>τις ἐξ αὐτῶν, ἴδιος αὐτῶν προφήτης</w:t>
+      </w:r>
+    </w:p>
+    <w:p>
+      <w:pPr>
+        <w:bidi/>
+      </w:pPr>
+      <w:r>
+        <w:rPr>
+          <w:lang w:val="ar_AE" w:bidi="ar_AE"/>
+        </w:rPr>
+      </w:r>
+      <w:r>
+        <w:rPr>
+          <w:b/>
+          <w:lang w:val="ar_AE" w:bidi="ar_AE"/>
+        </w:rPr>
         <w:t>"قَالَ وَاحِدٌ مِنْهُمْ، وَهُوَ نَبِيٌّ لَهُمْ خَاصٌّ"</w:t>
       </w:r>
     </w:p>
@@ -6961,6 +7199,23 @@
           <w:b/>
           <w:lang w:val="ar_AE" w:bidi="ar_AE"/>
         </w:rPr>
+        <w:t>δι’ ἣν αἰτίαν ἔλεγχε αὐτοὺς ἀποτόμως</w:t>
+      </w:r>
+    </w:p>
+    <w:p>
+      <w:pPr>
+        <w:bidi/>
+      </w:pPr>
+      <w:r>
+        <w:rPr>
+          <w:lang w:val="ar_AE" w:bidi="ar_AE"/>
+        </w:rPr>
+      </w:r>
+      <w:r>
+        <w:rPr>
+          <w:b/>
+          <w:lang w:val="ar_AE" w:bidi="ar_AE"/>
+        </w:rPr>
         <w:t>"فَلِهذَا السَّبَبِ وَبِّخْهُمْ بِصَرَامَةٍ"</w:t>
       </w:r>
     </w:p>
@@ -7354,6 +7609,23 @@
           <w:b/>
           <w:lang w:val="ar_AE" w:bidi="ar_AE"/>
         </w:rPr>
+        <w:t>ἵνα ὑγιαίνωσιν ἐν τῇ πίστει</w:t>
+      </w:r>
+    </w:p>
+    <w:p>
+      <w:pPr>
+        <w:bidi/>
+      </w:pPr>
+      <w:r>
+        <w:rPr>
+          <w:lang w:val="ar_AE" w:bidi="ar_AE"/>
+        </w:rPr>
+      </w:r>
+      <w:r>
+        <w:rPr>
+          <w:b/>
+          <w:lang w:val="ar_AE" w:bidi="ar_AE"/>
+        </w:rPr>
         <w:t>"لِكَيْ يَكُونُوا أَصِحَّاءَ فِي الإِيمَانِ"</w:t>
       </w:r>
     </w:p>
@@ -7746,6 +8018,23 @@
           <w:b/>
           <w:lang w:val="ar_AE" w:bidi="ar_AE"/>
         </w:rPr>
+        <w:t>Ἰουδαϊκοῖς μύθοις</w:t>
+      </w:r>
+    </w:p>
+    <w:p>
+      <w:pPr>
+        <w:bidi/>
+      </w:pPr>
+      <w:r>
+        <w:rPr>
+          <w:lang w:val="ar_AE" w:bidi="ar_AE"/>
+        </w:rPr>
+      </w:r>
+      <w:r>
+        <w:rPr>
+          <w:b/>
+          <w:lang w:val="ar_AE" w:bidi="ar_AE"/>
+        </w:rPr>
         <w:t>"إِلَى خُرَافَاتٍ يَهُودِيَّةٍ"</w:t>
       </w:r>
     </w:p>
@@ -7826,6 +8115,23 @@
           <w:b/>
           <w:lang w:val="ar_AE" w:bidi="ar_AE"/>
         </w:rPr>
+        <w:t>ἀποστρεφομένων τὴν ἀλήθειαν</w:t>
+      </w:r>
+    </w:p>
+    <w:p>
+      <w:pPr>
+        <w:bidi/>
+      </w:pPr>
+      <w:r>
+        <w:rPr>
+          <w:lang w:val="ar_AE" w:bidi="ar_AE"/>
+        </w:rPr>
+      </w:r>
+      <w:r>
+        <w:rPr>
+          <w:b/>
+          <w:lang w:val="ar_AE" w:bidi="ar_AE"/>
+        </w:rPr>
         <w:t>"مُرْتَدِّينَ عَنِ الْحَقِّ"</w:t>
       </w:r>
     </w:p>
@@ -8047,6 +8353,23 @@
           <w:b/>
           <w:lang w:val="ar_AE" w:bidi="ar_AE"/>
         </w:rPr>
+        <w:t>τοῖς καθαροῖς</w:t>
+      </w:r>
+    </w:p>
+    <w:p>
+      <w:pPr>
+        <w:bidi/>
+      </w:pPr>
+      <w:r>
+        <w:rPr>
+          <w:lang w:val="ar_AE" w:bidi="ar_AE"/>
+        </w:rPr>
+      </w:r>
+      <w:r>
+        <w:rPr>
+          <w:b/>
+          <w:lang w:val="ar_AE" w:bidi="ar_AE"/>
+        </w:rPr>
         <w:t>"لِلطَّاهِرِينَ"</w:t>
       </w:r>
     </w:p>
@@ -8259,6 +8582,23 @@
           <w:b/>
           <w:lang w:val="ar_AE" w:bidi="ar_AE"/>
         </w:rPr>
+        <w:t>τοῖς δὲ μεμιαμμένοις καὶ ἀπίστοις, οὐδὲν καθαρόν</w:t>
+      </w:r>
+    </w:p>
+    <w:p>
+      <w:pPr>
+        <w:bidi/>
+      </w:pPr>
+      <w:r>
+        <w:rPr>
+          <w:lang w:val="ar_AE" w:bidi="ar_AE"/>
+        </w:rPr>
+      </w:r>
+      <w:r>
+        <w:rPr>
+          <w:b/>
+          <w:lang w:val="ar_AE" w:bidi="ar_AE"/>
+        </w:rPr>
         <w:t>"وَأَمَّا لِلنَّجِسِينَ وَغَيْرِ الْمُؤْمِنِينَ فَلَيْسَ شَيْءٌ طَاهِرًا"</w:t>
       </w:r>
     </w:p>
@@ -8499,6 +8839,23 @@
           <w:b/>
           <w:lang w:val="ar_AE" w:bidi="ar_AE"/>
         </w:rPr>
+        <w:t>τοῖς &amp; ἔργοις ἀρνοῦνται</w:t>
+      </w:r>
+    </w:p>
+    <w:p>
+      <w:pPr>
+        <w:bidi/>
+      </w:pPr>
+      <w:r>
+        <w:rPr>
+          <w:lang w:val="ar_AE" w:bidi="ar_AE"/>
+        </w:rPr>
+      </w:r>
+      <w:r>
+        <w:rPr>
+          <w:b/>
+          <w:lang w:val="ar_AE" w:bidi="ar_AE"/>
+        </w:rPr>
         <w:t>"بِالأَعْمَالِ"</w:t>
       </w:r>
       <w:r>
@@ -8857,6 +9214,23 @@
           <w:b/>
           <w:lang w:val="ar_AE" w:bidi="ar_AE"/>
         </w:rPr>
+        <w:t>τῇ ὑγιαινούσῃ διδασκαλίᾳ</w:t>
+      </w:r>
+    </w:p>
+    <w:p>
+      <w:pPr>
+        <w:bidi/>
+      </w:pPr>
+      <w:r>
+        <w:rPr>
+          <w:lang w:val="ar_AE" w:bidi="ar_AE"/>
+        </w:rPr>
+      </w:r>
+      <w:r>
+        <w:rPr>
+          <w:b/>
+          <w:lang w:val="ar_AE" w:bidi="ar_AE"/>
+        </w:rPr>
         <w:t>"بِالتَّعْلِيمِ الصَّحِيحِ"</w:t>
       </w:r>
     </w:p>
@@ -9116,6 +9490,23 @@
           <w:b/>
           <w:lang w:val="ar_AE" w:bidi="ar_AE"/>
         </w:rPr>
+        <w:t>νηφαλίους &amp; σεμνούς, σώφρονας</w:t>
+      </w:r>
+    </w:p>
+    <w:p>
+      <w:pPr>
+        <w:bidi/>
+      </w:pPr>
+      <w:r>
+        <w:rPr>
+          <w:lang w:val="ar_AE" w:bidi="ar_AE"/>
+        </w:rPr>
+      </w:r>
+      <w:r>
+        <w:rPr>
+          <w:b/>
+          <w:lang w:val="ar_AE" w:bidi="ar_AE"/>
+        </w:rPr>
         <w:t>"صَاحِينَ"</w:t>
       </w:r>
       <w:r>
@@ -9237,6 +9628,23 @@
           <w:b/>
           <w:lang w:val="ar_AE" w:bidi="ar_AE"/>
         </w:rPr>
+        <w:t>νηφαλίους</w:t>
+      </w:r>
+    </w:p>
+    <w:p>
+      <w:pPr>
+        <w:bidi/>
+      </w:pPr>
+      <w:r>
+        <w:rPr>
+          <w:lang w:val="ar_AE" w:bidi="ar_AE"/>
+        </w:rPr>
+      </w:r>
+      <w:r>
+        <w:rPr>
+          <w:b/>
+          <w:lang w:val="ar_AE" w:bidi="ar_AE"/>
+        </w:rPr>
         <w:t>"</w:t>
       </w:r>
       <w:r>
@@ -9321,6 +9729,23 @@
           <w:b/>
           <w:lang w:val="ar_AE" w:bidi="ar_AE"/>
         </w:rPr>
+        <w:t>σώφρονας</w:t>
+      </w:r>
+    </w:p>
+    <w:p>
+      <w:pPr>
+        <w:bidi/>
+      </w:pPr>
+      <w:r>
+        <w:rPr>
+          <w:lang w:val="ar_AE" w:bidi="ar_AE"/>
+        </w:rPr>
+      </w:r>
+      <w:r>
+        <w:rPr>
+          <w:b/>
+          <w:lang w:val="ar_AE" w:bidi="ar_AE"/>
+        </w:rPr>
         <w:t>"مُتَعَقِّلِينَ"</w:t>
       </w:r>
     </w:p>
@@ -10258,6 +10683,23 @@
           <w:b/>
           <w:lang w:val="ar_AE" w:bidi="ar_AE"/>
         </w:rPr>
+        <w:t>οἴνῳ πολλῷ δεδουλωμένας</w:t>
+      </w:r>
+    </w:p>
+    <w:p>
+      <w:pPr>
+        <w:bidi/>
+      </w:pPr>
+      <w:r>
+        <w:rPr>
+          <w:lang w:val="ar_AE" w:bidi="ar_AE"/>
+        </w:rPr>
+      </w:r>
+      <w:r>
+        <w:rPr>
+          <w:b/>
+          <w:lang w:val="ar_AE" w:bidi="ar_AE"/>
+        </w:rPr>
         <w:t>"غَيْرَ مُسْتَعْبَدَاتٍ لِلْخَمْرِ الْكَثِيرِ"</w:t>
       </w:r>
     </w:p>
@@ -10623,6 +11065,23 @@
           <w:b/>
           <w:lang w:val="ar_AE" w:bidi="ar_AE"/>
         </w:rPr>
+        <w:t>φιλάνδρους</w:t>
+      </w:r>
+    </w:p>
+    <w:p>
+      <w:pPr>
+        <w:bidi/>
+      </w:pPr>
+      <w:r>
+        <w:rPr>
+          <w:lang w:val="ar_AE" w:bidi="ar_AE"/>
+        </w:rPr>
+      </w:r>
+      <w:r>
+        <w:rPr>
+          <w:b/>
+          <w:lang w:val="ar_AE" w:bidi="ar_AE"/>
+        </w:rPr>
         <w:t>"مُحِبَّاتٍ لِرِجَالِهِنَّ"</w:t>
       </w:r>
     </w:p>
@@ -10709,6 +11168,23 @@
           <w:b/>
           <w:lang w:val="ar_AE" w:bidi="ar_AE"/>
         </w:rPr>
+        <w:t>φιλοτέκνους</w:t>
+      </w:r>
+    </w:p>
+    <w:p>
+      <w:pPr>
+        <w:bidi/>
+      </w:pPr>
+      <w:r>
+        <w:rPr>
+          <w:lang w:val="ar_AE" w:bidi="ar_AE"/>
+        </w:rPr>
+      </w:r>
+      <w:r>
+        <w:rPr>
+          <w:b/>
+          <w:lang w:val="ar_AE" w:bidi="ar_AE"/>
+        </w:rPr>
         <w:t>"أَوْلاَدَهُنَّ"</w:t>
       </w:r>
     </w:p>
@@ -10795,6 +11271,23 @@
           <w:b/>
           <w:lang w:val="ar_AE" w:bidi="ar_AE"/>
         </w:rPr>
+        <w:t>ὑποτασσομένας τοῖς ἰδίοις ἀνδράσιν</w:t>
+      </w:r>
+    </w:p>
+    <w:p>
+      <w:pPr>
+        <w:bidi/>
+      </w:pPr>
+      <w:r>
+        <w:rPr>
+          <w:lang w:val="ar_AE" w:bidi="ar_AE"/>
+        </w:rPr>
+      </w:r>
+      <w:r>
+        <w:rPr>
+          <w:b/>
+          <w:lang w:val="ar_AE" w:bidi="ar_AE"/>
+        </w:rPr>
         <w:t>"خَاضِعَاتٍ لِرِجَالِهِنَّ،"</w:t>
       </w:r>
     </w:p>
@@ -11029,6 +11522,23 @@
           <w:b/>
           <w:lang w:val="ar_AE" w:bidi="ar_AE"/>
         </w:rPr>
+        <w:t>ἵνα μὴ ὁ λόγος τοῦ Θεοῦ βλασφημῆται</w:t>
+      </w:r>
+    </w:p>
+    <w:p>
+      <w:pPr>
+        <w:bidi/>
+      </w:pPr>
+      <w:r>
+        <w:rPr>
+          <w:lang w:val="ar_AE" w:bidi="ar_AE"/>
+        </w:rPr>
+      </w:r>
+      <w:r>
+        <w:rPr>
+          <w:b/>
+          <w:lang w:val="ar_AE" w:bidi="ar_AE"/>
+        </w:rPr>
         <w:t>"لِكَيْ لاَ يُجَدَّفَ عَلَى كَلِمَةِ اللهِ"</w:t>
       </w:r>
     </w:p>
@@ -11362,6 +11872,23 @@
           <w:b/>
           <w:lang w:val="ar_AE" w:bidi="ar_AE"/>
         </w:rPr>
+        <w:t>περὶ πάντα</w:t>
+      </w:r>
+    </w:p>
+    <w:p>
+      <w:pPr>
+        <w:bidi/>
+      </w:pPr>
+      <w:r>
+        <w:rPr>
+          <w:lang w:val="ar_AE" w:bidi="ar_AE"/>
+        </w:rPr>
+      </w:r>
+      <w:r>
+        <w:rPr>
+          <w:b/>
+          <w:lang w:val="ar_AE" w:bidi="ar_AE"/>
+        </w:rPr>
         <w:t>"فِي كُلِّ شَيْءٍ"</w:t>
       </w:r>
     </w:p>
@@ -11432,6 +11959,23 @@
           <w:b/>
           <w:lang w:val="ar_AE" w:bidi="ar_AE"/>
         </w:rPr>
+        <w:t>σεαυτὸν παρεχόμενος</w:t>
+      </w:r>
+    </w:p>
+    <w:p>
+      <w:pPr>
+        <w:bidi/>
+      </w:pPr>
+      <w:r>
+        <w:rPr>
+          <w:lang w:val="ar_AE" w:bidi="ar_AE"/>
+        </w:rPr>
+      </w:r>
+      <w:r>
+        <w:rPr>
+          <w:b/>
+          <w:lang w:val="ar_AE" w:bidi="ar_AE"/>
+        </w:rPr>
         <w:t>"مُقَدِّمًا نَفْسَكَ"</w:t>
       </w:r>
     </w:p>
@@ -11518,6 +12062,23 @@
           <w:b/>
           <w:lang w:val="ar_AE" w:bidi="ar_AE"/>
         </w:rPr>
+        <w:t>τύπον καλῶν ἔργων</w:t>
+      </w:r>
+    </w:p>
+    <w:p>
+      <w:pPr>
+        <w:bidi/>
+      </w:pPr>
+      <w:r>
+        <w:rPr>
+          <w:lang w:val="ar_AE" w:bidi="ar_AE"/>
+        </w:rPr>
+      </w:r>
+      <w:r>
+        <w:rPr>
+          <w:b/>
+          <w:lang w:val="ar_AE" w:bidi="ar_AE"/>
+        </w:rPr>
         <w:t>"قُدْوَةً لِلأَعْمَالِ الْحَسَنَةِ"</w:t>
       </w:r>
     </w:p>
@@ -12580,6 +13141,23 @@
           <w:b/>
           <w:lang w:val="ar_AE" w:bidi="ar_AE"/>
         </w:rPr>
+        <w:t>ἐν πᾶσιν</w:t>
+      </w:r>
+    </w:p>
+    <w:p>
+      <w:pPr>
+        <w:bidi/>
+      </w:pPr>
+      <w:r>
+        <w:rPr>
+          <w:lang w:val="ar_AE" w:bidi="ar_AE"/>
+        </w:rPr>
+      </w:r>
+      <w:r>
+        <w:rPr>
+          <w:b/>
+          <w:lang w:val="ar_AE" w:bidi="ar_AE"/>
+        </w:rPr>
         <w:t>"فِي كُلِّ شَيْءٍ"</w:t>
       </w:r>
     </w:p>
@@ -13038,6 +13616,23 @@
           <w:b/>
           <w:lang w:val="ar_AE" w:bidi="ar_AE"/>
         </w:rPr>
+        <w:t>πᾶσαν πίστιν ἐνδεικνυμένους ἀγαθήν</w:t>
+      </w:r>
+    </w:p>
+    <w:p>
+      <w:pPr>
+        <w:bidi/>
+      </w:pPr>
+      <w:r>
+        <w:rPr>
+          <w:lang w:val="ar_AE" w:bidi="ar_AE"/>
+        </w:rPr>
+      </w:r>
+      <w:r>
+        <w:rPr>
+          <w:b/>
+          <w:lang w:val="ar_AE" w:bidi="ar_AE"/>
+        </w:rPr>
         <w:t>"مُقَدِّمِينَ كُلَّ أَمَانَةٍ صَالِحَةٍ"</w:t>
       </w:r>
     </w:p>
@@ -13299,6 +13894,23 @@
           <w:b/>
           <w:lang w:val="ar_AE" w:bidi="ar_AE"/>
         </w:rPr>
+        <w:t>ἐν πᾶσιν</w:t>
+      </w:r>
+    </w:p>
+    <w:p>
+      <w:pPr>
+        <w:bidi/>
+      </w:pPr>
+      <w:r>
+        <w:rPr>
+          <w:lang w:val="ar_AE" w:bidi="ar_AE"/>
+        </w:rPr>
+      </w:r>
+      <w:r>
+        <w:rPr>
+          <w:b/>
+          <w:lang w:val="ar_AE" w:bidi="ar_AE"/>
+        </w:rPr>
         <w:t>"فِي كُلِّ شَيْءٍ"</w:t>
       </w:r>
     </w:p>
@@ -13385,6 +13997,23 @@
           <w:b/>
           <w:lang w:val="ar_AE" w:bidi="ar_AE"/>
         </w:rPr>
+        <w:t>τὴν διδασκαλίαν τὴν τοῦ Σωτῆρος ἡμῶν, Θεοῦ, κοσμῶσιν</w:t>
+      </w:r>
+    </w:p>
+    <w:p>
+      <w:pPr>
+        <w:bidi/>
+      </w:pPr>
+      <w:r>
+        <w:rPr>
+          <w:lang w:val="ar_AE" w:bidi="ar_AE"/>
+        </w:rPr>
+      </w:r>
+      <w:r>
+        <w:rPr>
+          <w:b/>
+          <w:lang w:val="ar_AE" w:bidi="ar_AE"/>
+        </w:rPr>
         <w:t>"لِكَيْ يُزَيِّنُوا تَعْلِيمَ مُخَلِّصِنَا اللهِ"</w:t>
       </w:r>
     </w:p>
@@ -13760,6 +14389,23 @@
           <w:b/>
           <w:lang w:val="ar_AE" w:bidi="ar_AE"/>
         </w:rPr>
+        <w:t>ἐπεφάνη &amp; ἡ χάρις τοῦ Θεοῦ</w:t>
+      </w:r>
+    </w:p>
+    <w:p>
+      <w:pPr>
+        <w:bidi/>
+      </w:pPr>
+      <w:r>
+        <w:rPr>
+          <w:lang w:val="ar_AE" w:bidi="ar_AE"/>
+        </w:rPr>
+      </w:r>
+      <w:r>
+        <w:rPr>
+          <w:b/>
+          <w:lang w:val="ar_AE" w:bidi="ar_AE"/>
+        </w:rPr>
         <w:t>"قَدْ ظَهَرَتْ"</w:t>
       </w:r>
       <w:r>
@@ -13894,6 +14540,23 @@
           <w:b/>
           <w:lang w:val="ar_AE" w:bidi="ar_AE"/>
         </w:rPr>
+        <w:t>ἐπεφάνη γὰρ ἡ χάρις τοῦ Θεοῦ, σωτήριος πᾶσιν ἀνθρώποις</w:t>
+      </w:r>
+    </w:p>
+    <w:p>
+      <w:pPr>
+        <w:bidi/>
+      </w:pPr>
+      <w:r>
+        <w:rPr>
+          <w:lang w:val="ar_AE" w:bidi="ar_AE"/>
+        </w:rPr>
+      </w:r>
+      <w:r>
+        <w:rPr>
+          <w:b/>
+          <w:lang w:val="ar_AE" w:bidi="ar_AE"/>
+        </w:rPr>
         <w:t>"لأَنَّهُ قَدْ ظَهَرَتْ نِعْمَةُ اللهِ الْمُخَلِّصَةُ، لِجَمِيعِ النَّاسِ"</w:t>
       </w:r>
     </w:p>
@@ -14869,6 +15532,23 @@
           <w:b/>
           <w:lang w:val="ar_AE" w:bidi="ar_AE"/>
         </w:rPr>
+        <w:t>τὴν ἀσέβειαν &amp; εὐσεβῶς</w:t>
+      </w:r>
+    </w:p>
+    <w:p>
+      <w:pPr>
+        <w:bidi/>
+      </w:pPr>
+      <w:r>
+        <w:rPr>
+          <w:lang w:val="ar_AE" w:bidi="ar_AE"/>
+        </w:rPr>
+      </w:r>
+      <w:r>
+        <w:rPr>
+          <w:b/>
+          <w:lang w:val="ar_AE" w:bidi="ar_AE"/>
+        </w:rPr>
         <w:t>"الْفُجُورَ"</w:t>
       </w:r>
       <w:r>
@@ -14968,6 +15648,23 @@
           <w:b/>
           <w:lang w:val="ar_AE" w:bidi="ar_AE"/>
         </w:rPr>
+        <w:t>ἐν τῷ νῦν αἰῶνι</w:t>
+      </w:r>
+    </w:p>
+    <w:p>
+      <w:pPr>
+        <w:bidi/>
+      </w:pPr>
+      <w:r>
+        <w:rPr>
+          <w:lang w:val="ar_AE" w:bidi="ar_AE"/>
+        </w:rPr>
+      </w:r>
+      <w:r>
+        <w:rPr>
+          <w:b/>
+          <w:lang w:val="ar_AE" w:bidi="ar_AE"/>
+        </w:rPr>
         <w:t>"فِي الْعَالَمِ الْحَاضِرِ"</w:t>
       </w:r>
     </w:p>
@@ -15054,6 +15751,23 @@
           <w:b/>
           <w:lang w:val="ar_AE" w:bidi="ar_AE"/>
         </w:rPr>
+        <w:t>προσδεχόμενοι</w:t>
+      </w:r>
+    </w:p>
+    <w:p>
+      <w:pPr>
+        <w:bidi/>
+      </w:pPr>
+      <w:r>
+        <w:rPr>
+          <w:lang w:val="ar_AE" w:bidi="ar_AE"/>
+        </w:rPr>
+      </w:r>
+      <w:r>
+        <w:rPr>
+          <w:b/>
+          <w:lang w:val="ar_AE" w:bidi="ar_AE"/>
+        </w:rPr>
         <w:t>"مُنْتَظِرِينَ"</w:t>
       </w:r>
     </w:p>
@@ -15317,6 +16031,23 @@
           <w:b/>
           <w:lang w:val="ar_AE" w:bidi="ar_AE"/>
         </w:rPr>
+        <w:t>τὴν μακαρίαν ἐλπίδα, καὶ ἐπιφάνειαν τῆς δόξης</w:t>
+      </w:r>
+    </w:p>
+    <w:p>
+      <w:pPr>
+        <w:bidi/>
+      </w:pPr>
+      <w:r>
+        <w:rPr>
+          <w:lang w:val="ar_AE" w:bidi="ar_AE"/>
+        </w:rPr>
+      </w:r>
+      <w:r>
+        <w:rPr>
+          <w:b/>
+          <w:lang w:val="ar_AE" w:bidi="ar_AE"/>
+        </w:rPr>
         <w:t>"الرَّجَاءَ الْمُبَارَكَ وَظُهُورَ مَجْدِ اللهِ الْعَظِيمِ"</w:t>
       </w:r>
     </w:p>
@@ -15467,6 +16198,23 @@
           <w:b/>
           <w:lang w:val="ar_AE" w:bidi="ar_AE"/>
         </w:rPr>
+        <w:t>τὴν μακαρίαν ἐλπίδα, καὶ ἐπιφάνειαν τῆς δόξης τοῦ μεγάλου Θεοῦ καὶ Σωτῆρος ἡμῶν, Ἰησοῦ Χριστοῦ</w:t>
+      </w:r>
+    </w:p>
+    <w:p>
+      <w:pPr>
+        <w:bidi/>
+      </w:pPr>
+      <w:r>
+        <w:rPr>
+          <w:lang w:val="ar_AE" w:bidi="ar_AE"/>
+        </w:rPr>
+      </w:r>
+      <w:r>
+        <w:rPr>
+          <w:b/>
+          <w:lang w:val="ar_AE" w:bidi="ar_AE"/>
+        </w:rPr>
         <w:t>"الرَّجَاءَ الْمُبَارَكَ وَظُهُورَ مَجْدِ اللهِ الْعَظِيمِ وَمُخَلِّصِنَا يَسُوعَ الْمَسِيحِ"</w:t>
       </w:r>
     </w:p>
@@ -15614,6 +16362,23 @@
           <w:b/>
           <w:lang w:val="ar_AE" w:bidi="ar_AE"/>
         </w:rPr>
+        <w:t>τοῦ μεγάλου Θεοῦ καὶ Σωτῆρος ἡμῶν, Ἰησοῦ Χριστοῦ</w:t>
+      </w:r>
+    </w:p>
+    <w:p>
+      <w:pPr>
+        <w:bidi/>
+      </w:pPr>
+      <w:r>
+        <w:rPr>
+          <w:lang w:val="ar_AE" w:bidi="ar_AE"/>
+        </w:rPr>
+      </w:r>
+      <w:r>
+        <w:rPr>
+          <w:b/>
+          <w:lang w:val="ar_AE" w:bidi="ar_AE"/>
+        </w:rPr>
         <w:t>"اللهِ الْعَظِيمِ وَمُخَلِّصِنَا يَسُوعَ الْمَسِيحِ"</w:t>
       </w:r>
     </w:p>
@@ -16419,6 +17184,23 @@
           <w:b/>
           <w:lang w:val="ar_AE" w:bidi="ar_AE"/>
         </w:rPr>
+        <w:t>ζηλωτὴν καλῶν ἔργων</w:t>
+      </w:r>
+    </w:p>
+    <w:p>
+      <w:pPr>
+        <w:bidi/>
+      </w:pPr>
+      <w:r>
+        <w:rPr>
+          <w:lang w:val="ar_AE" w:bidi="ar_AE"/>
+        </w:rPr>
+      </w:r>
+      <w:r>
+        <w:rPr>
+          <w:b/>
+          <w:lang w:val="ar_AE" w:bidi="ar_AE"/>
+        </w:rPr>
         <w:t>"غَيُورًا فِي أَعْمَال حَسَنَةٍ"</w:t>
       </w:r>
     </w:p>
@@ -17057,6 +17839,23 @@
           <w:b/>
           <w:lang w:val="ar_AE" w:bidi="ar_AE"/>
         </w:rPr>
+        <w:t>μηδείς σου περιφρονείτω</w:t>
+      </w:r>
+    </w:p>
+    <w:p>
+      <w:pPr>
+        <w:bidi/>
+      </w:pPr>
+      <w:r>
+        <w:rPr>
+          <w:lang w:val="ar_AE" w:bidi="ar_AE"/>
+        </w:rPr>
+      </w:r>
+      <w:r>
+        <w:rPr>
+          <w:b/>
+          <w:lang w:val="ar_AE" w:bidi="ar_AE"/>
+        </w:rPr>
         <w:t>"لا يَسْتَهِنْ بِكَ أَحَدٌ"</w:t>
       </w:r>
     </w:p>
@@ -17143,6 +17942,23 @@
           <w:b/>
           <w:lang w:val="ar_AE" w:bidi="ar_AE"/>
         </w:rPr>
+        <w:t>μηδείς σου περιφρονείτω</w:t>
+      </w:r>
+    </w:p>
+    <w:p>
+      <w:pPr>
+        <w:bidi/>
+      </w:pPr>
+      <w:r>
+        <w:rPr>
+          <w:lang w:val="ar_AE" w:bidi="ar_AE"/>
+        </w:rPr>
+      </w:r>
+      <w:r>
+        <w:rPr>
+          <w:b/>
+          <w:lang w:val="ar_AE" w:bidi="ar_AE"/>
+        </w:rPr>
         <w:t>"لاَ يَسْتَهِنْ بِكَ أَحَدٌ"</w:t>
       </w:r>
     </w:p>
@@ -17545,6 +18361,23 @@
           <w:b/>
           <w:lang w:val="ar_AE" w:bidi="ar_AE"/>
         </w:rPr>
+        <w:t>ὑπομίμνῃσκε αὐτοὺς &amp; ὑποτάσσεσθαι</w:t>
+      </w:r>
+    </w:p>
+    <w:p>
+      <w:pPr>
+        <w:bidi/>
+      </w:pPr>
+      <w:r>
+        <w:rPr>
+          <w:lang w:val="ar_AE" w:bidi="ar_AE"/>
+        </w:rPr>
+      </w:r>
+      <w:r>
+        <w:rPr>
+          <w:b/>
+          <w:lang w:val="ar_AE" w:bidi="ar_AE"/>
+        </w:rPr>
         <w:t>"ذَكِّرْهُمْ"</w:t>
       </w:r>
       <w:r>
@@ -17914,6 +18747,23 @@
           <w:b/>
           <w:lang w:val="ar_AE" w:bidi="ar_AE"/>
         </w:rPr>
+        <w:t>πρὸς πᾶν ἔργον ἀγαθὸν ἑτοίμους εἶναι</w:t>
+      </w:r>
+    </w:p>
+    <w:p>
+      <w:pPr>
+        <w:bidi/>
+      </w:pPr>
+      <w:r>
+        <w:rPr>
+          <w:lang w:val="ar_AE" w:bidi="ar_AE"/>
+        </w:rPr>
+      </w:r>
+      <w:r>
+        <w:rPr>
+          <w:b/>
+          <w:lang w:val="ar_AE" w:bidi="ar_AE"/>
+        </w:rPr>
         <w:t>"وَيَكُونُوا مُسْتَعِدِّينَ لِكُلِّ عَمَل صَالِحٍ"</w:t>
       </w:r>
     </w:p>
@@ -18000,6 +18850,23 @@
           <w:b/>
           <w:lang w:val="ar_AE" w:bidi="ar_AE"/>
         </w:rPr>
+        <w:t>βλασφημεῖν</w:t>
+      </w:r>
+    </w:p>
+    <w:p>
+      <w:pPr>
+        <w:bidi/>
+      </w:pPr>
+      <w:r>
+        <w:rPr>
+          <w:lang w:val="ar_AE" w:bidi="ar_AE"/>
+        </w:rPr>
+      </w:r>
+      <w:r>
+        <w:rPr>
+          <w:b/>
+          <w:lang w:val="ar_AE" w:bidi="ar_AE"/>
+        </w:rPr>
         <w:t>"يَطْعَنُوا"</w:t>
       </w:r>
     </w:p>
@@ -18825,6 +19692,23 @@
           <w:b/>
           <w:lang w:val="ar_AE" w:bidi="ar_AE"/>
         </w:rPr>
+        <w:t>ἦμεν &amp; ἀνόητοι</w:t>
+      </w:r>
+    </w:p>
+    <w:p>
+      <w:pPr>
+        <w:bidi/>
+      </w:pPr>
+      <w:r>
+        <w:rPr>
+          <w:lang w:val="ar_AE" w:bidi="ar_AE"/>
+        </w:rPr>
+      </w:r>
+      <w:r>
+        <w:rPr>
+          <w:b/>
+          <w:lang w:val="ar_AE" w:bidi="ar_AE"/>
+        </w:rPr>
         <w:t>"كُنَّا"</w:t>
       </w:r>
       <w:r>
@@ -19059,6 +19943,23 @@
           <w:b/>
           <w:lang w:val="ar_AE" w:bidi="ar_AE"/>
         </w:rPr>
+        <w:t>πλανώμενοι, δουλεύοντες ἐπιθυμίαις καὶ ἡδοναῖς ποικίλαις</w:t>
+      </w:r>
+    </w:p>
+    <w:p>
+      <w:pPr>
+        <w:bidi/>
+      </w:pPr>
+      <w:r>
+        <w:rPr>
+          <w:lang w:val="ar_AE" w:bidi="ar_AE"/>
+        </w:rPr>
+      </w:r>
+      <w:r>
+        <w:rPr>
+          <w:b/>
+          <w:lang w:val="ar_AE" w:bidi="ar_AE"/>
+        </w:rPr>
         <w:t>"ضَالِّينَ، مُسْتَعْبَدِينَ لِشَهَوَاتٍ وَلَذَّاتٍ مُخْتَلِفَةٍ"</w:t>
       </w:r>
     </w:p>
@@ -19502,6 +20403,23 @@
           <w:b/>
           <w:lang w:val="ar_AE" w:bidi="ar_AE"/>
         </w:rPr>
+        <w:t>στυγητοί</w:t>
+      </w:r>
+    </w:p>
+    <w:p>
+      <w:pPr>
+        <w:bidi/>
+      </w:pPr>
+      <w:r>
+        <w:rPr>
+          <w:lang w:val="ar_AE" w:bidi="ar_AE"/>
+        </w:rPr>
+      </w:r>
+      <w:r>
+        <w:rPr>
+          <w:b/>
+          <w:lang w:val="ar_AE" w:bidi="ar_AE"/>
+        </w:rPr>
         <w:t>"مَمْقُوتِينَ"</w:t>
       </w:r>
     </w:p>
@@ -19710,6 +20628,23 @@
           <w:b/>
           <w:lang w:val="ar_AE" w:bidi="ar_AE"/>
         </w:rPr>
+        <w:t>ὅτε &amp; ἡ χρηστότης καὶ ἡ φιλανθρωπία ἐπεφάνη τοῦ Σωτῆρος ἡμῶν, Θεοῦ</w:t>
+      </w:r>
+    </w:p>
+    <w:p>
+      <w:pPr>
+        <w:bidi/>
+      </w:pPr>
+      <w:r>
+        <w:rPr>
+          <w:lang w:val="ar_AE" w:bidi="ar_AE"/>
+        </w:rPr>
+      </w:r>
+      <w:r>
+        <w:rPr>
+          <w:b/>
+          <w:lang w:val="ar_AE" w:bidi="ar_AE"/>
+        </w:rPr>
         <w:t>"حِينَ"</w:t>
       </w:r>
       <w:r>
@@ -19841,6 +20776,23 @@
           <w:b/>
           <w:lang w:val="ar_AE" w:bidi="ar_AE"/>
         </w:rPr>
+        <w:t>ὅτε &amp; ἡ χρηστότης καὶ ἡ φιλανθρωπία ἐπεφάνη τοῦ Σωτῆρος ἡμῶν, Θεοῦ</w:t>
+      </w:r>
+    </w:p>
+    <w:p>
+      <w:pPr>
+        <w:bidi/>
+      </w:pPr>
+      <w:r>
+        <w:rPr>
+          <w:lang w:val="ar_AE" w:bidi="ar_AE"/>
+        </w:rPr>
+      </w:r>
+      <w:r>
+        <w:rPr>
+          <w:b/>
+          <w:lang w:val="ar_AE" w:bidi="ar_AE"/>
+        </w:rPr>
         <w:t>"حِينَ"</w:t>
       </w:r>
       <w:r>
@@ -20704,6 +21656,23 @@
           <w:b/>
           <w:lang w:val="ar_AE" w:bidi="ar_AE"/>
         </w:rPr>
+        <w:t>διὰ Ἰησοῦ Χριστοῦ, τοῦ Σωτῆρος ἡμῶν</w:t>
+      </w:r>
+    </w:p>
+    <w:p>
+      <w:pPr>
+        <w:bidi/>
+      </w:pPr>
+      <w:r>
+        <w:rPr>
+          <w:lang w:val="ar_AE" w:bidi="ar_AE"/>
+        </w:rPr>
+      </w:r>
+      <w:r>
+        <w:rPr>
+          <w:b/>
+          <w:lang w:val="ar_AE" w:bidi="ar_AE"/>
+        </w:rPr>
         <w:t>"بِيَسُوعَ الْمَسِيحِ مُخَلِّصِنَا"</w:t>
       </w:r>
     </w:p>
@@ -21442,6 +22411,23 @@
           <w:b/>
           <w:lang w:val="ar_AE" w:bidi="ar_AE"/>
         </w:rPr>
+        <w:t>κληρονόμοι γενηθῶμεν, κατ’ ἐλπίδα ζωῆς αἰωνίου</w:t>
+      </w:r>
+    </w:p>
+    <w:p>
+      <w:pPr>
+        <w:bidi/>
+      </w:pPr>
+      <w:r>
+        <w:rPr>
+          <w:lang w:val="ar_AE" w:bidi="ar_AE"/>
+        </w:rPr>
+      </w:r>
+      <w:r>
+        <w:rPr>
+          <w:b/>
+          <w:lang w:val="ar_AE" w:bidi="ar_AE"/>
+        </w:rPr>
         <w:t>"نَصِيرُ وَرَثَةً حَسَبَ رَجَاءِ الْحَيَاةِ الأَبَدِيَّةِ"</w:t>
       </w:r>
     </w:p>
@@ -21772,6 +22758,23 @@
           <w:b/>
           <w:lang w:val="ar_AE" w:bidi="ar_AE"/>
         </w:rPr>
+        <w:t>φροντίζωσιν καλῶν ἔργων, προΐστασθαι</w:t>
+      </w:r>
+    </w:p>
+    <w:p>
+      <w:pPr>
+        <w:bidi/>
+      </w:pPr>
+      <w:r>
+        <w:rPr>
+          <w:lang w:val="ar_AE" w:bidi="ar_AE"/>
+        </w:rPr>
+      </w:r>
+      <w:r>
+        <w:rPr>
+          <w:b/>
+          <w:lang w:val="ar_AE" w:bidi="ar_AE"/>
+        </w:rPr>
         <w:t>"لِكَيْ يَهْتَمَّ الَّذِينَ آمَنُوا بِاللهِ أَنْ يُمَارِسُوا أَعْمَالًا حَسَنَةً"</w:t>
       </w:r>
     </w:p>
@@ -22115,6 +23118,23 @@
           <w:b/>
           <w:lang w:val="ar_AE" w:bidi="ar_AE"/>
         </w:rPr>
+        <w:t>μωρὰς &amp; ζητήσεις</w:t>
+      </w:r>
+    </w:p>
+    <w:p>
+      <w:pPr>
+        <w:bidi/>
+      </w:pPr>
+      <w:r>
+        <w:rPr>
+          <w:lang w:val="ar_AE" w:bidi="ar_AE"/>
+        </w:rPr>
+      </w:r>
+      <w:r>
+        <w:rPr>
+          <w:b/>
+          <w:lang w:val="ar_AE" w:bidi="ar_AE"/>
+        </w:rPr>
         <w:t>"الْغَبِيَّةُ"</w:t>
       </w:r>
       <w:r>
@@ -22811,6 +23831,23 @@
           <w:b/>
           <w:lang w:val="ar_AE" w:bidi="ar_AE"/>
         </w:rPr>
+        <w:t>ὁ τοιοῦτος</w:t>
+      </w:r>
+    </w:p>
+    <w:p>
+      <w:pPr>
+        <w:bidi/>
+      </w:pPr>
+      <w:r>
+        <w:rPr>
+          <w:lang w:val="ar_AE" w:bidi="ar_AE"/>
+        </w:rPr>
+      </w:r>
+      <w:r>
+        <w:rPr>
+          <w:b/>
+          <w:lang w:val="ar_AE" w:bidi="ar_AE"/>
+        </w:rPr>
         <w:t>"مِثْلَ هذَا"</w:t>
       </w:r>
     </w:p>
@@ -23019,6 +24056,23 @@
           <w:b/>
           <w:lang w:val="ar_AE" w:bidi="ar_AE"/>
         </w:rPr>
+        <w:t>ὢν αὐτοκατάκριτος</w:t>
+      </w:r>
+    </w:p>
+    <w:p>
+      <w:pPr>
+        <w:bidi/>
+      </w:pPr>
+      <w:r>
+        <w:rPr>
+          <w:lang w:val="ar_AE" w:bidi="ar_AE"/>
+        </w:rPr>
+      </w:r>
+      <w:r>
+        <w:rPr>
+          <w:b/>
+          <w:lang w:val="ar_AE" w:bidi="ar_AE"/>
+        </w:rPr>
         <w:t>"مَحْكُومًا عَلَيْهِ مِنْ نَفْسِهِ"</w:t>
       </w:r>
     </w:p>
@@ -23198,6 +24252,23 @@
           <w:b/>
           <w:lang w:val="ar_AE" w:bidi="ar_AE"/>
         </w:rPr>
+        <w:t>Ἀρτεμᾶν &amp; Τυχικόν</w:t>
+      </w:r>
+    </w:p>
+    <w:p>
+      <w:pPr>
+        <w:bidi/>
+      </w:pPr>
+      <w:r>
+        <w:rPr>
+          <w:lang w:val="ar_AE" w:bidi="ar_AE"/>
+        </w:rPr>
+      </w:r>
+      <w:r>
+        <w:rPr>
+          <w:b/>
+          <w:lang w:val="ar_AE" w:bidi="ar_AE"/>
+        </w:rPr>
         <w:t>"أَرْتِيمَاس"</w:t>
       </w:r>
       <w:r>
@@ -23323,6 +24394,23 @@
           <w:b/>
           <w:lang w:val="ar_AE" w:bidi="ar_AE"/>
         </w:rPr>
+        <w:t>σπούδασον ἐλθεῖν</w:t>
+      </w:r>
+    </w:p>
+    <w:p>
+      <w:pPr>
+        <w:bidi/>
+      </w:pPr>
+      <w:r>
+        <w:rPr>
+          <w:lang w:val="ar_AE" w:bidi="ar_AE"/>
+        </w:rPr>
+      </w:r>
+      <w:r>
+        <w:rPr>
+          <w:b/>
+          <w:lang w:val="ar_AE" w:bidi="ar_AE"/>
+        </w:rPr>
         <w:t>" بَادِرْ أَنْ تَأْتِيَ"</w:t>
       </w:r>
     </w:p>
@@ -23637,6 +24725,23 @@
           <w:b/>
           <w:lang w:val="ar_AE" w:bidi="ar_AE"/>
         </w:rPr>
+        <w:t>Ζηνᾶν &amp; Ἀπολλῶν</w:t>
+      </w:r>
+    </w:p>
+    <w:p>
+      <w:pPr>
+        <w:bidi/>
+      </w:pPr>
+      <w:r>
+        <w:rPr>
+          <w:lang w:val="ar_AE" w:bidi="ar_AE"/>
+        </w:rPr>
+      </w:r>
+      <w:r>
+        <w:rPr>
+          <w:b/>
+          <w:lang w:val="ar_AE" w:bidi="ar_AE"/>
+        </w:rPr>
         <w:t>"زِينَاس"</w:t>
       </w:r>
       <w:r>
@@ -23762,6 +24867,23 @@
           <w:b/>
           <w:lang w:val="ar_AE" w:bidi="ar_AE"/>
         </w:rPr>
+        <w:t>καὶ Ἀπολλῶν</w:t>
+      </w:r>
+    </w:p>
+    <w:p>
+      <w:pPr>
+        <w:bidi/>
+      </w:pPr>
+      <w:r>
+        <w:rPr>
+          <w:lang w:val="ar_AE" w:bidi="ar_AE"/>
+        </w:rPr>
+      </w:r>
+      <w:r>
+        <w:rPr>
+          <w:b/>
+          <w:lang w:val="ar_AE" w:bidi="ar_AE"/>
+        </w:rPr>
         <w:t>"وَأَبُلُّوس"</w:t>
       </w:r>
     </w:p>
@@ -23832,6 +24954,23 @@
           <w:b/>
           <w:lang w:val="ar_AE" w:bidi="ar_AE"/>
         </w:rPr>
+        <w:t>ἵνα μηδὲν αὐτοῖς λείπῃ</w:t>
+      </w:r>
+    </w:p>
+    <w:p>
+      <w:pPr>
+        <w:bidi/>
+      </w:pPr>
+      <w:r>
+        <w:rPr>
+          <w:lang w:val="ar_AE" w:bidi="ar_AE"/>
+        </w:rPr>
+      </w:r>
+      <w:r>
+        <w:rPr>
+          <w:b/>
+          <w:lang w:val="ar_AE" w:bidi="ar_AE"/>
+        </w:rPr>
         <w:t>"حَتَّى لاَ يُعْوِزَهُمَا شَيْءٌ"</w:t>
       </w:r>
     </w:p>
@@ -23937,6 +25076,23 @@
           <w:b/>
           <w:lang w:val="ar_AE" w:bidi="ar_AE"/>
         </w:rPr>
+        <w:t>ἵνα μηδὲν αὐτοῖς λείπῃ</w:t>
+      </w:r>
+    </w:p>
+    <w:p>
+      <w:pPr>
+        <w:bidi/>
+      </w:pPr>
+      <w:r>
+        <w:rPr>
+          <w:lang w:val="ar_AE" w:bidi="ar_AE"/>
+        </w:rPr>
+      </w:r>
+      <w:r>
+        <w:rPr>
+          <w:b/>
+          <w:lang w:val="ar_AE" w:bidi="ar_AE"/>
+        </w:rPr>
         <w:t>"حَتَّى لاَ يُعْوِزَهُمَا شَيْءٌ"</w:t>
       </w:r>
     </w:p>
@@ -24395,6 +25551,23 @@
           <w:b/>
           <w:lang w:val="ar_AE" w:bidi="ar_AE"/>
         </w:rPr>
+        <w:t>ἵνα μὴ ὦσιν ἄκαρποι</w:t>
+      </w:r>
+    </w:p>
+    <w:p>
+      <w:pPr>
+        <w:bidi/>
+      </w:pPr>
+      <w:r>
+        <w:rPr>
+          <w:lang w:val="ar_AE" w:bidi="ar_AE"/>
+        </w:rPr>
+      </w:r>
+      <w:r>
+        <w:rPr>
+          <w:b/>
+          <w:lang w:val="ar_AE" w:bidi="ar_AE"/>
+        </w:rPr>
         <w:t>"حَتَّى لاَ يَكُونُوا بِلاَ ثَمَرٍ"</w:t>
       </w:r>
     </w:p>
@@ -24487,6 +25660,23 @@
           <w:b/>
           <w:lang w:val="ar_AE" w:bidi="ar_AE"/>
         </w:rPr>
+        <w:t>ἵνα μὴ ὦσιν ἄκαρποι</w:t>
+      </w:r>
+    </w:p>
+    <w:p>
+      <w:pPr>
+        <w:bidi/>
+      </w:pPr>
+      <w:r>
+        <w:rPr>
+          <w:lang w:val="ar_AE" w:bidi="ar_AE"/>
+        </w:rPr>
+      </w:r>
+      <w:r>
+        <w:rPr>
+          <w:b/>
+          <w:lang w:val="ar_AE" w:bidi="ar_AE"/>
+        </w:rPr>
         <w:t>"حَتَّى لاَ يَكُونُوا بِلاَ ثَمَرٍ"</w:t>
       </w:r>
     </w:p>
@@ -24579,6 +25769,23 @@
           <w:b/>
           <w:lang w:val="ar_AE" w:bidi="ar_AE"/>
         </w:rPr>
+        <w:t>ἀσπάζονταί σε</w:t>
+      </w:r>
+    </w:p>
+    <w:p>
+      <w:pPr>
+        <w:bidi/>
+      </w:pPr>
+      <w:r>
+        <w:rPr>
+          <w:lang w:val="ar_AE" w:bidi="ar_AE"/>
+        </w:rPr>
+      </w:r>
+      <w:r>
+        <w:rPr>
+          <w:b/>
+          <w:lang w:val="ar_AE" w:bidi="ar_AE"/>
+        </w:rPr>
         <w:t>"يُسَلِّم عَلَيْك"</w:t>
       </w:r>
     </w:p>
@@ -24668,6 +25875,23 @@
         <w:rPr>
           <w:lang w:val="ar_AE" w:bidi="ar_AE"/>
         </w:rPr>
+      </w:r>
+    </w:p>
+    <w:p>
+      <w:pPr>
+        <w:bidi/>
+      </w:pPr>
+      <w:r>
+        <w:rPr>
+          <w:lang w:val="ar_AE" w:bidi="ar_AE"/>
+        </w:rPr>
+      </w:r>
+      <w:r>
+        <w:rPr>
+          <w:b/>
+          <w:lang w:val="ar_AE" w:bidi="ar_AE"/>
+        </w:rPr>
+        <w:t>οἱ μετ’ ἐμοῦ πάντες</w:t>
       </w:r>
     </w:p>
     <w:p>
